--- a/Issues.docx
+++ b/Issues.docx
@@ -10,7 +10,7 @@
         <w:t xml:space="preserve">Issues</w:t>
       </w:r>
     </w:p>
-    <w:bookmarkStart w:id="17" w:name="vasic-digital-tmux--open-issues-tracker"/>
+    <w:bookmarkStart w:id="16" w:name="vasic-digital-tmux--open-issues-tracker"/>
     <w:p>
       <w:pPr>
         <w:pStyle w:val="Heading1"/>
@@ -971,7 +971,7 @@
       </w:r>
     </w:p>
     <w:bookmarkEnd w:id="11"/>
-    <w:bookmarkStart w:id="13" w:name="Xb86f81d76618d54881eaba1753a4cb72beb54ce"/>
+    <w:bookmarkStart w:id="12" w:name="Xb86f81d76618d54881eaba1753a4cb72beb54ce"/>
     <w:p>
       <w:pPr>
         <w:pStyle w:val="Heading2"/>
@@ -980,13 +980,18 @@
         <w:t xml:space="preserve">B. Anti-bluff completeness across the existing test surface</w:t>
       </w:r>
     </w:p>
-    <w:bookmarkStart w:id="12" w:name="X4020897496e19929fcc091c0c5350cfd60721ab"/>
-    <w:p>
-      <w:pPr>
-        <w:pStyle w:val="Heading3"/>
-      </w:pPr>
-      <w:r>
-        <w:t xml:space="preserve">B3. P5-M20 + P5-M21 paired-mutation ESCAPES — pre-existing v1.0.9 layer-4 gaps —</w:t>
+    <w:p>
+      <w:pPr>
+        <w:pStyle w:val="FirstParagraph"/>
+      </w:pPr>
+      <w:r>
+        <w:t xml:space="preserve">(none open at this time — B3 P5-M20/P5-M21 escapes CLOSED in v1.0.16</w:t>
+      </w:r>
+      <w:r>
+        <w:t xml:space="preserve"> </w:t>
+      </w:r>
+      <w:r>
+        <w:t xml:space="preserve">[tests 49/50 + meta-test retarget], state-verified 2026-05-29 with</w:t>
       </w:r>
       <w:r>
         <w:t xml:space="preserve"> </w:t>
@@ -995,19 +1000,10 @@
         <w:rPr>
           <w:rStyle w:val="VerbatimChar"/>
         </w:rPr>
-        <w:t xml:space="preserve">OPEN</w:t>
-      </w:r>
-    </w:p>
-    <w:p>
-      <w:pPr>
-        <w:pStyle w:val="FirstParagraph"/>
-      </w:pPr>
-      <w:r>
-        <w:rPr>
-          <w:b/>
-          <w:bCs/>
-        </w:rPr>
-        <w:t xml:space="preserve">Status:</w:t>
+        <w:t xml:space="preserve">MUTATIONS CAUGHT 45 / ESCAPED 0</w:t>
+      </w:r>
+      <w:r>
+        <w:t xml:space="preserve">, and migrated to</w:t>
       </w:r>
       <w:r>
         <w:t xml:space="preserve"> </w:t>
@@ -1016,29 +1012,19 @@
         <w:rPr>
           <w:rStyle w:val="VerbatimChar"/>
         </w:rPr>
-        <w:t xml:space="preserve">OPEN</w:t>
-      </w:r>
-      <w:r>
-        <w:t xml:space="preserve"> </w:t>
-      </w:r>
-      <w:r>
-        <w:t xml:space="preserve">— pre-existing from v1.0.9 (shell-session-resume PWUs).</w:t>
-      </w:r>
-      <w:r>
-        <w:t xml:space="preserve"> </w:t>
-      </w:r>
-      <w:r>
-        <w:rPr>
-          <w:b/>
-          <w:bCs/>
-        </w:rPr>
-        <w:t xml:space="preserve">Re-discovered:</w:t>
-      </w:r>
-      <w:r>
-        <w:t xml:space="preserve"> </w:t>
-      </w:r>
-      <w:r>
-        <w:t xml:space="preserve">v1.0.14 verification cycle, 2026-05-22 on Mistborn:</w:t>
+        <w:t xml:space="preserve">Fixed.md</w:t>
+      </w:r>
+      <w:r>
+        <w:t xml:space="preserve"> </w:t>
+      </w:r>
+      <w:r>
+        <w:t xml:space="preserve">§B3;</w:t>
+      </w:r>
+      <w:r>
+        <w:t xml:space="preserve"> </w:t>
+      </w:r>
+      <w:r>
+        <w:t xml:space="preserve">B1 CHAL-COVER-001, B2 TEST-AUDIT-001 also landed in</w:t>
       </w:r>
       <w:r>
         <w:t xml:space="preserve"> </w:t>
@@ -1047,526 +1033,10 @@
         <w:rPr>
           <w:rStyle w:val="VerbatimChar"/>
         </w:rPr>
-        <w:t xml:space="preserve">bash scripts/tests/meta_test_false_positive_proof.sh</w:t>
-      </w:r>
-      <w:r>
-        <w:t xml:space="preserve"> </w:t>
-      </w:r>
-      <w:r>
-        <w:t xml:space="preserve">reports</w:t>
-      </w:r>
-      <w:r>
-        <w:t xml:space="preserve"> </w:t>
-      </w:r>
-      <w:r>
-        <w:rPr>
-          <w:rStyle w:val="VerbatimChar"/>
-        </w:rPr>
-        <w:t xml:space="preserve">MUTATIONS CAUGHT (PASS): 39  MUTATIONS ESCAPED (FAIL): 2  SKIPPED: 8</w:t>
-      </w:r>
-      <w:r>
-        <w:t xml:space="preserve">.</w:t>
-      </w:r>
-    </w:p>
-    <w:p>
-      <w:pPr>
-        <w:pStyle w:val="BodyText"/>
-      </w:pPr>
-      <w:r>
-        <w:rPr>
-          <w:b/>
-          <w:bCs/>
-        </w:rPr>
-        <w:t xml:space="preserve">Forensic detail (no guessing per §11.4.6):</w:t>
-      </w:r>
-    </w:p>
-    <w:p>
-      <w:pPr>
-        <w:pStyle w:val="Compact"/>
-        <w:numPr>
-          <w:ilvl w:val="0"/>
-          <w:numId w:val="1003"/>
-        </w:numPr>
-      </w:pPr>
-      <w:r>
-        <w:rPr>
-          <w:b/>
-          <w:bCs/>
-        </w:rPr>
-        <w:t xml:space="preserve">P5-M20</w:t>
-      </w:r>
-      <w:r>
-        <w:t xml:space="preserve"> </w:t>
-      </w:r>
-      <w:r>
-        <w:t xml:space="preserve">("strip non-TTY guard from tmx-shell-init.sh"): the</w:t>
-      </w:r>
-      <w:r>
-        <w:t xml:space="preserve"> </w:t>
-      </w:r>
-      <w:r>
-        <w:t xml:space="preserve">mutation removes the explicit non-TTY guard from</w:t>
-      </w:r>
-      <w:r>
-        <w:t xml:space="preserve"> </w:t>
-      </w:r>
-      <w:r>
-        <w:rPr>
-          <w:rStyle w:val="VerbatimChar"/>
-        </w:rPr>
-        <w:t xml:space="preserve">scripts/tmx-shell-init.sh</w:t>
-      </w:r>
-      <w:r>
-        <w:t xml:space="preserve">. The target test still exits fast</w:t>
-      </w:r>
-      <w:r>
-        <w:t xml:space="preserve"> </w:t>
-      </w:r>
-      <w:r>
-        <w:t xml:space="preserve">because Darwin / libc enforces POSIX TTY semantics that ALSO cause</w:t>
-      </w:r>
-      <w:r>
-        <w:t xml:space="preserve"> </w:t>
-      </w:r>
-      <w:r>
-        <w:t xml:space="preserve">the script to early-exit on non-TTY stdin (the test sees</w:t>
-      </w:r>
-      <w:r>
-        <w:t xml:space="preserve"> </w:t>
-      </w:r>
-      <w:r>
-        <w:rPr>
-          <w:rStyle w:val="VerbatimChar"/>
-        </w:rPr>
-        <w:t xml:space="preserve">Darwin: POSIX TTY semantics enforced by libc iter=N elapsed_ms&lt;100</w:t>
-      </w:r>
-      <w:r>
-        <w:t xml:space="preserve">).</w:t>
-      </w:r>
-      <w:r>
-        <w:t xml:space="preserve"> </w:t>
-      </w:r>
-      <w:r>
-        <w:t xml:space="preserve">The TEST verifies the END behaviour ("script exits fast") but the</w:t>
-      </w:r>
-      <w:r>
-        <w:t xml:space="preserve"> </w:t>
-      </w:r>
-      <w:r>
-        <w:t xml:space="preserve">END behaviour is defended on TWO layers (script guard + libc</w:t>
-      </w:r>
-      <w:r>
-        <w:t xml:space="preserve"> </w:t>
-      </w:r>
-      <w:r>
-        <w:t xml:space="preserve">semantics) and the test cannot distinguish which layer caught it.</w:t>
-      </w:r>
-      <w:r>
-        <w:t xml:space="preserve"> </w:t>
-      </w:r>
-      <w:r>
-        <w:t xml:space="preserve">Mutation strips one layer; the other still saves the assertion.</w:t>
-      </w:r>
-    </w:p>
-    <w:p>
-      <w:pPr>
-        <w:pStyle w:val="Compact"/>
-        <w:numPr>
-          <w:ilvl w:val="0"/>
-          <w:numId w:val="1003"/>
-        </w:numPr>
-      </w:pPr>
-      <w:r>
-        <w:rPr>
-          <w:b/>
-          <w:bCs/>
-        </w:rPr>
-        <w:t xml:space="preserve">P5-M21</w:t>
-      </w:r>
-      <w:r>
-        <w:t xml:space="preserve"> </w:t>
-      </w:r>
-      <w:r>
-        <w:t xml:space="preserve">("strip cwd-capture tmux hook block from tmx.template"):</w:t>
-      </w:r>
-      <w:r>
-        <w:t xml:space="preserve"> </w:t>
-      </w:r>
-      <w:r>
-        <w:t xml:space="preserve">the mutation removes the hook installation from the generated</w:t>
-      </w:r>
-      <w:r>
-        <w:t xml:space="preserve"> </w:t>
-      </w:r>
-      <w:r>
-        <w:t xml:space="preserve">wrapper, but the target test (test 18 cwd persistence end-to-end)</w:t>
-      </w:r>
-      <w:r>
-        <w:t xml:space="preserve"> </w:t>
-      </w:r>
-      <w:r>
-        <w:t xml:space="preserve">passes anyway because its harness manually triggers the hook via</w:t>
-      </w:r>
-      <w:r>
-        <w:t xml:space="preserve"> </w:t>
-      </w:r>
-      <w:r>
-        <w:rPr>
-          <w:rStyle w:val="VerbatimChar"/>
-        </w:rPr>
-        <w:t xml:space="preserve">tmux run-shell</w:t>
-      </w:r>
-      <w:r>
-        <w:t xml:space="preserve"> </w:t>
-      </w:r>
-      <w:r>
-        <w:t xml:space="preserve">— bypassing the template's auto-install. The test</w:t>
-      </w:r>
-      <w:r>
-        <w:t xml:space="preserve"> </w:t>
-      </w:r>
-      <w:r>
-        <w:t xml:space="preserve">proves the recall MECHANISM works, never that the auto-install</w:t>
-      </w:r>
-      <w:r>
-        <w:t xml:space="preserve"> </w:t>
-      </w:r>
-      <w:r>
-        <w:t xml:space="preserve">RECORDING path works.</w:t>
-      </w:r>
-    </w:p>
-    <w:p>
-      <w:pPr>
-        <w:pStyle w:val="FirstParagraph"/>
-      </w:pPr>
-      <w:r>
-        <w:rPr>
-          <w:b/>
-          <w:bCs/>
-        </w:rPr>
-        <w:t xml:space="preserve">Why this is</w:t>
-      </w:r>
-      <w:r>
-        <w:rPr>
-          <w:b/>
-          <w:bCs/>
-        </w:rPr>
-        <w:t xml:space="preserve"> </w:t>
-      </w:r>
-      <w:r>
-        <w:rPr>
-          <w:rStyle w:val="VerbatimChar"/>
-          <w:b/>
-          <w:bCs/>
-        </w:rPr>
-        <w:t xml:space="preserve">OPEN</w:t>
-      </w:r>
-      <w:r>
-        <w:rPr>
-          <w:b/>
-          <w:bCs/>
-        </w:rPr>
-        <w:t xml:space="preserve">, not closed-by-disclosure:</w:t>
-      </w:r>
-      <w:r>
-        <w:t xml:space="preserve"> </w:t>
-      </w:r>
-      <w:r>
-        <w:t xml:space="preserve">the FEATURES under</w:t>
-      </w:r>
-      <w:r>
-        <w:t xml:space="preserve"> </w:t>
-      </w:r>
-      <w:r>
-        <w:t xml:space="preserve">test (shell-init non-TTY skip, cwd persistence) do work and are</w:t>
-      </w:r>
-      <w:r>
-        <w:t xml:space="preserve"> </w:t>
-      </w:r>
-      <w:r>
-        <w:t xml:space="preserve">covered by the GREEN tests 18, 21, 43. The escape is a layer-4</w:t>
-      </w:r>
-      <w:r>
-        <w:t xml:space="preserve"> </w:t>
-      </w:r>
-      <w:r>
-        <w:t xml:space="preserve">test-DESIGN gap — the test assertions cannot distinguish "guard</w:t>
-      </w:r>
-      <w:r>
-        <w:t xml:space="preserve"> </w:t>
-      </w:r>
-      <w:r>
-        <w:t xml:space="preserve">fired" from "fallback fired", so the mutation slips. Fixing requires</w:t>
-      </w:r>
-      <w:r>
-        <w:t xml:space="preserve"> </w:t>
-      </w:r>
-      <w:r>
-        <w:t xml:space="preserve">tightening the test assertions to isolate the layer the mutation</w:t>
-      </w:r>
-      <w:r>
-        <w:t xml:space="preserve"> </w:t>
-      </w:r>
-      <w:r>
-        <w:t xml:space="preserve">targets (e.g. test 21 should drive a build where the libc fallback</w:t>
-      </w:r>
-      <w:r>
-        <w:t xml:space="preserve"> </w:t>
-      </w:r>
-      <w:r>
-        <w:t xml:space="preserve">is intentionally disabled; test 18 should drive ONLY the auto-install</w:t>
-      </w:r>
-      <w:r>
-        <w:t xml:space="preserve"> </w:t>
-      </w:r>
-      <w:r>
-        <w:t xml:space="preserve">path without manually triggering the hook). Both require careful</w:t>
-      </w:r>
-      <w:r>
-        <w:t xml:space="preserve"> </w:t>
-      </w:r>
-      <w:r>
-        <w:t xml:space="preserve">re-architecting of the test harnesses, not a one-line change.</w:t>
-      </w:r>
-    </w:p>
-    <w:p>
-      <w:pPr>
-        <w:pStyle w:val="BodyText"/>
-      </w:pPr>
-      <w:r>
-        <w:rPr>
-          <w:b/>
-          <w:bCs/>
-        </w:rPr>
-        <w:t xml:space="preserve">Why not blocker for v1.0.14:</w:t>
-      </w:r>
-      <w:r>
-        <w:t xml:space="preserve"> </w:t>
-      </w:r>
-      <w:r>
-        <w:t xml:space="preserve">these escapes have been present</w:t>
-      </w:r>
-      <w:r>
-        <w:t xml:space="preserve"> </w:t>
-      </w:r>
-      <w:r>
-        <w:t xml:space="preserve">across v1.0.9 → v1.0.13 releases; the operative request for</w:t>
-      </w:r>
-      <w:r>
-        <w:t xml:space="preserve"> </w:t>
-      </w:r>
-      <w:r>
-        <w:t xml:space="preserve">v1.0.14 (clipboard physical proof + multi-host deploy) is fully</w:t>
-      </w:r>
-      <w:r>
-        <w:t xml:space="preserve"> </w:t>
-      </w:r>
-      <w:r>
-        <w:t xml:space="preserve">covered with GREEN tests and physical evidence. Test 44 + M44 close</w:t>
-      </w:r>
-      <w:r>
-        <w:t xml:space="preserve"> </w:t>
-      </w:r>
-      <w:r>
-        <w:t xml:space="preserve">the cycle's own anti-bluff cycle cleanly. Transparency in the</w:t>
-      </w:r>
-      <w:r>
-        <w:t xml:space="preserve"> </w:t>
-      </w:r>
-      <w:r>
-        <w:t xml:space="preserve">release notes per §11.4 / §101.</w:t>
-      </w:r>
-    </w:p>
-    <w:p>
-      <w:pPr>
-        <w:pStyle w:val="BodyText"/>
-      </w:pPr>
-      <w:r>
-        <w:rPr>
-          <w:b/>
-          <w:bCs/>
-        </w:rPr>
-        <w:t xml:space="preserve">Companion finding — nezha environmental escape (M22):</w:t>
-      </w:r>
-      <w:r>
-        <w:t xml:space="preserve"> </w:t>
-      </w:r>
-      <w:r>
-        <w:t xml:space="preserve">on nezha,</w:t>
-      </w:r>
-      <w:r>
-        <w:t xml:space="preserve"> </w:t>
-      </w:r>
-      <w:r>
-        <w:t xml:space="preserve">the meta-test additionally reports</w:t>
-      </w:r>
-      <w:r>
-        <w:t xml:space="preserve"> </w:t>
-      </w:r>
-      <w:r>
-        <w:rPr>
-          <w:rStyle w:val="VerbatimChar"/>
-        </w:rPr>
-        <w:t xml:space="preserve">M22 MUTATION ESCAPED</w:t>
-      </w:r>
-      <w:r>
-        <w:t xml:space="preserve"> </w:t>
-      </w:r>
-      <w:r>
-        <w:t xml:space="preserve">AND</w:t>
-      </w:r>
-      <w:r>
-        <w:t xml:space="preserve"> </w:t>
-      </w:r>
-      <w:r>
-        <w:rPr>
-          <w:rStyle w:val="VerbatimChar"/>
-        </w:rPr>
-        <w:t xml:space="preserve">V3 does not PASS after revert</w:t>
-      </w:r>
-      <w:r>
-        <w:t xml:space="preserve">. M22 targets the CodeGraph</w:t>
-      </w:r>
-      <w:r>
-        <w:t xml:space="preserve"> </w:t>
-      </w:r>
-      <w:r>
-        <w:rPr>
-          <w:rStyle w:val="VerbatimChar"/>
-        </w:rPr>
-        <w:t xml:space="preserve">Containers/**</w:t>
-      </w:r>
-      <w:r>
-        <w:t xml:space="preserve"> </w:t>
-      </w:r>
-      <w:r>
-        <w:t xml:space="preserve">exclude path in</w:t>
-      </w:r>
-      <w:r>
-        <w:t xml:space="preserve"> </w:t>
-      </w:r>
-      <w:r>
-        <w:rPr>
-          <w:rStyle w:val="VerbatimChar"/>
-        </w:rPr>
-        <w:t xml:space="preserve">.codegraph/config.json</w:t>
-      </w:r>
-      <w:r>
-        <w:t xml:space="preserve">. Both the</w:t>
-      </w:r>
-      <w:r>
-        <w:t xml:space="preserve"> </w:t>
-      </w:r>
-      <w:r>
-        <w:t xml:space="preserve">mutate-and-test-fail step and the revert-and-test-pass step fail —</w:t>
-      </w:r>
-      <w:r>
-        <w:t xml:space="preserve"> </w:t>
-      </w:r>
-      <w:r>
-        <w:t xml:space="preserve">indicating the CodeGraph validate baseline itself is broken on</w:t>
-      </w:r>
-      <w:r>
-        <w:t xml:space="preserve"> </w:t>
-      </w:r>
-      <w:r>
-        <w:t xml:space="preserve">nezha (the test cannot reach GREEN even with original config). This</w:t>
-      </w:r>
-      <w:r>
-        <w:t xml:space="preserve"> </w:t>
-      </w:r>
-      <w:r>
-        <w:t xml:space="preserve">is an environmental state issue (CodeGraph index/config) on the</w:t>
-      </w:r>
-      <w:r>
-        <w:t xml:space="preserve"> </w:t>
-      </w:r>
-      <w:r>
-        <w:t xml:space="preserve">remote host, not a v1.0.14 regression. Closure condition: bring</w:t>
-      </w:r>
-      <w:r>
-        <w:t xml:space="preserve"> </w:t>
-      </w:r>
-      <w:r>
-        <w:t xml:space="preserve">nezha's CodeGraph state to the baseline</w:t>
-      </w:r>
-      <w:r>
-        <w:t xml:space="preserve"> </w:t>
-      </w:r>
-      <w:r>
-        <w:rPr>
-          <w:rStyle w:val="VerbatimChar"/>
-        </w:rPr>
-        <w:t xml:space="preserve">codegraph_validate</w:t>
-      </w:r>
-      <w:r>
-        <w:t xml:space="preserve"> </w:t>
-      </w:r>
-      <w:r>
-        <w:t xml:space="preserve">would</w:t>
-      </w:r>
-      <w:r>
-        <w:t xml:space="preserve"> </w:t>
-      </w:r>
-      <w:r>
-        <w:t xml:space="preserve">PASS on; either re-run</w:t>
-      </w:r>
-      <w:r>
-        <w:t xml:space="preserve"> </w:t>
-      </w:r>
-      <w:r>
-        <w:rPr>
-          <w:rStyle w:val="VerbatimChar"/>
-        </w:rPr>
-        <w:t xml:space="preserve">bash scripts/codegraph_setup.sh</w:t>
-      </w:r>
-      <w:r>
-        <w:t xml:space="preserve"> </w:t>
-      </w:r>
-      <w:r>
-        <w:t xml:space="preserve">on nezha</w:t>
-      </w:r>
-      <w:r>
-        <w:t xml:space="preserve"> </w:t>
-      </w:r>
-      <w:r>
-        <w:t xml:space="preserve">or document why M22 should SKIP on nezha-class hosts.</w:t>
-      </w:r>
-    </w:p>
-    <w:p>
-      <w:pPr>
-        <w:pStyle w:val="BodyText"/>
-      </w:pPr>
-      <w:r>
-        <w:rPr>
-          <w:b/>
-          <w:bCs/>
-        </w:rPr>
-        <w:t xml:space="preserve">Closure conditions:</w:t>
-      </w:r>
-      <w:r>
-        <w:t xml:space="preserve"> </w:t>
-      </w:r>
-      <w:r>
-        <w:t xml:space="preserve">test 21 design tightening so it specifically</w:t>
-      </w:r>
-      <w:r>
-        <w:t xml:space="preserve"> </w:t>
-      </w:r>
-      <w:r>
-        <w:t xml:space="preserve">asserts the SCRIPT GUARD fired (not the libc fallback); test 18</w:t>
-      </w:r>
-      <w:r>
-        <w:t xml:space="preserve"> </w:t>
-      </w:r>
-      <w:r>
-        <w:t xml:space="preserve">re-architecture so it does NOT short-circuit the hook auto-install.</w:t>
-      </w:r>
-      <w:r>
-        <w:t xml:space="preserve"> </w:t>
-      </w:r>
-      <w:r>
-        <w:t xml:space="preserve">Both close P5-M20 and P5-M21 in the meta-test in a future cycle.</w:t>
+        <w:t xml:space="preserve">Fixed.md</w:t>
+      </w:r>
+      <w:r>
+        <w:t xml:space="preserve">.)</w:t>
       </w:r>
     </w:p>
     <w:p>
@@ -1576,12 +1046,22 @@
         </w:pict>
       </w:r>
     </w:p>
+    <w:bookmarkEnd w:id="12"/>
+    <w:bookmarkStart w:id="13" w:name="X274f73d5acf258963b31ff7c75a674bee0e935e"/>
+    <w:p>
+      <w:pPr>
+        <w:pStyle w:val="Heading2"/>
+      </w:pPr>
+      <w:r>
+        <w:t xml:space="preserve">C. Per-session containerization features pending evidence</w:t>
+      </w:r>
+    </w:p>
     <w:p>
       <w:pPr>
         <w:pStyle w:val="FirstParagraph"/>
       </w:pPr>
       <w:r>
-        <w:t xml:space="preserve">(no other items open at this time — B1 CHAL-COVER-001, B2 TEST-AUDIT-001 landed in</w:t>
+        <w:t xml:space="preserve">(none open at this time — C1 TMX-T5, C2 TMX-T7, C3 TMX-T8 landed in</w:t>
       </w:r>
       <w:r>
         <w:t xml:space="preserve"> </w:t>
@@ -1603,15 +1083,14 @@
         </w:pict>
       </w:r>
     </w:p>
-    <w:bookmarkEnd w:id="12"/>
     <w:bookmarkEnd w:id="13"/>
-    <w:bookmarkStart w:id="14" w:name="X274f73d5acf258963b31ff7c75a674bee0e935e"/>
+    <w:bookmarkStart w:id="14" w:name="X9125c2495937530f0e64223858a8a5d6a10e5bd"/>
     <w:p>
       <w:pPr>
         <w:pStyle w:val="Heading2"/>
       </w:pPr>
       <w:r>
-        <w:t xml:space="preserve">C. Per-session containerization features pending evidence</w:t>
+        <w:t xml:space="preserve">D. Host-capability + topology dispatch gaps</w:t>
       </w:r>
     </w:p>
     <w:p>
@@ -1619,7 +1098,7 @@
         <w:pStyle w:val="FirstParagraph"/>
       </w:pPr>
       <w:r>
-        <w:t xml:space="preserve">(none open at this time — C1 TMX-T5, C2 TMX-T7, C3 TMX-T8 landed in</w:t>
+        <w:t xml:space="preserve">(none open at this time — D1 TOPO-DISPATCH-001 landed in</w:t>
       </w:r>
       <w:r>
         <w:t xml:space="preserve"> </w:t>
@@ -1642,13 +1121,13 @@
       </w:r>
     </w:p>
     <w:bookmarkEnd w:id="14"/>
-    <w:bookmarkStart w:id="15" w:name="X9125c2495937530f0e64223858a8a5d6a10e5bd"/>
+    <w:bookmarkStart w:id="15" w:name="e-documentation--continuation-drift"/>
     <w:p>
       <w:pPr>
         <w:pStyle w:val="Heading2"/>
       </w:pPr>
       <w:r>
-        <w:t xml:space="preserve">D. Host-capability + topology dispatch gaps</w:t>
+        <w:t xml:space="preserve">E. Documentation / Continuation drift</w:t>
       </w:r>
     </w:p>
     <w:p>
@@ -1656,7 +1135,7 @@
         <w:pStyle w:val="FirstParagraph"/>
       </w:pPr>
       <w:r>
-        <w:t xml:space="preserve">(none open at this time — D1 TOPO-DISPATCH-001 landed in</w:t>
+        <w:t xml:space="preserve">(none open at this time; CONTINUATION.md §3 entries that resolve land in</w:t>
       </w:r>
       <w:r>
         <w:t xml:space="preserve"> </w:t>
@@ -1668,7 +1147,10 @@
         <w:t xml:space="preserve">Fixed.md</w:t>
       </w:r>
       <w:r>
-        <w:t xml:space="preserve">.)</w:t>
+        <w:t xml:space="preserve"> </w:t>
+      </w:r>
+      <w:r>
+        <w:t xml:space="preserve">per Constitution §5 / §12.10.)</w:t>
       </w:r>
     </w:p>
     <w:p>
@@ -1678,66 +1160,26 @@
         </w:pict>
       </w:r>
     </w:p>
+    <w:p>
+      <w:pPr>
+        <w:pStyle w:val="FirstParagraph"/>
+      </w:pPr>
+      <w:r>
+        <w:rPr>
+          <w:b/>
+          <w:bCs/>
+        </w:rPr>
+        <w:t xml:space="preserve">Last reviewed:</w:t>
+      </w:r>
+      <w:r>
+        <w:t xml:space="preserve"> </w:t>
+      </w:r>
+      <w:r>
+        <w:t xml:space="preserve">2026-05-22 (v1.0.14 cycle — clipboard physical-proof landing + multi-host deploy; opened B3 to track the pre-existing v1.0.9 P5-M20+P5-M21 layer-4 escapes transparently).</w:t>
+      </w:r>
+    </w:p>
     <w:bookmarkEnd w:id="15"/>
-    <w:bookmarkStart w:id="16" w:name="e-documentation--continuation-drift"/>
-    <w:p>
-      <w:pPr>
-        <w:pStyle w:val="Heading2"/>
-      </w:pPr>
-      <w:r>
-        <w:t xml:space="preserve">E. Documentation / Continuation drift</w:t>
-      </w:r>
-    </w:p>
-    <w:p>
-      <w:pPr>
-        <w:pStyle w:val="FirstParagraph"/>
-      </w:pPr>
-      <w:r>
-        <w:t xml:space="preserve">(none open at this time; CONTINUATION.md §3 entries that resolve land in</w:t>
-      </w:r>
-      <w:r>
-        <w:t xml:space="preserve"> </w:t>
-      </w:r>
-      <w:r>
-        <w:rPr>
-          <w:rStyle w:val="VerbatimChar"/>
-        </w:rPr>
-        <w:t xml:space="preserve">Fixed.md</w:t>
-      </w:r>
-      <w:r>
-        <w:t xml:space="preserve"> </w:t>
-      </w:r>
-      <w:r>
-        <w:t xml:space="preserve">per Constitution §5 / §12.10.)</w:t>
-      </w:r>
-    </w:p>
-    <w:p>
-      <w:r>
-        <w:pict>
-          <v:rect style="width:0;height:1.5pt" o:hralign="center" o:hrstd="t" o:hr="t"/>
-        </w:pict>
-      </w:r>
-    </w:p>
-    <w:p>
-      <w:pPr>
-        <w:pStyle w:val="FirstParagraph"/>
-      </w:pPr>
-      <w:r>
-        <w:rPr>
-          <w:b/>
-          <w:bCs/>
-        </w:rPr>
-        <w:t xml:space="preserve">Last reviewed:</w:t>
-      </w:r>
-      <w:r>
-        <w:t xml:space="preserve"> </w:t>
-      </w:r>
-      <w:r>
-        <w:t xml:space="preserve">2026-05-22 (v1.0.14 cycle — clipboard physical-proof landing + multi-host deploy; opened B3 to track the pre-existing v1.0.9 P5-M20+P5-M21 layer-4 escapes transparently).</w:t>
-      </w:r>
-    </w:p>
     <w:bookmarkEnd w:id="16"/>
-    <w:bookmarkEnd w:id="17"/>
     <w:sectPr>
       <w:footnotePr>
         <w:numRestart w:val="eachSect"/>
@@ -1958,9 +1400,6 @@
     <w:abstractNumId w:val="991"/>
   </w:num>
   <w:num w:numId="1002">
-    <w:abstractNumId w:val="991"/>
-  </w:num>
-  <w:num w:numId="1003">
     <w:abstractNumId w:val="991"/>
   </w:num>
 </w:numbering>

--- a/Issues.docx
+++ b/Issues.docx
@@ -10,7 +10,7 @@
         <w:t xml:space="preserve">Issues</w:t>
       </w:r>
     </w:p>
-    <w:bookmarkStart w:id="16" w:name="vasic-digital-tmux--open-issues-tracker"/>
+    <w:bookmarkStart w:id="19" w:name="vasic-digital-tmux--open-issues-tracker"/>
     <w:p>
       <w:pPr>
         <w:pStyle w:val="Heading1"/>
@@ -1160,6 +1160,40 @@
         </w:pict>
       </w:r>
     </w:p>
+    <w:bookmarkEnd w:id="15"/>
+    <w:bookmarkStart w:id="18" w:name="X250669e1b3e4eec2b5ccf8718eb9d17180ea6b1"/>
+    <w:p>
+      <w:pPr>
+        <w:pStyle w:val="Heading2"/>
+      </w:pPr>
+      <w:r>
+        <w:t xml:space="preserve">F. Runtime crash — operator-gated reproduction</w:t>
+      </w:r>
+    </w:p>
+    <w:bookmarkStart w:id="17" w:name="Xd62202aec305aca11fa7e506bccfa625225fb79"/>
+    <w:p>
+      <w:pPr>
+        <w:pStyle w:val="Heading3"/>
+      </w:pPr>
+      <w:r>
+        <w:t xml:space="preserve">F1.</w:t>
+      </w:r>
+      <w:r>
+        <w:t xml:space="preserve"> </w:t>
+      </w:r>
+      <w:r>
+        <w:rPr>
+          <w:rStyle w:val="VerbatimChar"/>
+        </w:rPr>
+        <w:t xml:space="preserve">tmx</w:t>
+      </w:r>
+      <w:r>
+        <w:t xml:space="preserve"> </w:t>
+      </w:r>
+      <w:r>
+        <w:t xml:space="preserve">session named "HelixCode" crashes the whole terminal</w:t>
+      </w:r>
+    </w:p>
     <w:p>
       <w:pPr>
         <w:pStyle w:val="FirstParagraph"/>
@@ -1169,17 +1203,796 @@
           <w:b/>
           <w:bCs/>
         </w:rPr>
+        <w:t xml:space="preserve">Status:</w:t>
+      </w:r>
+      <w:r>
+        <w:t xml:space="preserve"> </w:t>
+      </w:r>
+      <w:r>
+        <w:t xml:space="preserve">Operator-blocked</w:t>
+      </w:r>
+      <w:r>
+        <w:t xml:space="preserve"> </w:t>
+      </w:r>
+      <w:r>
+        <w:rPr>
+          <w:b/>
+          <w:bCs/>
+        </w:rPr>
+        <w:t xml:space="preserve">Type:</w:t>
+      </w:r>
+      <w:r>
+        <w:t xml:space="preserve"> </w:t>
+      </w:r>
+      <w:r>
+        <w:t xml:space="preserve">Bug</w:t>
+      </w:r>
+      <w:r>
+        <w:t xml:space="preserve"> </w:t>
+      </w:r>
+      <w:r>
+        <w:rPr>
+          <w:b/>
+          <w:bCs/>
+        </w:rPr>
+        <w:t xml:space="preserve">Reported:</w:t>
+      </w:r>
+      <w:r>
+        <w:t xml:space="preserve"> </w:t>
+      </w:r>
+      <w:r>
+        <w:t xml:space="preserve">operator, 2026-06-13 — "Open the terminal and for terminal</w:t>
+      </w:r>
+      <w:r>
+        <w:t xml:space="preserve"> </w:t>
+      </w:r>
+      <w:r>
+        <w:t xml:space="preserve">session choose HelixCode. It will crash the whole terminal!" Operator clarified</w:t>
+      </w:r>
+      <w:r>
+        <w:t xml:space="preserve"> </w:t>
+      </w:r>
+      <w:r>
+        <w:t xml:space="preserve">HelixCode is a tmx SESSION NAME and the crash reproduces in iTerm2,</w:t>
+      </w:r>
+      <w:r>
+        <w:t xml:space="preserve"> </w:t>
+      </w:r>
+      <w:r>
+        <w:t xml:space="preserve">Terminal.app, a Linux terminal, AND WezTerm (all their emulators). HelixCode is</w:t>
+      </w:r>
+      <w:r>
+        <w:t xml:space="preserve"> </w:t>
+      </w:r>
+      <w:r>
+        <w:t xml:space="preserve">a TUI CLI agent (Claude-Code-class) run INSIDE the session.</w:t>
+      </w:r>
+    </w:p>
+    <w:p>
+      <w:pPr>
+        <w:pStyle w:val="BodyText"/>
+      </w:pPr>
+      <w:r>
+        <w:rPr>
+          <w:b/>
+          <w:bCs/>
+        </w:rPr>
+        <w:t xml:space="preserve">Investigation to date (no guessing per §11.4.6 — facts only):</w:t>
+      </w:r>
+    </w:p>
+    <w:p>
+      <w:pPr>
+        <w:pStyle w:val="Compact"/>
+        <w:numPr>
+          <w:ilvl w:val="0"/>
+          <w:numId w:val="1003"/>
+        </w:numPr>
+      </w:pPr>
+      <w:r>
+        <w:t xml:space="preserve">A FRESH</w:t>
+      </w:r>
+      <w:r>
+        <w:t xml:space="preserve"> </w:t>
+      </w:r>
+      <w:r>
+        <w:rPr>
+          <w:rStyle w:val="VerbatimChar"/>
+        </w:rPr>
+        <w:t xml:space="preserve">tmx new -s HelixCode</w:t>
+      </w:r>
+      <w:r>
+        <w:t xml:space="preserve"> </w:t>
+      </w:r>
+      <w:r>
+        <w:t xml:space="preserve">creates a detached session (pane alive) AND a</w:t>
+      </w:r>
+      <w:r>
+        <w:t xml:space="preserve"> </w:t>
+      </w:r>
+      <w:r>
+        <w:t xml:space="preserve">fresh interactive attach over a real PTY completes cleanly: 873 bytes, normal</w:t>
+      </w:r>
+      <w:r>
+        <w:t xml:space="preserve"> </w:t>
+      </w:r>
+      <w:r>
+        <w:t xml:space="preserve">volume, clean detach, NO runaway redraw. Captured evidence:</w:t>
+      </w:r>
+      <w:r>
+        <w:t xml:space="preserve"> </w:t>
+      </w:r>
+      <w:r>
+        <w:rPr>
+          <w:rStyle w:val="VerbatimChar"/>
+        </w:rPr>
+        <w:t xml:space="preserve">docs/qa/2026-06-13-helixcode-crash/</w:t>
+      </w:r>
+      <w:r>
+        <w:t xml:space="preserve">.</w:t>
+      </w:r>
+    </w:p>
+    <w:p>
+      <w:pPr>
+        <w:pStyle w:val="Compact"/>
+        <w:numPr>
+          <w:ilvl w:val="0"/>
+          <w:numId w:val="1003"/>
+        </w:numPr>
+      </w:pPr>
+      <w:r>
+        <w:t xml:space="preserve">The shipped conf parses clean (</w:t>
+      </w:r>
+      <w:r>
+        <w:rPr>
+          <w:rStyle w:val="VerbatimChar"/>
+        </w:rPr>
+        <w:t xml:space="preserve">source-file</w:t>
+      </w:r>
+      <w:r>
+        <w:t xml:space="preserve"> </w:t>
+      </w:r>
+      <w:r>
+        <w:t xml:space="preserve">exit 0, no stderr);</w:t>
+      </w:r>
+      <w:r>
+        <w:t xml:space="preserve"> </w:t>
+      </w:r>
+      <w:r>
+        <w:rPr>
+          <w:rStyle w:val="VerbatimChar"/>
+        </w:rPr>
+        <w:t xml:space="preserve">hostname_color.sh</w:t>
+      </w:r>
+      <w:r>
+        <w:t xml:space="preserve"> </w:t>
+      </w:r>
+      <w:r>
+        <w:t xml:space="preserve">returns a valid</w:t>
+      </w:r>
+      <w:r>
+        <w:t xml:space="preserve"> </w:t>
+      </w:r>
+      <w:r>
+        <w:rPr>
+          <w:rStyle w:val="VerbatimChar"/>
+        </w:rPr>
+        <w:t xml:space="preserve">colour44</w:t>
+      </w:r>
+      <w:r>
+        <w:t xml:space="preserve">; the Darwin rlimit wrapper is</w:t>
+      </w:r>
+      <w:r>
+        <w:t xml:space="preserve"> </w:t>
+      </w:r>
+      <w:r>
+        <w:t xml:space="preserve">benign. Cross-emulator reproduction (incl. robust WezTerm) rules out a single</w:t>
+      </w:r>
+      <w:r>
+        <w:t xml:space="preserve"> </w:t>
+      </w:r>
+      <w:r>
+        <w:t xml:space="preserve">emulator's escape-sequence handling — the trigger is tmx/tmux/config + state.</w:t>
+      </w:r>
+    </w:p>
+    <w:p>
+      <w:pPr>
+        <w:pStyle w:val="Compact"/>
+        <w:numPr>
+          <w:ilvl w:val="0"/>
+          <w:numId w:val="1003"/>
+        </w:numPr>
+      </w:pPr>
+      <w:r>
+        <w:t xml:space="preserve">Five candidate crash vectors were each reproduced headlessly over a real PTY</w:t>
+      </w:r>
+      <w:r>
+        <w:t xml:space="preserve"> </w:t>
+      </w:r>
+      <w:r>
+        <w:t xml:space="preserve">and</w:t>
+      </w:r>
+      <w:r>
+        <w:t xml:space="preserve"> </w:t>
+      </w:r>
+      <w:r>
+        <w:rPr>
+          <w:b/>
+          <w:bCs/>
+        </w:rPr>
+        <w:t xml:space="preserve">DISPROVEN as standalone causes</w:t>
+      </w:r>
+      <w:r>
+        <w:t xml:space="preserve"> </w:t>
+      </w:r>
+      <w:r>
+        <w:t xml:space="preserve">(forensic detail + byte counts in</w:t>
+      </w:r>
+      <w:r>
+        <w:t xml:space="preserve"> </w:t>
+      </w:r>
+      <w:r>
+        <w:rPr>
+          <w:rStyle w:val="VerbatimChar"/>
+        </w:rPr>
+        <w:t xml:space="preserve">docs/qa/2026-06-13-helixcode-crash/forensic.md</w:t>
+      </w:r>
+      <w:r>
+        <w:t xml:space="preserve">): (H1) pre-existing TUI +</w:t>
+      </w:r>
+      <w:r>
+        <w:t xml:space="preserve"> </w:t>
+      </w:r>
+      <w:r>
+        <w:t xml:space="preserve">reattach repaint — fresh vs reattach streams byte-identical; (H2)</w:t>
+      </w:r>
+      <w:r>
+        <w:t xml:space="preserve"> </w:t>
+      </w:r>
+      <w:r>
+        <w:rPr>
+          <w:rStyle w:val="VerbatimChar"/>
+        </w:rPr>
+        <w:t xml:space="preserve">allow-passthrough on</w:t>
+      </w:r>
+      <w:r>
+        <w:t xml:space="preserve"> </w:t>
+      </w:r>
+      <w:r>
+        <w:t xml:space="preserve">replay — a 512 KB passthrough payload yielded a 3496-B</w:t>
+      </w:r>
+      <w:r>
+        <w:t xml:space="preserve"> </w:t>
+      </w:r>
+      <w:r>
+        <w:t xml:space="preserve">attach stream, 0 DCS frames (tmux repaints the visible screen, never the</w:t>
+      </w:r>
+      <w:r>
+        <w:t xml:space="preserve"> </w:t>
+      </w:r>
+      <w:r>
+        <w:t xml:space="preserve">passthrough history); (H3)</w:t>
+      </w:r>
+      <w:r>
+        <w:t xml:space="preserve"> </w:t>
+      </w:r>
+      <w:r>
+        <w:rPr>
+          <w:rStyle w:val="VerbatimChar"/>
+        </w:rPr>
+        <w:t xml:space="preserve">extended-keys on</w:t>
+      </w:r>
+      <w:r>
+        <w:t xml:space="preserve"> </w:t>
+      </w:r>
+      <w:r>
+        <w:t xml:space="preserve">— only the standard</w:t>
+      </w:r>
+      <w:r>
+        <w:t xml:space="preserve"> </w:t>
+      </w:r>
+      <w:r>
+        <w:rPr>
+          <w:rStyle w:val="VerbatimChar"/>
+        </w:rPr>
+        <w:t xml:space="preserve">ESC[&gt;4m</w:t>
+      </w:r>
+      <w:r>
+        <w:t xml:space="preserve"> </w:t>
+      </w:r>
+      <w:r>
+        <w:t xml:space="preserve">modifyOtherKeys, well-formed; (H4)</w:t>
+      </w:r>
+      <w:r>
+        <w:t xml:space="preserve"> </w:t>
+      </w:r>
+      <w:r>
+        <w:rPr>
+          <w:rStyle w:val="VerbatimChar"/>
+        </w:rPr>
+        <w:t xml:space="preserve">automatic-rename-format</w:t>
+      </w:r>
+      <w:r>
+        <w:t xml:space="preserve"> </w:t>
+      </w:r>
+      <w:r>
+        <w:rPr>
+          <w:rStyle w:val="VerbatimChar"/>
+        </w:rPr>
+        <w:t xml:space="preserve">.exe</w:t>
+      </w:r>
+      <w:r>
+        <w:t xml:space="preserve">-strip —</w:t>
+      </w:r>
+      <w:r>
+        <w:t xml:space="preserve"> </w:t>
+      </w:r>
+      <w:r>
+        <w:t xml:space="preserve">single-pass, no loop; (H5)</w:t>
+      </w:r>
+      <w:r>
+        <w:t xml:space="preserve"> </w:t>
+      </w:r>
+      <w:r>
+        <w:rPr>
+          <w:rStyle w:val="VerbatimChar"/>
+        </w:rPr>
+        <w:t xml:space="preserve">tmx attach</w:t>
+      </w:r>
+      <w:r>
+        <w:t xml:space="preserve"> </w:t>
+      </w:r>
+      <w:r>
+        <w:t xml:space="preserve">source-file into a live session —</w:t>
+      </w:r>
+      <w:r>
+        <w:t xml:space="preserve"> </w:t>
+      </w:r>
+      <w:r>
+        <w:t xml:space="preserve">exit 0, empty stderr, byte-identical stream.</w:t>
+      </w:r>
+    </w:p>
+    <w:p>
+      <w:pPr>
+        <w:pStyle w:val="FirstParagraph"/>
+      </w:pPr>
+      <w:r>
+        <w:rPr>
+          <w:b/>
+          <w:bCs/>
+        </w:rPr>
+        <w:t xml:space="preserve">CONCLUSION:</w:t>
+      </w:r>
+      <w:r>
+        <w:t xml:space="preserve"> </w:t>
+      </w:r>
+      <w:r>
+        <w:t xml:space="preserve">the crash is NOT reproducible from config + wrapper + binary</w:t>
+      </w:r>
+      <w:r>
+        <w:t xml:space="preserve"> </w:t>
+      </w:r>
+      <w:r>
+        <w:t xml:space="preserve">state alone — it requires operator-side RUNTIME state (the real HelixCode TUI</w:t>
+      </w:r>
+      <w:r>
+        <w:t xml:space="preserve"> </w:t>
+      </w:r>
+      <w:r>
+        <w:t xml:space="preserve">agent's own escape output under tmux, and/or a stale/wrong-arch socket or a</w:t>
+      </w:r>
+      <w:r>
+        <w:t xml:space="preserve"> </w:t>
+      </w:r>
+      <w:r>
+        <w:t xml:space="preserve">second</w:t>
+      </w:r>
+      <w:r>
+        <w:t xml:space="preserve"> </w:t>
+      </w:r>
+      <w:r>
+        <w:rPr>
+          <w:rStyle w:val="VerbatimChar"/>
+        </w:rPr>
+        <w:t xml:space="preserve">tmux</w:t>
+      </w:r>
+      <w:r>
+        <w:t xml:space="preserve"> </w:t>
+      </w:r>
+      <w:r>
+        <w:t xml:space="preserve">on</w:t>
+      </w:r>
+      <w:r>
+        <w:t xml:space="preserve"> </w:t>
+      </w:r>
+      <w:r>
+        <w:rPr>
+          <w:rStyle w:val="VerbatimChar"/>
+        </w:rPr>
+        <w:t xml:space="preserve">$PATH</w:t>
+      </w:r>
+      <w:r>
+        <w:t xml:space="preserve">, and/or a real</w:t>
+      </w:r>
+      <w:r>
+        <w:t xml:space="preserve"> </w:t>
+      </w:r>
+      <w:r>
+        <w:rPr>
+          <w:rStyle w:val="VerbatimChar"/>
+        </w:rPr>
+        <w:t xml:space="preserve">$TERM</w:t>
+      </w:r>
+      <w:r>
+        <w:t xml:space="preserve">/size/capability mismatch). These</w:t>
+      </w:r>
+      <w:r>
+        <w:t xml:space="preserve"> </w:t>
+      </w:r>
+      <w:r>
+        <w:t xml:space="preserve">three residuals are explicitly</w:t>
+      </w:r>
+      <w:r>
+        <w:t xml:space="preserve"> </w:t>
+      </w:r>
+      <w:r>
+        <w:rPr>
+          <w:rStyle w:val="VerbatimChar"/>
+        </w:rPr>
+        <w:t xml:space="preserve">UNCONFIRMED — needs operator</w:t>
+      </w:r>
+      <w:r>
+        <w:t xml:space="preserve"> </w:t>
+      </w:r>
+      <w:r>
+        <w:t xml:space="preserve">(ranked in</w:t>
+      </w:r>
+      <w:r>
+        <w:t xml:space="preserve"> </w:t>
+      </w:r>
+      <w:r>
+        <w:t xml:space="preserve">forensic.md).</w:t>
+      </w:r>
+    </w:p>
+    <w:p>
+      <w:pPr>
+        <w:pStyle w:val="BodyText"/>
+      </w:pPr>
+      <w:r>
+        <w:rPr>
+          <w:b/>
+          <w:bCs/>
+        </w:rPr>
+        <w:t xml:space="preserve">Operator-Block-Details (§11.4.21):</w:t>
+      </w:r>
+    </w:p>
+    <w:p>
+      <w:pPr>
+        <w:pStyle w:val="Compact"/>
+        <w:numPr>
+          <w:ilvl w:val="0"/>
+          <w:numId w:val="1004"/>
+        </w:numPr>
+      </w:pPr>
+      <w:r>
+        <w:rPr>
+          <w:b/>
+          <w:bCs/>
+        </w:rPr>
+        <w:t xml:space="preserve">WHAT:</w:t>
+      </w:r>
+      <w:r>
+        <w:t xml:space="preserve"> </w:t>
+      </w:r>
+      <w:r>
+        <w:t xml:space="preserve">run</w:t>
+      </w:r>
+      <w:r>
+        <w:t xml:space="preserve"> </w:t>
+      </w:r>
+      <w:r>
+        <w:rPr>
+          <w:rStyle w:val="VerbatimChar"/>
+        </w:rPr>
+        <w:t xml:space="preserve">docs/qa/2026-06-13-helixcode-crash/diagnose.sh</w:t>
+      </w:r>
+      <w:r>
+        <w:t xml:space="preserve"> </w:t>
+      </w:r>
+      <w:r>
+        <w:t xml:space="preserve">in the real</w:t>
+      </w:r>
+      <w:r>
+        <w:t xml:space="preserve"> </w:t>
+      </w:r>
+      <w:r>
+        <w:t xml:space="preserve">crashing flow; it captures (read-only, leaves live sessions untouched) the</w:t>
+      </w:r>
+      <w:r>
+        <w:t xml:space="preserve"> </w:t>
+      </w:r>
+      <w:r>
+        <w:t xml:space="preserve">full attach byte stream via</w:t>
+      </w:r>
+      <w:r>
+        <w:t xml:space="preserve"> </w:t>
+      </w:r>
+      <w:r>
+        <w:rPr>
+          <w:rStyle w:val="VerbatimChar"/>
+        </w:rPr>
+        <w:t xml:space="preserve">script</w:t>
+      </w:r>
+      <w:r>
+        <w:t xml:space="preserve">/</w:t>
+      </w:r>
+      <w:r>
+        <w:rPr>
+          <w:rStyle w:val="VerbatimChar"/>
+        </w:rPr>
+        <w:t xml:space="preserve">tee</w:t>
+      </w:r>
+      <w:r>
+        <w:t xml:space="preserve">, tmux -V, the active conf,</w:t>
+      </w:r>
+      <w:r>
+        <w:t xml:space="preserve"> </w:t>
+      </w:r>
+      <w:r>
+        <w:rPr>
+          <w:rStyle w:val="VerbatimChar"/>
+        </w:rPr>
+        <w:t xml:space="preserve">pane_current_command</w:t>
+      </w:r>
+      <w:r>
+        <w:t xml:space="preserve">,</w:t>
+      </w:r>
+      <w:r>
+        <w:t xml:space="preserve"> </w:t>
+      </w:r>
+      <w:r>
+        <w:rPr>
+          <w:rStyle w:val="VerbatimChar"/>
+        </w:rPr>
+        <w:t xml:space="preserve">allow-passthrough</w:t>
+      </w:r>
+      <w:r>
+        <w:t xml:space="preserve">/</w:t>
+      </w:r>
+      <w:r>
+        <w:rPr>
+          <w:rStyle w:val="VerbatimChar"/>
+        </w:rPr>
+        <w:t xml:space="preserve">extended-keys</w:t>
+      </w:r>
+      <w:r>
+        <w:t xml:space="preserve"> </w:t>
+      </w:r>
+      <w:r>
+        <w:t xml:space="preserve">state, the socket</w:t>
+      </w:r>
+      <w:r>
+        <w:t xml:space="preserve"> </w:t>
+      </w:r>
+      <w:r>
+        <w:t xml:space="preserve">inventory, and whether the login shell exits. Send back the produced</w:t>
+      </w:r>
+      <w:r>
+        <w:t xml:space="preserve"> </w:t>
+      </w:r>
+      <w:r>
+        <w:rPr>
+          <w:rStyle w:val="VerbatimChar"/>
+        </w:rPr>
+        <w:t xml:space="preserve">operator_run_&lt;ts&gt;/</w:t>
+      </w:r>
+      <w:r>
+        <w:t xml:space="preserve"> </w:t>
+      </w:r>
+      <w:r>
+        <w:t xml:space="preserve">directory.</w:t>
+      </w:r>
+    </w:p>
+    <w:p>
+      <w:pPr>
+        <w:pStyle w:val="Compact"/>
+        <w:numPr>
+          <w:ilvl w:val="0"/>
+          <w:numId w:val="1004"/>
+        </w:numPr>
+      </w:pPr>
+      <w:r>
+        <w:rPr>
+          <w:b/>
+          <w:bCs/>
+        </w:rPr>
+        <w:t xml:space="preserve">WHY (self-resolution exhausted):</w:t>
+      </w:r>
+      <w:r>
+        <w:t xml:space="preserve"> </w:t>
+      </w:r>
+      <w:r>
+        <w:t xml:space="preserve">(a) CLI reproduction — fresh create +</w:t>
+      </w:r>
+      <w:r>
+        <w:t xml:space="preserve"> </w:t>
+      </w:r>
+      <w:r>
+        <w:t xml:space="preserve">attach + real-PTY drive all succeed; (b) subagent forensic deep-dive —</w:t>
+      </w:r>
+      <w:r>
+        <w:t xml:space="preserve"> </w:t>
+      </w:r>
+      <w:r>
+        <w:t xml:space="preserve">5 hypotheses reproduced + disproven headlessly; (c) repo tooling — conf</w:t>
+      </w:r>
+      <w:r>
+        <w:t xml:space="preserve"> </w:t>
+      </w:r>
+      <w:r>
+        <w:t xml:space="preserve">audit, color audit, source-file audit all clean; (d) captured fallback — the</w:t>
+      </w:r>
+      <w:r>
+        <w:t xml:space="preserve"> </w:t>
+      </w:r>
+      <w:r>
+        <w:t xml:space="preserve">live HelixCode TUI agent is not installed here and the operator's stale</w:t>
+      </w:r>
+      <w:r>
+        <w:t xml:space="preserve"> </w:t>
+      </w:r>
+      <w:r>
+        <w:t xml:space="preserve">session state cannot be fabricated; (e) external research — N/A, no published</w:t>
+      </w:r>
+      <w:r>
+        <w:t xml:space="preserve"> </w:t>
+      </w:r>
+      <w:r>
+        <w:t xml:space="preserve">HelixCode-in-tmux crash signature.</w:t>
+      </w:r>
+    </w:p>
+    <w:p>
+      <w:pPr>
+        <w:pStyle w:val="Compact"/>
+        <w:numPr>
+          <w:ilvl w:val="0"/>
+          <w:numId w:val="1004"/>
+        </w:numPr>
+      </w:pPr>
+      <w:r>
+        <w:rPr>
+          <w:b/>
+          <w:bCs/>
+        </w:rPr>
+        <w:t xml:space="preserve">UNBLOCK CONDITION:</w:t>
+      </w:r>
+      <w:r>
+        <w:t xml:space="preserve"> </w:t>
+      </w:r>
+      <w:r>
+        <w:t xml:space="preserve">the</w:t>
+      </w:r>
+      <w:r>
+        <w:t xml:space="preserve"> </w:t>
+      </w:r>
+      <w:r>
+        <w:rPr>
+          <w:rStyle w:val="VerbatimChar"/>
+        </w:rPr>
+        <w:t xml:space="preserve">operator_run_&lt;ts&gt;/typescript</w:t>
+      </w:r>
+      <w:r>
+        <w:t xml:space="preserve"> </w:t>
+      </w:r>
+      <w:r>
+        <w:t xml:space="preserve">byte stream shows</w:t>
+      </w:r>
+      <w:r>
+        <w:t xml:space="preserve"> </w:t>
+      </w:r>
+      <w:r>
+        <w:t xml:space="preserve">the malformed/runaway sequence the real session emits (localise via</w:t>
+      </w:r>
+      <w:r>
+        <w:t xml:space="preserve"> </w:t>
+      </w:r>
+      <w:r>
+        <w:rPr>
+          <w:rStyle w:val="VerbatimChar"/>
+        </w:rPr>
+        <w:t xml:space="preserve">od -c typescript | tail -40</w:t>
+      </w:r>
+      <w:r>
+        <w:t xml:space="preserve">).</w:t>
+      </w:r>
+    </w:p>
+    <w:p>
+      <w:pPr>
+        <w:pStyle w:val="Compact"/>
+        <w:numPr>
+          <w:ilvl w:val="0"/>
+          <w:numId w:val="1004"/>
+        </w:numPr>
+      </w:pPr>
+      <w:r>
+        <w:rPr>
+          <w:b/>
+          <w:bCs/>
+        </w:rPr>
+        <w:t xml:space="preserve">WHO:</w:t>
+      </w:r>
+      <w:r>
+        <w:t xml:space="preserve"> </w:t>
+      </w:r>
+      <w:r>
+        <w:t xml:space="preserve">operator (</w:t>
+      </w:r>
+      <w:hyperlink r:id="rId16">
+        <w:r>
+          <w:rPr>
+            <w:rStyle w:val="Hyperlink"/>
+          </w:rPr>
+          <w:t xml:space="preserve">milos85vasic.3rd@gmail.com</w:t>
+        </w:r>
+      </w:hyperlink>
+      <w:r>
+        <w:t xml:space="preserve">); diagnostic + forensics under</w:t>
+      </w:r>
+      <w:r>
+        <w:t xml:space="preserve"> </w:t>
+      </w:r>
+      <w:r>
+        <w:rPr>
+          <w:rStyle w:val="VerbatimChar"/>
+        </w:rPr>
+        <w:t xml:space="preserve">docs/qa/2026-06-13-helixcode-crash/</w:t>
+      </w:r>
+      <w:r>
+        <w:t xml:space="preserve">.</w:t>
+      </w:r>
+    </w:p>
+    <w:p>
+      <w:r>
+        <w:pict>
+          <v:rect style="width:0;height:1.5pt" o:hralign="center" o:hrstd="t" o:hr="t"/>
+        </w:pict>
+      </w:r>
+    </w:p>
+    <w:p>
+      <w:pPr>
+        <w:pStyle w:val="FirstParagraph"/>
+      </w:pPr>
+      <w:r>
+        <w:rPr>
+          <w:b/>
+          <w:bCs/>
+        </w:rPr>
         <w:t xml:space="preserve">Last reviewed:</w:t>
       </w:r>
       <w:r>
         <w:t xml:space="preserve"> </w:t>
       </w:r>
       <w:r>
-        <w:t xml:space="preserve">2026-05-22 (v1.0.14 cycle — clipboard physical-proof landing + multi-host deploy; opened B3 to track the pre-existing v1.0.9 P5-M20+P5-M21 layer-4 escapes transparently).</w:t>
-      </w:r>
-    </w:p>
-    <w:bookmarkEnd w:id="15"/>
-    <w:bookmarkEnd w:id="16"/>
+        <w:t xml:space="preserve">2026-06-13 (v1.0.21 cycle — copy/paste mouse-off default landed in</w:t>
+      </w:r>
+      <w:r>
+        <w:t xml:space="preserve"> </w:t>
+      </w:r>
+      <w:r>
+        <w:rPr>
+          <w:rStyle w:val="VerbatimChar"/>
+        </w:rPr>
+        <w:t xml:space="preserve">Fixed.md</w:t>
+      </w:r>
+      <w:r>
+        <w:t xml:space="preserve"> </w:t>
+      </w:r>
+      <w:r>
+        <w:t xml:space="preserve">A43; opened F1 to track the operator-gated "HelixCode" terminal crash with full forensic evidence + a ready operator diagnostic).</w:t>
+      </w:r>
+    </w:p>
+    <w:bookmarkEnd w:id="17"/>
+    <w:bookmarkEnd w:id="18"/>
+    <w:bookmarkEnd w:id="19"/>
     <w:sectPr>
       <w:footnotePr>
         <w:numRestart w:val="eachSect"/>
@@ -1400,6 +2213,12 @@
     <w:abstractNumId w:val="991"/>
   </w:num>
   <w:num w:numId="1002">
+    <w:abstractNumId w:val="991"/>
+  </w:num>
+  <w:num w:numId="1003">
+    <w:abstractNumId w:val="991"/>
+  </w:num>
+  <w:num w:numId="1004">
     <w:abstractNumId w:val="991"/>
   </w:num>
 </w:numbering>

--- a/Issues.docx
+++ b/Issues.docx
@@ -1662,7 +1662,7 @@
           <w:b/>
           <w:bCs/>
         </w:rPr>
-        <w:t xml:space="preserve">Operator-Block-Details (§11.4.21):</w:t>
+        <w:t xml:space="preserve">Operator-Block-Details:</w:t>
       </w:r>
     </w:p>
     <w:p>

--- a/Issues.docx
+++ b/Issues.docx
@@ -10,7 +10,7 @@
         <w:t xml:space="preserve">Issues</w:t>
       </w:r>
     </w:p>
-    <w:bookmarkStart w:id="19" w:name="vasic-digital-tmux--open-issues-tracker"/>
+    <w:bookmarkStart w:id="17" w:name="vasic-digital-tmux--open-issues-tracker"/>
     <w:p>
       <w:pPr>
         <w:pStyle w:val="Heading1"/>
@@ -1161,7 +1161,7 @@
       </w:r>
     </w:p>
     <w:bookmarkEnd w:id="15"/>
-    <w:bookmarkStart w:id="18" w:name="X250669e1b3e4eec2b5ccf8718eb9d17180ea6b1"/>
+    <w:bookmarkStart w:id="16" w:name="X250669e1b3e4eec2b5ccf8718eb9d17180ea6b1"/>
     <w:p>
       <w:pPr>
         <w:pStyle w:val="Heading2"/>
@@ -1170,13 +1170,12 @@
         <w:t xml:space="preserve">F. Runtime crash — operator-gated reproduction</w:t>
       </w:r>
     </w:p>
-    <w:bookmarkStart w:id="17" w:name="Xd62202aec305aca11fa7e506bccfa625225fb79"/>
-    <w:p>
-      <w:pPr>
-        <w:pStyle w:val="Heading3"/>
-      </w:pPr>
-      <w:r>
-        <w:t xml:space="preserve">F1.</w:t>
+    <w:p>
+      <w:pPr>
+        <w:pStyle w:val="FirstParagraph"/>
+      </w:pPr>
+      <w:r>
+        <w:t xml:space="preserve">(none open — F1</w:t>
       </w:r>
       <w:r>
         <w:t xml:space="preserve"> </w:t>
@@ -1191,105 +1190,7 @@
         <w:t xml:space="preserve"> </w:t>
       </w:r>
       <w:r>
-        <w:t xml:space="preserve">session named "HelixCode" crashes the whole terminal</w:t>
-      </w:r>
-    </w:p>
-    <w:p>
-      <w:pPr>
-        <w:pStyle w:val="FirstParagraph"/>
-      </w:pPr>
-      <w:r>
-        <w:rPr>
-          <w:b/>
-          <w:bCs/>
-        </w:rPr>
-        <w:t xml:space="preserve">Status:</w:t>
-      </w:r>
-      <w:r>
-        <w:t xml:space="preserve"> </w:t>
-      </w:r>
-      <w:r>
-        <w:t xml:space="preserve">Operator-blocked</w:t>
-      </w:r>
-      <w:r>
-        <w:t xml:space="preserve"> </w:t>
-      </w:r>
-      <w:r>
-        <w:rPr>
-          <w:b/>
-          <w:bCs/>
-        </w:rPr>
-        <w:t xml:space="preserve">Type:</w:t>
-      </w:r>
-      <w:r>
-        <w:t xml:space="preserve"> </w:t>
-      </w:r>
-      <w:r>
-        <w:t xml:space="preserve">Bug</w:t>
-      </w:r>
-      <w:r>
-        <w:t xml:space="preserve"> </w:t>
-      </w:r>
-      <w:r>
-        <w:rPr>
-          <w:b/>
-          <w:bCs/>
-        </w:rPr>
-        <w:t xml:space="preserve">Reported:</w:t>
-      </w:r>
-      <w:r>
-        <w:t xml:space="preserve"> </w:t>
-      </w:r>
-      <w:r>
-        <w:t xml:space="preserve">operator, 2026-06-13 — "Open the terminal and for terminal</w:t>
-      </w:r>
-      <w:r>
-        <w:t xml:space="preserve"> </w:t>
-      </w:r>
-      <w:r>
-        <w:t xml:space="preserve">session choose HelixCode. It will crash the whole terminal!" Operator clarified</w:t>
-      </w:r>
-      <w:r>
-        <w:t xml:space="preserve"> </w:t>
-      </w:r>
-      <w:r>
-        <w:t xml:space="preserve">HelixCode is a tmx SESSION NAME and the crash reproduces in iTerm2,</w:t>
-      </w:r>
-      <w:r>
-        <w:t xml:space="preserve"> </w:t>
-      </w:r>
-      <w:r>
-        <w:t xml:space="preserve">Terminal.app, a Linux terminal, AND WezTerm (all their emulators). HelixCode is</w:t>
-      </w:r>
-      <w:r>
-        <w:t xml:space="preserve"> </w:t>
-      </w:r>
-      <w:r>
-        <w:t xml:space="preserve">a TUI CLI agent (Claude-Code-class) run INSIDE the session.</w:t>
-      </w:r>
-    </w:p>
-    <w:p>
-      <w:pPr>
-        <w:pStyle w:val="BodyText"/>
-      </w:pPr>
-      <w:r>
-        <w:rPr>
-          <w:b/>
-          <w:bCs/>
-        </w:rPr>
-        <w:t xml:space="preserve">Investigation to date (no guessing per §11.4.6 — facts only):</w:t>
-      </w:r>
-    </w:p>
-    <w:p>
-      <w:pPr>
-        <w:pStyle w:val="Compact"/>
-        <w:numPr>
-          <w:ilvl w:val="0"/>
-          <w:numId w:val="1003"/>
-        </w:numPr>
-      </w:pPr>
-      <w:r>
-        <w:t xml:space="preserve">A FRESH</w:t>
+        <w:t xml:space="preserve">session named "HelixCode" crashes the whole terminal RESOLVED 2026-06-13, operator-confirmed, migrated to</w:t>
       </w:r>
       <w:r>
         <w:t xml:space="preserve"> </w:t>
@@ -1298,25 +1199,13 @@
         <w:rPr>
           <w:rStyle w:val="VerbatimChar"/>
         </w:rPr>
-        <w:t xml:space="preserve">tmx new -s HelixCode</w:t>
-      </w:r>
-      <w:r>
-        <w:t xml:space="preserve"> </w:t>
-      </w:r>
-      <w:r>
-        <w:t xml:space="preserve">creates a detached session (pane alive) AND a</w:t>
-      </w:r>
-      <w:r>
-        <w:t xml:space="preserve"> </w:t>
-      </w:r>
-      <w:r>
-        <w:t xml:space="preserve">fresh interactive attach over a real PTY completes cleanly: 873 bytes, normal</w:t>
-      </w:r>
-      <w:r>
-        <w:t xml:space="preserve"> </w:t>
-      </w:r>
-      <w:r>
-        <w:t xml:space="preserve">volume, clean detach, NO runaway redraw. Captured evidence:</w:t>
+        <w:t xml:space="preserve">Fixed.md</w:t>
+      </w:r>
+      <w:r>
+        <w:t xml:space="preserve"> </w:t>
+      </w:r>
+      <w:r>
+        <w:t xml:space="preserve">A45 with reproduced root cause [stale wrapper</w:t>
       </w:r>
       <w:r>
         <w:t xml:space="preserve"> </w:t>
@@ -1325,34 +1214,28 @@
         <w:rPr>
           <w:rStyle w:val="VerbatimChar"/>
         </w:rPr>
-        <w:t xml:space="preserve">docs/qa/2026-06-13-helixcode-crash/</w:t>
-      </w:r>
-      <w:r>
-        <w:t xml:space="preserve">.</w:t>
-      </w:r>
-    </w:p>
-    <w:p>
-      <w:pPr>
-        <w:pStyle w:val="Compact"/>
-        <w:numPr>
-          <w:ilvl w:val="0"/>
-          <w:numId w:val="1003"/>
-        </w:numPr>
-      </w:pPr>
-      <w:r>
-        <w:t xml:space="preserve">The shipped conf parses clean (</w:t>
+        <w:t xml:space="preserve">TMUX_BIN</w:t>
+      </w:r>
+      <w:r>
+        <w:t xml:space="preserve"> </w:t>
+      </w:r>
+      <w:r>
+        <w:t xml:space="preserve">pointing at a non-existent prior-checkout path →</w:t>
+      </w:r>
+      <w:r>
+        <w:t xml:space="preserve"> </w:t>
       </w:r>
       <w:r>
         <w:rPr>
           <w:rStyle w:val="VerbatimChar"/>
         </w:rPr>
-        <w:t xml:space="preserve">source-file</w:t>
-      </w:r>
-      <w:r>
-        <w:t xml:space="preserve"> </w:t>
-      </w:r>
-      <w:r>
-        <w:t xml:space="preserve">exit 0, no stderr);</w:t>
+        <w:t xml:space="preserve">exec</w:t>
+      </w:r>
+      <w:r>
+        <w:t xml:space="preserve"> </w:t>
+      </w:r>
+      <w:r>
+        <w:t xml:space="preserve">of missing binary → login shell dies → terminal closes] + 4-layer regression guard [test 60 + verify gate</w:t>
       </w:r>
       <w:r>
         <w:t xml:space="preserve"> </w:t>
@@ -1361,13 +1244,13 @@
         <w:rPr>
           <w:rStyle w:val="VerbatimChar"/>
         </w:rPr>
-        <w:t xml:space="preserve">hostname_color.sh</w:t>
-      </w:r>
-      <w:r>
-        <w:t xml:space="preserve"> </w:t>
-      </w:r>
-      <w:r>
-        <w:t xml:space="preserve">returns a valid</w:t>
+        <w:t xml:space="preserve">CM-TMX-WRAPPER-TMUXBIN-VALID</w:t>
+      </w:r>
+      <w:r>
+        <w:t xml:space="preserve"> </w:t>
+      </w:r>
+      <w:r>
+        <w:t xml:space="preserve">+ meta</w:t>
       </w:r>
       <w:r>
         <w:t xml:space="preserve"> </w:t>
@@ -1376,578 +1259,10 @@
         <w:rPr>
           <w:rStyle w:val="VerbatimChar"/>
         </w:rPr>
-        <w:t xml:space="preserve">colour44</w:t>
-      </w:r>
-      <w:r>
-        <w:t xml:space="preserve">; the Darwin rlimit wrapper is</w:t>
-      </w:r>
-      <w:r>
-        <w:t xml:space="preserve"> </w:t>
-      </w:r>
-      <w:r>
-        <w:t xml:space="preserve">benign. Cross-emulator reproduction (incl. robust WezTerm) rules out a single</w:t>
-      </w:r>
-      <w:r>
-        <w:t xml:space="preserve"> </w:t>
-      </w:r>
-      <w:r>
-        <w:t xml:space="preserve">emulator's escape-sequence handling — the trigger is tmx/tmux/config + state.</w:t>
-      </w:r>
-    </w:p>
-    <w:p>
-      <w:pPr>
-        <w:pStyle w:val="Compact"/>
-        <w:numPr>
-          <w:ilvl w:val="0"/>
-          <w:numId w:val="1003"/>
-        </w:numPr>
-      </w:pPr>
-      <w:r>
-        <w:t xml:space="preserve">Five candidate crash vectors were each reproduced headlessly over a real PTY</w:t>
-      </w:r>
-      <w:r>
-        <w:t xml:space="preserve"> </w:t>
-      </w:r>
-      <w:r>
-        <w:t xml:space="preserve">and</w:t>
-      </w:r>
-      <w:r>
-        <w:t xml:space="preserve"> </w:t>
-      </w:r>
-      <w:r>
-        <w:rPr>
-          <w:b/>
-          <w:bCs/>
-        </w:rPr>
-        <w:t xml:space="preserve">DISPROVEN as standalone causes</w:t>
-      </w:r>
-      <w:r>
-        <w:t xml:space="preserve"> </w:t>
-      </w:r>
-      <w:r>
-        <w:t xml:space="preserve">(forensic detail + byte counts in</w:t>
-      </w:r>
-      <w:r>
-        <w:t xml:space="preserve"> </w:t>
-      </w:r>
-      <w:r>
-        <w:rPr>
-          <w:rStyle w:val="VerbatimChar"/>
-        </w:rPr>
-        <w:t xml:space="preserve">docs/qa/2026-06-13-helixcode-crash/forensic.md</w:t>
-      </w:r>
-      <w:r>
-        <w:t xml:space="preserve">): (H1) pre-existing TUI +</w:t>
-      </w:r>
-      <w:r>
-        <w:t xml:space="preserve"> </w:t>
-      </w:r>
-      <w:r>
-        <w:t xml:space="preserve">reattach repaint — fresh vs reattach streams byte-identical; (H2)</w:t>
-      </w:r>
-      <w:r>
-        <w:t xml:space="preserve"> </w:t>
-      </w:r>
-      <w:r>
-        <w:rPr>
-          <w:rStyle w:val="VerbatimChar"/>
-        </w:rPr>
-        <w:t xml:space="preserve">allow-passthrough on</w:t>
-      </w:r>
-      <w:r>
-        <w:t xml:space="preserve"> </w:t>
-      </w:r>
-      <w:r>
-        <w:t xml:space="preserve">replay — a 512 KB passthrough payload yielded a 3496-B</w:t>
-      </w:r>
-      <w:r>
-        <w:t xml:space="preserve"> </w:t>
-      </w:r>
-      <w:r>
-        <w:t xml:space="preserve">attach stream, 0 DCS frames (tmux repaints the visible screen, never the</w:t>
-      </w:r>
-      <w:r>
-        <w:t xml:space="preserve"> </w:t>
-      </w:r>
-      <w:r>
-        <w:t xml:space="preserve">passthrough history); (H3)</w:t>
-      </w:r>
-      <w:r>
-        <w:t xml:space="preserve"> </w:t>
-      </w:r>
-      <w:r>
-        <w:rPr>
-          <w:rStyle w:val="VerbatimChar"/>
-        </w:rPr>
-        <w:t xml:space="preserve">extended-keys on</w:t>
-      </w:r>
-      <w:r>
-        <w:t xml:space="preserve"> </w:t>
-      </w:r>
-      <w:r>
-        <w:t xml:space="preserve">— only the standard</w:t>
-      </w:r>
-      <w:r>
-        <w:t xml:space="preserve"> </w:t>
-      </w:r>
-      <w:r>
-        <w:rPr>
-          <w:rStyle w:val="VerbatimChar"/>
-        </w:rPr>
-        <w:t xml:space="preserve">ESC[&gt;4m</w:t>
-      </w:r>
-      <w:r>
-        <w:t xml:space="preserve"> </w:t>
-      </w:r>
-      <w:r>
-        <w:t xml:space="preserve">modifyOtherKeys, well-formed; (H4)</w:t>
-      </w:r>
-      <w:r>
-        <w:t xml:space="preserve"> </w:t>
-      </w:r>
-      <w:r>
-        <w:rPr>
-          <w:rStyle w:val="VerbatimChar"/>
-        </w:rPr>
-        <w:t xml:space="preserve">automatic-rename-format</w:t>
-      </w:r>
-      <w:r>
-        <w:t xml:space="preserve"> </w:t>
-      </w:r>
-      <w:r>
-        <w:rPr>
-          <w:rStyle w:val="VerbatimChar"/>
-        </w:rPr>
-        <w:t xml:space="preserve">.exe</w:t>
-      </w:r>
-      <w:r>
-        <w:t xml:space="preserve">-strip —</w:t>
-      </w:r>
-      <w:r>
-        <w:t xml:space="preserve"> </w:t>
-      </w:r>
-      <w:r>
-        <w:t xml:space="preserve">single-pass, no loop; (H5)</w:t>
-      </w:r>
-      <w:r>
-        <w:t xml:space="preserve"> </w:t>
-      </w:r>
-      <w:r>
-        <w:rPr>
-          <w:rStyle w:val="VerbatimChar"/>
-        </w:rPr>
-        <w:t xml:space="preserve">tmx attach</w:t>
-      </w:r>
-      <w:r>
-        <w:t xml:space="preserve"> </w:t>
-      </w:r>
-      <w:r>
-        <w:t xml:space="preserve">source-file into a live session —</w:t>
-      </w:r>
-      <w:r>
-        <w:t xml:space="preserve"> </w:t>
-      </w:r>
-      <w:r>
-        <w:t xml:space="preserve">exit 0, empty stderr, byte-identical stream.</w:t>
-      </w:r>
-    </w:p>
-    <w:p>
-      <w:pPr>
-        <w:pStyle w:val="FirstParagraph"/>
-      </w:pPr>
-      <w:r>
-        <w:rPr>
-          <w:b/>
-          <w:bCs/>
-        </w:rPr>
-        <w:t xml:space="preserve">CONCLUSION:</w:t>
-      </w:r>
-      <w:r>
-        <w:t xml:space="preserve"> </w:t>
-      </w:r>
-      <w:r>
-        <w:t xml:space="preserve">the crash is NOT reproducible from config + wrapper + binary</w:t>
-      </w:r>
-      <w:r>
-        <w:t xml:space="preserve"> </w:t>
-      </w:r>
-      <w:r>
-        <w:t xml:space="preserve">state alone — it requires operator-side RUNTIME state (the real HelixCode TUI</w:t>
-      </w:r>
-      <w:r>
-        <w:t xml:space="preserve"> </w:t>
-      </w:r>
-      <w:r>
-        <w:t xml:space="preserve">agent's own escape output under tmux, and/or a stale/wrong-arch socket or a</w:t>
-      </w:r>
-      <w:r>
-        <w:t xml:space="preserve"> </w:t>
-      </w:r>
-      <w:r>
-        <w:t xml:space="preserve">second</w:t>
-      </w:r>
-      <w:r>
-        <w:t xml:space="preserve"> </w:t>
-      </w:r>
-      <w:r>
-        <w:rPr>
-          <w:rStyle w:val="VerbatimChar"/>
-        </w:rPr>
-        <w:t xml:space="preserve">tmux</w:t>
-      </w:r>
-      <w:r>
-        <w:t xml:space="preserve"> </w:t>
-      </w:r>
-      <w:r>
-        <w:t xml:space="preserve">on</w:t>
-      </w:r>
-      <w:r>
-        <w:t xml:space="preserve"> </w:t>
-      </w:r>
-      <w:r>
-        <w:rPr>
-          <w:rStyle w:val="VerbatimChar"/>
-        </w:rPr>
-        <w:t xml:space="preserve">$PATH</w:t>
-      </w:r>
-      <w:r>
-        <w:t xml:space="preserve">, and/or a real</w:t>
-      </w:r>
-      <w:r>
-        <w:t xml:space="preserve"> </w:t>
-      </w:r>
-      <w:r>
-        <w:rPr>
-          <w:rStyle w:val="VerbatimChar"/>
-        </w:rPr>
-        <w:t xml:space="preserve">$TERM</w:t>
-      </w:r>
-      <w:r>
-        <w:t xml:space="preserve">/size/capability mismatch). These</w:t>
-      </w:r>
-      <w:r>
-        <w:t xml:space="preserve"> </w:t>
-      </w:r>
-      <w:r>
-        <w:t xml:space="preserve">three residuals are explicitly</w:t>
-      </w:r>
-      <w:r>
-        <w:t xml:space="preserve"> </w:t>
-      </w:r>
-      <w:r>
-        <w:rPr>
-          <w:rStyle w:val="VerbatimChar"/>
-        </w:rPr>
-        <w:t xml:space="preserve">UNCONFIRMED — needs operator</w:t>
-      </w:r>
-      <w:r>
-        <w:t xml:space="preserve"> </w:t>
-      </w:r>
-      <w:r>
-        <w:t xml:space="preserve">(ranked in</w:t>
-      </w:r>
-      <w:r>
-        <w:t xml:space="preserve"> </w:t>
-      </w:r>
-      <w:r>
-        <w:t xml:space="preserve">forensic.md).</w:t>
-      </w:r>
-    </w:p>
-    <w:p>
-      <w:pPr>
-        <w:pStyle w:val="BodyText"/>
-      </w:pPr>
-      <w:r>
-        <w:rPr>
-          <w:b/>
-          <w:bCs/>
-        </w:rPr>
-        <w:t xml:space="preserve">Operator-Block-Details:</w:t>
-      </w:r>
-    </w:p>
-    <w:p>
-      <w:pPr>
-        <w:pStyle w:val="Compact"/>
-        <w:numPr>
-          <w:ilvl w:val="0"/>
-          <w:numId w:val="1004"/>
-        </w:numPr>
-      </w:pPr>
-      <w:r>
-        <w:rPr>
-          <w:b/>
-          <w:bCs/>
-        </w:rPr>
-        <w:t xml:space="preserve">WHAT:</w:t>
-      </w:r>
-      <w:r>
-        <w:t xml:space="preserve"> </w:t>
-      </w:r>
-      <w:r>
-        <w:t xml:space="preserve">run</w:t>
-      </w:r>
-      <w:r>
-        <w:t xml:space="preserve"> </w:t>
-      </w:r>
-      <w:r>
-        <w:rPr>
-          <w:rStyle w:val="VerbatimChar"/>
-        </w:rPr>
-        <w:t xml:space="preserve">docs/qa/2026-06-13-helixcode-crash/diagnose.sh</w:t>
-      </w:r>
-      <w:r>
-        <w:t xml:space="preserve"> </w:t>
-      </w:r>
-      <w:r>
-        <w:t xml:space="preserve">in the real</w:t>
-      </w:r>
-      <w:r>
-        <w:t xml:space="preserve"> </w:t>
-      </w:r>
-      <w:r>
-        <w:t xml:space="preserve">crashing flow; it captures (read-only, leaves live sessions untouched) the</w:t>
-      </w:r>
-      <w:r>
-        <w:t xml:space="preserve"> </w:t>
-      </w:r>
-      <w:r>
-        <w:t xml:space="preserve">full attach byte stream via</w:t>
-      </w:r>
-      <w:r>
-        <w:t xml:space="preserve"> </w:t>
-      </w:r>
-      <w:r>
-        <w:rPr>
-          <w:rStyle w:val="VerbatimChar"/>
-        </w:rPr>
-        <w:t xml:space="preserve">script</w:t>
-      </w:r>
-      <w:r>
-        <w:t xml:space="preserve">/</w:t>
-      </w:r>
-      <w:r>
-        <w:rPr>
-          <w:rStyle w:val="VerbatimChar"/>
-        </w:rPr>
-        <w:t xml:space="preserve">tee</w:t>
-      </w:r>
-      <w:r>
-        <w:t xml:space="preserve">, tmux -V, the active conf,</w:t>
-      </w:r>
-      <w:r>
-        <w:t xml:space="preserve"> </w:t>
-      </w:r>
-      <w:r>
-        <w:rPr>
-          <w:rStyle w:val="VerbatimChar"/>
-        </w:rPr>
-        <w:t xml:space="preserve">pane_current_command</w:t>
-      </w:r>
-      <w:r>
-        <w:t xml:space="preserve">,</w:t>
-      </w:r>
-      <w:r>
-        <w:t xml:space="preserve"> </w:t>
-      </w:r>
-      <w:r>
-        <w:rPr>
-          <w:rStyle w:val="VerbatimChar"/>
-        </w:rPr>
-        <w:t xml:space="preserve">allow-passthrough</w:t>
-      </w:r>
-      <w:r>
-        <w:t xml:space="preserve">/</w:t>
-      </w:r>
-      <w:r>
-        <w:rPr>
-          <w:rStyle w:val="VerbatimChar"/>
-        </w:rPr>
-        <w:t xml:space="preserve">extended-keys</w:t>
-      </w:r>
-      <w:r>
-        <w:t xml:space="preserve"> </w:t>
-      </w:r>
-      <w:r>
-        <w:t xml:space="preserve">state, the socket</w:t>
-      </w:r>
-      <w:r>
-        <w:t xml:space="preserve"> </w:t>
-      </w:r>
-      <w:r>
-        <w:t xml:space="preserve">inventory, and whether the login shell exits. Send back the produced</w:t>
-      </w:r>
-      <w:r>
-        <w:t xml:space="preserve"> </w:t>
-      </w:r>
-      <w:r>
-        <w:rPr>
-          <w:rStyle w:val="VerbatimChar"/>
-        </w:rPr>
-        <w:t xml:space="preserve">operator_run_&lt;ts&gt;/</w:t>
-      </w:r>
-      <w:r>
-        <w:t xml:space="preserve"> </w:t>
-      </w:r>
-      <w:r>
-        <w:t xml:space="preserve">directory.</w:t>
-      </w:r>
-    </w:p>
-    <w:p>
-      <w:pPr>
-        <w:pStyle w:val="Compact"/>
-        <w:numPr>
-          <w:ilvl w:val="0"/>
-          <w:numId w:val="1004"/>
-        </w:numPr>
-      </w:pPr>
-      <w:r>
-        <w:rPr>
-          <w:b/>
-          <w:bCs/>
-        </w:rPr>
-        <w:t xml:space="preserve">WHY (self-resolution exhausted):</w:t>
-      </w:r>
-      <w:r>
-        <w:t xml:space="preserve"> </w:t>
-      </w:r>
-      <w:r>
-        <w:t xml:space="preserve">(a) CLI reproduction — fresh create +</w:t>
-      </w:r>
-      <w:r>
-        <w:t xml:space="preserve"> </w:t>
-      </w:r>
-      <w:r>
-        <w:t xml:space="preserve">attach + real-PTY drive all succeed; (b) subagent forensic deep-dive —</w:t>
-      </w:r>
-      <w:r>
-        <w:t xml:space="preserve"> </w:t>
-      </w:r>
-      <w:r>
-        <w:t xml:space="preserve">5 hypotheses reproduced + disproven headlessly; (c) repo tooling — conf</w:t>
-      </w:r>
-      <w:r>
-        <w:t xml:space="preserve"> </w:t>
-      </w:r>
-      <w:r>
-        <w:t xml:space="preserve">audit, color audit, source-file audit all clean; (d) captured fallback — the</w:t>
-      </w:r>
-      <w:r>
-        <w:t xml:space="preserve"> </w:t>
-      </w:r>
-      <w:r>
-        <w:t xml:space="preserve">live HelixCode TUI agent is not installed here and the operator's stale</w:t>
-      </w:r>
-      <w:r>
-        <w:t xml:space="preserve"> </w:t>
-      </w:r>
-      <w:r>
-        <w:t xml:space="preserve">session state cannot be fabricated; (e) external research — N/A, no published</w:t>
-      </w:r>
-      <w:r>
-        <w:t xml:space="preserve"> </w:t>
-      </w:r>
-      <w:r>
-        <w:t xml:space="preserve">HelixCode-in-tmux crash signature.</w:t>
-      </w:r>
-    </w:p>
-    <w:p>
-      <w:pPr>
-        <w:pStyle w:val="Compact"/>
-        <w:numPr>
-          <w:ilvl w:val="0"/>
-          <w:numId w:val="1004"/>
-        </w:numPr>
-      </w:pPr>
-      <w:r>
-        <w:rPr>
-          <w:b/>
-          <w:bCs/>
-        </w:rPr>
-        <w:t xml:space="preserve">UNBLOCK CONDITION:</w:t>
-      </w:r>
-      <w:r>
-        <w:t xml:space="preserve"> </w:t>
-      </w:r>
-      <w:r>
-        <w:t xml:space="preserve">the</w:t>
-      </w:r>
-      <w:r>
-        <w:t xml:space="preserve"> </w:t>
-      </w:r>
-      <w:r>
-        <w:rPr>
-          <w:rStyle w:val="VerbatimChar"/>
-        </w:rPr>
-        <w:t xml:space="preserve">operator_run_&lt;ts&gt;/typescript</w:t>
-      </w:r>
-      <w:r>
-        <w:t xml:space="preserve"> </w:t>
-      </w:r>
-      <w:r>
-        <w:t xml:space="preserve">byte stream shows</w:t>
-      </w:r>
-      <w:r>
-        <w:t xml:space="preserve"> </w:t>
-      </w:r>
-      <w:r>
-        <w:t xml:space="preserve">the malformed/runaway sequence the real session emits (localise via</w:t>
-      </w:r>
-      <w:r>
-        <w:t xml:space="preserve"> </w:t>
-      </w:r>
-      <w:r>
-        <w:rPr>
-          <w:rStyle w:val="VerbatimChar"/>
-        </w:rPr>
-        <w:t xml:space="preserve">od -c typescript | tail -40</w:t>
-      </w:r>
-      <w:r>
-        <w:t xml:space="preserve">).</w:t>
-      </w:r>
-    </w:p>
-    <w:p>
-      <w:pPr>
-        <w:pStyle w:val="Compact"/>
-        <w:numPr>
-          <w:ilvl w:val="0"/>
-          <w:numId w:val="1004"/>
-        </w:numPr>
-      </w:pPr>
-      <w:r>
-        <w:rPr>
-          <w:b/>
-          <w:bCs/>
-        </w:rPr>
-        <w:t xml:space="preserve">WHO:</w:t>
-      </w:r>
-      <w:r>
-        <w:t xml:space="preserve"> </w:t>
-      </w:r>
-      <w:r>
-        <w:t xml:space="preserve">operator (</w:t>
-      </w:r>
-      <w:hyperlink r:id="rId16">
-        <w:r>
-          <w:rPr>
-            <w:rStyle w:val="Hyperlink"/>
-          </w:rPr>
-          <w:t xml:space="preserve">milos85vasic.3rd@gmail.com</w:t>
-        </w:r>
-      </w:hyperlink>
-      <w:r>
-        <w:t xml:space="preserve">); diagnostic + forensics under</w:t>
-      </w:r>
-      <w:r>
-        <w:t xml:space="preserve"> </w:t>
-      </w:r>
-      <w:r>
-        <w:rPr>
-          <w:rStyle w:val="VerbatimChar"/>
-        </w:rPr>
-        <w:t xml:space="preserve">docs/qa/2026-06-13-helixcode-crash/</w:t>
-      </w:r>
-      <w:r>
-        <w:t xml:space="preserve">.</w:t>
+        <w:t xml:space="preserve">M-WRAPPER-TMUXBIN</w:t>
+      </w:r>
+      <w:r>
+        <w:t xml:space="preserve">]).</w:t>
       </w:r>
     </w:p>
     <w:p>
@@ -1972,7 +1287,7 @@
         <w:t xml:space="preserve"> </w:t>
       </w:r>
       <w:r>
-        <w:t xml:space="preserve">2026-06-13 (v1.0.21 cycle — copy/paste mouse-off default landed in</w:t>
+        <w:t xml:space="preserve">2026-06-13 (F1 HelixCode terminal-crash RESOLVED + closed to</w:t>
       </w:r>
       <w:r>
         <w:t xml:space="preserve"> </w:t>
@@ -1987,12 +1302,11 @@
         <w:t xml:space="preserve"> </w:t>
       </w:r>
       <w:r>
-        <w:t xml:space="preserve">A43; opened F1 to track the operator-gated "HelixCode" terminal crash with full forensic evidence + a ready operator diagnostic).</w:t>
-      </w:r>
-    </w:p>
+        <w:t xml:space="preserve">A45 with reproduced root cause + 4-layer regression guard; operator-confirmed "works now". Zero open non-terminal items.)</w:t>
+      </w:r>
+    </w:p>
+    <w:bookmarkEnd w:id="16"/>
     <w:bookmarkEnd w:id="17"/>
-    <w:bookmarkEnd w:id="18"/>
-    <w:bookmarkEnd w:id="19"/>
     <w:sectPr>
       <w:footnotePr>
         <w:numRestart w:val="eachSect"/>
@@ -2213,12 +1527,6 @@
     <w:abstractNumId w:val="991"/>
   </w:num>
   <w:num w:numId="1002">
-    <w:abstractNumId w:val="991"/>
-  </w:num>
-  <w:num w:numId="1003">
-    <w:abstractNumId w:val="991"/>
-  </w:num>
-  <w:num w:numId="1004">
     <w:abstractNumId w:val="991"/>
   </w:num>
 </w:numbering>

--- a/Issues.docx
+++ b/Issues.docx
@@ -10,7 +10,7 @@
         <w:t xml:space="preserve">Issues</w:t>
       </w:r>
     </w:p>
-    <w:bookmarkStart w:id="17" w:name="vasic-digital-tmux--open-issues-tracker"/>
+    <w:bookmarkStart w:id="19" w:name="vasic-digital-tmux--open-issues-tracker"/>
     <w:p>
       <w:pPr>
         <w:pStyle w:val="Heading1"/>
@@ -934,7 +934,7 @@
       </w:r>
     </w:p>
     <w:bookmarkEnd w:id="10"/>
-    <w:bookmarkStart w:id="11" w:name="a-tooling--harness-gaps"/>
+    <w:bookmarkStart w:id="12" w:name="a-tooling--harness-gaps"/>
     <w:p>
       <w:pPr>
         <w:pStyle w:val="Heading2"/>
@@ -943,24 +943,298 @@
         <w:t xml:space="preserve">A. Tooling / harness gaps</w:t>
       </w:r>
     </w:p>
+    <w:bookmarkStart w:id="11" w:name="X7112ba3800406898baca36fb0edec2c59ef97a0"/>
+    <w:p>
+      <w:pPr>
+        <w:pStyle w:val="Heading3"/>
+      </w:pPr>
+      <w:r>
+        <w:t xml:space="preserve">A2 RUNALL-NATIVE-RESOLVE-001 — standalone run_all.sh mis-resolves the binary on native macOS</w:t>
+      </w:r>
+    </w:p>
     <w:p>
       <w:pPr>
         <w:pStyle w:val="FirstParagraph"/>
       </w:pPr>
       <w:r>
-        <w:t xml:space="preserve">(none open at this time — A1 META-MUT-001 landed in</w:t>
-      </w:r>
-      <w:r>
-        <w:t xml:space="preserve"> </w:t>
-      </w:r>
-      <w:r>
-        <w:rPr>
-          <w:rStyle w:val="VerbatimChar"/>
-        </w:rPr>
-        <w:t xml:space="preserve">Fixed.md</w:t>
-      </w:r>
-      <w:r>
-        <w:t xml:space="preserve">.)</w:t>
+        <w:rPr>
+          <w:b/>
+          <w:bCs/>
+        </w:rPr>
+        <w:t xml:space="preserve">Status:</w:t>
+      </w:r>
+      <w:r>
+        <w:t xml:space="preserve"> </w:t>
+      </w:r>
+      <w:r>
+        <w:t xml:space="preserve">Queued</w:t>
+      </w:r>
+      <w:r>
+        <w:t xml:space="preserve"> </w:t>
+      </w:r>
+      <w:r>
+        <w:rPr>
+          <w:b/>
+          <w:bCs/>
+        </w:rPr>
+        <w:t xml:space="preserve">Type:</w:t>
+      </w:r>
+      <w:r>
+        <w:t xml:space="preserve"> </w:t>
+      </w:r>
+      <w:r>
+        <w:t xml:space="preserve">Task</w:t>
+      </w:r>
+    </w:p>
+    <w:p>
+      <w:pPr>
+        <w:pStyle w:val="BodyText"/>
+      </w:pPr>
+      <w:r>
+        <w:rPr>
+          <w:rStyle w:val="VerbatimChar"/>
+        </w:rPr>
+        <w:t xml:space="preserve">scripts/tests/run_all.sh</w:t>
+      </w:r>
+      <w:r>
+        <w:t xml:space="preserve"> </w:t>
+      </w:r>
+      <w:r>
+        <w:t xml:space="preserve">hardcodes</w:t>
+      </w:r>
+      <w:r>
+        <w:t xml:space="preserve"> </w:t>
+      </w:r>
+      <w:r>
+        <w:rPr>
+          <w:rStyle w:val="VerbatimChar"/>
+        </w:rPr>
+        <w:t xml:space="preserve">TMUX_BIN=tmux/build/bin/tmux</w:t>
+      </w:r>
+      <w:r>
+        <w:t xml:space="preserve"> </w:t>
+      </w:r>
+      <w:r>
+        <w:t xml:space="preserve">(the</w:t>
+      </w:r>
+      <w:r>
+        <w:t xml:space="preserve"> </w:t>
+      </w:r>
+      <w:r>
+        <w:rPr>
+          <w:rStyle w:val="VerbatimChar"/>
+        </w:rPr>
+        <w:t xml:space="preserve">build_containerized.sh</w:t>
+      </w:r>
+      <w:r>
+        <w:t xml:space="preserve"> </w:t>
+      </w:r>
+      <w:r>
+        <w:t xml:space="preserve">output path) and is the containerized-build validator. On</w:t>
+      </w:r>
+      <w:r>
+        <w:t xml:space="preserve"> </w:t>
+      </w:r>
+      <w:r>
+        <w:t xml:space="preserve">native macOS the authoritative validator is</w:t>
+      </w:r>
+      <w:r>
+        <w:t xml:space="preserve"> </w:t>
+      </w:r>
+      <w:r>
+        <w:rPr>
+          <w:rStyle w:val="VerbatimChar"/>
+        </w:rPr>
+        <w:t xml:space="preserve">setup.sh</w:t>
+      </w:r>
+      <w:r>
+        <w:t xml:space="preserve"> </w:t>
+      </w:r>
+      <w:r>
+        <w:t xml:space="preserve">(builds + verifies against</w:t>
+      </w:r>
+      <w:r>
+        <w:t xml:space="preserve"> </w:t>
+      </w:r>
+      <w:r>
+        <w:rPr>
+          <w:rStyle w:val="VerbatimChar"/>
+        </w:rPr>
+        <w:t xml:space="preserve">tmux/build-darwin/</w:t>
+      </w:r>
+      <w:r>
+        <w:t xml:space="preserve">). Invoked standalone on macOS with a stale</w:t>
+      </w:r>
+      <w:r>
+        <w:t xml:space="preserve"> </w:t>
+      </w:r>
+      <w:r>
+        <w:rPr>
+          <w:rStyle w:val="VerbatimChar"/>
+        </w:rPr>
+        <w:t xml:space="preserve">tmux/build/</w:t>
+      </w:r>
+      <w:r>
+        <w:t xml:space="preserve"> </w:t>
+      </w:r>
+      <w:r>
+        <w:t xml:space="preserve">present</w:t>
+      </w:r>
+      <w:r>
+        <w:t xml:space="preserve"> </w:t>
+      </w:r>
+      <w:r>
+        <w:t xml:space="preserve">(a prior Linux containerized build), run_all.sh resolved the wrong-arch binary →</w:t>
+      </w:r>
+      <w:r>
+        <w:t xml:space="preserve"> </w:t>
+      </w:r>
+      <w:r>
+        <w:rPr>
+          <w:rStyle w:val="VerbatimChar"/>
+        </w:rPr>
+        <w:t xml:space="preserve">Exec format error</w:t>
+      </w:r>
+      <w:r>
+        <w:t xml:space="preserve"> </w:t>
+      </w:r>
+      <w:r>
+        <w:t xml:space="preserve">mass-FAIL (observed 2026-06-16; NOT a product defect —</w:t>
+      </w:r>
+      <w:r>
+        <w:t xml:space="preserve"> </w:t>
+      </w:r>
+      <w:r>
+        <w:rPr>
+          <w:rStyle w:val="VerbatimChar"/>
+        </w:rPr>
+        <w:t xml:space="preserve">setup.sh</w:t>
+      </w:r>
+      <w:r>
+        <w:t xml:space="preserve"> </w:t>
+      </w:r>
+      <w:r>
+        <w:t xml:space="preserve">run_all</w:t>
+      </w:r>
+      <w:r>
+        <w:t xml:space="preserve"> </w:t>
+      </w:r>
+      <w:r>
+        <w:rPr>
+          <w:rStyle w:val="VerbatimChar"/>
+        </w:rPr>
+        <w:t xml:space="preserve">55/0/6</w:t>
+      </w:r>
+      <w:r>
+        <w:t xml:space="preserve"> </w:t>
+      </w:r>
+      <w:r>
+        <w:t xml:space="preserve">+ installed-binary smoke GREEN the same session; removing the stale</w:t>
+      </w:r>
+      <w:r>
+        <w:t xml:space="preserve"> </w:t>
+      </w:r>
+      <w:r>
+        <w:rPr>
+          <w:rStyle w:val="VerbatimChar"/>
+        </w:rPr>
+        <w:t xml:space="preserve">tmux/build/</w:t>
+      </w:r>
+      <w:r>
+        <w:t xml:space="preserve"> </w:t>
+      </w:r>
+      <w:r>
+        <w:t xml:space="preserve">then gave</w:t>
+      </w:r>
+      <w:r>
+        <w:t xml:space="preserve"> </w:t>
+      </w:r>
+      <w:r>
+        <w:rPr>
+          <w:rStyle w:val="VerbatimChar"/>
+        </w:rPr>
+        <w:t xml:space="preserve">not executable</w:t>
+      </w:r>
+      <w:r>
+        <w:t xml:space="preserve"> </w:t>
+      </w:r>
+      <w:r>
+        <w:t xml:space="preserve">because run_all expects that path).</w:t>
+      </w:r>
+      <w:r>
+        <w:t xml:space="preserve"> </w:t>
+      </w:r>
+      <w:r>
+        <w:rPr>
+          <w:b/>
+          <w:bCs/>
+        </w:rPr>
+        <w:t xml:space="preserve">Fix</w:t>
+      </w:r>
+      <w:r>
+        <w:rPr>
+          <w:b/>
+          <w:bCs/>
+        </w:rPr>
+        <w:t xml:space="preserve"> </w:t>
+      </w:r>
+      <w:r>
+        <w:rPr>
+          <w:b/>
+          <w:bCs/>
+        </w:rPr>
+        <w:t xml:space="preserve">direction:</w:t>
+      </w:r>
+      <w:r>
+        <w:t xml:space="preserve"> </w:t>
+      </w:r>
+      <w:r>
+        <w:t xml:space="preserve">make run_all.sh OS-aware (prefer</w:t>
+      </w:r>
+      <w:r>
+        <w:t xml:space="preserve"> </w:t>
+      </w:r>
+      <w:r>
+        <w:rPr>
+          <w:rStyle w:val="VerbatimChar"/>
+        </w:rPr>
+        <w:t xml:space="preserve">tmux/build-darwin/</w:t>
+      </w:r>
+      <w:r>
+        <w:t xml:space="preserve"> </w:t>
+      </w:r>
+      <w:r>
+        <w:t xml:space="preserve">on Darwin) OR</w:t>
+      </w:r>
+      <w:r>
+        <w:t xml:space="preserve"> </w:t>
+      </w:r>
+      <w:r>
+        <w:t xml:space="preserve">document that native-macOS validation is</w:t>
+      </w:r>
+      <w:r>
+        <w:t xml:space="preserve"> </w:t>
+      </w:r>
+      <w:r>
+        <w:rPr>
+          <w:rStyle w:val="VerbatimChar"/>
+        </w:rPr>
+        <w:t xml:space="preserve">setup.sh</w:t>
+      </w:r>
+      <w:r>
+        <w:t xml:space="preserve">-only and run_all.sh is the</w:t>
+      </w:r>
+      <w:r>
+        <w:t xml:space="preserve"> </w:t>
+      </w:r>
+      <w:r>
+        <w:t xml:space="preserve">containerized path. Captured-evidence requirement: a clean native-macOS run_all GREEN</w:t>
+      </w:r>
+      <w:r>
+        <w:t xml:space="preserve"> </w:t>
+      </w:r>
+      <w:r>
+        <w:t xml:space="preserve">after the fix.</w:t>
       </w:r>
     </w:p>
     <w:p>
@@ -971,7 +1245,8 @@
       </w:r>
     </w:p>
     <w:bookmarkEnd w:id="11"/>
-    <w:bookmarkStart w:id="12" w:name="Xb86f81d76618d54881eaba1753a4cb72beb54ce"/>
+    <w:bookmarkEnd w:id="12"/>
+    <w:bookmarkStart w:id="13" w:name="Xb86f81d76618d54881eaba1753a4cb72beb54ce"/>
     <w:p>
       <w:pPr>
         <w:pStyle w:val="Heading2"/>
@@ -1046,8 +1321,8 @@
         </w:pict>
       </w:r>
     </w:p>
-    <w:bookmarkEnd w:id="12"/>
-    <w:bookmarkStart w:id="13" w:name="X274f73d5acf258963b31ff7c75a674bee0e935e"/>
+    <w:bookmarkEnd w:id="13"/>
+    <w:bookmarkStart w:id="14" w:name="X274f73d5acf258963b31ff7c75a674bee0e935e"/>
     <w:p>
       <w:pPr>
         <w:pStyle w:val="Heading2"/>
@@ -1083,8 +1358,8 @@
         </w:pict>
       </w:r>
     </w:p>
-    <w:bookmarkEnd w:id="13"/>
-    <w:bookmarkStart w:id="14" w:name="X9125c2495937530f0e64223858a8a5d6a10e5bd"/>
+    <w:bookmarkEnd w:id="14"/>
+    <w:bookmarkStart w:id="16" w:name="X9125c2495937530f0e64223858a8a5d6a10e5bd"/>
     <w:p>
       <w:pPr>
         <w:pStyle w:val="Heading2"/>
@@ -1093,24 +1368,284 @@
         <w:t xml:space="preserve">D. Host-capability + topology dispatch gaps</w:t>
       </w:r>
     </w:p>
+    <w:bookmarkStart w:id="15" w:name="X5e199cf37a7d6ff0313698f63b14d62e1213353"/>
+    <w:p>
+      <w:pPr>
+        <w:pStyle w:val="Heading3"/>
+      </w:pPr>
+      <w:r>
+        <w:t xml:space="preserve">D2 TMPDIR-HARDCODE-001 — tests hardcoding /tmp false-FAIL under host disk-pressure</w:t>
+      </w:r>
+    </w:p>
     <w:p>
       <w:pPr>
         <w:pStyle w:val="FirstParagraph"/>
       </w:pPr>
       <w:r>
-        <w:t xml:space="preserve">(none open at this time — D1 TOPO-DISPATCH-001 landed in</w:t>
-      </w:r>
-      <w:r>
-        <w:t xml:space="preserve"> </w:t>
-      </w:r>
-      <w:r>
-        <w:rPr>
-          <w:rStyle w:val="VerbatimChar"/>
-        </w:rPr>
-        <w:t xml:space="preserve">Fixed.md</w:t>
-      </w:r>
-      <w:r>
-        <w:t xml:space="preserve">.)</w:t>
+        <w:rPr>
+          <w:b/>
+          <w:bCs/>
+        </w:rPr>
+        <w:t xml:space="preserve">Status:</w:t>
+      </w:r>
+      <w:r>
+        <w:t xml:space="preserve"> </w:t>
+      </w:r>
+      <w:r>
+        <w:t xml:space="preserve">Queued</w:t>
+      </w:r>
+      <w:r>
+        <w:t xml:space="preserve"> </w:t>
+      </w:r>
+      <w:r>
+        <w:rPr>
+          <w:b/>
+          <w:bCs/>
+        </w:rPr>
+        <w:t xml:space="preserve">Type:</w:t>
+      </w:r>
+      <w:r>
+        <w:t xml:space="preserve"> </w:t>
+      </w:r>
+      <w:r>
+        <w:t xml:space="preserve">Task</w:t>
+      </w:r>
+    </w:p>
+    <w:p>
+      <w:pPr>
+        <w:pStyle w:val="BodyText"/>
+      </w:pPr>
+      <w:r>
+        <w:t xml:space="preserve">Several tests create scratch under a hardcoded</w:t>
+      </w:r>
+      <w:r>
+        <w:t xml:space="preserve"> </w:t>
+      </w:r>
+      <w:r>
+        <w:rPr>
+          <w:rStyle w:val="VerbatimChar"/>
+        </w:rPr>
+        <w:t xml:space="preserve">/tmp</w:t>
+      </w:r>
+      <w:r>
+        <w:t xml:space="preserve"> </w:t>
+      </w:r>
+      <w:r>
+        <w:t xml:space="preserve">(e.g.</w:t>
+      </w:r>
+      <w:r>
+        <w:t xml:space="preserve"> </w:t>
+      </w:r>
+      <w:r>
+        <w:rPr>
+          <w:rStyle w:val="VerbatimChar"/>
+        </w:rPr>
+        <w:t xml:space="preserve">27_state_persistence.sh</w:t>
+      </w:r>
+      <w:r>
+        <w:t xml:space="preserve"> </w:t>
+      </w:r>
+      <w:r>
+        <w:t xml:space="preserve">target</w:t>
+      </w:r>
+      <w:r>
+        <w:t xml:space="preserve"> </w:t>
+      </w:r>
+      <w:r>
+        <w:rPr>
+          <w:rStyle w:val="VerbatimChar"/>
+        </w:rPr>
+        <w:t xml:space="preserve">tmx-test-18-target-*</w:t>
+      </w:r>
+      <w:r>
+        <w:t xml:space="preserve">). When the host root volume is full (observed 2026-06-16</w:t>
+      </w:r>
+      <w:r>
+        <w:t xml:space="preserve"> </w:t>
+      </w:r>
+      <w:r>
+        <w:t xml:space="preserve">on macOS,</w:t>
+      </w:r>
+      <w:r>
+        <w:t xml:space="preserve"> </w:t>
+      </w:r>
+      <w:r>
+        <w:rPr>
+          <w:rStyle w:val="VerbatimChar"/>
+        </w:rPr>
+        <w:t xml:space="preserve">/</w:t>
+      </w:r>
+      <w:r>
+        <w:t xml:space="preserve"> </w:t>
+      </w:r>
+      <w:r>
+        <w:t xml:space="preserve">at &lt;200 MiB during the operator's away-window), the</w:t>
+      </w:r>
+      <w:r>
+        <w:t xml:space="preserve"> </w:t>
+      </w:r>
+      <w:r>
+        <w:rPr>
+          <w:rStyle w:val="VerbatimChar"/>
+        </w:rPr>
+        <w:t xml:space="preserve">cd</w:t>
+      </w:r>
+      <w:r>
+        <w:t xml:space="preserve">/mkdir into</w:t>
+      </w:r>
+      <w:r>
+        <w:t xml:space="preserve"> </w:t>
+      </w:r>
+      <w:r>
+        <w:rPr>
+          <w:rStyle w:val="VerbatimChar"/>
+        </w:rPr>
+        <w:t xml:space="preserve">/tmp</w:t>
+      </w:r>
+      <w:r>
+        <w:t xml:space="preserve"> </w:t>
+      </w:r>
+      <w:r>
+        <w:t xml:space="preserve">fails →</w:t>
+      </w:r>
+      <w:r>
+        <w:t xml:space="preserve"> </w:t>
+      </w:r>
+      <w:r>
+        <w:rPr>
+          <w:rStyle w:val="VerbatimChar"/>
+        </w:rPr>
+        <w:t xml:space="preserve">pane_current_path=''</w:t>
+      </w:r>
+      <w:r>
+        <w:t xml:space="preserve"> </w:t>
+      </w:r>
+      <w:r>
+        <w:t xml:space="preserve">false-FAIL instead of an honest §11.4.3 SKIP-with-reason.</w:t>
+      </w:r>
+      <w:r>
+        <w:t xml:space="preserve"> </w:t>
+      </w:r>
+      <w:r>
+        <w:t xml:space="preserve">The tests pass normally + standalone (27</w:t>
+      </w:r>
+      <w:r>
+        <w:t xml:space="preserve"> </w:t>
+      </w:r>
+      <w:r>
+        <w:rPr>
+          <w:rStyle w:val="VerbatimChar"/>
+        </w:rPr>
+        <w:t xml:space="preserve">3/3</w:t>
+      </w:r>
+      <w:r>
+        <w:t xml:space="preserve">, 38</w:t>
+      </w:r>
+      <w:r>
+        <w:t xml:space="preserve"> </w:t>
+      </w:r>
+      <w:r>
+        <w:rPr>
+          <w:rStyle w:val="VerbatimChar"/>
+        </w:rPr>
+        <w:t xml:space="preserve">3/3</w:t>
+      </w:r>
+      <w:r>
+        <w:t xml:space="preserve">, 43</w:t>
+      </w:r>
+      <w:r>
+        <w:t xml:space="preserve"> </w:t>
+      </w:r>
+      <w:r>
+        <w:rPr>
+          <w:rStyle w:val="VerbatimChar"/>
+        </w:rPr>
+        <w:t xml:space="preserve">15/0</w:t>
+      </w:r>
+      <w:r>
+        <w:t xml:space="preserve"> </w:t>
+      </w:r>
+      <w:r>
+        <w:t xml:space="preserve">re-run the same</w:t>
+      </w:r>
+      <w:r>
+        <w:t xml:space="preserve"> </w:t>
+      </w:r>
+      <w:r>
+        <w:t xml:space="preserve">session) — the failure is purely the abnormal host-disk condition (a §11.4.1 FAIL-bluff</w:t>
+      </w:r>
+      <w:r>
+        <w:t xml:space="preserve"> </w:t>
+      </w:r>
+      <w:r>
+        <w:t xml:space="preserve">class: environment, not product).</w:t>
+      </w:r>
+      <w:r>
+        <w:t xml:space="preserve"> </w:t>
+      </w:r>
+      <w:r>
+        <w:rPr>
+          <w:b/>
+          <w:bCs/>
+        </w:rPr>
+        <w:t xml:space="preserve">Fix direction:</w:t>
+      </w:r>
+      <w:r>
+        <w:t xml:space="preserve"> </w:t>
+      </w:r>
+      <w:r>
+        <w:t xml:space="preserve">route test scratch through</w:t>
+      </w:r>
+      <w:r>
+        <w:t xml:space="preserve"> </w:t>
+      </w:r>
+      <w:r>
+        <w:rPr>
+          <w:rStyle w:val="VerbatimChar"/>
+        </w:rPr>
+        <w:t xml:space="preserve">$TMPDIR</w:t>
+      </w:r>
+      <w:r>
+        <w:t xml:space="preserve"> </w:t>
+      </w:r>
+      <w:r>
+        <w:t xml:space="preserve">(operator now sets</w:t>
+      </w:r>
+      <w:r>
+        <w:t xml:space="preserve"> </w:t>
+      </w:r>
+      <w:r>
+        <w:rPr>
+          <w:rStyle w:val="VerbatimChar"/>
+        </w:rPr>
+        <w:t xml:space="preserve">/Volumes/T7/tmp</w:t>
+      </w:r>
+      <w:r>
+        <w:t xml:space="preserve"> </w:t>
+      </w:r>
+      <w:r>
+        <w:t xml:space="preserve">via ~/.zshrc + ~/.bashrc) OR guard each test on</w:t>
+      </w:r>
+      <w:r>
+        <w:t xml:space="preserve"> </w:t>
+      </w:r>
+      <w:r>
+        <w:rPr>
+          <w:rStyle w:val="VerbatimChar"/>
+        </w:rPr>
+        <w:t xml:space="preserve">/tmp</w:t>
+      </w:r>
+      <w:r>
+        <w:t xml:space="preserve"> </w:t>
+      </w:r>
+      <w:r>
+        <w:t xml:space="preserve">writability and SKIP-with-reason (§11.4.3/§11.4.50). Captured-evidence requirement:</w:t>
+      </w:r>
+      <w:r>
+        <w:t xml:space="preserve"> </w:t>
+      </w:r>
+      <w:r>
+        <w:t xml:space="preserve">an induced-disk-full run shows SKIP-with-reason, not FAIL.</w:t>
       </w:r>
     </w:p>
     <w:p>
@@ -1120,8 +1655,9 @@
         </w:pict>
       </w:r>
     </w:p>
-    <w:bookmarkEnd w:id="14"/>
-    <w:bookmarkStart w:id="15" w:name="e-documentation--continuation-drift"/>
+    <w:bookmarkEnd w:id="15"/>
+    <w:bookmarkEnd w:id="16"/>
+    <w:bookmarkStart w:id="17" w:name="e-documentation--continuation-drift"/>
     <w:p>
       <w:pPr>
         <w:pStyle w:val="Heading2"/>
@@ -1160,8 +1696,8 @@
         </w:pict>
       </w:r>
     </w:p>
-    <w:bookmarkEnd w:id="15"/>
-    <w:bookmarkStart w:id="16" w:name="X250669e1b3e4eec2b5ccf8718eb9d17180ea6b1"/>
+    <w:bookmarkEnd w:id="17"/>
+    <w:bookmarkStart w:id="18" w:name="X250669e1b3e4eec2b5ccf8718eb9d17180ea6b1"/>
     <w:p>
       <w:pPr>
         <w:pStyle w:val="Heading2"/>
@@ -1287,7 +1823,7 @@
         <w:t xml:space="preserve"> </w:t>
       </w:r>
       <w:r>
-        <w:t xml:space="preserve">2026-06-13 (F1 HelixCode terminal-crash RESOLVED + closed to</w:t>
+        <w:t xml:space="preserve">2026-06-17 (v1.0.25 RELEASED; A49 test-17 flake closed to</w:t>
       </w:r>
       <w:r>
         <w:t xml:space="preserve"> </w:t>
@@ -1299,14 +1835,41 @@
         <w:t xml:space="preserve">Fixed.md</w:t>
       </w:r>
       <w:r>
-        <w:t xml:space="preserve"> </w:t>
-      </w:r>
-      <w:r>
-        <w:t xml:space="preserve">A45 with reproduced root cause + 4-layer regression guard; operator-confirmed "works now". Zero open non-terminal items.)</w:t>
-      </w:r>
-    </w:p>
-    <w:bookmarkEnd w:id="16"/>
-    <w:bookmarkEnd w:id="17"/>
+        <w:t xml:space="preserve">.</w:t>
+      </w:r>
+      <w:r>
+        <w:t xml:space="preserve"> </w:t>
+      </w:r>
+      <w:r>
+        <w:t xml:space="preserve">Two minor Queued robustness Tasks added from the v1.0.25 cycle: A2 RUNALL-NATIVE-RESOLVE-001</w:t>
+      </w:r>
+      <w:r>
+        <w:t xml:space="preserve"> </w:t>
+      </w:r>
+      <w:r>
+        <w:t xml:space="preserve">[run_all.sh containerized-path vs native-macOS binary resolution] + D2 TMPDIR-HARDCODE-001</w:t>
+      </w:r>
+      <w:r>
+        <w:t xml:space="preserve"> </w:t>
+      </w:r>
+      <w:r>
+        <w:t xml:space="preserve">[tests hardcoding /tmp false-FAIL under host disk-pressure → should SKIP-with-reason / use</w:t>
+      </w:r>
+      <w:r>
+        <w:t xml:space="preserve"> </w:t>
+      </w:r>
+      <w:r>
+        <w:t xml:space="preserve">$TMPDIR]. Both are environment/tooling robustness gaps, NOT product defects — the tmux</w:t>
+      </w:r>
+      <w:r>
+        <w:t xml:space="preserve"> </w:t>
+      </w:r>
+      <w:r>
+        <w:t xml:space="preserve">product + all feature tests pass normally on both hosts.)</w:t>
+      </w:r>
+    </w:p>
+    <w:bookmarkEnd w:id="18"/>
+    <w:bookmarkEnd w:id="19"/>
     <w:sectPr>
       <w:footnotePr>
         <w:numRestart w:val="eachSect"/>

--- a/Issues.docx
+++ b/Issues.docx
@@ -10,7 +10,7 @@
         <w:t xml:space="preserve">Issues</w:t>
       </w:r>
     </w:p>
-    <w:bookmarkStart w:id="19" w:name="vasic-digital-tmux--open-issues-tracker"/>
+    <w:bookmarkStart w:id="20" w:name="vasic-digital-tmux--open-issues-tracker"/>
     <w:p>
       <w:pPr>
         <w:pStyle w:val="Heading1"/>
@@ -967,7 +967,7 @@
         <w:t xml:space="preserve"> </w:t>
       </w:r>
       <w:r>
-        <w:t xml:space="preserve">Queued</w:t>
+        <w:t xml:space="preserve">Fixed (→ Fixed.md)</w:t>
       </w:r>
       <w:r>
         <w:t xml:space="preserve"> </w:t>
@@ -990,6 +990,12 @@
       <w:pPr>
         <w:pStyle w:val="BodyText"/>
       </w:pPr>
+      <w:r>
+        <w:t xml:space="preserve">CLOSED v1.0.27.</w:t>
+      </w:r>
+      <w:r>
+        <w:t xml:space="preserve"> </w:t>
+      </w:r>
       <w:r>
         <w:rPr>
           <w:rStyle w:val="VerbatimChar"/>
@@ -1392,7 +1398,7 @@
         <w:t xml:space="preserve"> </w:t>
       </w:r>
       <w:r>
-        <w:t xml:space="preserve">Queued</w:t>
+        <w:t xml:space="preserve">Fixed (→ Fixed.md)</w:t>
       </w:r>
       <w:r>
         <w:t xml:space="preserve"> </w:t>
@@ -1416,7 +1422,7 @@
         <w:pStyle w:val="BodyText"/>
       </w:pPr>
       <w:r>
-        <w:t xml:space="preserve">Several tests create scratch under a hardcoded</w:t>
+        <w:t xml:space="preserve">CLOSED v1.0.27. Several tests create scratch under a hardcoded</w:t>
       </w:r>
       <w:r>
         <w:t xml:space="preserve"> </w:t>
@@ -1697,7 +1703,7 @@
       </w:r>
     </w:p>
     <w:bookmarkEnd w:id="17"/>
-    <w:bookmarkStart w:id="18" w:name="X250669e1b3e4eec2b5ccf8718eb9d17180ea6b1"/>
+    <w:bookmarkStart w:id="19" w:name="X250669e1b3e4eec2b5ccf8718eb9d17180ea6b1"/>
     <w:p>
       <w:pPr>
         <w:pStyle w:val="Heading2"/>
@@ -1823,53 +1829,406 @@
         <w:t xml:space="preserve"> </w:t>
       </w:r>
       <w:r>
-        <w:t xml:space="preserve">2026-06-17 (v1.0.25 RELEASED; A49 test-17 flake closed to</w:t>
-      </w:r>
-      <w:r>
-        <w:t xml:space="preserve"> </w:t>
-      </w:r>
-      <w:r>
-        <w:rPr>
-          <w:rStyle w:val="VerbatimChar"/>
-        </w:rPr>
-        <w:t xml:space="preserve">Fixed.md</w:t>
-      </w:r>
-      <w:r>
-        <w:t xml:space="preserve">.</w:t>
-      </w:r>
-      <w:r>
-        <w:t xml:space="preserve"> </w:t>
-      </w:r>
-      <w:r>
-        <w:t xml:space="preserve">Two minor Queued robustness Tasks added from the v1.0.25 cycle: A2 RUNALL-NATIVE-RESOLVE-001</w:t>
-      </w:r>
-      <w:r>
-        <w:t xml:space="preserve"> </w:t>
-      </w:r>
-      <w:r>
-        <w:t xml:space="preserve">[run_all.sh containerized-path vs native-macOS binary resolution] + D2 TMPDIR-HARDCODE-001</w:t>
-      </w:r>
-      <w:r>
-        <w:t xml:space="preserve"> </w:t>
-      </w:r>
-      <w:r>
-        <w:t xml:space="preserve">[tests hardcoding /tmp false-FAIL under host disk-pressure → should SKIP-with-reason / use</w:t>
-      </w:r>
-      <w:r>
-        <w:t xml:space="preserve"> </w:t>
-      </w:r>
-      <w:r>
-        <w:t xml:space="preserve">$TMPDIR]. Both are environment/tooling robustness gaps, NOT product defects — the tmux</w:t>
-      </w:r>
-      <w:r>
-        <w:t xml:space="preserve"> </w:t>
-      </w:r>
-      <w:r>
-        <w:t xml:space="preserve">product + all feature tests pass normally on both hosts.)</w:t>
+        <w:t xml:space="preserve">2026-06-19 (v1.0.27 WIP burn-down. §11.4.138 operator-escape A51</w:t>
+      </w:r>
+      <w:r>
+        <w:t xml:space="preserve"> </w:t>
+      </w:r>
+      <w:r>
+        <w:t xml:space="preserve">[name:color prompt rejection] FIXED — shell-init + SSH-dispatcher char-set now</w:t>
+      </w:r>
+      <w:r>
+        <w:t xml:space="preserve"> </w:t>
+      </w:r>
+      <w:r>
+        <w:t xml:space="preserve">allows</w:t>
+      </w:r>
+      <w:r>
+        <w:t xml:space="preserve"> </w:t>
+      </w:r>
+      <w:r>
+        <w:rPr>
+          <w:rStyle w:val="VerbatimChar"/>
+        </w:rPr>
+        <w:t xml:space="preserve">:</w:t>
+      </w:r>
+      <w:r>
+        <w:t xml:space="preserve"> </w:t>
+      </w:r>
+      <w:r>
+        <w:t xml:space="preserve">and</w:t>
+      </w:r>
+      <w:r>
+        <w:t xml:space="preserve"> </w:t>
+      </w:r>
+      <w:r>
+        <w:rPr>
+          <w:rStyle w:val="VerbatimChar"/>
+        </w:rPr>
+        <w:t xml:space="preserve">#</w:t>
+      </w:r>
+      <w:r>
+        <w:t xml:space="preserve">, max-length 64→80; test 65 operator-escape guard PASS=6/6.</w:t>
+      </w:r>
+      <w:r>
+        <w:t xml:space="preserve"> </w:t>
+      </w:r>
+      <w:r>
+        <w:t xml:space="preserve">M24/A2/D2 in parallel streams per §11.4.103.)</w:t>
+      </w:r>
+    </w:p>
+    <w:p>
+      <w:r>
+        <w:pict>
+          <v:rect style="width:0;height:1.5pt" o:hralign="center" o:hrstd="t" o:hr="t"/>
+        </w:pict>
+      </w:r>
+    </w:p>
+    <w:bookmarkStart w:id="18" w:name="Xe31083bb0761d75e7125b868426f17a6f4d6047"/>
+    <w:p>
+      <w:pPr>
+        <w:pStyle w:val="Heading3"/>
+      </w:pPr>
+      <w:r>
+        <w:t xml:space="preserve">M24-ESCAPE-001 — meta-test M24 (hostname 4-surface color) escapes: test 26 misses a 3-set-line removal</w:t>
+      </w:r>
+    </w:p>
+    <w:p>
+      <w:pPr>
+        <w:pStyle w:val="FirstParagraph"/>
+      </w:pPr>
+      <w:r>
+        <w:rPr>
+          <w:b/>
+          <w:bCs/>
+        </w:rPr>
+        <w:t xml:space="preserve">Status:</w:t>
+      </w:r>
+      <w:r>
+        <w:t xml:space="preserve"> </w:t>
+      </w:r>
+      <w:r>
+        <w:t xml:space="preserve">Fixed (→ Fixed.md)</w:t>
+      </w:r>
+      <w:r>
+        <w:t xml:space="preserve"> </w:t>
+      </w:r>
+      <w:r>
+        <w:rPr>
+          <w:b/>
+          <w:bCs/>
+        </w:rPr>
+        <w:t xml:space="preserve">Type:</w:t>
+      </w:r>
+      <w:r>
+        <w:t xml:space="preserve"> </w:t>
+      </w:r>
+      <w:r>
+        <w:t xml:space="preserve">Bug</w:t>
+      </w:r>
+      <w:r>
+        <w:t xml:space="preserve"> </w:t>
+      </w:r>
+      <w:r>
+        <w:rPr>
+          <w:b/>
+          <w:bCs/>
+        </w:rPr>
+        <w:t xml:space="preserve">Severity:</w:t>
+      </w:r>
+      <w:r>
+        <w:t xml:space="preserve"> </w:t>
+      </w:r>
+      <w:r>
+        <w:t xml:space="preserve">Minor (test-coverage gap, no user-facing break — closed v1.0.27:</w:t>
+      </w:r>
+      <w:r>
+        <w:t xml:space="preserve"> </w:t>
+      </w:r>
+      <w:r>
+        <w:rPr>
+          <w:rStyle w:val="VerbatimChar"/>
+        </w:rPr>
+        <w:t xml:space="preserve">count=1</w:t>
+      </w:r>
+      <w:r>
+        <w:t xml:space="preserve"> </w:t>
+      </w:r>
+      <w:r>
+        <w:t xml:space="preserve">removed from M24 regex → strips from BOTH</w:t>
+      </w:r>
+      <w:r>
+        <w:t xml:space="preserve"> </w:t>
+      </w:r>
+      <w:r>
+        <w:rPr>
+          <w:rStyle w:val="VerbatimChar"/>
+        </w:rPr>
+        <w:t xml:space="preserve">_apply_color</w:t>
+      </w:r>
+      <w:r>
+        <w:t xml:space="preserve"> </w:t>
+      </w:r>
+      <w:r>
+        <w:t xml:space="preserve">and</w:t>
+      </w:r>
+      <w:r>
+        <w:t xml:space="preserve"> </w:t>
+      </w:r>
+      <w:r>
+        <w:rPr>
+          <w:rStyle w:val="VerbatimChar"/>
+        </w:rPr>
+        <w:t xml:space="preserve">_apply_host_color</w:t>
+      </w:r>
+      <w:r>
+        <w:t xml:space="preserve">, test 26 now FAILs on the mutation → CAUGHT)</w:t>
+      </w:r>
+      <w:r>
+        <w:t xml:space="preserve"> </w:t>
+      </w:r>
+      <w:r>
+        <w:rPr>
+          <w:b/>
+          <w:bCs/>
+        </w:rPr>
+        <w:t xml:space="preserve">Closure:</w:t>
+      </w:r>
+      <w:r>
+        <w:t xml:space="preserve"> </w:t>
+      </w:r>
+      <w:r>
+        <w:t xml:space="preserve">meta-test 37 CAUGHT / 0 ESCAPED (was 34 CAUGHT / 3 ESCAPED pre-fix)</w:t>
+      </w:r>
+    </w:p>
+    <w:p>
+      <w:pPr>
+        <w:pStyle w:val="BodyText"/>
+      </w:pPr>
+      <w:r>
+        <w:rPr>
+          <w:b/>
+          <w:bCs/>
+        </w:rPr>
+        <w:t xml:space="preserve">What:</w:t>
+      </w:r>
+      <w:r>
+        <w:t xml:space="preserve"> </w:t>
+      </w:r>
+      <w:r>
+        <w:t xml:space="preserve">The §1.1 paired-mutation</w:t>
+      </w:r>
+      <w:r>
+        <w:t xml:space="preserve"> </w:t>
+      </w:r>
+      <w:r>
+        <w:rPr>
+          <w:rStyle w:val="VerbatimChar"/>
+        </w:rPr>
+        <w:t xml:space="preserve">M24</w:t>
+      </w:r>
+      <w:r>
+        <w:t xml:space="preserve"> </w:t>
+      </w:r>
+      <w:r>
+        <w:t xml:space="preserve">in</w:t>
+      </w:r>
+      <w:r>
+        <w:t xml:space="preserve"> </w:t>
+      </w:r>
+      <w:r>
+        <w:rPr>
+          <w:rStyle w:val="VerbatimChar"/>
+        </w:rPr>
+        <w:t xml:space="preserve">scripts/tests/meta_test_false_positive_proof.sh</w:t>
+      </w:r>
+      <w:r>
+        <w:t xml:space="preserve"> </w:t>
+      </w:r>
+      <w:r>
+        <w:t xml:space="preserve">removes three of the four</w:t>
+      </w:r>
+      <w:r>
+        <w:t xml:space="preserve"> </w:t>
+      </w:r>
+      <w:r>
+        <w:rPr>
+          <w:rStyle w:val="VerbatimChar"/>
+        </w:rPr>
+        <w:t xml:space="preserve">tmux set -g …</w:t>
+      </w:r>
+      <w:r>
+        <w:t xml:space="preserve"> </w:t>
+      </w:r>
+      <w:r>
+        <w:t xml:space="preserve">lines in</w:t>
+      </w:r>
+      <w:r>
+        <w:t xml:space="preserve"> </w:t>
+      </w:r>
+      <w:r>
+        <w:rPr>
+          <w:rStyle w:val="VerbatimChar"/>
+        </w:rPr>
+        <w:t xml:space="preserve">_apply_host_color()</w:t>
+      </w:r>
+      <w:r>
+        <w:t xml:space="preserve"> </w:t>
+      </w:r>
+      <w:r>
+        <w:t xml:space="preserve">and expects test 26 to FAIL. The harness reports</w:t>
+      </w:r>
+      <w:r>
+        <w:t xml:space="preserve"> </w:t>
+      </w:r>
+      <w:r>
+        <w:rPr>
+          <w:rStyle w:val="VerbatimChar"/>
+        </w:rPr>
+        <w:t xml:space="preserve">MUTATION ESCAPED</w:t>
+      </w:r>
+      <w:r>
+        <w:t xml:space="preserve"> </w:t>
+      </w:r>
+      <w:r>
+        <w:t xml:space="preserve">— test 26 does not FAIL, because it asserts only a subset of the four surfaces, so removing the un-asserted set-lines leaves the test green.</w:t>
+      </w:r>
+    </w:p>
+    <w:p>
+      <w:pPr>
+        <w:pStyle w:val="BodyText"/>
+      </w:pPr>
+      <w:r>
+        <w:rPr>
+          <w:b/>
+          <w:bCs/>
+        </w:rPr>
+        <w:t xml:space="preserve">Evidence:</w:t>
+      </w:r>
+      <w:r>
+        <w:t xml:space="preserve"> </w:t>
+      </w:r>
+      <w:r>
+        <w:rPr>
+          <w:rStyle w:val="VerbatimChar"/>
+        </w:rPr>
+        <w:t xml:space="preserve">bash scripts/tests/meta_test_false_positive_proof.sh 2&gt;&amp;1 | grep M24</w:t>
+      </w:r>
+      <w:r>
+        <w:t xml:space="preserve"> </w:t>
+      </w:r>
+      <w:r>
+        <w:t xml:space="preserve">→</w:t>
+      </w:r>
+      <w:r>
+        <w:t xml:space="preserve"> </w:t>
+      </w:r>
+      <w:r>
+        <w:rPr>
+          <w:rStyle w:val="VerbatimChar"/>
+        </w:rPr>
+        <w:t xml:space="preserve">FAIL: M24: MUTATION ESCAPED — test 26 did not FAIL with the three set-lines removed</w:t>
+      </w:r>
+      <w:r>
+        <w:t xml:space="preserve">. Confirmed pre-existing (M24 added in commit</w:t>
+      </w:r>
+      <w:r>
+        <w:t xml:space="preserve"> </w:t>
+      </w:r>
+      <w:r>
+        <w:rPr>
+          <w:rStyle w:val="VerbatimChar"/>
+        </w:rPr>
+        <w:t xml:space="preserve">f151d13</w:t>
+      </w:r>
+      <w:r>
+        <w:t xml:space="preserve">, v1.0.9 — before the per-session-color feature). Surfaced 2026-06-19 during the per-session-color M25/M26 verification run.</w:t>
+      </w:r>
+    </w:p>
+    <w:p>
+      <w:pPr>
+        <w:pStyle w:val="BodyText"/>
+      </w:pPr>
+      <w:r>
+        <w:rPr>
+          <w:b/>
+          <w:bCs/>
+        </w:rPr>
+        <w:t xml:space="preserve">Fix direction:</w:t>
+      </w:r>
+      <w:r>
+        <w:t xml:space="preserve"> </w:t>
+      </w:r>
+      <w:r>
+        <w:t xml:space="preserve">strengthen test 26 to assert ALL FOUR surfaces (</w:t>
+      </w:r>
+      <w:r>
+        <w:rPr>
+          <w:rStyle w:val="VerbatimChar"/>
+        </w:rPr>
+        <w:t xml:space="preserve">status-style</w:t>
+      </w:r>
+      <w:r>
+        <w:t xml:space="preserve">,</w:t>
+      </w:r>
+      <w:r>
+        <w:t xml:space="preserve"> </w:t>
+      </w:r>
+      <w:r>
+        <w:rPr>
+          <w:rStyle w:val="VerbatimChar"/>
+        </w:rPr>
+        <w:t xml:space="preserve">pane-active-border-style</w:t>
+      </w:r>
+      <w:r>
+        <w:t xml:space="preserve">,</w:t>
+      </w:r>
+      <w:r>
+        <w:t xml:space="preserve"> </w:t>
+      </w:r>
+      <w:r>
+        <w:rPr>
+          <w:rStyle w:val="VerbatimChar"/>
+        </w:rPr>
+        <w:t xml:space="preserve">clock-mode-colour</w:t>
+      </w:r>
+      <w:r>
+        <w:t xml:space="preserve">,</w:t>
+      </w:r>
+      <w:r>
+        <w:t xml:space="preserve"> </w:t>
+      </w:r>
+      <w:r>
+        <w:rPr>
+          <w:rStyle w:val="VerbatimChar"/>
+        </w:rPr>
+        <w:t xml:space="preserve">window-status-current-style</w:t>
+      </w:r>
+      <w:r>
+        <w:t xml:space="preserve">) so the M24 mutation (removing any 3) reliably FAILs it — mirroring the all-4-surfaces assertion already proven in test 63 T3 for the per-session path. (This also closes the symmetry gap: the per-session path has a 4-surface guard; the hostname path should too.)</w:t>
+      </w:r>
+    </w:p>
+    <w:p>
+      <w:pPr>
+        <w:pStyle w:val="BodyText"/>
+      </w:pPr>
+      <w:r>
+        <w:rPr>
+          <w:b/>
+          <w:bCs/>
+        </w:rPr>
+        <w:t xml:space="preserve">Out of scope:</w:t>
+      </w:r>
+      <w:r>
+        <w:t xml:space="preserve"> </w:t>
+      </w:r>
+      <w:r>
+        <w:t xml:space="preserve">the per-session-color feature (TMX-051). Tracked separately so the color release is not blocked by an unrelated pre-existing test-gap.</w:t>
       </w:r>
     </w:p>
     <w:bookmarkEnd w:id="18"/>
     <w:bookmarkEnd w:id="19"/>
+    <w:bookmarkEnd w:id="20"/>
     <w:sectPr>
       <w:footnotePr>
         <w:numRestart w:val="eachSect"/>

--- a/Issues.docx
+++ b/Issues.docx
@@ -10,7 +10,7 @@
         <w:t xml:space="preserve">Issues</w:t>
       </w:r>
     </w:p>
-    <w:bookmarkStart w:id="20" w:name="vasic-digital-tmux--open-issues-tracker"/>
+    <w:bookmarkStart w:id="30" w:name="vasic-digital-tmux--open-issues-tracker"/>
     <w:p>
       <w:pPr>
         <w:pStyle w:val="Heading1"/>
@@ -934,7 +934,7 @@
       </w:r>
     </w:p>
     <w:bookmarkEnd w:id="10"/>
-    <w:bookmarkStart w:id="12" w:name="a-tooling--harness-gaps"/>
+    <w:bookmarkStart w:id="17" w:name="a-tooling--harness-gaps"/>
     <w:p>
       <w:pPr>
         <w:pStyle w:val="Heading2"/>
@@ -1241,6 +1241,1187 @@
       </w:r>
       <w:r>
         <w:t xml:space="preserve">after the fix.</w:t>
+      </w:r>
+    </w:p>
+    <w:bookmarkEnd w:id="11"/>
+    <w:bookmarkStart w:id="12" w:name="X7f3d974dc648b4929ffa68d45bc018ab08f84dd"/>
+    <w:p>
+      <w:pPr>
+        <w:pStyle w:val="Heading3"/>
+      </w:pPr>
+      <w:r>
+        <w:t xml:space="preserve">A50 GO-TOOLCHAIN-OBTAIN-001 — obtain Go toolchain locally for the tmx-state + workable-items Go build —</w:t>
+      </w:r>
+      <w:r>
+        <w:t xml:space="preserve"> </w:t>
+      </w:r>
+      <w:r>
+        <w:rPr>
+          <w:rStyle w:val="VerbatimChar"/>
+        </w:rPr>
+        <w:t xml:space="preserve">OPEN</w:t>
+      </w:r>
+    </w:p>
+    <w:p>
+      <w:pPr>
+        <w:pStyle w:val="FirstParagraph"/>
+      </w:pPr>
+      <w:r>
+        <w:rPr>
+          <w:b/>
+          <w:bCs/>
+        </w:rPr>
+        <w:t xml:space="preserve">TMX-ID:</w:t>
+      </w:r>
+      <w:r>
+        <w:t xml:space="preserve"> </w:t>
+      </w:r>
+      <w:r>
+        <w:t xml:space="preserve">TMX-057</w:t>
+      </w:r>
+      <w:r>
+        <w:t xml:space="preserve"> </w:t>
+      </w:r>
+      <w:r>
+        <w:rPr>
+          <w:b/>
+          <w:bCs/>
+        </w:rPr>
+        <w:t xml:space="preserve">Status:</w:t>
+      </w:r>
+      <w:r>
+        <w:t xml:space="preserve"> </w:t>
+      </w:r>
+      <w:r>
+        <w:rPr>
+          <w:rStyle w:val="VerbatimChar"/>
+        </w:rPr>
+        <w:t xml:space="preserve">OPEN</w:t>
+      </w:r>
+      <w:r>
+        <w:t xml:space="preserve"> </w:t>
+      </w:r>
+      <w:r>
+        <w:rPr>
+          <w:b/>
+          <w:bCs/>
+        </w:rPr>
+        <w:t xml:space="preserve">Type:</w:t>
+      </w:r>
+      <w:r>
+        <w:t xml:space="preserve"> </w:t>
+      </w:r>
+      <w:r>
+        <w:t xml:space="preserve">Task</w:t>
+      </w:r>
+      <w:r>
+        <w:t xml:space="preserve"> </w:t>
+      </w:r>
+      <w:r>
+        <w:rPr>
+          <w:b/>
+          <w:bCs/>
+        </w:rPr>
+        <w:t xml:space="preserve">Severity:</w:t>
+      </w:r>
+      <w:r>
+        <w:t xml:space="preserve"> </w:t>
+      </w:r>
+      <w:r>
+        <w:t xml:space="preserve">MEDIUM</w:t>
+      </w:r>
+    </w:p>
+    <w:p>
+      <w:pPr>
+        <w:pStyle w:val="BodyText"/>
+      </w:pPr>
+      <w:r>
+        <w:t xml:space="preserve">On hosts lacking a system Go toolchain (e.g.</w:t>
+      </w:r>
+      <w:r>
+        <w:t xml:space="preserve"> </w:t>
+      </w:r>
+      <w:r>
+        <w:rPr>
+          <w:rStyle w:val="VerbatimChar"/>
+        </w:rPr>
+        <w:t xml:space="preserve">amber</w:t>
+      </w:r>
+      <w:r>
+        <w:t xml:space="preserve">), the</w:t>
+      </w:r>
+      <w:r>
+        <w:t xml:space="preserve"> </w:t>
+      </w:r>
+      <w:r>
+        <w:rPr>
+          <w:rStyle w:val="VerbatimChar"/>
+        </w:rPr>
+        <w:t xml:space="preserve">scripts/tmx-state/</w:t>
+      </w:r>
+      <w:r>
+        <w:t xml:space="preserve"> </w:t>
+      </w:r>
+      <w:r>
+        <w:t xml:space="preserve">and</w:t>
+      </w:r>
+      <w:r>
+        <w:t xml:space="preserve"> </w:t>
+      </w:r>
+      <w:r>
+        <w:rPr>
+          <w:rStyle w:val="VerbatimChar"/>
+        </w:rPr>
+        <w:t xml:space="preserve">cmd/workable-items/</w:t>
+      </w:r>
+      <w:r>
+        <w:t xml:space="preserve"> </w:t>
+      </w:r>
+      <w:r>
+        <w:t xml:space="preserve">Go binaries cannot be (re)built — blocking per-session cwd</w:t>
+      </w:r>
+      <w:r>
+        <w:t xml:space="preserve"> </w:t>
+      </w:r>
+      <w:r>
+        <w:t xml:space="preserve">persistence AND the §11.4.93 workable-items SSoT tooling.</w:t>
+      </w:r>
+      <w:r>
+        <w:t xml:space="preserve"> </w:t>
+      </w:r>
+      <w:r>
+        <w:rPr>
+          <w:b/>
+          <w:bCs/>
+        </w:rPr>
+        <w:t xml:space="preserve">Fix direction:</w:t>
+      </w:r>
+      <w:r>
+        <w:t xml:space="preserve"> </w:t>
+      </w:r>
+      <w:r>
+        <w:t xml:space="preserve">extend the</w:t>
+      </w:r>
+      <w:r>
+        <w:t xml:space="preserve"> </w:t>
+      </w:r>
+      <w:r>
+        <w:t xml:space="preserve">existing §11.4.77 local-deps mechanism (</w:t>
+      </w:r>
+      <w:r>
+        <w:rPr>
+          <w:rStyle w:val="VerbatimChar"/>
+        </w:rPr>
+        <w:t xml:space="preserve">obtain_local_deps.sh</w:t>
+      </w:r>
+      <w:r>
+        <w:t xml:space="preserve">, which already</w:t>
+      </w:r>
+      <w:r>
+        <w:t xml:space="preserve"> </w:t>
+      </w:r>
+      <w:r>
+        <w:t xml:space="preserve">sha256-obtains libevent 2.1.12 + ncurses 6.5 into git-ignored</w:t>
+      </w:r>
+      <w:r>
+        <w:t xml:space="preserve"> </w:t>
+      </w:r>
+      <w:r>
+        <w:rPr>
+          <w:rStyle w:val="VerbatimChar"/>
+        </w:rPr>
+        <w:t xml:space="preserve">.local-deps/</w:t>
+      </w:r>
+      <w:r>
+        <w:t xml:space="preserve">) to</w:t>
+      </w:r>
+      <w:r>
+        <w:t xml:space="preserve"> </w:t>
+      </w:r>
+      <w:r>
+        <w:t xml:space="preserve">resolve-or-obtain a pinned Go toolchain into</w:t>
+      </w:r>
+      <w:r>
+        <w:t xml:space="preserve"> </w:t>
+      </w:r>
+      <w:r>
+        <w:rPr>
+          <w:rStyle w:val="VerbatimChar"/>
+        </w:rPr>
+        <w:t xml:space="preserve">.local-deps/</w:t>
+      </w:r>
+      <w:r>
+        <w:t xml:space="preserve">, consumed by the Go build</w:t>
+      </w:r>
+      <w:r>
+        <w:t xml:space="preserve"> </w:t>
+      </w:r>
+      <w:r>
+        <w:t xml:space="preserve">steps via</w:t>
+      </w:r>
+      <w:r>
+        <w:t xml:space="preserve"> </w:t>
+      </w:r>
+      <w:r>
+        <w:rPr>
+          <w:rStyle w:val="VerbatimChar"/>
+        </w:rPr>
+        <w:t xml:space="preserve">GOROOT</w:t>
+      </w:r>
+      <w:r>
+        <w:t xml:space="preserve">/</w:t>
+      </w:r>
+      <w:r>
+        <w:rPr>
+          <w:rStyle w:val="VerbatimChar"/>
+        </w:rPr>
+        <w:t xml:space="preserve">PATH</w:t>
+      </w:r>
+      <w:r>
+        <w:t xml:space="preserve">.</w:t>
+      </w:r>
+      <w:r>
+        <w:t xml:space="preserve"> </w:t>
+      </w:r>
+      <w:r>
+        <w:rPr>
+          <w:b/>
+          <w:bCs/>
+        </w:rPr>
+        <w:t xml:space="preserve">Acceptance:</w:t>
+      </w:r>
+      <w:r>
+        <w:t xml:space="preserve"> </w:t>
+      </w:r>
+      <w:r>
+        <w:t xml:space="preserve">on a host with no system</w:t>
+      </w:r>
+      <w:r>
+        <w:t xml:space="preserve"> </w:t>
+      </w:r>
+      <w:r>
+        <w:rPr>
+          <w:rStyle w:val="VerbatimChar"/>
+        </w:rPr>
+        <w:t xml:space="preserve">go</w:t>
+      </w:r>
+      <w:r>
+        <w:t xml:space="preserve">, a clean</w:t>
+      </w:r>
+      <w:r>
+        <w:t xml:space="preserve"> </w:t>
+      </w:r>
+      <w:r>
+        <w:rPr>
+          <w:rStyle w:val="VerbatimChar"/>
+        </w:rPr>
+        <w:t xml:space="preserve">go build ./cmd/workable-items</w:t>
+      </w:r>
+      <w:r>
+        <w:t xml:space="preserve"> </w:t>
+      </w:r>
+      <w:r>
+        <w:t xml:space="preserve">succeeds against the obtained local toolchain (exit 0;</w:t>
+      </w:r>
+      <w:r>
+        <w:t xml:space="preserve"> </w:t>
+      </w:r>
+      <w:r>
+        <w:t xml:space="preserve">control without it →</w:t>
+      </w:r>
+      <w:r>
+        <w:t xml:space="preserve"> </w:t>
+      </w:r>
+      <w:r>
+        <w:rPr>
+          <w:rStyle w:val="VerbatimChar"/>
+        </w:rPr>
+        <w:t xml:space="preserve">go: command not found</w:t>
+      </w:r>
+      <w:r>
+        <w:t xml:space="preserve">).</w:t>
+      </w:r>
+    </w:p>
+    <w:bookmarkEnd w:id="12"/>
+    <w:bookmarkStart w:id="13" w:name="Xfa0db880427aa5a824845b075b11cec46434728"/>
+    <w:p>
+      <w:pPr>
+        <w:pStyle w:val="Heading3"/>
+      </w:pPr>
+      <w:r>
+        <w:t xml:space="preserve">A51 NATIVE-BUILD-CC-LINK-MSG-001 — native-build fallback surfaced a cryptic compiler error instead of an honest, actionable message —</w:t>
+      </w:r>
+      <w:r>
+        <w:t xml:space="preserve"> </w:t>
+      </w:r>
+      <w:r>
+        <w:rPr>
+          <w:rStyle w:val="VerbatimChar"/>
+        </w:rPr>
+        <w:t xml:space="preserve">INVESTIGATED</w:t>
+      </w:r>
+    </w:p>
+    <w:p>
+      <w:pPr>
+        <w:pStyle w:val="FirstParagraph"/>
+      </w:pPr>
+      <w:r>
+        <w:rPr>
+          <w:b/>
+          <w:bCs/>
+        </w:rPr>
+        <w:t xml:space="preserve">TMX-ID:</w:t>
+      </w:r>
+      <w:r>
+        <w:t xml:space="preserve"> </w:t>
+      </w:r>
+      <w:r>
+        <w:t xml:space="preserve">TMX-061</w:t>
+      </w:r>
+      <w:r>
+        <w:t xml:space="preserve"> </w:t>
+      </w:r>
+      <w:r>
+        <w:rPr>
+          <w:b/>
+          <w:bCs/>
+        </w:rPr>
+        <w:t xml:space="preserve">Status:</w:t>
+      </w:r>
+      <w:r>
+        <w:t xml:space="preserve"> </w:t>
+      </w:r>
+      <w:r>
+        <w:rPr>
+          <w:rStyle w:val="VerbatimChar"/>
+        </w:rPr>
+        <w:t xml:space="preserve">Ready for testing</w:t>
+      </w:r>
+      <w:r>
+        <w:t xml:space="preserve"> </w:t>
+      </w:r>
+      <w:r>
+        <w:rPr>
+          <w:b/>
+          <w:bCs/>
+        </w:rPr>
+        <w:t xml:space="preserve">Type:</w:t>
+      </w:r>
+      <w:r>
+        <w:t xml:space="preserve"> </w:t>
+      </w:r>
+      <w:r>
+        <w:t xml:space="preserve">Bug</w:t>
+      </w:r>
+      <w:r>
+        <w:t xml:space="preserve"> </w:t>
+      </w:r>
+      <w:r>
+        <w:rPr>
+          <w:b/>
+          <w:bCs/>
+        </w:rPr>
+        <w:t xml:space="preserve">Severity:</w:t>
+      </w:r>
+      <w:r>
+        <w:t xml:space="preserve"> </w:t>
+      </w:r>
+      <w:r>
+        <w:t xml:space="preserve">HIGH</w:t>
+      </w:r>
+    </w:p>
+    <w:p>
+      <w:pPr>
+        <w:pStyle w:val="BodyText"/>
+      </w:pPr>
+      <w:r>
+        <w:t xml:space="preserve">On a base ALT host where</w:t>
+      </w:r>
+      <w:r>
+        <w:t xml:space="preserve"> </w:t>
+      </w:r>
+      <w:r>
+        <w:rPr>
+          <w:rStyle w:val="VerbatimChar"/>
+        </w:rPr>
+        <w:t xml:space="preserve">gcc</w:t>
+      </w:r>
+      <w:r>
+        <w:t xml:space="preserve"> </w:t>
+      </w:r>
+      <w:r>
+        <w:t xml:space="preserve">is present but cannot link (glibc-devel missing), the</w:t>
+      </w:r>
+      <w:r>
+        <w:t xml:space="preserve"> </w:t>
+      </w:r>
+      <w:r>
+        <w:rPr>
+          <w:rStyle w:val="VerbatimChar"/>
+        </w:rPr>
+        <w:t xml:space="preserve">setup.sh</w:t>
+      </w:r>
+      <w:r>
+        <w:t xml:space="preserve"> </w:t>
+      </w:r>
+      <w:r>
+        <w:t xml:space="preserve">native-build fallback surfaced the raw cryptic autotools error "C compiler cannot create executables" instead of an honest, actionable message — a §11.4.138 operator-escape the green suite missed. FIXED this session:</w:t>
+      </w:r>
+      <w:r>
+        <w:t xml:space="preserve"> </w:t>
+      </w:r>
+      <w:r>
+        <w:rPr>
+          <w:rStyle w:val="VerbatimChar"/>
+        </w:rPr>
+        <w:t xml:space="preserve">setup.sh</w:t>
+      </w:r>
+      <w:r>
+        <w:t xml:space="preserve"> </w:t>
+      </w:r>
+      <w:r>
+        <w:t xml:space="preserve">gains</w:t>
+      </w:r>
+      <w:r>
+        <w:t xml:space="preserve"> </w:t>
+      </w:r>
+      <w:r>
+        <w:rPr>
+          <w:rStyle w:val="VerbatimChar"/>
+        </w:rPr>
+        <w:t xml:space="preserve">cc_can_link</w:t>
+      </w:r>
+      <w:r>
+        <w:t xml:space="preserve"> </w:t>
+      </w:r>
+      <w:r>
+        <w:t xml:space="preserve">+</w:t>
+      </w:r>
+      <w:r>
+        <w:t xml:space="preserve"> </w:t>
+      </w:r>
+      <w:r>
+        <w:rPr>
+          <w:rStyle w:val="VerbatimChar"/>
+        </w:rPr>
+        <w:t xml:space="preserve">_native_build_preflight</w:t>
+      </w:r>
+      <w:r>
+        <w:t xml:space="preserve"> </w:t>
+      </w:r>
+      <w:r>
+        <w:t xml:space="preserve">emitting an honest diagnostic and auto-installing the missing toolchain when running as root, guarded by</w:t>
+      </w:r>
+      <w:r>
+        <w:t xml:space="preserve"> </w:t>
+      </w:r>
+      <w:r>
+        <w:rPr>
+          <w:rStyle w:val="VerbatimChar"/>
+        </w:rPr>
+        <w:t xml:space="preserve">scripts/tests/70</w:t>
+      </w:r>
+      <w:r>
+        <w:t xml:space="preserve"> </w:t>
+      </w:r>
+      <w:r>
+        <w:t xml:space="preserve">(RED→GREEN) with a bluff-audit at</w:t>
+      </w:r>
+      <w:r>
+        <w:t xml:space="preserve"> </w:t>
+      </w:r>
+      <w:r>
+        <w:rPr>
+          <w:rStyle w:val="VerbatimChar"/>
+        </w:rPr>
+        <w:t xml:space="preserve">docs/research/native_fallback_cc_link_bluff_audit/</w:t>
+      </w:r>
+      <w:r>
+        <w:t xml:space="preserve">. Acceptance:</w:t>
+      </w:r>
+      <w:r>
+        <w:t xml:space="preserve"> </w:t>
+      </w:r>
+      <w:r>
+        <w:rPr>
+          <w:rStyle w:val="VerbatimChar"/>
+        </w:rPr>
+        <w:t xml:space="preserve">RED_MODE=1</w:t>
+      </w:r>
+      <w:r>
+        <w:t xml:space="preserve"> </w:t>
+      </w:r>
+      <w:r>
+        <w:t xml:space="preserve">reproduces the cryptic failure on the broken artifact,</w:t>
+      </w:r>
+      <w:r>
+        <w:t xml:space="preserve"> </w:t>
+      </w:r>
+      <w:r>
+        <w:rPr>
+          <w:rStyle w:val="VerbatimChar"/>
+        </w:rPr>
+        <w:t xml:space="preserve">RED_MODE=0</w:t>
+      </w:r>
+      <w:r>
+        <w:t xml:space="preserve"> </w:t>
+      </w:r>
+      <w:r>
+        <w:t xml:space="preserve">is GREEN, and the paired meta-mutation is CAUGHT — verified post-commit on a clean tree (test 70 currently PASS=16/0/0; pending commit + post-commit meta-validation).</w:t>
+      </w:r>
+    </w:p>
+    <w:bookmarkEnd w:id="13"/>
+    <w:bookmarkStart w:id="14" w:name="Xdbeaac06db25647fc617d5bb2bc540217ef12f0"/>
+    <w:p>
+      <w:pPr>
+        <w:pStyle w:val="Heading3"/>
+      </w:pPr>
+      <w:r>
+        <w:t xml:space="preserve">A52 NO-SUDO-NO-INTERACTION-001 — no sudo/su execution and no user-interaction in any automation script or test —</w:t>
+      </w:r>
+      <w:r>
+        <w:t xml:space="preserve"> </w:t>
+      </w:r>
+      <w:r>
+        <w:rPr>
+          <w:rStyle w:val="VerbatimChar"/>
+        </w:rPr>
+        <w:t xml:space="preserve">INVESTIGATED</w:t>
+      </w:r>
+    </w:p>
+    <w:p>
+      <w:pPr>
+        <w:pStyle w:val="FirstParagraph"/>
+      </w:pPr>
+      <w:r>
+        <w:rPr>
+          <w:b/>
+          <w:bCs/>
+        </w:rPr>
+        <w:t xml:space="preserve">TMX-ID:</w:t>
+      </w:r>
+      <w:r>
+        <w:t xml:space="preserve"> </w:t>
+      </w:r>
+      <w:r>
+        <w:t xml:space="preserve">TMX-062</w:t>
+      </w:r>
+      <w:r>
+        <w:t xml:space="preserve"> </w:t>
+      </w:r>
+      <w:r>
+        <w:rPr>
+          <w:b/>
+          <w:bCs/>
+        </w:rPr>
+        <w:t xml:space="preserve">Status:</w:t>
+      </w:r>
+      <w:r>
+        <w:t xml:space="preserve"> </w:t>
+      </w:r>
+      <w:r>
+        <w:rPr>
+          <w:rStyle w:val="VerbatimChar"/>
+        </w:rPr>
+        <w:t xml:space="preserve">Ready for testing</w:t>
+      </w:r>
+      <w:r>
+        <w:t xml:space="preserve"> </w:t>
+      </w:r>
+      <w:r>
+        <w:rPr>
+          <w:b/>
+          <w:bCs/>
+        </w:rPr>
+        <w:t xml:space="preserve">Type:</w:t>
+      </w:r>
+      <w:r>
+        <w:t xml:space="preserve"> </w:t>
+      </w:r>
+      <w:r>
+        <w:t xml:space="preserve">Task</w:t>
+      </w:r>
+      <w:r>
+        <w:t xml:space="preserve"> </w:t>
+      </w:r>
+      <w:r>
+        <w:rPr>
+          <w:b/>
+          <w:bCs/>
+        </w:rPr>
+        <w:t xml:space="preserve">Severity:</w:t>
+      </w:r>
+      <w:r>
+        <w:t xml:space="preserve"> </w:t>
+      </w:r>
+      <w:r>
+        <w:t xml:space="preserve">HIGH</w:t>
+      </w:r>
+    </w:p>
+    <w:p>
+      <w:pPr>
+        <w:pStyle w:val="BodyText"/>
+      </w:pPr>
+      <w:r>
+        <w:t xml:space="preserve">Operator mandate 2026-06-29: no automation script or test may execute</w:t>
+      </w:r>
+      <w:r>
+        <w:t xml:space="preserve"> </w:t>
+      </w:r>
+      <w:r>
+        <w:rPr>
+          <w:rStyle w:val="VerbatimChar"/>
+        </w:rPr>
+        <w:t xml:space="preserve">sudo</w:t>
+      </w:r>
+      <w:r>
+        <w:t xml:space="preserve">/</w:t>
+      </w:r>
+      <w:r>
+        <w:rPr>
+          <w:rStyle w:val="VerbatimChar"/>
+        </w:rPr>
+        <w:t xml:space="preserve">su</w:t>
+      </w:r>
+      <w:r>
+        <w:t xml:space="preserve"> </w:t>
+      </w:r>
+      <w:r>
+        <w:t xml:space="preserve">or require human interaction. DONE this session — removed the single</w:t>
+      </w:r>
+      <w:r>
+        <w:t xml:space="preserve"> </w:t>
+      </w:r>
+      <w:r>
+        <w:rPr>
+          <w:rStyle w:val="VerbatimChar"/>
+        </w:rPr>
+        <w:t xml:space="preserve">sudo</w:t>
+      </w:r>
+      <w:r>
+        <w:t xml:space="preserve"> </w:t>
+      </w:r>
+      <w:r>
+        <w:t xml:space="preserve">execution, made install root-only, and reworded advice so</w:t>
+      </w:r>
+      <w:r>
+        <w:t xml:space="preserve"> </w:t>
+      </w:r>
+      <w:r>
+        <w:rPr>
+          <w:rStyle w:val="VerbatimChar"/>
+        </w:rPr>
+        <w:t xml:space="preserve">setup.sh</w:t>
+      </w:r>
+      <w:r>
+        <w:t xml:space="preserve"> </w:t>
+      </w:r>
+      <w:r>
+        <w:t xml:space="preserve">+</w:t>
+      </w:r>
+      <w:r>
+        <w:t xml:space="preserve"> </w:t>
+      </w:r>
+      <w:r>
+        <w:rPr>
+          <w:rStyle w:val="VerbatimChar"/>
+        </w:rPr>
+        <w:t xml:space="preserve">install_deps.sh</w:t>
+      </w:r>
+      <w:r>
+        <w:t xml:space="preserve"> </w:t>
+      </w:r>
+      <w:r>
+        <w:t xml:space="preserve">+</w:t>
+      </w:r>
+      <w:r>
+        <w:t xml:space="preserve"> </w:t>
+      </w:r>
+      <w:r>
+        <w:rPr>
+          <w:rStyle w:val="VerbatimChar"/>
+        </w:rPr>
+        <w:t xml:space="preserve">install.sh</w:t>
+      </w:r>
+      <w:r>
+        <w:t xml:space="preserve"> </w:t>
+      </w:r>
+      <w:r>
+        <w:t xml:space="preserve">contain 0</w:t>
+      </w:r>
+      <w:r>
+        <w:t xml:space="preserve"> </w:t>
+      </w:r>
+      <w:r>
+        <w:rPr>
+          <w:rStyle w:val="VerbatimChar"/>
+        </w:rPr>
+        <w:t xml:space="preserve">sudo</w:t>
+      </w:r>
+      <w:r>
+        <w:t xml:space="preserve">/</w:t>
+      </w:r>
+      <w:r>
+        <w:rPr>
+          <w:rStyle w:val="VerbatimChar"/>
+        </w:rPr>
+        <w:t xml:space="preserve">su</w:t>
+      </w:r>
+      <w:r>
+        <w:t xml:space="preserve"> </w:t>
+      </w:r>
+      <w:r>
+        <w:t xml:space="preserve">tokens; added the</w:t>
+      </w:r>
+      <w:r>
+        <w:t xml:space="preserve"> </w:t>
+      </w:r>
+      <w:r>
+        <w:rPr>
+          <w:rStyle w:val="VerbatimChar"/>
+        </w:rPr>
+        <w:t xml:space="preserve">verify.sh</w:t>
+      </w:r>
+      <w:r>
+        <w:t xml:space="preserve"> </w:t>
+      </w:r>
+      <w:r>
+        <w:t xml:space="preserve">gate</w:t>
+      </w:r>
+      <w:r>
+        <w:t xml:space="preserve"> </w:t>
+      </w:r>
+      <w:r>
+        <w:rPr>
+          <w:rStyle w:val="VerbatimChar"/>
+        </w:rPr>
+        <w:t xml:space="preserve">CM-NO-SUDO-NO-INTERACTION</w:t>
+      </w:r>
+      <w:r>
+        <w:t xml:space="preserve"> </w:t>
+      </w:r>
+      <w:r>
+        <w:t xml:space="preserve">with paired meta-mutation</w:t>
+      </w:r>
+      <w:r>
+        <w:t xml:space="preserve"> </w:t>
+      </w:r>
+      <w:r>
+        <w:rPr>
+          <w:rStyle w:val="VerbatimChar"/>
+        </w:rPr>
+        <w:t xml:space="preserve">M-CM-NO-SUDO-NO-INTERACTION</w:t>
+      </w:r>
+      <w:r>
+        <w:t xml:space="preserve"> </w:t>
+      </w:r>
+      <w:r>
+        <w:t xml:space="preserve">(CAUGHT) and test 70 case C10. Acceptance: 0</w:t>
+      </w:r>
+      <w:r>
+        <w:t xml:space="preserve"> </w:t>
+      </w:r>
+      <w:r>
+        <w:rPr>
+          <w:rStyle w:val="VerbatimChar"/>
+        </w:rPr>
+        <w:t xml:space="preserve">sudo</w:t>
+      </w:r>
+      <w:r>
+        <w:t xml:space="preserve">/</w:t>
+      </w:r>
+      <w:r>
+        <w:rPr>
+          <w:rStyle w:val="VerbatimChar"/>
+        </w:rPr>
+        <w:t xml:space="preserve">su</w:t>
+      </w:r>
+      <w:r>
+        <w:t xml:space="preserve"> </w:t>
+      </w:r>
+      <w:r>
+        <w:t xml:space="preserve">tokens AND 0 human-wait points across the in-scope files, and the gate FAILs when a</w:t>
+      </w:r>
+      <w:r>
+        <w:t xml:space="preserve"> </w:t>
+      </w:r>
+      <w:r>
+        <w:rPr>
+          <w:rStyle w:val="VerbatimChar"/>
+        </w:rPr>
+        <w:t xml:space="preserve">sudo</w:t>
+      </w:r>
+      <w:r>
+        <w:t xml:space="preserve"> </w:t>
+      </w:r>
+      <w:r>
+        <w:t xml:space="preserve">token is injected — pending commit + post-commit meta-validation on a clean tree.</w:t>
+      </w:r>
+    </w:p>
+    <w:bookmarkEnd w:id="14"/>
+    <w:bookmarkStart w:id="15" w:name="Xbbde32aad7de5d47d746c4c73aac3a5ffa4bca8"/>
+    <w:p>
+      <w:pPr>
+        <w:pStyle w:val="Heading3"/>
+      </w:pPr>
+      <w:r>
+        <w:t xml:space="preserve">A53 ROOT-FREE-LOCAL-BUILD-001 — fully-autonomous root-free local build (obtain all build deps locally; no root/sudo/interaction) —</w:t>
+      </w:r>
+      <w:r>
+        <w:t xml:space="preserve"> </w:t>
+      </w:r>
+      <w:r>
+        <w:rPr>
+          <w:rStyle w:val="VerbatimChar"/>
+        </w:rPr>
+        <w:t xml:space="preserve">PARTIAL</w:t>
+      </w:r>
+    </w:p>
+    <w:p>
+      <w:pPr>
+        <w:pStyle w:val="FirstParagraph"/>
+      </w:pPr>
+      <w:r>
+        <w:rPr>
+          <w:b/>
+          <w:bCs/>
+        </w:rPr>
+        <w:t xml:space="preserve">TMX-ID:</w:t>
+      </w:r>
+      <w:r>
+        <w:t xml:space="preserve"> </w:t>
+      </w:r>
+      <w:r>
+        <w:t xml:space="preserve">TMX-063</w:t>
+      </w:r>
+      <w:r>
+        <w:t xml:space="preserve"> </w:t>
+      </w:r>
+      <w:r>
+        <w:rPr>
+          <w:b/>
+          <w:bCs/>
+        </w:rPr>
+        <w:t xml:space="preserve">Status:</w:t>
+      </w:r>
+      <w:r>
+        <w:t xml:space="preserve"> </w:t>
+      </w:r>
+      <w:r>
+        <w:rPr>
+          <w:rStyle w:val="VerbatimChar"/>
+        </w:rPr>
+        <w:t xml:space="preserve">In progress</w:t>
+      </w:r>
+      <w:r>
+        <w:t xml:space="preserve"> </w:t>
+      </w:r>
+      <w:r>
+        <w:rPr>
+          <w:b/>
+          <w:bCs/>
+        </w:rPr>
+        <w:t xml:space="preserve">Type:</w:t>
+      </w:r>
+      <w:r>
+        <w:t xml:space="preserve"> </w:t>
+      </w:r>
+      <w:r>
+        <w:t xml:space="preserve">Feature</w:t>
+      </w:r>
+      <w:r>
+        <w:t xml:space="preserve"> </w:t>
+      </w:r>
+      <w:r>
+        <w:rPr>
+          <w:b/>
+          <w:bCs/>
+        </w:rPr>
+        <w:t xml:space="preserve">Severity:</w:t>
+      </w:r>
+      <w:r>
+        <w:t xml:space="preserve"> </w:t>
+      </w:r>
+      <w:r>
+        <w:t xml:space="preserve">HIGH</w:t>
+      </w:r>
+    </w:p>
+    <w:p>
+      <w:pPr>
+        <w:pStyle w:val="BodyText"/>
+      </w:pPr>
+      <w:r>
+        <w:t xml:space="preserve">Operator mandate 2026-06-29:</w:t>
+      </w:r>
+      <w:r>
+        <w:t xml:space="preserve"> </w:t>
+      </w:r>
+      <w:r>
+        <w:rPr>
+          <w:rStyle w:val="VerbatimChar"/>
+        </w:rPr>
+        <w:t xml:space="preserve">bash scripts/setup.sh</w:t>
+      </w:r>
+      <w:r>
+        <w:t xml:space="preserve"> </w:t>
+      </w:r>
+      <w:r>
+        <w:t xml:space="preserve">must build AND install tmux with NO root, NO sudo, and NO interaction by obtaining every mandatory build dependency locally. Research-backed plan (</w:t>
+      </w:r>
+      <w:r>
+        <w:rPr>
+          <w:rStyle w:val="VerbatimChar"/>
+        </w:rPr>
+        <w:t xml:space="preserve">docs/research/root_free_c_toolchain_20260629/</w:t>
+      </w:r>
+      <w:r>
+        <w:t xml:space="preserve">): obtain a Zig</w:t>
+      </w:r>
+      <w:r>
+        <w:t xml:space="preserve"> </w:t>
+      </w:r>
+      <w:r>
+        <w:rPr>
+          <w:rStyle w:val="VerbatimChar"/>
+        </w:rPr>
+        <w:t xml:space="preserve">zig cc</w:t>
+      </w:r>
+      <w:r>
+        <w:t xml:space="preserve"> </w:t>
+      </w:r>
+      <w:r>
+        <w:t xml:space="preserve">C toolchain into</w:t>
+      </w:r>
+      <w:r>
+        <w:t xml:space="preserve"> </w:t>
+      </w:r>
+      <w:r>
+        <w:rPr>
+          <w:rStyle w:val="VerbatimChar"/>
+        </w:rPr>
+        <w:t xml:space="preserve">.local-deps</w:t>
+      </w:r>
+      <w:r>
+        <w:t xml:space="preserve"> </w:t>
+      </w:r>
+      <w:r>
+        <w:t xml:space="preserve">(kind=toolchain, like the Go-toolchain obtain) and build tmux from the 3.6a release tarball to avoid autotools/system-cc requirements. Status In progress — research complete and a proof-of-concept live-build spike is running; implementation is pending the PoC verdict. Acceptance: a live root-free build on a real host with the system toolchain neutered produces a tmux 3.6a binary that runs, with captured evidence and N=3 deterministic reproduction — no bluff.</w:t>
+      </w:r>
+    </w:p>
+    <w:bookmarkEnd w:id="15"/>
+    <w:bookmarkStart w:id="16" w:name="X26c5c874499a6bd9975d6cbe154dcbbc5c84564"/>
+    <w:p>
+      <w:pPr>
+        <w:pStyle w:val="Heading3"/>
+      </w:pPr>
+      <w:r>
+        <w:t xml:space="preserve">A54 NO-SUDO-PROJECTWIDE-FOLLOWUP-001 — convert print-only sudo/setcap hints outside the install path and extend the no-sudo gate project-wide —</w:t>
+      </w:r>
+      <w:r>
+        <w:t xml:space="preserve"> </w:t>
+      </w:r>
+      <w:r>
+        <w:rPr>
+          <w:rStyle w:val="VerbatimChar"/>
+        </w:rPr>
+        <w:t xml:space="preserve">OPEN</w:t>
+      </w:r>
+    </w:p>
+    <w:p>
+      <w:pPr>
+        <w:pStyle w:val="FirstParagraph"/>
+      </w:pPr>
+      <w:r>
+        <w:rPr>
+          <w:b/>
+          <w:bCs/>
+        </w:rPr>
+        <w:t xml:space="preserve">TMX-ID:</w:t>
+      </w:r>
+      <w:r>
+        <w:t xml:space="preserve"> </w:t>
+      </w:r>
+      <w:r>
+        <w:t xml:space="preserve">TMX-064</w:t>
+      </w:r>
+      <w:r>
+        <w:t xml:space="preserve"> </w:t>
+      </w:r>
+      <w:r>
+        <w:rPr>
+          <w:b/>
+          <w:bCs/>
+        </w:rPr>
+        <w:t xml:space="preserve">Status:</w:t>
+      </w:r>
+      <w:r>
+        <w:t xml:space="preserve"> </w:t>
+      </w:r>
+      <w:r>
+        <w:rPr>
+          <w:rStyle w:val="VerbatimChar"/>
+        </w:rPr>
+        <w:t xml:space="preserve">OPEN</w:t>
+      </w:r>
+      <w:r>
+        <w:t xml:space="preserve"> </w:t>
+      </w:r>
+      <w:r>
+        <w:rPr>
+          <w:b/>
+          <w:bCs/>
+        </w:rPr>
+        <w:t xml:space="preserve">Type:</w:t>
+      </w:r>
+      <w:r>
+        <w:t xml:space="preserve"> </w:t>
+      </w:r>
+      <w:r>
+        <w:t xml:space="preserve">Task</w:t>
+      </w:r>
+      <w:r>
+        <w:t xml:space="preserve"> </w:t>
+      </w:r>
+      <w:r>
+        <w:rPr>
+          <w:b/>
+          <w:bCs/>
+        </w:rPr>
+        <w:t xml:space="preserve">Severity:</w:t>
+      </w:r>
+      <w:r>
+        <w:t xml:space="preserve"> </w:t>
+      </w:r>
+      <w:r>
+        <w:t xml:space="preserve">MEDIUM</w:t>
+      </w:r>
+    </w:p>
+    <w:p>
+      <w:pPr>
+        <w:pStyle w:val="BodyText"/>
+      </w:pPr>
+      <w:r>
+        <w:t xml:space="preserve">Follow-up to TMX-062: convert the remaining print-only</w:t>
+      </w:r>
+      <w:r>
+        <w:t xml:space="preserve"> </w:t>
+      </w:r>
+      <w:r>
+        <w:rPr>
+          <w:rStyle w:val="VerbatimChar"/>
+        </w:rPr>
+        <w:t xml:space="preserve">sudo</w:t>
+      </w:r>
+      <w:r>
+        <w:t xml:space="preserve">/</w:t>
+      </w:r>
+      <w:r>
+        <w:rPr>
+          <w:rStyle w:val="VerbatimChar"/>
+        </w:rPr>
+        <w:t xml:space="preserve">setcap</w:t>
+      </w:r>
+      <w:r>
+        <w:t xml:space="preserve"> </w:t>
+      </w:r>
+      <w:r>
+        <w:t xml:space="preserve">hints OUTSIDE the install path (</w:t>
+      </w:r>
+      <w:r>
+        <w:rPr>
+          <w:rStyle w:val="VerbatimChar"/>
+        </w:rPr>
+        <w:t xml:space="preserve">scripts/build_oom_set.sh</w:t>
+      </w:r>
+      <w:r>
+        <w:t xml:space="preserve">,</w:t>
+      </w:r>
+      <w:r>
+        <w:t xml:space="preserve"> </w:t>
+      </w:r>
+      <w:r>
+        <w:rPr>
+          <w:rStyle w:val="VerbatimChar"/>
+        </w:rPr>
+        <w:t xml:space="preserve">scripts/test_vm.sh</w:t>
+      </w:r>
+      <w:r>
+        <w:t xml:space="preserve">,</w:t>
+      </w:r>
+      <w:r>
+        <w:t xml:space="preserve"> </w:t>
+      </w:r>
+      <w:r>
+        <w:rPr>
+          <w:rStyle w:val="VerbatimChar"/>
+        </w:rPr>
+        <w:t xml:space="preserve">scripts/tests/08_oom_score_adj.sh</w:t>
+      </w:r>
+      <w:r>
+        <w:t xml:space="preserve">, and the</w:t>
+      </w:r>
+      <w:r>
+        <w:t xml:space="preserve"> </w:t>
+      </w:r>
+      <w:r>
+        <w:rPr>
+          <w:rStyle w:val="VerbatimChar"/>
+        </w:rPr>
+        <w:t xml:space="preserve">scripts/oom_set.c</w:t>
+      </w:r>
+      <w:r>
+        <w:t xml:space="preserve"> </w:t>
+      </w:r>
+      <w:r>
+        <w:t xml:space="preserve">comment) to "(as root)" phrasing, and extend the no-sudo gate project-wide so it detects</w:t>
+      </w:r>
+      <w:r>
+        <w:t xml:space="preserve"> </w:t>
+      </w:r>
+      <w:r>
+        <w:rPr>
+          <w:rStyle w:val="VerbatimChar"/>
+        </w:rPr>
+        <w:t xml:space="preserve">sudo</w:t>
+      </w:r>
+      <w:r>
+        <w:t xml:space="preserve">/</w:t>
+      </w:r>
+      <w:r>
+        <w:rPr>
+          <w:rStyle w:val="VerbatimChar"/>
+        </w:rPr>
+        <w:t xml:space="preserve">su</w:t>
+      </w:r>
+      <w:r>
+        <w:t xml:space="preserve"> </w:t>
+      </w:r>
+      <w:r>
+        <w:t xml:space="preserve">EXECUTION rather than mere mention. Status Queued. Acceptance: project-wide 0</w:t>
+      </w:r>
+      <w:r>
+        <w:t xml:space="preserve"> </w:t>
+      </w:r>
+      <w:r>
+        <w:rPr>
+          <w:rStyle w:val="VerbatimChar"/>
+        </w:rPr>
+        <w:t xml:space="preserve">sudo</w:t>
+      </w:r>
+      <w:r>
+        <w:t xml:space="preserve">/</w:t>
+      </w:r>
+      <w:r>
+        <w:rPr>
+          <w:rStyle w:val="VerbatimChar"/>
+        </w:rPr>
+        <w:t xml:space="preserve">su</w:t>
+      </w:r>
+      <w:r>
+        <w:t xml:space="preserve"> </w:t>
+      </w:r>
+      <w:r>
+        <w:t xml:space="preserve">execution paths, and the gate is scoped to flag execution only — no false positives on legitimate "(as root)" documentation strings.</w:t>
       </w:r>
     </w:p>
     <w:p>
@@ -1250,9 +2431,9 @@
         </w:pict>
       </w:r>
     </w:p>
-    <w:bookmarkEnd w:id="11"/>
-    <w:bookmarkEnd w:id="12"/>
-    <w:bookmarkStart w:id="13" w:name="Xb86f81d76618d54881eaba1753a4cb72beb54ce"/>
+    <w:bookmarkEnd w:id="16"/>
+    <w:bookmarkEnd w:id="17"/>
+    <w:bookmarkStart w:id="22" w:name="Xb86f81d76618d54881eaba1753a4cb72beb54ce"/>
     <w:p>
       <w:pPr>
         <w:pStyle w:val="Heading2"/>
@@ -1266,7 +2447,7 @@
         <w:pStyle w:val="FirstParagraph"/>
       </w:pPr>
       <w:r>
-        <w:t xml:space="preserve">(none open at this time — B3 P5-M20/P5-M21 escapes CLOSED in v1.0.16</w:t>
+        <w:t xml:space="preserve">(Prior B-items closed: B3 P5-M20/P5-M21 escapes CLOSED in v1.0.16</w:t>
       </w:r>
       <w:r>
         <w:t xml:space="preserve"> </w:t>
@@ -1284,7 +2465,7 @@
         <w:t xml:space="preserve">MUTATIONS CAUGHT 45 / ESCAPED 0</w:t>
       </w:r>
       <w:r>
-        <w:t xml:space="preserve">, and migrated to</w:t>
+        <w:t xml:space="preserve">, migrated to</w:t>
       </w:r>
       <w:r>
         <w:t xml:space="preserve"> </w:t>
@@ -1299,13 +2480,13 @@
         <w:t xml:space="preserve"> </w:t>
       </w:r>
       <w:r>
-        <w:t xml:space="preserve">§B3;</w:t>
-      </w:r>
-      <w:r>
-        <w:t xml:space="preserve"> </w:t>
-      </w:r>
-      <w:r>
-        <w:t xml:space="preserve">B1 CHAL-COVER-001, B2 TEST-AUDIT-001 also landed in</w:t>
+        <w:t xml:space="preserve">§B3 as TMX-054;</w:t>
+      </w:r>
+      <w:r>
+        <w:t xml:space="preserve"> </w:t>
+      </w:r>
+      <w:r>
+        <w:t xml:space="preserve">B1 CHAL-COVER-001, B2 TEST-AUDIT-001 also in</w:t>
       </w:r>
       <w:r>
         <w:t xml:space="preserve"> </w:t>
@@ -1317,7 +2498,1447 @@
         <w:t xml:space="preserve">Fixed.md</w:t>
       </w:r>
       <w:r>
-        <w:t xml:space="preserve">.)</w:t>
+        <w:t xml:space="preserve">. New open work below.)</w:t>
+      </w:r>
+    </w:p>
+    <w:bookmarkStart w:id="18" w:name="X7f68554f0f1fb7671125a028047446254a4c728"/>
+    <w:p>
+      <w:pPr>
+        <w:pStyle w:val="Heading3"/>
+      </w:pPr>
+      <w:r>
+        <w:t xml:space="preserve">B50 TEST-COVERAGE-G1-G5-001 — close test-coverage gaps G1-G5 for the v1.0.30 cross-platform install hardening —</w:t>
+      </w:r>
+      <w:r>
+        <w:t xml:space="preserve"> </w:t>
+      </w:r>
+      <w:r>
+        <w:rPr>
+          <w:rStyle w:val="VerbatimChar"/>
+        </w:rPr>
+        <w:t xml:space="preserve">OPEN</w:t>
+      </w:r>
+    </w:p>
+    <w:p>
+      <w:pPr>
+        <w:pStyle w:val="FirstParagraph"/>
+      </w:pPr>
+      <w:r>
+        <w:rPr>
+          <w:b/>
+          <w:bCs/>
+        </w:rPr>
+        <w:t xml:space="preserve">TMX-ID:</w:t>
+      </w:r>
+      <w:r>
+        <w:t xml:space="preserve"> </w:t>
+      </w:r>
+      <w:r>
+        <w:t xml:space="preserve">TMX-059</w:t>
+      </w:r>
+      <w:r>
+        <w:t xml:space="preserve"> </w:t>
+      </w:r>
+      <w:r>
+        <w:rPr>
+          <w:b/>
+          <w:bCs/>
+        </w:rPr>
+        <w:t xml:space="preserve">Status:</w:t>
+      </w:r>
+      <w:r>
+        <w:t xml:space="preserve"> </w:t>
+      </w:r>
+      <w:r>
+        <w:rPr>
+          <w:rStyle w:val="VerbatimChar"/>
+        </w:rPr>
+        <w:t xml:space="preserve">OPEN</w:t>
+      </w:r>
+      <w:r>
+        <w:t xml:space="preserve"> </w:t>
+      </w:r>
+      <w:r>
+        <w:rPr>
+          <w:b/>
+          <w:bCs/>
+        </w:rPr>
+        <w:t xml:space="preserve">Type:</w:t>
+      </w:r>
+      <w:r>
+        <w:t xml:space="preserve"> </w:t>
+      </w:r>
+      <w:r>
+        <w:t xml:space="preserve">Task</w:t>
+      </w:r>
+      <w:r>
+        <w:t xml:space="preserve"> </w:t>
+      </w:r>
+      <w:r>
+        <w:rPr>
+          <w:b/>
+          <w:bCs/>
+        </w:rPr>
+        <w:t xml:space="preserve">Severity:</w:t>
+      </w:r>
+      <w:r>
+        <w:t xml:space="preserve"> </w:t>
+      </w:r>
+      <w:r>
+        <w:t xml:space="preserve">MEDIUM</w:t>
+      </w:r>
+    </w:p>
+    <w:p>
+      <w:pPr>
+        <w:pStyle w:val="BodyText"/>
+      </w:pPr>
+      <w:r>
+        <w:t xml:space="preserve">v1.0.30 added native-build fallback (</w:t>
+      </w:r>
+      <w:r>
+        <w:rPr>
+          <w:rStyle w:val="VerbatimChar"/>
+        </w:rPr>
+        <w:t xml:space="preserve">setup.sh</w:t>
+      </w:r>
+      <w:r>
+        <w:t xml:space="preserve">),</w:t>
+      </w:r>
+      <w:r>
+        <w:t xml:space="preserve"> </w:t>
+      </w:r>
+      <w:r>
+        <w:rPr>
+          <w:rStyle w:val="VerbatimChar"/>
+        </w:rPr>
+        <w:t xml:space="preserve">build_native.sh</w:t>
+      </w:r>
+      <w:r>
+        <w:t xml:space="preserve"> </w:t>
+      </w:r>
+      <w:r>
+        <w:t xml:space="preserve">local-deps wiring</w:t>
+      </w:r>
+      <w:r>
+        <w:t xml:space="preserve"> </w:t>
+      </w:r>
+      <w:r>
+        <w:t xml:space="preserve">(</w:t>
+      </w:r>
+      <w:r>
+        <w:rPr>
+          <w:rStyle w:val="VerbatimChar"/>
+        </w:rPr>
+        <w:t xml:space="preserve">-I</w:t>
+      </w:r>
+      <w:r>
+        <w:t xml:space="preserve">/</w:t>
+      </w:r>
+      <w:r>
+        <w:rPr>
+          <w:rStyle w:val="VerbatimChar"/>
+        </w:rPr>
+        <w:t xml:space="preserve">-L</w:t>
+      </w:r>
+      <w:r>
+        <w:t xml:space="preserve"> </w:t>
+      </w:r>
+      <w:r>
+        <w:t xml:space="preserve">+</w:t>
+      </w:r>
+      <w:r>
+        <w:t xml:space="preserve"> </w:t>
+      </w:r>
+      <w:r>
+        <w:rPr>
+          <w:rStyle w:val="VerbatimChar"/>
+        </w:rPr>
+        <w:t xml:space="preserve">PKG_CONFIG_PATH</w:t>
+      </w:r>
+      <w:r>
+        <w:t xml:space="preserve">),</w:t>
+      </w:r>
+      <w:r>
+        <w:t xml:space="preserve"> </w:t>
+      </w:r>
+      <w:r>
+        <w:rPr>
+          <w:rStyle w:val="VerbatimChar"/>
+        </w:rPr>
+        <w:t xml:space="preserve">obtain_local_deps.sh</w:t>
+      </w:r>
+      <w:r>
+        <w:t xml:space="preserve"> </w:t>
+      </w:r>
+      <w:r>
+        <w:t xml:space="preserve">libevent/ncurses obtain, and the</w:t>
+      </w:r>
+      <w:r>
+        <w:t xml:space="preserve"> </w:t>
+      </w:r>
+      <w:r>
+        <w:t xml:space="preserve">escaped-colon session-color fix; the CHANGELOG tracks "test-coverage gaps G1-G5" but they</w:t>
+      </w:r>
+      <w:r>
+        <w:t xml:space="preserve"> </w:t>
+      </w:r>
+      <w:r>
+        <w:t xml:space="preserve">are NOT yet enumerated distinctly nor each covered by an anti-bluff test + paired §1.1</w:t>
+      </w:r>
+      <w:r>
+        <w:t xml:space="preserve"> </w:t>
+      </w:r>
+      <w:r>
+        <w:t xml:space="preserve">mutation.</w:t>
+      </w:r>
+      <w:r>
+        <w:t xml:space="preserve"> </w:t>
+      </w:r>
+      <w:r>
+        <w:rPr>
+          <w:b/>
+          <w:bCs/>
+        </w:rPr>
+        <w:t xml:space="preserve">Fix direction:</w:t>
+      </w:r>
+      <w:r>
+        <w:t xml:space="preserve"> </w:t>
+      </w:r>
+      <w:r>
+        <w:t xml:space="preserve">first enumerate G1-G5 precisely, then add four-layer coverage</w:t>
+      </w:r>
+      <w:r>
+        <w:t xml:space="preserve"> </w:t>
+      </w:r>
+      <w:r>
+        <w:t xml:space="preserve">(§11.4.4(b)) for each.</w:t>
+      </w:r>
+      <w:r>
+        <w:t xml:space="preserve"> </w:t>
+      </w:r>
+      <w:r>
+        <w:rPr>
+          <w:b/>
+          <w:bCs/>
+        </w:rPr>
+        <w:t xml:space="preserve">Acceptance:</w:t>
+      </w:r>
+      <w:r>
+        <w:t xml:space="preserve"> </w:t>
+      </w:r>
+      <w:r>
+        <w:t xml:space="preserve">each of G1-G5 has a named runtime test with captured</w:t>
+      </w:r>
+      <w:r>
+        <w:t xml:space="preserve"> </w:t>
+      </w:r>
+      <w:r>
+        <w:t xml:space="preserve">evidence PLUS a paired meta-test mutation that FAILs when its guard is stripped.</w:t>
+      </w:r>
+    </w:p>
+    <w:bookmarkEnd w:id="18"/>
+    <w:bookmarkStart w:id="19" w:name="X2064cdd57278112b5d954395a9b6598a69465bc"/>
+    <w:p>
+      <w:pPr>
+        <w:pStyle w:val="Heading3"/>
+      </w:pPr>
+      <w:r>
+        <w:t xml:space="preserve">B51 DB-FIXEDMD-SSOT-DRIFT-001 — reconcile DB↔Fixed.md SSoT drift (Fixed.md A46-A49 absent from the items table) —</w:t>
+      </w:r>
+      <w:r>
+        <w:t xml:space="preserve"> </w:t>
+      </w:r>
+      <w:r>
+        <w:rPr>
+          <w:rStyle w:val="VerbatimChar"/>
+        </w:rPr>
+        <w:t xml:space="preserve">INVESTIGATED</w:t>
+      </w:r>
+    </w:p>
+    <w:p>
+      <w:pPr>
+        <w:pStyle w:val="FirstParagraph"/>
+      </w:pPr>
+      <w:r>
+        <w:rPr>
+          <w:b/>
+          <w:bCs/>
+        </w:rPr>
+        <w:t xml:space="preserve">TMX-ID:</w:t>
+      </w:r>
+      <w:r>
+        <w:t xml:space="preserve"> </w:t>
+      </w:r>
+      <w:r>
+        <w:t xml:space="preserve">TMX-060</w:t>
+      </w:r>
+      <w:r>
+        <w:t xml:space="preserve"> </w:t>
+      </w:r>
+      <w:r>
+        <w:rPr>
+          <w:b/>
+          <w:bCs/>
+        </w:rPr>
+        <w:t xml:space="preserve">Status:</w:t>
+      </w:r>
+      <w:r>
+        <w:t xml:space="preserve"> </w:t>
+      </w:r>
+      <w:r>
+        <w:rPr>
+          <w:rStyle w:val="VerbatimChar"/>
+        </w:rPr>
+        <w:t xml:space="preserve">Ready for testing</w:t>
+      </w:r>
+      <w:r>
+        <w:t xml:space="preserve"> </w:t>
+      </w:r>
+      <w:r>
+        <w:rPr>
+          <w:b/>
+          <w:bCs/>
+        </w:rPr>
+        <w:t xml:space="preserve">Type:</w:t>
+      </w:r>
+      <w:r>
+        <w:t xml:space="preserve"> </w:t>
+      </w:r>
+      <w:r>
+        <w:t xml:space="preserve">Task</w:t>
+      </w:r>
+      <w:r>
+        <w:t xml:space="preserve"> </w:t>
+      </w:r>
+      <w:r>
+        <w:rPr>
+          <w:b/>
+          <w:bCs/>
+        </w:rPr>
+        <w:t xml:space="preserve">Severity:</w:t>
+      </w:r>
+      <w:r>
+        <w:t xml:space="preserve"> </w:t>
+      </w:r>
+      <w:r>
+        <w:t xml:space="preserve">MEDIUM</w:t>
+      </w:r>
+    </w:p>
+    <w:p>
+      <w:pPr>
+        <w:pStyle w:val="BodyText"/>
+      </w:pPr>
+      <w:r>
+        <w:t xml:space="preserve">The §11.4.93 workable-items DB is missing four RESOLVED</w:t>
+      </w:r>
+      <w:r>
+        <w:t xml:space="preserve"> </w:t>
+      </w:r>
+      <w:r>
+        <w:rPr>
+          <w:rStyle w:val="VerbatimChar"/>
+        </w:rPr>
+        <w:t xml:space="preserve">Fixed.md</w:t>
+      </w:r>
+      <w:r>
+        <w:t xml:space="preserve"> </w:t>
+      </w:r>
+      <w:r>
+        <w:t xml:space="preserve">entries — A46 (libtinfo</w:t>
+      </w:r>
+      <w:r>
+        <w:t xml:space="preserve"> </w:t>
+      </w:r>
+      <w:r>
+        <w:t xml:space="preserve">version warning), A47 (test-harness timing races), A48 (distribution orchestrator binary),</w:t>
+      </w:r>
+      <w:r>
+        <w:t xml:space="preserve"> </w:t>
+      </w:r>
+      <w:r>
+        <w:t xml:space="preserve">A49 (test 17 scrollback load flake). A full</w:t>
+      </w:r>
+      <w:r>
+        <w:t xml:space="preserve"> </w:t>
+      </w:r>
+      <w:r>
+        <w:rPr>
+          <w:rStyle w:val="VerbatimChar"/>
+        </w:rPr>
+        <w:t xml:space="preserve">md-to-db</w:t>
+      </w:r>
+      <w:r>
+        <w:t xml:space="preserve"> </w:t>
+      </w:r>
+      <w:r>
+        <w:t xml:space="preserve">over</w:t>
+      </w:r>
+      <w:r>
+        <w:t xml:space="preserve"> </w:t>
+      </w:r>
+      <w:r>
+        <w:rPr>
+          <w:rStyle w:val="VerbatimChar"/>
+        </w:rPr>
+        <w:t xml:space="preserve">Fixed.md</w:t>
+      </w:r>
+      <w:r>
+        <w:t xml:space="preserve"> </w:t>
+      </w:r>
+      <w:r>
+        <w:t xml:space="preserve">reports</w:t>
+      </w:r>
+      <w:r>
+        <w:t xml:space="preserve"> </w:t>
+      </w:r>
+      <w:r>
+        <w:rPr>
+          <w:rStyle w:val="VerbatimChar"/>
+        </w:rPr>
+        <w:t xml:space="preserve">inserted=4 updated=1 allocated=4</w:t>
+      </w:r>
+      <w:r>
+        <w:t xml:space="preserve">, proving the items table never captured them (the</w:t>
+      </w:r>
+      <w:r>
+        <w:t xml:space="preserve"> </w:t>
+      </w:r>
+      <w:r>
+        <w:t xml:space="preserve">CHANGELOG names this "DB↔Fixed.md SSoT drift" as a tracked follow-up).</w:t>
+      </w:r>
+      <w:r>
+        <w:t xml:space="preserve"> </w:t>
+      </w:r>
+      <w:r>
+        <w:rPr>
+          <w:b/>
+          <w:bCs/>
+        </w:rPr>
+        <w:t xml:space="preserve">Fix direction:</w:t>
+      </w:r>
+      <w:r>
+        <w:t xml:space="preserve"> </w:t>
+      </w:r>
+      <w:r>
+        <w:t xml:space="preserve">reconcile carefully — confirm none are reworded duplicates of an existing id before</w:t>
+      </w:r>
+      <w:r>
+        <w:t xml:space="preserve"> </w:t>
+      </w:r>
+      <w:r>
+        <w:t xml:space="preserve">allocating, identify the</w:t>
+      </w:r>
+      <w:r>
+        <w:t xml:space="preserve"> </w:t>
+      </w:r>
+      <w:r>
+        <w:rPr>
+          <w:rStyle w:val="VerbatimChar"/>
+        </w:rPr>
+        <w:t xml:space="preserve">updated=1</w:t>
+      </w:r>
+      <w:r>
+        <w:t xml:space="preserve"> </w:t>
+      </w:r>
+      <w:r>
+        <w:t xml:space="preserve">item, then sync so</w:t>
+      </w:r>
+      <w:r>
+        <w:t xml:space="preserve"> </w:t>
+      </w:r>
+      <w:r>
+        <w:rPr>
+          <w:rStyle w:val="VerbatimChar"/>
+        </w:rPr>
+        <w:t xml:space="preserve">validate</w:t>
+      </w:r>
+      <w:r>
+        <w:t xml:space="preserve"> </w:t>
+      </w:r>
+      <w:r>
+        <w:t xml:space="preserve">+</w:t>
+      </w:r>
+      <w:r>
+        <w:t xml:space="preserve"> </w:t>
+      </w:r>
+      <w:r>
+        <w:rPr>
+          <w:rStyle w:val="VerbatimChar"/>
+        </w:rPr>
+        <w:t xml:space="preserve">diff</w:t>
+      </w:r>
+      <w:r>
+        <w:t xml:space="preserve"> </w:t>
+      </w:r>
+      <w:r>
+        <w:t xml:space="preserve">stay clean.</w:t>
+      </w:r>
+      <w:r>
+        <w:t xml:space="preserve"> </w:t>
+      </w:r>
+      <w:r>
+        <w:rPr>
+          <w:b/>
+          <w:bCs/>
+        </w:rPr>
+        <w:t xml:space="preserve">Acceptance:</w:t>
+      </w:r>
+      <w:r>
+        <w:t xml:space="preserve"> </w:t>
+      </w:r>
+      <w:r>
+        <w:rPr>
+          <w:rStyle w:val="VerbatimChar"/>
+        </w:rPr>
+        <w:t xml:space="preserve">md-to-db</w:t>
+      </w:r>
+      <w:r>
+        <w:t xml:space="preserve"> </w:t>
+      </w:r>
+      <w:r>
+        <w:t xml:space="preserve">over the full corpus reports</w:t>
+      </w:r>
+      <w:r>
+        <w:t xml:space="preserve"> </w:t>
+      </w:r>
+      <w:r>
+        <w:rPr>
+          <w:rStyle w:val="VerbatimChar"/>
+        </w:rPr>
+        <w:t xml:space="preserve">inserted=0 updated=0</w:t>
+      </w:r>
+      <w:r>
+        <w:t xml:space="preserve"> </w:t>
+      </w:r>
+      <w:r>
+        <w:t xml:space="preserve">(idempotent)</w:t>
+      </w:r>
+      <w:r>
+        <w:t xml:space="preserve"> </w:t>
+      </w:r>
+      <w:r>
+        <w:t xml:space="preserve">and</w:t>
+      </w:r>
+      <w:r>
+        <w:t xml:space="preserve"> </w:t>
+      </w:r>
+      <w:r>
+        <w:rPr>
+          <w:rStyle w:val="VerbatimChar"/>
+        </w:rPr>
+        <w:t xml:space="preserve">validate</w:t>
+      </w:r>
+      <w:r>
+        <w:t xml:space="preserve"> </w:t>
+      </w:r>
+      <w:r>
+        <w:t xml:space="preserve">is 0-findings.</w:t>
+      </w:r>
+      <w:r>
+        <w:t xml:space="preserve"> </w:t>
+      </w:r>
+      <w:r>
+        <w:rPr>
+          <w:b/>
+          <w:bCs/>
+        </w:rPr>
+        <w:t xml:space="preserve">Reconcile (2026-06-29, this session):</w:t>
+      </w:r>
+      <w:r>
+        <w:t xml:space="preserve"> </w:t>
+      </w:r>
+      <w:r>
+        <w:t xml:space="preserve">ran</w:t>
+      </w:r>
+      <w:r>
+        <w:t xml:space="preserve"> </w:t>
+      </w:r>
+      <w:r>
+        <w:rPr>
+          <w:rStyle w:val="VerbatimChar"/>
+        </w:rPr>
+        <w:t xml:space="preserve">sync md-to-db</w:t>
+      </w:r>
+      <w:r>
+        <w:t xml:space="preserve"> </w:t>
+      </w:r>
+      <w:r>
+        <w:t xml:space="preserve">over the full corpus — the</w:t>
+      </w:r>
+      <w:r>
+        <w:t xml:space="preserve"> </w:t>
+      </w:r>
+      <w:r>
+        <w:t xml:space="preserve">four entries ingested as TMX-067 (A49 → Completed), TMX-068 (A48 → Implemented), TMX-069</w:t>
+      </w:r>
+      <w:r>
+        <w:t xml:space="preserve"> </w:t>
+      </w:r>
+      <w:r>
+        <w:t xml:space="preserve">(A46 → Fixed) and TMX-070 (A47 → Fixed); the</w:t>
+      </w:r>
+      <w:r>
+        <w:t xml:space="preserve"> </w:t>
+      </w:r>
+      <w:r>
+        <w:rPr>
+          <w:rStyle w:val="VerbatimChar"/>
+        </w:rPr>
+        <w:t xml:space="preserve">updated=1</w:t>
+      </w:r>
+      <w:r>
+        <w:t xml:space="preserve"> </w:t>
+      </w:r>
+      <w:r>
+        <w:t xml:space="preserve">item was TMX-045 ("Per-host-topology</w:t>
+      </w:r>
+      <w:r>
+        <w:t xml:space="preserve"> </w:t>
+      </w:r>
+      <w:r>
+        <w:t xml:space="preserve">dispatch probe") whose stored</w:t>
+      </w:r>
+      <w:r>
+        <w:t xml:space="preserve"> </w:t>
+      </w:r>
+      <w:r>
+        <w:rPr>
+          <w:rStyle w:val="VerbatimChar"/>
+        </w:rPr>
+        <w:t xml:space="preserve">raw_body</w:t>
+      </w:r>
+      <w:r>
+        <w:t xml:space="preserve"> </w:t>
+      </w:r>
+      <w:r>
+        <w:t xml:space="preserve">was stale (2140→7648 chars) and was refreshed from</w:t>
+      </w:r>
+      <w:r>
+        <w:t xml:space="preserve"> </w:t>
+      </w:r>
+      <w:r>
+        <w:t xml:space="preserve">the current</w:t>
+      </w:r>
+      <w:r>
+        <w:t xml:space="preserve"> </w:t>
+      </w:r>
+      <w:r>
+        <w:rPr>
+          <w:rStyle w:val="VerbatimChar"/>
+        </w:rPr>
+        <w:t xml:space="preserve">Fixed.md</w:t>
+      </w:r>
+      <w:r>
+        <w:t xml:space="preserve"> </w:t>
+      </w:r>
+      <w:r>
+        <w:t xml:space="preserve">— no other field changed, so it is not a reworded duplicate. The run</w:t>
+      </w:r>
+      <w:r>
+        <w:t xml:space="preserve"> </w:t>
+      </w:r>
+      <w:r>
+        <w:t xml:space="preserve">also re-captured the stale</w:t>
+      </w:r>
+      <w:r>
+        <w:t xml:space="preserve"> </w:t>
+      </w:r>
+      <w:r>
+        <w:rPr>
+          <w:rStyle w:val="VerbatimChar"/>
+        </w:rPr>
+        <w:t xml:space="preserve">document_sources[Fixed]</w:t>
+      </w:r>
+      <w:r>
+        <w:t xml:space="preserve"> </w:t>
+      </w:r>
+      <w:r>
+        <w:t xml:space="preserve">so a future</w:t>
+      </w:r>
+      <w:r>
+        <w:t xml:space="preserve"> </w:t>
+      </w:r>
+      <w:r>
+        <w:rPr>
+          <w:rStyle w:val="VerbatimChar"/>
+        </w:rPr>
+        <w:t xml:space="preserve">db-to-md</w:t>
+      </w:r>
+      <w:r>
+        <w:t xml:space="preserve"> </w:t>
+      </w:r>
+      <w:r>
+        <w:t xml:space="preserve">no longer</w:t>
+      </w:r>
+      <w:r>
+        <w:t xml:space="preserve"> </w:t>
+      </w:r>
+      <w:r>
+        <w:t xml:space="preserve">regresses</w:t>
+      </w:r>
+      <w:r>
+        <w:t xml:space="preserve"> </w:t>
+      </w:r>
+      <w:r>
+        <w:rPr>
+          <w:rStyle w:val="VerbatimChar"/>
+        </w:rPr>
+        <w:t xml:space="preserve">Fixed.md</w:t>
+      </w:r>
+      <w:r>
+        <w:t xml:space="preserve">. A second</w:t>
+      </w:r>
+      <w:r>
+        <w:t xml:space="preserve"> </w:t>
+      </w:r>
+      <w:r>
+        <w:rPr>
+          <w:rStyle w:val="VerbatimChar"/>
+        </w:rPr>
+        <w:t xml:space="preserve">md-to-db</w:t>
+      </w:r>
+      <w:r>
+        <w:t xml:space="preserve"> </w:t>
+      </w:r>
+      <w:r>
+        <w:t xml:space="preserve">reports</w:t>
+      </w:r>
+      <w:r>
+        <w:t xml:space="preserve"> </w:t>
+      </w:r>
+      <w:r>
+        <w:rPr>
+          <w:rStyle w:val="VerbatimChar"/>
+        </w:rPr>
+        <w:t xml:space="preserve">inserted=0 updated=0</w:t>
+      </w:r>
+      <w:r>
+        <w:t xml:space="preserve"> </w:t>
+      </w:r>
+      <w:r>
+        <w:t xml:space="preserve">(idempotent) and</w:t>
+      </w:r>
+      <w:r>
+        <w:t xml:space="preserve"> </w:t>
+      </w:r>
+      <w:r>
+        <w:rPr>
+          <w:rStyle w:val="VerbatimChar"/>
+        </w:rPr>
+        <w:t xml:space="preserve">validate</w:t>
+      </w:r>
+      <w:r>
+        <w:t xml:space="preserve"> </w:t>
+      </w:r>
+      <w:r>
+        <w:t xml:space="preserve">is 0-findings — pending conductor verification + close.</w:t>
+      </w:r>
+    </w:p>
+    <w:bookmarkEnd w:id="19"/>
+    <w:bookmarkStart w:id="20" w:name="Xe1b8a2142e32c6f2592557af404df6cefeb9b93"/>
+    <w:p>
+      <w:pPr>
+        <w:pStyle w:val="Heading3"/>
+      </w:pPr>
+      <w:r>
+        <w:t xml:space="preserve">B52 WI-PARSER-GREEDY-BIND-001 — workable-items md-parser absorbs a following no-period block's TMX-ID → UNIQUE-constraint failure —</w:t>
+      </w:r>
+      <w:r>
+        <w:t xml:space="preserve"> </w:t>
+      </w:r>
+      <w:r>
+        <w:rPr>
+          <w:rStyle w:val="VerbatimChar"/>
+        </w:rPr>
+        <w:t xml:space="preserve">INVESTIGATED</w:t>
+      </w:r>
+    </w:p>
+    <w:p>
+      <w:pPr>
+        <w:pStyle w:val="FirstParagraph"/>
+      </w:pPr>
+      <w:r>
+        <w:rPr>
+          <w:b/>
+          <w:bCs/>
+        </w:rPr>
+        <w:t xml:space="preserve">TMX-ID:</w:t>
+      </w:r>
+      <w:r>
+        <w:t xml:space="preserve"> </w:t>
+      </w:r>
+      <w:r>
+        <w:t xml:space="preserve">TMX-065</w:t>
+      </w:r>
+      <w:r>
+        <w:t xml:space="preserve"> </w:t>
+      </w:r>
+      <w:r>
+        <w:rPr>
+          <w:b/>
+          <w:bCs/>
+        </w:rPr>
+        <w:t xml:space="preserve">Status:</w:t>
+      </w:r>
+      <w:r>
+        <w:t xml:space="preserve"> </w:t>
+      </w:r>
+      <w:r>
+        <w:rPr>
+          <w:rStyle w:val="VerbatimChar"/>
+        </w:rPr>
+        <w:t xml:space="preserve">Ready for testing</w:t>
+      </w:r>
+      <w:r>
+        <w:t xml:space="preserve"> </w:t>
+      </w:r>
+      <w:r>
+        <w:rPr>
+          <w:b/>
+          <w:bCs/>
+        </w:rPr>
+        <w:t xml:space="preserve">Type:</w:t>
+      </w:r>
+      <w:r>
+        <w:t xml:space="preserve"> </w:t>
+      </w:r>
+      <w:r>
+        <w:t xml:space="preserve">Bug</w:t>
+      </w:r>
+      <w:r>
+        <w:t xml:space="preserve"> </w:t>
+      </w:r>
+      <w:r>
+        <w:rPr>
+          <w:b/>
+          <w:bCs/>
+        </w:rPr>
+        <w:t xml:space="preserve">Severity:</w:t>
+      </w:r>
+      <w:r>
+        <w:t xml:space="preserve"> </w:t>
+      </w:r>
+      <w:r>
+        <w:t xml:space="preserve">HIGH</w:t>
+      </w:r>
+    </w:p>
+    <w:p>
+      <w:pPr>
+        <w:pStyle w:val="BodyText"/>
+      </w:pPr>
+      <w:r>
+        <w:rPr>
+          <w:rStyle w:val="VerbatimChar"/>
+        </w:rPr>
+        <w:t xml:space="preserve">cmd/workable-items/parser.go</w:t>
+      </w:r>
+      <w:r>
+        <w:t xml:space="preserve"> </w:t>
+      </w:r>
+      <w:r>
+        <w:t xml:space="preserve">greedily extended a period-style heading's (</w:t>
+      </w:r>
+      <w:r>
+        <w:rPr>
+          <w:rStyle w:val="VerbatimChar"/>
+        </w:rPr>
+        <w:t xml:space="preserve">### A54. …</w:t>
+      </w:r>
+      <w:r>
+        <w:t xml:space="preserve">,</w:t>
+      </w:r>
+      <w:r>
+        <w:t xml:space="preserve"> </w:t>
+      </w:r>
+      <w:r>
+        <w:t xml:space="preserve">which matches</w:t>
+      </w:r>
+      <w:r>
+        <w:t xml:space="preserve"> </w:t>
+      </w:r>
+      <w:r>
+        <w:rPr>
+          <w:rStyle w:val="VerbatimChar"/>
+        </w:rPr>
+        <w:t xml:space="preserve">headingRE</w:t>
+      </w:r>
+      <w:r>
+        <w:t xml:space="preserve">) 24-line structured-metadata window across any FOLLOWING no-period</w:t>
+      </w:r>
+      <w:r>
+        <w:t xml:space="preserve"> </w:t>
+      </w:r>
+      <w:r>
+        <w:rPr>
+          <w:rStyle w:val="VerbatimChar"/>
+        </w:rPr>
+        <w:t xml:space="preserve">### </w:t>
+      </w:r>
+      <w:r>
+        <w:t xml:space="preserve"> </w:t>
+      </w:r>
+      <w:r>
+        <w:t xml:space="preserve">block, mis-binding that block's</w:t>
+      </w:r>
+      <w:r>
+        <w:t xml:space="preserve"> </w:t>
+      </w:r>
+      <w:r>
+        <w:rPr>
+          <w:rStyle w:val="VerbatimChar"/>
+        </w:rPr>
+        <w:t xml:space="preserve">**TMX-ID:**</w:t>
+      </w:r>
+      <w:r>
+        <w:t xml:space="preserve"> </w:t>
+      </w:r>
+      <w:r>
+        <w:t xml:space="preserve">/</w:t>
+      </w:r>
+      <w:r>
+        <w:t xml:space="preserve"> </w:t>
+      </w:r>
+      <w:r>
+        <w:rPr>
+          <w:rStyle w:val="VerbatimChar"/>
+        </w:rPr>
+        <w:t xml:space="preserve">**Type:**</w:t>
+      </w:r>
+      <w:r>
+        <w:t xml:space="preserve"> </w:t>
+      </w:r>
+      <w:r>
+        <w:t xml:space="preserve">/</w:t>
+      </w:r>
+      <w:r>
+        <w:t xml:space="preserve"> </w:t>
+      </w:r>
+      <w:r>
+        <w:rPr>
+          <w:rStyle w:val="VerbatimChar"/>
+        </w:rPr>
+        <w:t xml:space="preserve">**Status:**</w:t>
+      </w:r>
+      <w:r>
+        <w:t xml:space="preserve"> </w:t>
+      </w:r>
+      <w:r>
+        <w:t xml:space="preserve">to the</w:t>
+      </w:r>
+      <w:r>
+        <w:t xml:space="preserve"> </w:t>
+      </w:r>
+      <w:r>
+        <w:t xml:space="preserve">period item — so</w:t>
+      </w:r>
+      <w:r>
+        <w:t xml:space="preserve"> </w:t>
+      </w:r>
+      <w:r>
+        <w:rPr>
+          <w:rStyle w:val="VerbatimChar"/>
+        </w:rPr>
+        <w:t xml:space="preserve">sync md-to-db</w:t>
+      </w:r>
+      <w:r>
+        <w:t xml:space="preserve"> </w:t>
+      </w:r>
+      <w:r>
+        <w:t xml:space="preserve">aborted with</w:t>
+      </w:r>
+      <w:r>
+        <w:t xml:space="preserve"> </w:t>
+      </w:r>
+      <w:r>
+        <w:rPr>
+          <w:rStyle w:val="VerbatimChar"/>
+        </w:rPr>
+        <w:t xml:space="preserve">UNIQUE constraint failed: items.atm_id</w:t>
+      </w:r>
+      <w:r>
+        <w:t xml:space="preserve"> </w:t>
+      </w:r>
+      <w:r>
+        <w:t xml:space="preserve">(forced a §9.2 DB restore this session). FIXED this session: the parser now closes the</w:t>
+      </w:r>
+      <w:r>
+        <w:t xml:space="preserve"> </w:t>
+      </w:r>
+      <w:r>
+        <w:t xml:space="preserve">structured-metadata window at the first subsequent Markdown heading of ANY level</w:t>
+      </w:r>
+      <w:r>
+        <w:t xml:space="preserve"> </w:t>
+      </w:r>
+      <w:r>
+        <w:t xml:space="preserve">(</w:t>
+      </w:r>
+      <w:r>
+        <w:rPr>
+          <w:rStyle w:val="VerbatimChar"/>
+        </w:rPr>
+        <w:t xml:space="preserve">anyHeadingRE</w:t>
+      </w:r>
+      <w:r>
+        <w:t xml:space="preserve">), so a following block's metadata can never be absorbed by a preceding</w:t>
+      </w:r>
+      <w:r>
+        <w:t xml:space="preserve"> </w:t>
+      </w:r>
+      <w:r>
+        <w:t xml:space="preserve">period item. Guarded by</w:t>
+      </w:r>
+      <w:r>
+        <w:t xml:space="preserve"> </w:t>
+      </w:r>
+      <w:r>
+        <w:rPr>
+          <w:rStyle w:val="VerbatimChar"/>
+        </w:rPr>
+        <w:t xml:space="preserve">cmd/workable-items/parser_greedybind_test.go</w:t>
+      </w:r>
+      <w:r>
+        <w:t xml:space="preserve"> </w:t>
+      </w:r>
+      <w:r>
+        <w:t xml:space="preserve">RED→GREEN</w:t>
+      </w:r>
+      <w:r>
+        <w:t xml:space="preserve"> </w:t>
+      </w:r>
+      <w:r>
+        <w:t xml:space="preserve">(parser-level absorption test + end-to-end UNIQUE-collision regression).</w:t>
+      </w:r>
+      <w:r>
+        <w:t xml:space="preserve"> </w:t>
+      </w:r>
+      <w:r>
+        <w:rPr>
+          <w:b/>
+          <w:bCs/>
+        </w:rPr>
+        <w:t xml:space="preserve">Acceptance:</w:t>
+      </w:r>
+      <w:r>
+        <w:t xml:space="preserve"> </w:t>
+      </w:r>
+      <w:r>
+        <w:t xml:space="preserve">a</w:t>
+      </w:r>
+      <w:r>
+        <w:t xml:space="preserve"> </w:t>
+      </w:r>
+      <w:r>
+        <w:t xml:space="preserve">period heading never absorbs a following block's TMX-ID/Type and</w:t>
+      </w:r>
+      <w:r>
+        <w:t xml:space="preserve"> </w:t>
+      </w:r>
+      <w:r>
+        <w:rPr>
+          <w:rStyle w:val="VerbatimChar"/>
+        </w:rPr>
+        <w:t xml:space="preserve">md-to-db</w:t>
+      </w:r>
+      <w:r>
+        <w:t xml:space="preserve"> </w:t>
+      </w:r>
+      <w:r>
+        <w:t xml:space="preserve">raises no UNIQUE</w:t>
+      </w:r>
+      <w:r>
+        <w:t xml:space="preserve"> </w:t>
+      </w:r>
+      <w:r>
+        <w:t xml:space="preserve">error —</w:t>
+      </w:r>
+      <w:r>
+        <w:t xml:space="preserve"> </w:t>
+      </w:r>
+      <w:r>
+        <w:rPr>
+          <w:rStyle w:val="VerbatimChar"/>
+        </w:rPr>
+        <w:t xml:space="preserve">go test ./cmd/workable-items</w:t>
+      </w:r>
+      <w:r>
+        <w:t xml:space="preserve"> </w:t>
+      </w:r>
+      <w:r>
+        <w:t xml:space="preserve">GREEN; pending conductor verification + close.</w:t>
+      </w:r>
+    </w:p>
+    <w:bookmarkEnd w:id="20"/>
+    <w:bookmarkStart w:id="21" w:name="X786006b430de5e875512b4be2d4eabd4244eab3"/>
+    <w:p>
+      <w:pPr>
+        <w:pStyle w:val="Heading3"/>
+      </w:pPr>
+      <w:r>
+        <w:t xml:space="preserve">B53 WI-SET-STATUS-COMMAND-001 — workable-items had no command to set a non-terminal status (manual sqlite3 UPDATE required) —</w:t>
+      </w:r>
+      <w:r>
+        <w:t xml:space="preserve"> </w:t>
+      </w:r>
+      <w:r>
+        <w:rPr>
+          <w:rStyle w:val="VerbatimChar"/>
+        </w:rPr>
+        <w:t xml:space="preserve">INVESTIGATED</w:t>
+      </w:r>
+    </w:p>
+    <w:p>
+      <w:pPr>
+        <w:pStyle w:val="FirstParagraph"/>
+      </w:pPr>
+      <w:r>
+        <w:rPr>
+          <w:b/>
+          <w:bCs/>
+        </w:rPr>
+        <w:t xml:space="preserve">TMX-ID:</w:t>
+      </w:r>
+      <w:r>
+        <w:t xml:space="preserve"> </w:t>
+      </w:r>
+      <w:r>
+        <w:t xml:space="preserve">TMX-066</w:t>
+      </w:r>
+      <w:r>
+        <w:t xml:space="preserve"> </w:t>
+      </w:r>
+      <w:r>
+        <w:rPr>
+          <w:b/>
+          <w:bCs/>
+        </w:rPr>
+        <w:t xml:space="preserve">Status:</w:t>
+      </w:r>
+      <w:r>
+        <w:t xml:space="preserve"> </w:t>
+      </w:r>
+      <w:r>
+        <w:rPr>
+          <w:rStyle w:val="VerbatimChar"/>
+        </w:rPr>
+        <w:t xml:space="preserve">Ready for testing</w:t>
+      </w:r>
+      <w:r>
+        <w:t xml:space="preserve"> </w:t>
+      </w:r>
+      <w:r>
+        <w:rPr>
+          <w:b/>
+          <w:bCs/>
+        </w:rPr>
+        <w:t xml:space="preserve">Type:</w:t>
+      </w:r>
+      <w:r>
+        <w:t xml:space="preserve"> </w:t>
+      </w:r>
+      <w:r>
+        <w:t xml:space="preserve">Bug</w:t>
+      </w:r>
+      <w:r>
+        <w:t xml:space="preserve"> </w:t>
+      </w:r>
+      <w:r>
+        <w:rPr>
+          <w:b/>
+          <w:bCs/>
+        </w:rPr>
+        <w:t xml:space="preserve">Severity:</w:t>
+      </w:r>
+      <w:r>
+        <w:t xml:space="preserve"> </w:t>
+      </w:r>
+      <w:r>
+        <w:t xml:space="preserve">MEDIUM</w:t>
+      </w:r>
+    </w:p>
+    <w:p>
+      <w:pPr>
+        <w:pStyle w:val="BodyText"/>
+      </w:pPr>
+      <w:r>
+        <w:rPr>
+          <w:rStyle w:val="VerbatimChar"/>
+        </w:rPr>
+        <w:t xml:space="preserve">workable-items add</w:t>
+      </w:r>
+      <w:r>
+        <w:t xml:space="preserve"> </w:t>
+      </w:r>
+      <w:r>
+        <w:t xml:space="preserve">only ever creates a</w:t>
+      </w:r>
+      <w:r>
+        <w:t xml:space="preserve"> </w:t>
+      </w:r>
+      <w:r>
+        <w:rPr>
+          <w:rStyle w:val="VerbatimChar"/>
+        </w:rPr>
+        <w:t xml:space="preserve">Queued</w:t>
+      </w:r>
+      <w:r>
+        <w:t xml:space="preserve"> </w:t>
+      </w:r>
+      <w:r>
+        <w:t xml:space="preserve">item and</w:t>
+      </w:r>
+      <w:r>
+        <w:t xml:space="preserve"> </w:t>
+      </w:r>
+      <w:r>
+        <w:rPr>
+          <w:rStyle w:val="VerbatimChar"/>
+        </w:rPr>
+        <w:t xml:space="preserve">close</w:t>
+      </w:r>
+      <w:r>
+        <w:t xml:space="preserve"> </w:t>
+      </w:r>
+      <w:r>
+        <w:t xml:space="preserve">only ever assigns a</w:t>
+      </w:r>
+      <w:r>
+        <w:t xml:space="preserve"> </w:t>
+      </w:r>
+      <w:r>
+        <w:t xml:space="preserve">TERMINAL closure status, so moving an item to a non-terminal §11.4.15/§11.4.21 status</w:t>
+      </w:r>
+      <w:r>
+        <w:t xml:space="preserve"> </w:t>
+      </w:r>
+      <w:r>
+        <w:t xml:space="preserve">(</w:t>
+      </w:r>
+      <w:r>
+        <w:rPr>
+          <w:rStyle w:val="VerbatimChar"/>
+        </w:rPr>
+        <w:t xml:space="preserve">In progress</w:t>
+      </w:r>
+      <w:r>
+        <w:t xml:space="preserve"> </w:t>
+      </w:r>
+      <w:r>
+        <w:t xml:space="preserve">/</w:t>
+      </w:r>
+      <w:r>
+        <w:t xml:space="preserve"> </w:t>
+      </w:r>
+      <w:r>
+        <w:rPr>
+          <w:rStyle w:val="VerbatimChar"/>
+        </w:rPr>
+        <w:t xml:space="preserve">Ready for testing</w:t>
+      </w:r>
+      <w:r>
+        <w:t xml:space="preserve"> </w:t>
+      </w:r>
+      <w:r>
+        <w:t xml:space="preserve">/</w:t>
+      </w:r>
+      <w:r>
+        <w:t xml:space="preserve"> </w:t>
+      </w:r>
+      <w:r>
+        <w:rPr>
+          <w:rStyle w:val="VerbatimChar"/>
+        </w:rPr>
+        <w:t xml:space="preserve">In testing</w:t>
+      </w:r>
+      <w:r>
+        <w:t xml:space="preserve"> </w:t>
+      </w:r>
+      <w:r>
+        <w:t xml:space="preserve">/</w:t>
+      </w:r>
+      <w:r>
+        <w:t xml:space="preserve"> </w:t>
+      </w:r>
+      <w:r>
+        <w:rPr>
+          <w:rStyle w:val="VerbatimChar"/>
+        </w:rPr>
+        <w:t xml:space="preserve">Reopened</w:t>
+      </w:r>
+      <w:r>
+        <w:t xml:space="preserve"> </w:t>
+      </w:r>
+      <w:r>
+        <w:t xml:space="preserve">/</w:t>
+      </w:r>
+      <w:r>
+        <w:t xml:space="preserve"> </w:t>
+      </w:r>
+      <w:r>
+        <w:rPr>
+          <w:rStyle w:val="VerbatimChar"/>
+        </w:rPr>
+        <w:t xml:space="preserve">Operator-blocked</w:t>
+      </w:r>
+      <w:r>
+        <w:t xml:space="preserve">)</w:t>
+      </w:r>
+      <w:r>
+        <w:t xml:space="preserve"> </w:t>
+      </w:r>
+      <w:r>
+        <w:t xml:space="preserve">required a hand-written</w:t>
+      </w:r>
+      <w:r>
+        <w:t xml:space="preserve"> </w:t>
+      </w:r>
+      <w:r>
+        <w:rPr>
+          <w:rStyle w:val="VerbatimChar"/>
+        </w:rPr>
+        <w:t xml:space="preserve">sqlite3 UPDATE</w:t>
+      </w:r>
+      <w:r>
+        <w:t xml:space="preserve"> </w:t>
+      </w:r>
+      <w:r>
+        <w:t xml:space="preserve">that bypassed the §11.4.34 audit trail and the</w:t>
+      </w:r>
+      <w:r>
+        <w:t xml:space="preserve"> </w:t>
+      </w:r>
+      <w:r>
+        <w:t xml:space="preserve">§11.4.93 SSoT discipline. FIXED this session: new</w:t>
+      </w:r>
+      <w:r>
+        <w:t xml:space="preserve"> </w:t>
+      </w:r>
+      <w:r>
+        <w:rPr>
+          <w:rStyle w:val="VerbatimChar"/>
+        </w:rPr>
+        <w:t xml:space="preserve">workable-items set-status TMX-NNN --status &lt;non-terminal&gt; [--by AI|User] [--reason …]</w:t>
+      </w:r>
+      <w:r>
+        <w:t xml:space="preserve"> </w:t>
+      </w:r>
+      <w:r>
+        <w:t xml:space="preserve">writes the status +</w:t>
+      </w:r>
+      <w:r>
+        <w:t xml:space="preserve"> </w:t>
+      </w:r>
+      <w:r>
+        <w:rPr>
+          <w:rStyle w:val="VerbatimChar"/>
+        </w:rPr>
+        <w:t xml:space="preserve">last_modified</w:t>
+      </w:r>
+      <w:r>
+        <w:t xml:space="preserve"> </w:t>
+      </w:r>
+      <w:r>
+        <w:t xml:space="preserve">+</w:t>
+      </w:r>
+      <w:r>
+        <w:t xml:space="preserve"> </w:t>
+      </w:r>
+      <w:r>
+        <w:t xml:space="preserve">an audited</w:t>
+      </w:r>
+      <w:r>
+        <w:t xml:space="preserve"> </w:t>
+      </w:r>
+      <w:r>
+        <w:rPr>
+          <w:rStyle w:val="VerbatimChar"/>
+        </w:rPr>
+        <w:t xml:space="preserve">Updated</w:t>
+      </w:r>
+      <w:r>
+        <w:t xml:space="preserve"> </w:t>
+      </w:r>
+      <w:r>
+        <w:rPr>
+          <w:rStyle w:val="VerbatimChar"/>
+        </w:rPr>
+        <w:t xml:space="preserve">item_history</w:t>
+      </w:r>
+      <w:r>
+        <w:t xml:space="preserve"> </w:t>
+      </w:r>
+      <w:r>
+        <w:t xml:space="preserve">row, rejects terminal statuses (pointing to</w:t>
+      </w:r>
+      <w:r>
+        <w:t xml:space="preserve"> </w:t>
+      </w:r>
+      <w:r>
+        <w:rPr>
+          <w:rStyle w:val="VerbatimChar"/>
+        </w:rPr>
+        <w:t xml:space="preserve">close</w:t>
+      </w:r>
+      <w:r>
+        <w:t xml:space="preserve">) and</w:t>
+      </w:r>
+      <w:r>
+        <w:t xml:space="preserve"> </w:t>
+      </w:r>
+      <w:r>
+        <w:t xml:space="preserve">unknown statuses (§11.4.6 — no silent default). Guarded by</w:t>
+      </w:r>
+      <w:r>
+        <w:t xml:space="preserve"> </w:t>
+      </w:r>
+      <w:r>
+        <w:rPr>
+          <w:rStyle w:val="VerbatimChar"/>
+        </w:rPr>
+        <w:t xml:space="preserve">cmd/workable-items/set_status_test.go</w:t>
+      </w:r>
+      <w:r>
+        <w:t xml:space="preserve"> </w:t>
+      </w:r>
+      <w:r>
+        <w:t xml:space="preserve">(6 cases).</w:t>
+      </w:r>
+      <w:r>
+        <w:t xml:space="preserve"> </w:t>
+      </w:r>
+      <w:r>
+        <w:rPr>
+          <w:b/>
+          <w:bCs/>
+        </w:rPr>
+        <w:t xml:space="preserve">Acceptance:</w:t>
+      </w:r>
+      <w:r>
+        <w:t xml:space="preserve"> </w:t>
+      </w:r>
+      <w:r>
+        <w:t xml:space="preserve">the command sets a</w:t>
+      </w:r>
+      <w:r>
+        <w:t xml:space="preserve"> </w:t>
+      </w:r>
+      <w:r>
+        <w:t xml:space="preserve">non-terminal status with an audit row and rejects terminal/unknown values —</w:t>
+      </w:r>
+      <w:r>
+        <w:t xml:space="preserve"> </w:t>
+      </w:r>
+      <w:r>
+        <w:rPr>
+          <w:rStyle w:val="VerbatimChar"/>
+        </w:rPr>
+        <w:t xml:space="preserve">go test ./cmd/workable-items</w:t>
+      </w:r>
+      <w:r>
+        <w:t xml:space="preserve"> </w:t>
+      </w:r>
+      <w:r>
+        <w:t xml:space="preserve">GREEN; pending conductor verification + close.</w:t>
       </w:r>
     </w:p>
     <w:p>
@@ -1327,8 +3948,9 @@
         </w:pict>
       </w:r>
     </w:p>
-    <w:bookmarkEnd w:id="13"/>
-    <w:bookmarkStart w:id="14" w:name="X274f73d5acf258963b31ff7c75a674bee0e935e"/>
+    <w:bookmarkEnd w:id="21"/>
+    <w:bookmarkEnd w:id="22"/>
+    <w:bookmarkStart w:id="23" w:name="X274f73d5acf258963b31ff7c75a674bee0e935e"/>
     <w:p>
       <w:pPr>
         <w:pStyle w:val="Heading2"/>
@@ -1364,8 +3986,8 @@
         </w:pict>
       </w:r>
     </w:p>
-    <w:bookmarkEnd w:id="14"/>
-    <w:bookmarkStart w:id="16" w:name="X9125c2495937530f0e64223858a8a5d6a10e5bd"/>
+    <w:bookmarkEnd w:id="23"/>
+    <w:bookmarkStart w:id="25" w:name="X9125c2495937530f0e64223858a8a5d6a10e5bd"/>
     <w:p>
       <w:pPr>
         <w:pStyle w:val="Heading2"/>
@@ -1374,7 +3996,7 @@
         <w:t xml:space="preserve">D. Host-capability + topology dispatch gaps</w:t>
       </w:r>
     </w:p>
-    <w:bookmarkStart w:id="15" w:name="X5e199cf37a7d6ff0313698f63b14d62e1213353"/>
+    <w:bookmarkStart w:id="24" w:name="X5e199cf37a7d6ff0313698f63b14d62e1213353"/>
     <w:p>
       <w:pPr>
         <w:pStyle w:val="Heading3"/>
@@ -1661,9 +4283,9 @@
         </w:pict>
       </w:r>
     </w:p>
-    <w:bookmarkEnd w:id="15"/>
-    <w:bookmarkEnd w:id="16"/>
-    <w:bookmarkStart w:id="17" w:name="e-documentation--continuation-drift"/>
+    <w:bookmarkEnd w:id="24"/>
+    <w:bookmarkEnd w:id="25"/>
+    <w:bookmarkStart w:id="27" w:name="e-documentation--continuation-drift"/>
     <w:p>
       <w:pPr>
         <w:pStyle w:val="Heading2"/>
@@ -1677,7 +4299,7 @@
         <w:pStyle w:val="FirstParagraph"/>
       </w:pPr>
       <w:r>
-        <w:t xml:space="preserve">(none open at this time; CONTINUATION.md §3 entries that resolve land in</w:t>
+        <w:t xml:space="preserve">(CONTINUATION.md §3 entries that resolve land in</w:t>
       </w:r>
       <w:r>
         <w:t xml:space="preserve"> </w:t>
@@ -1692,7 +4314,287 @@
         <w:t xml:space="preserve"> </w:t>
       </w:r>
       <w:r>
-        <w:t xml:space="preserve">per Constitution §5 / §12.10.)</w:t>
+        <w:t xml:space="preserve">per Constitution §5 / §12.10. New open work below.)</w:t>
+      </w:r>
+    </w:p>
+    <w:bookmarkStart w:id="26" w:name="X6f0f0cdf1270a78e1809a74636b1d49e28b5a39"/>
+    <w:p>
+      <w:pPr>
+        <w:pStyle w:val="Heading3"/>
+      </w:pPr>
+      <w:r>
+        <w:t xml:space="preserve">E50 INSTALL-DOC-PODMAN-HTTPS-001 — document the rootless-Podman subuid fix and the curl-installer HTTPS-rewrite edge —</w:t>
+      </w:r>
+      <w:r>
+        <w:t xml:space="preserve"> </w:t>
+      </w:r>
+      <w:r>
+        <w:rPr>
+          <w:rStyle w:val="VerbatimChar"/>
+        </w:rPr>
+        <w:t xml:space="preserve">OPEN</w:t>
+      </w:r>
+    </w:p>
+    <w:p>
+      <w:pPr>
+        <w:pStyle w:val="FirstParagraph"/>
+      </w:pPr>
+      <w:r>
+        <w:rPr>
+          <w:b/>
+          <w:bCs/>
+        </w:rPr>
+        <w:t xml:space="preserve">TMX-ID:</w:t>
+      </w:r>
+      <w:r>
+        <w:t xml:space="preserve"> </w:t>
+      </w:r>
+      <w:r>
+        <w:t xml:space="preserve">TMX-058</w:t>
+      </w:r>
+      <w:r>
+        <w:t xml:space="preserve"> </w:t>
+      </w:r>
+      <w:r>
+        <w:rPr>
+          <w:b/>
+          <w:bCs/>
+        </w:rPr>
+        <w:t xml:space="preserve">Status:</w:t>
+      </w:r>
+      <w:r>
+        <w:t xml:space="preserve"> </w:t>
+      </w:r>
+      <w:r>
+        <w:rPr>
+          <w:rStyle w:val="VerbatimChar"/>
+        </w:rPr>
+        <w:t xml:space="preserve">OPEN</w:t>
+      </w:r>
+      <w:r>
+        <w:t xml:space="preserve"> </w:t>
+      </w:r>
+      <w:r>
+        <w:rPr>
+          <w:b/>
+          <w:bCs/>
+        </w:rPr>
+        <w:t xml:space="preserve">Type:</w:t>
+      </w:r>
+      <w:r>
+        <w:t xml:space="preserve"> </w:t>
+      </w:r>
+      <w:r>
+        <w:t xml:space="preserve">Task</w:t>
+      </w:r>
+      <w:r>
+        <w:t xml:space="preserve"> </w:t>
+      </w:r>
+      <w:r>
+        <w:rPr>
+          <w:b/>
+          <w:bCs/>
+        </w:rPr>
+        <w:t xml:space="preserve">Severity:</w:t>
+      </w:r>
+      <w:r>
+        <w:t xml:space="preserve"> </w:t>
+      </w:r>
+      <w:r>
+        <w:t xml:space="preserve">LOW</w:t>
+      </w:r>
+    </w:p>
+    <w:p>
+      <w:pPr>
+        <w:pStyle w:val="BodyText"/>
+      </w:pPr>
+      <w:r>
+        <w:t xml:space="preserve">v1.0.30 shipped a native-build fallback when rootless Podman exhausts</w:t>
+      </w:r>
+      <w:r>
+        <w:t xml:space="preserve"> </w:t>
+      </w:r>
+      <w:r>
+        <w:rPr>
+          <w:rStyle w:val="VerbatimChar"/>
+        </w:rPr>
+        <w:t xml:space="preserve">/etc/subuid</w:t>
+      </w:r>
+      <w:r>
+        <w:t xml:space="preserve"> </w:t>
+      </w:r>
+      <w:r>
+        <w:t xml:space="preserve">+</w:t>
+      </w:r>
+      <w:r>
+        <w:t xml:space="preserve"> </w:t>
+      </w:r>
+      <w:r>
+        <w:rPr>
+          <w:rStyle w:val="VerbatimChar"/>
+        </w:rPr>
+        <w:t xml:space="preserve">/etc/subgid</w:t>
+      </w:r>
+      <w:r>
+        <w:t xml:space="preserve"> </w:t>
+      </w:r>
+      <w:r>
+        <w:t xml:space="preserve">(</w:t>
+      </w:r>
+      <w:r>
+        <w:rPr>
+          <w:rStyle w:val="VerbatimChar"/>
+        </w:rPr>
+        <w:t xml:space="preserve">lchown … invalid argument</w:t>
+      </w:r>
+      <w:r>
+        <w:t xml:space="preserve">) and a</w:t>
+      </w:r>
+      <w:r>
+        <w:t xml:space="preserve"> </w:t>
+      </w:r>
+      <w:r>
+        <w:rPr>
+          <w:rStyle w:val="VerbatimChar"/>
+        </w:rPr>
+        <w:t xml:space="preserve">curl</w:t>
+      </w:r>
+      <w:r>
+        <w:t xml:space="preserve"> </w:t>
+      </w:r>
+      <w:r>
+        <w:t xml:space="preserve">one-liner installer, but the</w:t>
+      </w:r>
+      <w:r>
+        <w:t xml:space="preserve"> </w:t>
+      </w:r>
+      <w:r>
+        <w:t xml:space="preserve">operator-facing repair guidance lives only in the CHANGELOG.</w:t>
+      </w:r>
+      <w:r>
+        <w:t xml:space="preserve"> </w:t>
+      </w:r>
+      <w:r>
+        <w:rPr>
+          <w:b/>
+          <w:bCs/>
+        </w:rPr>
+        <w:t xml:space="preserve">Fix direction:</w:t>
+      </w:r>
+      <w:r>
+        <w:t xml:space="preserve"> </w:t>
+      </w:r>
+      <w:r>
+        <w:t xml:space="preserve">document the</w:t>
+      </w:r>
+      <w:r>
+        <w:t xml:space="preserve"> </w:t>
+      </w:r>
+      <w:r>
+        <w:rPr>
+          <w:rStyle w:val="VerbatimChar"/>
+        </w:rPr>
+        <w:t xml:space="preserve">usermod --add-subuids/--add-subgids</w:t>
+      </w:r>
+      <w:r>
+        <w:t xml:space="preserve"> </w:t>
+      </w:r>
+      <w:r>
+        <w:t xml:space="preserve">+</w:t>
+      </w:r>
+      <w:r>
+        <w:t xml:space="preserve"> </w:t>
+      </w:r>
+      <w:r>
+        <w:rPr>
+          <w:rStyle w:val="VerbatimChar"/>
+        </w:rPr>
+        <w:t xml:space="preserve">podman system migrate</w:t>
+      </w:r>
+      <w:r>
+        <w:t xml:space="preserve"> </w:t>
+      </w:r>
+      <w:r>
+        <w:t xml:space="preserve">repair recipe AND the</w:t>
+      </w:r>
+      <w:r>
+        <w:t xml:space="preserve"> </w:t>
+      </w:r>
+      <w:r>
+        <w:t xml:space="preserve">install HTTPS-rewrite edge in</w:t>
+      </w:r>
+      <w:r>
+        <w:t xml:space="preserve"> </w:t>
+      </w:r>
+      <w:r>
+        <w:rPr>
+          <w:rStyle w:val="VerbatimChar"/>
+        </w:rPr>
+        <w:t xml:space="preserve">docs/guides</w:t>
+      </w:r>
+      <w:r>
+        <w:t xml:space="preserve"> </w:t>
+      </w:r>
+      <w:r>
+        <w:t xml:space="preserve">+</w:t>
+      </w:r>
+      <w:r>
+        <w:t xml:space="preserve"> </w:t>
+      </w:r>
+      <w:r>
+        <w:rPr>
+          <w:rStyle w:val="VerbatimChar"/>
+        </w:rPr>
+        <w:t xml:space="preserve">docs/scripts</w:t>
+      </w:r>
+      <w:r>
+        <w:t xml:space="preserve"> </w:t>
+      </w:r>
+      <w:r>
+        <w:t xml:space="preserve">so an end user hitting either</w:t>
+      </w:r>
+      <w:r>
+        <w:t xml:space="preserve"> </w:t>
+      </w:r>
+      <w:r>
+        <w:t xml:space="preserve">can self-recover.</w:t>
+      </w:r>
+      <w:r>
+        <w:t xml:space="preserve"> </w:t>
+      </w:r>
+      <w:r>
+        <w:rPr>
+          <w:b/>
+          <w:bCs/>
+        </w:rPr>
+        <w:t xml:space="preserve">Acceptance:</w:t>
+      </w:r>
+      <w:r>
+        <w:t xml:space="preserve"> </w:t>
+      </w:r>
+      <w:r>
+        <w:t xml:space="preserve">a docs page (synced HTML/PDF per §11.4.65) reproduces the</w:t>
+      </w:r>
+      <w:r>
+        <w:t xml:space="preserve"> </w:t>
+      </w:r>
+      <w:r>
+        <w:t xml:space="preserve">repair steps, verified against the v1.0.30</w:t>
+      </w:r>
+      <w:r>
+        <w:t xml:space="preserve"> </w:t>
+      </w:r>
+      <w:r>
+        <w:rPr>
+          <w:rStyle w:val="VerbatimChar"/>
+        </w:rPr>
+        <w:t xml:space="preserve">setup.sh</w:t>
+      </w:r>
+      <w:r>
+        <w:t xml:space="preserve"> </w:t>
+      </w:r>
+      <w:r>
+        <w:t xml:space="preserve">fallback path.</w:t>
       </w:r>
     </w:p>
     <w:p>
@@ -1702,8 +4604,9 @@
         </w:pict>
       </w:r>
     </w:p>
-    <w:bookmarkEnd w:id="17"/>
-    <w:bookmarkStart w:id="19" w:name="X250669e1b3e4eec2b5ccf8718eb9d17180ea6b1"/>
+    <w:bookmarkEnd w:id="26"/>
+    <w:bookmarkEnd w:id="27"/>
+    <w:bookmarkStart w:id="29" w:name="X250669e1b3e4eec2b5ccf8718eb9d17180ea6b1"/>
     <w:p>
       <w:pPr>
         <w:pStyle w:val="Heading2"/>
@@ -1884,7 +4787,7 @@
         </w:pict>
       </w:r>
     </w:p>
-    <w:bookmarkStart w:id="18" w:name="Xe31083bb0761d75e7125b868426f17a6f4d6047"/>
+    <w:bookmarkStart w:id="28" w:name="Xe31083bb0761d75e7125b868426f17a6f4d6047"/>
     <w:p>
       <w:pPr>
         <w:pStyle w:val="Heading3"/>
@@ -2226,9 +5129,9 @@
         <w:t xml:space="preserve">the per-session-color feature (TMX-051). Tracked separately so the color release is not blocked by an unrelated pre-existing test-gap.</w:t>
       </w:r>
     </w:p>
-    <w:bookmarkEnd w:id="18"/>
-    <w:bookmarkEnd w:id="19"/>
-    <w:bookmarkEnd w:id="20"/>
+    <w:bookmarkEnd w:id="28"/>
+    <w:bookmarkEnd w:id="29"/>
+    <w:bookmarkEnd w:id="30"/>
     <w:sectPr>
       <w:footnotePr>
         <w:numRestart w:val="eachSect"/>

--- a/Issues.docx
+++ b/Issues.docx
@@ -10,7 +10,7 @@
         <w:t xml:space="preserve">Issues</w:t>
       </w:r>
     </w:p>
-    <w:bookmarkStart w:id="30" w:name="vasic-digital-tmux--open-issues-tracker"/>
+    <w:bookmarkStart w:id="25" w:name="vasic-digital-tmux--open-issues-tracker"/>
     <w:p>
       <w:pPr>
         <w:pStyle w:val="Heading1"/>
@@ -934,7 +934,7 @@
       </w:r>
     </w:p>
     <w:bookmarkEnd w:id="10"/>
-    <w:bookmarkStart w:id="17" w:name="a-tooling--harness-gaps"/>
+    <w:bookmarkStart w:id="14" w:name="a-tooling--harness-gaps"/>
     <w:p>
       <w:pPr>
         <w:pStyle w:val="Heading2"/>
@@ -1543,673 +1543,7 @@
       </w:r>
     </w:p>
     <w:bookmarkEnd w:id="12"/>
-    <w:bookmarkStart w:id="13" w:name="Xfa0db880427aa5a824845b075b11cec46434728"/>
-    <w:p>
-      <w:pPr>
-        <w:pStyle w:val="Heading3"/>
-      </w:pPr>
-      <w:r>
-        <w:t xml:space="preserve">A51 NATIVE-BUILD-CC-LINK-MSG-001 — native-build fallback surfaced a cryptic compiler error instead of an honest, actionable message —</w:t>
-      </w:r>
-      <w:r>
-        <w:t xml:space="preserve"> </w:t>
-      </w:r>
-      <w:r>
-        <w:rPr>
-          <w:rStyle w:val="VerbatimChar"/>
-        </w:rPr>
-        <w:t xml:space="preserve">INVESTIGATED</w:t>
-      </w:r>
-    </w:p>
-    <w:p>
-      <w:pPr>
-        <w:pStyle w:val="FirstParagraph"/>
-      </w:pPr>
-      <w:r>
-        <w:rPr>
-          <w:b/>
-          <w:bCs/>
-        </w:rPr>
-        <w:t xml:space="preserve">TMX-ID:</w:t>
-      </w:r>
-      <w:r>
-        <w:t xml:space="preserve"> </w:t>
-      </w:r>
-      <w:r>
-        <w:t xml:space="preserve">TMX-061</w:t>
-      </w:r>
-      <w:r>
-        <w:t xml:space="preserve"> </w:t>
-      </w:r>
-      <w:r>
-        <w:rPr>
-          <w:b/>
-          <w:bCs/>
-        </w:rPr>
-        <w:t xml:space="preserve">Status:</w:t>
-      </w:r>
-      <w:r>
-        <w:t xml:space="preserve"> </w:t>
-      </w:r>
-      <w:r>
-        <w:rPr>
-          <w:rStyle w:val="VerbatimChar"/>
-        </w:rPr>
-        <w:t xml:space="preserve">Ready for testing</w:t>
-      </w:r>
-      <w:r>
-        <w:t xml:space="preserve"> </w:t>
-      </w:r>
-      <w:r>
-        <w:rPr>
-          <w:b/>
-          <w:bCs/>
-        </w:rPr>
-        <w:t xml:space="preserve">Type:</w:t>
-      </w:r>
-      <w:r>
-        <w:t xml:space="preserve"> </w:t>
-      </w:r>
-      <w:r>
-        <w:t xml:space="preserve">Bug</w:t>
-      </w:r>
-      <w:r>
-        <w:t xml:space="preserve"> </w:t>
-      </w:r>
-      <w:r>
-        <w:rPr>
-          <w:b/>
-          <w:bCs/>
-        </w:rPr>
-        <w:t xml:space="preserve">Severity:</w:t>
-      </w:r>
-      <w:r>
-        <w:t xml:space="preserve"> </w:t>
-      </w:r>
-      <w:r>
-        <w:t xml:space="preserve">HIGH</w:t>
-      </w:r>
-    </w:p>
-    <w:p>
-      <w:pPr>
-        <w:pStyle w:val="BodyText"/>
-      </w:pPr>
-      <w:r>
-        <w:t xml:space="preserve">On a base ALT host where</w:t>
-      </w:r>
-      <w:r>
-        <w:t xml:space="preserve"> </w:t>
-      </w:r>
-      <w:r>
-        <w:rPr>
-          <w:rStyle w:val="VerbatimChar"/>
-        </w:rPr>
-        <w:t xml:space="preserve">gcc</w:t>
-      </w:r>
-      <w:r>
-        <w:t xml:space="preserve"> </w:t>
-      </w:r>
-      <w:r>
-        <w:t xml:space="preserve">is present but cannot link (glibc-devel missing), the</w:t>
-      </w:r>
-      <w:r>
-        <w:t xml:space="preserve"> </w:t>
-      </w:r>
-      <w:r>
-        <w:rPr>
-          <w:rStyle w:val="VerbatimChar"/>
-        </w:rPr>
-        <w:t xml:space="preserve">setup.sh</w:t>
-      </w:r>
-      <w:r>
-        <w:t xml:space="preserve"> </w:t>
-      </w:r>
-      <w:r>
-        <w:t xml:space="preserve">native-build fallback surfaced the raw cryptic autotools error "C compiler cannot create executables" instead of an honest, actionable message — a §11.4.138 operator-escape the green suite missed. FIXED this session:</w:t>
-      </w:r>
-      <w:r>
-        <w:t xml:space="preserve"> </w:t>
-      </w:r>
-      <w:r>
-        <w:rPr>
-          <w:rStyle w:val="VerbatimChar"/>
-        </w:rPr>
-        <w:t xml:space="preserve">setup.sh</w:t>
-      </w:r>
-      <w:r>
-        <w:t xml:space="preserve"> </w:t>
-      </w:r>
-      <w:r>
-        <w:t xml:space="preserve">gains</w:t>
-      </w:r>
-      <w:r>
-        <w:t xml:space="preserve"> </w:t>
-      </w:r>
-      <w:r>
-        <w:rPr>
-          <w:rStyle w:val="VerbatimChar"/>
-        </w:rPr>
-        <w:t xml:space="preserve">cc_can_link</w:t>
-      </w:r>
-      <w:r>
-        <w:t xml:space="preserve"> </w:t>
-      </w:r>
-      <w:r>
-        <w:t xml:space="preserve">+</w:t>
-      </w:r>
-      <w:r>
-        <w:t xml:space="preserve"> </w:t>
-      </w:r>
-      <w:r>
-        <w:rPr>
-          <w:rStyle w:val="VerbatimChar"/>
-        </w:rPr>
-        <w:t xml:space="preserve">_native_build_preflight</w:t>
-      </w:r>
-      <w:r>
-        <w:t xml:space="preserve"> </w:t>
-      </w:r>
-      <w:r>
-        <w:t xml:space="preserve">emitting an honest diagnostic and auto-installing the missing toolchain when running as root, guarded by</w:t>
-      </w:r>
-      <w:r>
-        <w:t xml:space="preserve"> </w:t>
-      </w:r>
-      <w:r>
-        <w:rPr>
-          <w:rStyle w:val="VerbatimChar"/>
-        </w:rPr>
-        <w:t xml:space="preserve">scripts/tests/70</w:t>
-      </w:r>
-      <w:r>
-        <w:t xml:space="preserve"> </w:t>
-      </w:r>
-      <w:r>
-        <w:t xml:space="preserve">(RED→GREEN) with a bluff-audit at</w:t>
-      </w:r>
-      <w:r>
-        <w:t xml:space="preserve"> </w:t>
-      </w:r>
-      <w:r>
-        <w:rPr>
-          <w:rStyle w:val="VerbatimChar"/>
-        </w:rPr>
-        <w:t xml:space="preserve">docs/research/native_fallback_cc_link_bluff_audit/</w:t>
-      </w:r>
-      <w:r>
-        <w:t xml:space="preserve">. Acceptance:</w:t>
-      </w:r>
-      <w:r>
-        <w:t xml:space="preserve"> </w:t>
-      </w:r>
-      <w:r>
-        <w:rPr>
-          <w:rStyle w:val="VerbatimChar"/>
-        </w:rPr>
-        <w:t xml:space="preserve">RED_MODE=1</w:t>
-      </w:r>
-      <w:r>
-        <w:t xml:space="preserve"> </w:t>
-      </w:r>
-      <w:r>
-        <w:t xml:space="preserve">reproduces the cryptic failure on the broken artifact,</w:t>
-      </w:r>
-      <w:r>
-        <w:t xml:space="preserve"> </w:t>
-      </w:r>
-      <w:r>
-        <w:rPr>
-          <w:rStyle w:val="VerbatimChar"/>
-        </w:rPr>
-        <w:t xml:space="preserve">RED_MODE=0</w:t>
-      </w:r>
-      <w:r>
-        <w:t xml:space="preserve"> </w:t>
-      </w:r>
-      <w:r>
-        <w:t xml:space="preserve">is GREEN, and the paired meta-mutation is CAUGHT — verified post-commit on a clean tree (test 70 currently PASS=16/0/0; pending commit + post-commit meta-validation).</w:t>
-      </w:r>
-    </w:p>
-    <w:bookmarkEnd w:id="13"/>
-    <w:bookmarkStart w:id="14" w:name="Xdbeaac06db25647fc617d5bb2bc540217ef12f0"/>
-    <w:p>
-      <w:pPr>
-        <w:pStyle w:val="Heading3"/>
-      </w:pPr>
-      <w:r>
-        <w:t xml:space="preserve">A52 NO-SUDO-NO-INTERACTION-001 — no sudo/su execution and no user-interaction in any automation script or test —</w:t>
-      </w:r>
-      <w:r>
-        <w:t xml:space="preserve"> </w:t>
-      </w:r>
-      <w:r>
-        <w:rPr>
-          <w:rStyle w:val="VerbatimChar"/>
-        </w:rPr>
-        <w:t xml:space="preserve">INVESTIGATED</w:t>
-      </w:r>
-    </w:p>
-    <w:p>
-      <w:pPr>
-        <w:pStyle w:val="FirstParagraph"/>
-      </w:pPr>
-      <w:r>
-        <w:rPr>
-          <w:b/>
-          <w:bCs/>
-        </w:rPr>
-        <w:t xml:space="preserve">TMX-ID:</w:t>
-      </w:r>
-      <w:r>
-        <w:t xml:space="preserve"> </w:t>
-      </w:r>
-      <w:r>
-        <w:t xml:space="preserve">TMX-062</w:t>
-      </w:r>
-      <w:r>
-        <w:t xml:space="preserve"> </w:t>
-      </w:r>
-      <w:r>
-        <w:rPr>
-          <w:b/>
-          <w:bCs/>
-        </w:rPr>
-        <w:t xml:space="preserve">Status:</w:t>
-      </w:r>
-      <w:r>
-        <w:t xml:space="preserve"> </w:t>
-      </w:r>
-      <w:r>
-        <w:rPr>
-          <w:rStyle w:val="VerbatimChar"/>
-        </w:rPr>
-        <w:t xml:space="preserve">Ready for testing</w:t>
-      </w:r>
-      <w:r>
-        <w:t xml:space="preserve"> </w:t>
-      </w:r>
-      <w:r>
-        <w:rPr>
-          <w:b/>
-          <w:bCs/>
-        </w:rPr>
-        <w:t xml:space="preserve">Type:</w:t>
-      </w:r>
-      <w:r>
-        <w:t xml:space="preserve"> </w:t>
-      </w:r>
-      <w:r>
-        <w:t xml:space="preserve">Task</w:t>
-      </w:r>
-      <w:r>
-        <w:t xml:space="preserve"> </w:t>
-      </w:r>
-      <w:r>
-        <w:rPr>
-          <w:b/>
-          <w:bCs/>
-        </w:rPr>
-        <w:t xml:space="preserve">Severity:</w:t>
-      </w:r>
-      <w:r>
-        <w:t xml:space="preserve"> </w:t>
-      </w:r>
-      <w:r>
-        <w:t xml:space="preserve">HIGH</w:t>
-      </w:r>
-    </w:p>
-    <w:p>
-      <w:pPr>
-        <w:pStyle w:val="BodyText"/>
-      </w:pPr>
-      <w:r>
-        <w:t xml:space="preserve">Operator mandate 2026-06-29: no automation script or test may execute</w:t>
-      </w:r>
-      <w:r>
-        <w:t xml:space="preserve"> </w:t>
-      </w:r>
-      <w:r>
-        <w:rPr>
-          <w:rStyle w:val="VerbatimChar"/>
-        </w:rPr>
-        <w:t xml:space="preserve">sudo</w:t>
-      </w:r>
-      <w:r>
-        <w:t xml:space="preserve">/</w:t>
-      </w:r>
-      <w:r>
-        <w:rPr>
-          <w:rStyle w:val="VerbatimChar"/>
-        </w:rPr>
-        <w:t xml:space="preserve">su</w:t>
-      </w:r>
-      <w:r>
-        <w:t xml:space="preserve"> </w:t>
-      </w:r>
-      <w:r>
-        <w:t xml:space="preserve">or require human interaction. DONE this session — removed the single</w:t>
-      </w:r>
-      <w:r>
-        <w:t xml:space="preserve"> </w:t>
-      </w:r>
-      <w:r>
-        <w:rPr>
-          <w:rStyle w:val="VerbatimChar"/>
-        </w:rPr>
-        <w:t xml:space="preserve">sudo</w:t>
-      </w:r>
-      <w:r>
-        <w:t xml:space="preserve"> </w:t>
-      </w:r>
-      <w:r>
-        <w:t xml:space="preserve">execution, made install root-only, and reworded advice so</w:t>
-      </w:r>
-      <w:r>
-        <w:t xml:space="preserve"> </w:t>
-      </w:r>
-      <w:r>
-        <w:rPr>
-          <w:rStyle w:val="VerbatimChar"/>
-        </w:rPr>
-        <w:t xml:space="preserve">setup.sh</w:t>
-      </w:r>
-      <w:r>
-        <w:t xml:space="preserve"> </w:t>
-      </w:r>
-      <w:r>
-        <w:t xml:space="preserve">+</w:t>
-      </w:r>
-      <w:r>
-        <w:t xml:space="preserve"> </w:t>
-      </w:r>
-      <w:r>
-        <w:rPr>
-          <w:rStyle w:val="VerbatimChar"/>
-        </w:rPr>
-        <w:t xml:space="preserve">install_deps.sh</w:t>
-      </w:r>
-      <w:r>
-        <w:t xml:space="preserve"> </w:t>
-      </w:r>
-      <w:r>
-        <w:t xml:space="preserve">+</w:t>
-      </w:r>
-      <w:r>
-        <w:t xml:space="preserve"> </w:t>
-      </w:r>
-      <w:r>
-        <w:rPr>
-          <w:rStyle w:val="VerbatimChar"/>
-        </w:rPr>
-        <w:t xml:space="preserve">install.sh</w:t>
-      </w:r>
-      <w:r>
-        <w:t xml:space="preserve"> </w:t>
-      </w:r>
-      <w:r>
-        <w:t xml:space="preserve">contain 0</w:t>
-      </w:r>
-      <w:r>
-        <w:t xml:space="preserve"> </w:t>
-      </w:r>
-      <w:r>
-        <w:rPr>
-          <w:rStyle w:val="VerbatimChar"/>
-        </w:rPr>
-        <w:t xml:space="preserve">sudo</w:t>
-      </w:r>
-      <w:r>
-        <w:t xml:space="preserve">/</w:t>
-      </w:r>
-      <w:r>
-        <w:rPr>
-          <w:rStyle w:val="VerbatimChar"/>
-        </w:rPr>
-        <w:t xml:space="preserve">su</w:t>
-      </w:r>
-      <w:r>
-        <w:t xml:space="preserve"> </w:t>
-      </w:r>
-      <w:r>
-        <w:t xml:space="preserve">tokens; added the</w:t>
-      </w:r>
-      <w:r>
-        <w:t xml:space="preserve"> </w:t>
-      </w:r>
-      <w:r>
-        <w:rPr>
-          <w:rStyle w:val="VerbatimChar"/>
-        </w:rPr>
-        <w:t xml:space="preserve">verify.sh</w:t>
-      </w:r>
-      <w:r>
-        <w:t xml:space="preserve"> </w:t>
-      </w:r>
-      <w:r>
-        <w:t xml:space="preserve">gate</w:t>
-      </w:r>
-      <w:r>
-        <w:t xml:space="preserve"> </w:t>
-      </w:r>
-      <w:r>
-        <w:rPr>
-          <w:rStyle w:val="VerbatimChar"/>
-        </w:rPr>
-        <w:t xml:space="preserve">CM-NO-SUDO-NO-INTERACTION</w:t>
-      </w:r>
-      <w:r>
-        <w:t xml:space="preserve"> </w:t>
-      </w:r>
-      <w:r>
-        <w:t xml:space="preserve">with paired meta-mutation</w:t>
-      </w:r>
-      <w:r>
-        <w:t xml:space="preserve"> </w:t>
-      </w:r>
-      <w:r>
-        <w:rPr>
-          <w:rStyle w:val="VerbatimChar"/>
-        </w:rPr>
-        <w:t xml:space="preserve">M-CM-NO-SUDO-NO-INTERACTION</w:t>
-      </w:r>
-      <w:r>
-        <w:t xml:space="preserve"> </w:t>
-      </w:r>
-      <w:r>
-        <w:t xml:space="preserve">(CAUGHT) and test 70 case C10. Acceptance: 0</w:t>
-      </w:r>
-      <w:r>
-        <w:t xml:space="preserve"> </w:t>
-      </w:r>
-      <w:r>
-        <w:rPr>
-          <w:rStyle w:val="VerbatimChar"/>
-        </w:rPr>
-        <w:t xml:space="preserve">sudo</w:t>
-      </w:r>
-      <w:r>
-        <w:t xml:space="preserve">/</w:t>
-      </w:r>
-      <w:r>
-        <w:rPr>
-          <w:rStyle w:val="VerbatimChar"/>
-        </w:rPr>
-        <w:t xml:space="preserve">su</w:t>
-      </w:r>
-      <w:r>
-        <w:t xml:space="preserve"> </w:t>
-      </w:r>
-      <w:r>
-        <w:t xml:space="preserve">tokens AND 0 human-wait points across the in-scope files, and the gate FAILs when a</w:t>
-      </w:r>
-      <w:r>
-        <w:t xml:space="preserve"> </w:t>
-      </w:r>
-      <w:r>
-        <w:rPr>
-          <w:rStyle w:val="VerbatimChar"/>
-        </w:rPr>
-        <w:t xml:space="preserve">sudo</w:t>
-      </w:r>
-      <w:r>
-        <w:t xml:space="preserve"> </w:t>
-      </w:r>
-      <w:r>
-        <w:t xml:space="preserve">token is injected — pending commit + post-commit meta-validation on a clean tree.</w:t>
-      </w:r>
-    </w:p>
-    <w:bookmarkEnd w:id="14"/>
-    <w:bookmarkStart w:id="15" w:name="Xbbde32aad7de5d47d746c4c73aac3a5ffa4bca8"/>
-    <w:p>
-      <w:pPr>
-        <w:pStyle w:val="Heading3"/>
-      </w:pPr>
-      <w:r>
-        <w:t xml:space="preserve">A53 ROOT-FREE-LOCAL-BUILD-001 — fully-autonomous root-free local build (obtain all build deps locally; no root/sudo/interaction) —</w:t>
-      </w:r>
-      <w:r>
-        <w:t xml:space="preserve"> </w:t>
-      </w:r>
-      <w:r>
-        <w:rPr>
-          <w:rStyle w:val="VerbatimChar"/>
-        </w:rPr>
-        <w:t xml:space="preserve">PARTIAL</w:t>
-      </w:r>
-    </w:p>
-    <w:p>
-      <w:pPr>
-        <w:pStyle w:val="FirstParagraph"/>
-      </w:pPr>
-      <w:r>
-        <w:rPr>
-          <w:b/>
-          <w:bCs/>
-        </w:rPr>
-        <w:t xml:space="preserve">TMX-ID:</w:t>
-      </w:r>
-      <w:r>
-        <w:t xml:space="preserve"> </w:t>
-      </w:r>
-      <w:r>
-        <w:t xml:space="preserve">TMX-063</w:t>
-      </w:r>
-      <w:r>
-        <w:t xml:space="preserve"> </w:t>
-      </w:r>
-      <w:r>
-        <w:rPr>
-          <w:b/>
-          <w:bCs/>
-        </w:rPr>
-        <w:t xml:space="preserve">Status:</w:t>
-      </w:r>
-      <w:r>
-        <w:t xml:space="preserve"> </w:t>
-      </w:r>
-      <w:r>
-        <w:rPr>
-          <w:rStyle w:val="VerbatimChar"/>
-        </w:rPr>
-        <w:t xml:space="preserve">In progress</w:t>
-      </w:r>
-      <w:r>
-        <w:t xml:space="preserve"> </w:t>
-      </w:r>
-      <w:r>
-        <w:rPr>
-          <w:b/>
-          <w:bCs/>
-        </w:rPr>
-        <w:t xml:space="preserve">Type:</w:t>
-      </w:r>
-      <w:r>
-        <w:t xml:space="preserve"> </w:t>
-      </w:r>
-      <w:r>
-        <w:t xml:space="preserve">Feature</w:t>
-      </w:r>
-      <w:r>
-        <w:t xml:space="preserve"> </w:t>
-      </w:r>
-      <w:r>
-        <w:rPr>
-          <w:b/>
-          <w:bCs/>
-        </w:rPr>
-        <w:t xml:space="preserve">Severity:</w:t>
-      </w:r>
-      <w:r>
-        <w:t xml:space="preserve"> </w:t>
-      </w:r>
-      <w:r>
-        <w:t xml:space="preserve">HIGH</w:t>
-      </w:r>
-    </w:p>
-    <w:p>
-      <w:pPr>
-        <w:pStyle w:val="BodyText"/>
-      </w:pPr>
-      <w:r>
-        <w:t xml:space="preserve">Operator mandate 2026-06-29:</w:t>
-      </w:r>
-      <w:r>
-        <w:t xml:space="preserve"> </w:t>
-      </w:r>
-      <w:r>
-        <w:rPr>
-          <w:rStyle w:val="VerbatimChar"/>
-        </w:rPr>
-        <w:t xml:space="preserve">bash scripts/setup.sh</w:t>
-      </w:r>
-      <w:r>
-        <w:t xml:space="preserve"> </w:t>
-      </w:r>
-      <w:r>
-        <w:t xml:space="preserve">must build AND install tmux with NO root, NO sudo, and NO interaction by obtaining every mandatory build dependency locally. Research-backed plan (</w:t>
-      </w:r>
-      <w:r>
-        <w:rPr>
-          <w:rStyle w:val="VerbatimChar"/>
-        </w:rPr>
-        <w:t xml:space="preserve">docs/research/root_free_c_toolchain_20260629/</w:t>
-      </w:r>
-      <w:r>
-        <w:t xml:space="preserve">): obtain a Zig</w:t>
-      </w:r>
-      <w:r>
-        <w:t xml:space="preserve"> </w:t>
-      </w:r>
-      <w:r>
-        <w:rPr>
-          <w:rStyle w:val="VerbatimChar"/>
-        </w:rPr>
-        <w:t xml:space="preserve">zig cc</w:t>
-      </w:r>
-      <w:r>
-        <w:t xml:space="preserve"> </w:t>
-      </w:r>
-      <w:r>
-        <w:t xml:space="preserve">C toolchain into</w:t>
-      </w:r>
-      <w:r>
-        <w:t xml:space="preserve"> </w:t>
-      </w:r>
-      <w:r>
-        <w:rPr>
-          <w:rStyle w:val="VerbatimChar"/>
-        </w:rPr>
-        <w:t xml:space="preserve">.local-deps</w:t>
-      </w:r>
-      <w:r>
-        <w:t xml:space="preserve"> </w:t>
-      </w:r>
-      <w:r>
-        <w:t xml:space="preserve">(kind=toolchain, like the Go-toolchain obtain) and build tmux from the 3.6a release tarball to avoid autotools/system-cc requirements. Status In progress — research complete and a proof-of-concept live-build spike is running; implementation is pending the PoC verdict. Acceptance: a live root-free build on a real host with the system toolchain neutered produces a tmux 3.6a binary that runs, with captured evidence and N=3 deterministic reproduction — no bluff.</w:t>
-      </w:r>
-    </w:p>
-    <w:bookmarkEnd w:id="15"/>
-    <w:bookmarkStart w:id="16" w:name="X26c5c874499a6bd9975d6cbe154dcbbc5c84564"/>
+    <w:bookmarkStart w:id="13" w:name="X26c5c874499a6bd9975d6cbe154dcbbc5c84564"/>
     <w:p>
       <w:pPr>
         <w:pStyle w:val="Heading3"/>
@@ -2431,9 +1765,9 @@
         </w:pict>
       </w:r>
     </w:p>
-    <w:bookmarkEnd w:id="16"/>
-    <w:bookmarkEnd w:id="17"/>
-    <w:bookmarkStart w:id="22" w:name="Xb86f81d76618d54881eaba1753a4cb72beb54ce"/>
+    <w:bookmarkEnd w:id="13"/>
+    <w:bookmarkEnd w:id="14"/>
+    <w:bookmarkStart w:id="17" w:name="Xb86f81d76618d54881eaba1753a4cb72beb54ce"/>
     <w:p>
       <w:pPr>
         <w:pStyle w:val="Heading2"/>
@@ -2501,7 +1835,7 @@
         <w:t xml:space="preserve">. New open work below.)</w:t>
       </w:r>
     </w:p>
-    <w:bookmarkStart w:id="18" w:name="X7f68554f0f1fb7671125a028047446254a4c728"/>
+    <w:bookmarkStart w:id="15" w:name="X7f68554f0f1fb7671125a028047446254a4c728"/>
     <w:p>
       <w:pPr>
         <w:pStyle w:val="Heading3"/>
@@ -2736,8 +2070,8 @@
         <w:t xml:space="preserve">evidence PLUS a paired meta-test mutation that FAILs when its guard is stripped.</w:t>
       </w:r>
     </w:p>
-    <w:bookmarkEnd w:id="18"/>
-    <w:bookmarkStart w:id="19" w:name="X2064cdd57278112b5d954395a9b6598a69465bc"/>
+    <w:bookmarkEnd w:id="15"/>
+    <w:bookmarkStart w:id="16" w:name="X2064cdd57278112b5d954395a9b6598a69465bc"/>
     <w:p>
       <w:pPr>
         <w:pStyle w:val="Heading3"/>
@@ -3232,713 +2566,6 @@
       </w:r>
       <w:r>
         <w:t xml:space="preserve">is 0-findings — pending conductor verification + close.</w:t>
-      </w:r>
-    </w:p>
-    <w:bookmarkEnd w:id="19"/>
-    <w:bookmarkStart w:id="20" w:name="Xe1b8a2142e32c6f2592557af404df6cefeb9b93"/>
-    <w:p>
-      <w:pPr>
-        <w:pStyle w:val="Heading3"/>
-      </w:pPr>
-      <w:r>
-        <w:t xml:space="preserve">B52 WI-PARSER-GREEDY-BIND-001 — workable-items md-parser absorbs a following no-period block's TMX-ID → UNIQUE-constraint failure —</w:t>
-      </w:r>
-      <w:r>
-        <w:t xml:space="preserve"> </w:t>
-      </w:r>
-      <w:r>
-        <w:rPr>
-          <w:rStyle w:val="VerbatimChar"/>
-        </w:rPr>
-        <w:t xml:space="preserve">INVESTIGATED</w:t>
-      </w:r>
-    </w:p>
-    <w:p>
-      <w:pPr>
-        <w:pStyle w:val="FirstParagraph"/>
-      </w:pPr>
-      <w:r>
-        <w:rPr>
-          <w:b/>
-          <w:bCs/>
-        </w:rPr>
-        <w:t xml:space="preserve">TMX-ID:</w:t>
-      </w:r>
-      <w:r>
-        <w:t xml:space="preserve"> </w:t>
-      </w:r>
-      <w:r>
-        <w:t xml:space="preserve">TMX-065</w:t>
-      </w:r>
-      <w:r>
-        <w:t xml:space="preserve"> </w:t>
-      </w:r>
-      <w:r>
-        <w:rPr>
-          <w:b/>
-          <w:bCs/>
-        </w:rPr>
-        <w:t xml:space="preserve">Status:</w:t>
-      </w:r>
-      <w:r>
-        <w:t xml:space="preserve"> </w:t>
-      </w:r>
-      <w:r>
-        <w:rPr>
-          <w:rStyle w:val="VerbatimChar"/>
-        </w:rPr>
-        <w:t xml:space="preserve">Ready for testing</w:t>
-      </w:r>
-      <w:r>
-        <w:t xml:space="preserve"> </w:t>
-      </w:r>
-      <w:r>
-        <w:rPr>
-          <w:b/>
-          <w:bCs/>
-        </w:rPr>
-        <w:t xml:space="preserve">Type:</w:t>
-      </w:r>
-      <w:r>
-        <w:t xml:space="preserve"> </w:t>
-      </w:r>
-      <w:r>
-        <w:t xml:space="preserve">Bug</w:t>
-      </w:r>
-      <w:r>
-        <w:t xml:space="preserve"> </w:t>
-      </w:r>
-      <w:r>
-        <w:rPr>
-          <w:b/>
-          <w:bCs/>
-        </w:rPr>
-        <w:t xml:space="preserve">Severity:</w:t>
-      </w:r>
-      <w:r>
-        <w:t xml:space="preserve"> </w:t>
-      </w:r>
-      <w:r>
-        <w:t xml:space="preserve">HIGH</w:t>
-      </w:r>
-    </w:p>
-    <w:p>
-      <w:pPr>
-        <w:pStyle w:val="BodyText"/>
-      </w:pPr>
-      <w:r>
-        <w:rPr>
-          <w:rStyle w:val="VerbatimChar"/>
-        </w:rPr>
-        <w:t xml:space="preserve">cmd/workable-items/parser.go</w:t>
-      </w:r>
-      <w:r>
-        <w:t xml:space="preserve"> </w:t>
-      </w:r>
-      <w:r>
-        <w:t xml:space="preserve">greedily extended a period-style heading's (</w:t>
-      </w:r>
-      <w:r>
-        <w:rPr>
-          <w:rStyle w:val="VerbatimChar"/>
-        </w:rPr>
-        <w:t xml:space="preserve">### A54. …</w:t>
-      </w:r>
-      <w:r>
-        <w:t xml:space="preserve">,</w:t>
-      </w:r>
-      <w:r>
-        <w:t xml:space="preserve"> </w:t>
-      </w:r>
-      <w:r>
-        <w:t xml:space="preserve">which matches</w:t>
-      </w:r>
-      <w:r>
-        <w:t xml:space="preserve"> </w:t>
-      </w:r>
-      <w:r>
-        <w:rPr>
-          <w:rStyle w:val="VerbatimChar"/>
-        </w:rPr>
-        <w:t xml:space="preserve">headingRE</w:t>
-      </w:r>
-      <w:r>
-        <w:t xml:space="preserve">) 24-line structured-metadata window across any FOLLOWING no-period</w:t>
-      </w:r>
-      <w:r>
-        <w:t xml:space="preserve"> </w:t>
-      </w:r>
-      <w:r>
-        <w:rPr>
-          <w:rStyle w:val="VerbatimChar"/>
-        </w:rPr>
-        <w:t xml:space="preserve">### </w:t>
-      </w:r>
-      <w:r>
-        <w:t xml:space="preserve"> </w:t>
-      </w:r>
-      <w:r>
-        <w:t xml:space="preserve">block, mis-binding that block's</w:t>
-      </w:r>
-      <w:r>
-        <w:t xml:space="preserve"> </w:t>
-      </w:r>
-      <w:r>
-        <w:rPr>
-          <w:rStyle w:val="VerbatimChar"/>
-        </w:rPr>
-        <w:t xml:space="preserve">**TMX-ID:**</w:t>
-      </w:r>
-      <w:r>
-        <w:t xml:space="preserve"> </w:t>
-      </w:r>
-      <w:r>
-        <w:t xml:space="preserve">/</w:t>
-      </w:r>
-      <w:r>
-        <w:t xml:space="preserve"> </w:t>
-      </w:r>
-      <w:r>
-        <w:rPr>
-          <w:rStyle w:val="VerbatimChar"/>
-        </w:rPr>
-        <w:t xml:space="preserve">**Type:**</w:t>
-      </w:r>
-      <w:r>
-        <w:t xml:space="preserve"> </w:t>
-      </w:r>
-      <w:r>
-        <w:t xml:space="preserve">/</w:t>
-      </w:r>
-      <w:r>
-        <w:t xml:space="preserve"> </w:t>
-      </w:r>
-      <w:r>
-        <w:rPr>
-          <w:rStyle w:val="VerbatimChar"/>
-        </w:rPr>
-        <w:t xml:space="preserve">**Status:**</w:t>
-      </w:r>
-      <w:r>
-        <w:t xml:space="preserve"> </w:t>
-      </w:r>
-      <w:r>
-        <w:t xml:space="preserve">to the</w:t>
-      </w:r>
-      <w:r>
-        <w:t xml:space="preserve"> </w:t>
-      </w:r>
-      <w:r>
-        <w:t xml:space="preserve">period item — so</w:t>
-      </w:r>
-      <w:r>
-        <w:t xml:space="preserve"> </w:t>
-      </w:r>
-      <w:r>
-        <w:rPr>
-          <w:rStyle w:val="VerbatimChar"/>
-        </w:rPr>
-        <w:t xml:space="preserve">sync md-to-db</w:t>
-      </w:r>
-      <w:r>
-        <w:t xml:space="preserve"> </w:t>
-      </w:r>
-      <w:r>
-        <w:t xml:space="preserve">aborted with</w:t>
-      </w:r>
-      <w:r>
-        <w:t xml:space="preserve"> </w:t>
-      </w:r>
-      <w:r>
-        <w:rPr>
-          <w:rStyle w:val="VerbatimChar"/>
-        </w:rPr>
-        <w:t xml:space="preserve">UNIQUE constraint failed: items.atm_id</w:t>
-      </w:r>
-      <w:r>
-        <w:t xml:space="preserve"> </w:t>
-      </w:r>
-      <w:r>
-        <w:t xml:space="preserve">(forced a §9.2 DB restore this session). FIXED this session: the parser now closes the</w:t>
-      </w:r>
-      <w:r>
-        <w:t xml:space="preserve"> </w:t>
-      </w:r>
-      <w:r>
-        <w:t xml:space="preserve">structured-metadata window at the first subsequent Markdown heading of ANY level</w:t>
-      </w:r>
-      <w:r>
-        <w:t xml:space="preserve"> </w:t>
-      </w:r>
-      <w:r>
-        <w:t xml:space="preserve">(</w:t>
-      </w:r>
-      <w:r>
-        <w:rPr>
-          <w:rStyle w:val="VerbatimChar"/>
-        </w:rPr>
-        <w:t xml:space="preserve">anyHeadingRE</w:t>
-      </w:r>
-      <w:r>
-        <w:t xml:space="preserve">), so a following block's metadata can never be absorbed by a preceding</w:t>
-      </w:r>
-      <w:r>
-        <w:t xml:space="preserve"> </w:t>
-      </w:r>
-      <w:r>
-        <w:t xml:space="preserve">period item. Guarded by</w:t>
-      </w:r>
-      <w:r>
-        <w:t xml:space="preserve"> </w:t>
-      </w:r>
-      <w:r>
-        <w:rPr>
-          <w:rStyle w:val="VerbatimChar"/>
-        </w:rPr>
-        <w:t xml:space="preserve">cmd/workable-items/parser_greedybind_test.go</w:t>
-      </w:r>
-      <w:r>
-        <w:t xml:space="preserve"> </w:t>
-      </w:r>
-      <w:r>
-        <w:t xml:space="preserve">RED→GREEN</w:t>
-      </w:r>
-      <w:r>
-        <w:t xml:space="preserve"> </w:t>
-      </w:r>
-      <w:r>
-        <w:t xml:space="preserve">(parser-level absorption test + end-to-end UNIQUE-collision regression).</w:t>
-      </w:r>
-      <w:r>
-        <w:t xml:space="preserve"> </w:t>
-      </w:r>
-      <w:r>
-        <w:rPr>
-          <w:b/>
-          <w:bCs/>
-        </w:rPr>
-        <w:t xml:space="preserve">Acceptance:</w:t>
-      </w:r>
-      <w:r>
-        <w:t xml:space="preserve"> </w:t>
-      </w:r>
-      <w:r>
-        <w:t xml:space="preserve">a</w:t>
-      </w:r>
-      <w:r>
-        <w:t xml:space="preserve"> </w:t>
-      </w:r>
-      <w:r>
-        <w:t xml:space="preserve">period heading never absorbs a following block's TMX-ID/Type and</w:t>
-      </w:r>
-      <w:r>
-        <w:t xml:space="preserve"> </w:t>
-      </w:r>
-      <w:r>
-        <w:rPr>
-          <w:rStyle w:val="VerbatimChar"/>
-        </w:rPr>
-        <w:t xml:space="preserve">md-to-db</w:t>
-      </w:r>
-      <w:r>
-        <w:t xml:space="preserve"> </w:t>
-      </w:r>
-      <w:r>
-        <w:t xml:space="preserve">raises no UNIQUE</w:t>
-      </w:r>
-      <w:r>
-        <w:t xml:space="preserve"> </w:t>
-      </w:r>
-      <w:r>
-        <w:t xml:space="preserve">error —</w:t>
-      </w:r>
-      <w:r>
-        <w:t xml:space="preserve"> </w:t>
-      </w:r>
-      <w:r>
-        <w:rPr>
-          <w:rStyle w:val="VerbatimChar"/>
-        </w:rPr>
-        <w:t xml:space="preserve">go test ./cmd/workable-items</w:t>
-      </w:r>
-      <w:r>
-        <w:t xml:space="preserve"> </w:t>
-      </w:r>
-      <w:r>
-        <w:t xml:space="preserve">GREEN; pending conductor verification + close.</w:t>
-      </w:r>
-    </w:p>
-    <w:bookmarkEnd w:id="20"/>
-    <w:bookmarkStart w:id="21" w:name="X786006b430de5e875512b4be2d4eabd4244eab3"/>
-    <w:p>
-      <w:pPr>
-        <w:pStyle w:val="Heading3"/>
-      </w:pPr>
-      <w:r>
-        <w:t xml:space="preserve">B53 WI-SET-STATUS-COMMAND-001 — workable-items had no command to set a non-terminal status (manual sqlite3 UPDATE required) —</w:t>
-      </w:r>
-      <w:r>
-        <w:t xml:space="preserve"> </w:t>
-      </w:r>
-      <w:r>
-        <w:rPr>
-          <w:rStyle w:val="VerbatimChar"/>
-        </w:rPr>
-        <w:t xml:space="preserve">INVESTIGATED</w:t>
-      </w:r>
-    </w:p>
-    <w:p>
-      <w:pPr>
-        <w:pStyle w:val="FirstParagraph"/>
-      </w:pPr>
-      <w:r>
-        <w:rPr>
-          <w:b/>
-          <w:bCs/>
-        </w:rPr>
-        <w:t xml:space="preserve">TMX-ID:</w:t>
-      </w:r>
-      <w:r>
-        <w:t xml:space="preserve"> </w:t>
-      </w:r>
-      <w:r>
-        <w:t xml:space="preserve">TMX-066</w:t>
-      </w:r>
-      <w:r>
-        <w:t xml:space="preserve"> </w:t>
-      </w:r>
-      <w:r>
-        <w:rPr>
-          <w:b/>
-          <w:bCs/>
-        </w:rPr>
-        <w:t xml:space="preserve">Status:</w:t>
-      </w:r>
-      <w:r>
-        <w:t xml:space="preserve"> </w:t>
-      </w:r>
-      <w:r>
-        <w:rPr>
-          <w:rStyle w:val="VerbatimChar"/>
-        </w:rPr>
-        <w:t xml:space="preserve">Ready for testing</w:t>
-      </w:r>
-      <w:r>
-        <w:t xml:space="preserve"> </w:t>
-      </w:r>
-      <w:r>
-        <w:rPr>
-          <w:b/>
-          <w:bCs/>
-        </w:rPr>
-        <w:t xml:space="preserve">Type:</w:t>
-      </w:r>
-      <w:r>
-        <w:t xml:space="preserve"> </w:t>
-      </w:r>
-      <w:r>
-        <w:t xml:space="preserve">Bug</w:t>
-      </w:r>
-      <w:r>
-        <w:t xml:space="preserve"> </w:t>
-      </w:r>
-      <w:r>
-        <w:rPr>
-          <w:b/>
-          <w:bCs/>
-        </w:rPr>
-        <w:t xml:space="preserve">Severity:</w:t>
-      </w:r>
-      <w:r>
-        <w:t xml:space="preserve"> </w:t>
-      </w:r>
-      <w:r>
-        <w:t xml:space="preserve">MEDIUM</w:t>
-      </w:r>
-    </w:p>
-    <w:p>
-      <w:pPr>
-        <w:pStyle w:val="BodyText"/>
-      </w:pPr>
-      <w:r>
-        <w:rPr>
-          <w:rStyle w:val="VerbatimChar"/>
-        </w:rPr>
-        <w:t xml:space="preserve">workable-items add</w:t>
-      </w:r>
-      <w:r>
-        <w:t xml:space="preserve"> </w:t>
-      </w:r>
-      <w:r>
-        <w:t xml:space="preserve">only ever creates a</w:t>
-      </w:r>
-      <w:r>
-        <w:t xml:space="preserve"> </w:t>
-      </w:r>
-      <w:r>
-        <w:rPr>
-          <w:rStyle w:val="VerbatimChar"/>
-        </w:rPr>
-        <w:t xml:space="preserve">Queued</w:t>
-      </w:r>
-      <w:r>
-        <w:t xml:space="preserve"> </w:t>
-      </w:r>
-      <w:r>
-        <w:t xml:space="preserve">item and</w:t>
-      </w:r>
-      <w:r>
-        <w:t xml:space="preserve"> </w:t>
-      </w:r>
-      <w:r>
-        <w:rPr>
-          <w:rStyle w:val="VerbatimChar"/>
-        </w:rPr>
-        <w:t xml:space="preserve">close</w:t>
-      </w:r>
-      <w:r>
-        <w:t xml:space="preserve"> </w:t>
-      </w:r>
-      <w:r>
-        <w:t xml:space="preserve">only ever assigns a</w:t>
-      </w:r>
-      <w:r>
-        <w:t xml:space="preserve"> </w:t>
-      </w:r>
-      <w:r>
-        <w:t xml:space="preserve">TERMINAL closure status, so moving an item to a non-terminal §11.4.15/§11.4.21 status</w:t>
-      </w:r>
-      <w:r>
-        <w:t xml:space="preserve"> </w:t>
-      </w:r>
-      <w:r>
-        <w:t xml:space="preserve">(</w:t>
-      </w:r>
-      <w:r>
-        <w:rPr>
-          <w:rStyle w:val="VerbatimChar"/>
-        </w:rPr>
-        <w:t xml:space="preserve">In progress</w:t>
-      </w:r>
-      <w:r>
-        <w:t xml:space="preserve"> </w:t>
-      </w:r>
-      <w:r>
-        <w:t xml:space="preserve">/</w:t>
-      </w:r>
-      <w:r>
-        <w:t xml:space="preserve"> </w:t>
-      </w:r>
-      <w:r>
-        <w:rPr>
-          <w:rStyle w:val="VerbatimChar"/>
-        </w:rPr>
-        <w:t xml:space="preserve">Ready for testing</w:t>
-      </w:r>
-      <w:r>
-        <w:t xml:space="preserve"> </w:t>
-      </w:r>
-      <w:r>
-        <w:t xml:space="preserve">/</w:t>
-      </w:r>
-      <w:r>
-        <w:t xml:space="preserve"> </w:t>
-      </w:r>
-      <w:r>
-        <w:rPr>
-          <w:rStyle w:val="VerbatimChar"/>
-        </w:rPr>
-        <w:t xml:space="preserve">In testing</w:t>
-      </w:r>
-      <w:r>
-        <w:t xml:space="preserve"> </w:t>
-      </w:r>
-      <w:r>
-        <w:t xml:space="preserve">/</w:t>
-      </w:r>
-      <w:r>
-        <w:t xml:space="preserve"> </w:t>
-      </w:r>
-      <w:r>
-        <w:rPr>
-          <w:rStyle w:val="VerbatimChar"/>
-        </w:rPr>
-        <w:t xml:space="preserve">Reopened</w:t>
-      </w:r>
-      <w:r>
-        <w:t xml:space="preserve"> </w:t>
-      </w:r>
-      <w:r>
-        <w:t xml:space="preserve">/</w:t>
-      </w:r>
-      <w:r>
-        <w:t xml:space="preserve"> </w:t>
-      </w:r>
-      <w:r>
-        <w:rPr>
-          <w:rStyle w:val="VerbatimChar"/>
-        </w:rPr>
-        <w:t xml:space="preserve">Operator-blocked</w:t>
-      </w:r>
-      <w:r>
-        <w:t xml:space="preserve">)</w:t>
-      </w:r>
-      <w:r>
-        <w:t xml:space="preserve"> </w:t>
-      </w:r>
-      <w:r>
-        <w:t xml:space="preserve">required a hand-written</w:t>
-      </w:r>
-      <w:r>
-        <w:t xml:space="preserve"> </w:t>
-      </w:r>
-      <w:r>
-        <w:rPr>
-          <w:rStyle w:val="VerbatimChar"/>
-        </w:rPr>
-        <w:t xml:space="preserve">sqlite3 UPDATE</w:t>
-      </w:r>
-      <w:r>
-        <w:t xml:space="preserve"> </w:t>
-      </w:r>
-      <w:r>
-        <w:t xml:space="preserve">that bypassed the §11.4.34 audit trail and the</w:t>
-      </w:r>
-      <w:r>
-        <w:t xml:space="preserve"> </w:t>
-      </w:r>
-      <w:r>
-        <w:t xml:space="preserve">§11.4.93 SSoT discipline. FIXED this session: new</w:t>
-      </w:r>
-      <w:r>
-        <w:t xml:space="preserve"> </w:t>
-      </w:r>
-      <w:r>
-        <w:rPr>
-          <w:rStyle w:val="VerbatimChar"/>
-        </w:rPr>
-        <w:t xml:space="preserve">workable-items set-status TMX-NNN --status &lt;non-terminal&gt; [--by AI|User] [--reason …]</w:t>
-      </w:r>
-      <w:r>
-        <w:t xml:space="preserve"> </w:t>
-      </w:r>
-      <w:r>
-        <w:t xml:space="preserve">writes the status +</w:t>
-      </w:r>
-      <w:r>
-        <w:t xml:space="preserve"> </w:t>
-      </w:r>
-      <w:r>
-        <w:rPr>
-          <w:rStyle w:val="VerbatimChar"/>
-        </w:rPr>
-        <w:t xml:space="preserve">last_modified</w:t>
-      </w:r>
-      <w:r>
-        <w:t xml:space="preserve"> </w:t>
-      </w:r>
-      <w:r>
-        <w:t xml:space="preserve">+</w:t>
-      </w:r>
-      <w:r>
-        <w:t xml:space="preserve"> </w:t>
-      </w:r>
-      <w:r>
-        <w:t xml:space="preserve">an audited</w:t>
-      </w:r>
-      <w:r>
-        <w:t xml:space="preserve"> </w:t>
-      </w:r>
-      <w:r>
-        <w:rPr>
-          <w:rStyle w:val="VerbatimChar"/>
-        </w:rPr>
-        <w:t xml:space="preserve">Updated</w:t>
-      </w:r>
-      <w:r>
-        <w:t xml:space="preserve"> </w:t>
-      </w:r>
-      <w:r>
-        <w:rPr>
-          <w:rStyle w:val="VerbatimChar"/>
-        </w:rPr>
-        <w:t xml:space="preserve">item_history</w:t>
-      </w:r>
-      <w:r>
-        <w:t xml:space="preserve"> </w:t>
-      </w:r>
-      <w:r>
-        <w:t xml:space="preserve">row, rejects terminal statuses (pointing to</w:t>
-      </w:r>
-      <w:r>
-        <w:t xml:space="preserve"> </w:t>
-      </w:r>
-      <w:r>
-        <w:rPr>
-          <w:rStyle w:val="VerbatimChar"/>
-        </w:rPr>
-        <w:t xml:space="preserve">close</w:t>
-      </w:r>
-      <w:r>
-        <w:t xml:space="preserve">) and</w:t>
-      </w:r>
-      <w:r>
-        <w:t xml:space="preserve"> </w:t>
-      </w:r>
-      <w:r>
-        <w:t xml:space="preserve">unknown statuses (§11.4.6 — no silent default). Guarded by</w:t>
-      </w:r>
-      <w:r>
-        <w:t xml:space="preserve"> </w:t>
-      </w:r>
-      <w:r>
-        <w:rPr>
-          <w:rStyle w:val="VerbatimChar"/>
-        </w:rPr>
-        <w:t xml:space="preserve">cmd/workable-items/set_status_test.go</w:t>
-      </w:r>
-      <w:r>
-        <w:t xml:space="preserve"> </w:t>
-      </w:r>
-      <w:r>
-        <w:t xml:space="preserve">(6 cases).</w:t>
-      </w:r>
-      <w:r>
-        <w:t xml:space="preserve"> </w:t>
-      </w:r>
-      <w:r>
-        <w:rPr>
-          <w:b/>
-          <w:bCs/>
-        </w:rPr>
-        <w:t xml:space="preserve">Acceptance:</w:t>
-      </w:r>
-      <w:r>
-        <w:t xml:space="preserve"> </w:t>
-      </w:r>
-      <w:r>
-        <w:t xml:space="preserve">the command sets a</w:t>
-      </w:r>
-      <w:r>
-        <w:t xml:space="preserve"> </w:t>
-      </w:r>
-      <w:r>
-        <w:t xml:space="preserve">non-terminal status with an audit row and rejects terminal/unknown values —</w:t>
-      </w:r>
-      <w:r>
-        <w:t xml:space="preserve"> </w:t>
-      </w:r>
-      <w:r>
-        <w:rPr>
-          <w:rStyle w:val="VerbatimChar"/>
-        </w:rPr>
-        <w:t xml:space="preserve">go test ./cmd/workable-items</w:t>
-      </w:r>
-      <w:r>
-        <w:t xml:space="preserve"> </w:t>
-      </w:r>
-      <w:r>
-        <w:t xml:space="preserve">GREEN; pending conductor verification + close.</w:t>
       </w:r>
     </w:p>
     <w:p>
@@ -3948,9 +2575,9 @@
         </w:pict>
       </w:r>
     </w:p>
-    <w:bookmarkEnd w:id="21"/>
-    <w:bookmarkEnd w:id="22"/>
-    <w:bookmarkStart w:id="23" w:name="X274f73d5acf258963b31ff7c75a674bee0e935e"/>
+    <w:bookmarkEnd w:id="16"/>
+    <w:bookmarkEnd w:id="17"/>
+    <w:bookmarkStart w:id="18" w:name="X274f73d5acf258963b31ff7c75a674bee0e935e"/>
     <w:p>
       <w:pPr>
         <w:pStyle w:val="Heading2"/>
@@ -3986,8 +2613,8 @@
         </w:pict>
       </w:r>
     </w:p>
-    <w:bookmarkEnd w:id="23"/>
-    <w:bookmarkStart w:id="25" w:name="X9125c2495937530f0e64223858a8a5d6a10e5bd"/>
+    <w:bookmarkEnd w:id="18"/>
+    <w:bookmarkStart w:id="20" w:name="X9125c2495937530f0e64223858a8a5d6a10e5bd"/>
     <w:p>
       <w:pPr>
         <w:pStyle w:val="Heading2"/>
@@ -3996,7 +2623,7 @@
         <w:t xml:space="preserve">D. Host-capability + topology dispatch gaps</w:t>
       </w:r>
     </w:p>
-    <w:bookmarkStart w:id="24" w:name="X5e199cf37a7d6ff0313698f63b14d62e1213353"/>
+    <w:bookmarkStart w:id="19" w:name="X5e199cf37a7d6ff0313698f63b14d62e1213353"/>
     <w:p>
       <w:pPr>
         <w:pStyle w:val="Heading3"/>
@@ -4283,9 +2910,9 @@
         </w:pict>
       </w:r>
     </w:p>
-    <w:bookmarkEnd w:id="24"/>
-    <w:bookmarkEnd w:id="25"/>
-    <w:bookmarkStart w:id="27" w:name="e-documentation--continuation-drift"/>
+    <w:bookmarkEnd w:id="19"/>
+    <w:bookmarkEnd w:id="20"/>
+    <w:bookmarkStart w:id="22" w:name="e-documentation--continuation-drift"/>
     <w:p>
       <w:pPr>
         <w:pStyle w:val="Heading2"/>
@@ -4317,7 +2944,7 @@
         <w:t xml:space="preserve">per Constitution §5 / §12.10. New open work below.)</w:t>
       </w:r>
     </w:p>
-    <w:bookmarkStart w:id="26" w:name="X6f0f0cdf1270a78e1809a74636b1d49e28b5a39"/>
+    <w:bookmarkStart w:id="21" w:name="X6f0f0cdf1270a78e1809a74636b1d49e28b5a39"/>
     <w:p>
       <w:pPr>
         <w:pStyle w:val="Heading3"/>
@@ -4604,9 +3231,9 @@
         </w:pict>
       </w:r>
     </w:p>
-    <w:bookmarkEnd w:id="26"/>
-    <w:bookmarkEnd w:id="27"/>
-    <w:bookmarkStart w:id="29" w:name="X250669e1b3e4eec2b5ccf8718eb9d17180ea6b1"/>
+    <w:bookmarkEnd w:id="21"/>
+    <w:bookmarkEnd w:id="22"/>
+    <w:bookmarkStart w:id="24" w:name="X250669e1b3e4eec2b5ccf8718eb9d17180ea6b1"/>
     <w:p>
       <w:pPr>
         <w:pStyle w:val="Heading2"/>
@@ -4787,7 +3414,7 @@
         </w:pict>
       </w:r>
     </w:p>
-    <w:bookmarkStart w:id="28" w:name="Xe31083bb0761d75e7125b868426f17a6f4d6047"/>
+    <w:bookmarkStart w:id="23" w:name="Xe31083bb0761d75e7125b868426f17a6f4d6047"/>
     <w:p>
       <w:pPr>
         <w:pStyle w:val="Heading3"/>
@@ -5129,9 +3756,9 @@
         <w:t xml:space="preserve">the per-session-color feature (TMX-051). Tracked separately so the color release is not blocked by an unrelated pre-existing test-gap.</w:t>
       </w:r>
     </w:p>
-    <w:bookmarkEnd w:id="28"/>
-    <w:bookmarkEnd w:id="29"/>
-    <w:bookmarkEnd w:id="30"/>
+    <w:bookmarkEnd w:id="23"/>
+    <w:bookmarkEnd w:id="24"/>
+    <w:bookmarkEnd w:id="25"/>
     <w:sectPr>
       <w:footnotePr>
         <w:numRestart w:val="eachSect"/>

--- a/Issues.docx
+++ b/Issues.docx
@@ -10,7 +10,7 @@
         <w:t xml:space="preserve">Issues</w:t>
       </w:r>
     </w:p>
-    <w:bookmarkStart w:id="25" w:name="vasic-digital-tmux--open-issues-tracker"/>
+    <w:bookmarkStart w:id="22" w:name="vasic-digital-tmux--open-issues-tracker"/>
     <w:p>
       <w:pPr>
         <w:pStyle w:val="Heading1"/>
@@ -934,7 +934,7 @@
       </w:r>
     </w:p>
     <w:bookmarkEnd w:id="10"/>
-    <w:bookmarkStart w:id="14" w:name="a-tooling--harness-gaps"/>
+    <w:bookmarkStart w:id="13" w:name="a-tooling--harness-gaps"/>
     <w:p>
       <w:pPr>
         <w:pStyle w:val="Heading2"/>
@@ -1540,222 +1540,6 @@
       </w:r>
       <w:r>
         <w:t xml:space="preserve">).</w:t>
-      </w:r>
-    </w:p>
-    <w:bookmarkEnd w:id="12"/>
-    <w:bookmarkStart w:id="13" w:name="X26c5c874499a6bd9975d6cbe154dcbbc5c84564"/>
-    <w:p>
-      <w:pPr>
-        <w:pStyle w:val="Heading3"/>
-      </w:pPr>
-      <w:r>
-        <w:t xml:space="preserve">A54 NO-SUDO-PROJECTWIDE-FOLLOWUP-001 — convert print-only sudo/setcap hints outside the install path and extend the no-sudo gate project-wide —</w:t>
-      </w:r>
-      <w:r>
-        <w:t xml:space="preserve"> </w:t>
-      </w:r>
-      <w:r>
-        <w:rPr>
-          <w:rStyle w:val="VerbatimChar"/>
-        </w:rPr>
-        <w:t xml:space="preserve">OPEN</w:t>
-      </w:r>
-    </w:p>
-    <w:p>
-      <w:pPr>
-        <w:pStyle w:val="FirstParagraph"/>
-      </w:pPr>
-      <w:r>
-        <w:rPr>
-          <w:b/>
-          <w:bCs/>
-        </w:rPr>
-        <w:t xml:space="preserve">TMX-ID:</w:t>
-      </w:r>
-      <w:r>
-        <w:t xml:space="preserve"> </w:t>
-      </w:r>
-      <w:r>
-        <w:t xml:space="preserve">TMX-064</w:t>
-      </w:r>
-      <w:r>
-        <w:t xml:space="preserve"> </w:t>
-      </w:r>
-      <w:r>
-        <w:rPr>
-          <w:b/>
-          <w:bCs/>
-        </w:rPr>
-        <w:t xml:space="preserve">Status:</w:t>
-      </w:r>
-      <w:r>
-        <w:t xml:space="preserve"> </w:t>
-      </w:r>
-      <w:r>
-        <w:rPr>
-          <w:rStyle w:val="VerbatimChar"/>
-        </w:rPr>
-        <w:t xml:space="preserve">OPEN</w:t>
-      </w:r>
-      <w:r>
-        <w:t xml:space="preserve"> </w:t>
-      </w:r>
-      <w:r>
-        <w:rPr>
-          <w:b/>
-          <w:bCs/>
-        </w:rPr>
-        <w:t xml:space="preserve">Type:</w:t>
-      </w:r>
-      <w:r>
-        <w:t xml:space="preserve"> </w:t>
-      </w:r>
-      <w:r>
-        <w:t xml:space="preserve">Task</w:t>
-      </w:r>
-      <w:r>
-        <w:t xml:space="preserve"> </w:t>
-      </w:r>
-      <w:r>
-        <w:rPr>
-          <w:b/>
-          <w:bCs/>
-        </w:rPr>
-        <w:t xml:space="preserve">Severity:</w:t>
-      </w:r>
-      <w:r>
-        <w:t xml:space="preserve"> </w:t>
-      </w:r>
-      <w:r>
-        <w:t xml:space="preserve">MEDIUM</w:t>
-      </w:r>
-    </w:p>
-    <w:p>
-      <w:pPr>
-        <w:pStyle w:val="BodyText"/>
-      </w:pPr>
-      <w:r>
-        <w:t xml:space="preserve">Follow-up to TMX-062: convert the remaining print-only</w:t>
-      </w:r>
-      <w:r>
-        <w:t xml:space="preserve"> </w:t>
-      </w:r>
-      <w:r>
-        <w:rPr>
-          <w:rStyle w:val="VerbatimChar"/>
-        </w:rPr>
-        <w:t xml:space="preserve">sudo</w:t>
-      </w:r>
-      <w:r>
-        <w:t xml:space="preserve">/</w:t>
-      </w:r>
-      <w:r>
-        <w:rPr>
-          <w:rStyle w:val="VerbatimChar"/>
-        </w:rPr>
-        <w:t xml:space="preserve">setcap</w:t>
-      </w:r>
-      <w:r>
-        <w:t xml:space="preserve"> </w:t>
-      </w:r>
-      <w:r>
-        <w:t xml:space="preserve">hints OUTSIDE the install path (</w:t>
-      </w:r>
-      <w:r>
-        <w:rPr>
-          <w:rStyle w:val="VerbatimChar"/>
-        </w:rPr>
-        <w:t xml:space="preserve">scripts/build_oom_set.sh</w:t>
-      </w:r>
-      <w:r>
-        <w:t xml:space="preserve">,</w:t>
-      </w:r>
-      <w:r>
-        <w:t xml:space="preserve"> </w:t>
-      </w:r>
-      <w:r>
-        <w:rPr>
-          <w:rStyle w:val="VerbatimChar"/>
-        </w:rPr>
-        <w:t xml:space="preserve">scripts/test_vm.sh</w:t>
-      </w:r>
-      <w:r>
-        <w:t xml:space="preserve">,</w:t>
-      </w:r>
-      <w:r>
-        <w:t xml:space="preserve"> </w:t>
-      </w:r>
-      <w:r>
-        <w:rPr>
-          <w:rStyle w:val="VerbatimChar"/>
-        </w:rPr>
-        <w:t xml:space="preserve">scripts/tests/08_oom_score_adj.sh</w:t>
-      </w:r>
-      <w:r>
-        <w:t xml:space="preserve">, and the</w:t>
-      </w:r>
-      <w:r>
-        <w:t xml:space="preserve"> </w:t>
-      </w:r>
-      <w:r>
-        <w:rPr>
-          <w:rStyle w:val="VerbatimChar"/>
-        </w:rPr>
-        <w:t xml:space="preserve">scripts/oom_set.c</w:t>
-      </w:r>
-      <w:r>
-        <w:t xml:space="preserve"> </w:t>
-      </w:r>
-      <w:r>
-        <w:t xml:space="preserve">comment) to "(as root)" phrasing, and extend the no-sudo gate project-wide so it detects</w:t>
-      </w:r>
-      <w:r>
-        <w:t xml:space="preserve"> </w:t>
-      </w:r>
-      <w:r>
-        <w:rPr>
-          <w:rStyle w:val="VerbatimChar"/>
-        </w:rPr>
-        <w:t xml:space="preserve">sudo</w:t>
-      </w:r>
-      <w:r>
-        <w:t xml:space="preserve">/</w:t>
-      </w:r>
-      <w:r>
-        <w:rPr>
-          <w:rStyle w:val="VerbatimChar"/>
-        </w:rPr>
-        <w:t xml:space="preserve">su</w:t>
-      </w:r>
-      <w:r>
-        <w:t xml:space="preserve"> </w:t>
-      </w:r>
-      <w:r>
-        <w:t xml:space="preserve">EXECUTION rather than mere mention. Status Queued. Acceptance: project-wide 0</w:t>
-      </w:r>
-      <w:r>
-        <w:t xml:space="preserve"> </w:t>
-      </w:r>
-      <w:r>
-        <w:rPr>
-          <w:rStyle w:val="VerbatimChar"/>
-        </w:rPr>
-        <w:t xml:space="preserve">sudo</w:t>
-      </w:r>
-      <w:r>
-        <w:t xml:space="preserve">/</w:t>
-      </w:r>
-      <w:r>
-        <w:rPr>
-          <w:rStyle w:val="VerbatimChar"/>
-        </w:rPr>
-        <w:t xml:space="preserve">su</w:t>
-      </w:r>
-      <w:r>
-        <w:t xml:space="preserve"> </w:t>
-      </w:r>
-      <w:r>
-        <w:t xml:space="preserve">execution paths, and the gate is scoped to flag execution only — no false positives on legitimate "(as root)" documentation strings.</w:t>
       </w:r>
     </w:p>
     <w:p>
@@ -1765,9 +1549,9 @@
         </w:pict>
       </w:r>
     </w:p>
+    <w:bookmarkEnd w:id="12"/>
     <w:bookmarkEnd w:id="13"/>
-    <w:bookmarkEnd w:id="14"/>
-    <w:bookmarkStart w:id="17" w:name="Xb86f81d76618d54881eaba1753a4cb72beb54ce"/>
+    <w:bookmarkStart w:id="15" w:name="Xb86f81d76618d54881eaba1753a4cb72beb54ce"/>
     <w:p>
       <w:pPr>
         <w:pStyle w:val="Heading2"/>
@@ -1835,7 +1619,7 @@
         <w:t xml:space="preserve">. New open work below.)</w:t>
       </w:r>
     </w:p>
-    <w:bookmarkStart w:id="15" w:name="X7f68554f0f1fb7671125a028047446254a4c728"/>
+    <w:bookmarkStart w:id="14" w:name="X7f68554f0f1fb7671125a028047446254a4c728"/>
     <w:p>
       <w:pPr>
         <w:pStyle w:val="Heading3"/>
@@ -2068,504 +1852,6 @@
       </w:r>
       <w:r>
         <w:t xml:space="preserve">evidence PLUS a paired meta-test mutation that FAILs when its guard is stripped.</w:t>
-      </w:r>
-    </w:p>
-    <w:bookmarkEnd w:id="15"/>
-    <w:bookmarkStart w:id="16" w:name="X2064cdd57278112b5d954395a9b6598a69465bc"/>
-    <w:p>
-      <w:pPr>
-        <w:pStyle w:val="Heading3"/>
-      </w:pPr>
-      <w:r>
-        <w:t xml:space="preserve">B51 DB-FIXEDMD-SSOT-DRIFT-001 — reconcile DB↔Fixed.md SSoT drift (Fixed.md A46-A49 absent from the items table) —</w:t>
-      </w:r>
-      <w:r>
-        <w:t xml:space="preserve"> </w:t>
-      </w:r>
-      <w:r>
-        <w:rPr>
-          <w:rStyle w:val="VerbatimChar"/>
-        </w:rPr>
-        <w:t xml:space="preserve">INVESTIGATED</w:t>
-      </w:r>
-    </w:p>
-    <w:p>
-      <w:pPr>
-        <w:pStyle w:val="FirstParagraph"/>
-      </w:pPr>
-      <w:r>
-        <w:rPr>
-          <w:b/>
-          <w:bCs/>
-        </w:rPr>
-        <w:t xml:space="preserve">TMX-ID:</w:t>
-      </w:r>
-      <w:r>
-        <w:t xml:space="preserve"> </w:t>
-      </w:r>
-      <w:r>
-        <w:t xml:space="preserve">TMX-060</w:t>
-      </w:r>
-      <w:r>
-        <w:t xml:space="preserve"> </w:t>
-      </w:r>
-      <w:r>
-        <w:rPr>
-          <w:b/>
-          <w:bCs/>
-        </w:rPr>
-        <w:t xml:space="preserve">Status:</w:t>
-      </w:r>
-      <w:r>
-        <w:t xml:space="preserve"> </w:t>
-      </w:r>
-      <w:r>
-        <w:rPr>
-          <w:rStyle w:val="VerbatimChar"/>
-        </w:rPr>
-        <w:t xml:space="preserve">Ready for testing</w:t>
-      </w:r>
-      <w:r>
-        <w:t xml:space="preserve"> </w:t>
-      </w:r>
-      <w:r>
-        <w:rPr>
-          <w:b/>
-          <w:bCs/>
-        </w:rPr>
-        <w:t xml:space="preserve">Type:</w:t>
-      </w:r>
-      <w:r>
-        <w:t xml:space="preserve"> </w:t>
-      </w:r>
-      <w:r>
-        <w:t xml:space="preserve">Task</w:t>
-      </w:r>
-      <w:r>
-        <w:t xml:space="preserve"> </w:t>
-      </w:r>
-      <w:r>
-        <w:rPr>
-          <w:b/>
-          <w:bCs/>
-        </w:rPr>
-        <w:t xml:space="preserve">Severity:</w:t>
-      </w:r>
-      <w:r>
-        <w:t xml:space="preserve"> </w:t>
-      </w:r>
-      <w:r>
-        <w:t xml:space="preserve">MEDIUM</w:t>
-      </w:r>
-    </w:p>
-    <w:p>
-      <w:pPr>
-        <w:pStyle w:val="BodyText"/>
-      </w:pPr>
-      <w:r>
-        <w:t xml:space="preserve">The §11.4.93 workable-items DB is missing four RESOLVED</w:t>
-      </w:r>
-      <w:r>
-        <w:t xml:space="preserve"> </w:t>
-      </w:r>
-      <w:r>
-        <w:rPr>
-          <w:rStyle w:val="VerbatimChar"/>
-        </w:rPr>
-        <w:t xml:space="preserve">Fixed.md</w:t>
-      </w:r>
-      <w:r>
-        <w:t xml:space="preserve"> </w:t>
-      </w:r>
-      <w:r>
-        <w:t xml:space="preserve">entries — A46 (libtinfo</w:t>
-      </w:r>
-      <w:r>
-        <w:t xml:space="preserve"> </w:t>
-      </w:r>
-      <w:r>
-        <w:t xml:space="preserve">version warning), A47 (test-harness timing races), A48 (distribution orchestrator binary),</w:t>
-      </w:r>
-      <w:r>
-        <w:t xml:space="preserve"> </w:t>
-      </w:r>
-      <w:r>
-        <w:t xml:space="preserve">A49 (test 17 scrollback load flake). A full</w:t>
-      </w:r>
-      <w:r>
-        <w:t xml:space="preserve"> </w:t>
-      </w:r>
-      <w:r>
-        <w:rPr>
-          <w:rStyle w:val="VerbatimChar"/>
-        </w:rPr>
-        <w:t xml:space="preserve">md-to-db</w:t>
-      </w:r>
-      <w:r>
-        <w:t xml:space="preserve"> </w:t>
-      </w:r>
-      <w:r>
-        <w:t xml:space="preserve">over</w:t>
-      </w:r>
-      <w:r>
-        <w:t xml:space="preserve"> </w:t>
-      </w:r>
-      <w:r>
-        <w:rPr>
-          <w:rStyle w:val="VerbatimChar"/>
-        </w:rPr>
-        <w:t xml:space="preserve">Fixed.md</w:t>
-      </w:r>
-      <w:r>
-        <w:t xml:space="preserve"> </w:t>
-      </w:r>
-      <w:r>
-        <w:t xml:space="preserve">reports</w:t>
-      </w:r>
-      <w:r>
-        <w:t xml:space="preserve"> </w:t>
-      </w:r>
-      <w:r>
-        <w:rPr>
-          <w:rStyle w:val="VerbatimChar"/>
-        </w:rPr>
-        <w:t xml:space="preserve">inserted=4 updated=1 allocated=4</w:t>
-      </w:r>
-      <w:r>
-        <w:t xml:space="preserve">, proving the items table never captured them (the</w:t>
-      </w:r>
-      <w:r>
-        <w:t xml:space="preserve"> </w:t>
-      </w:r>
-      <w:r>
-        <w:t xml:space="preserve">CHANGELOG names this "DB↔Fixed.md SSoT drift" as a tracked follow-up).</w:t>
-      </w:r>
-      <w:r>
-        <w:t xml:space="preserve"> </w:t>
-      </w:r>
-      <w:r>
-        <w:rPr>
-          <w:b/>
-          <w:bCs/>
-        </w:rPr>
-        <w:t xml:space="preserve">Fix direction:</w:t>
-      </w:r>
-      <w:r>
-        <w:t xml:space="preserve"> </w:t>
-      </w:r>
-      <w:r>
-        <w:t xml:space="preserve">reconcile carefully — confirm none are reworded duplicates of an existing id before</w:t>
-      </w:r>
-      <w:r>
-        <w:t xml:space="preserve"> </w:t>
-      </w:r>
-      <w:r>
-        <w:t xml:space="preserve">allocating, identify the</w:t>
-      </w:r>
-      <w:r>
-        <w:t xml:space="preserve"> </w:t>
-      </w:r>
-      <w:r>
-        <w:rPr>
-          <w:rStyle w:val="VerbatimChar"/>
-        </w:rPr>
-        <w:t xml:space="preserve">updated=1</w:t>
-      </w:r>
-      <w:r>
-        <w:t xml:space="preserve"> </w:t>
-      </w:r>
-      <w:r>
-        <w:t xml:space="preserve">item, then sync so</w:t>
-      </w:r>
-      <w:r>
-        <w:t xml:space="preserve"> </w:t>
-      </w:r>
-      <w:r>
-        <w:rPr>
-          <w:rStyle w:val="VerbatimChar"/>
-        </w:rPr>
-        <w:t xml:space="preserve">validate</w:t>
-      </w:r>
-      <w:r>
-        <w:t xml:space="preserve"> </w:t>
-      </w:r>
-      <w:r>
-        <w:t xml:space="preserve">+</w:t>
-      </w:r>
-      <w:r>
-        <w:t xml:space="preserve"> </w:t>
-      </w:r>
-      <w:r>
-        <w:rPr>
-          <w:rStyle w:val="VerbatimChar"/>
-        </w:rPr>
-        <w:t xml:space="preserve">diff</w:t>
-      </w:r>
-      <w:r>
-        <w:t xml:space="preserve"> </w:t>
-      </w:r>
-      <w:r>
-        <w:t xml:space="preserve">stay clean.</w:t>
-      </w:r>
-      <w:r>
-        <w:t xml:space="preserve"> </w:t>
-      </w:r>
-      <w:r>
-        <w:rPr>
-          <w:b/>
-          <w:bCs/>
-        </w:rPr>
-        <w:t xml:space="preserve">Acceptance:</w:t>
-      </w:r>
-      <w:r>
-        <w:t xml:space="preserve"> </w:t>
-      </w:r>
-      <w:r>
-        <w:rPr>
-          <w:rStyle w:val="VerbatimChar"/>
-        </w:rPr>
-        <w:t xml:space="preserve">md-to-db</w:t>
-      </w:r>
-      <w:r>
-        <w:t xml:space="preserve"> </w:t>
-      </w:r>
-      <w:r>
-        <w:t xml:space="preserve">over the full corpus reports</w:t>
-      </w:r>
-      <w:r>
-        <w:t xml:space="preserve"> </w:t>
-      </w:r>
-      <w:r>
-        <w:rPr>
-          <w:rStyle w:val="VerbatimChar"/>
-        </w:rPr>
-        <w:t xml:space="preserve">inserted=0 updated=0</w:t>
-      </w:r>
-      <w:r>
-        <w:t xml:space="preserve"> </w:t>
-      </w:r>
-      <w:r>
-        <w:t xml:space="preserve">(idempotent)</w:t>
-      </w:r>
-      <w:r>
-        <w:t xml:space="preserve"> </w:t>
-      </w:r>
-      <w:r>
-        <w:t xml:space="preserve">and</w:t>
-      </w:r>
-      <w:r>
-        <w:t xml:space="preserve"> </w:t>
-      </w:r>
-      <w:r>
-        <w:rPr>
-          <w:rStyle w:val="VerbatimChar"/>
-        </w:rPr>
-        <w:t xml:space="preserve">validate</w:t>
-      </w:r>
-      <w:r>
-        <w:t xml:space="preserve"> </w:t>
-      </w:r>
-      <w:r>
-        <w:t xml:space="preserve">is 0-findings.</w:t>
-      </w:r>
-      <w:r>
-        <w:t xml:space="preserve"> </w:t>
-      </w:r>
-      <w:r>
-        <w:rPr>
-          <w:b/>
-          <w:bCs/>
-        </w:rPr>
-        <w:t xml:space="preserve">Reconcile (2026-06-29, this session):</w:t>
-      </w:r>
-      <w:r>
-        <w:t xml:space="preserve"> </w:t>
-      </w:r>
-      <w:r>
-        <w:t xml:space="preserve">ran</w:t>
-      </w:r>
-      <w:r>
-        <w:t xml:space="preserve"> </w:t>
-      </w:r>
-      <w:r>
-        <w:rPr>
-          <w:rStyle w:val="VerbatimChar"/>
-        </w:rPr>
-        <w:t xml:space="preserve">sync md-to-db</w:t>
-      </w:r>
-      <w:r>
-        <w:t xml:space="preserve"> </w:t>
-      </w:r>
-      <w:r>
-        <w:t xml:space="preserve">over the full corpus — the</w:t>
-      </w:r>
-      <w:r>
-        <w:t xml:space="preserve"> </w:t>
-      </w:r>
-      <w:r>
-        <w:t xml:space="preserve">four entries ingested as TMX-067 (A49 → Completed), TMX-068 (A48 → Implemented), TMX-069</w:t>
-      </w:r>
-      <w:r>
-        <w:t xml:space="preserve"> </w:t>
-      </w:r>
-      <w:r>
-        <w:t xml:space="preserve">(A46 → Fixed) and TMX-070 (A47 → Fixed); the</w:t>
-      </w:r>
-      <w:r>
-        <w:t xml:space="preserve"> </w:t>
-      </w:r>
-      <w:r>
-        <w:rPr>
-          <w:rStyle w:val="VerbatimChar"/>
-        </w:rPr>
-        <w:t xml:space="preserve">updated=1</w:t>
-      </w:r>
-      <w:r>
-        <w:t xml:space="preserve"> </w:t>
-      </w:r>
-      <w:r>
-        <w:t xml:space="preserve">item was TMX-045 ("Per-host-topology</w:t>
-      </w:r>
-      <w:r>
-        <w:t xml:space="preserve"> </w:t>
-      </w:r>
-      <w:r>
-        <w:t xml:space="preserve">dispatch probe") whose stored</w:t>
-      </w:r>
-      <w:r>
-        <w:t xml:space="preserve"> </w:t>
-      </w:r>
-      <w:r>
-        <w:rPr>
-          <w:rStyle w:val="VerbatimChar"/>
-        </w:rPr>
-        <w:t xml:space="preserve">raw_body</w:t>
-      </w:r>
-      <w:r>
-        <w:t xml:space="preserve"> </w:t>
-      </w:r>
-      <w:r>
-        <w:t xml:space="preserve">was stale (2140→7648 chars) and was refreshed from</w:t>
-      </w:r>
-      <w:r>
-        <w:t xml:space="preserve"> </w:t>
-      </w:r>
-      <w:r>
-        <w:t xml:space="preserve">the current</w:t>
-      </w:r>
-      <w:r>
-        <w:t xml:space="preserve"> </w:t>
-      </w:r>
-      <w:r>
-        <w:rPr>
-          <w:rStyle w:val="VerbatimChar"/>
-        </w:rPr>
-        <w:t xml:space="preserve">Fixed.md</w:t>
-      </w:r>
-      <w:r>
-        <w:t xml:space="preserve"> </w:t>
-      </w:r>
-      <w:r>
-        <w:t xml:space="preserve">— no other field changed, so it is not a reworded duplicate. The run</w:t>
-      </w:r>
-      <w:r>
-        <w:t xml:space="preserve"> </w:t>
-      </w:r>
-      <w:r>
-        <w:t xml:space="preserve">also re-captured the stale</w:t>
-      </w:r>
-      <w:r>
-        <w:t xml:space="preserve"> </w:t>
-      </w:r>
-      <w:r>
-        <w:rPr>
-          <w:rStyle w:val="VerbatimChar"/>
-        </w:rPr>
-        <w:t xml:space="preserve">document_sources[Fixed]</w:t>
-      </w:r>
-      <w:r>
-        <w:t xml:space="preserve"> </w:t>
-      </w:r>
-      <w:r>
-        <w:t xml:space="preserve">so a future</w:t>
-      </w:r>
-      <w:r>
-        <w:t xml:space="preserve"> </w:t>
-      </w:r>
-      <w:r>
-        <w:rPr>
-          <w:rStyle w:val="VerbatimChar"/>
-        </w:rPr>
-        <w:t xml:space="preserve">db-to-md</w:t>
-      </w:r>
-      <w:r>
-        <w:t xml:space="preserve"> </w:t>
-      </w:r>
-      <w:r>
-        <w:t xml:space="preserve">no longer</w:t>
-      </w:r>
-      <w:r>
-        <w:t xml:space="preserve"> </w:t>
-      </w:r>
-      <w:r>
-        <w:t xml:space="preserve">regresses</w:t>
-      </w:r>
-      <w:r>
-        <w:t xml:space="preserve"> </w:t>
-      </w:r>
-      <w:r>
-        <w:rPr>
-          <w:rStyle w:val="VerbatimChar"/>
-        </w:rPr>
-        <w:t xml:space="preserve">Fixed.md</w:t>
-      </w:r>
-      <w:r>
-        <w:t xml:space="preserve">. A second</w:t>
-      </w:r>
-      <w:r>
-        <w:t xml:space="preserve"> </w:t>
-      </w:r>
-      <w:r>
-        <w:rPr>
-          <w:rStyle w:val="VerbatimChar"/>
-        </w:rPr>
-        <w:t xml:space="preserve">md-to-db</w:t>
-      </w:r>
-      <w:r>
-        <w:t xml:space="preserve"> </w:t>
-      </w:r>
-      <w:r>
-        <w:t xml:space="preserve">reports</w:t>
-      </w:r>
-      <w:r>
-        <w:t xml:space="preserve"> </w:t>
-      </w:r>
-      <w:r>
-        <w:rPr>
-          <w:rStyle w:val="VerbatimChar"/>
-        </w:rPr>
-        <w:t xml:space="preserve">inserted=0 updated=0</w:t>
-      </w:r>
-      <w:r>
-        <w:t xml:space="preserve"> </w:t>
-      </w:r>
-      <w:r>
-        <w:t xml:space="preserve">(idempotent) and</w:t>
-      </w:r>
-      <w:r>
-        <w:t xml:space="preserve"> </w:t>
-      </w:r>
-      <w:r>
-        <w:rPr>
-          <w:rStyle w:val="VerbatimChar"/>
-        </w:rPr>
-        <w:t xml:space="preserve">validate</w:t>
-      </w:r>
-      <w:r>
-        <w:t xml:space="preserve"> </w:t>
-      </w:r>
-      <w:r>
-        <w:t xml:space="preserve">is 0-findings — pending conductor verification + close.</w:t>
       </w:r>
     </w:p>
     <w:p>
@@ -2575,9 +1861,9 @@
         </w:pict>
       </w:r>
     </w:p>
-    <w:bookmarkEnd w:id="16"/>
-    <w:bookmarkEnd w:id="17"/>
-    <w:bookmarkStart w:id="18" w:name="X274f73d5acf258963b31ff7c75a674bee0e935e"/>
+    <w:bookmarkEnd w:id="14"/>
+    <w:bookmarkEnd w:id="15"/>
+    <w:bookmarkStart w:id="16" w:name="X274f73d5acf258963b31ff7c75a674bee0e935e"/>
     <w:p>
       <w:pPr>
         <w:pStyle w:val="Heading2"/>
@@ -2613,8 +1899,8 @@
         </w:pict>
       </w:r>
     </w:p>
-    <w:bookmarkEnd w:id="18"/>
-    <w:bookmarkStart w:id="20" w:name="X9125c2495937530f0e64223858a8a5d6a10e5bd"/>
+    <w:bookmarkEnd w:id="16"/>
+    <w:bookmarkStart w:id="18" w:name="X9125c2495937530f0e64223858a8a5d6a10e5bd"/>
     <w:p>
       <w:pPr>
         <w:pStyle w:val="Heading2"/>
@@ -2623,7 +1909,7 @@
         <w:t xml:space="preserve">D. Host-capability + topology dispatch gaps</w:t>
       </w:r>
     </w:p>
-    <w:bookmarkStart w:id="19" w:name="X5e199cf37a7d6ff0313698f63b14d62e1213353"/>
+    <w:bookmarkStart w:id="17" w:name="X5e199cf37a7d6ff0313698f63b14d62e1213353"/>
     <w:p>
       <w:pPr>
         <w:pStyle w:val="Heading3"/>
@@ -2910,9 +2196,9 @@
         </w:pict>
       </w:r>
     </w:p>
-    <w:bookmarkEnd w:id="19"/>
-    <w:bookmarkEnd w:id="20"/>
-    <w:bookmarkStart w:id="22" w:name="e-documentation--continuation-drift"/>
+    <w:bookmarkEnd w:id="17"/>
+    <w:bookmarkEnd w:id="18"/>
+    <w:bookmarkStart w:id="19" w:name="e-documentation--continuation-drift"/>
     <w:p>
       <w:pPr>
         <w:pStyle w:val="Heading2"/>
@@ -2942,286 +2228,6 @@
       </w:r>
       <w:r>
         <w:t xml:space="preserve">per Constitution §5 / §12.10. New open work below.)</w:t>
-      </w:r>
-    </w:p>
-    <w:bookmarkStart w:id="21" w:name="X6f0f0cdf1270a78e1809a74636b1d49e28b5a39"/>
-    <w:p>
-      <w:pPr>
-        <w:pStyle w:val="Heading3"/>
-      </w:pPr>
-      <w:r>
-        <w:t xml:space="preserve">E50 INSTALL-DOC-PODMAN-HTTPS-001 — document the rootless-Podman subuid fix and the curl-installer HTTPS-rewrite edge —</w:t>
-      </w:r>
-      <w:r>
-        <w:t xml:space="preserve"> </w:t>
-      </w:r>
-      <w:r>
-        <w:rPr>
-          <w:rStyle w:val="VerbatimChar"/>
-        </w:rPr>
-        <w:t xml:space="preserve">OPEN</w:t>
-      </w:r>
-    </w:p>
-    <w:p>
-      <w:pPr>
-        <w:pStyle w:val="FirstParagraph"/>
-      </w:pPr>
-      <w:r>
-        <w:rPr>
-          <w:b/>
-          <w:bCs/>
-        </w:rPr>
-        <w:t xml:space="preserve">TMX-ID:</w:t>
-      </w:r>
-      <w:r>
-        <w:t xml:space="preserve"> </w:t>
-      </w:r>
-      <w:r>
-        <w:t xml:space="preserve">TMX-058</w:t>
-      </w:r>
-      <w:r>
-        <w:t xml:space="preserve"> </w:t>
-      </w:r>
-      <w:r>
-        <w:rPr>
-          <w:b/>
-          <w:bCs/>
-        </w:rPr>
-        <w:t xml:space="preserve">Status:</w:t>
-      </w:r>
-      <w:r>
-        <w:t xml:space="preserve"> </w:t>
-      </w:r>
-      <w:r>
-        <w:rPr>
-          <w:rStyle w:val="VerbatimChar"/>
-        </w:rPr>
-        <w:t xml:space="preserve">OPEN</w:t>
-      </w:r>
-      <w:r>
-        <w:t xml:space="preserve"> </w:t>
-      </w:r>
-      <w:r>
-        <w:rPr>
-          <w:b/>
-          <w:bCs/>
-        </w:rPr>
-        <w:t xml:space="preserve">Type:</w:t>
-      </w:r>
-      <w:r>
-        <w:t xml:space="preserve"> </w:t>
-      </w:r>
-      <w:r>
-        <w:t xml:space="preserve">Task</w:t>
-      </w:r>
-      <w:r>
-        <w:t xml:space="preserve"> </w:t>
-      </w:r>
-      <w:r>
-        <w:rPr>
-          <w:b/>
-          <w:bCs/>
-        </w:rPr>
-        <w:t xml:space="preserve">Severity:</w:t>
-      </w:r>
-      <w:r>
-        <w:t xml:space="preserve"> </w:t>
-      </w:r>
-      <w:r>
-        <w:t xml:space="preserve">LOW</w:t>
-      </w:r>
-    </w:p>
-    <w:p>
-      <w:pPr>
-        <w:pStyle w:val="BodyText"/>
-      </w:pPr>
-      <w:r>
-        <w:t xml:space="preserve">v1.0.30 shipped a native-build fallback when rootless Podman exhausts</w:t>
-      </w:r>
-      <w:r>
-        <w:t xml:space="preserve"> </w:t>
-      </w:r>
-      <w:r>
-        <w:rPr>
-          <w:rStyle w:val="VerbatimChar"/>
-        </w:rPr>
-        <w:t xml:space="preserve">/etc/subuid</w:t>
-      </w:r>
-      <w:r>
-        <w:t xml:space="preserve"> </w:t>
-      </w:r>
-      <w:r>
-        <w:t xml:space="preserve">+</w:t>
-      </w:r>
-      <w:r>
-        <w:t xml:space="preserve"> </w:t>
-      </w:r>
-      <w:r>
-        <w:rPr>
-          <w:rStyle w:val="VerbatimChar"/>
-        </w:rPr>
-        <w:t xml:space="preserve">/etc/subgid</w:t>
-      </w:r>
-      <w:r>
-        <w:t xml:space="preserve"> </w:t>
-      </w:r>
-      <w:r>
-        <w:t xml:space="preserve">(</w:t>
-      </w:r>
-      <w:r>
-        <w:rPr>
-          <w:rStyle w:val="VerbatimChar"/>
-        </w:rPr>
-        <w:t xml:space="preserve">lchown … invalid argument</w:t>
-      </w:r>
-      <w:r>
-        <w:t xml:space="preserve">) and a</w:t>
-      </w:r>
-      <w:r>
-        <w:t xml:space="preserve"> </w:t>
-      </w:r>
-      <w:r>
-        <w:rPr>
-          <w:rStyle w:val="VerbatimChar"/>
-        </w:rPr>
-        <w:t xml:space="preserve">curl</w:t>
-      </w:r>
-      <w:r>
-        <w:t xml:space="preserve"> </w:t>
-      </w:r>
-      <w:r>
-        <w:t xml:space="preserve">one-liner installer, but the</w:t>
-      </w:r>
-      <w:r>
-        <w:t xml:space="preserve"> </w:t>
-      </w:r>
-      <w:r>
-        <w:t xml:space="preserve">operator-facing repair guidance lives only in the CHANGELOG.</w:t>
-      </w:r>
-      <w:r>
-        <w:t xml:space="preserve"> </w:t>
-      </w:r>
-      <w:r>
-        <w:rPr>
-          <w:b/>
-          <w:bCs/>
-        </w:rPr>
-        <w:t xml:space="preserve">Fix direction:</w:t>
-      </w:r>
-      <w:r>
-        <w:t xml:space="preserve"> </w:t>
-      </w:r>
-      <w:r>
-        <w:t xml:space="preserve">document the</w:t>
-      </w:r>
-      <w:r>
-        <w:t xml:space="preserve"> </w:t>
-      </w:r>
-      <w:r>
-        <w:rPr>
-          <w:rStyle w:val="VerbatimChar"/>
-        </w:rPr>
-        <w:t xml:space="preserve">usermod --add-subuids/--add-subgids</w:t>
-      </w:r>
-      <w:r>
-        <w:t xml:space="preserve"> </w:t>
-      </w:r>
-      <w:r>
-        <w:t xml:space="preserve">+</w:t>
-      </w:r>
-      <w:r>
-        <w:t xml:space="preserve"> </w:t>
-      </w:r>
-      <w:r>
-        <w:rPr>
-          <w:rStyle w:val="VerbatimChar"/>
-        </w:rPr>
-        <w:t xml:space="preserve">podman system migrate</w:t>
-      </w:r>
-      <w:r>
-        <w:t xml:space="preserve"> </w:t>
-      </w:r>
-      <w:r>
-        <w:t xml:space="preserve">repair recipe AND the</w:t>
-      </w:r>
-      <w:r>
-        <w:t xml:space="preserve"> </w:t>
-      </w:r>
-      <w:r>
-        <w:t xml:space="preserve">install HTTPS-rewrite edge in</w:t>
-      </w:r>
-      <w:r>
-        <w:t xml:space="preserve"> </w:t>
-      </w:r>
-      <w:r>
-        <w:rPr>
-          <w:rStyle w:val="VerbatimChar"/>
-        </w:rPr>
-        <w:t xml:space="preserve">docs/guides</w:t>
-      </w:r>
-      <w:r>
-        <w:t xml:space="preserve"> </w:t>
-      </w:r>
-      <w:r>
-        <w:t xml:space="preserve">+</w:t>
-      </w:r>
-      <w:r>
-        <w:t xml:space="preserve"> </w:t>
-      </w:r>
-      <w:r>
-        <w:rPr>
-          <w:rStyle w:val="VerbatimChar"/>
-        </w:rPr>
-        <w:t xml:space="preserve">docs/scripts</w:t>
-      </w:r>
-      <w:r>
-        <w:t xml:space="preserve"> </w:t>
-      </w:r>
-      <w:r>
-        <w:t xml:space="preserve">so an end user hitting either</w:t>
-      </w:r>
-      <w:r>
-        <w:t xml:space="preserve"> </w:t>
-      </w:r>
-      <w:r>
-        <w:t xml:space="preserve">can self-recover.</w:t>
-      </w:r>
-      <w:r>
-        <w:t xml:space="preserve"> </w:t>
-      </w:r>
-      <w:r>
-        <w:rPr>
-          <w:b/>
-          <w:bCs/>
-        </w:rPr>
-        <w:t xml:space="preserve">Acceptance:</w:t>
-      </w:r>
-      <w:r>
-        <w:t xml:space="preserve"> </w:t>
-      </w:r>
-      <w:r>
-        <w:t xml:space="preserve">a docs page (synced HTML/PDF per §11.4.65) reproduces the</w:t>
-      </w:r>
-      <w:r>
-        <w:t xml:space="preserve"> </w:t>
-      </w:r>
-      <w:r>
-        <w:t xml:space="preserve">repair steps, verified against the v1.0.30</w:t>
-      </w:r>
-      <w:r>
-        <w:t xml:space="preserve"> </w:t>
-      </w:r>
-      <w:r>
-        <w:rPr>
-          <w:rStyle w:val="VerbatimChar"/>
-        </w:rPr>
-        <w:t xml:space="preserve">setup.sh</w:t>
-      </w:r>
-      <w:r>
-        <w:t xml:space="preserve"> </w:t>
-      </w:r>
-      <w:r>
-        <w:t xml:space="preserve">fallback path.</w:t>
       </w:r>
     </w:p>
     <w:p>
@@ -3231,9 +2237,8 @@
         </w:pict>
       </w:r>
     </w:p>
-    <w:bookmarkEnd w:id="21"/>
-    <w:bookmarkEnd w:id="22"/>
-    <w:bookmarkStart w:id="24" w:name="X250669e1b3e4eec2b5ccf8718eb9d17180ea6b1"/>
+    <w:bookmarkEnd w:id="19"/>
+    <w:bookmarkStart w:id="21" w:name="X250669e1b3e4eec2b5ccf8718eb9d17180ea6b1"/>
     <w:p>
       <w:pPr>
         <w:pStyle w:val="Heading2"/>
@@ -3414,7 +2419,7 @@
         </w:pict>
       </w:r>
     </w:p>
-    <w:bookmarkStart w:id="23" w:name="Xe31083bb0761d75e7125b868426f17a6f4d6047"/>
+    <w:bookmarkStart w:id="20" w:name="Xe31083bb0761d75e7125b868426f17a6f4d6047"/>
     <w:p>
       <w:pPr>
         <w:pStyle w:val="Heading3"/>
@@ -3756,9 +2761,9 @@
         <w:t xml:space="preserve">the per-session-color feature (TMX-051). Tracked separately so the color release is not blocked by an unrelated pre-existing test-gap.</w:t>
       </w:r>
     </w:p>
-    <w:bookmarkEnd w:id="23"/>
-    <w:bookmarkEnd w:id="24"/>
-    <w:bookmarkEnd w:id="25"/>
+    <w:bookmarkEnd w:id="20"/>
+    <w:bookmarkEnd w:id="21"/>
+    <w:bookmarkEnd w:id="22"/>
     <w:sectPr>
       <w:footnotePr>
         <w:numRestart w:val="eachSect"/>

--- a/Issues.docx
+++ b/Issues.docx
@@ -2,15 +2,7 @@
 <file path=word/document.xml><?xml version="1.0" encoding="utf-8"?>
 <w:document xmlns:w="http://schemas.openxmlformats.org/wordprocessingml/2006/main" xmlns:m="http://schemas.openxmlformats.org/officeDocument/2006/math" xmlns:r="http://schemas.openxmlformats.org/officeDocument/2006/relationships" xmlns:o="urn:schemas-microsoft-com:office:office" xmlns:v="urn:schemas-microsoft-com:vml" xmlns:w10="urn:schemas-microsoft-com:office:word" xmlns:a="http://schemas.openxmlformats.org/drawingml/2006/main" xmlns:pic="http://schemas.openxmlformats.org/drawingml/2006/picture" xmlns:wp="http://schemas.openxmlformats.org/drawingml/2006/wordprocessingDrawing">
   <w:body>
-    <w:p>
-      <w:pPr>
-        <w:pStyle w:val="Title"/>
-      </w:pPr>
-      <w:r>
-        <w:t xml:space="preserve">Issues</w:t>
-      </w:r>
-    </w:p>
-    <w:bookmarkStart w:id="22" w:name="vasic-digital-tmux--open-issues-tracker"/>
+    <w:bookmarkStart w:id="25" w:name="vasic-digital-tmux--open-issues-tracker"/>
     <w:p>
       <w:pPr>
         <w:pStyle w:val="Heading1"/>
@@ -934,7 +926,7 @@
       </w:r>
     </w:p>
     <w:bookmarkEnd w:id="10"/>
-    <w:bookmarkStart w:id="13" w:name="a-tooling--harness-gaps"/>
+    <w:bookmarkStart w:id="12" w:name="a-tooling--harness-gaps"/>
     <w:p>
       <w:pPr>
         <w:pStyle w:val="Heading2"/>
@@ -1241,305 +1233,6 @@
       </w:r>
       <w:r>
         <w:t xml:space="preserve">after the fix.</w:t>
-      </w:r>
-    </w:p>
-    <w:bookmarkEnd w:id="11"/>
-    <w:bookmarkStart w:id="12" w:name="X7f3d974dc648b4929ffa68d45bc018ab08f84dd"/>
-    <w:p>
-      <w:pPr>
-        <w:pStyle w:val="Heading3"/>
-      </w:pPr>
-      <w:r>
-        <w:t xml:space="preserve">A50 GO-TOOLCHAIN-OBTAIN-001 — obtain Go toolchain locally for the tmx-state + workable-items Go build —</w:t>
-      </w:r>
-      <w:r>
-        <w:t xml:space="preserve"> </w:t>
-      </w:r>
-      <w:r>
-        <w:rPr>
-          <w:rStyle w:val="VerbatimChar"/>
-        </w:rPr>
-        <w:t xml:space="preserve">OPEN</w:t>
-      </w:r>
-    </w:p>
-    <w:p>
-      <w:pPr>
-        <w:pStyle w:val="FirstParagraph"/>
-      </w:pPr>
-      <w:r>
-        <w:rPr>
-          <w:b/>
-          <w:bCs/>
-        </w:rPr>
-        <w:t xml:space="preserve">TMX-ID:</w:t>
-      </w:r>
-      <w:r>
-        <w:t xml:space="preserve"> </w:t>
-      </w:r>
-      <w:r>
-        <w:t xml:space="preserve">TMX-057</w:t>
-      </w:r>
-      <w:r>
-        <w:t xml:space="preserve"> </w:t>
-      </w:r>
-      <w:r>
-        <w:rPr>
-          <w:b/>
-          <w:bCs/>
-        </w:rPr>
-        <w:t xml:space="preserve">Status:</w:t>
-      </w:r>
-      <w:r>
-        <w:t xml:space="preserve"> </w:t>
-      </w:r>
-      <w:r>
-        <w:rPr>
-          <w:rStyle w:val="VerbatimChar"/>
-        </w:rPr>
-        <w:t xml:space="preserve">OPEN</w:t>
-      </w:r>
-      <w:r>
-        <w:t xml:space="preserve"> </w:t>
-      </w:r>
-      <w:r>
-        <w:rPr>
-          <w:b/>
-          <w:bCs/>
-        </w:rPr>
-        <w:t xml:space="preserve">Type:</w:t>
-      </w:r>
-      <w:r>
-        <w:t xml:space="preserve"> </w:t>
-      </w:r>
-      <w:r>
-        <w:t xml:space="preserve">Task</w:t>
-      </w:r>
-      <w:r>
-        <w:t xml:space="preserve"> </w:t>
-      </w:r>
-      <w:r>
-        <w:rPr>
-          <w:b/>
-          <w:bCs/>
-        </w:rPr>
-        <w:t xml:space="preserve">Severity:</w:t>
-      </w:r>
-      <w:r>
-        <w:t xml:space="preserve"> </w:t>
-      </w:r>
-      <w:r>
-        <w:t xml:space="preserve">MEDIUM</w:t>
-      </w:r>
-    </w:p>
-    <w:p>
-      <w:pPr>
-        <w:pStyle w:val="BodyText"/>
-      </w:pPr>
-      <w:r>
-        <w:t xml:space="preserve">On hosts lacking a system Go toolchain (e.g.</w:t>
-      </w:r>
-      <w:r>
-        <w:t xml:space="preserve"> </w:t>
-      </w:r>
-      <w:r>
-        <w:rPr>
-          <w:rStyle w:val="VerbatimChar"/>
-        </w:rPr>
-        <w:t xml:space="preserve">amber</w:t>
-      </w:r>
-      <w:r>
-        <w:t xml:space="preserve">), the</w:t>
-      </w:r>
-      <w:r>
-        <w:t xml:space="preserve"> </w:t>
-      </w:r>
-      <w:r>
-        <w:rPr>
-          <w:rStyle w:val="VerbatimChar"/>
-        </w:rPr>
-        <w:t xml:space="preserve">scripts/tmx-state/</w:t>
-      </w:r>
-      <w:r>
-        <w:t xml:space="preserve"> </w:t>
-      </w:r>
-      <w:r>
-        <w:t xml:space="preserve">and</w:t>
-      </w:r>
-      <w:r>
-        <w:t xml:space="preserve"> </w:t>
-      </w:r>
-      <w:r>
-        <w:rPr>
-          <w:rStyle w:val="VerbatimChar"/>
-        </w:rPr>
-        <w:t xml:space="preserve">cmd/workable-items/</w:t>
-      </w:r>
-      <w:r>
-        <w:t xml:space="preserve"> </w:t>
-      </w:r>
-      <w:r>
-        <w:t xml:space="preserve">Go binaries cannot be (re)built — blocking per-session cwd</w:t>
-      </w:r>
-      <w:r>
-        <w:t xml:space="preserve"> </w:t>
-      </w:r>
-      <w:r>
-        <w:t xml:space="preserve">persistence AND the §11.4.93 workable-items SSoT tooling.</w:t>
-      </w:r>
-      <w:r>
-        <w:t xml:space="preserve"> </w:t>
-      </w:r>
-      <w:r>
-        <w:rPr>
-          <w:b/>
-          <w:bCs/>
-        </w:rPr>
-        <w:t xml:space="preserve">Fix direction:</w:t>
-      </w:r>
-      <w:r>
-        <w:t xml:space="preserve"> </w:t>
-      </w:r>
-      <w:r>
-        <w:t xml:space="preserve">extend the</w:t>
-      </w:r>
-      <w:r>
-        <w:t xml:space="preserve"> </w:t>
-      </w:r>
-      <w:r>
-        <w:t xml:space="preserve">existing §11.4.77 local-deps mechanism (</w:t>
-      </w:r>
-      <w:r>
-        <w:rPr>
-          <w:rStyle w:val="VerbatimChar"/>
-        </w:rPr>
-        <w:t xml:space="preserve">obtain_local_deps.sh</w:t>
-      </w:r>
-      <w:r>
-        <w:t xml:space="preserve">, which already</w:t>
-      </w:r>
-      <w:r>
-        <w:t xml:space="preserve"> </w:t>
-      </w:r>
-      <w:r>
-        <w:t xml:space="preserve">sha256-obtains libevent 2.1.12 + ncurses 6.5 into git-ignored</w:t>
-      </w:r>
-      <w:r>
-        <w:t xml:space="preserve"> </w:t>
-      </w:r>
-      <w:r>
-        <w:rPr>
-          <w:rStyle w:val="VerbatimChar"/>
-        </w:rPr>
-        <w:t xml:space="preserve">.local-deps/</w:t>
-      </w:r>
-      <w:r>
-        <w:t xml:space="preserve">) to</w:t>
-      </w:r>
-      <w:r>
-        <w:t xml:space="preserve"> </w:t>
-      </w:r>
-      <w:r>
-        <w:t xml:space="preserve">resolve-or-obtain a pinned Go toolchain into</w:t>
-      </w:r>
-      <w:r>
-        <w:t xml:space="preserve"> </w:t>
-      </w:r>
-      <w:r>
-        <w:rPr>
-          <w:rStyle w:val="VerbatimChar"/>
-        </w:rPr>
-        <w:t xml:space="preserve">.local-deps/</w:t>
-      </w:r>
-      <w:r>
-        <w:t xml:space="preserve">, consumed by the Go build</w:t>
-      </w:r>
-      <w:r>
-        <w:t xml:space="preserve"> </w:t>
-      </w:r>
-      <w:r>
-        <w:t xml:space="preserve">steps via</w:t>
-      </w:r>
-      <w:r>
-        <w:t xml:space="preserve"> </w:t>
-      </w:r>
-      <w:r>
-        <w:rPr>
-          <w:rStyle w:val="VerbatimChar"/>
-        </w:rPr>
-        <w:t xml:space="preserve">GOROOT</w:t>
-      </w:r>
-      <w:r>
-        <w:t xml:space="preserve">/</w:t>
-      </w:r>
-      <w:r>
-        <w:rPr>
-          <w:rStyle w:val="VerbatimChar"/>
-        </w:rPr>
-        <w:t xml:space="preserve">PATH</w:t>
-      </w:r>
-      <w:r>
-        <w:t xml:space="preserve">.</w:t>
-      </w:r>
-      <w:r>
-        <w:t xml:space="preserve"> </w:t>
-      </w:r>
-      <w:r>
-        <w:rPr>
-          <w:b/>
-          <w:bCs/>
-        </w:rPr>
-        <w:t xml:space="preserve">Acceptance:</w:t>
-      </w:r>
-      <w:r>
-        <w:t xml:space="preserve"> </w:t>
-      </w:r>
-      <w:r>
-        <w:t xml:space="preserve">on a host with no system</w:t>
-      </w:r>
-      <w:r>
-        <w:t xml:space="preserve"> </w:t>
-      </w:r>
-      <w:r>
-        <w:rPr>
-          <w:rStyle w:val="VerbatimChar"/>
-        </w:rPr>
-        <w:t xml:space="preserve">go</w:t>
-      </w:r>
-      <w:r>
-        <w:t xml:space="preserve">, a clean</w:t>
-      </w:r>
-      <w:r>
-        <w:t xml:space="preserve"> </w:t>
-      </w:r>
-      <w:r>
-        <w:rPr>
-          <w:rStyle w:val="VerbatimChar"/>
-        </w:rPr>
-        <w:t xml:space="preserve">go build ./cmd/workable-items</w:t>
-      </w:r>
-      <w:r>
-        <w:t xml:space="preserve"> </w:t>
-      </w:r>
-      <w:r>
-        <w:t xml:space="preserve">succeeds against the obtained local toolchain (exit 0;</w:t>
-      </w:r>
-      <w:r>
-        <w:t xml:space="preserve"> </w:t>
-      </w:r>
-      <w:r>
-        <w:t xml:space="preserve">control without it →</w:t>
-      </w:r>
-      <w:r>
-        <w:t xml:space="preserve"> </w:t>
-      </w:r>
-      <w:r>
-        <w:rPr>
-          <w:rStyle w:val="VerbatimChar"/>
-        </w:rPr>
-        <w:t xml:space="preserve">go: command not found</w:t>
-      </w:r>
-      <w:r>
-        <w:t xml:space="preserve">).</w:t>
       </w:r>
     </w:p>
     <w:p>
@@ -1549,9 +1242,9 @@
         </w:pict>
       </w:r>
     </w:p>
+    <w:bookmarkEnd w:id="11"/>
     <w:bookmarkEnd w:id="12"/>
-    <w:bookmarkEnd w:id="13"/>
-    <w:bookmarkStart w:id="15" w:name="Xb86f81d76618d54881eaba1753a4cb72beb54ce"/>
+    <w:bookmarkStart w:id="13" w:name="Xb86f81d76618d54881eaba1753a4cb72beb54ce"/>
     <w:p>
       <w:pPr>
         <w:pStyle w:val="Heading2"/>
@@ -1617,241 +1310,6 @@
       </w:r>
       <w:r>
         <w:t xml:space="preserve">. New open work below.)</w:t>
-      </w:r>
-    </w:p>
-    <w:bookmarkStart w:id="14" w:name="X7f68554f0f1fb7671125a028047446254a4c728"/>
-    <w:p>
-      <w:pPr>
-        <w:pStyle w:val="Heading3"/>
-      </w:pPr>
-      <w:r>
-        <w:t xml:space="preserve">B50 TEST-COVERAGE-G1-G5-001 — close test-coverage gaps G1-G5 for the v1.0.30 cross-platform install hardening —</w:t>
-      </w:r>
-      <w:r>
-        <w:t xml:space="preserve"> </w:t>
-      </w:r>
-      <w:r>
-        <w:rPr>
-          <w:rStyle w:val="VerbatimChar"/>
-        </w:rPr>
-        <w:t xml:space="preserve">OPEN</w:t>
-      </w:r>
-    </w:p>
-    <w:p>
-      <w:pPr>
-        <w:pStyle w:val="FirstParagraph"/>
-      </w:pPr>
-      <w:r>
-        <w:rPr>
-          <w:b/>
-          <w:bCs/>
-        </w:rPr>
-        <w:t xml:space="preserve">TMX-ID:</w:t>
-      </w:r>
-      <w:r>
-        <w:t xml:space="preserve"> </w:t>
-      </w:r>
-      <w:r>
-        <w:t xml:space="preserve">TMX-059</w:t>
-      </w:r>
-      <w:r>
-        <w:t xml:space="preserve"> </w:t>
-      </w:r>
-      <w:r>
-        <w:rPr>
-          <w:b/>
-          <w:bCs/>
-        </w:rPr>
-        <w:t xml:space="preserve">Status:</w:t>
-      </w:r>
-      <w:r>
-        <w:t xml:space="preserve"> </w:t>
-      </w:r>
-      <w:r>
-        <w:rPr>
-          <w:rStyle w:val="VerbatimChar"/>
-        </w:rPr>
-        <w:t xml:space="preserve">OPEN</w:t>
-      </w:r>
-      <w:r>
-        <w:t xml:space="preserve"> </w:t>
-      </w:r>
-      <w:r>
-        <w:rPr>
-          <w:b/>
-          <w:bCs/>
-        </w:rPr>
-        <w:t xml:space="preserve">Type:</w:t>
-      </w:r>
-      <w:r>
-        <w:t xml:space="preserve"> </w:t>
-      </w:r>
-      <w:r>
-        <w:t xml:space="preserve">Task</w:t>
-      </w:r>
-      <w:r>
-        <w:t xml:space="preserve"> </w:t>
-      </w:r>
-      <w:r>
-        <w:rPr>
-          <w:b/>
-          <w:bCs/>
-        </w:rPr>
-        <w:t xml:space="preserve">Severity:</w:t>
-      </w:r>
-      <w:r>
-        <w:t xml:space="preserve"> </w:t>
-      </w:r>
-      <w:r>
-        <w:t xml:space="preserve">MEDIUM</w:t>
-      </w:r>
-    </w:p>
-    <w:p>
-      <w:pPr>
-        <w:pStyle w:val="BodyText"/>
-      </w:pPr>
-      <w:r>
-        <w:t xml:space="preserve">v1.0.30 added native-build fallback (</w:t>
-      </w:r>
-      <w:r>
-        <w:rPr>
-          <w:rStyle w:val="VerbatimChar"/>
-        </w:rPr>
-        <w:t xml:space="preserve">setup.sh</w:t>
-      </w:r>
-      <w:r>
-        <w:t xml:space="preserve">),</w:t>
-      </w:r>
-      <w:r>
-        <w:t xml:space="preserve"> </w:t>
-      </w:r>
-      <w:r>
-        <w:rPr>
-          <w:rStyle w:val="VerbatimChar"/>
-        </w:rPr>
-        <w:t xml:space="preserve">build_native.sh</w:t>
-      </w:r>
-      <w:r>
-        <w:t xml:space="preserve"> </w:t>
-      </w:r>
-      <w:r>
-        <w:t xml:space="preserve">local-deps wiring</w:t>
-      </w:r>
-      <w:r>
-        <w:t xml:space="preserve"> </w:t>
-      </w:r>
-      <w:r>
-        <w:t xml:space="preserve">(</w:t>
-      </w:r>
-      <w:r>
-        <w:rPr>
-          <w:rStyle w:val="VerbatimChar"/>
-        </w:rPr>
-        <w:t xml:space="preserve">-I</w:t>
-      </w:r>
-      <w:r>
-        <w:t xml:space="preserve">/</w:t>
-      </w:r>
-      <w:r>
-        <w:rPr>
-          <w:rStyle w:val="VerbatimChar"/>
-        </w:rPr>
-        <w:t xml:space="preserve">-L</w:t>
-      </w:r>
-      <w:r>
-        <w:t xml:space="preserve"> </w:t>
-      </w:r>
-      <w:r>
-        <w:t xml:space="preserve">+</w:t>
-      </w:r>
-      <w:r>
-        <w:t xml:space="preserve"> </w:t>
-      </w:r>
-      <w:r>
-        <w:rPr>
-          <w:rStyle w:val="VerbatimChar"/>
-        </w:rPr>
-        <w:t xml:space="preserve">PKG_CONFIG_PATH</w:t>
-      </w:r>
-      <w:r>
-        <w:t xml:space="preserve">),</w:t>
-      </w:r>
-      <w:r>
-        <w:t xml:space="preserve"> </w:t>
-      </w:r>
-      <w:r>
-        <w:rPr>
-          <w:rStyle w:val="VerbatimChar"/>
-        </w:rPr>
-        <w:t xml:space="preserve">obtain_local_deps.sh</w:t>
-      </w:r>
-      <w:r>
-        <w:t xml:space="preserve"> </w:t>
-      </w:r>
-      <w:r>
-        <w:t xml:space="preserve">libevent/ncurses obtain, and the</w:t>
-      </w:r>
-      <w:r>
-        <w:t xml:space="preserve"> </w:t>
-      </w:r>
-      <w:r>
-        <w:t xml:space="preserve">escaped-colon session-color fix; the CHANGELOG tracks "test-coverage gaps G1-G5" but they</w:t>
-      </w:r>
-      <w:r>
-        <w:t xml:space="preserve"> </w:t>
-      </w:r>
-      <w:r>
-        <w:t xml:space="preserve">are NOT yet enumerated distinctly nor each covered by an anti-bluff test + paired §1.1</w:t>
-      </w:r>
-      <w:r>
-        <w:t xml:space="preserve"> </w:t>
-      </w:r>
-      <w:r>
-        <w:t xml:space="preserve">mutation.</w:t>
-      </w:r>
-      <w:r>
-        <w:t xml:space="preserve"> </w:t>
-      </w:r>
-      <w:r>
-        <w:rPr>
-          <w:b/>
-          <w:bCs/>
-        </w:rPr>
-        <w:t xml:space="preserve">Fix direction:</w:t>
-      </w:r>
-      <w:r>
-        <w:t xml:space="preserve"> </w:t>
-      </w:r>
-      <w:r>
-        <w:t xml:space="preserve">first enumerate G1-G5 precisely, then add four-layer coverage</w:t>
-      </w:r>
-      <w:r>
-        <w:t xml:space="preserve"> </w:t>
-      </w:r>
-      <w:r>
-        <w:t xml:space="preserve">(§11.4.4(b)) for each.</w:t>
-      </w:r>
-      <w:r>
-        <w:t xml:space="preserve"> </w:t>
-      </w:r>
-      <w:r>
-        <w:rPr>
-          <w:b/>
-          <w:bCs/>
-        </w:rPr>
-        <w:t xml:space="preserve">Acceptance:</w:t>
-      </w:r>
-      <w:r>
-        <w:t xml:space="preserve"> </w:t>
-      </w:r>
-      <w:r>
-        <w:t xml:space="preserve">each of G1-G5 has a named runtime test with captured</w:t>
-      </w:r>
-      <w:r>
-        <w:t xml:space="preserve"> </w:t>
-      </w:r>
-      <w:r>
-        <w:t xml:space="preserve">evidence PLUS a paired meta-test mutation that FAILs when its guard is stripped.</w:t>
       </w:r>
     </w:p>
     <w:p>
@@ -1861,9 +1319,8 @@
         </w:pict>
       </w:r>
     </w:p>
-    <w:bookmarkEnd w:id="14"/>
-    <w:bookmarkEnd w:id="15"/>
-    <w:bookmarkStart w:id="16" w:name="X274f73d5acf258963b31ff7c75a674bee0e935e"/>
+    <w:bookmarkEnd w:id="13"/>
+    <w:bookmarkStart w:id="14" w:name="X274f73d5acf258963b31ff7c75a674bee0e935e"/>
     <w:p>
       <w:pPr>
         <w:pStyle w:val="Heading2"/>
@@ -1899,8 +1356,8 @@
         </w:pict>
       </w:r>
     </w:p>
-    <w:bookmarkEnd w:id="16"/>
-    <w:bookmarkStart w:id="18" w:name="X9125c2495937530f0e64223858a8a5d6a10e5bd"/>
+    <w:bookmarkEnd w:id="14"/>
+    <w:bookmarkStart w:id="16" w:name="X9125c2495937530f0e64223858a8a5d6a10e5bd"/>
     <w:p>
       <w:pPr>
         <w:pStyle w:val="Heading2"/>
@@ -1909,7 +1366,7 @@
         <w:t xml:space="preserve">D. Host-capability + topology dispatch gaps</w:t>
       </w:r>
     </w:p>
-    <w:bookmarkStart w:id="17" w:name="X5e199cf37a7d6ff0313698f63b14d62e1213353"/>
+    <w:bookmarkStart w:id="15" w:name="X5e199cf37a7d6ff0313698f63b14d62e1213353"/>
     <w:p>
       <w:pPr>
         <w:pStyle w:val="Heading3"/>
@@ -2196,9 +1653,9 @@
         </w:pict>
       </w:r>
     </w:p>
-    <w:bookmarkEnd w:id="17"/>
-    <w:bookmarkEnd w:id="18"/>
-    <w:bookmarkStart w:id="19" w:name="e-documentation--continuation-drift"/>
+    <w:bookmarkEnd w:id="15"/>
+    <w:bookmarkEnd w:id="16"/>
+    <w:bookmarkStart w:id="17" w:name="e-documentation--continuation-drift"/>
     <w:p>
       <w:pPr>
         <w:pStyle w:val="Heading2"/>
@@ -2237,8 +1694,8 @@
         </w:pict>
       </w:r>
     </w:p>
-    <w:bookmarkEnd w:id="19"/>
-    <w:bookmarkStart w:id="21" w:name="X250669e1b3e4eec2b5ccf8718eb9d17180ea6b1"/>
+    <w:bookmarkEnd w:id="17"/>
+    <w:bookmarkStart w:id="19" w:name="X250669e1b3e4eec2b5ccf8718eb9d17180ea6b1"/>
     <w:p>
       <w:pPr>
         <w:pStyle w:val="Heading2"/>
@@ -2419,7 +1876,7 @@
         </w:pict>
       </w:r>
     </w:p>
-    <w:bookmarkStart w:id="20" w:name="Xe31083bb0761d75e7125b868426f17a6f4d6047"/>
+    <w:bookmarkStart w:id="18" w:name="Xe31083bb0761d75e7125b868426f17a6f4d6047"/>
     <w:p>
       <w:pPr>
         <w:pStyle w:val="Heading3"/>
@@ -2761,9 +2218,357 @@
         <w:t xml:space="preserve">the per-session-color feature (TMX-051). Tracked separately so the color release is not blocked by an unrelated pre-existing test-gap.</w:t>
       </w:r>
     </w:p>
+    <w:p>
+      <w:r>
+        <w:pict>
+          <v:rect style="width:0;height:1.5pt" o:hralign="center" o:hrstd="t" o:hr="t"/>
+        </w:pict>
+      </w:r>
+    </w:p>
+    <w:bookmarkEnd w:id="18"/>
+    <w:bookmarkEnd w:id="19"/>
+    <w:bookmarkStart w:id="24" w:name="X21004db0bb76d472427ca54c339998fa22148c1"/>
+    <w:p>
+      <w:pPr>
+        <w:pStyle w:val="Heading2"/>
+      </w:pPr>
+      <w:r>
+        <w:t xml:space="preserve">G. Interactive wizard + session-password redesign (2026-07-05)</w:t>
+      </w:r>
+    </w:p>
+    <w:p>
+      <w:pPr>
+        <w:pStyle w:val="FirstParagraph"/>
+      </w:pPr>
+      <w:r>
+        <w:t xml:space="preserve">New OPEN work from the 14-task wizard + session-password redesign plan</w:t>
+      </w:r>
+      <w:r>
+        <w:t xml:space="preserve"> </w:t>
+      </w:r>
+      <w:r>
+        <w:t xml:space="preserve">(</w:t>
+      </w:r>
+      <w:r>
+        <w:rPr>
+          <w:rStyle w:val="VerbatimChar"/>
+        </w:rPr>
+        <w:t xml:space="preserve">docs/superpowers/plans/2026-07-05-tmx-wizard-password-redesign.md</w:t>
+      </w:r>
+      <w:r>
+        <w:t xml:space="preserve">; spec</w:t>
+      </w:r>
+      <w:r>
+        <w:t xml:space="preserve"> </w:t>
+      </w:r>
+      <w:r>
+        <w:rPr>
+          <w:rStyle w:val="VerbatimChar"/>
+        </w:rPr>
+        <w:t xml:space="preserve">docs/superpowers/specs/2026-07-05-tmx-wizard-password-redesign-design.md</w:t>
+      </w:r>
+      <w:r>
+        <w:t xml:space="preserve">).</w:t>
+      </w:r>
+      <w:r>
+        <w:t xml:space="preserve"> </w:t>
+      </w:r>
+      <w:r>
+        <w:t xml:space="preserve">Code lands across sibling tasks of that plan; these four entries track the</w:t>
+      </w:r>
+      <w:r>
+        <w:t xml:space="preserve"> </w:t>
+      </w:r>
+      <w:r>
+        <w:t xml:space="preserve">four user-visible requirements from the operator mandate (random-suffix</w:t>
+      </w:r>
+      <w:r>
+        <w:t xml:space="preserve"> </w:t>
+      </w:r>
+      <w:r>
+        <w:t xml:space="preserve">create, masked password input, single-prompt reopen, existing-session</w:t>
+      </w:r>
+      <w:r>
+        <w:t xml:space="preserve"> </w:t>
+      </w:r>
+      <w:r>
+        <w:t xml:space="preserve">picker).</w:t>
+      </w:r>
+    </w:p>
+    <w:bookmarkStart w:id="20" w:name="Xd8ea32f4e9232b2b01c54fc196a849afc88a73e"/>
+    <w:p>
+      <w:pPr>
+        <w:pStyle w:val="Heading3"/>
+      </w:pPr>
+      <w:r>
+        <w:t xml:space="preserve">G1 WIZARD-SUFFIX-001 — wizard-created sessions get a random 4-digit name suffix</w:t>
+      </w:r>
+    </w:p>
+    <w:p>
+      <w:pPr>
+        <w:pStyle w:val="FirstParagraph"/>
+      </w:pPr>
+      <w:r>
+        <w:rPr>
+          <w:b/>
+          <w:bCs/>
+        </w:rPr>
+        <w:t xml:space="preserve">TMX-ID:</w:t>
+      </w:r>
+      <w:r>
+        <w:t xml:space="preserve"> </w:t>
+      </w:r>
+      <w:r>
+        <w:t xml:space="preserve">TMX-072</w:t>
+      </w:r>
+      <w:r>
+        <w:t xml:space="preserve"> </w:t>
+      </w:r>
+      <w:r>
+        <w:rPr>
+          <w:b/>
+          <w:bCs/>
+        </w:rPr>
+        <w:t xml:space="preserve">Type:</w:t>
+      </w:r>
+      <w:r>
+        <w:t xml:space="preserve"> </w:t>
+      </w:r>
+      <w:r>
+        <w:t xml:space="preserve">Feature</w:t>
+      </w:r>
+      <w:r>
+        <w:t xml:space="preserve"> </w:t>
+      </w:r>
+      <w:r>
+        <w:rPr>
+          <w:b/>
+          <w:bCs/>
+        </w:rPr>
+        <w:t xml:space="preserve">Status:</w:t>
+      </w:r>
+      <w:r>
+        <w:t xml:space="preserve"> </w:t>
+      </w:r>
+      <w:r>
+        <w:t xml:space="preserve">Queued</w:t>
+      </w:r>
+    </w:p>
+    <w:p>
+      <w:pPr>
+        <w:pStyle w:val="BodyText"/>
+      </w:pPr>
+      <w:r>
+        <w:t xml:space="preserve">Typing a session name at the interactive tmx wizard now always creates a brand-new session whose real name is the typed name plus a random 4-digit suffix (e.g. my-session-2507), so retyping the same base name later can never collide with or be confused for an earlier session. This makes every session created through the wizard genuinely unique by construction, while scripts and tests that need a deterministic exact name can set TMX_EXACT_NAME=1 to opt out. Implemented in scripts/tmx-shell-init.sh.template. Acceptance: test 78 passes, showing the created session name matches base-NNNN and that TMX_EXACT_NAME=1 suppresses it.</w:t>
+      </w:r>
+    </w:p>
     <w:bookmarkEnd w:id="20"/>
+    <w:bookmarkStart w:id="21" w:name="X8526ef10e998104068cc9bd538cc5b090d4d4aa"/>
+    <w:p>
+      <w:pPr>
+        <w:pStyle w:val="Heading3"/>
+      </w:pPr>
+      <w:r>
+        <w:t xml:space="preserve">G2 PASSWORD-MASK-001 — password input is masked with asterisks while typing</w:t>
+      </w:r>
+    </w:p>
+    <w:p>
+      <w:pPr>
+        <w:pStyle w:val="FirstParagraph"/>
+      </w:pPr>
+      <w:r>
+        <w:rPr>
+          <w:b/>
+          <w:bCs/>
+        </w:rPr>
+        <w:t xml:space="preserve">TMX-ID:</w:t>
+      </w:r>
+      <w:r>
+        <w:t xml:space="preserve"> </w:t>
+      </w:r>
+      <w:r>
+        <w:t xml:space="preserve">TMX-073</w:t>
+      </w:r>
+      <w:r>
+        <w:t xml:space="preserve"> </w:t>
+      </w:r>
+      <w:r>
+        <w:rPr>
+          <w:b/>
+          <w:bCs/>
+        </w:rPr>
+        <w:t xml:space="preserve">Type:</w:t>
+      </w:r>
+      <w:r>
+        <w:t xml:space="preserve"> </w:t>
+      </w:r>
+      <w:r>
+        <w:t xml:space="preserve">Feature</w:t>
+      </w:r>
+      <w:r>
+        <w:t xml:space="preserve"> </w:t>
+      </w:r>
+      <w:r>
+        <w:rPr>
+          <w:b/>
+          <w:bCs/>
+        </w:rPr>
+        <w:t xml:space="preserve">Status:</w:t>
+      </w:r>
+      <w:r>
+        <w:t xml:space="preserve"> </w:t>
+      </w:r>
+      <w:r>
+        <w:t xml:space="preserve">Queued</w:t>
+      </w:r>
+    </w:p>
+    <w:p>
+      <w:pPr>
+        <w:pStyle w:val="BodyText"/>
+      </w:pPr>
+      <w:r>
+        <w:t xml:space="preserve">Session passwords are no longer echoed in plaintext to the terminal while being typed. Every password prompt in the tmx wrapper now shows a single asterisk character for each keystroke, with backspace erasing one asterisk, so a password can never be read off the screen by someone glancing at it. Implemented via the shared _read_password_masked helper in scripts/tmx.template. Acceptance: test 77 passes, proving the pane buffer never contains the typed plaintext.</w:t>
+      </w:r>
+    </w:p>
     <w:bookmarkEnd w:id="21"/>
+    <w:bookmarkStart w:id="22" w:name="X97881504f42d23db2b64fb402be7e072e70a7b4"/>
+    <w:p>
+      <w:pPr>
+        <w:pStyle w:val="Heading3"/>
+      </w:pPr>
+      <w:r>
+        <w:t xml:space="preserve">G3 DOUBLE-PROMPT-001 — reopening a password-protected session no longer asks for the password twice</w:t>
+      </w:r>
+    </w:p>
+    <w:p>
+      <w:pPr>
+        <w:pStyle w:val="FirstParagraph"/>
+      </w:pPr>
+      <w:r>
+        <w:rPr>
+          <w:b/>
+          <w:bCs/>
+        </w:rPr>
+        <w:t xml:space="preserve">TMX-ID:</w:t>
+      </w:r>
+      <w:r>
+        <w:t xml:space="preserve"> </w:t>
+      </w:r>
+      <w:r>
+        <w:t xml:space="preserve">TMX-074</w:t>
+      </w:r>
+      <w:r>
+        <w:t xml:space="preserve"> </w:t>
+      </w:r>
+      <w:r>
+        <w:rPr>
+          <w:b/>
+          <w:bCs/>
+        </w:rPr>
+        <w:t xml:space="preserve">Type:</w:t>
+      </w:r>
+      <w:r>
+        <w:t xml:space="preserve"> </w:t>
+      </w:r>
+      <w:r>
+        <w:t xml:space="preserve">Bug</w:t>
+      </w:r>
+      <w:r>
+        <w:t xml:space="preserve"> </w:t>
+      </w:r>
+      <w:r>
+        <w:rPr>
+          <w:b/>
+          <w:bCs/>
+        </w:rPr>
+        <w:t xml:space="preserve">Status:</w:t>
+      </w:r>
+      <w:r>
+        <w:t xml:space="preserve"> </w:t>
+      </w:r>
+      <w:r>
+        <w:t xml:space="preserve">Queued</w:t>
+      </w:r>
+    </w:p>
+    <w:p>
+      <w:pPr>
+        <w:pStyle w:val="BodyText"/>
+      </w:pPr>
+      <w:r>
+        <w:t xml:space="preserve">Reopening a session that had been idle-recycled (its tmux process torn down for inactivity, but its password remembered) used to show a confusing second prompt that looked like it might be resetting the password, even though typing the same password both times always worked. The root cause was the attach command checking the remembered password before checking whether the session was actually still running, so a doomed attach attempt fell through to the create flow, which unconditionally asked to set a password again. Opening an already-protected session (live or recycled) now verifies the password exactly once; only a genuinely brand-new session name asks for a password and a confirmation. Fixed in scripts/tmx.template's attach and new command handling. Acceptance: test 81 reproduces the exact reported scenario end-to-end and proves exactly one prompt appears, with the stored password unchanged afterward.</w:t>
+      </w:r>
+    </w:p>
     <w:bookmarkEnd w:id="22"/>
+    <w:bookmarkStart w:id="23" w:name="X2a5b210ddc69a2a8524f72b443e543bf58b0279"/>
+    <w:p>
+      <w:pPr>
+        <w:pStyle w:val="Heading3"/>
+      </w:pPr>
+      <w:r>
+        <w:t xml:space="preserve">G4 WIZARD-PICKER-001 — wizard offers a picker of existing sessions when no new name is typed</w:t>
+      </w:r>
+    </w:p>
+    <w:p>
+      <w:pPr>
+        <w:pStyle w:val="FirstParagraph"/>
+      </w:pPr>
+      <w:r>
+        <w:rPr>
+          <w:b/>
+          <w:bCs/>
+        </w:rPr>
+        <w:t xml:space="preserve">TMX-ID:</w:t>
+      </w:r>
+      <w:r>
+        <w:t xml:space="preserve"> </w:t>
+      </w:r>
+      <w:r>
+        <w:t xml:space="preserve">TMX-075</w:t>
+      </w:r>
+      <w:r>
+        <w:t xml:space="preserve"> </w:t>
+      </w:r>
+      <w:r>
+        <w:rPr>
+          <w:b/>
+          <w:bCs/>
+        </w:rPr>
+        <w:t xml:space="preserve">Type:</w:t>
+      </w:r>
+      <w:r>
+        <w:t xml:space="preserve"> </w:t>
+      </w:r>
+      <w:r>
+        <w:t xml:space="preserve">Feature</w:t>
+      </w:r>
+      <w:r>
+        <w:t xml:space="preserve"> </w:t>
+      </w:r>
+      <w:r>
+        <w:rPr>
+          <w:b/>
+          <w:bCs/>
+        </w:rPr>
+        <w:t xml:space="preserve">Status:</w:t>
+      </w:r>
+      <w:r>
+        <w:t xml:space="preserve"> </w:t>
+      </w:r>
+      <w:r>
+        <w:t xml:space="preserve">Queued</w:t>
+      </w:r>
+    </w:p>
+    <w:p>
+      <w:pPr>
+        <w:pStyle w:val="BodyText"/>
+      </w:pPr>
+      <w:r>
+        <w:t xml:space="preserve">Previously, pressing Enter without typing a session name at the interactive tmx wizard always dropped the operator into a plain shell with no other option. Now, if any sessions already exist, the operator sees a numbered list of them plus a 'None' option, and can pick a number to join that session directly (still prompted for its password exactly once if it is protected) instead of having to remember and retype its exact name. Choosing None, or pressing Enter again, behaves exactly as before (a plain shell). Implemented in scripts/tmx-shell-init.sh.template. Acceptance: test 79 passes, covering picking a plain session, picking a password-protected one, and choosing None.</w:t>
+      </w:r>
+    </w:p>
+    <w:bookmarkEnd w:id="23"/>
+    <w:bookmarkEnd w:id="24"/>
+    <w:bookmarkEnd w:id="25"/>
     <w:sectPr>
       <w:footnotePr>
         <w:numRestart w:val="eachSect"/>

--- a/Issues.docx
+++ b/Issues.docx
@@ -2,7 +2,15 @@
 <file path=word/document.xml><?xml version="1.0" encoding="utf-8"?>
 <w:document xmlns:w="http://schemas.openxmlformats.org/wordprocessingml/2006/main" xmlns:m="http://schemas.openxmlformats.org/officeDocument/2006/math" xmlns:r="http://schemas.openxmlformats.org/officeDocument/2006/relationships" xmlns:o="urn:schemas-microsoft-com:office:office" xmlns:v="urn:schemas-microsoft-com:vml" xmlns:w10="urn:schemas-microsoft-com:office:word" xmlns:a="http://schemas.openxmlformats.org/drawingml/2006/main" xmlns:pic="http://schemas.openxmlformats.org/drawingml/2006/picture" xmlns:wp="http://schemas.openxmlformats.org/drawingml/2006/wordprocessingDrawing">
   <w:body>
-    <w:bookmarkStart w:id="25" w:name="vasic-digital-tmux--open-issues-tracker"/>
+    <w:p>
+      <w:pPr>
+        <w:pStyle w:val="Title"/>
+      </w:pPr>
+      <w:r>
+        <w:t xml:space="preserve">Issues</w:t>
+      </w:r>
+    </w:p>
+    <w:bookmarkStart w:id="26" w:name="vasic-digital-tmux--open-issues-tracker"/>
     <w:p>
       <w:pPr>
         <w:pStyle w:val="Heading1"/>
@@ -926,7 +934,7 @@
       </w:r>
     </w:p>
     <w:bookmarkEnd w:id="10"/>
-    <w:bookmarkStart w:id="12" w:name="a-tooling--harness-gaps"/>
+    <w:bookmarkStart w:id="13" w:name="a-tooling--harness-gaps"/>
     <w:p>
       <w:pPr>
         <w:pStyle w:val="Heading2"/>
@@ -1243,14 +1251,13 @@
       </w:r>
     </w:p>
     <w:bookmarkEnd w:id="11"/>
-    <w:bookmarkEnd w:id="12"/>
-    <w:bookmarkStart w:id="13" w:name="Xb86f81d76618d54881eaba1753a4cb72beb54ce"/>
-    <w:p>
-      <w:pPr>
-        <w:pStyle w:val="Heading2"/>
-      </w:pPr>
-      <w:r>
-        <w:t xml:space="preserve">B. Anti-bluff completeness across the existing test surface</w:t>
+    <w:bookmarkStart w:id="12" w:name="Xe59aad3d75343b2268f01bddb52f486fc417378"/>
+    <w:p>
+      <w:pPr>
+        <w:pStyle w:val="Heading3"/>
+      </w:pPr>
+      <w:r>
+        <w:t xml:space="preserve">A3. META-TEST-72-73-COVERAGE-001 — tests 72/73 need persistent meta-test mutations</w:t>
       </w:r>
     </w:p>
     <w:p>
@@ -1258,58 +1265,150 @@
         <w:pStyle w:val="FirstParagraph"/>
       </w:pPr>
       <w:r>
-        <w:t xml:space="preserve">(Prior B-items closed: B3 P5-M20/P5-M21 escapes CLOSED in v1.0.16</w:t>
-      </w:r>
-      <w:r>
-        <w:t xml:space="preserve"> </w:t>
-      </w:r>
-      <w:r>
-        <w:t xml:space="preserve">[tests 49/50 + meta-test retarget], state-verified 2026-05-29 with</w:t>
-      </w:r>
-      <w:r>
-        <w:t xml:space="preserve"> </w:t>
-      </w:r>
-      <w:r>
-        <w:rPr>
-          <w:rStyle w:val="VerbatimChar"/>
-        </w:rPr>
-        <w:t xml:space="preserve">MUTATIONS CAUGHT 45 / ESCAPED 0</w:t>
-      </w:r>
-      <w:r>
-        <w:t xml:space="preserve">, migrated to</w:t>
-      </w:r>
-      <w:r>
-        <w:t xml:space="preserve"> </w:t>
-      </w:r>
-      <w:r>
-        <w:rPr>
-          <w:rStyle w:val="VerbatimChar"/>
-        </w:rPr>
-        <w:t xml:space="preserve">Fixed.md</w:t>
-      </w:r>
-      <w:r>
-        <w:t xml:space="preserve"> </w:t>
-      </w:r>
-      <w:r>
-        <w:t xml:space="preserve">§B3 as TMX-054;</w:t>
-      </w:r>
-      <w:r>
-        <w:t xml:space="preserve"> </w:t>
-      </w:r>
-      <w:r>
-        <w:t xml:space="preserve">B1 CHAL-COVER-001, B2 TEST-AUDIT-001 also in</w:t>
-      </w:r>
-      <w:r>
-        <w:t xml:space="preserve"> </w:t>
-      </w:r>
-      <w:r>
-        <w:rPr>
-          <w:rStyle w:val="VerbatimChar"/>
-        </w:rPr>
-        <w:t xml:space="preserve">Fixed.md</w:t>
-      </w:r>
-      <w:r>
-        <w:t xml:space="preserve">. New open work below.)</w:t>
+        <w:rPr>
+          <w:b/>
+          <w:bCs/>
+        </w:rPr>
+        <w:t xml:space="preserve">TMX-ID:</w:t>
+      </w:r>
+      <w:r>
+        <w:t xml:space="preserve"> </w:t>
+      </w:r>
+      <w:r>
+        <w:t xml:space="preserve">TMX-076</w:t>
+      </w:r>
+      <w:r>
+        <w:t xml:space="preserve"> </w:t>
+      </w:r>
+      <w:r>
+        <w:rPr>
+          <w:b/>
+          <w:bCs/>
+        </w:rPr>
+        <w:t xml:space="preserve">Type:</w:t>
+      </w:r>
+      <w:r>
+        <w:t xml:space="preserve"> </w:t>
+      </w:r>
+      <w:r>
+        <w:t xml:space="preserve">Task</w:t>
+      </w:r>
+      <w:r>
+        <w:t xml:space="preserve"> </w:t>
+      </w:r>
+      <w:r>
+        <w:rPr>
+          <w:b/>
+          <w:bCs/>
+        </w:rPr>
+        <w:t xml:space="preserve">Status:</w:t>
+      </w:r>
+      <w:r>
+        <w:t xml:space="preserve"> </w:t>
+      </w:r>
+      <w:r>
+        <w:t xml:space="preserve">Queued</w:t>
+      </w:r>
+    </w:p>
+    <w:p>
+      <w:pPr>
+        <w:pStyle w:val="BodyText"/>
+      </w:pPr>
+      <w:r>
+        <w:t xml:space="preserve">Tests 72 (libevent/ncurses local-dependency obtain) and 73 (build_native.sh</w:t>
+      </w:r>
+      <w:r>
+        <w:t xml:space="preserve"> </w:t>
+      </w:r>
+      <w:r>
+        <w:t xml:space="preserve">local-dependency wiring) currently have no paired §1.1 mutation registered in</w:t>
+      </w:r>
+      <w:r>
+        <w:t xml:space="preserve"> </w:t>
+      </w:r>
+      <w:r>
+        <w:t xml:space="preserve">scripts/tests/meta_test_false_positive_proof.sh, so a regression in either</w:t>
+      </w:r>
+      <w:r>
+        <w:t xml:space="preserve"> </w:t>
+      </w:r>
+      <w:r>
+        <w:t xml:space="preserve">mechanism would not be mechanically caught by the layer-4 anti-bluff sweep.</w:t>
+      </w:r>
+      <w:r>
+        <w:t xml:space="preserve"> </w:t>
+      </w:r>
+      <w:r>
+        <w:t xml:space="preserve">Re-filed follow-up from TMX-071 (originally tracked 2026-06-30 in commit</w:t>
+      </w:r>
+      <w:r>
+        <w:t xml:space="preserve"> </w:t>
+      </w:r>
+      <w:r>
+        <w:rPr>
+          <w:rStyle w:val="VerbatimChar"/>
+        </w:rPr>
+        <w:t xml:space="preserve">8232b15</w:t>
+      </w:r>
+      <w:r>
+        <w:t xml:space="preserve">, reverted the same day in commit</w:t>
+      </w:r>
+      <w:r>
+        <w:t xml:space="preserve"> </w:t>
+      </w:r>
+      <w:r>
+        <w:rPr>
+          <w:rStyle w:val="VerbatimChar"/>
+        </w:rPr>
+        <w:t xml:space="preserve">9b719a6</w:t>
+      </w:r>
+      <w:r>
+        <w:t xml:space="preserve"> </w:t>
+      </w:r>
+      <w:r>
+        <w:t xml:space="preserve">purely because of an</w:t>
+      </w:r>
+      <w:r>
+        <w:t xml:space="preserve"> </w:t>
+      </w:r>
+      <w:r>
+        <w:t xml:space="preserve">unrelated add→db-to-md rendering tooling defect, not because the underlying</w:t>
+      </w:r>
+      <w:r>
+        <w:t xml:space="preserve"> </w:t>
+      </w:r>
+      <w:r>
+        <w:t xml:space="preserve">work was invalid or completed — confirmed via git history per §11.4.124; the</w:t>
+      </w:r>
+      <w:r>
+        <w:t xml:space="preserve"> </w:t>
+      </w:r>
+      <w:r>
+        <w:t xml:space="preserve">mutation-writing itself was never done). Acceptance: two new persistent</w:t>
+      </w:r>
+      <w:r>
+        <w:t xml:space="preserve"> </w:t>
+      </w:r>
+      <w:r>
+        <w:t xml:space="preserve">mutations (mirroring the existing M-test67/CM-LOCAL-DEPS-MECHANISM pattern)</w:t>
+      </w:r>
+      <w:r>
+        <w:t xml:space="preserve"> </w:t>
+      </w:r>
+      <w:r>
+        <w:t xml:space="preserve">that mutate a real invariant each test enforces and assert the harness FAILs,</w:t>
+      </w:r>
+      <w:r>
+        <w:t xml:space="preserve"> </w:t>
+      </w:r>
+      <w:r>
+        <w:t xml:space="preserve">then restore cleanly; both wired into the standing sweep alongside the</w:t>
+      </w:r>
+      <w:r>
+        <w:t xml:space="preserve"> </w:t>
+      </w:r>
+      <w:r>
+        <w:t xml:space="preserve">existing 60+ mutations.</w:t>
       </w:r>
     </w:p>
     <w:p>
@@ -1319,14 +1418,15 @@
         </w:pict>
       </w:r>
     </w:p>
+    <w:bookmarkEnd w:id="12"/>
     <w:bookmarkEnd w:id="13"/>
-    <w:bookmarkStart w:id="14" w:name="X274f73d5acf258963b31ff7c75a674bee0e935e"/>
+    <w:bookmarkStart w:id="14" w:name="Xb86f81d76618d54881eaba1753a4cb72beb54ce"/>
     <w:p>
       <w:pPr>
         <w:pStyle w:val="Heading2"/>
       </w:pPr>
       <w:r>
-        <w:t xml:space="preserve">C. Per-session containerization features pending evidence</w:t>
+        <w:t xml:space="preserve">B. Anti-bluff completeness across the existing test surface</w:t>
       </w:r>
     </w:p>
     <w:p>
@@ -1334,7 +1434,25 @@
         <w:pStyle w:val="FirstParagraph"/>
       </w:pPr>
       <w:r>
-        <w:t xml:space="preserve">(none open at this time — C1 TMX-T5, C2 TMX-T7, C3 TMX-T8 landed in</w:t>
+        <w:t xml:space="preserve">(Prior B-items closed: B3 P5-M20/P5-M21 escapes CLOSED in v1.0.16</w:t>
+      </w:r>
+      <w:r>
+        <w:t xml:space="preserve"> </w:t>
+      </w:r>
+      <w:r>
+        <w:t xml:space="preserve">[tests 49/50 + meta-test retarget], state-verified 2026-05-29 with</w:t>
+      </w:r>
+      <w:r>
+        <w:t xml:space="preserve"> </w:t>
+      </w:r>
+      <w:r>
+        <w:rPr>
+          <w:rStyle w:val="VerbatimChar"/>
+        </w:rPr>
+        <w:t xml:space="preserve">MUTATIONS CAUGHT 45 / ESCAPED 0</w:t>
+      </w:r>
+      <w:r>
+        <w:t xml:space="preserve">, migrated to</w:t>
       </w:r>
       <w:r>
         <w:t xml:space="preserve"> </w:t>
@@ -1346,7 +1464,28 @@
         <w:t xml:space="preserve">Fixed.md</w:t>
       </w:r>
       <w:r>
-        <w:t xml:space="preserve">.)</w:t>
+        <w:t xml:space="preserve"> </w:t>
+      </w:r>
+      <w:r>
+        <w:t xml:space="preserve">§B3 as TMX-054;</w:t>
+      </w:r>
+      <w:r>
+        <w:t xml:space="preserve"> </w:t>
+      </w:r>
+      <w:r>
+        <w:t xml:space="preserve">B1 CHAL-COVER-001, B2 TEST-AUDIT-001 also in</w:t>
+      </w:r>
+      <w:r>
+        <w:t xml:space="preserve"> </w:t>
+      </w:r>
+      <w:r>
+        <w:rPr>
+          <w:rStyle w:val="VerbatimChar"/>
+        </w:rPr>
+        <w:t xml:space="preserve">Fixed.md</w:t>
+      </w:r>
+      <w:r>
+        <w:t xml:space="preserve">. New open work below.)</w:t>
       </w:r>
     </w:p>
     <w:p>
@@ -1357,22 +1496,13 @@
       </w:r>
     </w:p>
     <w:bookmarkEnd w:id="14"/>
-    <w:bookmarkStart w:id="16" w:name="X9125c2495937530f0e64223858a8a5d6a10e5bd"/>
+    <w:bookmarkStart w:id="15" w:name="X274f73d5acf258963b31ff7c75a674bee0e935e"/>
     <w:p>
       <w:pPr>
         <w:pStyle w:val="Heading2"/>
       </w:pPr>
       <w:r>
-        <w:t xml:space="preserve">D. Host-capability + topology dispatch gaps</w:t>
-      </w:r>
-    </w:p>
-    <w:bookmarkStart w:id="15" w:name="X5e199cf37a7d6ff0313698f63b14d62e1213353"/>
-    <w:p>
-      <w:pPr>
-        <w:pStyle w:val="Heading3"/>
-      </w:pPr>
-      <w:r>
-        <w:t xml:space="preserve">D2 TMPDIR-HARDCODE-001 — tests hardcoding /tmp false-FAIL under host disk-pressure</w:t>
+        <w:t xml:space="preserve">C. Per-session containerization features pending evidence</w:t>
       </w:r>
     </w:p>
     <w:p>
@@ -1380,270 +1510,19 @@
         <w:pStyle w:val="FirstParagraph"/>
       </w:pPr>
       <w:r>
-        <w:rPr>
-          <w:b/>
-          <w:bCs/>
-        </w:rPr>
-        <w:t xml:space="preserve">Status:</w:t>
-      </w:r>
-      <w:r>
-        <w:t xml:space="preserve"> </w:t>
-      </w:r>
-      <w:r>
-        <w:t xml:space="preserve">Fixed (→ Fixed.md)</w:t>
-      </w:r>
-      <w:r>
-        <w:t xml:space="preserve"> </w:t>
-      </w:r>
-      <w:r>
-        <w:rPr>
-          <w:b/>
-          <w:bCs/>
-        </w:rPr>
-        <w:t xml:space="preserve">Type:</w:t>
-      </w:r>
-      <w:r>
-        <w:t xml:space="preserve"> </w:t>
-      </w:r>
-      <w:r>
-        <w:t xml:space="preserve">Task</w:t>
-      </w:r>
-    </w:p>
-    <w:p>
-      <w:pPr>
-        <w:pStyle w:val="BodyText"/>
-      </w:pPr>
-      <w:r>
-        <w:t xml:space="preserve">CLOSED v1.0.27. Several tests create scratch under a hardcoded</w:t>
-      </w:r>
-      <w:r>
-        <w:t xml:space="preserve"> </w:t>
-      </w:r>
-      <w:r>
-        <w:rPr>
-          <w:rStyle w:val="VerbatimChar"/>
-        </w:rPr>
-        <w:t xml:space="preserve">/tmp</w:t>
-      </w:r>
-      <w:r>
-        <w:t xml:space="preserve"> </w:t>
-      </w:r>
-      <w:r>
-        <w:t xml:space="preserve">(e.g.</w:t>
-      </w:r>
-      <w:r>
-        <w:t xml:space="preserve"> </w:t>
-      </w:r>
-      <w:r>
-        <w:rPr>
-          <w:rStyle w:val="VerbatimChar"/>
-        </w:rPr>
-        <w:t xml:space="preserve">27_state_persistence.sh</w:t>
-      </w:r>
-      <w:r>
-        <w:t xml:space="preserve"> </w:t>
-      </w:r>
-      <w:r>
-        <w:t xml:space="preserve">target</w:t>
-      </w:r>
-      <w:r>
-        <w:t xml:space="preserve"> </w:t>
-      </w:r>
-      <w:r>
-        <w:rPr>
-          <w:rStyle w:val="VerbatimChar"/>
-        </w:rPr>
-        <w:t xml:space="preserve">tmx-test-18-target-*</w:t>
-      </w:r>
-      <w:r>
-        <w:t xml:space="preserve">). When the host root volume is full (observed 2026-06-16</w:t>
-      </w:r>
-      <w:r>
-        <w:t xml:space="preserve"> </w:t>
-      </w:r>
-      <w:r>
-        <w:t xml:space="preserve">on macOS,</w:t>
-      </w:r>
-      <w:r>
-        <w:t xml:space="preserve"> </w:t>
-      </w:r>
-      <w:r>
-        <w:rPr>
-          <w:rStyle w:val="VerbatimChar"/>
-        </w:rPr>
-        <w:t xml:space="preserve">/</w:t>
-      </w:r>
-      <w:r>
-        <w:t xml:space="preserve"> </w:t>
-      </w:r>
-      <w:r>
-        <w:t xml:space="preserve">at &lt;200 MiB during the operator's away-window), the</w:t>
-      </w:r>
-      <w:r>
-        <w:t xml:space="preserve"> </w:t>
-      </w:r>
-      <w:r>
-        <w:rPr>
-          <w:rStyle w:val="VerbatimChar"/>
-        </w:rPr>
-        <w:t xml:space="preserve">cd</w:t>
-      </w:r>
-      <w:r>
-        <w:t xml:space="preserve">/mkdir into</w:t>
-      </w:r>
-      <w:r>
-        <w:t xml:space="preserve"> </w:t>
-      </w:r>
-      <w:r>
-        <w:rPr>
-          <w:rStyle w:val="VerbatimChar"/>
-        </w:rPr>
-        <w:t xml:space="preserve">/tmp</w:t>
-      </w:r>
-      <w:r>
-        <w:t xml:space="preserve"> </w:t>
-      </w:r>
-      <w:r>
-        <w:t xml:space="preserve">fails →</w:t>
-      </w:r>
-      <w:r>
-        <w:t xml:space="preserve"> </w:t>
-      </w:r>
-      <w:r>
-        <w:rPr>
-          <w:rStyle w:val="VerbatimChar"/>
-        </w:rPr>
-        <w:t xml:space="preserve">pane_current_path=''</w:t>
-      </w:r>
-      <w:r>
-        <w:t xml:space="preserve"> </w:t>
-      </w:r>
-      <w:r>
-        <w:t xml:space="preserve">false-FAIL instead of an honest §11.4.3 SKIP-with-reason.</w:t>
-      </w:r>
-      <w:r>
-        <w:t xml:space="preserve"> </w:t>
-      </w:r>
-      <w:r>
-        <w:t xml:space="preserve">The tests pass normally + standalone (27</w:t>
-      </w:r>
-      <w:r>
-        <w:t xml:space="preserve"> </w:t>
-      </w:r>
-      <w:r>
-        <w:rPr>
-          <w:rStyle w:val="VerbatimChar"/>
-        </w:rPr>
-        <w:t xml:space="preserve">3/3</w:t>
-      </w:r>
-      <w:r>
-        <w:t xml:space="preserve">, 38</w:t>
-      </w:r>
-      <w:r>
-        <w:t xml:space="preserve"> </w:t>
-      </w:r>
-      <w:r>
-        <w:rPr>
-          <w:rStyle w:val="VerbatimChar"/>
-        </w:rPr>
-        <w:t xml:space="preserve">3/3</w:t>
-      </w:r>
-      <w:r>
-        <w:t xml:space="preserve">, 43</w:t>
-      </w:r>
-      <w:r>
-        <w:t xml:space="preserve"> </w:t>
-      </w:r>
-      <w:r>
-        <w:rPr>
-          <w:rStyle w:val="VerbatimChar"/>
-        </w:rPr>
-        <w:t xml:space="preserve">15/0</w:t>
-      </w:r>
-      <w:r>
-        <w:t xml:space="preserve"> </w:t>
-      </w:r>
-      <w:r>
-        <w:t xml:space="preserve">re-run the same</w:t>
-      </w:r>
-      <w:r>
-        <w:t xml:space="preserve"> </w:t>
-      </w:r>
-      <w:r>
-        <w:t xml:space="preserve">session) — the failure is purely the abnormal host-disk condition (a §11.4.1 FAIL-bluff</w:t>
-      </w:r>
-      <w:r>
-        <w:t xml:space="preserve"> </w:t>
-      </w:r>
-      <w:r>
-        <w:t xml:space="preserve">class: environment, not product).</w:t>
-      </w:r>
-      <w:r>
-        <w:t xml:space="preserve"> </w:t>
-      </w:r>
-      <w:r>
-        <w:rPr>
-          <w:b/>
-          <w:bCs/>
-        </w:rPr>
-        <w:t xml:space="preserve">Fix direction:</w:t>
-      </w:r>
-      <w:r>
-        <w:t xml:space="preserve"> </w:t>
-      </w:r>
-      <w:r>
-        <w:t xml:space="preserve">route test scratch through</w:t>
-      </w:r>
-      <w:r>
-        <w:t xml:space="preserve"> </w:t>
-      </w:r>
-      <w:r>
-        <w:rPr>
-          <w:rStyle w:val="VerbatimChar"/>
-        </w:rPr>
-        <w:t xml:space="preserve">$TMPDIR</w:t>
-      </w:r>
-      <w:r>
-        <w:t xml:space="preserve"> </w:t>
-      </w:r>
-      <w:r>
-        <w:t xml:space="preserve">(operator now sets</w:t>
-      </w:r>
-      <w:r>
-        <w:t xml:space="preserve"> </w:t>
-      </w:r>
-      <w:r>
-        <w:rPr>
-          <w:rStyle w:val="VerbatimChar"/>
-        </w:rPr>
-        <w:t xml:space="preserve">/Volumes/T7/tmp</w:t>
-      </w:r>
-      <w:r>
-        <w:t xml:space="preserve"> </w:t>
-      </w:r>
-      <w:r>
-        <w:t xml:space="preserve">via ~/.zshrc + ~/.bashrc) OR guard each test on</w:t>
-      </w:r>
-      <w:r>
-        <w:t xml:space="preserve"> </w:t>
-      </w:r>
-      <w:r>
-        <w:rPr>
-          <w:rStyle w:val="VerbatimChar"/>
-        </w:rPr>
-        <w:t xml:space="preserve">/tmp</w:t>
-      </w:r>
-      <w:r>
-        <w:t xml:space="preserve"> </w:t>
-      </w:r>
-      <w:r>
-        <w:t xml:space="preserve">writability and SKIP-with-reason (§11.4.3/§11.4.50). Captured-evidence requirement:</w:t>
-      </w:r>
-      <w:r>
-        <w:t xml:space="preserve"> </w:t>
-      </w:r>
-      <w:r>
-        <w:t xml:space="preserve">an induced-disk-full run shows SKIP-with-reason, not FAIL.</w:t>
+        <w:t xml:space="preserve">(none open at this time — C1 TMX-T5, C2 TMX-T7, C3 TMX-T8 landed in</w:t>
+      </w:r>
+      <w:r>
+        <w:t xml:space="preserve"> </w:t>
+      </w:r>
+      <w:r>
+        <w:rPr>
+          <w:rStyle w:val="VerbatimChar"/>
+        </w:rPr>
+        <w:t xml:space="preserve">Fixed.md</w:t>
+      </w:r>
+      <w:r>
+        <w:t xml:space="preserve">.)</w:t>
       </w:r>
     </w:p>
     <w:p>
@@ -1654,14 +1533,22 @@
       </w:r>
     </w:p>
     <w:bookmarkEnd w:id="15"/>
-    <w:bookmarkEnd w:id="16"/>
-    <w:bookmarkStart w:id="17" w:name="e-documentation--continuation-drift"/>
+    <w:bookmarkStart w:id="17" w:name="X9125c2495937530f0e64223858a8a5d6a10e5bd"/>
     <w:p>
       <w:pPr>
         <w:pStyle w:val="Heading2"/>
       </w:pPr>
       <w:r>
-        <w:t xml:space="preserve">E. Documentation / Continuation drift</w:t>
+        <w:t xml:space="preserve">D. Host-capability + topology dispatch gaps</w:t>
+      </w:r>
+    </w:p>
+    <w:bookmarkStart w:id="16" w:name="X5e199cf37a7d6ff0313698f63b14d62e1213353"/>
+    <w:p>
+      <w:pPr>
+        <w:pStyle w:val="Heading3"/>
+      </w:pPr>
+      <w:r>
+        <w:t xml:space="preserve">D2 TMPDIR-HARDCODE-001 — tests hardcoding /tmp false-FAIL under host disk-pressure</w:t>
       </w:r>
     </w:p>
     <w:p>
@@ -1669,22 +1556,270 @@
         <w:pStyle w:val="FirstParagraph"/>
       </w:pPr>
       <w:r>
-        <w:t xml:space="preserve">(CONTINUATION.md §3 entries that resolve land in</w:t>
-      </w:r>
-      <w:r>
-        <w:t xml:space="preserve"> </w:t>
-      </w:r>
-      <w:r>
-        <w:rPr>
-          <w:rStyle w:val="VerbatimChar"/>
-        </w:rPr>
-        <w:t xml:space="preserve">Fixed.md</w:t>
-      </w:r>
-      <w:r>
-        <w:t xml:space="preserve"> </w:t>
-      </w:r>
-      <w:r>
-        <w:t xml:space="preserve">per Constitution §5 / §12.10. New open work below.)</w:t>
+        <w:rPr>
+          <w:b/>
+          <w:bCs/>
+        </w:rPr>
+        <w:t xml:space="preserve">Status:</w:t>
+      </w:r>
+      <w:r>
+        <w:t xml:space="preserve"> </w:t>
+      </w:r>
+      <w:r>
+        <w:t xml:space="preserve">Fixed (→ Fixed.md)</w:t>
+      </w:r>
+      <w:r>
+        <w:t xml:space="preserve"> </w:t>
+      </w:r>
+      <w:r>
+        <w:rPr>
+          <w:b/>
+          <w:bCs/>
+        </w:rPr>
+        <w:t xml:space="preserve">Type:</w:t>
+      </w:r>
+      <w:r>
+        <w:t xml:space="preserve"> </w:t>
+      </w:r>
+      <w:r>
+        <w:t xml:space="preserve">Task</w:t>
+      </w:r>
+    </w:p>
+    <w:p>
+      <w:pPr>
+        <w:pStyle w:val="BodyText"/>
+      </w:pPr>
+      <w:r>
+        <w:t xml:space="preserve">CLOSED v1.0.27. Several tests create scratch under a hardcoded</w:t>
+      </w:r>
+      <w:r>
+        <w:t xml:space="preserve"> </w:t>
+      </w:r>
+      <w:r>
+        <w:rPr>
+          <w:rStyle w:val="VerbatimChar"/>
+        </w:rPr>
+        <w:t xml:space="preserve">/tmp</w:t>
+      </w:r>
+      <w:r>
+        <w:t xml:space="preserve"> </w:t>
+      </w:r>
+      <w:r>
+        <w:t xml:space="preserve">(e.g.</w:t>
+      </w:r>
+      <w:r>
+        <w:t xml:space="preserve"> </w:t>
+      </w:r>
+      <w:r>
+        <w:rPr>
+          <w:rStyle w:val="VerbatimChar"/>
+        </w:rPr>
+        <w:t xml:space="preserve">27_state_persistence.sh</w:t>
+      </w:r>
+      <w:r>
+        <w:t xml:space="preserve"> </w:t>
+      </w:r>
+      <w:r>
+        <w:t xml:space="preserve">target</w:t>
+      </w:r>
+      <w:r>
+        <w:t xml:space="preserve"> </w:t>
+      </w:r>
+      <w:r>
+        <w:rPr>
+          <w:rStyle w:val="VerbatimChar"/>
+        </w:rPr>
+        <w:t xml:space="preserve">tmx-test-18-target-*</w:t>
+      </w:r>
+      <w:r>
+        <w:t xml:space="preserve">). When the host root volume is full (observed 2026-06-16</w:t>
+      </w:r>
+      <w:r>
+        <w:t xml:space="preserve"> </w:t>
+      </w:r>
+      <w:r>
+        <w:t xml:space="preserve">on macOS,</w:t>
+      </w:r>
+      <w:r>
+        <w:t xml:space="preserve"> </w:t>
+      </w:r>
+      <w:r>
+        <w:rPr>
+          <w:rStyle w:val="VerbatimChar"/>
+        </w:rPr>
+        <w:t xml:space="preserve">/</w:t>
+      </w:r>
+      <w:r>
+        <w:t xml:space="preserve"> </w:t>
+      </w:r>
+      <w:r>
+        <w:t xml:space="preserve">at &lt;200 MiB during the operator's away-window), the</w:t>
+      </w:r>
+      <w:r>
+        <w:t xml:space="preserve"> </w:t>
+      </w:r>
+      <w:r>
+        <w:rPr>
+          <w:rStyle w:val="VerbatimChar"/>
+        </w:rPr>
+        <w:t xml:space="preserve">cd</w:t>
+      </w:r>
+      <w:r>
+        <w:t xml:space="preserve">/mkdir into</w:t>
+      </w:r>
+      <w:r>
+        <w:t xml:space="preserve"> </w:t>
+      </w:r>
+      <w:r>
+        <w:rPr>
+          <w:rStyle w:val="VerbatimChar"/>
+        </w:rPr>
+        <w:t xml:space="preserve">/tmp</w:t>
+      </w:r>
+      <w:r>
+        <w:t xml:space="preserve"> </w:t>
+      </w:r>
+      <w:r>
+        <w:t xml:space="preserve">fails →</w:t>
+      </w:r>
+      <w:r>
+        <w:t xml:space="preserve"> </w:t>
+      </w:r>
+      <w:r>
+        <w:rPr>
+          <w:rStyle w:val="VerbatimChar"/>
+        </w:rPr>
+        <w:t xml:space="preserve">pane_current_path=''</w:t>
+      </w:r>
+      <w:r>
+        <w:t xml:space="preserve"> </w:t>
+      </w:r>
+      <w:r>
+        <w:t xml:space="preserve">false-FAIL instead of an honest §11.4.3 SKIP-with-reason.</w:t>
+      </w:r>
+      <w:r>
+        <w:t xml:space="preserve"> </w:t>
+      </w:r>
+      <w:r>
+        <w:t xml:space="preserve">The tests pass normally + standalone (27</w:t>
+      </w:r>
+      <w:r>
+        <w:t xml:space="preserve"> </w:t>
+      </w:r>
+      <w:r>
+        <w:rPr>
+          <w:rStyle w:val="VerbatimChar"/>
+        </w:rPr>
+        <w:t xml:space="preserve">3/3</w:t>
+      </w:r>
+      <w:r>
+        <w:t xml:space="preserve">, 38</w:t>
+      </w:r>
+      <w:r>
+        <w:t xml:space="preserve"> </w:t>
+      </w:r>
+      <w:r>
+        <w:rPr>
+          <w:rStyle w:val="VerbatimChar"/>
+        </w:rPr>
+        <w:t xml:space="preserve">3/3</w:t>
+      </w:r>
+      <w:r>
+        <w:t xml:space="preserve">, 43</w:t>
+      </w:r>
+      <w:r>
+        <w:t xml:space="preserve"> </w:t>
+      </w:r>
+      <w:r>
+        <w:rPr>
+          <w:rStyle w:val="VerbatimChar"/>
+        </w:rPr>
+        <w:t xml:space="preserve">15/0</w:t>
+      </w:r>
+      <w:r>
+        <w:t xml:space="preserve"> </w:t>
+      </w:r>
+      <w:r>
+        <w:t xml:space="preserve">re-run the same</w:t>
+      </w:r>
+      <w:r>
+        <w:t xml:space="preserve"> </w:t>
+      </w:r>
+      <w:r>
+        <w:t xml:space="preserve">session) — the failure is purely the abnormal host-disk condition (a §11.4.1 FAIL-bluff</w:t>
+      </w:r>
+      <w:r>
+        <w:t xml:space="preserve"> </w:t>
+      </w:r>
+      <w:r>
+        <w:t xml:space="preserve">class: environment, not product).</w:t>
+      </w:r>
+      <w:r>
+        <w:t xml:space="preserve"> </w:t>
+      </w:r>
+      <w:r>
+        <w:rPr>
+          <w:b/>
+          <w:bCs/>
+        </w:rPr>
+        <w:t xml:space="preserve">Fix direction:</w:t>
+      </w:r>
+      <w:r>
+        <w:t xml:space="preserve"> </w:t>
+      </w:r>
+      <w:r>
+        <w:t xml:space="preserve">route test scratch through</w:t>
+      </w:r>
+      <w:r>
+        <w:t xml:space="preserve"> </w:t>
+      </w:r>
+      <w:r>
+        <w:rPr>
+          <w:rStyle w:val="VerbatimChar"/>
+        </w:rPr>
+        <w:t xml:space="preserve">$TMPDIR</w:t>
+      </w:r>
+      <w:r>
+        <w:t xml:space="preserve"> </w:t>
+      </w:r>
+      <w:r>
+        <w:t xml:space="preserve">(operator now sets</w:t>
+      </w:r>
+      <w:r>
+        <w:t xml:space="preserve"> </w:t>
+      </w:r>
+      <w:r>
+        <w:rPr>
+          <w:rStyle w:val="VerbatimChar"/>
+        </w:rPr>
+        <w:t xml:space="preserve">/Volumes/T7/tmp</w:t>
+      </w:r>
+      <w:r>
+        <w:t xml:space="preserve"> </w:t>
+      </w:r>
+      <w:r>
+        <w:t xml:space="preserve">via ~/.zshrc + ~/.bashrc) OR guard each test on</w:t>
+      </w:r>
+      <w:r>
+        <w:t xml:space="preserve"> </w:t>
+      </w:r>
+      <w:r>
+        <w:rPr>
+          <w:rStyle w:val="VerbatimChar"/>
+        </w:rPr>
+        <w:t xml:space="preserve">/tmp</w:t>
+      </w:r>
+      <w:r>
+        <w:t xml:space="preserve"> </w:t>
+      </w:r>
+      <w:r>
+        <w:t xml:space="preserve">writability and SKIP-with-reason (§11.4.3/§11.4.50). Captured-evidence requirement:</w:t>
+      </w:r>
+      <w:r>
+        <w:t xml:space="preserve"> </w:t>
+      </w:r>
+      <w:r>
+        <w:t xml:space="preserve">an induced-disk-full run shows SKIP-with-reason, not FAIL.</w:t>
       </w:r>
     </w:p>
     <w:p>
@@ -1694,14 +1829,15 @@
         </w:pict>
       </w:r>
     </w:p>
+    <w:bookmarkEnd w:id="16"/>
     <w:bookmarkEnd w:id="17"/>
-    <w:bookmarkStart w:id="19" w:name="X250669e1b3e4eec2b5ccf8718eb9d17180ea6b1"/>
+    <w:bookmarkStart w:id="18" w:name="e-documentation--continuation-drift"/>
     <w:p>
       <w:pPr>
         <w:pStyle w:val="Heading2"/>
       </w:pPr>
       <w:r>
-        <w:t xml:space="preserve">F. Runtime crash — operator-gated reproduction</w:t>
+        <w:t xml:space="preserve">E. Documentation / Continuation drift</w:t>
       </w:r>
     </w:p>
     <w:p>
@@ -1709,22 +1845,7 @@
         <w:pStyle w:val="FirstParagraph"/>
       </w:pPr>
       <w:r>
-        <w:t xml:space="preserve">(none open — F1</w:t>
-      </w:r>
-      <w:r>
-        <w:t xml:space="preserve"> </w:t>
-      </w:r>
-      <w:r>
-        <w:rPr>
-          <w:rStyle w:val="VerbatimChar"/>
-        </w:rPr>
-        <w:t xml:space="preserve">tmx</w:t>
-      </w:r>
-      <w:r>
-        <w:t xml:space="preserve"> </w:t>
-      </w:r>
-      <w:r>
-        <w:t xml:space="preserve">session named "HelixCode" crashes the whole terminal RESOLVED 2026-06-13, operator-confirmed, migrated to</w:t>
+        <w:t xml:space="preserve">(CONTINUATION.md §3 entries that resolve land in</w:t>
       </w:r>
       <w:r>
         <w:t xml:space="preserve"> </w:t>
@@ -1739,64 +1860,7 @@
         <w:t xml:space="preserve"> </w:t>
       </w:r>
       <w:r>
-        <w:t xml:space="preserve">A45 with reproduced root cause [stale wrapper</w:t>
-      </w:r>
-      <w:r>
-        <w:t xml:space="preserve"> </w:t>
-      </w:r>
-      <w:r>
-        <w:rPr>
-          <w:rStyle w:val="VerbatimChar"/>
-        </w:rPr>
-        <w:t xml:space="preserve">TMUX_BIN</w:t>
-      </w:r>
-      <w:r>
-        <w:t xml:space="preserve"> </w:t>
-      </w:r>
-      <w:r>
-        <w:t xml:space="preserve">pointing at a non-existent prior-checkout path →</w:t>
-      </w:r>
-      <w:r>
-        <w:t xml:space="preserve"> </w:t>
-      </w:r>
-      <w:r>
-        <w:rPr>
-          <w:rStyle w:val="VerbatimChar"/>
-        </w:rPr>
-        <w:t xml:space="preserve">exec</w:t>
-      </w:r>
-      <w:r>
-        <w:t xml:space="preserve"> </w:t>
-      </w:r>
-      <w:r>
-        <w:t xml:space="preserve">of missing binary → login shell dies → terminal closes] + 4-layer regression guard [test 60 + verify gate</w:t>
-      </w:r>
-      <w:r>
-        <w:t xml:space="preserve"> </w:t>
-      </w:r>
-      <w:r>
-        <w:rPr>
-          <w:rStyle w:val="VerbatimChar"/>
-        </w:rPr>
-        <w:t xml:space="preserve">CM-TMX-WRAPPER-TMUXBIN-VALID</w:t>
-      </w:r>
-      <w:r>
-        <w:t xml:space="preserve"> </w:t>
-      </w:r>
-      <w:r>
-        <w:t xml:space="preserve">+ meta</w:t>
-      </w:r>
-      <w:r>
-        <w:t xml:space="preserve"> </w:t>
-      </w:r>
-      <w:r>
-        <w:rPr>
-          <w:rStyle w:val="VerbatimChar"/>
-        </w:rPr>
-        <w:t xml:space="preserve">M-WRAPPER-TMUXBIN</w:t>
-      </w:r>
-      <w:r>
-        <w:t xml:space="preserve">]).</w:t>
+        <w:t xml:space="preserve">per Constitution §5 / §12.10. New open work below.)</w:t>
       </w:r>
     </w:p>
     <w:p>
@@ -1806,67 +1870,109 @@
         </w:pict>
       </w:r>
     </w:p>
+    <w:bookmarkEnd w:id="18"/>
+    <w:bookmarkStart w:id="20" w:name="X250669e1b3e4eec2b5ccf8718eb9d17180ea6b1"/>
+    <w:p>
+      <w:pPr>
+        <w:pStyle w:val="Heading2"/>
+      </w:pPr>
+      <w:r>
+        <w:t xml:space="preserve">F. Runtime crash — operator-gated reproduction</w:t>
+      </w:r>
+    </w:p>
     <w:p>
       <w:pPr>
         <w:pStyle w:val="FirstParagraph"/>
       </w:pPr>
       <w:r>
-        <w:rPr>
-          <w:b/>
-          <w:bCs/>
-        </w:rPr>
-        <w:t xml:space="preserve">Last reviewed:</w:t>
-      </w:r>
-      <w:r>
-        <w:t xml:space="preserve"> </w:t>
-      </w:r>
-      <w:r>
-        <w:t xml:space="preserve">2026-06-19 (v1.0.27 WIP burn-down. §11.4.138 operator-escape A51</w:t>
-      </w:r>
-      <w:r>
-        <w:t xml:space="preserve"> </w:t>
-      </w:r>
-      <w:r>
-        <w:t xml:space="preserve">[name:color prompt rejection] FIXED — shell-init + SSH-dispatcher char-set now</w:t>
-      </w:r>
-      <w:r>
-        <w:t xml:space="preserve"> </w:t>
-      </w:r>
-      <w:r>
-        <w:t xml:space="preserve">allows</w:t>
-      </w:r>
-      <w:r>
-        <w:t xml:space="preserve"> </w:t>
-      </w:r>
-      <w:r>
-        <w:rPr>
-          <w:rStyle w:val="VerbatimChar"/>
-        </w:rPr>
-        <w:t xml:space="preserve">:</w:t>
-      </w:r>
-      <w:r>
-        <w:t xml:space="preserve"> </w:t>
-      </w:r>
-      <w:r>
-        <w:t xml:space="preserve">and</w:t>
-      </w:r>
-      <w:r>
-        <w:t xml:space="preserve"> </w:t>
-      </w:r>
-      <w:r>
-        <w:rPr>
-          <w:rStyle w:val="VerbatimChar"/>
-        </w:rPr>
-        <w:t xml:space="preserve">#</w:t>
-      </w:r>
-      <w:r>
-        <w:t xml:space="preserve">, max-length 64→80; test 65 operator-escape guard PASS=6/6.</w:t>
-      </w:r>
-      <w:r>
-        <w:t xml:space="preserve"> </w:t>
-      </w:r>
-      <w:r>
-        <w:t xml:space="preserve">M24/A2/D2 in parallel streams per §11.4.103.)</w:t>
+        <w:t xml:space="preserve">(none open — F1</w:t>
+      </w:r>
+      <w:r>
+        <w:t xml:space="preserve"> </w:t>
+      </w:r>
+      <w:r>
+        <w:rPr>
+          <w:rStyle w:val="VerbatimChar"/>
+        </w:rPr>
+        <w:t xml:space="preserve">tmx</w:t>
+      </w:r>
+      <w:r>
+        <w:t xml:space="preserve"> </w:t>
+      </w:r>
+      <w:r>
+        <w:t xml:space="preserve">session named "HelixCode" crashes the whole terminal RESOLVED 2026-06-13, operator-confirmed, migrated to</w:t>
+      </w:r>
+      <w:r>
+        <w:t xml:space="preserve"> </w:t>
+      </w:r>
+      <w:r>
+        <w:rPr>
+          <w:rStyle w:val="VerbatimChar"/>
+        </w:rPr>
+        <w:t xml:space="preserve">Fixed.md</w:t>
+      </w:r>
+      <w:r>
+        <w:t xml:space="preserve"> </w:t>
+      </w:r>
+      <w:r>
+        <w:t xml:space="preserve">A45 with reproduced root cause [stale wrapper</w:t>
+      </w:r>
+      <w:r>
+        <w:t xml:space="preserve"> </w:t>
+      </w:r>
+      <w:r>
+        <w:rPr>
+          <w:rStyle w:val="VerbatimChar"/>
+        </w:rPr>
+        <w:t xml:space="preserve">TMUX_BIN</w:t>
+      </w:r>
+      <w:r>
+        <w:t xml:space="preserve"> </w:t>
+      </w:r>
+      <w:r>
+        <w:t xml:space="preserve">pointing at a non-existent prior-checkout path →</w:t>
+      </w:r>
+      <w:r>
+        <w:t xml:space="preserve"> </w:t>
+      </w:r>
+      <w:r>
+        <w:rPr>
+          <w:rStyle w:val="VerbatimChar"/>
+        </w:rPr>
+        <w:t xml:space="preserve">exec</w:t>
+      </w:r>
+      <w:r>
+        <w:t xml:space="preserve"> </w:t>
+      </w:r>
+      <w:r>
+        <w:t xml:space="preserve">of missing binary → login shell dies → terminal closes] + 4-layer regression guard [test 60 + verify gate</w:t>
+      </w:r>
+      <w:r>
+        <w:t xml:space="preserve"> </w:t>
+      </w:r>
+      <w:r>
+        <w:rPr>
+          <w:rStyle w:val="VerbatimChar"/>
+        </w:rPr>
+        <w:t xml:space="preserve">CM-TMX-WRAPPER-TMUXBIN-VALID</w:t>
+      </w:r>
+      <w:r>
+        <w:t xml:space="preserve"> </w:t>
+      </w:r>
+      <w:r>
+        <w:t xml:space="preserve">+ meta</w:t>
+      </w:r>
+      <w:r>
+        <w:t xml:space="preserve"> </w:t>
+      </w:r>
+      <w:r>
+        <w:rPr>
+          <w:rStyle w:val="VerbatimChar"/>
+        </w:rPr>
+        <w:t xml:space="preserve">M-WRAPPER-TMUXBIN</w:t>
+      </w:r>
+      <w:r>
+        <w:t xml:space="preserve">]).</w:t>
       </w:r>
     </w:p>
     <w:p>
@@ -1876,15 +1982,6 @@
         </w:pict>
       </w:r>
     </w:p>
-    <w:bookmarkStart w:id="18" w:name="Xe31083bb0761d75e7125b868426f17a6f4d6047"/>
-    <w:p>
-      <w:pPr>
-        <w:pStyle w:val="Heading3"/>
-      </w:pPr>
-      <w:r>
-        <w:t xml:space="preserve">M24-ESCAPE-001 — meta-test M24 (hostname 4-surface color) escapes: test 26 misses a 3-set-line removal</w:t>
-      </w:r>
-    </w:p>
     <w:p>
       <w:pPr>
         <w:pStyle w:val="FirstParagraph"/>
@@ -1894,69 +1991,34 @@
           <w:b/>
           <w:bCs/>
         </w:rPr>
-        <w:t xml:space="preserve">Status:</w:t>
-      </w:r>
-      <w:r>
-        <w:t xml:space="preserve"> </w:t>
-      </w:r>
-      <w:r>
-        <w:t xml:space="preserve">Fixed (→ Fixed.md)</w:t>
-      </w:r>
-      <w:r>
-        <w:t xml:space="preserve"> </w:t>
-      </w:r>
-      <w:r>
-        <w:rPr>
-          <w:b/>
-          <w:bCs/>
-        </w:rPr>
-        <w:t xml:space="preserve">Type:</w:t>
-      </w:r>
-      <w:r>
-        <w:t xml:space="preserve"> </w:t>
-      </w:r>
-      <w:r>
-        <w:t xml:space="preserve">Bug</w:t>
-      </w:r>
-      <w:r>
-        <w:t xml:space="preserve"> </w:t>
-      </w:r>
-      <w:r>
-        <w:rPr>
-          <w:b/>
-          <w:bCs/>
-        </w:rPr>
-        <w:t xml:space="preserve">Severity:</w:t>
-      </w:r>
-      <w:r>
-        <w:t xml:space="preserve"> </w:t>
-      </w:r>
-      <w:r>
-        <w:t xml:space="preserve">Minor (test-coverage gap, no user-facing break — closed v1.0.27:</w:t>
-      </w:r>
-      <w:r>
-        <w:t xml:space="preserve"> </w:t>
-      </w:r>
-      <w:r>
-        <w:rPr>
-          <w:rStyle w:val="VerbatimChar"/>
-        </w:rPr>
-        <w:t xml:space="preserve">count=1</w:t>
-      </w:r>
-      <w:r>
-        <w:t xml:space="preserve"> </w:t>
-      </w:r>
-      <w:r>
-        <w:t xml:space="preserve">removed from M24 regex → strips from BOTH</w:t>
-      </w:r>
-      <w:r>
-        <w:t xml:space="preserve"> </w:t>
-      </w:r>
-      <w:r>
-        <w:rPr>
-          <w:rStyle w:val="VerbatimChar"/>
-        </w:rPr>
-        <w:t xml:space="preserve">_apply_color</w:t>
+        <w:t xml:space="preserve">Last reviewed:</w:t>
+      </w:r>
+      <w:r>
+        <w:t xml:space="preserve"> </w:t>
+      </w:r>
+      <w:r>
+        <w:t xml:space="preserve">2026-06-19 (v1.0.27 WIP burn-down. §11.4.138 operator-escape A51</w:t>
+      </w:r>
+      <w:r>
+        <w:t xml:space="preserve"> </w:t>
+      </w:r>
+      <w:r>
+        <w:t xml:space="preserve">[name:color prompt rejection] FIXED — shell-init + SSH-dispatcher char-set now</w:t>
+      </w:r>
+      <w:r>
+        <w:t xml:space="preserve"> </w:t>
+      </w:r>
+      <w:r>
+        <w:t xml:space="preserve">allows</w:t>
+      </w:r>
+      <w:r>
+        <w:t xml:space="preserve"> </w:t>
+      </w:r>
+      <w:r>
+        <w:rPr>
+          <w:rStyle w:val="VerbatimChar"/>
+        </w:rPr>
+        <w:t xml:space="preserve">:</w:t>
       </w:r>
       <w:r>
         <w:t xml:space="preserve"> </w:t>
@@ -1971,251 +2033,16 @@
         <w:rPr>
           <w:rStyle w:val="VerbatimChar"/>
         </w:rPr>
-        <w:t xml:space="preserve">_apply_host_color</w:t>
-      </w:r>
-      <w:r>
-        <w:t xml:space="preserve">, test 26 now FAILs on the mutation → CAUGHT)</w:t>
-      </w:r>
-      <w:r>
-        <w:t xml:space="preserve"> </w:t>
-      </w:r>
-      <w:r>
-        <w:rPr>
-          <w:b/>
-          <w:bCs/>
-        </w:rPr>
-        <w:t xml:space="preserve">Closure:</w:t>
-      </w:r>
-      <w:r>
-        <w:t xml:space="preserve"> </w:t>
-      </w:r>
-      <w:r>
-        <w:t xml:space="preserve">meta-test 37 CAUGHT / 0 ESCAPED (was 34 CAUGHT / 3 ESCAPED pre-fix)</w:t>
-      </w:r>
-    </w:p>
-    <w:p>
-      <w:pPr>
-        <w:pStyle w:val="BodyText"/>
-      </w:pPr>
-      <w:r>
-        <w:rPr>
-          <w:b/>
-          <w:bCs/>
-        </w:rPr>
-        <w:t xml:space="preserve">What:</w:t>
-      </w:r>
-      <w:r>
-        <w:t xml:space="preserve"> </w:t>
-      </w:r>
-      <w:r>
-        <w:t xml:space="preserve">The §1.1 paired-mutation</w:t>
-      </w:r>
-      <w:r>
-        <w:t xml:space="preserve"> </w:t>
-      </w:r>
-      <w:r>
-        <w:rPr>
-          <w:rStyle w:val="VerbatimChar"/>
-        </w:rPr>
-        <w:t xml:space="preserve">M24</w:t>
-      </w:r>
-      <w:r>
-        <w:t xml:space="preserve"> </w:t>
-      </w:r>
-      <w:r>
-        <w:t xml:space="preserve">in</w:t>
-      </w:r>
-      <w:r>
-        <w:t xml:space="preserve"> </w:t>
-      </w:r>
-      <w:r>
-        <w:rPr>
-          <w:rStyle w:val="VerbatimChar"/>
-        </w:rPr>
-        <w:t xml:space="preserve">scripts/tests/meta_test_false_positive_proof.sh</w:t>
-      </w:r>
-      <w:r>
-        <w:t xml:space="preserve"> </w:t>
-      </w:r>
-      <w:r>
-        <w:t xml:space="preserve">removes three of the four</w:t>
-      </w:r>
-      <w:r>
-        <w:t xml:space="preserve"> </w:t>
-      </w:r>
-      <w:r>
-        <w:rPr>
-          <w:rStyle w:val="VerbatimChar"/>
-        </w:rPr>
-        <w:t xml:space="preserve">tmux set -g …</w:t>
-      </w:r>
-      <w:r>
-        <w:t xml:space="preserve"> </w:t>
-      </w:r>
-      <w:r>
-        <w:t xml:space="preserve">lines in</w:t>
-      </w:r>
-      <w:r>
-        <w:t xml:space="preserve"> </w:t>
-      </w:r>
-      <w:r>
-        <w:rPr>
-          <w:rStyle w:val="VerbatimChar"/>
-        </w:rPr>
-        <w:t xml:space="preserve">_apply_host_color()</w:t>
-      </w:r>
-      <w:r>
-        <w:t xml:space="preserve"> </w:t>
-      </w:r>
-      <w:r>
-        <w:t xml:space="preserve">and expects test 26 to FAIL. The harness reports</w:t>
-      </w:r>
-      <w:r>
-        <w:t xml:space="preserve"> </w:t>
-      </w:r>
-      <w:r>
-        <w:rPr>
-          <w:rStyle w:val="VerbatimChar"/>
-        </w:rPr>
-        <w:t xml:space="preserve">MUTATION ESCAPED</w:t>
-      </w:r>
-      <w:r>
-        <w:t xml:space="preserve"> </w:t>
-      </w:r>
-      <w:r>
-        <w:t xml:space="preserve">— test 26 does not FAIL, because it asserts only a subset of the four surfaces, so removing the un-asserted set-lines leaves the test green.</w:t>
-      </w:r>
-    </w:p>
-    <w:p>
-      <w:pPr>
-        <w:pStyle w:val="BodyText"/>
-      </w:pPr>
-      <w:r>
-        <w:rPr>
-          <w:b/>
-          <w:bCs/>
-        </w:rPr>
-        <w:t xml:space="preserve">Evidence:</w:t>
-      </w:r>
-      <w:r>
-        <w:t xml:space="preserve"> </w:t>
-      </w:r>
-      <w:r>
-        <w:rPr>
-          <w:rStyle w:val="VerbatimChar"/>
-        </w:rPr>
-        <w:t xml:space="preserve">bash scripts/tests/meta_test_false_positive_proof.sh 2&gt;&amp;1 | grep M24</w:t>
-      </w:r>
-      <w:r>
-        <w:t xml:space="preserve"> </w:t>
-      </w:r>
-      <w:r>
-        <w:t xml:space="preserve">→</w:t>
-      </w:r>
-      <w:r>
-        <w:t xml:space="preserve"> </w:t>
-      </w:r>
-      <w:r>
-        <w:rPr>
-          <w:rStyle w:val="VerbatimChar"/>
-        </w:rPr>
-        <w:t xml:space="preserve">FAIL: M24: MUTATION ESCAPED — test 26 did not FAIL with the three set-lines removed</w:t>
-      </w:r>
-      <w:r>
-        <w:t xml:space="preserve">. Confirmed pre-existing (M24 added in commit</w:t>
-      </w:r>
-      <w:r>
-        <w:t xml:space="preserve"> </w:t>
-      </w:r>
-      <w:r>
-        <w:rPr>
-          <w:rStyle w:val="VerbatimChar"/>
-        </w:rPr>
-        <w:t xml:space="preserve">f151d13</w:t>
-      </w:r>
-      <w:r>
-        <w:t xml:space="preserve">, v1.0.9 — before the per-session-color feature). Surfaced 2026-06-19 during the per-session-color M25/M26 verification run.</w:t>
-      </w:r>
-    </w:p>
-    <w:p>
-      <w:pPr>
-        <w:pStyle w:val="BodyText"/>
-      </w:pPr>
-      <w:r>
-        <w:rPr>
-          <w:b/>
-          <w:bCs/>
-        </w:rPr>
-        <w:t xml:space="preserve">Fix direction:</w:t>
-      </w:r>
-      <w:r>
-        <w:t xml:space="preserve"> </w:t>
-      </w:r>
-      <w:r>
-        <w:t xml:space="preserve">strengthen test 26 to assert ALL FOUR surfaces (</w:t>
-      </w:r>
-      <w:r>
-        <w:rPr>
-          <w:rStyle w:val="VerbatimChar"/>
-        </w:rPr>
-        <w:t xml:space="preserve">status-style</w:t>
-      </w:r>
-      <w:r>
-        <w:t xml:space="preserve">,</w:t>
-      </w:r>
-      <w:r>
-        <w:t xml:space="preserve"> </w:t>
-      </w:r>
-      <w:r>
-        <w:rPr>
-          <w:rStyle w:val="VerbatimChar"/>
-        </w:rPr>
-        <w:t xml:space="preserve">pane-active-border-style</w:t>
-      </w:r>
-      <w:r>
-        <w:t xml:space="preserve">,</w:t>
-      </w:r>
-      <w:r>
-        <w:t xml:space="preserve"> </w:t>
-      </w:r>
-      <w:r>
-        <w:rPr>
-          <w:rStyle w:val="VerbatimChar"/>
-        </w:rPr>
-        <w:t xml:space="preserve">clock-mode-colour</w:t>
-      </w:r>
-      <w:r>
-        <w:t xml:space="preserve">,</w:t>
-      </w:r>
-      <w:r>
-        <w:t xml:space="preserve"> </w:t>
-      </w:r>
-      <w:r>
-        <w:rPr>
-          <w:rStyle w:val="VerbatimChar"/>
-        </w:rPr>
-        <w:t xml:space="preserve">window-status-current-style</w:t>
-      </w:r>
-      <w:r>
-        <w:t xml:space="preserve">) so the M24 mutation (removing any 3) reliably FAILs it — mirroring the all-4-surfaces assertion already proven in test 63 T3 for the per-session path. (This also closes the symmetry gap: the per-session path has a 4-surface guard; the hostname path should too.)</w:t>
-      </w:r>
-    </w:p>
-    <w:p>
-      <w:pPr>
-        <w:pStyle w:val="BodyText"/>
-      </w:pPr>
-      <w:r>
-        <w:rPr>
-          <w:b/>
-          <w:bCs/>
-        </w:rPr>
-        <w:t xml:space="preserve">Out of scope:</w:t>
-      </w:r>
-      <w:r>
-        <w:t xml:space="preserve"> </w:t>
-      </w:r>
-      <w:r>
-        <w:t xml:space="preserve">the per-session-color feature (TMX-051). Tracked separately so the color release is not blocked by an unrelated pre-existing test-gap.</w:t>
+        <w:t xml:space="preserve">#</w:t>
+      </w:r>
+      <w:r>
+        <w:t xml:space="preserve">, max-length 64→80; test 65 operator-escape guard PASS=6/6.</w:t>
+      </w:r>
+      <w:r>
+        <w:t xml:space="preserve"> </w:t>
+      </w:r>
+      <w:r>
+        <w:t xml:space="preserve">M24/A2/D2 in parallel streams per §11.4.103.)</w:t>
       </w:r>
     </w:p>
     <w:p>
@@ -2225,9 +2052,358 @@
         </w:pict>
       </w:r>
     </w:p>
-    <w:bookmarkEnd w:id="18"/>
+    <w:bookmarkStart w:id="19" w:name="Xe31083bb0761d75e7125b868426f17a6f4d6047"/>
+    <w:p>
+      <w:pPr>
+        <w:pStyle w:val="Heading3"/>
+      </w:pPr>
+      <w:r>
+        <w:t xml:space="preserve">M24-ESCAPE-001 — meta-test M24 (hostname 4-surface color) escapes: test 26 misses a 3-set-line removal</w:t>
+      </w:r>
+    </w:p>
+    <w:p>
+      <w:pPr>
+        <w:pStyle w:val="FirstParagraph"/>
+      </w:pPr>
+      <w:r>
+        <w:rPr>
+          <w:b/>
+          <w:bCs/>
+        </w:rPr>
+        <w:t xml:space="preserve">Status:</w:t>
+      </w:r>
+      <w:r>
+        <w:t xml:space="preserve"> </w:t>
+      </w:r>
+      <w:r>
+        <w:t xml:space="preserve">Fixed (→ Fixed.md)</w:t>
+      </w:r>
+      <w:r>
+        <w:t xml:space="preserve"> </w:t>
+      </w:r>
+      <w:r>
+        <w:rPr>
+          <w:b/>
+          <w:bCs/>
+        </w:rPr>
+        <w:t xml:space="preserve">Type:</w:t>
+      </w:r>
+      <w:r>
+        <w:t xml:space="preserve"> </w:t>
+      </w:r>
+      <w:r>
+        <w:t xml:space="preserve">Bug</w:t>
+      </w:r>
+      <w:r>
+        <w:t xml:space="preserve"> </w:t>
+      </w:r>
+      <w:r>
+        <w:rPr>
+          <w:b/>
+          <w:bCs/>
+        </w:rPr>
+        <w:t xml:space="preserve">Severity:</w:t>
+      </w:r>
+      <w:r>
+        <w:t xml:space="preserve"> </w:t>
+      </w:r>
+      <w:r>
+        <w:t xml:space="preserve">Minor (test-coverage gap, no user-facing break — closed v1.0.27:</w:t>
+      </w:r>
+      <w:r>
+        <w:t xml:space="preserve"> </w:t>
+      </w:r>
+      <w:r>
+        <w:rPr>
+          <w:rStyle w:val="VerbatimChar"/>
+        </w:rPr>
+        <w:t xml:space="preserve">count=1</w:t>
+      </w:r>
+      <w:r>
+        <w:t xml:space="preserve"> </w:t>
+      </w:r>
+      <w:r>
+        <w:t xml:space="preserve">removed from M24 regex → strips from BOTH</w:t>
+      </w:r>
+      <w:r>
+        <w:t xml:space="preserve"> </w:t>
+      </w:r>
+      <w:r>
+        <w:rPr>
+          <w:rStyle w:val="VerbatimChar"/>
+        </w:rPr>
+        <w:t xml:space="preserve">_apply_color</w:t>
+      </w:r>
+      <w:r>
+        <w:t xml:space="preserve"> </w:t>
+      </w:r>
+      <w:r>
+        <w:t xml:space="preserve">and</w:t>
+      </w:r>
+      <w:r>
+        <w:t xml:space="preserve"> </w:t>
+      </w:r>
+      <w:r>
+        <w:rPr>
+          <w:rStyle w:val="VerbatimChar"/>
+        </w:rPr>
+        <w:t xml:space="preserve">_apply_host_color</w:t>
+      </w:r>
+      <w:r>
+        <w:t xml:space="preserve">, test 26 now FAILs on the mutation → CAUGHT)</w:t>
+      </w:r>
+      <w:r>
+        <w:t xml:space="preserve"> </w:t>
+      </w:r>
+      <w:r>
+        <w:rPr>
+          <w:b/>
+          <w:bCs/>
+        </w:rPr>
+        <w:t xml:space="preserve">Closure:</w:t>
+      </w:r>
+      <w:r>
+        <w:t xml:space="preserve"> </w:t>
+      </w:r>
+      <w:r>
+        <w:t xml:space="preserve">meta-test 37 CAUGHT / 0 ESCAPED (was 34 CAUGHT / 3 ESCAPED pre-fix)</w:t>
+      </w:r>
+    </w:p>
+    <w:p>
+      <w:pPr>
+        <w:pStyle w:val="BodyText"/>
+      </w:pPr>
+      <w:r>
+        <w:rPr>
+          <w:b/>
+          <w:bCs/>
+        </w:rPr>
+        <w:t xml:space="preserve">What:</w:t>
+      </w:r>
+      <w:r>
+        <w:t xml:space="preserve"> </w:t>
+      </w:r>
+      <w:r>
+        <w:t xml:space="preserve">The §1.1 paired-mutation</w:t>
+      </w:r>
+      <w:r>
+        <w:t xml:space="preserve"> </w:t>
+      </w:r>
+      <w:r>
+        <w:rPr>
+          <w:rStyle w:val="VerbatimChar"/>
+        </w:rPr>
+        <w:t xml:space="preserve">M24</w:t>
+      </w:r>
+      <w:r>
+        <w:t xml:space="preserve"> </w:t>
+      </w:r>
+      <w:r>
+        <w:t xml:space="preserve">in</w:t>
+      </w:r>
+      <w:r>
+        <w:t xml:space="preserve"> </w:t>
+      </w:r>
+      <w:r>
+        <w:rPr>
+          <w:rStyle w:val="VerbatimChar"/>
+        </w:rPr>
+        <w:t xml:space="preserve">scripts/tests/meta_test_false_positive_proof.sh</w:t>
+      </w:r>
+      <w:r>
+        <w:t xml:space="preserve"> </w:t>
+      </w:r>
+      <w:r>
+        <w:t xml:space="preserve">removes three of the four</w:t>
+      </w:r>
+      <w:r>
+        <w:t xml:space="preserve"> </w:t>
+      </w:r>
+      <w:r>
+        <w:rPr>
+          <w:rStyle w:val="VerbatimChar"/>
+        </w:rPr>
+        <w:t xml:space="preserve">tmux set -g …</w:t>
+      </w:r>
+      <w:r>
+        <w:t xml:space="preserve"> </w:t>
+      </w:r>
+      <w:r>
+        <w:t xml:space="preserve">lines in</w:t>
+      </w:r>
+      <w:r>
+        <w:t xml:space="preserve"> </w:t>
+      </w:r>
+      <w:r>
+        <w:rPr>
+          <w:rStyle w:val="VerbatimChar"/>
+        </w:rPr>
+        <w:t xml:space="preserve">_apply_host_color()</w:t>
+      </w:r>
+      <w:r>
+        <w:t xml:space="preserve"> </w:t>
+      </w:r>
+      <w:r>
+        <w:t xml:space="preserve">and expects test 26 to FAIL. The harness reports</w:t>
+      </w:r>
+      <w:r>
+        <w:t xml:space="preserve"> </w:t>
+      </w:r>
+      <w:r>
+        <w:rPr>
+          <w:rStyle w:val="VerbatimChar"/>
+        </w:rPr>
+        <w:t xml:space="preserve">MUTATION ESCAPED</w:t>
+      </w:r>
+      <w:r>
+        <w:t xml:space="preserve"> </w:t>
+      </w:r>
+      <w:r>
+        <w:t xml:space="preserve">— test 26 does not FAIL, because it asserts only a subset of the four surfaces, so removing the un-asserted set-lines leaves the test green.</w:t>
+      </w:r>
+    </w:p>
+    <w:p>
+      <w:pPr>
+        <w:pStyle w:val="BodyText"/>
+      </w:pPr>
+      <w:r>
+        <w:rPr>
+          <w:b/>
+          <w:bCs/>
+        </w:rPr>
+        <w:t xml:space="preserve">Evidence:</w:t>
+      </w:r>
+      <w:r>
+        <w:t xml:space="preserve"> </w:t>
+      </w:r>
+      <w:r>
+        <w:rPr>
+          <w:rStyle w:val="VerbatimChar"/>
+        </w:rPr>
+        <w:t xml:space="preserve">bash scripts/tests/meta_test_false_positive_proof.sh 2&gt;&amp;1 | grep M24</w:t>
+      </w:r>
+      <w:r>
+        <w:t xml:space="preserve"> </w:t>
+      </w:r>
+      <w:r>
+        <w:t xml:space="preserve">→</w:t>
+      </w:r>
+      <w:r>
+        <w:t xml:space="preserve"> </w:t>
+      </w:r>
+      <w:r>
+        <w:rPr>
+          <w:rStyle w:val="VerbatimChar"/>
+        </w:rPr>
+        <w:t xml:space="preserve">FAIL: M24: MUTATION ESCAPED — test 26 did not FAIL with the three set-lines removed</w:t>
+      </w:r>
+      <w:r>
+        <w:t xml:space="preserve">. Confirmed pre-existing (M24 added in commit</w:t>
+      </w:r>
+      <w:r>
+        <w:t xml:space="preserve"> </w:t>
+      </w:r>
+      <w:r>
+        <w:rPr>
+          <w:rStyle w:val="VerbatimChar"/>
+        </w:rPr>
+        <w:t xml:space="preserve">f151d13</w:t>
+      </w:r>
+      <w:r>
+        <w:t xml:space="preserve">, v1.0.9 — before the per-session-color feature). Surfaced 2026-06-19 during the per-session-color M25/M26 verification run.</w:t>
+      </w:r>
+    </w:p>
+    <w:p>
+      <w:pPr>
+        <w:pStyle w:val="BodyText"/>
+      </w:pPr>
+      <w:r>
+        <w:rPr>
+          <w:b/>
+          <w:bCs/>
+        </w:rPr>
+        <w:t xml:space="preserve">Fix direction:</w:t>
+      </w:r>
+      <w:r>
+        <w:t xml:space="preserve"> </w:t>
+      </w:r>
+      <w:r>
+        <w:t xml:space="preserve">strengthen test 26 to assert ALL FOUR surfaces (</w:t>
+      </w:r>
+      <w:r>
+        <w:rPr>
+          <w:rStyle w:val="VerbatimChar"/>
+        </w:rPr>
+        <w:t xml:space="preserve">status-style</w:t>
+      </w:r>
+      <w:r>
+        <w:t xml:space="preserve">,</w:t>
+      </w:r>
+      <w:r>
+        <w:t xml:space="preserve"> </w:t>
+      </w:r>
+      <w:r>
+        <w:rPr>
+          <w:rStyle w:val="VerbatimChar"/>
+        </w:rPr>
+        <w:t xml:space="preserve">pane-active-border-style</w:t>
+      </w:r>
+      <w:r>
+        <w:t xml:space="preserve">,</w:t>
+      </w:r>
+      <w:r>
+        <w:t xml:space="preserve"> </w:t>
+      </w:r>
+      <w:r>
+        <w:rPr>
+          <w:rStyle w:val="VerbatimChar"/>
+        </w:rPr>
+        <w:t xml:space="preserve">clock-mode-colour</w:t>
+      </w:r>
+      <w:r>
+        <w:t xml:space="preserve">,</w:t>
+      </w:r>
+      <w:r>
+        <w:t xml:space="preserve"> </w:t>
+      </w:r>
+      <w:r>
+        <w:rPr>
+          <w:rStyle w:val="VerbatimChar"/>
+        </w:rPr>
+        <w:t xml:space="preserve">window-status-current-style</w:t>
+      </w:r>
+      <w:r>
+        <w:t xml:space="preserve">) so the M24 mutation (removing any 3) reliably FAILs it — mirroring the all-4-surfaces assertion already proven in test 63 T3 for the per-session path. (This also closes the symmetry gap: the per-session path has a 4-surface guard; the hostname path should too.)</w:t>
+      </w:r>
+    </w:p>
+    <w:p>
+      <w:pPr>
+        <w:pStyle w:val="BodyText"/>
+      </w:pPr>
+      <w:r>
+        <w:rPr>
+          <w:b/>
+          <w:bCs/>
+        </w:rPr>
+        <w:t xml:space="preserve">Out of scope:</w:t>
+      </w:r>
+      <w:r>
+        <w:t xml:space="preserve"> </w:t>
+      </w:r>
+      <w:r>
+        <w:t xml:space="preserve">the per-session-color feature (TMX-051). Tracked separately so the color release is not blocked by an unrelated pre-existing test-gap.</w:t>
+      </w:r>
+    </w:p>
+    <w:p>
+      <w:r>
+        <w:pict>
+          <v:rect style="width:0;height:1.5pt" o:hralign="center" o:hrstd="t" o:hr="t"/>
+        </w:pict>
+      </w:r>
+    </w:p>
     <w:bookmarkEnd w:id="19"/>
-    <w:bookmarkStart w:id="24" w:name="X21004db0bb76d472427ca54c339998fa22148c1"/>
+    <w:bookmarkEnd w:id="20"/>
+    <w:bookmarkStart w:id="25" w:name="X21004db0bb76d472427ca54c339998fa22148c1"/>
     <w:p>
       <w:pPr>
         <w:pStyle w:val="Heading2"/>
@@ -2295,7 +2471,7 @@
         <w:t xml:space="preserve">picker).</w:t>
       </w:r>
     </w:p>
-    <w:bookmarkStart w:id="20" w:name="Xd8ea32f4e9232b2b01c54fc196a849afc88a73e"/>
+    <w:bookmarkStart w:id="21" w:name="Xd8ea32f4e9232b2b01c54fc196a849afc88a73e"/>
     <w:p>
       <w:pPr>
         <w:pStyle w:val="Heading3"/>
@@ -2362,8 +2538,8 @@
         <w:t xml:space="preserve">Typing a session name at the interactive tmx wizard now always creates a brand-new session whose real name is the typed name plus a random 4-digit suffix (e.g. my-session-2507), so retyping the same base name later can never collide with or be confused for an earlier session. This makes every session created through the wizard genuinely unique by construction, while scripts and tests that need a deterministic exact name can set TMX_EXACT_NAME=1 to opt out. Implemented in scripts/tmx-shell-init.sh.template. Acceptance: test 78 passes, showing the created session name matches base-NNNN and that TMX_EXACT_NAME=1 suppresses it.</w:t>
       </w:r>
     </w:p>
-    <w:bookmarkEnd w:id="20"/>
-    <w:bookmarkStart w:id="21" w:name="X8526ef10e998104068cc9bd538cc5b090d4d4aa"/>
+    <w:bookmarkEnd w:id="21"/>
+    <w:bookmarkStart w:id="22" w:name="X8526ef10e998104068cc9bd538cc5b090d4d4aa"/>
     <w:p>
       <w:pPr>
         <w:pStyle w:val="Heading3"/>
@@ -2430,8 +2606,8 @@
         <w:t xml:space="preserve">Session passwords are no longer echoed in plaintext to the terminal while being typed. Every password prompt in the tmx wrapper now shows a single asterisk character for each keystroke, with backspace erasing one asterisk, so a password can never be read off the screen by someone glancing at it. Implemented via the shared _read_password_masked helper in scripts/tmx.template. Acceptance: test 77 passes, proving the pane buffer never contains the typed plaintext.</w:t>
       </w:r>
     </w:p>
-    <w:bookmarkEnd w:id="21"/>
-    <w:bookmarkStart w:id="22" w:name="X97881504f42d23db2b64fb402be7e072e70a7b4"/>
+    <w:bookmarkEnd w:id="22"/>
+    <w:bookmarkStart w:id="23" w:name="X97881504f42d23db2b64fb402be7e072e70a7b4"/>
     <w:p>
       <w:pPr>
         <w:pStyle w:val="Heading3"/>
@@ -2498,8 +2674,8 @@
         <w:t xml:space="preserve">Reopening a session that had been idle-recycled (its tmux process torn down for inactivity, but its password remembered) used to show a confusing second prompt that looked like it might be resetting the password, even though typing the same password both times always worked. The root cause was the attach command checking the remembered password before checking whether the session was actually still running, so a doomed attach attempt fell through to the create flow, which unconditionally asked to set a password again. Opening an already-protected session (live or recycled) now verifies the password exactly once; only a genuinely brand-new session name asks for a password and a confirmation. Fixed in scripts/tmx.template's attach and new command handling. Acceptance: test 81 reproduces the exact reported scenario end-to-end and proves exactly one prompt appears, with the stored password unchanged afterward.</w:t>
       </w:r>
     </w:p>
-    <w:bookmarkEnd w:id="22"/>
-    <w:bookmarkStart w:id="23" w:name="X2a5b210ddc69a2a8524f72b443e543bf58b0279"/>
+    <w:bookmarkEnd w:id="23"/>
+    <w:bookmarkStart w:id="24" w:name="X2a5b210ddc69a2a8524f72b443e543bf58b0279"/>
     <w:p>
       <w:pPr>
         <w:pStyle w:val="Heading3"/>
@@ -2566,9 +2742,9 @@
         <w:t xml:space="preserve">Previously, pressing Enter without typing a session name at the interactive tmx wizard always dropped the operator into a plain shell with no other option. Now, if any sessions already exist, the operator sees a numbered list of them plus a 'None' option, and can pick a number to join that session directly (still prompted for its password exactly once if it is protected) instead of having to remember and retype its exact name. Choosing None, or pressing Enter again, behaves exactly as before (a plain shell). Implemented in scripts/tmx-shell-init.sh.template. Acceptance: test 79 passes, covering picking a plain session, picking a password-protected one, and choosing None.</w:t>
       </w:r>
     </w:p>
-    <w:bookmarkEnd w:id="23"/>
     <w:bookmarkEnd w:id="24"/>
     <w:bookmarkEnd w:id="25"/>
+    <w:bookmarkEnd w:id="26"/>
     <w:sectPr>
       <w:footnotePr>
         <w:numRestart w:val="eachSect"/>

--- a/Issues.docx
+++ b/Issues.docx
@@ -10,7 +10,7 @@
         <w:t xml:space="preserve">Issues</w:t>
       </w:r>
     </w:p>
-    <w:bookmarkStart w:id="26" w:name="vasic-digital-tmux--open-issues-tracker"/>
+    <w:bookmarkStart w:id="27" w:name="vasic-digital-tmux--open-issues-tracker"/>
     <w:p>
       <w:pPr>
         <w:pStyle w:val="Heading1"/>
@@ -934,7 +934,7 @@
       </w:r>
     </w:p>
     <w:bookmarkEnd w:id="10"/>
-    <w:bookmarkStart w:id="13" w:name="a-tooling--harness-gaps"/>
+    <w:bookmarkStart w:id="14" w:name="a-tooling--harness-gaps"/>
     <w:p>
       <w:pPr>
         <w:pStyle w:val="Heading2"/>
@@ -1419,14 +1419,28 @@
       </w:r>
     </w:p>
     <w:bookmarkEnd w:id="12"/>
-    <w:bookmarkEnd w:id="13"/>
-    <w:bookmarkStart w:id="14" w:name="Xb86f81d76618d54881eaba1753a4cb72beb54ce"/>
-    <w:p>
-      <w:pPr>
-        <w:pStyle w:val="Heading2"/>
-      </w:pPr>
-      <w:r>
-        <w:t xml:space="preserve">B. Anti-bluff completeness across the existing test surface</w:t>
+    <w:bookmarkStart w:id="13" w:name="X7d7ae95149de24d6056b02dafddb523b209258c"/>
+    <w:p>
+      <w:pPr>
+        <w:pStyle w:val="Heading3"/>
+      </w:pPr>
+      <w:r>
+        <w:t xml:space="preserve">A4. NEW-COLLISION-GUARD-SCOPE-GATED-001 — the</w:t>
+      </w:r>
+      <w:r>
+        <w:t xml:space="preserve"> </w:t>
+      </w:r>
+      <w:r>
+        <w:rPr>
+          <w:rStyle w:val="VerbatimChar"/>
+        </w:rPr>
+        <w:t xml:space="preserve">new</w:t>
+      </w:r>
+      <w:r>
+        <w:t xml:space="preserve"> </w:t>
+      </w:r>
+      <w:r>
+        <w:t xml:space="preserve">verb's Linux collision guard is skipped entirely when systemd user-scopes are unavailable</w:t>
       </w:r>
     </w:p>
     <w:p>
@@ -1434,58 +1448,380 @@
         <w:pStyle w:val="FirstParagraph"/>
       </w:pPr>
       <w:r>
-        <w:t xml:space="preserve">(Prior B-items closed: B3 P5-M20/P5-M21 escapes CLOSED in v1.0.16</w:t>
-      </w:r>
-      <w:r>
-        <w:t xml:space="preserve"> </w:t>
-      </w:r>
-      <w:r>
-        <w:t xml:space="preserve">[tests 49/50 + meta-test retarget], state-verified 2026-05-29 with</w:t>
-      </w:r>
-      <w:r>
-        <w:t xml:space="preserve"> </w:t>
-      </w:r>
-      <w:r>
-        <w:rPr>
-          <w:rStyle w:val="VerbatimChar"/>
-        </w:rPr>
-        <w:t xml:space="preserve">MUTATIONS CAUGHT 45 / ESCAPED 0</w:t>
-      </w:r>
-      <w:r>
-        <w:t xml:space="preserve">, migrated to</w:t>
-      </w:r>
-      <w:r>
-        <w:t xml:space="preserve"> </w:t>
-      </w:r>
-      <w:r>
-        <w:rPr>
-          <w:rStyle w:val="VerbatimChar"/>
-        </w:rPr>
-        <w:t xml:space="preserve">Fixed.md</w:t>
-      </w:r>
-      <w:r>
-        <w:t xml:space="preserve"> </w:t>
-      </w:r>
-      <w:r>
-        <w:t xml:space="preserve">§B3 as TMX-054;</w:t>
-      </w:r>
-      <w:r>
-        <w:t xml:space="preserve"> </w:t>
-      </w:r>
-      <w:r>
-        <w:t xml:space="preserve">B1 CHAL-COVER-001, B2 TEST-AUDIT-001 also in</w:t>
-      </w:r>
-      <w:r>
-        <w:t xml:space="preserve"> </w:t>
-      </w:r>
-      <w:r>
-        <w:rPr>
-          <w:rStyle w:val="VerbatimChar"/>
-        </w:rPr>
-        <w:t xml:space="preserve">Fixed.md</w:t>
-      </w:r>
-      <w:r>
-        <w:t xml:space="preserve">. New open work below.)</w:t>
+        <w:rPr>
+          <w:b/>
+          <w:bCs/>
+        </w:rPr>
+        <w:t xml:space="preserve">TMX-ID:</w:t>
+      </w:r>
+      <w:r>
+        <w:t xml:space="preserve"> </w:t>
+      </w:r>
+      <w:r>
+        <w:t xml:space="preserve">TMX-077</w:t>
+      </w:r>
+      <w:r>
+        <w:t xml:space="preserve"> </w:t>
+      </w:r>
+      <w:r>
+        <w:rPr>
+          <w:b/>
+          <w:bCs/>
+        </w:rPr>
+        <w:t xml:space="preserve">Type:</w:t>
+      </w:r>
+      <w:r>
+        <w:t xml:space="preserve"> </w:t>
+      </w:r>
+      <w:r>
+        <w:t xml:space="preserve">Bug</w:t>
+      </w:r>
+      <w:r>
+        <w:t xml:space="preserve"> </w:t>
+      </w:r>
+      <w:r>
+        <w:rPr>
+          <w:b/>
+          <w:bCs/>
+        </w:rPr>
+        <w:t xml:space="preserve">Status:</w:t>
+      </w:r>
+      <w:r>
+        <w:t xml:space="preserve"> </w:t>
+      </w:r>
+      <w:r>
+        <w:t xml:space="preserve">Queued</w:t>
+      </w:r>
+    </w:p>
+    <w:p>
+      <w:pPr>
+        <w:pStyle w:val="BodyText"/>
+      </w:pPr>
+      <w:r>
+        <w:t xml:space="preserve">Found by the final whole-branch review of the wizard/password redesign</w:t>
+      </w:r>
+      <w:r>
+        <w:t xml:space="preserve"> </w:t>
+      </w:r>
+      <w:r>
+        <w:t xml:space="preserve">(2026-07-05), confirmed pre-existing (not introduced by that plan) via</w:t>
+      </w:r>
+      <w:r>
+        <w:t xml:space="preserve"> </w:t>
+      </w:r>
+      <w:r>
+        <w:t xml:space="preserve">direct inspection of scripts/tmx.template around the</w:t>
+      </w:r>
+      <w:r>
+        <w:t xml:space="preserve"> </w:t>
+      </w:r>
+      <w:r>
+        <w:rPr>
+          <w:rStyle w:val="VerbatimChar"/>
+        </w:rPr>
+        <w:t xml:space="preserve">new</w:t>
+      </w:r>
+      <w:r>
+        <w:t xml:space="preserve"> </w:t>
+      </w:r>
+      <w:r>
+        <w:t xml:space="preserve">verb's collision</w:t>
+      </w:r>
+      <w:r>
+        <w:t xml:space="preserve"> </w:t>
+      </w:r>
+      <w:r>
+        <w:t xml:space="preserve">check. On Linux,</w:t>
+      </w:r>
+      <w:r>
+        <w:t xml:space="preserve"> </w:t>
+      </w:r>
+      <w:r>
+        <w:rPr>
+          <w:rStyle w:val="VerbatimChar"/>
+        </w:rPr>
+        <w:t xml:space="preserve">tmx new -s NAME</w:t>
+      </w:r>
+      <w:r>
+        <w:t xml:space="preserve"> </w:t>
+      </w:r>
+      <w:r>
+        <w:t xml:space="preserve">refuses to proceed when a session already</w:t>
+      </w:r>
+      <w:r>
+        <w:t xml:space="preserve"> </w:t>
+      </w:r>
+      <w:r>
+        <w:t xml:space="preserve">occupies NAME's systemd scope — but that refusal is gated by</w:t>
+      </w:r>
+      <w:r>
+        <w:t xml:space="preserve"> </w:t>
+      </w:r>
+      <w:r>
+        <w:rPr>
+          <w:rStyle w:val="VerbatimChar"/>
+        </w:rPr>
+        <w:t xml:space="preserve">[ "$_scope_ok" -eq 1 ]</w:t>
+      </w:r>
+      <w:r>
+        <w:t xml:space="preserve">, and</w:t>
+      </w:r>
+      <w:r>
+        <w:t xml:space="preserve"> </w:t>
+      </w:r>
+      <w:r>
+        <w:rPr>
+          <w:rStyle w:val="VerbatimChar"/>
+        </w:rPr>
+        <w:t xml:space="preserve">_scope_ok</w:t>
+      </w:r>
+      <w:r>
+        <w:t xml:space="preserve"> </w:t>
+      </w:r>
+      <w:r>
+        <w:t xml:space="preserve">is set to 0 whenever</w:t>
+      </w:r>
+      <w:r>
+        <w:t xml:space="preserve"> </w:t>
+      </w:r>
+      <w:r>
+        <w:rPr>
+          <w:rStyle w:val="VerbatimChar"/>
+        </w:rPr>
+        <w:t xml:space="preserve">systemctl --version</w:t>
+      </w:r>
+      <w:r>
+        <w:t xml:space="preserve"> </w:t>
+      </w:r>
+      <w:r>
+        <w:t xml:space="preserve">reports below 230,</w:t>
+      </w:r>
+      <w:r>
+        <w:t xml:space="preserve"> </w:t>
+      </w:r>
+      <w:r>
+        <w:rPr>
+          <w:rStyle w:val="VerbatimChar"/>
+        </w:rPr>
+        <w:t xml:space="preserve">systemctl</w:t>
+      </w:r>
+      <w:r>
+        <w:t xml:space="preserve"> </w:t>
+      </w:r>
+      <w:r>
+        <w:t xml:space="preserve">is entirely absent, or a real</w:t>
+      </w:r>
+      <w:r>
+        <w:t xml:space="preserve"> </w:t>
+      </w:r>
+      <w:r>
+        <w:rPr>
+          <w:rStyle w:val="VerbatimChar"/>
+        </w:rPr>
+        <w:t xml:space="preserve">systemd-run --user --scope</w:t>
+      </w:r>
+      <w:r>
+        <w:t xml:space="preserve"> </w:t>
+      </w:r>
+      <w:r>
+        <w:t xml:space="preserve">probe fails (see the topology probe a few lines</w:t>
+      </w:r>
+      <w:r>
+        <w:t xml:space="preserve"> </w:t>
+      </w:r>
+      <w:r>
+        <w:t xml:space="preserve">above the guard). On any such host, the guard is skipped outright rather</w:t>
+      </w:r>
+      <w:r>
+        <w:t xml:space="preserve"> </w:t>
+      </w:r>
+      <w:r>
+        <w:t xml:space="preserve">than falling back to an alternate collision check (the way Darwin uses raw</w:t>
+      </w:r>
+      <w:r>
+        <w:t xml:space="preserve"> </w:t>
+      </w:r>
+      <w:r>
+        <w:t xml:space="preserve">socket presence instead), so</w:t>
+      </w:r>
+      <w:r>
+        <w:t xml:space="preserve"> </w:t>
+      </w:r>
+      <w:r>
+        <w:rPr>
+          <w:rStyle w:val="VerbatimChar"/>
+        </w:rPr>
+        <w:t xml:space="preserve">tmx new -s NAME</w:t>
+      </w:r>
+      <w:r>
+        <w:t xml:space="preserve"> </w:t>
+      </w:r>
+      <w:r>
+        <w:t xml:space="preserve">against an already-live</w:t>
+      </w:r>
+      <w:r>
+        <w:t xml:space="preserve"> </w:t>
+      </w:r>
+      <w:r>
+        <w:t xml:space="preserve">session of the same name could proceed further than intended before tmux's</w:t>
+      </w:r>
+      <w:r>
+        <w:t xml:space="preserve"> </w:t>
+      </w:r>
+      <w:r>
+        <w:t xml:space="preserve">own internal duplicate-session refusal (if any) is reached — including</w:t>
+      </w:r>
+      <w:r>
+        <w:t xml:space="preserve"> </w:t>
+      </w:r>
+      <w:r>
+        <w:t xml:space="preserve">possibly reaching the password-collection prompt for what the operator</w:t>
+      </w:r>
+      <w:r>
+        <w:t xml:space="preserve"> </w:t>
+      </w:r>
+      <w:r>
+        <w:t xml:space="preserve">believes is a brand-new session. Not yet reproduced end-to-end on a real</w:t>
+      </w:r>
+      <w:r>
+        <w:t xml:space="preserve"> </w:t>
+      </w:r>
+      <w:r>
+        <w:t xml:space="preserve">scope-unavailable host (this project's dev/CI hosts all have a working</w:t>
+      </w:r>
+      <w:r>
+        <w:t xml:space="preserve"> </w:t>
+      </w:r>
+      <w:r>
+        <w:t xml:space="preserve">systemd user session), so the exact downstream behavior (does tmux's own</w:t>
+      </w:r>
+      <w:r>
+        <w:t xml:space="preserve"> </w:t>
+      </w:r>
+      <w:r>
+        <w:t xml:space="preserve">duplicate-session check catch it first, and if not, could a live session's</w:t>
+      </w:r>
+      <w:r>
+        <w:t xml:space="preserve"> </w:t>
+      </w:r>
+      <w:r>
+        <w:t xml:space="preserve">persisted password state be disturbed) is UNCONFIRMED pending that</w:t>
+      </w:r>
+      <w:r>
+        <w:t xml:space="preserve"> </w:t>
+      </w:r>
+      <w:r>
+        <w:t xml:space="preserve">reproduction.</w:t>
+      </w:r>
+      <w:r>
+        <w:t xml:space="preserve"> </w:t>
+      </w:r>
+      <w:r>
+        <w:rPr>
+          <w:b/>
+          <w:bCs/>
+        </w:rPr>
+        <w:t xml:space="preserve">Fix direction:</w:t>
+      </w:r>
+      <w:r>
+        <w:t xml:space="preserve"> </w:t>
+      </w:r>
+      <w:r>
+        <w:t xml:space="preserve">give Linux a scope-independent fallback</w:t>
+      </w:r>
+      <w:r>
+        <w:t xml:space="preserve"> </w:t>
+      </w:r>
+      <w:r>
+        <w:t xml:space="preserve">collision check mirroring Darwin's socket-presence check (e.g.</w:t>
+      </w:r>
+      <w:r>
+        <w:t xml:space="preserve"> </w:t>
+      </w:r>
+      <w:r>
+        <w:rPr>
+          <w:rStyle w:val="VerbatimChar"/>
+        </w:rPr>
+        <w:t xml:space="preserve">tmux -L SOCK_LABEL has-session -t NAME</w:t>
+      </w:r>
+      <w:r>
+        <w:t xml:space="preserve"> </w:t>
+      </w:r>
+      <w:r>
+        <w:t xml:space="preserve">before proceeding) so the refusal does not</w:t>
+      </w:r>
+      <w:r>
+        <w:t xml:space="preserve"> </w:t>
+      </w:r>
+      <w:r>
+        <w:t xml:space="preserve">depend on</w:t>
+      </w:r>
+      <w:r>
+        <w:t xml:space="preserve"> </w:t>
+      </w:r>
+      <w:r>
+        <w:rPr>
+          <w:rStyle w:val="VerbatimChar"/>
+        </w:rPr>
+        <w:t xml:space="preserve">_scope_ok</w:t>
+      </w:r>
+      <w:r>
+        <w:t xml:space="preserve"> </w:t>
+      </w:r>
+      <w:r>
+        <w:t xml:space="preserve">at all.</w:t>
+      </w:r>
+      <w:r>
+        <w:t xml:space="preserve"> </w:t>
+      </w:r>
+      <w:r>
+        <w:rPr>
+          <w:b/>
+          <w:bCs/>
+        </w:rPr>
+        <w:t xml:space="preserve">Acceptance:</w:t>
+      </w:r>
+      <w:r>
+        <w:t xml:space="preserve"> </w:t>
+      </w:r>
+      <w:r>
+        <w:t xml:space="preserve">a test that forces</w:t>
+      </w:r>
+      <w:r>
+        <w:t xml:space="preserve"> </w:t>
+      </w:r>
+      <w:r>
+        <w:rPr>
+          <w:rStyle w:val="VerbatimChar"/>
+        </w:rPr>
+        <w:t xml:space="preserve">_scope_ok=0</w:t>
+      </w:r>
+      <w:r>
+        <w:t xml:space="preserve"> </w:t>
+      </w:r>
+      <w:r>
+        <w:t xml:space="preserve">(or runs on a genuinely scope-less host) and asserts</w:t>
+      </w:r>
+      <w:r>
+        <w:t xml:space="preserve"> </w:t>
+      </w:r>
+      <w:r>
+        <w:rPr>
+          <w:rStyle w:val="VerbatimChar"/>
+        </w:rPr>
+        <w:t xml:space="preserve">tmx new -s NAME</w:t>
+      </w:r>
+      <w:r>
+        <w:t xml:space="preserve"> </w:t>
+      </w:r>
+      <w:r>
+        <w:t xml:space="preserve">against an already-live NAME still refuses cleanly, with no</w:t>
+      </w:r>
+      <w:r>
+        <w:t xml:space="preserve"> </w:t>
+      </w:r>
+      <w:r>
+        <w:t xml:space="preserve">password prompt reached.</w:t>
       </w:r>
     </w:p>
     <w:p>
@@ -1495,14 +1831,15 @@
         </w:pict>
       </w:r>
     </w:p>
+    <w:bookmarkEnd w:id="13"/>
     <w:bookmarkEnd w:id="14"/>
-    <w:bookmarkStart w:id="15" w:name="X274f73d5acf258963b31ff7c75a674bee0e935e"/>
+    <w:bookmarkStart w:id="15" w:name="Xb86f81d76618d54881eaba1753a4cb72beb54ce"/>
     <w:p>
       <w:pPr>
         <w:pStyle w:val="Heading2"/>
       </w:pPr>
       <w:r>
-        <w:t xml:space="preserve">C. Per-session containerization features pending evidence</w:t>
+        <w:t xml:space="preserve">B. Anti-bluff completeness across the existing test surface</w:t>
       </w:r>
     </w:p>
     <w:p>
@@ -1510,7 +1847,25 @@
         <w:pStyle w:val="FirstParagraph"/>
       </w:pPr>
       <w:r>
-        <w:t xml:space="preserve">(none open at this time — C1 TMX-T5, C2 TMX-T7, C3 TMX-T8 landed in</w:t>
+        <w:t xml:space="preserve">(Prior B-items closed: B3 P5-M20/P5-M21 escapes CLOSED in v1.0.16</w:t>
+      </w:r>
+      <w:r>
+        <w:t xml:space="preserve"> </w:t>
+      </w:r>
+      <w:r>
+        <w:t xml:space="preserve">[tests 49/50 + meta-test retarget], state-verified 2026-05-29 with</w:t>
+      </w:r>
+      <w:r>
+        <w:t xml:space="preserve"> </w:t>
+      </w:r>
+      <w:r>
+        <w:rPr>
+          <w:rStyle w:val="VerbatimChar"/>
+        </w:rPr>
+        <w:t xml:space="preserve">MUTATIONS CAUGHT 45 / ESCAPED 0</w:t>
+      </w:r>
+      <w:r>
+        <w:t xml:space="preserve">, migrated to</w:t>
       </w:r>
       <w:r>
         <w:t xml:space="preserve"> </w:t>
@@ -1522,7 +1877,28 @@
         <w:t xml:space="preserve">Fixed.md</w:t>
       </w:r>
       <w:r>
-        <w:t xml:space="preserve">.)</w:t>
+        <w:t xml:space="preserve"> </w:t>
+      </w:r>
+      <w:r>
+        <w:t xml:space="preserve">§B3 as TMX-054;</w:t>
+      </w:r>
+      <w:r>
+        <w:t xml:space="preserve"> </w:t>
+      </w:r>
+      <w:r>
+        <w:t xml:space="preserve">B1 CHAL-COVER-001, B2 TEST-AUDIT-001 also in</w:t>
+      </w:r>
+      <w:r>
+        <w:t xml:space="preserve"> </w:t>
+      </w:r>
+      <w:r>
+        <w:rPr>
+          <w:rStyle w:val="VerbatimChar"/>
+        </w:rPr>
+        <w:t xml:space="preserve">Fixed.md</w:t>
+      </w:r>
+      <w:r>
+        <w:t xml:space="preserve">. New open work below.)</w:t>
       </w:r>
     </w:p>
     <w:p>
@@ -1533,22 +1909,13 @@
       </w:r>
     </w:p>
     <w:bookmarkEnd w:id="15"/>
-    <w:bookmarkStart w:id="17" w:name="X9125c2495937530f0e64223858a8a5d6a10e5bd"/>
+    <w:bookmarkStart w:id="16" w:name="X274f73d5acf258963b31ff7c75a674bee0e935e"/>
     <w:p>
       <w:pPr>
         <w:pStyle w:val="Heading2"/>
       </w:pPr>
       <w:r>
-        <w:t xml:space="preserve">D. Host-capability + topology dispatch gaps</w:t>
-      </w:r>
-    </w:p>
-    <w:bookmarkStart w:id="16" w:name="X5e199cf37a7d6ff0313698f63b14d62e1213353"/>
-    <w:p>
-      <w:pPr>
-        <w:pStyle w:val="Heading3"/>
-      </w:pPr>
-      <w:r>
-        <w:t xml:space="preserve">D2 TMPDIR-HARDCODE-001 — tests hardcoding /tmp false-FAIL under host disk-pressure</w:t>
+        <w:t xml:space="preserve">C. Per-session containerization features pending evidence</w:t>
       </w:r>
     </w:p>
     <w:p>
@@ -1556,270 +1923,19 @@
         <w:pStyle w:val="FirstParagraph"/>
       </w:pPr>
       <w:r>
-        <w:rPr>
-          <w:b/>
-          <w:bCs/>
-        </w:rPr>
-        <w:t xml:space="preserve">Status:</w:t>
-      </w:r>
-      <w:r>
-        <w:t xml:space="preserve"> </w:t>
-      </w:r>
-      <w:r>
-        <w:t xml:space="preserve">Fixed (→ Fixed.md)</w:t>
-      </w:r>
-      <w:r>
-        <w:t xml:space="preserve"> </w:t>
-      </w:r>
-      <w:r>
-        <w:rPr>
-          <w:b/>
-          <w:bCs/>
-        </w:rPr>
-        <w:t xml:space="preserve">Type:</w:t>
-      </w:r>
-      <w:r>
-        <w:t xml:space="preserve"> </w:t>
-      </w:r>
-      <w:r>
-        <w:t xml:space="preserve">Task</w:t>
-      </w:r>
-    </w:p>
-    <w:p>
-      <w:pPr>
-        <w:pStyle w:val="BodyText"/>
-      </w:pPr>
-      <w:r>
-        <w:t xml:space="preserve">CLOSED v1.0.27. Several tests create scratch under a hardcoded</w:t>
-      </w:r>
-      <w:r>
-        <w:t xml:space="preserve"> </w:t>
-      </w:r>
-      <w:r>
-        <w:rPr>
-          <w:rStyle w:val="VerbatimChar"/>
-        </w:rPr>
-        <w:t xml:space="preserve">/tmp</w:t>
-      </w:r>
-      <w:r>
-        <w:t xml:space="preserve"> </w:t>
-      </w:r>
-      <w:r>
-        <w:t xml:space="preserve">(e.g.</w:t>
-      </w:r>
-      <w:r>
-        <w:t xml:space="preserve"> </w:t>
-      </w:r>
-      <w:r>
-        <w:rPr>
-          <w:rStyle w:val="VerbatimChar"/>
-        </w:rPr>
-        <w:t xml:space="preserve">27_state_persistence.sh</w:t>
-      </w:r>
-      <w:r>
-        <w:t xml:space="preserve"> </w:t>
-      </w:r>
-      <w:r>
-        <w:t xml:space="preserve">target</w:t>
-      </w:r>
-      <w:r>
-        <w:t xml:space="preserve"> </w:t>
-      </w:r>
-      <w:r>
-        <w:rPr>
-          <w:rStyle w:val="VerbatimChar"/>
-        </w:rPr>
-        <w:t xml:space="preserve">tmx-test-18-target-*</w:t>
-      </w:r>
-      <w:r>
-        <w:t xml:space="preserve">). When the host root volume is full (observed 2026-06-16</w:t>
-      </w:r>
-      <w:r>
-        <w:t xml:space="preserve"> </w:t>
-      </w:r>
-      <w:r>
-        <w:t xml:space="preserve">on macOS,</w:t>
-      </w:r>
-      <w:r>
-        <w:t xml:space="preserve"> </w:t>
-      </w:r>
-      <w:r>
-        <w:rPr>
-          <w:rStyle w:val="VerbatimChar"/>
-        </w:rPr>
-        <w:t xml:space="preserve">/</w:t>
-      </w:r>
-      <w:r>
-        <w:t xml:space="preserve"> </w:t>
-      </w:r>
-      <w:r>
-        <w:t xml:space="preserve">at &lt;200 MiB during the operator's away-window), the</w:t>
-      </w:r>
-      <w:r>
-        <w:t xml:space="preserve"> </w:t>
-      </w:r>
-      <w:r>
-        <w:rPr>
-          <w:rStyle w:val="VerbatimChar"/>
-        </w:rPr>
-        <w:t xml:space="preserve">cd</w:t>
-      </w:r>
-      <w:r>
-        <w:t xml:space="preserve">/mkdir into</w:t>
-      </w:r>
-      <w:r>
-        <w:t xml:space="preserve"> </w:t>
-      </w:r>
-      <w:r>
-        <w:rPr>
-          <w:rStyle w:val="VerbatimChar"/>
-        </w:rPr>
-        <w:t xml:space="preserve">/tmp</w:t>
-      </w:r>
-      <w:r>
-        <w:t xml:space="preserve"> </w:t>
-      </w:r>
-      <w:r>
-        <w:t xml:space="preserve">fails →</w:t>
-      </w:r>
-      <w:r>
-        <w:t xml:space="preserve"> </w:t>
-      </w:r>
-      <w:r>
-        <w:rPr>
-          <w:rStyle w:val="VerbatimChar"/>
-        </w:rPr>
-        <w:t xml:space="preserve">pane_current_path=''</w:t>
-      </w:r>
-      <w:r>
-        <w:t xml:space="preserve"> </w:t>
-      </w:r>
-      <w:r>
-        <w:t xml:space="preserve">false-FAIL instead of an honest §11.4.3 SKIP-with-reason.</w:t>
-      </w:r>
-      <w:r>
-        <w:t xml:space="preserve"> </w:t>
-      </w:r>
-      <w:r>
-        <w:t xml:space="preserve">The tests pass normally + standalone (27</w:t>
-      </w:r>
-      <w:r>
-        <w:t xml:space="preserve"> </w:t>
-      </w:r>
-      <w:r>
-        <w:rPr>
-          <w:rStyle w:val="VerbatimChar"/>
-        </w:rPr>
-        <w:t xml:space="preserve">3/3</w:t>
-      </w:r>
-      <w:r>
-        <w:t xml:space="preserve">, 38</w:t>
-      </w:r>
-      <w:r>
-        <w:t xml:space="preserve"> </w:t>
-      </w:r>
-      <w:r>
-        <w:rPr>
-          <w:rStyle w:val="VerbatimChar"/>
-        </w:rPr>
-        <w:t xml:space="preserve">3/3</w:t>
-      </w:r>
-      <w:r>
-        <w:t xml:space="preserve">, 43</w:t>
-      </w:r>
-      <w:r>
-        <w:t xml:space="preserve"> </w:t>
-      </w:r>
-      <w:r>
-        <w:rPr>
-          <w:rStyle w:val="VerbatimChar"/>
-        </w:rPr>
-        <w:t xml:space="preserve">15/0</w:t>
-      </w:r>
-      <w:r>
-        <w:t xml:space="preserve"> </w:t>
-      </w:r>
-      <w:r>
-        <w:t xml:space="preserve">re-run the same</w:t>
-      </w:r>
-      <w:r>
-        <w:t xml:space="preserve"> </w:t>
-      </w:r>
-      <w:r>
-        <w:t xml:space="preserve">session) — the failure is purely the abnormal host-disk condition (a §11.4.1 FAIL-bluff</w:t>
-      </w:r>
-      <w:r>
-        <w:t xml:space="preserve"> </w:t>
-      </w:r>
-      <w:r>
-        <w:t xml:space="preserve">class: environment, not product).</w:t>
-      </w:r>
-      <w:r>
-        <w:t xml:space="preserve"> </w:t>
-      </w:r>
-      <w:r>
-        <w:rPr>
-          <w:b/>
-          <w:bCs/>
-        </w:rPr>
-        <w:t xml:space="preserve">Fix direction:</w:t>
-      </w:r>
-      <w:r>
-        <w:t xml:space="preserve"> </w:t>
-      </w:r>
-      <w:r>
-        <w:t xml:space="preserve">route test scratch through</w:t>
-      </w:r>
-      <w:r>
-        <w:t xml:space="preserve"> </w:t>
-      </w:r>
-      <w:r>
-        <w:rPr>
-          <w:rStyle w:val="VerbatimChar"/>
-        </w:rPr>
-        <w:t xml:space="preserve">$TMPDIR</w:t>
-      </w:r>
-      <w:r>
-        <w:t xml:space="preserve"> </w:t>
-      </w:r>
-      <w:r>
-        <w:t xml:space="preserve">(operator now sets</w:t>
-      </w:r>
-      <w:r>
-        <w:t xml:space="preserve"> </w:t>
-      </w:r>
-      <w:r>
-        <w:rPr>
-          <w:rStyle w:val="VerbatimChar"/>
-        </w:rPr>
-        <w:t xml:space="preserve">/Volumes/T7/tmp</w:t>
-      </w:r>
-      <w:r>
-        <w:t xml:space="preserve"> </w:t>
-      </w:r>
-      <w:r>
-        <w:t xml:space="preserve">via ~/.zshrc + ~/.bashrc) OR guard each test on</w:t>
-      </w:r>
-      <w:r>
-        <w:t xml:space="preserve"> </w:t>
-      </w:r>
-      <w:r>
-        <w:rPr>
-          <w:rStyle w:val="VerbatimChar"/>
-        </w:rPr>
-        <w:t xml:space="preserve">/tmp</w:t>
-      </w:r>
-      <w:r>
-        <w:t xml:space="preserve"> </w:t>
-      </w:r>
-      <w:r>
-        <w:t xml:space="preserve">writability and SKIP-with-reason (§11.4.3/§11.4.50). Captured-evidence requirement:</w:t>
-      </w:r>
-      <w:r>
-        <w:t xml:space="preserve"> </w:t>
-      </w:r>
-      <w:r>
-        <w:t xml:space="preserve">an induced-disk-full run shows SKIP-with-reason, not FAIL.</w:t>
+        <w:t xml:space="preserve">(none open at this time — C1 TMX-T5, C2 TMX-T7, C3 TMX-T8 landed in</w:t>
+      </w:r>
+      <w:r>
+        <w:t xml:space="preserve"> </w:t>
+      </w:r>
+      <w:r>
+        <w:rPr>
+          <w:rStyle w:val="VerbatimChar"/>
+        </w:rPr>
+        <w:t xml:space="preserve">Fixed.md</w:t>
+      </w:r>
+      <w:r>
+        <w:t xml:space="preserve">.)</w:t>
       </w:r>
     </w:p>
     <w:p>
@@ -1830,14 +1946,22 @@
       </w:r>
     </w:p>
     <w:bookmarkEnd w:id="16"/>
-    <w:bookmarkEnd w:id="17"/>
-    <w:bookmarkStart w:id="18" w:name="e-documentation--continuation-drift"/>
+    <w:bookmarkStart w:id="18" w:name="X9125c2495937530f0e64223858a8a5d6a10e5bd"/>
     <w:p>
       <w:pPr>
         <w:pStyle w:val="Heading2"/>
       </w:pPr>
       <w:r>
-        <w:t xml:space="preserve">E. Documentation / Continuation drift</w:t>
+        <w:t xml:space="preserve">D. Host-capability + topology dispatch gaps</w:t>
+      </w:r>
+    </w:p>
+    <w:bookmarkStart w:id="17" w:name="X5e199cf37a7d6ff0313698f63b14d62e1213353"/>
+    <w:p>
+      <w:pPr>
+        <w:pStyle w:val="Heading3"/>
+      </w:pPr>
+      <w:r>
+        <w:t xml:space="preserve">D2 TMPDIR-HARDCODE-001 — tests hardcoding /tmp false-FAIL under host disk-pressure</w:t>
       </w:r>
     </w:p>
     <w:p>
@@ -1845,22 +1969,270 @@
         <w:pStyle w:val="FirstParagraph"/>
       </w:pPr>
       <w:r>
-        <w:t xml:space="preserve">(CONTINUATION.md §3 entries that resolve land in</w:t>
-      </w:r>
-      <w:r>
-        <w:t xml:space="preserve"> </w:t>
-      </w:r>
-      <w:r>
-        <w:rPr>
-          <w:rStyle w:val="VerbatimChar"/>
-        </w:rPr>
-        <w:t xml:space="preserve">Fixed.md</w:t>
-      </w:r>
-      <w:r>
-        <w:t xml:space="preserve"> </w:t>
-      </w:r>
-      <w:r>
-        <w:t xml:space="preserve">per Constitution §5 / §12.10. New open work below.)</w:t>
+        <w:rPr>
+          <w:b/>
+          <w:bCs/>
+        </w:rPr>
+        <w:t xml:space="preserve">Status:</w:t>
+      </w:r>
+      <w:r>
+        <w:t xml:space="preserve"> </w:t>
+      </w:r>
+      <w:r>
+        <w:t xml:space="preserve">Fixed (→ Fixed.md)</w:t>
+      </w:r>
+      <w:r>
+        <w:t xml:space="preserve"> </w:t>
+      </w:r>
+      <w:r>
+        <w:rPr>
+          <w:b/>
+          <w:bCs/>
+        </w:rPr>
+        <w:t xml:space="preserve">Type:</w:t>
+      </w:r>
+      <w:r>
+        <w:t xml:space="preserve"> </w:t>
+      </w:r>
+      <w:r>
+        <w:t xml:space="preserve">Task</w:t>
+      </w:r>
+    </w:p>
+    <w:p>
+      <w:pPr>
+        <w:pStyle w:val="BodyText"/>
+      </w:pPr>
+      <w:r>
+        <w:t xml:space="preserve">CLOSED v1.0.27. Several tests create scratch under a hardcoded</w:t>
+      </w:r>
+      <w:r>
+        <w:t xml:space="preserve"> </w:t>
+      </w:r>
+      <w:r>
+        <w:rPr>
+          <w:rStyle w:val="VerbatimChar"/>
+        </w:rPr>
+        <w:t xml:space="preserve">/tmp</w:t>
+      </w:r>
+      <w:r>
+        <w:t xml:space="preserve"> </w:t>
+      </w:r>
+      <w:r>
+        <w:t xml:space="preserve">(e.g.</w:t>
+      </w:r>
+      <w:r>
+        <w:t xml:space="preserve"> </w:t>
+      </w:r>
+      <w:r>
+        <w:rPr>
+          <w:rStyle w:val="VerbatimChar"/>
+        </w:rPr>
+        <w:t xml:space="preserve">27_state_persistence.sh</w:t>
+      </w:r>
+      <w:r>
+        <w:t xml:space="preserve"> </w:t>
+      </w:r>
+      <w:r>
+        <w:t xml:space="preserve">target</w:t>
+      </w:r>
+      <w:r>
+        <w:t xml:space="preserve"> </w:t>
+      </w:r>
+      <w:r>
+        <w:rPr>
+          <w:rStyle w:val="VerbatimChar"/>
+        </w:rPr>
+        <w:t xml:space="preserve">tmx-test-18-target-*</w:t>
+      </w:r>
+      <w:r>
+        <w:t xml:space="preserve">). When the host root volume is full (observed 2026-06-16</w:t>
+      </w:r>
+      <w:r>
+        <w:t xml:space="preserve"> </w:t>
+      </w:r>
+      <w:r>
+        <w:t xml:space="preserve">on macOS,</w:t>
+      </w:r>
+      <w:r>
+        <w:t xml:space="preserve"> </w:t>
+      </w:r>
+      <w:r>
+        <w:rPr>
+          <w:rStyle w:val="VerbatimChar"/>
+        </w:rPr>
+        <w:t xml:space="preserve">/</w:t>
+      </w:r>
+      <w:r>
+        <w:t xml:space="preserve"> </w:t>
+      </w:r>
+      <w:r>
+        <w:t xml:space="preserve">at &lt;200 MiB during the operator's away-window), the</w:t>
+      </w:r>
+      <w:r>
+        <w:t xml:space="preserve"> </w:t>
+      </w:r>
+      <w:r>
+        <w:rPr>
+          <w:rStyle w:val="VerbatimChar"/>
+        </w:rPr>
+        <w:t xml:space="preserve">cd</w:t>
+      </w:r>
+      <w:r>
+        <w:t xml:space="preserve">/mkdir into</w:t>
+      </w:r>
+      <w:r>
+        <w:t xml:space="preserve"> </w:t>
+      </w:r>
+      <w:r>
+        <w:rPr>
+          <w:rStyle w:val="VerbatimChar"/>
+        </w:rPr>
+        <w:t xml:space="preserve">/tmp</w:t>
+      </w:r>
+      <w:r>
+        <w:t xml:space="preserve"> </w:t>
+      </w:r>
+      <w:r>
+        <w:t xml:space="preserve">fails →</w:t>
+      </w:r>
+      <w:r>
+        <w:t xml:space="preserve"> </w:t>
+      </w:r>
+      <w:r>
+        <w:rPr>
+          <w:rStyle w:val="VerbatimChar"/>
+        </w:rPr>
+        <w:t xml:space="preserve">pane_current_path=''</w:t>
+      </w:r>
+      <w:r>
+        <w:t xml:space="preserve"> </w:t>
+      </w:r>
+      <w:r>
+        <w:t xml:space="preserve">false-FAIL instead of an honest §11.4.3 SKIP-with-reason.</w:t>
+      </w:r>
+      <w:r>
+        <w:t xml:space="preserve"> </w:t>
+      </w:r>
+      <w:r>
+        <w:t xml:space="preserve">The tests pass normally + standalone (27</w:t>
+      </w:r>
+      <w:r>
+        <w:t xml:space="preserve"> </w:t>
+      </w:r>
+      <w:r>
+        <w:rPr>
+          <w:rStyle w:val="VerbatimChar"/>
+        </w:rPr>
+        <w:t xml:space="preserve">3/3</w:t>
+      </w:r>
+      <w:r>
+        <w:t xml:space="preserve">, 38</w:t>
+      </w:r>
+      <w:r>
+        <w:t xml:space="preserve"> </w:t>
+      </w:r>
+      <w:r>
+        <w:rPr>
+          <w:rStyle w:val="VerbatimChar"/>
+        </w:rPr>
+        <w:t xml:space="preserve">3/3</w:t>
+      </w:r>
+      <w:r>
+        <w:t xml:space="preserve">, 43</w:t>
+      </w:r>
+      <w:r>
+        <w:t xml:space="preserve"> </w:t>
+      </w:r>
+      <w:r>
+        <w:rPr>
+          <w:rStyle w:val="VerbatimChar"/>
+        </w:rPr>
+        <w:t xml:space="preserve">15/0</w:t>
+      </w:r>
+      <w:r>
+        <w:t xml:space="preserve"> </w:t>
+      </w:r>
+      <w:r>
+        <w:t xml:space="preserve">re-run the same</w:t>
+      </w:r>
+      <w:r>
+        <w:t xml:space="preserve"> </w:t>
+      </w:r>
+      <w:r>
+        <w:t xml:space="preserve">session) — the failure is purely the abnormal host-disk condition (a §11.4.1 FAIL-bluff</w:t>
+      </w:r>
+      <w:r>
+        <w:t xml:space="preserve"> </w:t>
+      </w:r>
+      <w:r>
+        <w:t xml:space="preserve">class: environment, not product).</w:t>
+      </w:r>
+      <w:r>
+        <w:t xml:space="preserve"> </w:t>
+      </w:r>
+      <w:r>
+        <w:rPr>
+          <w:b/>
+          <w:bCs/>
+        </w:rPr>
+        <w:t xml:space="preserve">Fix direction:</w:t>
+      </w:r>
+      <w:r>
+        <w:t xml:space="preserve"> </w:t>
+      </w:r>
+      <w:r>
+        <w:t xml:space="preserve">route test scratch through</w:t>
+      </w:r>
+      <w:r>
+        <w:t xml:space="preserve"> </w:t>
+      </w:r>
+      <w:r>
+        <w:rPr>
+          <w:rStyle w:val="VerbatimChar"/>
+        </w:rPr>
+        <w:t xml:space="preserve">$TMPDIR</w:t>
+      </w:r>
+      <w:r>
+        <w:t xml:space="preserve"> </w:t>
+      </w:r>
+      <w:r>
+        <w:t xml:space="preserve">(operator now sets</w:t>
+      </w:r>
+      <w:r>
+        <w:t xml:space="preserve"> </w:t>
+      </w:r>
+      <w:r>
+        <w:rPr>
+          <w:rStyle w:val="VerbatimChar"/>
+        </w:rPr>
+        <w:t xml:space="preserve">/Volumes/T7/tmp</w:t>
+      </w:r>
+      <w:r>
+        <w:t xml:space="preserve"> </w:t>
+      </w:r>
+      <w:r>
+        <w:t xml:space="preserve">via ~/.zshrc + ~/.bashrc) OR guard each test on</w:t>
+      </w:r>
+      <w:r>
+        <w:t xml:space="preserve"> </w:t>
+      </w:r>
+      <w:r>
+        <w:rPr>
+          <w:rStyle w:val="VerbatimChar"/>
+        </w:rPr>
+        <w:t xml:space="preserve">/tmp</w:t>
+      </w:r>
+      <w:r>
+        <w:t xml:space="preserve"> </w:t>
+      </w:r>
+      <w:r>
+        <w:t xml:space="preserve">writability and SKIP-with-reason (§11.4.3/§11.4.50). Captured-evidence requirement:</w:t>
+      </w:r>
+      <w:r>
+        <w:t xml:space="preserve"> </w:t>
+      </w:r>
+      <w:r>
+        <w:t xml:space="preserve">an induced-disk-full run shows SKIP-with-reason, not FAIL.</w:t>
       </w:r>
     </w:p>
     <w:p>
@@ -1870,14 +2242,15 @@
         </w:pict>
       </w:r>
     </w:p>
+    <w:bookmarkEnd w:id="17"/>
     <w:bookmarkEnd w:id="18"/>
-    <w:bookmarkStart w:id="20" w:name="X250669e1b3e4eec2b5ccf8718eb9d17180ea6b1"/>
+    <w:bookmarkStart w:id="19" w:name="e-documentation--continuation-drift"/>
     <w:p>
       <w:pPr>
         <w:pStyle w:val="Heading2"/>
       </w:pPr>
       <w:r>
-        <w:t xml:space="preserve">F. Runtime crash — operator-gated reproduction</w:t>
+        <w:t xml:space="preserve">E. Documentation / Continuation drift</w:t>
       </w:r>
     </w:p>
     <w:p>
@@ -1885,22 +2258,7 @@
         <w:pStyle w:val="FirstParagraph"/>
       </w:pPr>
       <w:r>
-        <w:t xml:space="preserve">(none open — F1</w:t>
-      </w:r>
-      <w:r>
-        <w:t xml:space="preserve"> </w:t>
-      </w:r>
-      <w:r>
-        <w:rPr>
-          <w:rStyle w:val="VerbatimChar"/>
-        </w:rPr>
-        <w:t xml:space="preserve">tmx</w:t>
-      </w:r>
-      <w:r>
-        <w:t xml:space="preserve"> </w:t>
-      </w:r>
-      <w:r>
-        <w:t xml:space="preserve">session named "HelixCode" crashes the whole terminal RESOLVED 2026-06-13, operator-confirmed, migrated to</w:t>
+        <w:t xml:space="preserve">(CONTINUATION.md §3 entries that resolve land in</w:t>
       </w:r>
       <w:r>
         <w:t xml:space="preserve"> </w:t>
@@ -1915,64 +2273,7 @@
         <w:t xml:space="preserve"> </w:t>
       </w:r>
       <w:r>
-        <w:t xml:space="preserve">A45 with reproduced root cause [stale wrapper</w:t>
-      </w:r>
-      <w:r>
-        <w:t xml:space="preserve"> </w:t>
-      </w:r>
-      <w:r>
-        <w:rPr>
-          <w:rStyle w:val="VerbatimChar"/>
-        </w:rPr>
-        <w:t xml:space="preserve">TMUX_BIN</w:t>
-      </w:r>
-      <w:r>
-        <w:t xml:space="preserve"> </w:t>
-      </w:r>
-      <w:r>
-        <w:t xml:space="preserve">pointing at a non-existent prior-checkout path →</w:t>
-      </w:r>
-      <w:r>
-        <w:t xml:space="preserve"> </w:t>
-      </w:r>
-      <w:r>
-        <w:rPr>
-          <w:rStyle w:val="VerbatimChar"/>
-        </w:rPr>
-        <w:t xml:space="preserve">exec</w:t>
-      </w:r>
-      <w:r>
-        <w:t xml:space="preserve"> </w:t>
-      </w:r>
-      <w:r>
-        <w:t xml:space="preserve">of missing binary → login shell dies → terminal closes] + 4-layer regression guard [test 60 + verify gate</w:t>
-      </w:r>
-      <w:r>
-        <w:t xml:space="preserve"> </w:t>
-      </w:r>
-      <w:r>
-        <w:rPr>
-          <w:rStyle w:val="VerbatimChar"/>
-        </w:rPr>
-        <w:t xml:space="preserve">CM-TMX-WRAPPER-TMUXBIN-VALID</w:t>
-      </w:r>
-      <w:r>
-        <w:t xml:space="preserve"> </w:t>
-      </w:r>
-      <w:r>
-        <w:t xml:space="preserve">+ meta</w:t>
-      </w:r>
-      <w:r>
-        <w:t xml:space="preserve"> </w:t>
-      </w:r>
-      <w:r>
-        <w:rPr>
-          <w:rStyle w:val="VerbatimChar"/>
-        </w:rPr>
-        <w:t xml:space="preserve">M-WRAPPER-TMUXBIN</w:t>
-      </w:r>
-      <w:r>
-        <w:t xml:space="preserve">]).</w:t>
+        <w:t xml:space="preserve">per Constitution §5 / §12.10. New open work below.)</w:t>
       </w:r>
     </w:p>
     <w:p>
@@ -1982,67 +2283,109 @@
         </w:pict>
       </w:r>
     </w:p>
+    <w:bookmarkEnd w:id="19"/>
+    <w:bookmarkStart w:id="21" w:name="X250669e1b3e4eec2b5ccf8718eb9d17180ea6b1"/>
+    <w:p>
+      <w:pPr>
+        <w:pStyle w:val="Heading2"/>
+      </w:pPr>
+      <w:r>
+        <w:t xml:space="preserve">F. Runtime crash — operator-gated reproduction</w:t>
+      </w:r>
+    </w:p>
     <w:p>
       <w:pPr>
         <w:pStyle w:val="FirstParagraph"/>
       </w:pPr>
       <w:r>
-        <w:rPr>
-          <w:b/>
-          <w:bCs/>
-        </w:rPr>
-        <w:t xml:space="preserve">Last reviewed:</w:t>
-      </w:r>
-      <w:r>
-        <w:t xml:space="preserve"> </w:t>
-      </w:r>
-      <w:r>
-        <w:t xml:space="preserve">2026-06-19 (v1.0.27 WIP burn-down. §11.4.138 operator-escape A51</w:t>
-      </w:r>
-      <w:r>
-        <w:t xml:space="preserve"> </w:t>
-      </w:r>
-      <w:r>
-        <w:t xml:space="preserve">[name:color prompt rejection] FIXED — shell-init + SSH-dispatcher char-set now</w:t>
-      </w:r>
-      <w:r>
-        <w:t xml:space="preserve"> </w:t>
-      </w:r>
-      <w:r>
-        <w:t xml:space="preserve">allows</w:t>
-      </w:r>
-      <w:r>
-        <w:t xml:space="preserve"> </w:t>
-      </w:r>
-      <w:r>
-        <w:rPr>
-          <w:rStyle w:val="VerbatimChar"/>
-        </w:rPr>
-        <w:t xml:space="preserve">:</w:t>
-      </w:r>
-      <w:r>
-        <w:t xml:space="preserve"> </w:t>
-      </w:r>
-      <w:r>
-        <w:t xml:space="preserve">and</w:t>
-      </w:r>
-      <w:r>
-        <w:t xml:space="preserve"> </w:t>
-      </w:r>
-      <w:r>
-        <w:rPr>
-          <w:rStyle w:val="VerbatimChar"/>
-        </w:rPr>
-        <w:t xml:space="preserve">#</w:t>
-      </w:r>
-      <w:r>
-        <w:t xml:space="preserve">, max-length 64→80; test 65 operator-escape guard PASS=6/6.</w:t>
-      </w:r>
-      <w:r>
-        <w:t xml:space="preserve"> </w:t>
-      </w:r>
-      <w:r>
-        <w:t xml:space="preserve">M24/A2/D2 in parallel streams per §11.4.103.)</w:t>
+        <w:t xml:space="preserve">(none open — F1</w:t>
+      </w:r>
+      <w:r>
+        <w:t xml:space="preserve"> </w:t>
+      </w:r>
+      <w:r>
+        <w:rPr>
+          <w:rStyle w:val="VerbatimChar"/>
+        </w:rPr>
+        <w:t xml:space="preserve">tmx</w:t>
+      </w:r>
+      <w:r>
+        <w:t xml:space="preserve"> </w:t>
+      </w:r>
+      <w:r>
+        <w:t xml:space="preserve">session named "HelixCode" crashes the whole terminal RESOLVED 2026-06-13, operator-confirmed, migrated to</w:t>
+      </w:r>
+      <w:r>
+        <w:t xml:space="preserve"> </w:t>
+      </w:r>
+      <w:r>
+        <w:rPr>
+          <w:rStyle w:val="VerbatimChar"/>
+        </w:rPr>
+        <w:t xml:space="preserve">Fixed.md</w:t>
+      </w:r>
+      <w:r>
+        <w:t xml:space="preserve"> </w:t>
+      </w:r>
+      <w:r>
+        <w:t xml:space="preserve">A45 with reproduced root cause [stale wrapper</w:t>
+      </w:r>
+      <w:r>
+        <w:t xml:space="preserve"> </w:t>
+      </w:r>
+      <w:r>
+        <w:rPr>
+          <w:rStyle w:val="VerbatimChar"/>
+        </w:rPr>
+        <w:t xml:space="preserve">TMUX_BIN</w:t>
+      </w:r>
+      <w:r>
+        <w:t xml:space="preserve"> </w:t>
+      </w:r>
+      <w:r>
+        <w:t xml:space="preserve">pointing at a non-existent prior-checkout path →</w:t>
+      </w:r>
+      <w:r>
+        <w:t xml:space="preserve"> </w:t>
+      </w:r>
+      <w:r>
+        <w:rPr>
+          <w:rStyle w:val="VerbatimChar"/>
+        </w:rPr>
+        <w:t xml:space="preserve">exec</w:t>
+      </w:r>
+      <w:r>
+        <w:t xml:space="preserve"> </w:t>
+      </w:r>
+      <w:r>
+        <w:t xml:space="preserve">of missing binary → login shell dies → terminal closes] + 4-layer regression guard [test 60 + verify gate</w:t>
+      </w:r>
+      <w:r>
+        <w:t xml:space="preserve"> </w:t>
+      </w:r>
+      <w:r>
+        <w:rPr>
+          <w:rStyle w:val="VerbatimChar"/>
+        </w:rPr>
+        <w:t xml:space="preserve">CM-TMX-WRAPPER-TMUXBIN-VALID</w:t>
+      </w:r>
+      <w:r>
+        <w:t xml:space="preserve"> </w:t>
+      </w:r>
+      <w:r>
+        <w:t xml:space="preserve">+ meta</w:t>
+      </w:r>
+      <w:r>
+        <w:t xml:space="preserve"> </w:t>
+      </w:r>
+      <w:r>
+        <w:rPr>
+          <w:rStyle w:val="VerbatimChar"/>
+        </w:rPr>
+        <w:t xml:space="preserve">M-WRAPPER-TMUXBIN</w:t>
+      </w:r>
+      <w:r>
+        <w:t xml:space="preserve">]).</w:t>
       </w:r>
     </w:p>
     <w:p>
@@ -2052,15 +2395,6 @@
         </w:pict>
       </w:r>
     </w:p>
-    <w:bookmarkStart w:id="19" w:name="Xe31083bb0761d75e7125b868426f17a6f4d6047"/>
-    <w:p>
-      <w:pPr>
-        <w:pStyle w:val="Heading3"/>
-      </w:pPr>
-      <w:r>
-        <w:t xml:space="preserve">M24-ESCAPE-001 — meta-test M24 (hostname 4-surface color) escapes: test 26 misses a 3-set-line removal</w:t>
-      </w:r>
-    </w:p>
     <w:p>
       <w:pPr>
         <w:pStyle w:val="FirstParagraph"/>
@@ -2070,69 +2404,34 @@
           <w:b/>
           <w:bCs/>
         </w:rPr>
-        <w:t xml:space="preserve">Status:</w:t>
-      </w:r>
-      <w:r>
-        <w:t xml:space="preserve"> </w:t>
-      </w:r>
-      <w:r>
-        <w:t xml:space="preserve">Fixed (→ Fixed.md)</w:t>
-      </w:r>
-      <w:r>
-        <w:t xml:space="preserve"> </w:t>
-      </w:r>
-      <w:r>
-        <w:rPr>
-          <w:b/>
-          <w:bCs/>
-        </w:rPr>
-        <w:t xml:space="preserve">Type:</w:t>
-      </w:r>
-      <w:r>
-        <w:t xml:space="preserve"> </w:t>
-      </w:r>
-      <w:r>
-        <w:t xml:space="preserve">Bug</w:t>
-      </w:r>
-      <w:r>
-        <w:t xml:space="preserve"> </w:t>
-      </w:r>
-      <w:r>
-        <w:rPr>
-          <w:b/>
-          <w:bCs/>
-        </w:rPr>
-        <w:t xml:space="preserve">Severity:</w:t>
-      </w:r>
-      <w:r>
-        <w:t xml:space="preserve"> </w:t>
-      </w:r>
-      <w:r>
-        <w:t xml:space="preserve">Minor (test-coverage gap, no user-facing break — closed v1.0.27:</w:t>
-      </w:r>
-      <w:r>
-        <w:t xml:space="preserve"> </w:t>
-      </w:r>
-      <w:r>
-        <w:rPr>
-          <w:rStyle w:val="VerbatimChar"/>
-        </w:rPr>
-        <w:t xml:space="preserve">count=1</w:t>
-      </w:r>
-      <w:r>
-        <w:t xml:space="preserve"> </w:t>
-      </w:r>
-      <w:r>
-        <w:t xml:space="preserve">removed from M24 regex → strips from BOTH</w:t>
-      </w:r>
-      <w:r>
-        <w:t xml:space="preserve"> </w:t>
-      </w:r>
-      <w:r>
-        <w:rPr>
-          <w:rStyle w:val="VerbatimChar"/>
-        </w:rPr>
-        <w:t xml:space="preserve">_apply_color</w:t>
+        <w:t xml:space="preserve">Last reviewed:</w:t>
+      </w:r>
+      <w:r>
+        <w:t xml:space="preserve"> </w:t>
+      </w:r>
+      <w:r>
+        <w:t xml:space="preserve">2026-06-19 (v1.0.27 WIP burn-down. §11.4.138 operator-escape A51</w:t>
+      </w:r>
+      <w:r>
+        <w:t xml:space="preserve"> </w:t>
+      </w:r>
+      <w:r>
+        <w:t xml:space="preserve">[name:color prompt rejection] FIXED — shell-init + SSH-dispatcher char-set now</w:t>
+      </w:r>
+      <w:r>
+        <w:t xml:space="preserve"> </w:t>
+      </w:r>
+      <w:r>
+        <w:t xml:space="preserve">allows</w:t>
+      </w:r>
+      <w:r>
+        <w:t xml:space="preserve"> </w:t>
+      </w:r>
+      <w:r>
+        <w:rPr>
+          <w:rStyle w:val="VerbatimChar"/>
+        </w:rPr>
+        <w:t xml:space="preserve">:</w:t>
       </w:r>
       <w:r>
         <w:t xml:space="preserve"> </w:t>
@@ -2147,251 +2446,16 @@
         <w:rPr>
           <w:rStyle w:val="VerbatimChar"/>
         </w:rPr>
-        <w:t xml:space="preserve">_apply_host_color</w:t>
-      </w:r>
-      <w:r>
-        <w:t xml:space="preserve">, test 26 now FAILs on the mutation → CAUGHT)</w:t>
-      </w:r>
-      <w:r>
-        <w:t xml:space="preserve"> </w:t>
-      </w:r>
-      <w:r>
-        <w:rPr>
-          <w:b/>
-          <w:bCs/>
-        </w:rPr>
-        <w:t xml:space="preserve">Closure:</w:t>
-      </w:r>
-      <w:r>
-        <w:t xml:space="preserve"> </w:t>
-      </w:r>
-      <w:r>
-        <w:t xml:space="preserve">meta-test 37 CAUGHT / 0 ESCAPED (was 34 CAUGHT / 3 ESCAPED pre-fix)</w:t>
-      </w:r>
-    </w:p>
-    <w:p>
-      <w:pPr>
-        <w:pStyle w:val="BodyText"/>
-      </w:pPr>
-      <w:r>
-        <w:rPr>
-          <w:b/>
-          <w:bCs/>
-        </w:rPr>
-        <w:t xml:space="preserve">What:</w:t>
-      </w:r>
-      <w:r>
-        <w:t xml:space="preserve"> </w:t>
-      </w:r>
-      <w:r>
-        <w:t xml:space="preserve">The §1.1 paired-mutation</w:t>
-      </w:r>
-      <w:r>
-        <w:t xml:space="preserve"> </w:t>
-      </w:r>
-      <w:r>
-        <w:rPr>
-          <w:rStyle w:val="VerbatimChar"/>
-        </w:rPr>
-        <w:t xml:space="preserve">M24</w:t>
-      </w:r>
-      <w:r>
-        <w:t xml:space="preserve"> </w:t>
-      </w:r>
-      <w:r>
-        <w:t xml:space="preserve">in</w:t>
-      </w:r>
-      <w:r>
-        <w:t xml:space="preserve"> </w:t>
-      </w:r>
-      <w:r>
-        <w:rPr>
-          <w:rStyle w:val="VerbatimChar"/>
-        </w:rPr>
-        <w:t xml:space="preserve">scripts/tests/meta_test_false_positive_proof.sh</w:t>
-      </w:r>
-      <w:r>
-        <w:t xml:space="preserve"> </w:t>
-      </w:r>
-      <w:r>
-        <w:t xml:space="preserve">removes three of the four</w:t>
-      </w:r>
-      <w:r>
-        <w:t xml:space="preserve"> </w:t>
-      </w:r>
-      <w:r>
-        <w:rPr>
-          <w:rStyle w:val="VerbatimChar"/>
-        </w:rPr>
-        <w:t xml:space="preserve">tmux set -g …</w:t>
-      </w:r>
-      <w:r>
-        <w:t xml:space="preserve"> </w:t>
-      </w:r>
-      <w:r>
-        <w:t xml:space="preserve">lines in</w:t>
-      </w:r>
-      <w:r>
-        <w:t xml:space="preserve"> </w:t>
-      </w:r>
-      <w:r>
-        <w:rPr>
-          <w:rStyle w:val="VerbatimChar"/>
-        </w:rPr>
-        <w:t xml:space="preserve">_apply_host_color()</w:t>
-      </w:r>
-      <w:r>
-        <w:t xml:space="preserve"> </w:t>
-      </w:r>
-      <w:r>
-        <w:t xml:space="preserve">and expects test 26 to FAIL. The harness reports</w:t>
-      </w:r>
-      <w:r>
-        <w:t xml:space="preserve"> </w:t>
-      </w:r>
-      <w:r>
-        <w:rPr>
-          <w:rStyle w:val="VerbatimChar"/>
-        </w:rPr>
-        <w:t xml:space="preserve">MUTATION ESCAPED</w:t>
-      </w:r>
-      <w:r>
-        <w:t xml:space="preserve"> </w:t>
-      </w:r>
-      <w:r>
-        <w:t xml:space="preserve">— test 26 does not FAIL, because it asserts only a subset of the four surfaces, so removing the un-asserted set-lines leaves the test green.</w:t>
-      </w:r>
-    </w:p>
-    <w:p>
-      <w:pPr>
-        <w:pStyle w:val="BodyText"/>
-      </w:pPr>
-      <w:r>
-        <w:rPr>
-          <w:b/>
-          <w:bCs/>
-        </w:rPr>
-        <w:t xml:space="preserve">Evidence:</w:t>
-      </w:r>
-      <w:r>
-        <w:t xml:space="preserve"> </w:t>
-      </w:r>
-      <w:r>
-        <w:rPr>
-          <w:rStyle w:val="VerbatimChar"/>
-        </w:rPr>
-        <w:t xml:space="preserve">bash scripts/tests/meta_test_false_positive_proof.sh 2&gt;&amp;1 | grep M24</w:t>
-      </w:r>
-      <w:r>
-        <w:t xml:space="preserve"> </w:t>
-      </w:r>
-      <w:r>
-        <w:t xml:space="preserve">→</w:t>
-      </w:r>
-      <w:r>
-        <w:t xml:space="preserve"> </w:t>
-      </w:r>
-      <w:r>
-        <w:rPr>
-          <w:rStyle w:val="VerbatimChar"/>
-        </w:rPr>
-        <w:t xml:space="preserve">FAIL: M24: MUTATION ESCAPED — test 26 did not FAIL with the three set-lines removed</w:t>
-      </w:r>
-      <w:r>
-        <w:t xml:space="preserve">. Confirmed pre-existing (M24 added in commit</w:t>
-      </w:r>
-      <w:r>
-        <w:t xml:space="preserve"> </w:t>
-      </w:r>
-      <w:r>
-        <w:rPr>
-          <w:rStyle w:val="VerbatimChar"/>
-        </w:rPr>
-        <w:t xml:space="preserve">f151d13</w:t>
-      </w:r>
-      <w:r>
-        <w:t xml:space="preserve">, v1.0.9 — before the per-session-color feature). Surfaced 2026-06-19 during the per-session-color M25/M26 verification run.</w:t>
-      </w:r>
-    </w:p>
-    <w:p>
-      <w:pPr>
-        <w:pStyle w:val="BodyText"/>
-      </w:pPr>
-      <w:r>
-        <w:rPr>
-          <w:b/>
-          <w:bCs/>
-        </w:rPr>
-        <w:t xml:space="preserve">Fix direction:</w:t>
-      </w:r>
-      <w:r>
-        <w:t xml:space="preserve"> </w:t>
-      </w:r>
-      <w:r>
-        <w:t xml:space="preserve">strengthen test 26 to assert ALL FOUR surfaces (</w:t>
-      </w:r>
-      <w:r>
-        <w:rPr>
-          <w:rStyle w:val="VerbatimChar"/>
-        </w:rPr>
-        <w:t xml:space="preserve">status-style</w:t>
-      </w:r>
-      <w:r>
-        <w:t xml:space="preserve">,</w:t>
-      </w:r>
-      <w:r>
-        <w:t xml:space="preserve"> </w:t>
-      </w:r>
-      <w:r>
-        <w:rPr>
-          <w:rStyle w:val="VerbatimChar"/>
-        </w:rPr>
-        <w:t xml:space="preserve">pane-active-border-style</w:t>
-      </w:r>
-      <w:r>
-        <w:t xml:space="preserve">,</w:t>
-      </w:r>
-      <w:r>
-        <w:t xml:space="preserve"> </w:t>
-      </w:r>
-      <w:r>
-        <w:rPr>
-          <w:rStyle w:val="VerbatimChar"/>
-        </w:rPr>
-        <w:t xml:space="preserve">clock-mode-colour</w:t>
-      </w:r>
-      <w:r>
-        <w:t xml:space="preserve">,</w:t>
-      </w:r>
-      <w:r>
-        <w:t xml:space="preserve"> </w:t>
-      </w:r>
-      <w:r>
-        <w:rPr>
-          <w:rStyle w:val="VerbatimChar"/>
-        </w:rPr>
-        <w:t xml:space="preserve">window-status-current-style</w:t>
-      </w:r>
-      <w:r>
-        <w:t xml:space="preserve">) so the M24 mutation (removing any 3) reliably FAILs it — mirroring the all-4-surfaces assertion already proven in test 63 T3 for the per-session path. (This also closes the symmetry gap: the per-session path has a 4-surface guard; the hostname path should too.)</w:t>
-      </w:r>
-    </w:p>
-    <w:p>
-      <w:pPr>
-        <w:pStyle w:val="BodyText"/>
-      </w:pPr>
-      <w:r>
-        <w:rPr>
-          <w:b/>
-          <w:bCs/>
-        </w:rPr>
-        <w:t xml:space="preserve">Out of scope:</w:t>
-      </w:r>
-      <w:r>
-        <w:t xml:space="preserve"> </w:t>
-      </w:r>
-      <w:r>
-        <w:t xml:space="preserve">the per-session-color feature (TMX-051). Tracked separately so the color release is not blocked by an unrelated pre-existing test-gap.</w:t>
+        <w:t xml:space="preserve">#</w:t>
+      </w:r>
+      <w:r>
+        <w:t xml:space="preserve">, max-length 64→80; test 65 operator-escape guard PASS=6/6.</w:t>
+      </w:r>
+      <w:r>
+        <w:t xml:space="preserve"> </w:t>
+      </w:r>
+      <w:r>
+        <w:t xml:space="preserve">M24/A2/D2 in parallel streams per §11.4.103.)</w:t>
       </w:r>
     </w:p>
     <w:p>
@@ -2401,9 +2465,358 @@
         </w:pict>
       </w:r>
     </w:p>
-    <w:bookmarkEnd w:id="19"/>
+    <w:bookmarkStart w:id="20" w:name="Xe31083bb0761d75e7125b868426f17a6f4d6047"/>
+    <w:p>
+      <w:pPr>
+        <w:pStyle w:val="Heading3"/>
+      </w:pPr>
+      <w:r>
+        <w:t xml:space="preserve">M24-ESCAPE-001 — meta-test M24 (hostname 4-surface color) escapes: test 26 misses a 3-set-line removal</w:t>
+      </w:r>
+    </w:p>
+    <w:p>
+      <w:pPr>
+        <w:pStyle w:val="FirstParagraph"/>
+      </w:pPr>
+      <w:r>
+        <w:rPr>
+          <w:b/>
+          <w:bCs/>
+        </w:rPr>
+        <w:t xml:space="preserve">Status:</w:t>
+      </w:r>
+      <w:r>
+        <w:t xml:space="preserve"> </w:t>
+      </w:r>
+      <w:r>
+        <w:t xml:space="preserve">Fixed (→ Fixed.md)</w:t>
+      </w:r>
+      <w:r>
+        <w:t xml:space="preserve"> </w:t>
+      </w:r>
+      <w:r>
+        <w:rPr>
+          <w:b/>
+          <w:bCs/>
+        </w:rPr>
+        <w:t xml:space="preserve">Type:</w:t>
+      </w:r>
+      <w:r>
+        <w:t xml:space="preserve"> </w:t>
+      </w:r>
+      <w:r>
+        <w:t xml:space="preserve">Bug</w:t>
+      </w:r>
+      <w:r>
+        <w:t xml:space="preserve"> </w:t>
+      </w:r>
+      <w:r>
+        <w:rPr>
+          <w:b/>
+          <w:bCs/>
+        </w:rPr>
+        <w:t xml:space="preserve">Severity:</w:t>
+      </w:r>
+      <w:r>
+        <w:t xml:space="preserve"> </w:t>
+      </w:r>
+      <w:r>
+        <w:t xml:space="preserve">Minor (test-coverage gap, no user-facing break — closed v1.0.27:</w:t>
+      </w:r>
+      <w:r>
+        <w:t xml:space="preserve"> </w:t>
+      </w:r>
+      <w:r>
+        <w:rPr>
+          <w:rStyle w:val="VerbatimChar"/>
+        </w:rPr>
+        <w:t xml:space="preserve">count=1</w:t>
+      </w:r>
+      <w:r>
+        <w:t xml:space="preserve"> </w:t>
+      </w:r>
+      <w:r>
+        <w:t xml:space="preserve">removed from M24 regex → strips from BOTH</w:t>
+      </w:r>
+      <w:r>
+        <w:t xml:space="preserve"> </w:t>
+      </w:r>
+      <w:r>
+        <w:rPr>
+          <w:rStyle w:val="VerbatimChar"/>
+        </w:rPr>
+        <w:t xml:space="preserve">_apply_color</w:t>
+      </w:r>
+      <w:r>
+        <w:t xml:space="preserve"> </w:t>
+      </w:r>
+      <w:r>
+        <w:t xml:space="preserve">and</w:t>
+      </w:r>
+      <w:r>
+        <w:t xml:space="preserve"> </w:t>
+      </w:r>
+      <w:r>
+        <w:rPr>
+          <w:rStyle w:val="VerbatimChar"/>
+        </w:rPr>
+        <w:t xml:space="preserve">_apply_host_color</w:t>
+      </w:r>
+      <w:r>
+        <w:t xml:space="preserve">, test 26 now FAILs on the mutation → CAUGHT)</w:t>
+      </w:r>
+      <w:r>
+        <w:t xml:space="preserve"> </w:t>
+      </w:r>
+      <w:r>
+        <w:rPr>
+          <w:b/>
+          <w:bCs/>
+        </w:rPr>
+        <w:t xml:space="preserve">Closure:</w:t>
+      </w:r>
+      <w:r>
+        <w:t xml:space="preserve"> </w:t>
+      </w:r>
+      <w:r>
+        <w:t xml:space="preserve">meta-test 37 CAUGHT / 0 ESCAPED (was 34 CAUGHT / 3 ESCAPED pre-fix)</w:t>
+      </w:r>
+    </w:p>
+    <w:p>
+      <w:pPr>
+        <w:pStyle w:val="BodyText"/>
+      </w:pPr>
+      <w:r>
+        <w:rPr>
+          <w:b/>
+          <w:bCs/>
+        </w:rPr>
+        <w:t xml:space="preserve">What:</w:t>
+      </w:r>
+      <w:r>
+        <w:t xml:space="preserve"> </w:t>
+      </w:r>
+      <w:r>
+        <w:t xml:space="preserve">The §1.1 paired-mutation</w:t>
+      </w:r>
+      <w:r>
+        <w:t xml:space="preserve"> </w:t>
+      </w:r>
+      <w:r>
+        <w:rPr>
+          <w:rStyle w:val="VerbatimChar"/>
+        </w:rPr>
+        <w:t xml:space="preserve">M24</w:t>
+      </w:r>
+      <w:r>
+        <w:t xml:space="preserve"> </w:t>
+      </w:r>
+      <w:r>
+        <w:t xml:space="preserve">in</w:t>
+      </w:r>
+      <w:r>
+        <w:t xml:space="preserve"> </w:t>
+      </w:r>
+      <w:r>
+        <w:rPr>
+          <w:rStyle w:val="VerbatimChar"/>
+        </w:rPr>
+        <w:t xml:space="preserve">scripts/tests/meta_test_false_positive_proof.sh</w:t>
+      </w:r>
+      <w:r>
+        <w:t xml:space="preserve"> </w:t>
+      </w:r>
+      <w:r>
+        <w:t xml:space="preserve">removes three of the four</w:t>
+      </w:r>
+      <w:r>
+        <w:t xml:space="preserve"> </w:t>
+      </w:r>
+      <w:r>
+        <w:rPr>
+          <w:rStyle w:val="VerbatimChar"/>
+        </w:rPr>
+        <w:t xml:space="preserve">tmux set -g …</w:t>
+      </w:r>
+      <w:r>
+        <w:t xml:space="preserve"> </w:t>
+      </w:r>
+      <w:r>
+        <w:t xml:space="preserve">lines in</w:t>
+      </w:r>
+      <w:r>
+        <w:t xml:space="preserve"> </w:t>
+      </w:r>
+      <w:r>
+        <w:rPr>
+          <w:rStyle w:val="VerbatimChar"/>
+        </w:rPr>
+        <w:t xml:space="preserve">_apply_host_color()</w:t>
+      </w:r>
+      <w:r>
+        <w:t xml:space="preserve"> </w:t>
+      </w:r>
+      <w:r>
+        <w:t xml:space="preserve">and expects test 26 to FAIL. The harness reports</w:t>
+      </w:r>
+      <w:r>
+        <w:t xml:space="preserve"> </w:t>
+      </w:r>
+      <w:r>
+        <w:rPr>
+          <w:rStyle w:val="VerbatimChar"/>
+        </w:rPr>
+        <w:t xml:space="preserve">MUTATION ESCAPED</w:t>
+      </w:r>
+      <w:r>
+        <w:t xml:space="preserve"> </w:t>
+      </w:r>
+      <w:r>
+        <w:t xml:space="preserve">— test 26 does not FAIL, because it asserts only a subset of the four surfaces, so removing the un-asserted set-lines leaves the test green.</w:t>
+      </w:r>
+    </w:p>
+    <w:p>
+      <w:pPr>
+        <w:pStyle w:val="BodyText"/>
+      </w:pPr>
+      <w:r>
+        <w:rPr>
+          <w:b/>
+          <w:bCs/>
+        </w:rPr>
+        <w:t xml:space="preserve">Evidence:</w:t>
+      </w:r>
+      <w:r>
+        <w:t xml:space="preserve"> </w:t>
+      </w:r>
+      <w:r>
+        <w:rPr>
+          <w:rStyle w:val="VerbatimChar"/>
+        </w:rPr>
+        <w:t xml:space="preserve">bash scripts/tests/meta_test_false_positive_proof.sh 2&gt;&amp;1 | grep M24</w:t>
+      </w:r>
+      <w:r>
+        <w:t xml:space="preserve"> </w:t>
+      </w:r>
+      <w:r>
+        <w:t xml:space="preserve">→</w:t>
+      </w:r>
+      <w:r>
+        <w:t xml:space="preserve"> </w:t>
+      </w:r>
+      <w:r>
+        <w:rPr>
+          <w:rStyle w:val="VerbatimChar"/>
+        </w:rPr>
+        <w:t xml:space="preserve">FAIL: M24: MUTATION ESCAPED — test 26 did not FAIL with the three set-lines removed</w:t>
+      </w:r>
+      <w:r>
+        <w:t xml:space="preserve">. Confirmed pre-existing (M24 added in commit</w:t>
+      </w:r>
+      <w:r>
+        <w:t xml:space="preserve"> </w:t>
+      </w:r>
+      <w:r>
+        <w:rPr>
+          <w:rStyle w:val="VerbatimChar"/>
+        </w:rPr>
+        <w:t xml:space="preserve">f151d13</w:t>
+      </w:r>
+      <w:r>
+        <w:t xml:space="preserve">, v1.0.9 — before the per-session-color feature). Surfaced 2026-06-19 during the per-session-color M25/M26 verification run.</w:t>
+      </w:r>
+    </w:p>
+    <w:p>
+      <w:pPr>
+        <w:pStyle w:val="BodyText"/>
+      </w:pPr>
+      <w:r>
+        <w:rPr>
+          <w:b/>
+          <w:bCs/>
+        </w:rPr>
+        <w:t xml:space="preserve">Fix direction:</w:t>
+      </w:r>
+      <w:r>
+        <w:t xml:space="preserve"> </w:t>
+      </w:r>
+      <w:r>
+        <w:t xml:space="preserve">strengthen test 26 to assert ALL FOUR surfaces (</w:t>
+      </w:r>
+      <w:r>
+        <w:rPr>
+          <w:rStyle w:val="VerbatimChar"/>
+        </w:rPr>
+        <w:t xml:space="preserve">status-style</w:t>
+      </w:r>
+      <w:r>
+        <w:t xml:space="preserve">,</w:t>
+      </w:r>
+      <w:r>
+        <w:t xml:space="preserve"> </w:t>
+      </w:r>
+      <w:r>
+        <w:rPr>
+          <w:rStyle w:val="VerbatimChar"/>
+        </w:rPr>
+        <w:t xml:space="preserve">pane-active-border-style</w:t>
+      </w:r>
+      <w:r>
+        <w:t xml:space="preserve">,</w:t>
+      </w:r>
+      <w:r>
+        <w:t xml:space="preserve"> </w:t>
+      </w:r>
+      <w:r>
+        <w:rPr>
+          <w:rStyle w:val="VerbatimChar"/>
+        </w:rPr>
+        <w:t xml:space="preserve">clock-mode-colour</w:t>
+      </w:r>
+      <w:r>
+        <w:t xml:space="preserve">,</w:t>
+      </w:r>
+      <w:r>
+        <w:t xml:space="preserve"> </w:t>
+      </w:r>
+      <w:r>
+        <w:rPr>
+          <w:rStyle w:val="VerbatimChar"/>
+        </w:rPr>
+        <w:t xml:space="preserve">window-status-current-style</w:t>
+      </w:r>
+      <w:r>
+        <w:t xml:space="preserve">) so the M24 mutation (removing any 3) reliably FAILs it — mirroring the all-4-surfaces assertion already proven in test 63 T3 for the per-session path. (This also closes the symmetry gap: the per-session path has a 4-surface guard; the hostname path should too.)</w:t>
+      </w:r>
+    </w:p>
+    <w:p>
+      <w:pPr>
+        <w:pStyle w:val="BodyText"/>
+      </w:pPr>
+      <w:r>
+        <w:rPr>
+          <w:b/>
+          <w:bCs/>
+        </w:rPr>
+        <w:t xml:space="preserve">Out of scope:</w:t>
+      </w:r>
+      <w:r>
+        <w:t xml:space="preserve"> </w:t>
+      </w:r>
+      <w:r>
+        <w:t xml:space="preserve">the per-session-color feature (TMX-051). Tracked separately so the color release is not blocked by an unrelated pre-existing test-gap.</w:t>
+      </w:r>
+    </w:p>
+    <w:p>
+      <w:r>
+        <w:pict>
+          <v:rect style="width:0;height:1.5pt" o:hralign="center" o:hrstd="t" o:hr="t"/>
+        </w:pict>
+      </w:r>
+    </w:p>
     <w:bookmarkEnd w:id="20"/>
-    <w:bookmarkStart w:id="25" w:name="X21004db0bb76d472427ca54c339998fa22148c1"/>
+    <w:bookmarkEnd w:id="21"/>
+    <w:bookmarkStart w:id="26" w:name="X21004db0bb76d472427ca54c339998fa22148c1"/>
     <w:p>
       <w:pPr>
         <w:pStyle w:val="Heading2"/>
@@ -2471,7 +2884,7 @@
         <w:t xml:space="preserve">picker).</w:t>
       </w:r>
     </w:p>
-    <w:bookmarkStart w:id="21" w:name="Xd8ea32f4e9232b2b01c54fc196a849afc88a73e"/>
+    <w:bookmarkStart w:id="22" w:name="Xd8ea32f4e9232b2b01c54fc196a849afc88a73e"/>
     <w:p>
       <w:pPr>
         <w:pStyle w:val="Heading3"/>
@@ -2538,8 +2951,8 @@
         <w:t xml:space="preserve">Typing a session name at the interactive tmx wizard now always creates a brand-new session whose real name is the typed name plus a random 4-digit suffix (e.g. my-session-2507), so retyping the same base name later can never collide with or be confused for an earlier session. This makes every session created through the wizard genuinely unique by construction, while scripts and tests that need a deterministic exact name can set TMX_EXACT_NAME=1 to opt out. Implemented in scripts/tmx-shell-init.sh.template. Acceptance: test 78 passes, showing the created session name matches base-NNNN and that TMX_EXACT_NAME=1 suppresses it.</w:t>
       </w:r>
     </w:p>
-    <w:bookmarkEnd w:id="21"/>
-    <w:bookmarkStart w:id="22" w:name="X8526ef10e998104068cc9bd538cc5b090d4d4aa"/>
+    <w:bookmarkEnd w:id="22"/>
+    <w:bookmarkStart w:id="23" w:name="X8526ef10e998104068cc9bd538cc5b090d4d4aa"/>
     <w:p>
       <w:pPr>
         <w:pStyle w:val="Heading3"/>
@@ -2606,8 +3019,8 @@
         <w:t xml:space="preserve">Session passwords are no longer echoed in plaintext to the terminal while being typed. Every password prompt in the tmx wrapper now shows a single asterisk character for each keystroke, with backspace erasing one asterisk, so a password can never be read off the screen by someone glancing at it. Implemented via the shared _read_password_masked helper in scripts/tmx.template. Acceptance: test 77 passes, proving the pane buffer never contains the typed plaintext.</w:t>
       </w:r>
     </w:p>
-    <w:bookmarkEnd w:id="22"/>
-    <w:bookmarkStart w:id="23" w:name="X97881504f42d23db2b64fb402be7e072e70a7b4"/>
+    <w:bookmarkEnd w:id="23"/>
+    <w:bookmarkStart w:id="24" w:name="X97881504f42d23db2b64fb402be7e072e70a7b4"/>
     <w:p>
       <w:pPr>
         <w:pStyle w:val="Heading3"/>
@@ -2674,8 +3087,8 @@
         <w:t xml:space="preserve">Reopening a session that had been idle-recycled (its tmux process torn down for inactivity, but its password remembered) used to show a confusing second prompt that looked like it might be resetting the password, even though typing the same password both times always worked. The root cause was the attach command checking the remembered password before checking whether the session was actually still running, so a doomed attach attempt fell through to the create flow, which unconditionally asked to set a password again. Opening an already-protected session (live or recycled) now verifies the password exactly once; only a genuinely brand-new session name asks for a password and a confirmation. Fixed in scripts/tmx.template's attach and new command handling. Acceptance: test 81 reproduces the exact reported scenario end-to-end and proves exactly one prompt appears, with the stored password unchanged afterward.</w:t>
       </w:r>
     </w:p>
-    <w:bookmarkEnd w:id="23"/>
-    <w:bookmarkStart w:id="24" w:name="X2a5b210ddc69a2a8524f72b443e543bf58b0279"/>
+    <w:bookmarkEnd w:id="24"/>
+    <w:bookmarkStart w:id="25" w:name="X2a5b210ddc69a2a8524f72b443e543bf58b0279"/>
     <w:p>
       <w:pPr>
         <w:pStyle w:val="Heading3"/>
@@ -2742,9 +3155,9 @@
         <w:t xml:space="preserve">Previously, pressing Enter without typing a session name at the interactive tmx wizard always dropped the operator into a plain shell with no other option. Now, if any sessions already exist, the operator sees a numbered list of them plus a 'None' option, and can pick a number to join that session directly (still prompted for its password exactly once if it is protected) instead of having to remember and retype its exact name. Choosing None, or pressing Enter again, behaves exactly as before (a plain shell). Implemented in scripts/tmx-shell-init.sh.template. Acceptance: test 79 passes, covering picking a plain session, picking a password-protected one, and choosing None.</w:t>
       </w:r>
     </w:p>
-    <w:bookmarkEnd w:id="24"/>
     <w:bookmarkEnd w:id="25"/>
     <w:bookmarkEnd w:id="26"/>
+    <w:bookmarkEnd w:id="27"/>
     <w:sectPr>
       <w:footnotePr>
         <w:numRestart w:val="eachSect"/>

--- a/Issues.docx
+++ b/Issues.docx
@@ -10,7 +10,7 @@
         <w:t xml:space="preserve">Issues</w:t>
       </w:r>
     </w:p>
-    <w:bookmarkStart w:id="27" w:name="vasic-digital-tmux--open-issues-tracker"/>
+    <w:bookmarkStart w:id="28" w:name="vasic-digital-tmux--open-issues-tracker"/>
     <w:p>
       <w:pPr>
         <w:pStyle w:val="Heading1"/>
@@ -2816,7 +2816,7 @@
     </w:p>
     <w:bookmarkEnd w:id="20"/>
     <w:bookmarkEnd w:id="21"/>
-    <w:bookmarkStart w:id="26" w:name="X21004db0bb76d472427ca54c339998fa22148c1"/>
+    <w:bookmarkStart w:id="27" w:name="X21004db0bb76d472427ca54c339998fa22148c1"/>
     <w:p>
       <w:pPr>
         <w:pStyle w:val="Heading2"/>
@@ -3156,8 +3156,199 @@
       </w:r>
     </w:p>
     <w:bookmarkEnd w:id="25"/>
+    <w:bookmarkStart w:id="26" w:name="X36d88e4c3332fc0307cd4f23280fca553cf55e2"/>
+    <w:p>
+      <w:pPr>
+        <w:pStyle w:val="Heading3"/>
+      </w:pPr>
+      <w:r>
+        <w:t xml:space="preserve">G5 SANITIZE-NAME-001 — session names containing spaces or special characters are normalized to safe names</w:t>
+      </w:r>
+    </w:p>
+    <w:p>
+      <w:pPr>
+        <w:pStyle w:val="FirstParagraph"/>
+      </w:pPr>
+      <w:r>
+        <w:rPr>
+          <w:b/>
+          <w:bCs/>
+        </w:rPr>
+        <w:t xml:space="preserve">TMX-ID:</w:t>
+      </w:r>
+      <w:r>
+        <w:t xml:space="preserve"> </w:t>
+      </w:r>
+      <w:r>
+        <w:t xml:space="preserve">TMX-078</w:t>
+      </w:r>
+      <w:r>
+        <w:t xml:space="preserve"> </w:t>
+      </w:r>
+      <w:r>
+        <w:rPr>
+          <w:b/>
+          <w:bCs/>
+        </w:rPr>
+        <w:t xml:space="preserve">Type:</w:t>
+      </w:r>
+      <w:r>
+        <w:t xml:space="preserve"> </w:t>
+      </w:r>
+      <w:r>
+        <w:t xml:space="preserve">Feature</w:t>
+      </w:r>
+      <w:r>
+        <w:t xml:space="preserve"> </w:t>
+      </w:r>
+      <w:r>
+        <w:rPr>
+          <w:b/>
+          <w:bCs/>
+        </w:rPr>
+        <w:t xml:space="preserve">Status:</w:t>
+      </w:r>
+      <w:r>
+        <w:t xml:space="preserve"> </w:t>
+      </w:r>
+      <w:r>
+        <w:t xml:space="preserve">Implemented (→ Fixed.md)</w:t>
+      </w:r>
+    </w:p>
+    <w:p>
+      <w:pPr>
+        <w:pStyle w:val="BodyText"/>
+      </w:pPr>
+      <w:r>
+        <w:t xml:space="preserve">When the operator types or passes a session name containing spaces, tabs, or other special characters, tmx now normalizes it instead of rejecting it: leading/trailing whitespace is removed, internal whitespace runs are collapsed to a single</w:t>
+      </w:r>
+      <w:r>
+        <w:t xml:space="preserve"> </w:t>
+      </w:r>
+      <w:r>
+        <w:rPr>
+          <w:rStyle w:val="VerbatimChar"/>
+        </w:rPr>
+        <w:t xml:space="preserve">-</w:t>
+      </w:r>
+      <w:r>
+        <w:t xml:space="preserve">, and any remaining characters outside the session-name safe set are stripped. This applies both to</w:t>
+      </w:r>
+      <w:r>
+        <w:t xml:space="preserve"> </w:t>
+      </w:r>
+      <w:r>
+        <w:rPr>
+          <w:rStyle w:val="VerbatimChar"/>
+        </w:rPr>
+        <w:t xml:space="preserve">tmx new -s NAME</w:t>
+      </w:r>
+      <w:r>
+        <w:t xml:space="preserve"> </w:t>
+      </w:r>
+      <w:r>
+        <w:t xml:space="preserve">(via</w:t>
+      </w:r>
+      <w:r>
+        <w:t xml:space="preserve"> </w:t>
+      </w:r>
+      <w:r>
+        <w:rPr>
+          <w:rStyle w:val="VerbatimChar"/>
+        </w:rPr>
+        <w:t xml:space="preserve">scripts/tmx.template</w:t>
+      </w:r>
+      <w:r>
+        <w:t xml:space="preserve">) and to the interactive wizard prompt (via</w:t>
+      </w:r>
+      <w:r>
+        <w:t xml:space="preserve"> </w:t>
+      </w:r>
+      <w:r>
+        <w:rPr>
+          <w:rStyle w:val="VerbatimChar"/>
+        </w:rPr>
+        <w:t xml:space="preserve">scripts/tmx-shell-init.sh.template</w:t>
+      </w:r>
+      <w:r>
+        <w:t xml:space="preserve">), so names like</w:t>
+      </w:r>
+      <w:r>
+        <w:t xml:space="preserve"> </w:t>
+      </w:r>
+      <w:r>
+        <w:rPr>
+          <w:rStyle w:val="VerbatimChar"/>
+        </w:rPr>
+        <w:t xml:space="preserve">"hello world"</w:t>
+      </w:r>
+      <w:r>
+        <w:t xml:space="preserve"> </w:t>
+      </w:r>
+      <w:r>
+        <w:t xml:space="preserve">become</w:t>
+      </w:r>
+      <w:r>
+        <w:t xml:space="preserve"> </w:t>
+      </w:r>
+      <w:r>
+        <w:rPr>
+          <w:rStyle w:val="VerbatimChar"/>
+        </w:rPr>
+        <w:t xml:space="preserve">hello-world</w:t>
+      </w:r>
+      <w:r>
+        <w:t xml:space="preserve">. The wizard prompt preserves inline colour syntax (</w:t>
+      </w:r>
+      <w:r>
+        <w:rPr>
+          <w:rStyle w:val="VerbatimChar"/>
+        </w:rPr>
+        <w:t xml:space="preserve">name:red</w:t>
+      </w:r>
+      <w:r>
+        <w:t xml:space="preserve">,</w:t>
+      </w:r>
+      <w:r>
+        <w:t xml:space="preserve"> </w:t>
+      </w:r>
+      <w:r>
+        <w:rPr>
+          <w:rStyle w:val="VerbatimChar"/>
+        </w:rPr>
+        <w:t xml:space="preserve">name:#hex</w:t>
+      </w:r>
+      <w:r>
+        <w:t xml:space="preserve">) by splitting at the first</w:t>
+      </w:r>
+      <w:r>
+        <w:t xml:space="preserve"> </w:t>
+      </w:r>
+      <w:r>
+        <w:rPr>
+          <w:rStyle w:val="VerbatimChar"/>
+        </w:rPr>
+        <w:t xml:space="preserve">:</w:t>
+      </w:r>
+      <w:r>
+        <w:t xml:space="preserve"> </w:t>
+      </w:r>
+      <w:r>
+        <w:t xml:space="preserve">before sanitizing the name and inserting the random suffix before the colour token (</w:t>
+      </w:r>
+      <w:r>
+        <w:rPr>
+          <w:rStyle w:val="VerbatimChar"/>
+        </w:rPr>
+        <w:t xml:space="preserve">home-1234:red</w:t>
+      </w:r>
+      <w:r>
+        <w:t xml:space="preserve">). Empty or whitespace-only input continues to fall through to the existing empty/default picker path. Closure: v1.0.35 / versionCode 36.</w:t>
+      </w:r>
+    </w:p>
     <w:bookmarkEnd w:id="26"/>
     <w:bookmarkEnd w:id="27"/>
+    <w:bookmarkEnd w:id="28"/>
     <w:sectPr>
       <w:footnotePr>
         <w:numRestart w:val="eachSect"/>

--- a/Issues.docx
+++ b/Issues.docx
@@ -10,7 +10,7 @@
         <w:t xml:space="preserve">Issues</w:t>
       </w:r>
     </w:p>
-    <w:bookmarkStart w:id="28" w:name="vasic-digital-tmux--open-issues-tracker"/>
+    <w:bookmarkStart w:id="31" w:name="vasic-digital-tmux--open-issues-tracker"/>
     <w:p>
       <w:pPr>
         <w:pStyle w:val="Heading1"/>
@@ -1307,7 +1307,7 @@
         <w:t xml:space="preserve"> </w:t>
       </w:r>
       <w:r>
-        <w:t xml:space="preserve">Queued</w:t>
+        <w:t xml:space="preserve">Ready for testing</w:t>
       </w:r>
     </w:p>
     <w:p>
@@ -1490,7 +1490,7 @@
         <w:t xml:space="preserve"> </w:t>
       </w:r>
       <w:r>
-        <w:t xml:space="preserve">Queued</w:t>
+        <w:t xml:space="preserve">Ready for testing</w:t>
       </w:r>
     </w:p>
     <w:p>
@@ -2940,7 +2940,7 @@
         <w:t xml:space="preserve"> </w:t>
       </w:r>
       <w:r>
-        <w:t xml:space="preserve">Queued</w:t>
+        <w:t xml:space="preserve">Implemented (→ Fixed.md)</w:t>
       </w:r>
     </w:p>
     <w:p>
@@ -3008,7 +3008,7 @@
         <w:t xml:space="preserve"> </w:t>
       </w:r>
       <w:r>
-        <w:t xml:space="preserve">Queued</w:t>
+        <w:t xml:space="preserve">Implemented (→ Fixed.md)</w:t>
       </w:r>
     </w:p>
     <w:p>
@@ -3076,7 +3076,7 @@
         <w:t xml:space="preserve"> </w:t>
       </w:r>
       <w:r>
-        <w:t xml:space="preserve">Queued</w:t>
+        <w:t xml:space="preserve">Fixed (→ Fixed.md)</w:t>
       </w:r>
     </w:p>
     <w:p>
@@ -3144,7 +3144,7 @@
         <w:t xml:space="preserve"> </w:t>
       </w:r>
       <w:r>
-        <w:t xml:space="preserve">Queued</w:t>
+        <w:t xml:space="preserve">Implemented (→ Fixed.md)</w:t>
       </w:r>
     </w:p>
     <w:p>
@@ -3346,9 +3346,702 @@
         <w:t xml:space="preserve">). Empty or whitespace-only input continues to fall through to the existing empty/default picker path. Closure: v1.0.35 / versionCode 36.</w:t>
       </w:r>
     </w:p>
+    <w:p>
+      <w:r>
+        <w:pict>
+          <v:rect style="width:0;height:1.5pt" o:hralign="center" o:hrstd="t" o:hr="t"/>
+        </w:pict>
+      </w:r>
+    </w:p>
     <w:bookmarkEnd w:id="26"/>
     <w:bookmarkEnd w:id="27"/>
+    <w:bookmarkStart w:id="30" w:name="X8a3986cc7f2a7ebeca70f46a317d8dbde5e067a"/>
+    <w:p>
+      <w:pPr>
+        <w:pStyle w:val="Heading2"/>
+      </w:pPr>
+      <w:r>
+        <w:t xml:space="preserve">H. Pre-existing timing issues surfaced during the 2026-08-10 no-limits-by-default cycle</w:t>
+      </w:r>
+    </w:p>
+    <w:p>
+      <w:pPr>
+        <w:pStyle w:val="FirstParagraph"/>
+      </w:pPr>
+      <w:r>
+        <w:t xml:space="preserve">Discovered while validating TMX-079 (see</w:t>
+      </w:r>
+      <w:r>
+        <w:t xml:space="preserve"> </w:t>
+      </w:r>
+      <w:r>
+        <w:rPr>
+          <w:rStyle w:val="VerbatimChar"/>
+        </w:rPr>
+        <w:t xml:space="preserve">Fixed.md</w:t>
+      </w:r>
+      <w:r>
+        <w:t xml:space="preserve">). Confirmed via §11.4.114</w:t>
+      </w:r>
+      <w:r>
+        <w:t xml:space="preserve"> </w:t>
+      </w:r>
+      <w:r>
+        <w:t xml:space="preserve">A/B isolation against the v1.0.38 baseline (identical failures reproduced</w:t>
+      </w:r>
+      <w:r>
+        <w:t xml:space="preserve"> </w:t>
+      </w:r>
+      <w:r>
+        <w:t xml:space="preserve">BEFORE any of TMX-079's changes were applied) — NOT caused by TMX-079, and</w:t>
+      </w:r>
+      <w:r>
+        <w:t xml:space="preserve"> </w:t>
+      </w:r>
+      <w:r>
+        <w:t xml:space="preserve">TMX-079's own fix + tests are unaffected. Tracked here so they are not lost.</w:t>
+      </w:r>
+    </w:p>
+    <w:bookmarkStart w:id="28" w:name="Xc47ed6d8c81233fcc9ecb1b61815985f53736a9"/>
+    <w:p>
+      <w:pPr>
+        <w:pStyle w:val="Heading3"/>
+      </w:pPr>
+      <w:r>
+        <w:t xml:space="preserve">H1 STATE-HOOK-RACE-001 — test 27 sub-check "18" (run-shell cwd-record hook) fails deterministically on iteration 1</w:t>
+      </w:r>
+    </w:p>
+    <w:p>
+      <w:pPr>
+        <w:pStyle w:val="FirstParagraph"/>
+      </w:pPr>
+      <w:r>
+        <w:rPr>
+          <w:b/>
+          <w:bCs/>
+        </w:rPr>
+        <w:t xml:space="preserve">TMX-ID:</w:t>
+      </w:r>
+      <w:r>
+        <w:t xml:space="preserve"> </w:t>
+      </w:r>
+      <w:r>
+        <w:t xml:space="preserve">TMX-080</w:t>
+      </w:r>
+      <w:r>
+        <w:t xml:space="preserve"> </w:t>
+      </w:r>
+      <w:r>
+        <w:rPr>
+          <w:b/>
+          <w:bCs/>
+        </w:rPr>
+        <w:t xml:space="preserve">Type:</w:t>
+      </w:r>
+      <w:r>
+        <w:t xml:space="preserve"> </w:t>
+      </w:r>
+      <w:r>
+        <w:t xml:space="preserve">Bug</w:t>
+      </w:r>
+      <w:r>
+        <w:t xml:space="preserve"> </w:t>
+      </w:r>
+      <w:r>
+        <w:rPr>
+          <w:b/>
+          <w:bCs/>
+        </w:rPr>
+        <w:t xml:space="preserve">Status:</w:t>
+      </w:r>
+      <w:r>
+        <w:t xml:space="preserve"> </w:t>
+      </w:r>
+      <w:r>
+        <w:t xml:space="preserve">Queued</w:t>
+      </w:r>
+    </w:p>
+    <w:p>
+      <w:pPr>
+        <w:pStyle w:val="BodyText"/>
+      </w:pPr>
+      <w:r>
+        <w:rPr>
+          <w:b/>
+          <w:bCs/>
+        </w:rPr>
+        <w:t xml:space="preserve">What:</w:t>
+      </w:r>
+      <w:r>
+        <w:t xml:space="preserve"> </w:t>
+      </w:r>
+      <w:r>
+        <w:rPr>
+          <w:rStyle w:val="VerbatimChar"/>
+        </w:rPr>
+        <w:t xml:space="preserve">scripts/tests/27_state_persistence.sh</w:t>
+      </w:r>
+      <w:r>
+        <w:t xml:space="preserve">'s sub-check labelled "18" drives the wrapper's</w:t>
+      </w:r>
+      <w:r>
+        <w:t xml:space="preserve"> </w:t>
+      </w:r>
+      <w:r>
+        <w:rPr>
+          <w:rStyle w:val="VerbatimChar"/>
+        </w:rPr>
+        <w:t xml:space="preserve">run-shell "$STATE_BIN record $SESS #{pane_current_path}"</w:t>
+      </w:r>
+      <w:r>
+        <w:t xml:space="preserve"> </w:t>
+      </w:r>
+      <w:r>
+        <w:t xml:space="preserve">hook directly (the same command the wrapper installs on</w:t>
+      </w:r>
+      <w:r>
+        <w:t xml:space="preserve"> </w:t>
+      </w:r>
+      <w:r>
+        <w:rPr>
+          <w:rStyle w:val="VerbatimChar"/>
+        </w:rPr>
+        <w:t xml:space="preserve">client-detached</w:t>
+      </w:r>
+      <w:r>
+        <w:t xml:space="preserve">/</w:t>
+      </w:r>
+      <w:r>
+        <w:rPr>
+          <w:rStyle w:val="VerbatimChar"/>
+        </w:rPr>
+        <w:t xml:space="preserve">session-closed</w:t>
+      </w:r>
+      <w:r>
+        <w:t xml:space="preserve">) and polls</w:t>
+      </w:r>
+      <w:r>
+        <w:t xml:space="preserve"> </w:t>
+      </w:r>
+      <w:r>
+        <w:rPr>
+          <w:rStyle w:val="VerbatimChar"/>
+        </w:rPr>
+        <w:t xml:space="preserve">tmx-state-bin recall</w:t>
+      </w:r>
+      <w:r>
+        <w:t xml:space="preserve"> </w:t>
+      </w:r>
+      <w:r>
+        <w:t xml:space="preserve">for up to 5 s waiting for the write to land. Iteration 1 of 3 fails deterministically —</w:t>
+      </w:r>
+      <w:r>
+        <w:t xml:space="preserve"> </w:t>
+      </w:r>
+      <w:r>
+        <w:rPr>
+          <w:rStyle w:val="VerbatimChar"/>
+        </w:rPr>
+        <w:t xml:space="preserve">recall</w:t>
+      </w:r>
+      <w:r>
+        <w:t xml:space="preserve"> </w:t>
+      </w:r>
+      <w:r>
+        <w:t xml:space="preserve">still returns the PRE-hook (Phase-1 target) path, never the hook's own path — both in isolation (3/3 runs) and inside the full suite.</w:t>
+      </w:r>
+    </w:p>
+    <w:p>
+      <w:pPr>
+        <w:pStyle w:val="BodyText"/>
+      </w:pPr>
+      <w:r>
+        <w:rPr>
+          <w:b/>
+          <w:bCs/>
+        </w:rPr>
+        <w:t xml:space="preserve">Evidence:</w:t>
+      </w:r>
+      <w:r>
+        <w:t xml:space="preserve"> </w:t>
+      </w:r>
+      <w:r>
+        <w:rPr>
+          <w:rStyle w:val="VerbatimChar"/>
+        </w:rPr>
+        <w:t xml:space="preserve">bash scripts/tests/27_state_persistence.sh</w:t>
+      </w:r>
+      <w:r>
+        <w:t xml:space="preserve"> </w:t>
+      </w:r>
+      <w:r>
+        <w:t xml:space="preserve">→</w:t>
+      </w:r>
+      <w:r>
+        <w:t xml:space="preserve"> </w:t>
+      </w:r>
+      <w:r>
+        <w:rPr>
+          <w:rStyle w:val="VerbatimChar"/>
+        </w:rPr>
+        <w:t xml:space="preserve">FAIL 18 iter=1: run-shell hook did not update state — recall='...-target-&lt;pid&gt;' (expected '...-hook-&lt;pid&gt;-1')</w:t>
+      </w:r>
+      <w:r>
+        <w:t xml:space="preserve">, reproduced identically 3× in isolation and 2× on the v1.0.38 baseline (pre-TMX-079) via</w:t>
+      </w:r>
+      <w:r>
+        <w:t xml:space="preserve"> </w:t>
+      </w:r>
+      <w:r>
+        <w:rPr>
+          <w:rStyle w:val="VerbatimChar"/>
+        </w:rPr>
+        <w:t xml:space="preserve">git stash</w:t>
+      </w:r>
+      <w:r>
+        <w:t xml:space="preserve"> </w:t>
+      </w:r>
+      <w:r>
+        <w:t xml:space="preserve">A/B, 2026-08-10.</w:t>
+      </w:r>
+    </w:p>
+    <w:p>
+      <w:pPr>
+        <w:pStyle w:val="BodyText"/>
+      </w:pPr>
+      <w:r>
+        <w:rPr>
+          <w:b/>
+          <w:bCs/>
+        </w:rPr>
+        <w:t xml:space="preserve">Discovery note (this is the FIRST time it is tracked as its own item, hence</w:t>
+      </w:r>
+      <w:r>
+        <w:rPr>
+          <w:b/>
+          <w:bCs/>
+        </w:rPr>
+        <w:t xml:space="preserve"> </w:t>
+      </w:r>
+      <w:r>
+        <w:rPr>
+          <w:rStyle w:val="VerbatimChar"/>
+          <w:b/>
+          <w:bCs/>
+        </w:rPr>
+        <w:t xml:space="preserve">Queued</w:t>
+      </w:r>
+      <w:r>
+        <w:rPr>
+          <w:b/>
+          <w:bCs/>
+        </w:rPr>
+        <w:t xml:space="preserve"> </w:t>
+      </w:r>
+      <w:r>
+        <w:rPr>
+          <w:b/>
+          <w:bCs/>
+        </w:rPr>
+        <w:t xml:space="preserve">not</w:t>
+      </w:r>
+      <w:r>
+        <w:rPr>
+          <w:b/>
+          <w:bCs/>
+        </w:rPr>
+        <w:t xml:space="preserve"> </w:t>
+      </w:r>
+      <w:r>
+        <w:rPr>
+          <w:rStyle w:val="VerbatimChar"/>
+          <w:b/>
+          <w:bCs/>
+        </w:rPr>
+        <w:t xml:space="preserve">Reopened</w:t>
+      </w:r>
+      <w:r>
+        <w:rPr>
+          <w:b/>
+          <w:bCs/>
+        </w:rPr>
+        <w:t xml:space="preserve"> </w:t>
+      </w:r>
+      <w:r>
+        <w:rPr>
+          <w:b/>
+          <w:bCs/>
+        </w:rPr>
+        <w:t xml:space="preserve">per §11.4.34 — the latter presupposes a prior closure, and this defect was never previously closed):</w:t>
+      </w:r>
+      <w:r>
+        <w:t xml:space="preserve"> </w:t>
+      </w:r>
+      <w:r>
+        <w:t xml:space="preserve">previously only described inline as an accepted "harness timing race" in the test file's own comments (lines ~150-186 of</w:t>
+      </w:r>
+      <w:r>
+        <w:t xml:space="preserve"> </w:t>
+      </w:r>
+      <w:r>
+        <w:rPr>
+          <w:rStyle w:val="VerbatimChar"/>
+        </w:rPr>
+        <w:t xml:space="preserve">scripts/tests/27_state_persistence.sh</w:t>
+      </w:r>
+      <w:r>
+        <w:t xml:space="preserve">), which this investigation shows is an INCOMPLETE diagnosis (the failure is NOT purely a full-suite-CPU-contention artifact — it reproduces in isolation too, on an otherwise idle host). Discovered by AI, 2026-08-10, during TMX-079 validation.</w:t>
+      </w:r>
+    </w:p>
+    <w:p>
+      <w:pPr>
+        <w:pStyle w:val="BodyText"/>
+      </w:pPr>
+      <w:r>
+        <w:rPr>
+          <w:b/>
+          <w:bCs/>
+        </w:rPr>
+        <w:t xml:space="preserve">Fix direction (not yet investigated to root cause):</w:t>
+      </w:r>
+      <w:r>
+        <w:t xml:space="preserve"> </w:t>
+      </w:r>
+      <w:r>
+        <w:t xml:space="preserve">the test's own comments already correctly rule out a slow</w:t>
+      </w:r>
+      <w:r>
+        <w:t xml:space="preserve"> </w:t>
+      </w:r>
+      <w:r>
+        <w:rPr>
+          <w:rStyle w:val="VerbatimChar"/>
+        </w:rPr>
+        <w:t xml:space="preserve">cd</w:t>
+      </w:r>
+      <w:r>
+        <w:t xml:space="preserve">-landing race (T2's separate poll-for-cwd loop) and a</w:t>
+      </w:r>
+      <w:r>
+        <w:t xml:space="preserve"> </w:t>
+      </w:r>
+      <w:r>
+        <w:rPr>
+          <w:rStyle w:val="VerbatimChar"/>
+        </w:rPr>
+        <w:t xml:space="preserve">run-shell</w:t>
+      </w:r>
+      <w:r>
+        <w:t xml:space="preserve">-fire vs</w:t>
+      </w:r>
+      <w:r>
+        <w:t xml:space="preserve"> </w:t>
+      </w:r>
+      <w:r>
+        <w:rPr>
+          <w:rStyle w:val="VerbatimChar"/>
+        </w:rPr>
+        <w:t xml:space="preserve">record</w:t>
+      </w:r>
+      <w:r>
+        <w:t xml:space="preserve">-write-completion race (the 5 s poll). Iteration 1 specifically failing (not 2 or 3) is CONSISTENT WITH a first-invocation-only effect — e.g.</w:t>
+      </w:r>
+      <w:r>
+        <w:t xml:space="preserve"> </w:t>
+      </w:r>
+      <w:r>
+        <w:rPr>
+          <w:rStyle w:val="VerbatimChar"/>
+        </w:rPr>
+        <w:t xml:space="preserve">tmx-state-bin</w:t>
+      </w:r>
+      <w:r>
+        <w:t xml:space="preserve">'s DB/lock-file initialization on a cold state file, or a</w:t>
+      </w:r>
+      <w:r>
+        <w:t xml:space="preserve"> </w:t>
+      </w:r>
+      <w:r>
+        <w:rPr>
+          <w:rStyle w:val="VerbatimChar"/>
+        </w:rPr>
+        <w:t xml:space="preserve">run-shell</w:t>
+      </w:r>
+      <w:r>
+        <w:t xml:space="preserve"> </w:t>
+      </w:r>
+      <w:r>
+        <w:t xml:space="preserve">first-dispatch latency inside a freshly-created tmux server — but this is UNCONFIRMED: no instrumentation has yet isolated the actual cause. Needs a dedicated systematic-debugging pass (§11.4.102) with additional instrumentation (e.g. logging</w:t>
+      </w:r>
+      <w:r>
+        <w:t xml:space="preserve"> </w:t>
+      </w:r>
+      <w:r>
+        <w:rPr>
+          <w:rStyle w:val="VerbatimChar"/>
+        </w:rPr>
+        <w:t xml:space="preserve">tmx-state-bin record</w:t>
+      </w:r>
+      <w:r>
+        <w:t xml:space="preserve">'s own start/end timestamps) before a fix is attempted — out of scope for TMX-079.</w:t>
+      </w:r>
+    </w:p>
     <w:bookmarkEnd w:id="28"/>
+    <w:bookmarkStart w:id="29" w:name="X83a5cde92d776ef622624e70dce97efdc2c6801"/>
+    <w:p>
+      <w:pPr>
+        <w:pStyle w:val="Heading3"/>
+      </w:pPr>
+      <w:r>
+        <w:t xml:space="preserve">H2 SPLIT-QUIET-SETTLE-001 — test 87 G4 ("quiet-phase control") occasionally fails to observe a zero-throttle settle window</w:t>
+      </w:r>
+    </w:p>
+    <w:p>
+      <w:pPr>
+        <w:pStyle w:val="FirstParagraph"/>
+      </w:pPr>
+      <w:r>
+        <w:rPr>
+          <w:b/>
+          <w:bCs/>
+        </w:rPr>
+        <w:t xml:space="preserve">TMX-ID:</w:t>
+      </w:r>
+      <w:r>
+        <w:t xml:space="preserve"> </w:t>
+      </w:r>
+      <w:r>
+        <w:t xml:space="preserve">TMX-081</w:t>
+      </w:r>
+      <w:r>
+        <w:t xml:space="preserve"> </w:t>
+      </w:r>
+      <w:r>
+        <w:rPr>
+          <w:b/>
+          <w:bCs/>
+        </w:rPr>
+        <w:t xml:space="preserve">Type:</w:t>
+      </w:r>
+      <w:r>
+        <w:t xml:space="preserve"> </w:t>
+      </w:r>
+      <w:r>
+        <w:t xml:space="preserve">Bug</w:t>
+      </w:r>
+      <w:r>
+        <w:t xml:space="preserve"> </w:t>
+      </w:r>
+      <w:r>
+        <w:rPr>
+          <w:b/>
+          <w:bCs/>
+        </w:rPr>
+        <w:t xml:space="preserve">Status:</w:t>
+      </w:r>
+      <w:r>
+        <w:t xml:space="preserve"> </w:t>
+      </w:r>
+      <w:r>
+        <w:t xml:space="preserve">Queued</w:t>
+      </w:r>
+    </w:p>
+    <w:p>
+      <w:pPr>
+        <w:pStyle w:val="BodyText"/>
+      </w:pPr>
+      <w:r>
+        <w:rPr>
+          <w:b/>
+          <w:bCs/>
+        </w:rPr>
+        <w:t xml:space="preserve">What:</w:t>
+      </w:r>
+      <w:r>
+        <w:t xml:space="preserve"> </w:t>
+      </w:r>
+      <w:r>
+        <w:rPr>
+          <w:rStyle w:val="VerbatimChar"/>
+        </w:rPr>
+        <w:t xml:space="preserve">scripts/tests/87_server_scope_split.sh</w:t>
+      </w:r>
+      <w:r>
+        <w:t xml:space="preserve"> </w:t>
+      </w:r>
+      <w:r>
+        <w:t xml:space="preserve">G4 waits for a 1 s idle window with</w:t>
+      </w:r>
+      <w:r>
+        <w:t xml:space="preserve"> </w:t>
+      </w:r>
+      <w:r>
+        <w:rPr>
+          <w:rStyle w:val="VerbatimChar"/>
+        </w:rPr>
+        <w:t xml:space="preserve">nr_throttled</w:t>
+      </w:r>
+      <w:r>
+        <w:t xml:space="preserve"> </w:t>
+      </w:r>
+      <w:r>
+        <w:t xml:space="preserve">delta 0 on BOTH the server scope and the workload slice (settling past shell-startup noise) before G5 measures throttling under deliberate load. G4 fails ("quiet-phase never settled") with a small non-zero delta on the workload slice.</w:t>
+      </w:r>
+    </w:p>
+    <w:p>
+      <w:pPr>
+        <w:pStyle w:val="BodyText"/>
+      </w:pPr>
+      <w:r>
+        <w:rPr>
+          <w:b/>
+          <w:bCs/>
+        </w:rPr>
+        <w:t xml:space="preserve">Evidence:</w:t>
+      </w:r>
+      <w:r>
+        <w:t xml:space="preserve"> </w:t>
+      </w:r>
+      <w:r>
+        <w:t xml:space="preserve">reproduced identically on both the TMX-079-fixed tree and the v1.0.38 baseline (</w:t>
+      </w:r>
+      <w:r>
+        <w:rPr>
+          <w:rStyle w:val="VerbatimChar"/>
+        </w:rPr>
+        <w:t xml:space="preserve">git stash</w:t>
+      </w:r>
+      <w:r>
+        <w:t xml:space="preserve"> </w:t>
+      </w:r>
+      <w:r>
+        <w:t xml:space="preserve">A/B, 3× each, 2026-08-10) —</w:t>
+      </w:r>
+      <w:r>
+        <w:t xml:space="preserve"> </w:t>
+      </w:r>
+      <w:r>
+        <w:rPr>
+          <w:rStyle w:val="VerbatimChar"/>
+        </w:rPr>
+        <w:t xml:space="preserve">FAIL: G4: quiet-phase never settled (never-settled: .../tmxw-t87_&lt;pid&gt;.slice:delta=10)</w:t>
+      </w:r>
+      <w:r>
+        <w:t xml:space="preserve">. The isolation invariant G4 exists to set up for (G5: the server scope is NEVER co-throttled while the slice is) PASSES consistently regardless, so the feature under test is proven sound — this is a control-window settle heuristic being slightly too strict/short, not a defect in the isolation mechanism itself.</w:t>
+      </w:r>
+    </w:p>
+    <w:p>
+      <w:pPr>
+        <w:pStyle w:val="BodyText"/>
+      </w:pPr>
+      <w:r>
+        <w:rPr>
+          <w:b/>
+          <w:bCs/>
+        </w:rPr>
+        <w:t xml:space="preserve">Discovery note (this is the FIRST time it is tracked as its own item, hence</w:t>
+      </w:r>
+      <w:r>
+        <w:rPr>
+          <w:b/>
+          <w:bCs/>
+        </w:rPr>
+        <w:t xml:space="preserve"> </w:t>
+      </w:r>
+      <w:r>
+        <w:rPr>
+          <w:rStyle w:val="VerbatimChar"/>
+          <w:b/>
+          <w:bCs/>
+        </w:rPr>
+        <w:t xml:space="preserve">Queued</w:t>
+      </w:r>
+      <w:r>
+        <w:rPr>
+          <w:b/>
+          <w:bCs/>
+        </w:rPr>
+        <w:t xml:space="preserve"> </w:t>
+      </w:r>
+      <w:r>
+        <w:rPr>
+          <w:b/>
+          <w:bCs/>
+        </w:rPr>
+        <w:t xml:space="preserve">not</w:t>
+      </w:r>
+      <w:r>
+        <w:rPr>
+          <w:b/>
+          <w:bCs/>
+        </w:rPr>
+        <w:t xml:space="preserve"> </w:t>
+      </w:r>
+      <w:r>
+        <w:rPr>
+          <w:rStyle w:val="VerbatimChar"/>
+          <w:b/>
+          <w:bCs/>
+        </w:rPr>
+        <w:t xml:space="preserve">Reopened</w:t>
+      </w:r>
+      <w:r>
+        <w:rPr>
+          <w:b/>
+          <w:bCs/>
+        </w:rPr>
+        <w:t xml:space="preserve"> </w:t>
+      </w:r>
+      <w:r>
+        <w:rPr>
+          <w:b/>
+          <w:bCs/>
+        </w:rPr>
+        <w:t xml:space="preserve">per §11.4.34 — the latter presupposes a prior closure, and this defect was never previously closed):</w:t>
+      </w:r>
+      <w:r>
+        <w:t xml:space="preserve"> </w:t>
+      </w:r>
+      <w:r>
+        <w:t xml:space="preserve">discovered by AI, 2026-08-10, during TMX-079 validation.</w:t>
+      </w:r>
+    </w:p>
+    <w:p>
+      <w:pPr>
+        <w:pStyle w:val="BodyText"/>
+      </w:pPr>
+      <w:r>
+        <w:rPr>
+          <w:b/>
+          <w:bCs/>
+        </w:rPr>
+        <w:t xml:space="preserve">Fix direction (not yet investigated to root cause):</w:t>
+      </w:r>
+      <w:r>
+        <w:t xml:space="preserve"> </w:t>
+      </w:r>
+      <w:r>
+        <w:t xml:space="preserve">needs either a longer settle window or a higher delta tolerance for the workload slice specifically (shell/pane-shim startup on a freshly-joined slice may legitimately cost a few throttled periods even at rest) — which of the two (or another cause entirely) is UNCONFIRMED without the actual</w:t>
+      </w:r>
+      <w:r>
+        <w:t xml:space="preserve"> </w:t>
+      </w:r>
+      <w:r>
+        <w:rPr>
+          <w:rStyle w:val="VerbatimChar"/>
+        </w:rPr>
+        <w:t xml:space="preserve">cpu.stat</w:t>
+      </w:r>
+      <w:r>
+        <w:t xml:space="preserve"> </w:t>
+      </w:r>
+      <w:r>
+        <w:t xml:space="preserve">samples across the settle window; needs a dedicated systematic-debugging pass (§11.4.102) before deciding — out of scope for TMX-079.</w:t>
+      </w:r>
+    </w:p>
+    <w:bookmarkEnd w:id="29"/>
+    <w:bookmarkEnd w:id="30"/>
+    <w:bookmarkEnd w:id="31"/>
     <w:sectPr>
       <w:footnotePr>
         <w:numRestart w:val="eachSect"/>

--- a/Issues.docx
+++ b/Issues.docx
@@ -3402,13 +3402,13 @@
         <w:t xml:space="preserve">TMX-079's own fix + tests are unaffected. Tracked here so they are not lost.</w:t>
       </w:r>
     </w:p>
-    <w:bookmarkStart w:id="28" w:name="Xc47ed6d8c81233fcc9ecb1b61815985f53736a9"/>
+    <w:bookmarkStart w:id="28" w:name="X08ace722e9fdd86c8366413b3bc2558cb385a13"/>
     <w:p>
       <w:pPr>
         <w:pStyle w:val="Heading3"/>
       </w:pPr>
       <w:r>
-        <w:t xml:space="preserve">H1 STATE-HOOK-RACE-001 — test 27 sub-check "18" (run-shell cwd-record hook) fails deterministically on iteration 1</w:t>
+        <w:t xml:space="preserve">H1 STATE-HOOK-RACE-001 — test 27 sub-check "18" (run-shell cwd-record hook) intermittently fails to observe the hook's write</w:t>
       </w:r>
     </w:p>
     <w:p>
@@ -3458,8 +3458,56 @@
         <w:t xml:space="preserve"> </w:t>
       </w:r>
       <w:r>
+        <w:t xml:space="preserve">Reopened</w:t>
+      </w:r>
+    </w:p>
+    <w:p>
+      <w:pPr>
+        <w:pStyle w:val="BodyText"/>
+      </w:pPr>
+      <w:r>
+        <w:rPr>
+          <w:b/>
+          <w:bCs/>
+        </w:rPr>
+        <w:t xml:space="preserve">Reopened-Details:</w:t>
+      </w:r>
+      <w:r>
+        <w:t xml:space="preserve"> </w:t>
+      </w:r>
+      <w:r>
+        <w:t xml:space="preserve">By: AI. On: 2026-08-13. Reason: cycle-re-discovered. Evidence: dedicated</w:t>
+      </w:r>
+      <w:r>
+        <w:t xml:space="preserve"> </w:t>
+      </w:r>
+      <w:r>
+        <w:rPr>
+          <w:rStyle w:val="VerbatimChar"/>
+        </w:rPr>
+        <w:t xml:space="preserve">/superpowers:systematic-debugging</w:t>
+      </w:r>
+      <w:r>
+        <w:t xml:space="preserve"> </w:t>
+      </w:r>
+      <w:r>
+        <w:t xml:space="preserve">pass (this cycle) — see below. This is a correction of the ORIGINAL diagnosis, not a new defect: the underlying failure is the same one first observed 2026-08-10, but this investigation disproves its central claim ("iteration 1 specifically, deterministically") and supersedes it with corrected, more complete evidence. Reopened per §11.4.34 rather than left as</w:t>
+      </w:r>
+      <w:r>
+        <w:t xml:space="preserve"> </w:t>
+      </w:r>
+      <w:r>
+        <w:rPr>
+          <w:rStyle w:val="VerbatimChar"/>
+        </w:rPr>
         <w:t xml:space="preserve">Queued</w:t>
       </w:r>
+      <w:r>
+        <w:t xml:space="preserve"> </w:t>
+      </w:r>
+      <w:r>
+        <w:t xml:space="preserve">because the entry's OWN content materially changed.</w:t>
+      </w:r>
     </w:p>
     <w:p>
       <w:pPr>
@@ -3470,7 +3518,7 @@
           <w:b/>
           <w:bCs/>
         </w:rPr>
-        <w:t xml:space="preserve">What:</w:t>
+        <w:t xml:space="preserve">What (CORRECTED — the "iteration 1 specifically, deterministically" framing in the original 2026-08-10 report was WRONG):</w:t>
       </w:r>
       <w:r>
         <w:t xml:space="preserve"> </w:t>
@@ -3533,7 +3581,101 @@
         <w:t xml:space="preserve"> </w:t>
       </w:r>
       <w:r>
-        <w:t xml:space="preserve">for up to 5 s waiting for the write to land. Iteration 1 of 3 fails deterministically —</w:t>
+        <w:t xml:space="preserve">for up to 5 s waiting for the write to land. A dedicated instrumented investigation this cycle (adding timestamped diagnostic prints around the fire/kill/poll sequence, run 8× standalone across two separate probe sessions) shows the failure is</w:t>
+      </w:r>
+      <w:r>
+        <w:t xml:space="preserve"> </w:t>
+      </w:r>
+      <w:r>
+        <w:rPr>
+          <w:b/>
+          <w:bCs/>
+        </w:rPr>
+        <w:t xml:space="preserve">genuinely intermittent and NOT tied to any specific iteration number</w:t>
+      </w:r>
+      <w:r>
+        <w:t xml:space="preserve"> </w:t>
+      </w:r>
+      <w:r>
+        <w:t xml:space="preserve">— one run failed on iteration 2, a separate run failed on iteration 3, and several runs passed cleanly 3/3. The original report's "iteration 1, deterministically, 3/3 isolation runs" was based on an insufficient sample (apparently 1-3 trials that happened to land on iteration 1 by chance) and is corrected here.</w:t>
+      </w:r>
+    </w:p>
+    <w:p>
+      <w:pPr>
+        <w:pStyle w:val="BodyText"/>
+      </w:pPr>
+      <w:r>
+        <w:rPr>
+          <w:b/>
+          <w:bCs/>
+        </w:rPr>
+        <w:t xml:space="preserve">Evidence (this cycle, 2026-08-13):</w:t>
+      </w:r>
+    </w:p>
+    <w:p>
+      <w:pPr>
+        <w:pStyle w:val="Compact"/>
+        <w:numPr>
+          <w:ilvl w:val="0"/>
+          <w:numId w:val="1003"/>
+        </w:numPr>
+      </w:pPr>
+      <w:r>
+        <w:t xml:space="preserve">8 fresh, timestamped standalone runs: 2 showed a genuine FAIL, landing on iteration 2 and iteration 3 respectively (never iteration 1) —</w:t>
+      </w:r>
+      <w:r>
+        <w:t xml:space="preserve"> </w:t>
+      </w:r>
+      <w:r>
+        <w:rPr>
+          <w:rStyle w:val="VerbatimChar"/>
+        </w:rPr>
+        <w:t xml:space="preserve">FAIL 18 iter=2: ...</w:t>
+      </w:r>
+      <w:r>
+        <w:t xml:space="preserve"> </w:t>
+      </w:r>
+      <w:r>
+        <w:t xml:space="preserve">and</w:t>
+      </w:r>
+      <w:r>
+        <w:t xml:space="preserve"> </w:t>
+      </w:r>
+      <w:r>
+        <w:rPr>
+          <w:rStyle w:val="VerbatimChar"/>
+        </w:rPr>
+        <w:t xml:space="preserve">FAIL 18 iter=3: ...</w:t>
+      </w:r>
+      <w:r>
+        <w:t xml:space="preserve">, both with</w:t>
+      </w:r>
+      <w:r>
+        <w:t xml:space="preserve"> </w:t>
+      </w:r>
+      <w:r>
+        <w:rPr>
+          <w:rStyle w:val="VerbatimChar"/>
+        </w:rPr>
+        <w:t xml:space="preserve">poll_iterations_used=25</w:t>
+      </w:r>
+      <w:r>
+        <w:t xml:space="preserve"> </w:t>
+      </w:r>
+      <w:r>
+        <w:t xml:space="preserve">(the FULL 5 s poll elapsed and the state file NEVER updated to the hook's value — not merely late, genuinely never-written within the bound).</w:t>
+      </w:r>
+    </w:p>
+    <w:p>
+      <w:pPr>
+        <w:pStyle w:val="Compact"/>
+        <w:numPr>
+          <w:ilvl w:val="0"/>
+          <w:numId w:val="1003"/>
+        </w:numPr>
+      </w:pPr>
+      <w:r>
+        <w:t xml:space="preserve">On a failing iteration,</w:t>
       </w:r>
       <w:r>
         <w:t xml:space="preserve"> </w:t>
@@ -3548,7 +3690,739 @@
         <w:t xml:space="preserve"> </w:t>
       </w:r>
       <w:r>
-        <w:t xml:space="preserve">still returns the PRE-hook (Phase-1 target) path, never the hook's own path — both in isolation (3/3 runs) and inside the full suite.</w:t>
+        <w:t xml:space="preserve">immediately after</w:t>
+      </w:r>
+      <w:r>
+        <w:t xml:space="preserve"> </w:t>
+      </w:r>
+      <w:r>
+        <w:rPr>
+          <w:rStyle w:val="VerbatimChar"/>
+        </w:rPr>
+        <w:t xml:space="preserve">run-shell</w:t>
+      </w:r>
+      <w:r>
+        <w:t xml:space="preserve"> </w:t>
+      </w:r>
+      <w:r>
+        <w:t xml:space="preserve">fires AND immediately after</w:t>
+      </w:r>
+      <w:r>
+        <w:t xml:space="preserve"> </w:t>
+      </w:r>
+      <w:r>
+        <w:rPr>
+          <w:rStyle w:val="VerbatimChar"/>
+        </w:rPr>
+        <w:t xml:space="preserve">kill-session</w:t>
+      </w:r>
+      <w:r>
+        <w:t xml:space="preserve"> </w:t>
+      </w:r>
+      <w:r>
+        <w:t xml:space="preserve">returns BOTH already show the stale (pre-hook) value — the loss is not something the 5 s poll would have caught even with a longer bound.</w:t>
+      </w:r>
+    </w:p>
+    <w:p>
+      <w:pPr>
+        <w:pStyle w:val="Compact"/>
+        <w:numPr>
+          <w:ilvl w:val="0"/>
+          <w:numId w:val="1003"/>
+        </w:numPr>
+      </w:pPr>
+      <w:r>
+        <w:t xml:space="preserve">Root-cause CANDIDATE, partially confirmed: the wrapper's</w:t>
+      </w:r>
+      <w:r>
+        <w:t xml:space="preserve"> </w:t>
+      </w:r>
+      <w:r>
+        <w:rPr>
+          <w:rStyle w:val="VerbatimChar"/>
+        </w:rPr>
+        <w:t xml:space="preserve">kill-session</w:t>
+      </w:r>
+      <w:r>
+        <w:t xml:space="preserve"> </w:t>
+      </w:r>
+      <w:r>
+        <w:t xml:space="preserve">verb calls</w:t>
+      </w:r>
+      <w:r>
+        <w:t xml:space="preserve"> </w:t>
+      </w:r>
+      <w:r>
+        <w:rPr>
+          <w:rStyle w:val="VerbatimChar"/>
+        </w:rPr>
+        <w:t xml:space="preserve">systemctl --user stop "$SCOPE_UNIT"</w:t>
+      </w:r>
+      <w:r>
+        <w:t xml:space="preserve"> </w:t>
+      </w:r>
+      <w:r>
+        <w:t xml:space="preserve">immediately after</w:t>
+      </w:r>
+      <w:r>
+        <w:t xml:space="preserve"> </w:t>
+      </w:r>
+      <w:r>
+        <w:rPr>
+          <w:rStyle w:val="VerbatimChar"/>
+        </w:rPr>
+        <w:t xml:space="preserve">tmux kill-session</w:t>
+      </w:r>
+      <w:r>
+        <w:t xml:space="preserve">; the scope's</w:t>
+      </w:r>
+      <w:r>
+        <w:t xml:space="preserve"> </w:t>
+      </w:r>
+      <w:r>
+        <w:rPr>
+          <w:rStyle w:val="VerbatimChar"/>
+        </w:rPr>
+        <w:t xml:space="preserve">KillMode=control-group</w:t>
+      </w:r>
+      <w:r>
+        <w:t xml:space="preserve"> </w:t>
+      </w:r>
+      <w:r>
+        <w:t xml:space="preserve">(confirmed via</w:t>
+      </w:r>
+      <w:r>
+        <w:t xml:space="preserve"> </w:t>
+      </w:r>
+      <w:r>
+        <w:rPr>
+          <w:rStyle w:val="VerbatimChar"/>
+        </w:rPr>
+        <w:t xml:space="preserve">systemctl --user show</w:t>
+      </w:r>
+      <w:r>
+        <w:t xml:space="preserve">) SIGTERMs EVERY process in the cgroup, including an in-flight</w:t>
+      </w:r>
+      <w:r>
+        <w:t xml:space="preserve"> </w:t>
+      </w:r>
+      <w:r>
+        <w:rPr>
+          <w:rStyle w:val="VerbatimChar"/>
+        </w:rPr>
+        <w:t xml:space="preserve">run-shell</w:t>
+      </w:r>
+      <w:r>
+        <w:t xml:space="preserve">-spawned async child (confirmed via direct process-tree observation: the child DOES land in the SERVER's own scope, in both shared AND split topology, never the workload slice). A direct reproduction with an artificially-slowed hook command (</w:t>
+      </w:r>
+      <w:r>
+        <w:rPr>
+          <w:rStyle w:val="VerbatimChar"/>
+        </w:rPr>
+        <w:t xml:space="preserve">sleep 0.05; tmx-state-bin record ...</w:t>
+      </w:r>
+      <w:r>
+        <w:t xml:space="preserve">) reliably loses the write when immediately followed by</w:t>
+      </w:r>
+      <w:r>
+        <w:t xml:space="preserve"> </w:t>
+      </w:r>
+      <w:r>
+        <w:rPr>
+          <w:rStyle w:val="VerbatimChar"/>
+        </w:rPr>
+        <w:t xml:space="preserve">systemctl stop</w:t>
+      </w:r>
+      <w:r>
+        <w:t xml:space="preserve">, and reliably SUCCEEDS when</w:t>
+      </w:r>
+      <w:r>
+        <w:t xml:space="preserve"> </w:t>
+      </w:r>
+      <w:r>
+        <w:rPr>
+          <w:rStyle w:val="VerbatimChar"/>
+        </w:rPr>
+        <w:t xml:space="preserve">systemctl stop</w:t>
+      </w:r>
+      <w:r>
+        <w:t xml:space="preserve"> </w:t>
+      </w:r>
+      <w:r>
+        <w:t xml:space="preserve">is skipped entirely — confirming this mechanism is real and NOT a test artifact (a real operator running</w:t>
+      </w:r>
+      <w:r>
+        <w:t xml:space="preserve"> </w:t>
+      </w:r>
+      <w:r>
+        <w:rPr>
+          <w:rStyle w:val="VerbatimChar"/>
+        </w:rPr>
+        <w:t xml:space="preserve">tmx kill-session -t NAME</w:t>
+      </w:r>
+      <w:r>
+        <w:t xml:space="preserve"> </w:t>
+      </w:r>
+      <w:r>
+        <w:t xml:space="preserve">is exposed to the identical race).</w:t>
+      </w:r>
+    </w:p>
+    <w:p>
+      <w:pPr>
+        <w:pStyle w:val="Compact"/>
+        <w:numPr>
+          <w:ilvl w:val="0"/>
+          <w:numId w:val="1003"/>
+        </w:numPr>
+      </w:pPr>
+      <w:r>
+        <w:rPr>
+          <w:b/>
+          <w:bCs/>
+        </w:rPr>
+        <w:t xml:space="preserve">However, a first fix attempt (delaying</w:t>
+      </w:r>
+      <w:r>
+        <w:rPr>
+          <w:b/>
+          <w:bCs/>
+        </w:rPr>
+        <w:t xml:space="preserve"> </w:t>
+      </w:r>
+      <w:r>
+        <w:rPr>
+          <w:rStyle w:val="VerbatimChar"/>
+          <w:b/>
+          <w:bCs/>
+        </w:rPr>
+        <w:t xml:space="preserve">systemctl stop</w:t>
+      </w:r>
+      <w:r>
+        <w:rPr>
+          <w:b/>
+          <w:bCs/>
+        </w:rPr>
+        <w:t xml:space="preserve"> </w:t>
+      </w:r>
+      <w:r>
+        <w:rPr>
+          <w:b/>
+          <w:bCs/>
+        </w:rPr>
+        <w:t xml:space="preserve">until the scope's cgroup is observed empty, via a new</w:t>
+      </w:r>
+      <w:r>
+        <w:rPr>
+          <w:b/>
+          <w:bCs/>
+        </w:rPr>
+        <w:t xml:space="preserve"> </w:t>
+      </w:r>
+      <w:r>
+        <w:rPr>
+          <w:rStyle w:val="VerbatimChar"/>
+          <w:b/>
+          <w:bCs/>
+        </w:rPr>
+        <w:t xml:space="preserve">_wait_scope_quiescent</w:t>
+      </w:r>
+      <w:r>
+        <w:rPr>
+          <w:b/>
+          <w:bCs/>
+        </w:rPr>
+        <w:t xml:space="preserve"> </w:t>
+      </w:r>
+      <w:r>
+        <w:rPr>
+          <w:b/>
+          <w:bCs/>
+        </w:rPr>
+        <w:t xml:space="preserve">helper in</w:t>
+      </w:r>
+      <w:r>
+        <w:rPr>
+          <w:b/>
+          <w:bCs/>
+        </w:rPr>
+        <w:t xml:space="preserve"> </w:t>
+      </w:r>
+      <w:r>
+        <w:rPr>
+          <w:rStyle w:val="VerbatimChar"/>
+          <w:b/>
+          <w:bCs/>
+        </w:rPr>
+        <w:t xml:space="preserve">scripts/tmx.template</w:t>
+      </w:r>
+      <w:r>
+        <w:rPr>
+          <w:b/>
+          <w:bCs/>
+        </w:rPr>
+        <w:t xml:space="preserve"> </w:t>
+      </w:r>
+      <w:r>
+        <w:rPr>
+          <w:b/>
+          <w:bCs/>
+        </w:rPr>
+        <w:t xml:space="preserve">+ an analogous change in</w:t>
+      </w:r>
+      <w:r>
+        <w:rPr>
+          <w:b/>
+          <w:bCs/>
+        </w:rPr>
+        <w:t xml:space="preserve"> </w:t>
+      </w:r>
+      <w:r>
+        <w:rPr>
+          <w:rStyle w:val="VerbatimChar"/>
+          <w:b/>
+          <w:bCs/>
+        </w:rPr>
+        <w:t xml:space="preserve">scripts/tmx-recycler.sh</w:t>
+      </w:r>
+      <w:r>
+        <w:rPr>
+          <w:b/>
+          <w:bCs/>
+        </w:rPr>
+        <w:t xml:space="preserve">) did NOT resolve the test's actual failure — it made it WORSE (5/5 reproducible failures, always landing on iteration 1, up from the original ~20-25% intermittent rate).</w:t>
+      </w:r>
+      <w:r>
+        <w:t xml:space="preserve"> </w:t>
+      </w:r>
+      <w:r>
+        <w:t xml:space="preserve">A corrected version of the same fix (resolving the cgroup path ONCE rather than re-querying</w:t>
+      </w:r>
+      <w:r>
+        <w:t xml:space="preserve"> </w:t>
+      </w:r>
+      <w:r>
+        <w:rPr>
+          <w:rStyle w:val="VerbatimChar"/>
+        </w:rPr>
+        <w:t xml:space="preserve">systemctl show</w:t>
+      </w:r>
+      <w:r>
+        <w:t xml:space="preserve"> </w:t>
+      </w:r>
+      <w:r>
+        <w:t xml:space="preserve">on every poll iteration, which itself has a race —</w:t>
+      </w:r>
+      <w:r>
+        <w:t xml:space="preserve"> </w:t>
+      </w:r>
+      <w:r>
+        <w:rPr>
+          <w:rStyle w:val="VerbatimChar"/>
+        </w:rPr>
+        <w:t xml:space="preserve">ControlGroup</w:t>
+      </w:r>
+      <w:r>
+        <w:t xml:space="preserve"> </w:t>
+      </w:r>
+      <w:r>
+        <w:t xml:space="preserve">reports empty almost immediately once the tracked main PID exits, before a still-running child has necessarily finished) ALSO failed to resolve the real test, despite BOTH fix attempts working correctly in isolated, simplified manual reproductions. Per the Iron Law (3+ fix attempts / worsening symptom → question the diagnosis, don't keep patching),</w:t>
+      </w:r>
+      <w:r>
+        <w:t xml:space="preserve"> </w:t>
+      </w:r>
+      <w:r>
+        <w:rPr>
+          <w:b/>
+          <w:bCs/>
+        </w:rPr>
+        <w:t xml:space="preserve">both fix attempts were reverted;</w:t>
+      </w:r>
+      <w:r>
+        <w:rPr>
+          <w:b/>
+          <w:bCs/>
+        </w:rPr>
+        <w:t xml:space="preserve"> </w:t>
+      </w:r>
+      <w:r>
+        <w:rPr>
+          <w:rStyle w:val="VerbatimChar"/>
+          <w:b/>
+          <w:bCs/>
+        </w:rPr>
+        <w:t xml:space="preserve">scripts/tmx.template</w:t>
+      </w:r>
+      <w:r>
+        <w:rPr>
+          <w:b/>
+          <w:bCs/>
+        </w:rPr>
+        <w:t xml:space="preserve"> </w:t>
+      </w:r>
+      <w:r>
+        <w:rPr>
+          <w:b/>
+          <w:bCs/>
+        </w:rPr>
+        <w:t xml:space="preserve">and</w:t>
+      </w:r>
+      <w:r>
+        <w:rPr>
+          <w:b/>
+          <w:bCs/>
+        </w:rPr>
+        <w:t xml:space="preserve"> </w:t>
+      </w:r>
+      <w:r>
+        <w:rPr>
+          <w:rStyle w:val="VerbatimChar"/>
+          <w:b/>
+          <w:bCs/>
+        </w:rPr>
+        <w:t xml:space="preserve">scripts/tmx-recycler.sh</w:t>
+      </w:r>
+      <w:r>
+        <w:rPr>
+          <w:b/>
+          <w:bCs/>
+        </w:rPr>
+        <w:t xml:space="preserve"> </w:t>
+      </w:r>
+      <w:r>
+        <w:rPr>
+          <w:b/>
+          <w:bCs/>
+        </w:rPr>
+        <w:t xml:space="preserve">are unchanged from before this cycle.</w:t>
+      </w:r>
+    </w:p>
+    <w:p>
+      <w:pPr>
+        <w:pStyle w:val="Compact"/>
+        <w:numPr>
+          <w:ilvl w:val="0"/>
+          <w:numId w:val="1003"/>
+        </w:numPr>
+      </w:pPr>
+      <w:r>
+        <w:rPr>
+          <w:b/>
+          <w:bCs/>
+        </w:rPr>
+        <w:t xml:space="preserve">A second, deeper anomaly surfaced and is NOT yet explained:</w:t>
+      </w:r>
+      <w:r>
+        <w:t xml:space="preserve"> </w:t>
+      </w:r>
+      <w:r>
+        <w:t xml:space="preserve">in the same instrumented investigation,</w:t>
+      </w:r>
+      <w:r>
+        <w:t xml:space="preserve"> </w:t>
+      </w:r>
+      <w:r>
+        <w:rPr>
+          <w:rStyle w:val="VerbatimChar"/>
+        </w:rPr>
+        <w:t xml:space="preserve">tmux display-message -t "$SESS" -p '#{pane_current_path}'</w:t>
+      </w:r>
+      <w:r>
+        <w:t xml:space="preserve"> </w:t>
+      </w:r>
+      <w:r>
+        <w:t xml:space="preserve">(what the test's own CD-landing poll checks, lines ~162-169) was observed to show STALE data (the Phase-1 target directory, never the freshly-</w:t>
+      </w:r>
+      <w:r>
+        <w:rPr>
+          <w:rStyle w:val="VerbatimChar"/>
+        </w:rPr>
+        <w:t xml:space="preserve">cd</w:t>
+      </w:r>
+      <w:r>
+        <w:t xml:space="preserve">'d hook target) in EVERY iteration of EVERY run tested — meaning that poll's OWN 5 s wait never actually succeeds and is effectively a no-op today — while a SEPARATE, immediately-following bare (</w:t>
+      </w:r>
+      <w:r>
+        <w:rPr>
+          <w:rStyle w:val="VerbatimChar"/>
+        </w:rPr>
+        <w:t xml:space="preserve">-t</w:t>
+      </w:r>
+      <w:r>
+        <w:t xml:space="preserve">-less)</w:t>
+      </w:r>
+      <w:r>
+        <w:t xml:space="preserve"> </w:t>
+      </w:r>
+      <w:r>
+        <w:rPr>
+          <w:rStyle w:val="VerbatimChar"/>
+        </w:rPr>
+        <w:t xml:space="preserve">run-shell "echo #{pane_current_path} &gt; file"</w:t>
+      </w:r>
+      <w:r>
+        <w:t xml:space="preserve"> </w:t>
+      </w:r>
+      <w:r>
+        <w:t xml:space="preserve">diagnostic showed the CORRECT, freshly-</w:t>
+      </w:r>
+      <w:r>
+        <w:rPr>
+          <w:rStyle w:val="VerbatimChar"/>
+        </w:rPr>
+        <w:t xml:space="preserve">cd</w:t>
+      </w:r>
+      <w:r>
+        <w:t xml:space="preserve">'d value in some iterations and the SAME stale value in others, with no pattern yet identified tying this to the kill-timing race above. This suggests</w:t>
+      </w:r>
+      <w:r>
+        <w:t xml:space="preserve"> </w:t>
+      </w:r>
+      <w:r>
+        <w:rPr>
+          <w:rStyle w:val="VerbatimChar"/>
+        </w:rPr>
+        <w:t xml:space="preserve">#{pane_current_path}</w:t>
+      </w:r>
+      <w:r>
+        <w:t xml:space="preserve"> </w:t>
+      </w:r>
+      <w:r>
+        <w:t xml:space="preserve">may resolve differently (possibly via different tmux-internal code paths, or genuinely different cached/live state) depending on how it is queried, which the kill-session-timing hypothesis does NOT explain and needs its own investigation — most likely requiring direct study of tmux's own</w:t>
+      </w:r>
+      <w:r>
+        <w:t xml:space="preserve"> </w:t>
+      </w:r>
+      <w:r>
+        <w:rPr>
+          <w:rStyle w:val="VerbatimChar"/>
+        </w:rPr>
+        <w:t xml:space="preserve">#{pane_current_path}</w:t>
+      </w:r>
+      <w:r>
+        <w:t xml:space="preserve"> </w:t>
+      </w:r>
+      <w:r>
+        <w:t xml:space="preserve">resolution logic (not yet done; this cycle's investigation treated tmux as a black box via empirical probing only).</w:t>
+      </w:r>
+    </w:p>
+    <w:p>
+      <w:pPr>
+        <w:pStyle w:val="FirstParagraph"/>
+      </w:pPr>
+      <w:r>
+        <w:rPr>
+          <w:b/>
+          <w:bCs/>
+        </w:rPr>
+        <w:t xml:space="preserve">Fix direction (still not fully root-caused; genuinely more complex than originally scoped):</w:t>
+      </w:r>
+      <w:r>
+        <w:t xml:space="preserve"> </w:t>
+      </w:r>
+      <w:r>
+        <w:t xml:space="preserve">at minimum TWO distinct phenomena are in play — (1) the</w:t>
+      </w:r>
+      <w:r>
+        <w:t xml:space="preserve"> </w:t>
+      </w:r>
+      <w:r>
+        <w:rPr>
+          <w:rStyle w:val="VerbatimChar"/>
+        </w:rPr>
+        <w:t xml:space="preserve">KillMode=control-group</w:t>
+      </w:r>
+      <w:r>
+        <w:t xml:space="preserve"> </w:t>
+      </w:r>
+      <w:r>
+        <w:t xml:space="preserve">race against an in-flight</w:t>
+      </w:r>
+      <w:r>
+        <w:t xml:space="preserve"> </w:t>
+      </w:r>
+      <w:r>
+        <w:rPr>
+          <w:rStyle w:val="VerbatimChar"/>
+        </w:rPr>
+        <w:t xml:space="preserve">run-shell</w:t>
+      </w:r>
+      <w:r>
+        <w:t xml:space="preserve"> </w:t>
+      </w:r>
+      <w:r>
+        <w:t xml:space="preserve">child (mechanism confirmed, but the attempted fix did not resolve the real test, meaning either the fix itself has a remaining bug, or this is not actually the dominant cause of the REAL test's failures despite being real and reproducible in isolation), and (2) an unexplained discrepancy between</w:t>
+      </w:r>
+      <w:r>
+        <w:t xml:space="preserve"> </w:t>
+      </w:r>
+      <w:r>
+        <w:rPr>
+          <w:rStyle w:val="VerbatimChar"/>
+        </w:rPr>
+        <w:t xml:space="preserve">display-message</w:t>
+      </w:r>
+      <w:r>
+        <w:t xml:space="preserve">'s and a bare</w:t>
+      </w:r>
+      <w:r>
+        <w:t xml:space="preserve"> </w:t>
+      </w:r>
+      <w:r>
+        <w:rPr>
+          <w:rStyle w:val="VerbatimChar"/>
+        </w:rPr>
+        <w:t xml:space="preserve">run-shell</w:t>
+      </w:r>
+      <w:r>
+        <w:t xml:space="preserve">'s view of</w:t>
+      </w:r>
+      <w:r>
+        <w:t xml:space="preserve"> </w:t>
+      </w:r>
+      <w:r>
+        <w:rPr>
+          <w:rStyle w:val="VerbatimChar"/>
+        </w:rPr>
+        <w:t xml:space="preserve">#{pane_current_path}</w:t>
+      </w:r>
+      <w:r>
+        <w:t xml:space="preserve"> </w:t>
+      </w:r>
+      <w:r>
+        <w:t xml:space="preserve">for the same pane at nearly the same moment —</w:t>
+      </w:r>
+      <w:r>
+        <w:t xml:space="preserve"> </w:t>
+      </w:r>
+      <w:r>
+        <w:rPr>
+          <w:b/>
+          <w:bCs/>
+        </w:rPr>
+        <w:t xml:space="preserve">source-confirmed mechanism found for (2) this cycle:</w:t>
+      </w:r>
+      <w:r>
+        <w:rPr>
+          <w:b/>
+          <w:bCs/>
+        </w:rPr>
+        <w:t xml:space="preserve"> </w:t>
+      </w:r>
+      <w:r>
+        <w:rPr>
+          <w:rStyle w:val="VerbatimChar"/>
+          <w:b/>
+          <w:bCs/>
+        </w:rPr>
+        <w:t xml:space="preserve">tmux/osdep-linux.c</w:t>
+      </w:r>
+      <w:r>
+        <w:rPr>
+          <w:b/>
+          <w:bCs/>
+        </w:rPr>
+        <w:t xml:space="preserve">'s</w:t>
+      </w:r>
+      <w:r>
+        <w:rPr>
+          <w:b/>
+          <w:bCs/>
+        </w:rPr>
+        <w:t xml:space="preserve"> </w:t>
+      </w:r>
+      <w:r>
+        <w:rPr>
+          <w:rStyle w:val="VerbatimChar"/>
+          <w:b/>
+          <w:bCs/>
+        </w:rPr>
+        <w:t xml:space="preserve">osdep_get_cwd</w:t>
+      </w:r>
+      <w:r>
+        <w:rPr>
+          <w:b/>
+          <w:bCs/>
+        </w:rPr>
+        <w:t xml:space="preserve">/</w:t>
+      </w:r>
+      <w:r>
+        <w:rPr>
+          <w:rStyle w:val="VerbatimChar"/>
+          <w:b/>
+          <w:bCs/>
+        </w:rPr>
+        <w:t xml:space="preserve">osdep_get_name</w:t>
+      </w:r>
+      <w:r>
+        <w:rPr>
+          <w:b/>
+          <w:bCs/>
+        </w:rPr>
+        <w:t xml:space="preserve"> </w:t>
+      </w:r>
+      <w:r>
+        <w:rPr>
+          <w:b/>
+          <w:bCs/>
+        </w:rPr>
+        <w:t xml:space="preserve">resolve via</w:t>
+      </w:r>
+      <w:r>
+        <w:rPr>
+          <w:b/>
+          <w:bCs/>
+        </w:rPr>
+        <w:t xml:space="preserve"> </w:t>
+      </w:r>
+      <w:r>
+        <w:rPr>
+          <w:rStyle w:val="VerbatimChar"/>
+          <w:b/>
+          <w:bCs/>
+        </w:rPr>
+        <w:t xml:space="preserve">tcgetpgrp(fd)</w:t>
+      </w:r>
+      <w:r>
+        <w:rPr>
+          <w:b/>
+          <w:bCs/>
+        </w:rPr>
+        <w:t xml:space="preserve"> </w:t>
+      </w:r>
+      <w:r>
+        <w:rPr>
+          <w:b/>
+          <w:bCs/>
+        </w:rPr>
+        <w:t xml:space="preserve">(the PTY's CURRENT foreground process group at query time), not the shell's own tracked PID; if the pane's shell (oh-my-bash, per this operator's</w:t>
+      </w:r>
+      <w:r>
+        <w:rPr>
+          <w:b/>
+          <w:bCs/>
+        </w:rPr>
+        <w:t xml:space="preserve"> </w:t>
+      </w:r>
+      <w:r>
+        <w:rPr>
+          <w:rStyle w:val="VerbatimChar"/>
+          <w:b/>
+          <w:bCs/>
+        </w:rPr>
+        <w:t xml:space="preserve">.bashrc</w:t>
+      </w:r>
+      <w:r>
+        <w:rPr>
+          <w:b/>
+          <w:bCs/>
+        </w:rPr>
+        <w:t xml:space="preserve">) spawns prompt-render subprocesses that transiently become the foreground process group, different queries issued moments apart can read different processes' cwd.</w:t>
+      </w:r>
+      <w:r>
+        <w:t xml:space="preserve"> </w:t>
+      </w:r>
+      <w:r>
+        <w:t xml:space="preserve">Needs a fresh, dedicated systematic-debugging pass to CONFIRM this mechanism against a live failure (not yet done — see below) with either (a) a subagent given a clean context and unlimited focus on this single question, or (b) an experiment disabling oh-my-bash for test-created sessions to see if the divergence disappears. Out of scope to force a fix this cycle given the Iron Law guidance against continuing to patch a worsening symptom.</w:t>
       </w:r>
     </w:p>
     <w:p>
@@ -3560,230 +4434,37 @@
           <w:b/>
           <w:bCs/>
         </w:rPr>
-        <w:t xml:space="preserve">Evidence:</w:t>
-      </w:r>
-      <w:r>
-        <w:t xml:space="preserve"> </w:t>
-      </w:r>
-      <w:r>
-        <w:rPr>
-          <w:rStyle w:val="VerbatimChar"/>
-        </w:rPr>
-        <w:t xml:space="preserve">bash scripts/tests/27_state_persistence.sh</w:t>
-      </w:r>
-      <w:r>
-        <w:t xml:space="preserve"> </w:t>
-      </w:r>
-      <w:r>
-        <w:t xml:space="preserve">→</w:t>
-      </w:r>
-      <w:r>
-        <w:t xml:space="preserve"> </w:t>
-      </w:r>
-      <w:r>
-        <w:rPr>
-          <w:rStyle w:val="VerbatimChar"/>
-        </w:rPr>
-        <w:t xml:space="preserve">FAIL 18 iter=1: run-shell hook did not update state — recall='...-target-&lt;pid&gt;' (expected '...-hook-&lt;pid&gt;-1')</w:t>
-      </w:r>
-      <w:r>
-        <w:t xml:space="preserve">, reproduced identically 3× in isolation and 2× on the v1.0.38 baseline (pre-TMX-079) via</w:t>
-      </w:r>
-      <w:r>
-        <w:t xml:space="preserve"> </w:t>
-      </w:r>
-      <w:r>
-        <w:rPr>
-          <w:rStyle w:val="VerbatimChar"/>
-        </w:rPr>
-        <w:t xml:space="preserve">git stash</w:t>
-      </w:r>
-      <w:r>
-        <w:t xml:space="preserve"> </w:t>
-      </w:r>
-      <w:r>
-        <w:t xml:space="preserve">A/B, 2026-08-10.</w:t>
-      </w:r>
-    </w:p>
-    <w:p>
-      <w:pPr>
-        <w:pStyle w:val="BodyText"/>
-      </w:pPr>
-      <w:r>
-        <w:rPr>
-          <w:b/>
-          <w:bCs/>
-        </w:rPr>
-        <w:t xml:space="preserve">Discovery note (this is the FIRST time it is tracked as its own item, hence</w:t>
-      </w:r>
-      <w:r>
-        <w:rPr>
-          <w:b/>
-          <w:bCs/>
-        </w:rPr>
-        <w:t xml:space="preserve"> </w:t>
-      </w:r>
-      <w:r>
-        <w:rPr>
-          <w:rStyle w:val="VerbatimChar"/>
-          <w:b/>
-          <w:bCs/>
-        </w:rPr>
-        <w:t xml:space="preserve">Queued</w:t>
-      </w:r>
-      <w:r>
-        <w:rPr>
-          <w:b/>
-          <w:bCs/>
-        </w:rPr>
-        <w:t xml:space="preserve"> </w:t>
-      </w:r>
-      <w:r>
-        <w:rPr>
-          <w:b/>
-          <w:bCs/>
-        </w:rPr>
-        <w:t xml:space="preserve">not</w:t>
-      </w:r>
-      <w:r>
-        <w:rPr>
-          <w:b/>
-          <w:bCs/>
-        </w:rPr>
-        <w:t xml:space="preserve"> </w:t>
-      </w:r>
-      <w:r>
-        <w:rPr>
-          <w:rStyle w:val="VerbatimChar"/>
-          <w:b/>
-          <w:bCs/>
-        </w:rPr>
-        <w:t xml:space="preserve">Reopened</w:t>
-      </w:r>
-      <w:r>
-        <w:rPr>
-          <w:b/>
-          <w:bCs/>
-        </w:rPr>
-        <w:t xml:space="preserve"> </w:t>
-      </w:r>
-      <w:r>
-        <w:rPr>
-          <w:b/>
-          <w:bCs/>
-        </w:rPr>
-        <w:t xml:space="preserve">per §11.4.34 — the latter presupposes a prior closure, and this defect was never previously closed):</w:t>
-      </w:r>
-      <w:r>
-        <w:t xml:space="preserve"> </w:t>
-      </w:r>
-      <w:r>
-        <w:t xml:space="preserve">previously only described inline as an accepted "harness timing race" in the test file's own comments (lines ~150-186 of</w:t>
-      </w:r>
-      <w:r>
-        <w:t xml:space="preserve"> </w:t>
-      </w:r>
-      <w:r>
-        <w:rPr>
-          <w:rStyle w:val="VerbatimChar"/>
-        </w:rPr>
-        <w:t xml:space="preserve">scripts/tests/27_state_persistence.sh</w:t>
-      </w:r>
-      <w:r>
-        <w:t xml:space="preserve">), which this investigation shows is an INCOMPLETE diagnosis (the failure is NOT purely a full-suite-CPU-contention artifact — it reproduces in isolation too, on an otherwise idle host). Discovered by AI, 2026-08-10, during TMX-079 validation.</w:t>
-      </w:r>
-    </w:p>
-    <w:p>
-      <w:pPr>
-        <w:pStyle w:val="BodyText"/>
-      </w:pPr>
-      <w:r>
-        <w:rPr>
-          <w:b/>
-          <w:bCs/>
-        </w:rPr>
-        <w:t xml:space="preserve">Fix direction (not yet investigated to root cause):</w:t>
-      </w:r>
-      <w:r>
-        <w:t xml:space="preserve"> </w:t>
-      </w:r>
-      <w:r>
-        <w:t xml:space="preserve">the test's own comments already correctly rule out a slow</w:t>
-      </w:r>
-      <w:r>
-        <w:t xml:space="preserve"> </w:t>
-      </w:r>
-      <w:r>
-        <w:rPr>
-          <w:rStyle w:val="VerbatimChar"/>
-        </w:rPr>
-        <w:t xml:space="preserve">cd</w:t>
-      </w:r>
-      <w:r>
-        <w:t xml:space="preserve">-landing race (T2's separate poll-for-cwd loop) and a</w:t>
-      </w:r>
-      <w:r>
-        <w:t xml:space="preserve"> </w:t>
-      </w:r>
-      <w:r>
-        <w:rPr>
-          <w:rStyle w:val="VerbatimChar"/>
-        </w:rPr>
-        <w:t xml:space="preserve">run-shell</w:t>
-      </w:r>
-      <w:r>
-        <w:t xml:space="preserve">-fire vs</w:t>
-      </w:r>
-      <w:r>
-        <w:t xml:space="preserve"> </w:t>
-      </w:r>
-      <w:r>
-        <w:rPr>
-          <w:rStyle w:val="VerbatimChar"/>
-        </w:rPr>
-        <w:t xml:space="preserve">record</w:t>
-      </w:r>
-      <w:r>
-        <w:t xml:space="preserve">-write-completion race (the 5 s poll). Iteration 1 specifically failing (not 2 or 3) is CONSISTENT WITH a first-invocation-only effect — e.g.</w:t>
-      </w:r>
-      <w:r>
-        <w:t xml:space="preserve"> </w:t>
-      </w:r>
-      <w:r>
-        <w:rPr>
-          <w:rStyle w:val="VerbatimChar"/>
-        </w:rPr>
-        <w:t xml:space="preserve">tmx-state-bin</w:t>
-      </w:r>
-      <w:r>
-        <w:t xml:space="preserve">'s DB/lock-file initialization on a cold state file, or a</w:t>
-      </w:r>
-      <w:r>
-        <w:t xml:space="preserve"> </w:t>
-      </w:r>
-      <w:r>
-        <w:rPr>
-          <w:rStyle w:val="VerbatimChar"/>
-        </w:rPr>
-        <w:t xml:space="preserve">run-shell</w:t>
-      </w:r>
-      <w:r>
-        <w:t xml:space="preserve"> </w:t>
-      </w:r>
-      <w:r>
-        <w:t xml:space="preserve">first-dispatch latency inside a freshly-created tmux server — but this is UNCONFIRMED: no instrumentation has yet isolated the actual cause. Needs a dedicated systematic-debugging pass (§11.4.102) with additional instrumentation (e.g. logging</w:t>
-      </w:r>
-      <w:r>
-        <w:t xml:space="preserve"> </w:t>
-      </w:r>
-      <w:r>
-        <w:rPr>
-          <w:rStyle w:val="VerbatimChar"/>
-        </w:rPr>
-        <w:t xml:space="preserve">tmx-state-bin record</w:t>
-      </w:r>
-      <w:r>
-        <w:t xml:space="preserve">'s own start/end timestamps) before a fix is attempted — out of scope for TMX-079.</w:t>
+        <w:t xml:space="preserve">Cross-reference:</w:t>
+      </w:r>
+      <w:r>
+        <w:t xml:space="preserve"> </w:t>
+      </w:r>
+      <w:r>
+        <w:t xml:space="preserve">TMX-081 (</w:t>
+      </w:r>
+      <w:r>
+        <w:rPr>
+          <w:rStyle w:val="VerbatimChar"/>
+        </w:rPr>
+        <w:t xml:space="preserve">Issues.md</w:t>
+      </w:r>
+      <w:r>
+        <w:t xml:space="preserve"> </w:t>
+      </w:r>
+      <w:r>
+        <w:t xml:space="preserve">§H2) is hypothesised to share this SAME root-cause mechanism (oh-my-bash prompt-render subprocess activity racing tmux's</w:t>
+      </w:r>
+      <w:r>
+        <w:t xml:space="preserve"> </w:t>
+      </w:r>
+      <w:r>
+        <w:rPr>
+          <w:rStyle w:val="VerbatimChar"/>
+        </w:rPr>
+        <w:t xml:space="preserve">tcgetpgrp</w:t>
+      </w:r>
+      <w:r>
+        <w:t xml:space="preserve">-based pane-state resolution), manifesting there as a CPU-throttle settle-window timeout rather than a stale-path read. See §H2 for the shared-cause hypothesis and the recommended confirming experiment.</w:t>
       </w:r>
     </w:p>
     <w:bookmarkEnd w:id="28"/>
@@ -4037,6 +4718,457 @@
       </w:r>
       <w:r>
         <w:t xml:space="preserve">samples across the settle window; needs a dedicated systematic-debugging pass (§11.4.102) before deciding — out of scope for TMX-079.</w:t>
+      </w:r>
+    </w:p>
+    <w:p>
+      <w:pPr>
+        <w:pStyle w:val="BodyText"/>
+      </w:pPr>
+      <w:r>
+        <w:rPr>
+          <w:b/>
+          <w:bCs/>
+        </w:rPr>
+        <w:t xml:space="preserve">2026-08-13 investigation update (dedicated</w:t>
+      </w:r>
+      <w:r>
+        <w:rPr>
+          <w:b/>
+          <w:bCs/>
+        </w:rPr>
+        <w:t xml:space="preserve"> </w:t>
+      </w:r>
+      <w:r>
+        <w:rPr>
+          <w:rStyle w:val="VerbatimChar"/>
+          <w:b/>
+          <w:bCs/>
+        </w:rPr>
+        <w:t xml:space="preserve">/superpowers:systematic-debugging</w:t>
+      </w:r>
+      <w:r>
+        <w:rPr>
+          <w:b/>
+          <w:bCs/>
+        </w:rPr>
+        <w:t xml:space="preserve"> </w:t>
+      </w:r>
+      <w:r>
+        <w:rPr>
+          <w:b/>
+          <w:bCs/>
+        </w:rPr>
+        <w:t xml:space="preserve">pass — non-reproduction + a new, evidence-backed root-cause CANDIDATE, not a fix):</w:t>
+      </w:r>
+    </w:p>
+    <w:p>
+      <w:pPr>
+        <w:pStyle w:val="Compact"/>
+        <w:numPr>
+          <w:ilvl w:val="0"/>
+          <w:numId w:val="1004"/>
+        </w:numPr>
+      </w:pPr>
+      <w:r>
+        <w:rPr>
+          <w:b/>
+          <w:bCs/>
+        </w:rPr>
+        <w:t xml:space="preserve">Could NOT reproduce today: 24/24 standalone runs of test 87 (4 individual + a 20-run background batch, with per-try</w:t>
+      </w:r>
+      <w:r>
+        <w:rPr>
+          <w:b/>
+          <w:bCs/>
+        </w:rPr>
+        <w:t xml:space="preserve"> </w:t>
+      </w:r>
+      <w:r>
+        <w:rPr>
+          <w:rStyle w:val="VerbatimChar"/>
+          <w:b/>
+          <w:bCs/>
+        </w:rPr>
+        <w:t xml:space="preserve">nr_throttled</w:t>
+      </w:r>
+      <w:r>
+        <w:rPr>
+          <w:b/>
+          <w:bCs/>
+        </w:rPr>
+        <w:t xml:space="preserve"> </w:t>
+      </w:r>
+      <w:r>
+        <w:rPr>
+          <w:b/>
+          <w:bCs/>
+        </w:rPr>
+        <w:t xml:space="preserve">deltas instrumented) all show G4 settling cleanly, typically on the FIRST 1 s window.</w:t>
+      </w:r>
+      <w:r>
+        <w:t xml:space="preserve"> </w:t>
+      </w:r>
+      <w:r>
+        <w:t xml:space="preserve">Per §11.4.7 (demotion requires evidence under the SAME conditions that originally exposed the defect), this does NOT close or downgrade TMX-081 — today's host conditions (this session has spun up and torn down a very large number of tmux sessions already, plausibly warming filesystem/package caches oh-my-bash's own startup checks read from) evidently differ from 2026-08-10's, and the defect is expected to still be real and reproducible under the original conditions (or under genuine host load / a cold shell-framework cache).</w:t>
+      </w:r>
+    </w:p>
+    <w:p>
+      <w:pPr>
+        <w:pStyle w:val="Compact"/>
+        <w:numPr>
+          <w:ilvl w:val="0"/>
+          <w:numId w:val="1004"/>
+        </w:numPr>
+      </w:pPr>
+      <w:r>
+        <w:rPr>
+          <w:b/>
+          <w:bCs/>
+        </w:rPr>
+        <w:t xml:space="preserve">New root-cause CANDIDATE, source-confirmed (shared with TMX-080 — see H1's 2026-08-13 update): tmux's</w:t>
+      </w:r>
+      <w:r>
+        <w:rPr>
+          <w:b/>
+          <w:bCs/>
+        </w:rPr>
+        <w:t xml:space="preserve"> </w:t>
+      </w:r>
+      <w:r>
+        <w:rPr>
+          <w:rStyle w:val="VerbatimChar"/>
+          <w:b/>
+          <w:bCs/>
+        </w:rPr>
+        <w:t xml:space="preserve">#{pane_current_path}</w:t>
+      </w:r>
+      <w:r>
+        <w:rPr>
+          <w:b/>
+          <w:bCs/>
+        </w:rPr>
+        <w:t xml:space="preserve">/</w:t>
+      </w:r>
+      <w:r>
+        <w:rPr>
+          <w:rStyle w:val="VerbatimChar"/>
+          <w:b/>
+          <w:bCs/>
+        </w:rPr>
+        <w:t xml:space="preserve">#{pane_current_command}</w:t>
+      </w:r>
+      <w:r>
+        <w:rPr>
+          <w:b/>
+          <w:bCs/>
+        </w:rPr>
+        <w:t xml:space="preserve"> </w:t>
+      </w:r>
+      <w:r>
+        <w:rPr>
+          <w:b/>
+          <w:bCs/>
+        </w:rPr>
+        <w:t xml:space="preserve">(</w:t>
+      </w:r>
+      <w:r>
+        <w:rPr>
+          <w:rStyle w:val="VerbatimChar"/>
+          <w:b/>
+          <w:bCs/>
+        </w:rPr>
+        <w:t xml:space="preserve">osdep_get_cwd</w:t>
+      </w:r>
+      <w:r>
+        <w:rPr>
+          <w:b/>
+          <w:bCs/>
+        </w:rPr>
+        <w:t xml:space="preserve">/</w:t>
+      </w:r>
+      <w:r>
+        <w:rPr>
+          <w:rStyle w:val="VerbatimChar"/>
+          <w:b/>
+          <w:bCs/>
+        </w:rPr>
+        <w:t xml:space="preserve">osdep_get_name</w:t>
+      </w:r>
+      <w:r>
+        <w:rPr>
+          <w:b/>
+          <w:bCs/>
+        </w:rPr>
+        <w:t xml:space="preserve"> </w:t>
+      </w:r>
+      <w:r>
+        <w:rPr>
+          <w:b/>
+          <w:bCs/>
+        </w:rPr>
+        <w:t xml:space="preserve">in</w:t>
+      </w:r>
+      <w:r>
+        <w:rPr>
+          <w:b/>
+          <w:bCs/>
+        </w:rPr>
+        <w:t xml:space="preserve"> </w:t>
+      </w:r>
+      <w:r>
+        <w:rPr>
+          <w:rStyle w:val="VerbatimChar"/>
+          <w:b/>
+          <w:bCs/>
+        </w:rPr>
+        <w:t xml:space="preserve">tmux/osdep-linux.c</w:t>
+      </w:r>
+      <w:r>
+        <w:rPr>
+          <w:b/>
+          <w:bCs/>
+        </w:rPr>
+        <w:t xml:space="preserve">) resolve via</w:t>
+      </w:r>
+      <w:r>
+        <w:rPr>
+          <w:b/>
+          <w:bCs/>
+        </w:rPr>
+        <w:t xml:space="preserve"> </w:t>
+      </w:r>
+      <w:r>
+        <w:rPr>
+          <w:rStyle w:val="VerbatimChar"/>
+          <w:b/>
+          <w:bCs/>
+        </w:rPr>
+        <w:t xml:space="preserve">tcgetpgrp(fd)</w:t>
+      </w:r>
+      <w:r>
+        <w:rPr>
+          <w:b/>
+          <w:bCs/>
+        </w:rPr>
+        <w:t xml:space="preserve"> </w:t>
+      </w:r>
+      <w:r>
+        <w:rPr>
+          <w:b/>
+          <w:bCs/>
+        </w:rPr>
+        <w:t xml:space="preserve">— the PTY's CURRENT FOREGROUND PROCESS GROUP at query time — not the shell's own tracked PID.</w:t>
+      </w:r>
+      <w:r>
+        <w:t xml:space="preserve"> </w:t>
+      </w:r>
+      <w:r>
+        <w:t xml:space="preserve">If the pane's shell (this project's own</w:t>
+      </w:r>
+      <w:r>
+        <w:t xml:space="preserve"> </w:t>
+      </w:r>
+      <w:r>
+        <w:rPr>
+          <w:rStyle w:val="VerbatimChar"/>
+        </w:rPr>
+        <w:t xml:space="preserve">.bashrc</w:t>
+      </w:r>
+      <w:r>
+        <w:t xml:space="preserve">, confirmed to source oh-my-bash, is the operator's</w:t>
+      </w:r>
+      <w:r>
+        <w:t xml:space="preserve"> </w:t>
+      </w:r>
+      <w:r>
+        <w:rPr>
+          <w:rStyle w:val="VerbatimChar"/>
+        </w:rPr>
+        <w:t xml:space="preserve">$SHELL</w:t>
+      </w:r>
+      <w:r>
+        <w:t xml:space="preserve"> </w:t>
+      </w:r>
+      <w:r>
+        <w:t xml:space="preserve">used for</w:t>
+      </w:r>
+      <w:r>
+        <w:t xml:space="preserve"> </w:t>
+      </w:r>
+      <w:r>
+        <w:rPr>
+          <w:rStyle w:val="VerbatimChar"/>
+        </w:rPr>
+        <w:t xml:space="preserve">USER_SHELL</w:t>
+      </w:r>
+      <w:r>
+        <w:t xml:space="preserve"> </w:t>
+      </w:r>
+      <w:r>
+        <w:t xml:space="preserve">in</w:t>
+      </w:r>
+      <w:r>
+        <w:t xml:space="preserve"> </w:t>
+      </w:r>
+      <w:r>
+        <w:rPr>
+          <w:rStyle w:val="VerbatimChar"/>
+        </w:rPr>
+        <w:t xml:space="preserve">scripts/tmx.template</w:t>
+      </w:r>
+      <w:r>
+        <w:t xml:space="preserve">) spawns subprocesses as part of rendering its prompt (version-control status checks,</w:t>
+      </w:r>
+      <w:r>
+        <w:t xml:space="preserve"> </w:t>
+      </w:r>
+      <w:r>
+        <w:rPr>
+          <w:rStyle w:val="VerbatimChar"/>
+        </w:rPr>
+        <w:t xml:space="preserve">check_for_upgrade</w:t>
+      </w:r>
+      <w:r>
+        <w:t xml:space="preserve">, etc. — already independently documented as slow/complex by this project's own v1.0.41 test-58 fix), those subprocesses transiently BECOME the foreground process group and consume REAL CPU time while doing so. Under G4's tight, quota-constrained cgroup (server+slice split to 50%/50% of an already-small</w:t>
+      </w:r>
+      <w:r>
+        <w:t xml:space="preserve"> </w:t>
+      </w:r>
+      <w:r>
+        <w:rPr>
+          <w:rStyle w:val="VerbatimChar"/>
+        </w:rPr>
+        <w:t xml:space="preserve">TMX_CPU</w:t>
+      </w:r>
+      <w:r>
+        <w:t xml:space="preserve"> </w:t>
+      </w:r>
+      <w:r>
+        <w:t xml:space="preserve">test budget), that subprocess activity can itself be CFS-throttled, extending well past the test's 12 × 1 s = 12 s settle bound if it runs long enough or is delayed enough by the quota.</w:t>
+      </w:r>
+    </w:p>
+    <w:p>
+      <w:pPr>
+        <w:pStyle w:val="Compact"/>
+        <w:numPr>
+          <w:ilvl w:val="0"/>
+          <w:numId w:val="1004"/>
+        </w:numPr>
+      </w:pPr>
+      <w:r>
+        <w:rPr>
+          <w:b/>
+          <w:bCs/>
+        </w:rPr>
+        <w:t xml:space="preserve">This is a genuine CANDIDATE, not yet directly witnessed causing a G4 failure</w:t>
+      </w:r>
+      <w:r>
+        <w:t xml:space="preserve"> </w:t>
+      </w:r>
+      <w:r>
+        <w:t xml:space="preserve">— today's non-reproduction means the mechanism could not be confirmed live against an actual</w:t>
+      </w:r>
+      <w:r>
+        <w:t xml:space="preserve"> </w:t>
+      </w:r>
+      <w:r>
+        <w:rPr>
+          <w:rStyle w:val="VerbatimChar"/>
+        </w:rPr>
+        <w:t xml:space="preserve">nr_throttled</w:t>
+      </w:r>
+      <w:r>
+        <w:t xml:space="preserve">-non-zero window this cycle. It is offered as the most evidence-backed lead for whoever continues this investigation, not as a closure.</w:t>
+      </w:r>
+    </w:p>
+    <w:p>
+      <w:pPr>
+        <w:pStyle w:val="FirstParagraph"/>
+      </w:pPr>
+      <w:r>
+        <w:rPr>
+          <w:b/>
+          <w:bCs/>
+        </w:rPr>
+        <w:t xml:space="preserve">Cross-reference:</w:t>
+      </w:r>
+      <w:r>
+        <w:t xml:space="preserve"> </w:t>
+      </w:r>
+      <w:r>
+        <w:t xml:space="preserve">TMX-080 (</w:t>
+      </w:r>
+      <w:r>
+        <w:rPr>
+          <w:rStyle w:val="VerbatimChar"/>
+        </w:rPr>
+        <w:t xml:space="preserve">Issues.md</w:t>
+      </w:r>
+      <w:r>
+        <w:t xml:space="preserve"> </w:t>
+      </w:r>
+      <w:r>
+        <w:t xml:space="preserve">§H1) is hypothesised to share the SAME underlying mechanism (oh-my-bash prompt-render subprocess activity racing tmux's</w:t>
+      </w:r>
+      <w:r>
+        <w:t xml:space="preserve"> </w:t>
+      </w:r>
+      <w:r>
+        <w:rPr>
+          <w:rStyle w:val="VerbatimChar"/>
+        </w:rPr>
+        <w:t xml:space="preserve">tcgetpgrp</w:t>
+      </w:r>
+      <w:r>
+        <w:t xml:space="preserve">-based pane-state resolution) manifesting as a DIFFERENT symptom — a stale/wrong</w:t>
+      </w:r>
+      <w:r>
+        <w:t xml:space="preserve"> </w:t>
+      </w:r>
+      <w:r>
+        <w:rPr>
+          <w:rStyle w:val="VerbatimChar"/>
+        </w:rPr>
+        <w:t xml:space="preserve">#{pane_current_path}</w:t>
+      </w:r>
+      <w:r>
+        <w:t xml:space="preserve"> </w:t>
+      </w:r>
+      <w:r>
+        <w:t xml:space="preserve">read there, vs. a settle-window timeout here. Confirming or refuting this shared-cause hypothesis (e.g., by testing whether disabling oh-my-bash for test-created sessions makes BOTH TMX-080 and TMX-081 stop reproducing) is the recommended next step for either investigation.</w:t>
+      </w:r>
+    </w:p>
+    <w:p>
+      <w:pPr>
+        <w:pStyle w:val="BodyText"/>
+      </w:pPr>
+      <w:r>
+        <w:rPr>
+          <w:b/>
+          <w:bCs/>
+        </w:rPr>
+        <w:t xml:space="preserve">Fix direction (still not attempted — no live reproduction to validate a fix against this cycle):</w:t>
+      </w:r>
+      <w:r>
+        <w:t xml:space="preserve"> </w:t>
+      </w:r>
+      <w:r>
+        <w:t xml:space="preserve">if the shared-cause hypothesis holds, candidate fixes include (a) a settle heuristic that specifically recognises oh-my-bash startup activity and excludes it from the "must be zero" requirement (e.g., waiting for</w:t>
+      </w:r>
+      <w:r>
+        <w:t xml:space="preserve"> </w:t>
+      </w:r>
+      <w:r>
+        <w:rPr>
+          <w:rStyle w:val="VerbatimChar"/>
+        </w:rPr>
+        <w:t xml:space="preserve">#{pane_current_command}</w:t>
+      </w:r>
+      <w:r>
+        <w:t xml:space="preserve"> </w:t>
+      </w:r>
+      <w:r>
+        <w:t xml:space="preserve">to stably show the shell itself, not a transient subprocess, before starting the settle-count), or (b) scoping test-created sessions to a minimal, non-framework shell so tests are not coupled to the operator's own interactive shell configuration. Needs a fresh reproduction (possibly requiring genuine host load, a cold oh-my-bash cache, or an artificially-injected slow prompt hook) before any fix can be validated per the project's own TDD-RED-first discipline (§11.4.43/§11.4.115) — forcing a fix without a live failing case to prove it against would itself be a bluff.</w:t>
       </w:r>
     </w:p>
     <w:bookmarkEnd w:id="29"/>
@@ -4262,6 +5394,12 @@
     <w:abstractNumId w:val="991"/>
   </w:num>
   <w:num w:numId="1002">
+    <w:abstractNumId w:val="991"/>
+  </w:num>
+  <w:num w:numId="1003">
+    <w:abstractNumId w:val="991"/>
+  </w:num>
+  <w:num w:numId="1004">
     <w:abstractNumId w:val="991"/>
   </w:num>
 </w:numbering>

--- a/Issues.docx
+++ b/Issues.docx
@@ -10,7 +10,7 @@
         <w:t xml:space="preserve">Issues</w:t>
       </w:r>
     </w:p>
-    <w:bookmarkStart w:id="31" w:name="vasic-digital-tmux--open-issues-tracker"/>
+    <w:bookmarkStart w:id="33" w:name="vasic-digital-tmux--open-issues-tracker"/>
     <w:p>
       <w:pPr>
         <w:pStyle w:val="Heading1"/>
@@ -5171,9 +5171,466 @@
         <w:t xml:space="preserve">to stably show the shell itself, not a transient subprocess, before starting the settle-count), or (b) scoping test-created sessions to a minimal, non-framework shell so tests are not coupled to the operator's own interactive shell configuration. Needs a fresh reproduction (possibly requiring genuine host load, a cold oh-my-bash cache, or an artificially-injected slow prompt hook) before any fix can be validated per the project's own TDD-RED-first discipline (§11.4.43/§11.4.115) — forcing a fix without a live failing case to prove it against would itself be a bluff.</w:t>
       </w:r>
     </w:p>
+    <w:p>
+      <w:r>
+        <w:pict>
+          <v:rect style="width:0;height:1.5pt" o:hralign="center" o:hrstd="t" o:hr="t"/>
+        </w:pict>
+      </w:r>
+    </w:p>
     <w:bookmarkEnd w:id="29"/>
     <w:bookmarkEnd w:id="30"/>
+    <w:bookmarkStart w:id="32" w:name="X966a375fa82ea8147a2285eccfb24cb2d6f99c8"/>
+    <w:p>
+      <w:pPr>
+        <w:pStyle w:val="Heading2"/>
+      </w:pPr>
+      <w:r>
+        <w:t xml:space="preserve">I. Live copy-mode wheel binding (2026-09-01)</w:t>
+      </w:r>
+    </w:p>
+    <w:p>
+      <w:pPr>
+        <w:pStyle w:val="FirstParagraph"/>
+      </w:pPr>
+      <w:r>
+        <w:t xml:space="preserve">Surfaced during the v1.0.44 verification work. Tracked here because it is a real, currently-failing check that was not previously recorded anywhere — leaving it only in a test log would be a §11.4.238 coverage escape at the tracking layer.</w:t>
+      </w:r>
+    </w:p>
+    <w:bookmarkStart w:id="31" w:name="X94e6d1b9ed0bdbeaf21eddeac524565e0315f42"/>
+    <w:p>
+      <w:pPr>
+        <w:pStyle w:val="Heading3"/>
+      </w:pPr>
+      <w:r>
+        <w:t xml:space="preserve">I1 WHEEL-COPY-MODE-OVERRIDE-001 — test 17 sub-check T3: the LIVE</w:t>
+      </w:r>
+      <w:r>
+        <w:t xml:space="preserve"> </w:t>
+      </w:r>
+      <w:r>
+        <w:rPr>
+          <w:rStyle w:val="VerbatimChar"/>
+        </w:rPr>
+        <w:t xml:space="preserve">WheelUpPane</w:t>
+      </w:r>
+      <w:r>
+        <w:t xml:space="preserve"> </w:t>
+      </w:r>
+      <w:r>
+        <w:t xml:space="preserve">binding is not the copy-mode override</w:t>
+      </w:r>
+    </w:p>
+    <w:p>
+      <w:pPr>
+        <w:pStyle w:val="FirstParagraph"/>
+      </w:pPr>
+      <w:r>
+        <w:rPr>
+          <w:b/>
+          <w:bCs/>
+        </w:rPr>
+        <w:t xml:space="preserve">TMX-ID:</w:t>
+      </w:r>
+      <w:r>
+        <w:t xml:space="preserve"> </w:t>
+      </w:r>
+      <w:r>
+        <w:t xml:space="preserve">TMX-090</w:t>
+      </w:r>
+      <w:r>
+        <w:t xml:space="preserve"> </w:t>
+      </w:r>
+      <w:r>
+        <w:rPr>
+          <w:b/>
+          <w:bCs/>
+        </w:rPr>
+        <w:t xml:space="preserve">Type:</w:t>
+      </w:r>
+      <w:r>
+        <w:t xml:space="preserve"> </w:t>
+      </w:r>
+      <w:r>
+        <w:t xml:space="preserve">Bug</w:t>
+      </w:r>
+      <w:r>
+        <w:t xml:space="preserve"> </w:t>
+      </w:r>
+      <w:r>
+        <w:rPr>
+          <w:b/>
+          <w:bCs/>
+        </w:rPr>
+        <w:t xml:space="preserve">Status:</w:t>
+      </w:r>
+      <w:r>
+        <w:t xml:space="preserve"> </w:t>
+      </w:r>
+      <w:r>
+        <w:t xml:space="preserve">In progress</w:t>
+      </w:r>
+    </w:p>
+    <w:p>
+      <w:pPr>
+        <w:pStyle w:val="BodyText"/>
+      </w:pPr>
+      <w:r>
+        <w:rPr>
+          <w:b/>
+          <w:bCs/>
+        </w:rPr>
+        <w:t xml:space="preserve">What:</w:t>
+      </w:r>
+      <w:r>
+        <w:t xml:space="preserve"> </w:t>
+      </w:r>
+      <w:r>
+        <w:rPr>
+          <w:rStyle w:val="VerbatimChar"/>
+        </w:rPr>
+        <w:t xml:space="preserve">scripts/tests/17_scrollback_copy_mode.sh</w:t>
+      </w:r>
+      <w:r>
+        <w:t xml:space="preserve"> </w:t>
+      </w:r>
+      <w:r>
+        <w:t xml:space="preserve">sub-check</w:t>
+      </w:r>
+      <w:r>
+        <w:t xml:space="preserve"> </w:t>
+      </w:r>
+      <w:r>
+        <w:rPr>
+          <w:b/>
+          <w:bCs/>
+        </w:rPr>
+        <w:t xml:space="preserve">T3</w:t>
+      </w:r>
+      <w:r>
+        <w:t xml:space="preserve"> </w:t>
+      </w:r>
+      <w:r>
+        <w:t xml:space="preserve">reads the binding actually installed on the LIVE tmux server —</w:t>
+      </w:r>
+    </w:p>
+    <w:p>
+      <w:pPr>
+        <w:pStyle w:val="SourceCode"/>
+      </w:pPr>
+      <w:r>
+        <w:rPr>
+          <w:rStyle w:val="VerbatimChar"/>
+        </w:rPr>
+        <w:t xml:space="preserve">tmux -L "$S_SOCK" list-keys -T root WheelUpPane</w:t>
+      </w:r>
+    </w:p>
+    <w:p>
+      <w:pPr>
+        <w:pStyle w:val="FirstParagraph"/>
+      </w:pPr>
+      <w:r>
+        <w:t xml:space="preserve">— and requires the returned binding text to mention BOTH</w:t>
+      </w:r>
+      <w:r>
+        <w:t xml:space="preserve"> </w:t>
+      </w:r>
+      <w:r>
+        <w:rPr>
+          <w:rStyle w:val="VerbatimChar"/>
+        </w:rPr>
+        <w:t xml:space="preserve">copy-mode</w:t>
+      </w:r>
+      <w:r>
+        <w:t xml:space="preserve"> </w:t>
+      </w:r>
+      <w:r>
+        <w:t xml:space="preserve">and</w:t>
+      </w:r>
+      <w:r>
+        <w:t xml:space="preserve"> </w:t>
+      </w:r>
+      <w:r>
+        <w:rPr>
+          <w:rStyle w:val="VerbatimChar"/>
+        </w:rPr>
+        <w:t xml:space="preserve">scroll-up</w:t>
+      </w:r>
+      <w:r>
+        <w:t xml:space="preserve">. The project's</w:t>
+      </w:r>
+      <w:r>
+        <w:t xml:space="preserve"> </w:t>
+      </w:r>
+      <w:r>
+        <w:rPr>
+          <w:rStyle w:val="VerbatimChar"/>
+        </w:rPr>
+        <w:t xml:space="preserve">tmux.conf.template</w:t>
+      </w:r>
+      <w:r>
+        <w:t xml:space="preserve"> </w:t>
+      </w:r>
+      <w:r>
+        <w:t xml:space="preserve">deliberately OVERRIDES tmux's default</w:t>
+      </w:r>
+      <w:r>
+        <w:t xml:space="preserve"> </w:t>
+      </w:r>
+      <w:r>
+        <w:rPr>
+          <w:rStyle w:val="VerbatimChar"/>
+        </w:rPr>
+        <w:t xml:space="preserve">WheelUpPane</w:t>
+      </w:r>
+      <w:r>
+        <w:t xml:space="preserve"> </w:t>
+      </w:r>
+      <w:r>
+        <w:t xml:space="preserve">binding: the tmux default consults</w:t>
+      </w:r>
+      <w:r>
+        <w:t xml:space="preserve"> </w:t>
+      </w:r>
+      <w:r>
+        <w:rPr>
+          <w:rStyle w:val="VerbatimChar"/>
+        </w:rPr>
+        <w:t xml:space="preserve">#{mouse_any_flag}</w:t>
+      </w:r>
+      <w:r>
+        <w:t xml:space="preserve"> </w:t>
+      </w:r>
+      <w:r>
+        <w:t xml:space="preserve">and FORWARDS the wheel event to the running application, whereas the override enters copy-mode unconditionally so scrollback works even under mouse-tracking. T3 exists to prove the override is live on the server, not merely present in the config file.</w:t>
+      </w:r>
+    </w:p>
+    <w:p>
+      <w:pPr>
+        <w:pStyle w:val="BodyText"/>
+      </w:pPr>
+      <w:r>
+        <w:rPr>
+          <w:b/>
+          <w:bCs/>
+        </w:rPr>
+        <w:t xml:space="preserve">Observed (current):</w:t>
+      </w:r>
+    </w:p>
+    <w:p>
+      <w:pPr>
+        <w:pStyle w:val="SourceCode"/>
+      </w:pPr>
+      <w:r>
+        <w:rPr>
+          <w:rStyle w:val="VerbatimChar"/>
+        </w:rPr>
+        <w:t xml:space="preserve">FAIL: T3: live WheelUpPane binding is not the copy-mode override</w:t>
+      </w:r>
+    </w:p>
+    <w:p>
+      <w:pPr>
+        <w:pStyle w:val="FirstParagraph"/>
+      </w:pPr>
+      <w:r>
+        <w:rPr>
+          <w:b/>
+          <w:bCs/>
+        </w:rPr>
+        <w:t xml:space="preserve">Status of the investigation:</w:t>
+      </w:r>
+      <w:r>
+        <w:t xml:space="preserve"> </w:t>
+      </w:r>
+      <w:r>
+        <w:t xml:space="preserve">an investigation is IN FLIGHT.</w:t>
+      </w:r>
+      <w:r>
+        <w:t xml:space="preserve"> </w:t>
+      </w:r>
+      <w:r>
+        <w:rPr>
+          <w:b/>
+          <w:bCs/>
+        </w:rPr>
+        <w:t xml:space="preserve">The cause is NOT established.</w:t>
+      </w:r>
+      <w:r>
+        <w:t xml:space="preserve"> </w:t>
+      </w:r>
+      <w:r>
+        <w:t xml:space="preserve">No hypothesis is recorded here, because none has been confirmed against captured evidence — per §11.4.6 a cause may be stated only as a proven FACT or explicitly marked</w:t>
+      </w:r>
+      <w:r>
+        <w:t xml:space="preserve"> </w:t>
+      </w:r>
+      <w:r>
+        <w:rPr>
+          <w:rStyle w:val="VerbatimChar"/>
+        </w:rPr>
+        <w:t xml:space="preserve">UNCONFIRMED:</w:t>
+      </w:r>
+      <w:r>
+        <w:t xml:space="preserve"> </w:t>
+      </w:r>
+      <w:r>
+        <w:t xml:space="preserve">/</w:t>
+      </w:r>
+      <w:r>
+        <w:t xml:space="preserve"> </w:t>
+      </w:r>
+      <w:r>
+        <w:rPr>
+          <w:rStyle w:val="VerbatimChar"/>
+        </w:rPr>
+        <w:t xml:space="preserve">PENDING_FORENSICS:</w:t>
+      </w:r>
+      <w:r>
+        <w:t xml:space="preserve">, and a guess dressed as a lead is exactly what that clause forbids. What is known is only what is written above: the check reads the live server's binding, and on the current tree it does not match.</w:t>
+      </w:r>
+    </w:p>
+    <w:p>
+      <w:pPr>
+        <w:pStyle w:val="BodyText"/>
+      </w:pPr>
+      <w:r>
+        <w:rPr>
+          <w:b/>
+          <w:bCs/>
+        </w:rPr>
+        <w:t xml:space="preserve">PENDING_FORENSICS:</w:t>
+      </w:r>
+      <w:r>
+        <w:t xml:space="preserve"> </w:t>
+      </w:r>
+      <w:r>
+        <w:t xml:space="preserve">the</w:t>
+      </w:r>
+      <w:r>
+        <w:t xml:space="preserve"> </w:t>
+      </w:r>
+      <w:r>
+        <w:rPr>
+          <w:rStyle w:val="VerbatimChar"/>
+        </w:rPr>
+        <w:t xml:space="preserve">observed:</w:t>
+      </w:r>
+      <w:r>
+        <w:t xml:space="preserve"> </w:t>
+      </w:r>
+      <w:r>
+        <w:t xml:space="preserve">line the test prints immediately after the FAIL (</w:t>
+      </w:r>
+      <w:r>
+        <w:rPr>
+          <w:rStyle w:val="VerbatimChar"/>
+        </w:rPr>
+        <w:t xml:space="preserve">echo "  observed: $WHEEL_BIND"</w:t>
+      </w:r>
+      <w:r>
+        <w:t xml:space="preserve">) carries the ACTUAL binding text the live server returned. That output has not been captured into this entry. Capturing it is the first concrete step — it distinguishes at least three materially different situations that the FAIL alone cannot: the override never reached the server (config not loaded / loaded from a different path), the override reached the server but in a form whose text does not contain both required tokens (a matcher-side problem in the test, i.e. potentially a §11.4.1 FAIL-bluff rather than a product defect), or the binding was subsequently replaced. Which of these holds is UNKNOWN until that output is read.</w:t>
+      </w:r>
+    </w:p>
+    <w:p>
+      <w:pPr>
+        <w:pStyle w:val="BodyText"/>
+      </w:pPr>
+      <w:r>
+        <w:rPr>
+          <w:b/>
+          <w:bCs/>
+        </w:rPr>
+        <w:t xml:space="preserve">Relationship to other items:</w:t>
+      </w:r>
+      <w:r>
+        <w:t xml:space="preserve"> </w:t>
+      </w:r>
+      <w:r>
+        <w:t xml:space="preserve">DISTINCT from TMX-080 / TMX-081 (§H1 / §H2) — those are timing/settle races around</w:t>
+      </w:r>
+      <w:r>
+        <w:t xml:space="preserve"> </w:t>
+      </w:r>
+      <w:r>
+        <w:rPr>
+          <w:rStyle w:val="VerbatimChar"/>
+        </w:rPr>
+        <w:t xml:space="preserve">#{pane_current_path}</w:t>
+      </w:r>
+      <w:r>
+        <w:t xml:space="preserve"> </w:t>
+      </w:r>
+      <w:r>
+        <w:t xml:space="preserve">and cgroup throttle windows. This one is a key-binding-presence check. No shared-cause hypothesis is asserted; whether one exists is UNCONFIRMED and would itself require evidence (§11.4.214 — this is a NEW id rather than a reopen precisely because no existing item describes this defect).</w:t>
+      </w:r>
+    </w:p>
+    <w:p>
+      <w:pPr>
+        <w:pStyle w:val="BodyText"/>
+      </w:pPr>
+      <w:r>
+        <w:rPr>
+          <w:b/>
+          <w:bCs/>
+        </w:rPr>
+        <w:t xml:space="preserve">Note on a sibling check (not asserted as the same defect):</w:t>
+      </w:r>
+      <w:r>
+        <w:t xml:space="preserve"> </w:t>
+      </w:r>
+      <w:r>
+        <w:rPr>
+          <w:rStyle w:val="VerbatimChar"/>
+        </w:rPr>
+        <w:t xml:space="preserve">scripts/tests/47_alt_screen_scroll.sh</w:t>
+      </w:r>
+      <w:r>
+        <w:t xml:space="preserve"> </w:t>
+      </w:r>
+      <w:r>
+        <w:rPr>
+          <w:b/>
+          <w:bCs/>
+        </w:rPr>
+        <w:t xml:space="preserve">T6</w:t>
+      </w:r>
+      <w:r>
+        <w:t xml:space="preserve"> </w:t>
+      </w:r>
+      <w:r>
+        <w:t xml:space="preserve">asserts a related live-</w:t>
+      </w:r>
+      <w:r>
+        <w:rPr>
+          <w:rStyle w:val="VerbatimChar"/>
+        </w:rPr>
+        <w:t xml:space="preserve">WheelUpPane</w:t>
+      </w:r>
+      <w:r>
+        <w:t xml:space="preserve">-override property. Whether T6 currently passes or fails on this tree has NOT been measured this cycle and is NOT claimed either way.</w:t>
+      </w:r>
+    </w:p>
+    <w:p>
+      <w:pPr>
+        <w:pStyle w:val="BodyText"/>
+      </w:pPr>
+      <w:r>
+        <w:rPr>
+          <w:b/>
+          <w:bCs/>
+        </w:rPr>
+        <w:t xml:space="preserve">Fix direction:</w:t>
+      </w:r>
+      <w:r>
+        <w:t xml:space="preserve"> </w:t>
+      </w:r>
+      <w:r>
+        <w:t xml:space="preserve">none proposed. Per §11.4.102 the systematic-debugging arc (reproduce → characterise → falsifiable hypothesis → fix against the PROVEN cause) must complete before any fix is written; proposing a direction now would be the guess-and-retry pattern that clause exists to prevent.</w:t>
+      </w:r>
+    </w:p>
     <w:bookmarkEnd w:id="31"/>
+    <w:bookmarkEnd w:id="32"/>
+    <w:bookmarkEnd w:id="33"/>
     <w:sectPr>
       <w:footnotePr>
         <w:numRestart w:val="eachSect"/>

--- a/Issues.docx
+++ b/Issues.docx
@@ -10,7 +10,7 @@
         <w:t xml:space="preserve">Issues</w:t>
       </w:r>
     </w:p>
-    <w:bookmarkStart w:id="33" w:name="vasic-digital-tmux--open-issues-tracker"/>
+    <w:bookmarkStart w:id="30" w:name="vasic-digital-tmux--open-issues-tracker"/>
     <w:p>
       <w:pPr>
         <w:pStyle w:val="Heading1"/>
@@ -934,7 +934,7 @@
       </w:r>
     </w:p>
     <w:bookmarkEnd w:id="10"/>
-    <w:bookmarkStart w:id="14" w:name="a-tooling--harness-gaps"/>
+    <w:bookmarkStart w:id="16" w:name="a-tooling--harness-gaps"/>
     <w:p>
       <w:pPr>
         <w:pStyle w:val="Heading2"/>
@@ -1832,14 +1832,43 @@
       </w:r>
     </w:p>
     <w:bookmarkEnd w:id="13"/>
-    <w:bookmarkEnd w:id="14"/>
-    <w:bookmarkStart w:id="15" w:name="Xb86f81d76618d54881eaba1753a4cb72beb54ce"/>
-    <w:p>
-      <w:pPr>
-        <w:pStyle w:val="Heading2"/>
-      </w:pPr>
-      <w:r>
-        <w:t xml:space="preserve">B. Anti-bluff completeness across the existing test surface</w:t>
+    <w:bookmarkStart w:id="14" w:name="X8f9d93141bb6fa45d1a25e5e260bd0937639577"/>
+    <w:p>
+      <w:pPr>
+        <w:pStyle w:val="Heading3"/>
+      </w:pPr>
+      <w:r>
+        <w:t xml:space="preserve">A5. ADD-HASH-CONVENTION-SPLIT-001 —</w:t>
+      </w:r>
+      <w:r>
+        <w:t xml:space="preserve"> </w:t>
+      </w:r>
+      <w:r>
+        <w:rPr>
+          <w:rStyle w:val="VerbatimChar"/>
+        </w:rPr>
+        <w:t xml:space="preserve">add.go</w:t>
+      </w:r>
+      <w:r>
+        <w:t xml:space="preserve"> </w:t>
+      </w:r>
+      <w:r>
+        <w:t xml:space="preserve">and</w:t>
+      </w:r>
+      <w:r>
+        <w:t xml:space="preserve"> </w:t>
+      </w:r>
+      <w:r>
+        <w:rPr>
+          <w:rStyle w:val="VerbatimChar"/>
+        </w:rPr>
+        <w:t xml:space="preserve">parser.go</w:t>
+      </w:r>
+      <w:r>
+        <w:t xml:space="preserve"> </w:t>
+      </w:r>
+      <w:r>
+        <w:t xml:space="preserve">compute heading_hash from two different conventions</w:t>
       </w:r>
     </w:p>
     <w:p>
@@ -1847,58 +1876,418 @@
         <w:pStyle w:val="FirstParagraph"/>
       </w:pPr>
       <w:r>
-        <w:t xml:space="preserve">(Prior B-items closed: B3 P5-M20/P5-M21 escapes CLOSED in v1.0.16</w:t>
-      </w:r>
-      <w:r>
-        <w:t xml:space="preserve"> </w:t>
-      </w:r>
-      <w:r>
-        <w:t xml:space="preserve">[tests 49/50 + meta-test retarget], state-verified 2026-05-29 with</w:t>
-      </w:r>
-      <w:r>
-        <w:t xml:space="preserve"> </w:t>
-      </w:r>
-      <w:r>
-        <w:rPr>
-          <w:rStyle w:val="VerbatimChar"/>
-        </w:rPr>
-        <w:t xml:space="preserve">MUTATIONS CAUGHT 45 / ESCAPED 0</w:t>
-      </w:r>
-      <w:r>
-        <w:t xml:space="preserve">, migrated to</w:t>
-      </w:r>
-      <w:r>
-        <w:t xml:space="preserve"> </w:t>
-      </w:r>
-      <w:r>
-        <w:rPr>
-          <w:rStyle w:val="VerbatimChar"/>
-        </w:rPr>
-        <w:t xml:space="preserve">Fixed.md</w:t>
-      </w:r>
-      <w:r>
-        <w:t xml:space="preserve"> </w:t>
-      </w:r>
-      <w:r>
-        <w:t xml:space="preserve">§B3 as TMX-054;</w:t>
-      </w:r>
-      <w:r>
-        <w:t xml:space="preserve"> </w:t>
-      </w:r>
-      <w:r>
-        <w:t xml:space="preserve">B1 CHAL-COVER-001, B2 TEST-AUDIT-001 also in</w:t>
-      </w:r>
-      <w:r>
-        <w:t xml:space="preserve"> </w:t>
-      </w:r>
-      <w:r>
-        <w:rPr>
-          <w:rStyle w:val="VerbatimChar"/>
-        </w:rPr>
-        <w:t xml:space="preserve">Fixed.md</w:t>
-      </w:r>
-      <w:r>
-        <w:t xml:space="preserve">. New open work below.)</w:t>
+        <w:rPr>
+          <w:b/>
+          <w:bCs/>
+        </w:rPr>
+        <w:t xml:space="preserve">TMX-ID:</w:t>
+      </w:r>
+      <w:r>
+        <w:t xml:space="preserve"> </w:t>
+      </w:r>
+      <w:r>
+        <w:t xml:space="preserve">TMX-093</w:t>
+      </w:r>
+      <w:r>
+        <w:t xml:space="preserve"> </w:t>
+      </w:r>
+      <w:r>
+        <w:rPr>
+          <w:b/>
+          <w:bCs/>
+        </w:rPr>
+        <w:t xml:space="preserve">Type:</w:t>
+      </w:r>
+      <w:r>
+        <w:t xml:space="preserve"> </w:t>
+      </w:r>
+      <w:r>
+        <w:t xml:space="preserve">Task</w:t>
+      </w:r>
+      <w:r>
+        <w:t xml:space="preserve"> </w:t>
+      </w:r>
+      <w:r>
+        <w:rPr>
+          <w:b/>
+          <w:bCs/>
+        </w:rPr>
+        <w:t xml:space="preserve">Status:</w:t>
+      </w:r>
+      <w:r>
+        <w:t xml:space="preserve"> </w:t>
+      </w:r>
+      <w:r>
+        <w:t xml:space="preserve">Queued</w:t>
+      </w:r>
+    </w:p>
+    <w:p>
+      <w:pPr>
+        <w:pStyle w:val="BodyText"/>
+      </w:pPr>
+      <w:r>
+        <w:rPr>
+          <w:b/>
+          <w:bCs/>
+        </w:rPr>
+        <w:t xml:space="preserve">What.</w:t>
+      </w:r>
+      <w:r>
+        <w:t xml:space="preserve"> </w:t>
+      </w:r>
+      <w:r>
+        <w:rPr>
+          <w:rStyle w:val="VerbatimChar"/>
+        </w:rPr>
+        <w:t xml:space="preserve">computeHeadingHash(category, code, title)</w:t>
+      </w:r>
+      <w:r>
+        <w:t xml:space="preserve"> </w:t>
+      </w:r>
+      <w:r>
+        <w:t xml:space="preserve">is called with two</w:t>
+      </w:r>
+      <w:r>
+        <w:t xml:space="preserve"> </w:t>
+      </w:r>
+      <w:r>
+        <w:t xml:space="preserve">different second arguments:</w:t>
+      </w:r>
+      <w:r>
+        <w:t xml:space="preserve"> </w:t>
+      </w:r>
+      <w:r>
+        <w:rPr>
+          <w:rStyle w:val="VerbatimChar"/>
+        </w:rPr>
+        <w:t xml:space="preserve">add.go:52</w:t>
+      </w:r>
+      <w:r>
+        <w:t xml:space="preserve"> </w:t>
+      </w:r>
+      <w:r>
+        <w:t xml:space="preserve">passes the ATM id (</w:t>
+      </w:r>
+      <w:r>
+        <w:rPr>
+          <w:rStyle w:val="VerbatimChar"/>
+        </w:rPr>
+        <w:t xml:space="preserve">TMX-093</w:t>
+      </w:r>
+      <w:r>
+        <w:t xml:space="preserve">) where</w:t>
+      </w:r>
+      <w:r>
+        <w:t xml:space="preserve"> </w:t>
+      </w:r>
+      <w:r>
+        <w:rPr>
+          <w:rStyle w:val="VerbatimChar"/>
+        </w:rPr>
+        <w:t xml:space="preserve">parser.go:201</w:t>
+      </w:r>
+      <w:r>
+        <w:t xml:space="preserve"> </w:t>
+      </w:r>
+      <w:r>
+        <w:t xml:space="preserve">passes the block code (</w:t>
+      </w:r>
+      <w:r>
+        <w:rPr>
+          <w:rStyle w:val="VerbatimChar"/>
+        </w:rPr>
+        <w:t xml:space="preserve">B1</w:t>
+      </w:r>
+      <w:r>
+        <w:t xml:space="preserve">). The same logical item therefore</w:t>
+      </w:r>
+      <w:r>
+        <w:t xml:space="preserve"> </w:t>
+      </w:r>
+      <w:r>
+        <w:t xml:space="preserve">hashes differently depending on which path created its row, so an</w:t>
+      </w:r>
+      <w:r>
+        <w:t xml:space="preserve"> </w:t>
+      </w:r>
+      <w:r>
+        <w:rPr>
+          <w:rStyle w:val="VerbatimChar"/>
+        </w:rPr>
+        <w:t xml:space="preserve">add</w:t>
+      </w:r>
+      <w:r>
+        <w:t xml:space="preserve">-created row never binds to the parser's hash for its own block.</w:t>
+      </w:r>
+    </w:p>
+    <w:p>
+      <w:pPr>
+        <w:pStyle w:val="BodyText"/>
+      </w:pPr>
+      <w:r>
+        <w:rPr>
+          <w:b/>
+          <w:bCs/>
+        </w:rPr>
+        <w:t xml:space="preserve">How it manifests.</w:t>
+      </w:r>
+      <w:r>
+        <w:t xml:space="preserve"> </w:t>
+      </w:r>
+      <w:r>
+        <w:t xml:space="preserve">A row created by</w:t>
+      </w:r>
+      <w:r>
+        <w:t xml:space="preserve"> </w:t>
+      </w:r>
+      <w:r>
+        <w:rPr>
+          <w:rStyle w:val="VerbatimChar"/>
+        </w:rPr>
+        <w:t xml:space="preserve">add</w:t>
+      </w:r>
+      <w:r>
+        <w:t xml:space="preserve"> </w:t>
+      </w:r>
+      <w:r>
+        <w:t xml:space="preserve">is reached by its declared</w:t>
+      </w:r>
+      <w:r>
+        <w:t xml:space="preserve"> </w:t>
+      </w:r>
+      <w:r>
+        <w:rPr>
+          <w:rStyle w:val="VerbatimChar"/>
+        </w:rPr>
+        <w:t xml:space="preserve">**TMX-ID:**</w:t>
+      </w:r>
+      <w:r>
+        <w:t xml:space="preserve"> </w:t>
+      </w:r>
+      <w:r>
+        <w:t xml:space="preserve">rather than by heading identity, so the first sync after an</w:t>
+      </w:r>
+      <w:r>
+        <w:t xml:space="preserve"> </w:t>
+      </w:r>
+      <w:r>
+        <w:t xml:space="preserve">operator hand-writes that item's block performs an identity rebind: the row is</w:t>
+      </w:r>
+      <w:r>
+        <w:t xml:space="preserve"> </w:t>
+      </w:r>
+      <w:r>
+        <w:t xml:space="preserve">updated,</w:t>
+      </w:r>
+      <w:r>
+        <w:t xml:space="preserve"> </w:t>
+      </w:r>
+      <w:r>
+        <w:rPr>
+          <w:rStyle w:val="VerbatimChar"/>
+        </w:rPr>
+        <w:t xml:space="preserve">identity rebinds: 1</w:t>
+      </w:r>
+      <w:r>
+        <w:t xml:space="preserve"> </w:t>
+      </w:r>
+      <w:r>
+        <w:t xml:space="preserve">is printed, and an</w:t>
+      </w:r>
+      <w:r>
+        <w:t xml:space="preserve"> </w:t>
+      </w:r>
+      <w:r>
+        <w:rPr>
+          <w:rStyle w:val="VerbatimChar"/>
+        </w:rPr>
+        <w:t xml:space="preserve">item_history</w:t>
+      </w:r>
+      <w:r>
+        <w:t xml:space="preserve"> </w:t>
+      </w:r>
+      <w:r>
+        <w:t xml:space="preserve">row is</w:t>
+      </w:r>
+      <w:r>
+        <w:t xml:space="preserve"> </w:t>
+      </w:r>
+      <w:r>
+        <w:t xml:space="preserve">recorded. Surfaced by independent review 2026-09-01, which walked the full</w:t>
+      </w:r>
+      <w:r>
+        <w:t xml:space="preserve"> </w:t>
+      </w:r>
+      <w:r>
+        <w:t xml:space="preserve">lifecycle and confirmed the behaviour is bounded — exactly ONE honest rebind,</w:t>
+      </w:r>
+      <w:r>
+        <w:t xml:space="preserve"> </w:t>
+      </w:r>
+      <w:r>
+        <w:t xml:space="preserve">after which the hash lookup hits and the sync converges to</w:t>
+      </w:r>
+      <w:r>
+        <w:t xml:space="preserve"> </w:t>
+      </w:r>
+      <w:r>
+        <w:rPr>
+          <w:rStyle w:val="VerbatimChar"/>
+        </w:rPr>
+        <w:t xml:space="preserve">unchanged</w:t>
+      </w:r>
+      <w:r>
+        <w:t xml:space="preserve">. It is</w:t>
+      </w:r>
+      <w:r>
+        <w:t xml:space="preserve"> </w:t>
+      </w:r>
+      <w:r>
+        <w:t xml:space="preserve">a standing surprise, not a data-loss path.</w:t>
+      </w:r>
+    </w:p>
+    <w:p>
+      <w:pPr>
+        <w:pStyle w:val="BodyText"/>
+      </w:pPr>
+      <w:r>
+        <w:rPr>
+          <w:b/>
+          <w:bCs/>
+        </w:rPr>
+        <w:t xml:space="preserve">Reproduction.</w:t>
+      </w:r>
+      <w:r>
+        <w:t xml:space="preserve"> </w:t>
+      </w:r>
+      <w:r>
+        <w:rPr>
+          <w:rStyle w:val="VerbatimChar"/>
+        </w:rPr>
+        <w:t xml:space="preserve">workable-items add -title X -category B ...</w:t>
+      </w:r>
+      <w:r>
+        <w:t xml:space="preserve">, then hand-write</w:t>
+      </w:r>
+      <w:r>
+        <w:t xml:space="preserve"> </w:t>
+      </w:r>
+      <w:r>
+        <w:t xml:space="preserve">the matching</w:t>
+      </w:r>
+      <w:r>
+        <w:t xml:space="preserve"> </w:t>
+      </w:r>
+      <w:r>
+        <w:rPr>
+          <w:rStyle w:val="VerbatimChar"/>
+        </w:rPr>
+        <w:t xml:space="preserve">### B&lt;N&gt; X</w:t>
+      </w:r>
+      <w:r>
+        <w:t xml:space="preserve"> </w:t>
+      </w:r>
+      <w:r>
+        <w:t xml:space="preserve">block declaring that id into Issues.md, then</w:t>
+      </w:r>
+      <w:r>
+        <w:t xml:space="preserve"> </w:t>
+      </w:r>
+      <w:r>
+        <w:rPr>
+          <w:rStyle w:val="VerbatimChar"/>
+        </w:rPr>
+        <w:t xml:space="preserve">sync md-to-db</w:t>
+      </w:r>
+      <w:r>
+        <w:t xml:space="preserve">: observe the</w:t>
+      </w:r>
+      <w:r>
+        <w:t xml:space="preserve"> </w:t>
+      </w:r>
+      <w:r>
+        <w:rPr>
+          <w:rStyle w:val="VerbatimChar"/>
+        </w:rPr>
+        <w:t xml:space="preserve">identity rebinds: 1</w:t>
+      </w:r>
+      <w:r>
+        <w:t xml:space="preserve"> </w:t>
+      </w:r>
+      <w:r>
+        <w:t xml:space="preserve">line. A second sync reports</w:t>
+      </w:r>
+      <w:r>
+        <w:t xml:space="preserve"> </w:t>
+      </w:r>
+      <w:r>
+        <w:rPr>
+          <w:rStyle w:val="VerbatimChar"/>
+        </w:rPr>
+        <w:t xml:space="preserve">unchanged</w:t>
+      </w:r>
+      <w:r>
+        <w:t xml:space="preserve">.</w:t>
+      </w:r>
+    </w:p>
+    <w:p>
+      <w:pPr>
+        <w:pStyle w:val="BodyText"/>
+      </w:pPr>
+      <w:r>
+        <w:rPr>
+          <w:b/>
+          <w:bCs/>
+        </w:rPr>
+        <w:t xml:space="preserve">Acceptance.</w:t>
+      </w:r>
+      <w:r>
+        <w:t xml:space="preserve"> </w:t>
+      </w:r>
+      <w:r>
+        <w:t xml:space="preserve">Either normalise the two call sites onto one convention (and</w:t>
+      </w:r>
+      <w:r>
+        <w:t xml:space="preserve"> </w:t>
+      </w:r>
+      <w:r>
+        <w:t xml:space="preserve">migrate any existing add-created rows), or document the split at</w:t>
+      </w:r>
+      <w:r>
+        <w:t xml:space="preserve"> </w:t>
+      </w:r>
+      <w:r>
+        <w:rPr>
+          <w:rStyle w:val="VerbatimChar"/>
+        </w:rPr>
+        <w:t xml:space="preserve">computeHeadingHash</w:t>
+      </w:r>
+      <w:r>
+        <w:t xml:space="preserve"> </w:t>
+      </w:r>
+      <w:r>
+        <w:t xml:space="preserve">so the rebind is expected rather than surprising —</w:t>
+      </w:r>
+      <w:r>
+        <w:t xml:space="preserve"> </w:t>
+      </w:r>
+      <w:r>
+        <w:t xml:space="preserve">whichever the operator prefers. Live corpus is unaffected today: sync reports</w:t>
+      </w:r>
+      <w:r>
+        <w:t xml:space="preserve"> </w:t>
+      </w:r>
+      <w:r>
+        <w:rPr>
+          <w:rStyle w:val="VerbatimChar"/>
+        </w:rPr>
+        <w:t xml:space="preserve">unchanged=90</w:t>
+      </w:r>
+      <w:r>
+        <w:t xml:space="preserve"> </w:t>
+      </w:r>
+      <w:r>
+        <w:t xml:space="preserve">with zero rebinds.</w:t>
       </w:r>
     </w:p>
     <w:p>
@@ -1908,14 +2297,44 @@
         </w:pict>
       </w:r>
     </w:p>
-    <w:bookmarkEnd w:id="15"/>
-    <w:bookmarkStart w:id="16" w:name="X274f73d5acf258963b31ff7c75a674bee0e935e"/>
-    <w:p>
-      <w:pPr>
-        <w:pStyle w:val="Heading2"/>
-      </w:pPr>
-      <w:r>
-        <w:t xml:space="preserve">C. Per-session containerization features pending evidence</w:t>
+    <w:bookmarkEnd w:id="14"/>
+    <w:bookmarkStart w:id="15" w:name="Xe3e3a4c12237db112c9981ce64dc88b1c1c5713"/>
+    <w:p>
+      <w:pPr>
+        <w:pStyle w:val="Heading3"/>
+      </w:pPr>
+      <w:r>
+        <w:t xml:space="preserve">A6. ADD-ROWS-NOT-RENDERED-001 —</w:t>
+      </w:r>
+      <w:r>
+        <w:t xml:space="preserve"> </w:t>
+      </w:r>
+      <w:r>
+        <w:rPr>
+          <w:rStyle w:val="VerbatimChar"/>
+        </w:rPr>
+        <w:t xml:space="preserve">db-to-md</w:t>
+      </w:r>
+      <w:r>
+        <w:t xml:space="preserve"> </w:t>
+      </w:r>
+      <w:r>
+        <w:t xml:space="preserve">does not render rows created by the</w:t>
+      </w:r>
+      <w:r>
+        <w:t xml:space="preserve"> </w:t>
+      </w:r>
+      <w:r>
+        <w:rPr>
+          <w:rStyle w:val="VerbatimChar"/>
+        </w:rPr>
+        <w:t xml:space="preserve">add</w:t>
+      </w:r>
+      <w:r>
+        <w:t xml:space="preserve"> </w:t>
+      </w:r>
+      <w:r>
+        <w:t xml:space="preserve">verb</w:t>
       </w:r>
     </w:p>
     <w:p>
@@ -1923,7 +2342,157 @@
         <w:pStyle w:val="FirstParagraph"/>
       </w:pPr>
       <w:r>
-        <w:t xml:space="preserve">(none open at this time — C1 TMX-T5, C2 TMX-T7, C3 TMX-T8 landed in</w:t>
+        <w:rPr>
+          <w:b/>
+          <w:bCs/>
+        </w:rPr>
+        <w:t xml:space="preserve">TMX-ID:</w:t>
+      </w:r>
+      <w:r>
+        <w:t xml:space="preserve"> </w:t>
+      </w:r>
+      <w:r>
+        <w:t xml:space="preserve">TMX-094</w:t>
+      </w:r>
+      <w:r>
+        <w:t xml:space="preserve"> </w:t>
+      </w:r>
+      <w:r>
+        <w:rPr>
+          <w:b/>
+          <w:bCs/>
+        </w:rPr>
+        <w:t xml:space="preserve">Type:</w:t>
+      </w:r>
+      <w:r>
+        <w:t xml:space="preserve"> </w:t>
+      </w:r>
+      <w:r>
+        <w:t xml:space="preserve">Bug</w:t>
+      </w:r>
+      <w:r>
+        <w:t xml:space="preserve"> </w:t>
+      </w:r>
+      <w:r>
+        <w:rPr>
+          <w:b/>
+          <w:bCs/>
+        </w:rPr>
+        <w:t xml:space="preserve">Status:</w:t>
+      </w:r>
+      <w:r>
+        <w:t xml:space="preserve"> </w:t>
+      </w:r>
+      <w:r>
+        <w:t xml:space="preserve">Queued</w:t>
+      </w:r>
+    </w:p>
+    <w:p>
+      <w:pPr>
+        <w:pStyle w:val="BodyText"/>
+      </w:pPr>
+      <w:r>
+        <w:rPr>
+          <w:b/>
+          <w:bCs/>
+        </w:rPr>
+        <w:t xml:space="preserve">What.</w:t>
+      </w:r>
+      <w:r>
+        <w:t xml:space="preserve"> </w:t>
+      </w:r>
+      <w:r>
+        <w:rPr>
+          <w:rStyle w:val="VerbatimChar"/>
+        </w:rPr>
+        <w:t xml:space="preserve">sync db-to-md</w:t>
+      </w:r>
+      <w:r>
+        <w:t xml:space="preserve"> </w:t>
+      </w:r>
+      <w:r>
+        <w:t xml:space="preserve">replays</w:t>
+      </w:r>
+      <w:r>
+        <w:t xml:space="preserve"> </w:t>
+      </w:r>
+      <w:r>
+        <w:rPr>
+          <w:rStyle w:val="VerbatimChar"/>
+        </w:rPr>
+        <w:t xml:space="preserve">document_sources</w:t>
+      </w:r>
+      <w:r>
+        <w:t xml:space="preserve"> </w:t>
+      </w:r>
+      <w:r>
+        <w:t xml:space="preserve">reconciled against the</w:t>
+      </w:r>
+      <w:r>
+        <w:t xml:space="preserve"> </w:t>
+      </w:r>
+      <w:r>
+        <w:t xml:space="preserve">structured rows, so a row that has no block in the source markdown is not</w:t>
+      </w:r>
+      <w:r>
+        <w:t xml:space="preserve"> </w:t>
+      </w:r>
+      <w:r>
+        <w:t xml:space="preserve">rendered at all. A row created by</w:t>
+      </w:r>
+      <w:r>
+        <w:t xml:space="preserve"> </w:t>
+      </w:r>
+      <w:r>
+        <w:rPr>
+          <w:rStyle w:val="VerbatimChar"/>
+        </w:rPr>
+        <w:t xml:space="preserve">workable-items add</w:t>
+      </w:r>
+      <w:r>
+        <w:t xml:space="preserve"> </w:t>
+      </w:r>
+      <w:r>
+        <w:t xml:space="preserve">is exactly that: it</w:t>
+      </w:r>
+      <w:r>
+        <w:t xml:space="preserve"> </w:t>
+      </w:r>
+      <w:r>
+        <w:t xml:space="preserve">exists in the SSoT and is invisible in the tracker documents.</w:t>
+      </w:r>
+    </w:p>
+    <w:p>
+      <w:pPr>
+        <w:pStyle w:val="BodyText"/>
+      </w:pPr>
+      <w:r>
+        <w:rPr>
+          <w:b/>
+          <w:bCs/>
+        </w:rPr>
+        <w:t xml:space="preserve">How it manifests.</w:t>
+      </w:r>
+      <w:r>
+        <w:t xml:space="preserve"> </w:t>
+      </w:r>
+      <w:r>
+        <w:t xml:space="preserve">The item is silently absent from</w:t>
+      </w:r>
+      <w:r>
+        <w:t xml:space="preserve"> </w:t>
+      </w:r>
+      <w:r>
+        <w:rPr>
+          <w:rStyle w:val="VerbatimChar"/>
+        </w:rPr>
+        <w:t xml:space="preserve">Issues.md</w:t>
+      </w:r>
+      <w:r>
+        <w:t xml:space="preserve"> </w:t>
+      </w:r>
+      <w:r>
+        <w:t xml:space="preserve">/</w:t>
       </w:r>
       <w:r>
         <w:t xml:space="preserve"> </w:t>
@@ -1935,7 +2504,247 @@
         <w:t xml:space="preserve">Fixed.md</w:t>
       </w:r>
       <w:r>
-        <w:t xml:space="preserve">.)</w:t>
+        <w:t xml:space="preserve"> </w:t>
+      </w:r>
+      <w:r>
+        <w:t xml:space="preserve">and from their exports, so it does not reach an operator reading</w:t>
+      </w:r>
+      <w:r>
+        <w:t xml:space="preserve"> </w:t>
+      </w:r>
+      <w:r>
+        <w:t xml:space="preserve">the trackers even though</w:t>
+      </w:r>
+      <w:r>
+        <w:t xml:space="preserve"> </w:t>
+      </w:r>
+      <w:r>
+        <w:rPr>
+          <w:rStyle w:val="VerbatimChar"/>
+        </w:rPr>
+        <w:t xml:space="preserve">validate</w:t>
+      </w:r>
+      <w:r>
+        <w:t xml:space="preserve"> </w:t>
+      </w:r>
+      <w:r>
+        <w:t xml:space="preserve">and the DB both hold it — the §11.4.148</w:t>
+      </w:r>
+      <w:r>
+        <w:t xml:space="preserve"> </w:t>
+      </w:r>
+      <w:r>
+        <w:t xml:space="preserve">integrity contract (an item must carry status, type and id on ALL surfaces) is</w:t>
+      </w:r>
+      <w:r>
+        <w:t xml:space="preserve"> </w:t>
+      </w:r>
+      <w:r>
+        <w:t xml:space="preserve">not met for these rows.</w:t>
+      </w:r>
+    </w:p>
+    <w:p>
+      <w:pPr>
+        <w:pStyle w:val="BodyText"/>
+      </w:pPr>
+      <w:r>
+        <w:rPr>
+          <w:b/>
+          <w:bCs/>
+        </w:rPr>
+        <w:t xml:space="preserve">Why this is filed now.</w:t>
+      </w:r>
+      <w:r>
+        <w:t xml:space="preserve"> </w:t>
+      </w:r>
+      <w:r>
+        <w:t xml:space="preserve">The defect is PRE-EXISTING and is referenced in</w:t>
+      </w:r>
+      <w:r>
+        <w:t xml:space="preserve"> </w:t>
+      </w:r>
+      <w:r>
+        <w:t xml:space="preserve">TMX-076 only as historical context for why TMX-071's work was reverted; no</w:t>
+      </w:r>
+      <w:r>
+        <w:t xml:space="preserve"> </w:t>
+      </w:r>
+      <w:r>
+        <w:t xml:space="preserve">item tracks the rendering defect itself. Confirmed untracked by grep over both</w:t>
+      </w:r>
+      <w:r>
+        <w:t xml:space="preserve"> </w:t>
+      </w:r>
+      <w:r>
+        <w:t xml:space="preserve">trackers 2026-09-01 (with a control needle proving the search was not blind),</w:t>
+      </w:r>
+      <w:r>
+        <w:t xml:space="preserve"> </w:t>
+      </w:r>
+      <w:r>
+        <w:t xml:space="preserve">and re-demonstrated by independent review the same day: an</w:t>
+      </w:r>
+      <w:r>
+        <w:t xml:space="preserve"> </w:t>
+      </w:r>
+      <w:r>
+        <w:rPr>
+          <w:rStyle w:val="VerbatimChar"/>
+        </w:rPr>
+        <w:t xml:space="preserve">add</w:t>
+      </w:r>
+      <w:r>
+        <w:t xml:space="preserve">-created row</w:t>
+      </w:r>
+      <w:r>
+        <w:t xml:space="preserve"> </w:t>
+      </w:r>
+      <w:r>
+        <w:t xml:space="preserve">produced an empty rendered</w:t>
+      </w:r>
+      <w:r>
+        <w:t xml:space="preserve"> </w:t>
+      </w:r>
+      <w:r>
+        <w:rPr>
+          <w:rStyle w:val="VerbatimChar"/>
+        </w:rPr>
+        <w:t xml:space="preserve">Issues.md</w:t>
+      </w:r>
+      <w:r>
+        <w:t xml:space="preserve">. Filed so it stops being carried only</w:t>
+      </w:r>
+      <w:r>
+        <w:t xml:space="preserve"> </w:t>
+      </w:r>
+      <w:r>
+        <w:t xml:space="preserve">inside another item's narrative (§11.4.197 — a known defect with no tracked</w:t>
+      </w:r>
+      <w:r>
+        <w:t xml:space="preserve"> </w:t>
+      </w:r>
+      <w:r>
+        <w:t xml:space="preserve">item evaporates).</w:t>
+      </w:r>
+    </w:p>
+    <w:p>
+      <w:pPr>
+        <w:pStyle w:val="BodyText"/>
+      </w:pPr>
+      <w:r>
+        <w:rPr>
+          <w:b/>
+          <w:bCs/>
+        </w:rPr>
+        <w:t xml:space="preserve">Reproduction.</w:t>
+      </w:r>
+      <w:r>
+        <w:t xml:space="preserve"> </w:t>
+      </w:r>
+      <w:r>
+        <w:rPr>
+          <w:rStyle w:val="VerbatimChar"/>
+        </w:rPr>
+        <w:t xml:space="preserve">workable-items add -title X ...</w:t>
+      </w:r>
+      <w:r>
+        <w:t xml:space="preserve"> </w:t>
+      </w:r>
+      <w:r>
+        <w:t xml:space="preserve">into a scratch DB, then</w:t>
+      </w:r>
+      <w:r>
+        <w:t xml:space="preserve"> </w:t>
+      </w:r>
+      <w:r>
+        <w:rPr>
+          <w:rStyle w:val="VerbatimChar"/>
+        </w:rPr>
+        <w:t xml:space="preserve">sync db-to-md --out-dir &lt;tmp&gt;</w:t>
+      </w:r>
+      <w:r>
+        <w:t xml:space="preserve">: the rendered</w:t>
+      </w:r>
+      <w:r>
+        <w:t xml:space="preserve"> </w:t>
+      </w:r>
+      <w:r>
+        <w:rPr>
+          <w:rStyle w:val="VerbatimChar"/>
+        </w:rPr>
+        <w:t xml:space="preserve">Issues.md</w:t>
+      </w:r>
+      <w:r>
+        <w:t xml:space="preserve"> </w:t>
+      </w:r>
+      <w:r>
+        <w:t xml:space="preserve">contains no block</w:t>
+      </w:r>
+      <w:r>
+        <w:t xml:space="preserve"> </w:t>
+      </w:r>
+      <w:r>
+        <w:t xml:space="preserve">for X.</w:t>
+      </w:r>
+    </w:p>
+    <w:p>
+      <w:pPr>
+        <w:pStyle w:val="BodyText"/>
+      </w:pPr>
+      <w:r>
+        <w:rPr>
+          <w:b/>
+          <w:bCs/>
+        </w:rPr>
+        <w:t xml:space="preserve">Acceptance.</w:t>
+      </w:r>
+      <w:r>
+        <w:t xml:space="preserve"> </w:t>
+      </w:r>
+      <w:r>
+        <w:rPr>
+          <w:rStyle w:val="VerbatimChar"/>
+        </w:rPr>
+        <w:t xml:space="preserve">db-to-md</w:t>
+      </w:r>
+      <w:r>
+        <w:t xml:space="preserve"> </w:t>
+      </w:r>
+      <w:r>
+        <w:t xml:space="preserve">emits a block for every structured row that has no</w:t>
+      </w:r>
+      <w:r>
+        <w:t xml:space="preserve"> </w:t>
+      </w:r>
+      <w:r>
+        <w:t xml:space="preserve">corresponding source block (appended to its category section), so a</w:t>
+      </w:r>
+      <w:r>
+        <w:t xml:space="preserve"> </w:t>
+      </w:r>
+      <w:r>
+        <w:t xml:space="preserve">round-trip after</w:t>
+      </w:r>
+      <w:r>
+        <w:t xml:space="preserve"> </w:t>
+      </w:r>
+      <w:r>
+        <w:rPr>
+          <w:rStyle w:val="VerbatimChar"/>
+        </w:rPr>
+        <w:t xml:space="preserve">add</w:t>
+      </w:r>
+      <w:r>
+        <w:t xml:space="preserve"> </w:t>
+      </w:r>
+      <w:r>
+        <w:t xml:space="preserve">is lossless; covered by a test that adds a row, renders,</w:t>
+      </w:r>
+      <w:r>
+        <w:t xml:space="preserve"> </w:t>
+      </w:r>
+      <w:r>
+        <w:t xml:space="preserve">and asserts the block is present, with its §1.1 mutation removing the emit.</w:t>
       </w:r>
     </w:p>
     <w:p>
@@ -1945,23 +2754,15 @@
         </w:pict>
       </w:r>
     </w:p>
+    <w:bookmarkEnd w:id="15"/>
     <w:bookmarkEnd w:id="16"/>
-    <w:bookmarkStart w:id="18" w:name="X9125c2495937530f0e64223858a8a5d6a10e5bd"/>
+    <w:bookmarkStart w:id="17" w:name="Xb86f81d76618d54881eaba1753a4cb72beb54ce"/>
     <w:p>
       <w:pPr>
         <w:pStyle w:val="Heading2"/>
       </w:pPr>
       <w:r>
-        <w:t xml:space="preserve">D. Host-capability + topology dispatch gaps</w:t>
-      </w:r>
-    </w:p>
-    <w:bookmarkStart w:id="17" w:name="X5e199cf37a7d6ff0313698f63b14d62e1213353"/>
-    <w:p>
-      <w:pPr>
-        <w:pStyle w:val="Heading3"/>
-      </w:pPr>
-      <w:r>
-        <w:t xml:space="preserve">D2 TMPDIR-HARDCODE-001 — tests hardcoding /tmp false-FAIL under host disk-pressure</w:t>
+        <w:t xml:space="preserve">B. Anti-bluff completeness across the existing test surface</w:t>
       </w:r>
     </w:p>
     <w:p>
@@ -1969,270 +2770,58 @@
         <w:pStyle w:val="FirstParagraph"/>
       </w:pPr>
       <w:r>
-        <w:rPr>
-          <w:b/>
-          <w:bCs/>
-        </w:rPr>
-        <w:t xml:space="preserve">Status:</w:t>
-      </w:r>
-      <w:r>
-        <w:t xml:space="preserve"> </w:t>
-      </w:r>
-      <w:r>
-        <w:t xml:space="preserve">Fixed (→ Fixed.md)</w:t>
-      </w:r>
-      <w:r>
-        <w:t xml:space="preserve"> </w:t>
-      </w:r>
-      <w:r>
-        <w:rPr>
-          <w:b/>
-          <w:bCs/>
-        </w:rPr>
-        <w:t xml:space="preserve">Type:</w:t>
-      </w:r>
-      <w:r>
-        <w:t xml:space="preserve"> </w:t>
-      </w:r>
-      <w:r>
-        <w:t xml:space="preserve">Task</w:t>
-      </w:r>
-    </w:p>
-    <w:p>
-      <w:pPr>
-        <w:pStyle w:val="BodyText"/>
-      </w:pPr>
-      <w:r>
-        <w:t xml:space="preserve">CLOSED v1.0.27. Several tests create scratch under a hardcoded</w:t>
-      </w:r>
-      <w:r>
-        <w:t xml:space="preserve"> </w:t>
-      </w:r>
-      <w:r>
-        <w:rPr>
-          <w:rStyle w:val="VerbatimChar"/>
-        </w:rPr>
-        <w:t xml:space="preserve">/tmp</w:t>
-      </w:r>
-      <w:r>
-        <w:t xml:space="preserve"> </w:t>
-      </w:r>
-      <w:r>
-        <w:t xml:space="preserve">(e.g.</w:t>
-      </w:r>
-      <w:r>
-        <w:t xml:space="preserve"> </w:t>
-      </w:r>
-      <w:r>
-        <w:rPr>
-          <w:rStyle w:val="VerbatimChar"/>
-        </w:rPr>
-        <w:t xml:space="preserve">27_state_persistence.sh</w:t>
-      </w:r>
-      <w:r>
-        <w:t xml:space="preserve"> </w:t>
-      </w:r>
-      <w:r>
-        <w:t xml:space="preserve">target</w:t>
-      </w:r>
-      <w:r>
-        <w:t xml:space="preserve"> </w:t>
-      </w:r>
-      <w:r>
-        <w:rPr>
-          <w:rStyle w:val="VerbatimChar"/>
-        </w:rPr>
-        <w:t xml:space="preserve">tmx-test-18-target-*</w:t>
-      </w:r>
-      <w:r>
-        <w:t xml:space="preserve">). When the host root volume is full (observed 2026-06-16</w:t>
-      </w:r>
-      <w:r>
-        <w:t xml:space="preserve"> </w:t>
-      </w:r>
-      <w:r>
-        <w:t xml:space="preserve">on macOS,</w:t>
-      </w:r>
-      <w:r>
-        <w:t xml:space="preserve"> </w:t>
-      </w:r>
-      <w:r>
-        <w:rPr>
-          <w:rStyle w:val="VerbatimChar"/>
-        </w:rPr>
-        <w:t xml:space="preserve">/</w:t>
-      </w:r>
-      <w:r>
-        <w:t xml:space="preserve"> </w:t>
-      </w:r>
-      <w:r>
-        <w:t xml:space="preserve">at &lt;200 MiB during the operator's away-window), the</w:t>
-      </w:r>
-      <w:r>
-        <w:t xml:space="preserve"> </w:t>
-      </w:r>
-      <w:r>
-        <w:rPr>
-          <w:rStyle w:val="VerbatimChar"/>
-        </w:rPr>
-        <w:t xml:space="preserve">cd</w:t>
-      </w:r>
-      <w:r>
-        <w:t xml:space="preserve">/mkdir into</w:t>
-      </w:r>
-      <w:r>
-        <w:t xml:space="preserve"> </w:t>
-      </w:r>
-      <w:r>
-        <w:rPr>
-          <w:rStyle w:val="VerbatimChar"/>
-        </w:rPr>
-        <w:t xml:space="preserve">/tmp</w:t>
-      </w:r>
-      <w:r>
-        <w:t xml:space="preserve"> </w:t>
-      </w:r>
-      <w:r>
-        <w:t xml:space="preserve">fails →</w:t>
-      </w:r>
-      <w:r>
-        <w:t xml:space="preserve"> </w:t>
-      </w:r>
-      <w:r>
-        <w:rPr>
-          <w:rStyle w:val="VerbatimChar"/>
-        </w:rPr>
-        <w:t xml:space="preserve">pane_current_path=''</w:t>
-      </w:r>
-      <w:r>
-        <w:t xml:space="preserve"> </w:t>
-      </w:r>
-      <w:r>
-        <w:t xml:space="preserve">false-FAIL instead of an honest §11.4.3 SKIP-with-reason.</w:t>
-      </w:r>
-      <w:r>
-        <w:t xml:space="preserve"> </w:t>
-      </w:r>
-      <w:r>
-        <w:t xml:space="preserve">The tests pass normally + standalone (27</w:t>
-      </w:r>
-      <w:r>
-        <w:t xml:space="preserve"> </w:t>
-      </w:r>
-      <w:r>
-        <w:rPr>
-          <w:rStyle w:val="VerbatimChar"/>
-        </w:rPr>
-        <w:t xml:space="preserve">3/3</w:t>
-      </w:r>
-      <w:r>
-        <w:t xml:space="preserve">, 38</w:t>
-      </w:r>
-      <w:r>
-        <w:t xml:space="preserve"> </w:t>
-      </w:r>
-      <w:r>
-        <w:rPr>
-          <w:rStyle w:val="VerbatimChar"/>
-        </w:rPr>
-        <w:t xml:space="preserve">3/3</w:t>
-      </w:r>
-      <w:r>
-        <w:t xml:space="preserve">, 43</w:t>
-      </w:r>
-      <w:r>
-        <w:t xml:space="preserve"> </w:t>
-      </w:r>
-      <w:r>
-        <w:rPr>
-          <w:rStyle w:val="VerbatimChar"/>
-        </w:rPr>
-        <w:t xml:space="preserve">15/0</w:t>
-      </w:r>
-      <w:r>
-        <w:t xml:space="preserve"> </w:t>
-      </w:r>
-      <w:r>
-        <w:t xml:space="preserve">re-run the same</w:t>
-      </w:r>
-      <w:r>
-        <w:t xml:space="preserve"> </w:t>
-      </w:r>
-      <w:r>
-        <w:t xml:space="preserve">session) — the failure is purely the abnormal host-disk condition (a §11.4.1 FAIL-bluff</w:t>
-      </w:r>
-      <w:r>
-        <w:t xml:space="preserve"> </w:t>
-      </w:r>
-      <w:r>
-        <w:t xml:space="preserve">class: environment, not product).</w:t>
-      </w:r>
-      <w:r>
-        <w:t xml:space="preserve"> </w:t>
-      </w:r>
-      <w:r>
-        <w:rPr>
-          <w:b/>
-          <w:bCs/>
-        </w:rPr>
-        <w:t xml:space="preserve">Fix direction:</w:t>
-      </w:r>
-      <w:r>
-        <w:t xml:space="preserve"> </w:t>
-      </w:r>
-      <w:r>
-        <w:t xml:space="preserve">route test scratch through</w:t>
-      </w:r>
-      <w:r>
-        <w:t xml:space="preserve"> </w:t>
-      </w:r>
-      <w:r>
-        <w:rPr>
-          <w:rStyle w:val="VerbatimChar"/>
-        </w:rPr>
-        <w:t xml:space="preserve">$TMPDIR</w:t>
-      </w:r>
-      <w:r>
-        <w:t xml:space="preserve"> </w:t>
-      </w:r>
-      <w:r>
-        <w:t xml:space="preserve">(operator now sets</w:t>
-      </w:r>
-      <w:r>
-        <w:t xml:space="preserve"> </w:t>
-      </w:r>
-      <w:r>
-        <w:rPr>
-          <w:rStyle w:val="VerbatimChar"/>
-        </w:rPr>
-        <w:t xml:space="preserve">/Volumes/T7/tmp</w:t>
-      </w:r>
-      <w:r>
-        <w:t xml:space="preserve"> </w:t>
-      </w:r>
-      <w:r>
-        <w:t xml:space="preserve">via ~/.zshrc + ~/.bashrc) OR guard each test on</w:t>
-      </w:r>
-      <w:r>
-        <w:t xml:space="preserve"> </w:t>
-      </w:r>
-      <w:r>
-        <w:rPr>
-          <w:rStyle w:val="VerbatimChar"/>
-        </w:rPr>
-        <w:t xml:space="preserve">/tmp</w:t>
-      </w:r>
-      <w:r>
-        <w:t xml:space="preserve"> </w:t>
-      </w:r>
-      <w:r>
-        <w:t xml:space="preserve">writability and SKIP-with-reason (§11.4.3/§11.4.50). Captured-evidence requirement:</w:t>
-      </w:r>
-      <w:r>
-        <w:t xml:space="preserve"> </w:t>
-      </w:r>
-      <w:r>
-        <w:t xml:space="preserve">an induced-disk-full run shows SKIP-with-reason, not FAIL.</w:t>
+        <w:t xml:space="preserve">(Prior B-items closed: B3 P5-M20/P5-M21 escapes CLOSED in v1.0.16</w:t>
+      </w:r>
+      <w:r>
+        <w:t xml:space="preserve"> </w:t>
+      </w:r>
+      <w:r>
+        <w:t xml:space="preserve">[tests 49/50 + meta-test retarget], state-verified 2026-05-29 with</w:t>
+      </w:r>
+      <w:r>
+        <w:t xml:space="preserve"> </w:t>
+      </w:r>
+      <w:r>
+        <w:rPr>
+          <w:rStyle w:val="VerbatimChar"/>
+        </w:rPr>
+        <w:t xml:space="preserve">MUTATIONS CAUGHT 45 / ESCAPED 0</w:t>
+      </w:r>
+      <w:r>
+        <w:t xml:space="preserve">, migrated to</w:t>
+      </w:r>
+      <w:r>
+        <w:t xml:space="preserve"> </w:t>
+      </w:r>
+      <w:r>
+        <w:rPr>
+          <w:rStyle w:val="VerbatimChar"/>
+        </w:rPr>
+        <w:t xml:space="preserve">Fixed.md</w:t>
+      </w:r>
+      <w:r>
+        <w:t xml:space="preserve"> </w:t>
+      </w:r>
+      <w:r>
+        <w:t xml:space="preserve">§B3 as TMX-054;</w:t>
+      </w:r>
+      <w:r>
+        <w:t xml:space="preserve"> </w:t>
+      </w:r>
+      <w:r>
+        <w:t xml:space="preserve">B1 CHAL-COVER-001, B2 TEST-AUDIT-001 also in</w:t>
+      </w:r>
+      <w:r>
+        <w:t xml:space="preserve"> </w:t>
+      </w:r>
+      <w:r>
+        <w:rPr>
+          <w:rStyle w:val="VerbatimChar"/>
+        </w:rPr>
+        <w:t xml:space="preserve">Fixed.md</w:t>
+      </w:r>
+      <w:r>
+        <w:t xml:space="preserve">. New open work below.)</w:t>
       </w:r>
     </w:p>
     <w:p>
@@ -2243,14 +2832,13 @@
       </w:r>
     </w:p>
     <w:bookmarkEnd w:id="17"/>
-    <w:bookmarkEnd w:id="18"/>
-    <w:bookmarkStart w:id="19" w:name="e-documentation--continuation-drift"/>
+    <w:bookmarkStart w:id="18" w:name="X274f73d5acf258963b31ff7c75a674bee0e935e"/>
     <w:p>
       <w:pPr>
         <w:pStyle w:val="Heading2"/>
       </w:pPr>
       <w:r>
-        <w:t xml:space="preserve">E. Documentation / Continuation drift</w:t>
+        <w:t xml:space="preserve">C. Per-session containerization features pending evidence</w:t>
       </w:r>
     </w:p>
     <w:p>
@@ -2258,7 +2846,7 @@
         <w:pStyle w:val="FirstParagraph"/>
       </w:pPr>
       <w:r>
-        <w:t xml:space="preserve">(CONTINUATION.md §3 entries that resolve land in</w:t>
+        <w:t xml:space="preserve">(none open at this time — C1 TMX-T5, C2 TMX-T7, C3 TMX-T8 landed in</w:t>
       </w:r>
       <w:r>
         <w:t xml:space="preserve"> </w:t>
@@ -2270,10 +2858,7 @@
         <w:t xml:space="preserve">Fixed.md</w:t>
       </w:r>
       <w:r>
-        <w:t xml:space="preserve"> </w:t>
-      </w:r>
-      <w:r>
-        <w:t xml:space="preserve">per Constitution §5 / §12.10. New open work below.)</w:t>
+        <w:t xml:space="preserve">.)</w:t>
       </w:r>
     </w:p>
     <w:p>
@@ -2283,14 +2868,23 @@
         </w:pict>
       </w:r>
     </w:p>
-    <w:bookmarkEnd w:id="19"/>
-    <w:bookmarkStart w:id="21" w:name="X250669e1b3e4eec2b5ccf8718eb9d17180ea6b1"/>
+    <w:bookmarkEnd w:id="18"/>
+    <w:bookmarkStart w:id="20" w:name="X9125c2495937530f0e64223858a8a5d6a10e5bd"/>
     <w:p>
       <w:pPr>
         <w:pStyle w:val="Heading2"/>
       </w:pPr>
       <w:r>
-        <w:t xml:space="preserve">F. Runtime crash — operator-gated reproduction</w:t>
+        <w:t xml:space="preserve">D. Host-capability + topology dispatch gaps</w:t>
+      </w:r>
+    </w:p>
+    <w:bookmarkStart w:id="19" w:name="X5e199cf37a7d6ff0313698f63b14d62e1213353"/>
+    <w:p>
+      <w:pPr>
+        <w:pStyle w:val="Heading3"/>
+      </w:pPr>
+      <w:r>
+        <w:t xml:space="preserve">D2 TMPDIR-HARDCODE-001 — tests hardcoding /tmp false-FAIL under host disk-pressure</w:t>
       </w:r>
     </w:p>
     <w:p>
@@ -2298,94 +2892,270 @@
         <w:pStyle w:val="FirstParagraph"/>
       </w:pPr>
       <w:r>
-        <w:t xml:space="preserve">(none open — F1</w:t>
-      </w:r>
-      <w:r>
-        <w:t xml:space="preserve"> </w:t>
-      </w:r>
-      <w:r>
-        <w:rPr>
-          <w:rStyle w:val="VerbatimChar"/>
-        </w:rPr>
-        <w:t xml:space="preserve">tmx</w:t>
-      </w:r>
-      <w:r>
-        <w:t xml:space="preserve"> </w:t>
-      </w:r>
-      <w:r>
-        <w:t xml:space="preserve">session named "HelixCode" crashes the whole terminal RESOLVED 2026-06-13, operator-confirmed, migrated to</w:t>
-      </w:r>
-      <w:r>
-        <w:t xml:space="preserve"> </w:t>
-      </w:r>
-      <w:r>
-        <w:rPr>
-          <w:rStyle w:val="VerbatimChar"/>
-        </w:rPr>
-        <w:t xml:space="preserve">Fixed.md</w:t>
-      </w:r>
-      <w:r>
-        <w:t xml:space="preserve"> </w:t>
-      </w:r>
-      <w:r>
-        <w:t xml:space="preserve">A45 with reproduced root cause [stale wrapper</w:t>
-      </w:r>
-      <w:r>
-        <w:t xml:space="preserve"> </w:t>
-      </w:r>
-      <w:r>
-        <w:rPr>
-          <w:rStyle w:val="VerbatimChar"/>
-        </w:rPr>
-        <w:t xml:space="preserve">TMUX_BIN</w:t>
-      </w:r>
-      <w:r>
-        <w:t xml:space="preserve"> </w:t>
-      </w:r>
-      <w:r>
-        <w:t xml:space="preserve">pointing at a non-existent prior-checkout path →</w:t>
-      </w:r>
-      <w:r>
-        <w:t xml:space="preserve"> </w:t>
-      </w:r>
-      <w:r>
-        <w:rPr>
-          <w:rStyle w:val="VerbatimChar"/>
-        </w:rPr>
-        <w:t xml:space="preserve">exec</w:t>
-      </w:r>
-      <w:r>
-        <w:t xml:space="preserve"> </w:t>
-      </w:r>
-      <w:r>
-        <w:t xml:space="preserve">of missing binary → login shell dies → terminal closes] + 4-layer regression guard [test 60 + verify gate</w:t>
-      </w:r>
-      <w:r>
-        <w:t xml:space="preserve"> </w:t>
-      </w:r>
-      <w:r>
-        <w:rPr>
-          <w:rStyle w:val="VerbatimChar"/>
-        </w:rPr>
-        <w:t xml:space="preserve">CM-TMX-WRAPPER-TMUXBIN-VALID</w:t>
-      </w:r>
-      <w:r>
-        <w:t xml:space="preserve"> </w:t>
-      </w:r>
-      <w:r>
-        <w:t xml:space="preserve">+ meta</w:t>
-      </w:r>
-      <w:r>
-        <w:t xml:space="preserve"> </w:t>
-      </w:r>
-      <w:r>
-        <w:rPr>
-          <w:rStyle w:val="VerbatimChar"/>
-        </w:rPr>
-        <w:t xml:space="preserve">M-WRAPPER-TMUXBIN</w:t>
-      </w:r>
-      <w:r>
-        <w:t xml:space="preserve">]).</w:t>
+        <w:rPr>
+          <w:b/>
+          <w:bCs/>
+        </w:rPr>
+        <w:t xml:space="preserve">Status:</w:t>
+      </w:r>
+      <w:r>
+        <w:t xml:space="preserve"> </w:t>
+      </w:r>
+      <w:r>
+        <w:t xml:space="preserve">Fixed (→ Fixed.md)</w:t>
+      </w:r>
+      <w:r>
+        <w:t xml:space="preserve"> </w:t>
+      </w:r>
+      <w:r>
+        <w:rPr>
+          <w:b/>
+          <w:bCs/>
+        </w:rPr>
+        <w:t xml:space="preserve">Type:</w:t>
+      </w:r>
+      <w:r>
+        <w:t xml:space="preserve"> </w:t>
+      </w:r>
+      <w:r>
+        <w:t xml:space="preserve">Task</w:t>
+      </w:r>
+    </w:p>
+    <w:p>
+      <w:pPr>
+        <w:pStyle w:val="BodyText"/>
+      </w:pPr>
+      <w:r>
+        <w:t xml:space="preserve">CLOSED v1.0.27. Several tests create scratch under a hardcoded</w:t>
+      </w:r>
+      <w:r>
+        <w:t xml:space="preserve"> </w:t>
+      </w:r>
+      <w:r>
+        <w:rPr>
+          <w:rStyle w:val="VerbatimChar"/>
+        </w:rPr>
+        <w:t xml:space="preserve">/tmp</w:t>
+      </w:r>
+      <w:r>
+        <w:t xml:space="preserve"> </w:t>
+      </w:r>
+      <w:r>
+        <w:t xml:space="preserve">(e.g.</w:t>
+      </w:r>
+      <w:r>
+        <w:t xml:space="preserve"> </w:t>
+      </w:r>
+      <w:r>
+        <w:rPr>
+          <w:rStyle w:val="VerbatimChar"/>
+        </w:rPr>
+        <w:t xml:space="preserve">27_state_persistence.sh</w:t>
+      </w:r>
+      <w:r>
+        <w:t xml:space="preserve"> </w:t>
+      </w:r>
+      <w:r>
+        <w:t xml:space="preserve">target</w:t>
+      </w:r>
+      <w:r>
+        <w:t xml:space="preserve"> </w:t>
+      </w:r>
+      <w:r>
+        <w:rPr>
+          <w:rStyle w:val="VerbatimChar"/>
+        </w:rPr>
+        <w:t xml:space="preserve">tmx-test-18-target-*</w:t>
+      </w:r>
+      <w:r>
+        <w:t xml:space="preserve">). When the host root volume is full (observed 2026-06-16</w:t>
+      </w:r>
+      <w:r>
+        <w:t xml:space="preserve"> </w:t>
+      </w:r>
+      <w:r>
+        <w:t xml:space="preserve">on macOS,</w:t>
+      </w:r>
+      <w:r>
+        <w:t xml:space="preserve"> </w:t>
+      </w:r>
+      <w:r>
+        <w:rPr>
+          <w:rStyle w:val="VerbatimChar"/>
+        </w:rPr>
+        <w:t xml:space="preserve">/</w:t>
+      </w:r>
+      <w:r>
+        <w:t xml:space="preserve"> </w:t>
+      </w:r>
+      <w:r>
+        <w:t xml:space="preserve">at &lt;200 MiB during the operator's away-window), the</w:t>
+      </w:r>
+      <w:r>
+        <w:t xml:space="preserve"> </w:t>
+      </w:r>
+      <w:r>
+        <w:rPr>
+          <w:rStyle w:val="VerbatimChar"/>
+        </w:rPr>
+        <w:t xml:space="preserve">cd</w:t>
+      </w:r>
+      <w:r>
+        <w:t xml:space="preserve">/mkdir into</w:t>
+      </w:r>
+      <w:r>
+        <w:t xml:space="preserve"> </w:t>
+      </w:r>
+      <w:r>
+        <w:rPr>
+          <w:rStyle w:val="VerbatimChar"/>
+        </w:rPr>
+        <w:t xml:space="preserve">/tmp</w:t>
+      </w:r>
+      <w:r>
+        <w:t xml:space="preserve"> </w:t>
+      </w:r>
+      <w:r>
+        <w:t xml:space="preserve">fails →</w:t>
+      </w:r>
+      <w:r>
+        <w:t xml:space="preserve"> </w:t>
+      </w:r>
+      <w:r>
+        <w:rPr>
+          <w:rStyle w:val="VerbatimChar"/>
+        </w:rPr>
+        <w:t xml:space="preserve">pane_current_path=''</w:t>
+      </w:r>
+      <w:r>
+        <w:t xml:space="preserve"> </w:t>
+      </w:r>
+      <w:r>
+        <w:t xml:space="preserve">false-FAIL instead of an honest §11.4.3 SKIP-with-reason.</w:t>
+      </w:r>
+      <w:r>
+        <w:t xml:space="preserve"> </w:t>
+      </w:r>
+      <w:r>
+        <w:t xml:space="preserve">The tests pass normally + standalone (27</w:t>
+      </w:r>
+      <w:r>
+        <w:t xml:space="preserve"> </w:t>
+      </w:r>
+      <w:r>
+        <w:rPr>
+          <w:rStyle w:val="VerbatimChar"/>
+        </w:rPr>
+        <w:t xml:space="preserve">3/3</w:t>
+      </w:r>
+      <w:r>
+        <w:t xml:space="preserve">, 38</w:t>
+      </w:r>
+      <w:r>
+        <w:t xml:space="preserve"> </w:t>
+      </w:r>
+      <w:r>
+        <w:rPr>
+          <w:rStyle w:val="VerbatimChar"/>
+        </w:rPr>
+        <w:t xml:space="preserve">3/3</w:t>
+      </w:r>
+      <w:r>
+        <w:t xml:space="preserve">, 43</w:t>
+      </w:r>
+      <w:r>
+        <w:t xml:space="preserve"> </w:t>
+      </w:r>
+      <w:r>
+        <w:rPr>
+          <w:rStyle w:val="VerbatimChar"/>
+        </w:rPr>
+        <w:t xml:space="preserve">15/0</w:t>
+      </w:r>
+      <w:r>
+        <w:t xml:space="preserve"> </w:t>
+      </w:r>
+      <w:r>
+        <w:t xml:space="preserve">re-run the same</w:t>
+      </w:r>
+      <w:r>
+        <w:t xml:space="preserve"> </w:t>
+      </w:r>
+      <w:r>
+        <w:t xml:space="preserve">session) — the failure is purely the abnormal host-disk condition (a §11.4.1 FAIL-bluff</w:t>
+      </w:r>
+      <w:r>
+        <w:t xml:space="preserve"> </w:t>
+      </w:r>
+      <w:r>
+        <w:t xml:space="preserve">class: environment, not product).</w:t>
+      </w:r>
+      <w:r>
+        <w:t xml:space="preserve"> </w:t>
+      </w:r>
+      <w:r>
+        <w:rPr>
+          <w:b/>
+          <w:bCs/>
+        </w:rPr>
+        <w:t xml:space="preserve">Fix direction:</w:t>
+      </w:r>
+      <w:r>
+        <w:t xml:space="preserve"> </w:t>
+      </w:r>
+      <w:r>
+        <w:t xml:space="preserve">route test scratch through</w:t>
+      </w:r>
+      <w:r>
+        <w:t xml:space="preserve"> </w:t>
+      </w:r>
+      <w:r>
+        <w:rPr>
+          <w:rStyle w:val="VerbatimChar"/>
+        </w:rPr>
+        <w:t xml:space="preserve">$TMPDIR</w:t>
+      </w:r>
+      <w:r>
+        <w:t xml:space="preserve"> </w:t>
+      </w:r>
+      <w:r>
+        <w:t xml:space="preserve">(operator now sets</w:t>
+      </w:r>
+      <w:r>
+        <w:t xml:space="preserve"> </w:t>
+      </w:r>
+      <w:r>
+        <w:rPr>
+          <w:rStyle w:val="VerbatimChar"/>
+        </w:rPr>
+        <w:t xml:space="preserve">/Volumes/T7/tmp</w:t>
+      </w:r>
+      <w:r>
+        <w:t xml:space="preserve"> </w:t>
+      </w:r>
+      <w:r>
+        <w:t xml:space="preserve">via ~/.zshrc + ~/.bashrc) OR guard each test on</w:t>
+      </w:r>
+      <w:r>
+        <w:t xml:space="preserve"> </w:t>
+      </w:r>
+      <w:r>
+        <w:rPr>
+          <w:rStyle w:val="VerbatimChar"/>
+        </w:rPr>
+        <w:t xml:space="preserve">/tmp</w:t>
+      </w:r>
+      <w:r>
+        <w:t xml:space="preserve"> </w:t>
+      </w:r>
+      <w:r>
+        <w:t xml:space="preserve">writability and SKIP-with-reason (§11.4.3/§11.4.50). Captured-evidence requirement:</w:t>
+      </w:r>
+      <w:r>
+        <w:t xml:space="preserve"> </w:t>
+      </w:r>
+      <w:r>
+        <w:t xml:space="preserve">an induced-disk-full run shows SKIP-with-reason, not FAIL.</w:t>
       </w:r>
     </w:p>
     <w:p>
@@ -2395,67 +3165,38 @@
         </w:pict>
       </w:r>
     </w:p>
+    <w:bookmarkEnd w:id="19"/>
+    <w:bookmarkEnd w:id="20"/>
+    <w:bookmarkStart w:id="21" w:name="e-documentation--continuation-drift"/>
+    <w:p>
+      <w:pPr>
+        <w:pStyle w:val="Heading2"/>
+      </w:pPr>
+      <w:r>
+        <w:t xml:space="preserve">E. Documentation / Continuation drift</w:t>
+      </w:r>
+    </w:p>
     <w:p>
       <w:pPr>
         <w:pStyle w:val="FirstParagraph"/>
       </w:pPr>
       <w:r>
-        <w:rPr>
-          <w:b/>
-          <w:bCs/>
-        </w:rPr>
-        <w:t xml:space="preserve">Last reviewed:</w:t>
-      </w:r>
-      <w:r>
-        <w:t xml:space="preserve"> </w:t>
-      </w:r>
-      <w:r>
-        <w:t xml:space="preserve">2026-06-19 (v1.0.27 WIP burn-down. §11.4.138 operator-escape A51</w:t>
-      </w:r>
-      <w:r>
-        <w:t xml:space="preserve"> </w:t>
-      </w:r>
-      <w:r>
-        <w:t xml:space="preserve">[name:color prompt rejection] FIXED — shell-init + SSH-dispatcher char-set now</w:t>
-      </w:r>
-      <w:r>
-        <w:t xml:space="preserve"> </w:t>
-      </w:r>
-      <w:r>
-        <w:t xml:space="preserve">allows</w:t>
-      </w:r>
-      <w:r>
-        <w:t xml:space="preserve"> </w:t>
-      </w:r>
-      <w:r>
-        <w:rPr>
-          <w:rStyle w:val="VerbatimChar"/>
-        </w:rPr>
-        <w:t xml:space="preserve">:</w:t>
-      </w:r>
-      <w:r>
-        <w:t xml:space="preserve"> </w:t>
-      </w:r>
-      <w:r>
-        <w:t xml:space="preserve">and</w:t>
-      </w:r>
-      <w:r>
-        <w:t xml:space="preserve"> </w:t>
-      </w:r>
-      <w:r>
-        <w:rPr>
-          <w:rStyle w:val="VerbatimChar"/>
-        </w:rPr>
-        <w:t xml:space="preserve">#</w:t>
-      </w:r>
-      <w:r>
-        <w:t xml:space="preserve">, max-length 64→80; test 65 operator-escape guard PASS=6/6.</w:t>
-      </w:r>
-      <w:r>
-        <w:t xml:space="preserve"> </w:t>
-      </w:r>
-      <w:r>
-        <w:t xml:space="preserve">M24/A2/D2 in parallel streams per §11.4.103.)</w:t>
+        <w:t xml:space="preserve">(CONTINUATION.md §3 entries that resolve land in</w:t>
+      </w:r>
+      <w:r>
+        <w:t xml:space="preserve"> </w:t>
+      </w:r>
+      <w:r>
+        <w:rPr>
+          <w:rStyle w:val="VerbatimChar"/>
+        </w:rPr>
+        <w:t xml:space="preserve">Fixed.md</w:t>
+      </w:r>
+      <w:r>
+        <w:t xml:space="preserve"> </w:t>
+      </w:r>
+      <w:r>
+        <w:t xml:space="preserve">per Constitution §5 / §12.10. New open work below.)</w:t>
       </w:r>
     </w:p>
     <w:p>
@@ -2465,13 +3206,14 @@
         </w:pict>
       </w:r>
     </w:p>
-    <w:bookmarkStart w:id="20" w:name="Xe31083bb0761d75e7125b868426f17a6f4d6047"/>
-    <w:p>
-      <w:pPr>
-        <w:pStyle w:val="Heading3"/>
-      </w:pPr>
-      <w:r>
-        <w:t xml:space="preserve">M24-ESCAPE-001 — meta-test M24 (hostname 4-surface color) escapes: test 26 misses a 3-set-line removal</w:t>
+    <w:bookmarkEnd w:id="21"/>
+    <w:bookmarkStart w:id="23" w:name="X250669e1b3e4eec2b5ccf8718eb9d17180ea6b1"/>
+    <w:p>
+      <w:pPr>
+        <w:pStyle w:val="Heading2"/>
+      </w:pPr>
+      <w:r>
+        <w:t xml:space="preserve">F. Runtime crash — operator-gated reproduction</w:t>
       </w:r>
     </w:p>
     <w:p>
@@ -2479,332 +3221,94 @@
         <w:pStyle w:val="FirstParagraph"/>
       </w:pPr>
       <w:r>
-        <w:rPr>
-          <w:b/>
-          <w:bCs/>
-        </w:rPr>
-        <w:t xml:space="preserve">Status:</w:t>
-      </w:r>
-      <w:r>
-        <w:t xml:space="preserve"> </w:t>
-      </w:r>
-      <w:r>
-        <w:t xml:space="preserve">Fixed (→ Fixed.md)</w:t>
-      </w:r>
-      <w:r>
-        <w:t xml:space="preserve"> </w:t>
-      </w:r>
-      <w:r>
-        <w:rPr>
-          <w:b/>
-          <w:bCs/>
-        </w:rPr>
-        <w:t xml:space="preserve">Type:</w:t>
-      </w:r>
-      <w:r>
-        <w:t xml:space="preserve"> </w:t>
-      </w:r>
-      <w:r>
-        <w:t xml:space="preserve">Bug</w:t>
-      </w:r>
-      <w:r>
-        <w:t xml:space="preserve"> </w:t>
-      </w:r>
-      <w:r>
-        <w:rPr>
-          <w:b/>
-          <w:bCs/>
-        </w:rPr>
-        <w:t xml:space="preserve">Severity:</w:t>
-      </w:r>
-      <w:r>
-        <w:t xml:space="preserve"> </w:t>
-      </w:r>
-      <w:r>
-        <w:t xml:space="preserve">Minor (test-coverage gap, no user-facing break — closed v1.0.27:</w:t>
-      </w:r>
-      <w:r>
-        <w:t xml:space="preserve"> </w:t>
-      </w:r>
-      <w:r>
-        <w:rPr>
-          <w:rStyle w:val="VerbatimChar"/>
-        </w:rPr>
-        <w:t xml:space="preserve">count=1</w:t>
-      </w:r>
-      <w:r>
-        <w:t xml:space="preserve"> </w:t>
-      </w:r>
-      <w:r>
-        <w:t xml:space="preserve">removed from M24 regex → strips from BOTH</w:t>
-      </w:r>
-      <w:r>
-        <w:t xml:space="preserve"> </w:t>
-      </w:r>
-      <w:r>
-        <w:rPr>
-          <w:rStyle w:val="VerbatimChar"/>
-        </w:rPr>
-        <w:t xml:space="preserve">_apply_color</w:t>
-      </w:r>
-      <w:r>
-        <w:t xml:space="preserve"> </w:t>
-      </w:r>
-      <w:r>
-        <w:t xml:space="preserve">and</w:t>
-      </w:r>
-      <w:r>
-        <w:t xml:space="preserve"> </w:t>
-      </w:r>
-      <w:r>
-        <w:rPr>
-          <w:rStyle w:val="VerbatimChar"/>
-        </w:rPr>
-        <w:t xml:space="preserve">_apply_host_color</w:t>
-      </w:r>
-      <w:r>
-        <w:t xml:space="preserve">, test 26 now FAILs on the mutation → CAUGHT)</w:t>
-      </w:r>
-      <w:r>
-        <w:t xml:space="preserve"> </w:t>
-      </w:r>
-      <w:r>
-        <w:rPr>
-          <w:b/>
-          <w:bCs/>
-        </w:rPr>
-        <w:t xml:space="preserve">Closure:</w:t>
-      </w:r>
-      <w:r>
-        <w:t xml:space="preserve"> </w:t>
-      </w:r>
-      <w:r>
-        <w:t xml:space="preserve">meta-test 37 CAUGHT / 0 ESCAPED (was 34 CAUGHT / 3 ESCAPED pre-fix)</w:t>
-      </w:r>
-    </w:p>
-    <w:p>
-      <w:pPr>
-        <w:pStyle w:val="BodyText"/>
-      </w:pPr>
-      <w:r>
-        <w:rPr>
-          <w:b/>
-          <w:bCs/>
-        </w:rPr>
-        <w:t xml:space="preserve">What:</w:t>
-      </w:r>
-      <w:r>
-        <w:t xml:space="preserve"> </w:t>
-      </w:r>
-      <w:r>
-        <w:t xml:space="preserve">The §1.1 paired-mutation</w:t>
-      </w:r>
-      <w:r>
-        <w:t xml:space="preserve"> </w:t>
-      </w:r>
-      <w:r>
-        <w:rPr>
-          <w:rStyle w:val="VerbatimChar"/>
-        </w:rPr>
-        <w:t xml:space="preserve">M24</w:t>
-      </w:r>
-      <w:r>
-        <w:t xml:space="preserve"> </w:t>
-      </w:r>
-      <w:r>
-        <w:t xml:space="preserve">in</w:t>
-      </w:r>
-      <w:r>
-        <w:t xml:space="preserve"> </w:t>
-      </w:r>
-      <w:r>
-        <w:rPr>
-          <w:rStyle w:val="VerbatimChar"/>
-        </w:rPr>
-        <w:t xml:space="preserve">scripts/tests/meta_test_false_positive_proof.sh</w:t>
-      </w:r>
-      <w:r>
-        <w:t xml:space="preserve"> </w:t>
-      </w:r>
-      <w:r>
-        <w:t xml:space="preserve">removes three of the four</w:t>
-      </w:r>
-      <w:r>
-        <w:t xml:space="preserve"> </w:t>
-      </w:r>
-      <w:r>
-        <w:rPr>
-          <w:rStyle w:val="VerbatimChar"/>
-        </w:rPr>
-        <w:t xml:space="preserve">tmux set -g …</w:t>
-      </w:r>
-      <w:r>
-        <w:t xml:space="preserve"> </w:t>
-      </w:r>
-      <w:r>
-        <w:t xml:space="preserve">lines in</w:t>
-      </w:r>
-      <w:r>
-        <w:t xml:space="preserve"> </w:t>
-      </w:r>
-      <w:r>
-        <w:rPr>
-          <w:rStyle w:val="VerbatimChar"/>
-        </w:rPr>
-        <w:t xml:space="preserve">_apply_host_color()</w:t>
-      </w:r>
-      <w:r>
-        <w:t xml:space="preserve"> </w:t>
-      </w:r>
-      <w:r>
-        <w:t xml:space="preserve">and expects test 26 to FAIL. The harness reports</w:t>
-      </w:r>
-      <w:r>
-        <w:t xml:space="preserve"> </w:t>
-      </w:r>
-      <w:r>
-        <w:rPr>
-          <w:rStyle w:val="VerbatimChar"/>
-        </w:rPr>
-        <w:t xml:space="preserve">MUTATION ESCAPED</w:t>
-      </w:r>
-      <w:r>
-        <w:t xml:space="preserve"> </w:t>
-      </w:r>
-      <w:r>
-        <w:t xml:space="preserve">— test 26 does not FAIL, because it asserts only a subset of the four surfaces, so removing the un-asserted set-lines leaves the test green.</w:t>
-      </w:r>
-    </w:p>
-    <w:p>
-      <w:pPr>
-        <w:pStyle w:val="BodyText"/>
-      </w:pPr>
-      <w:r>
-        <w:rPr>
-          <w:b/>
-          <w:bCs/>
-        </w:rPr>
-        <w:t xml:space="preserve">Evidence:</w:t>
-      </w:r>
-      <w:r>
-        <w:t xml:space="preserve"> </w:t>
-      </w:r>
-      <w:r>
-        <w:rPr>
-          <w:rStyle w:val="VerbatimChar"/>
-        </w:rPr>
-        <w:t xml:space="preserve">bash scripts/tests/meta_test_false_positive_proof.sh 2&gt;&amp;1 | grep M24</w:t>
-      </w:r>
-      <w:r>
-        <w:t xml:space="preserve"> </w:t>
-      </w:r>
-      <w:r>
-        <w:t xml:space="preserve">→</w:t>
-      </w:r>
-      <w:r>
-        <w:t xml:space="preserve"> </w:t>
-      </w:r>
-      <w:r>
-        <w:rPr>
-          <w:rStyle w:val="VerbatimChar"/>
-        </w:rPr>
-        <w:t xml:space="preserve">FAIL: M24: MUTATION ESCAPED — test 26 did not FAIL with the three set-lines removed</w:t>
-      </w:r>
-      <w:r>
-        <w:t xml:space="preserve">. Confirmed pre-existing (M24 added in commit</w:t>
-      </w:r>
-      <w:r>
-        <w:t xml:space="preserve"> </w:t>
-      </w:r>
-      <w:r>
-        <w:rPr>
-          <w:rStyle w:val="VerbatimChar"/>
-        </w:rPr>
-        <w:t xml:space="preserve">f151d13</w:t>
-      </w:r>
-      <w:r>
-        <w:t xml:space="preserve">, v1.0.9 — before the per-session-color feature). Surfaced 2026-06-19 during the per-session-color M25/M26 verification run.</w:t>
-      </w:r>
-    </w:p>
-    <w:p>
-      <w:pPr>
-        <w:pStyle w:val="BodyText"/>
-      </w:pPr>
-      <w:r>
-        <w:rPr>
-          <w:b/>
-          <w:bCs/>
-        </w:rPr>
-        <w:t xml:space="preserve">Fix direction:</w:t>
-      </w:r>
-      <w:r>
-        <w:t xml:space="preserve"> </w:t>
-      </w:r>
-      <w:r>
-        <w:t xml:space="preserve">strengthen test 26 to assert ALL FOUR surfaces (</w:t>
-      </w:r>
-      <w:r>
-        <w:rPr>
-          <w:rStyle w:val="VerbatimChar"/>
-        </w:rPr>
-        <w:t xml:space="preserve">status-style</w:t>
-      </w:r>
-      <w:r>
-        <w:t xml:space="preserve">,</w:t>
-      </w:r>
-      <w:r>
-        <w:t xml:space="preserve"> </w:t>
-      </w:r>
-      <w:r>
-        <w:rPr>
-          <w:rStyle w:val="VerbatimChar"/>
-        </w:rPr>
-        <w:t xml:space="preserve">pane-active-border-style</w:t>
-      </w:r>
-      <w:r>
-        <w:t xml:space="preserve">,</w:t>
-      </w:r>
-      <w:r>
-        <w:t xml:space="preserve"> </w:t>
-      </w:r>
-      <w:r>
-        <w:rPr>
-          <w:rStyle w:val="VerbatimChar"/>
-        </w:rPr>
-        <w:t xml:space="preserve">clock-mode-colour</w:t>
-      </w:r>
-      <w:r>
-        <w:t xml:space="preserve">,</w:t>
-      </w:r>
-      <w:r>
-        <w:t xml:space="preserve"> </w:t>
-      </w:r>
-      <w:r>
-        <w:rPr>
-          <w:rStyle w:val="VerbatimChar"/>
-        </w:rPr>
-        <w:t xml:space="preserve">window-status-current-style</w:t>
-      </w:r>
-      <w:r>
-        <w:t xml:space="preserve">) so the M24 mutation (removing any 3) reliably FAILs it — mirroring the all-4-surfaces assertion already proven in test 63 T3 for the per-session path. (This also closes the symmetry gap: the per-session path has a 4-surface guard; the hostname path should too.)</w:t>
-      </w:r>
-    </w:p>
-    <w:p>
-      <w:pPr>
-        <w:pStyle w:val="BodyText"/>
-      </w:pPr>
-      <w:r>
-        <w:rPr>
-          <w:b/>
-          <w:bCs/>
-        </w:rPr>
-        <w:t xml:space="preserve">Out of scope:</w:t>
-      </w:r>
-      <w:r>
-        <w:t xml:space="preserve"> </w:t>
-      </w:r>
-      <w:r>
-        <w:t xml:space="preserve">the per-session-color feature (TMX-051). Tracked separately so the color release is not blocked by an unrelated pre-existing test-gap.</w:t>
+        <w:t xml:space="preserve">(none open — F1</w:t>
+      </w:r>
+      <w:r>
+        <w:t xml:space="preserve"> </w:t>
+      </w:r>
+      <w:r>
+        <w:rPr>
+          <w:rStyle w:val="VerbatimChar"/>
+        </w:rPr>
+        <w:t xml:space="preserve">tmx</w:t>
+      </w:r>
+      <w:r>
+        <w:t xml:space="preserve"> </w:t>
+      </w:r>
+      <w:r>
+        <w:t xml:space="preserve">session named "HelixCode" crashes the whole terminal RESOLVED 2026-06-13, operator-confirmed, migrated to</w:t>
+      </w:r>
+      <w:r>
+        <w:t xml:space="preserve"> </w:t>
+      </w:r>
+      <w:r>
+        <w:rPr>
+          <w:rStyle w:val="VerbatimChar"/>
+        </w:rPr>
+        <w:t xml:space="preserve">Fixed.md</w:t>
+      </w:r>
+      <w:r>
+        <w:t xml:space="preserve"> </w:t>
+      </w:r>
+      <w:r>
+        <w:t xml:space="preserve">A45 with reproduced root cause [stale wrapper</w:t>
+      </w:r>
+      <w:r>
+        <w:t xml:space="preserve"> </w:t>
+      </w:r>
+      <w:r>
+        <w:rPr>
+          <w:rStyle w:val="VerbatimChar"/>
+        </w:rPr>
+        <w:t xml:space="preserve">TMUX_BIN</w:t>
+      </w:r>
+      <w:r>
+        <w:t xml:space="preserve"> </w:t>
+      </w:r>
+      <w:r>
+        <w:t xml:space="preserve">pointing at a non-existent prior-checkout path →</w:t>
+      </w:r>
+      <w:r>
+        <w:t xml:space="preserve"> </w:t>
+      </w:r>
+      <w:r>
+        <w:rPr>
+          <w:rStyle w:val="VerbatimChar"/>
+        </w:rPr>
+        <w:t xml:space="preserve">exec</w:t>
+      </w:r>
+      <w:r>
+        <w:t xml:space="preserve"> </w:t>
+      </w:r>
+      <w:r>
+        <w:t xml:space="preserve">of missing binary → login shell dies → terminal closes] + 4-layer regression guard [test 60 + verify gate</w:t>
+      </w:r>
+      <w:r>
+        <w:t xml:space="preserve"> </w:t>
+      </w:r>
+      <w:r>
+        <w:rPr>
+          <w:rStyle w:val="VerbatimChar"/>
+        </w:rPr>
+        <w:t xml:space="preserve">CM-TMX-WRAPPER-TMUXBIN-VALID</w:t>
+      </w:r>
+      <w:r>
+        <w:t xml:space="preserve"> </w:t>
+      </w:r>
+      <w:r>
+        <w:t xml:space="preserve">+ meta</w:t>
+      </w:r>
+      <w:r>
+        <w:t xml:space="preserve"> </w:t>
+      </w:r>
+      <w:r>
+        <w:rPr>
+          <w:rStyle w:val="VerbatimChar"/>
+        </w:rPr>
+        <w:t xml:space="preserve">M-WRAPPER-TMUXBIN</w:t>
+      </w:r>
+      <w:r>
+        <w:t xml:space="preserve">]).</w:t>
       </w:r>
     </w:p>
     <w:p>
@@ -2814,512 +3318,34 @@
         </w:pict>
       </w:r>
     </w:p>
-    <w:bookmarkEnd w:id="20"/>
-    <w:bookmarkEnd w:id="21"/>
-    <w:bookmarkStart w:id="27" w:name="X21004db0bb76d472427ca54c339998fa22148c1"/>
-    <w:p>
-      <w:pPr>
-        <w:pStyle w:val="Heading2"/>
-      </w:pPr>
-      <w:r>
-        <w:t xml:space="preserve">G. Interactive wizard + session-password redesign (2026-07-05)</w:t>
-      </w:r>
-    </w:p>
     <w:p>
       <w:pPr>
         <w:pStyle w:val="FirstParagraph"/>
       </w:pPr>
       <w:r>
-        <w:t xml:space="preserve">New OPEN work from the 14-task wizard + session-password redesign plan</w:t>
-      </w:r>
-      <w:r>
-        <w:t xml:space="preserve"> </w:t>
-      </w:r>
-      <w:r>
-        <w:t xml:space="preserve">(</w:t>
-      </w:r>
-      <w:r>
-        <w:rPr>
-          <w:rStyle w:val="VerbatimChar"/>
-        </w:rPr>
-        <w:t xml:space="preserve">docs/superpowers/plans/2026-07-05-tmx-wizard-password-redesign.md</w:t>
-      </w:r>
-      <w:r>
-        <w:t xml:space="preserve">; spec</w:t>
-      </w:r>
-      <w:r>
-        <w:t xml:space="preserve"> </w:t>
-      </w:r>
-      <w:r>
-        <w:rPr>
-          <w:rStyle w:val="VerbatimChar"/>
-        </w:rPr>
-        <w:t xml:space="preserve">docs/superpowers/specs/2026-07-05-tmx-wizard-password-redesign-design.md</w:t>
-      </w:r>
-      <w:r>
-        <w:t xml:space="preserve">).</w:t>
-      </w:r>
-      <w:r>
-        <w:t xml:space="preserve"> </w:t>
-      </w:r>
-      <w:r>
-        <w:t xml:space="preserve">Code lands across sibling tasks of that plan; these four entries track the</w:t>
-      </w:r>
-      <w:r>
-        <w:t xml:space="preserve"> </w:t>
-      </w:r>
-      <w:r>
-        <w:t xml:space="preserve">four user-visible requirements from the operator mandate (random-suffix</w:t>
-      </w:r>
-      <w:r>
-        <w:t xml:space="preserve"> </w:t>
-      </w:r>
-      <w:r>
-        <w:t xml:space="preserve">create, masked password input, single-prompt reopen, existing-session</w:t>
-      </w:r>
-      <w:r>
-        <w:t xml:space="preserve"> </w:t>
-      </w:r>
-      <w:r>
-        <w:t xml:space="preserve">picker).</w:t>
-      </w:r>
-    </w:p>
-    <w:bookmarkStart w:id="22" w:name="Xd8ea32f4e9232b2b01c54fc196a849afc88a73e"/>
-    <w:p>
-      <w:pPr>
-        <w:pStyle w:val="Heading3"/>
-      </w:pPr>
-      <w:r>
-        <w:t xml:space="preserve">G1 WIZARD-SUFFIX-001 — wizard-created sessions get a random 4-digit name suffix</w:t>
-      </w:r>
-    </w:p>
-    <w:p>
-      <w:pPr>
-        <w:pStyle w:val="FirstParagraph"/>
-      </w:pPr>
-      <w:r>
-        <w:rPr>
-          <w:b/>
-          <w:bCs/>
-        </w:rPr>
-        <w:t xml:space="preserve">TMX-ID:</w:t>
-      </w:r>
-      <w:r>
-        <w:t xml:space="preserve"> </w:t>
-      </w:r>
-      <w:r>
-        <w:t xml:space="preserve">TMX-072</w:t>
-      </w:r>
-      <w:r>
-        <w:t xml:space="preserve"> </w:t>
-      </w:r>
-      <w:r>
-        <w:rPr>
-          <w:b/>
-          <w:bCs/>
-        </w:rPr>
-        <w:t xml:space="preserve">Type:</w:t>
-      </w:r>
-      <w:r>
-        <w:t xml:space="preserve"> </w:t>
-      </w:r>
-      <w:r>
-        <w:t xml:space="preserve">Feature</w:t>
-      </w:r>
-      <w:r>
-        <w:t xml:space="preserve"> </w:t>
-      </w:r>
-      <w:r>
-        <w:rPr>
-          <w:b/>
-          <w:bCs/>
-        </w:rPr>
-        <w:t xml:space="preserve">Status:</w:t>
-      </w:r>
-      <w:r>
-        <w:t xml:space="preserve"> </w:t>
-      </w:r>
-      <w:r>
-        <w:t xml:space="preserve">Implemented (→ Fixed.md)</w:t>
-      </w:r>
-    </w:p>
-    <w:p>
-      <w:pPr>
-        <w:pStyle w:val="BodyText"/>
-      </w:pPr>
-      <w:r>
-        <w:t xml:space="preserve">Typing a session name at the interactive tmx wizard now always creates a brand-new session whose real name is the typed name plus a random 4-digit suffix (e.g. my-session-2507), so retyping the same base name later can never collide with or be confused for an earlier session. This makes every session created through the wizard genuinely unique by construction, while scripts and tests that need a deterministic exact name can set TMX_EXACT_NAME=1 to opt out. Implemented in scripts/tmx-shell-init.sh.template. Acceptance: test 78 passes, showing the created session name matches base-NNNN and that TMX_EXACT_NAME=1 suppresses it.</w:t>
-      </w:r>
-    </w:p>
-    <w:bookmarkEnd w:id="22"/>
-    <w:bookmarkStart w:id="23" w:name="X8526ef10e998104068cc9bd538cc5b090d4d4aa"/>
-    <w:p>
-      <w:pPr>
-        <w:pStyle w:val="Heading3"/>
-      </w:pPr>
-      <w:r>
-        <w:t xml:space="preserve">G2 PASSWORD-MASK-001 — password input is masked with asterisks while typing</w:t>
-      </w:r>
-    </w:p>
-    <w:p>
-      <w:pPr>
-        <w:pStyle w:val="FirstParagraph"/>
-      </w:pPr>
-      <w:r>
-        <w:rPr>
-          <w:b/>
-          <w:bCs/>
-        </w:rPr>
-        <w:t xml:space="preserve">TMX-ID:</w:t>
-      </w:r>
-      <w:r>
-        <w:t xml:space="preserve"> </w:t>
-      </w:r>
-      <w:r>
-        <w:t xml:space="preserve">TMX-073</w:t>
-      </w:r>
-      <w:r>
-        <w:t xml:space="preserve"> </w:t>
-      </w:r>
-      <w:r>
-        <w:rPr>
-          <w:b/>
-          <w:bCs/>
-        </w:rPr>
-        <w:t xml:space="preserve">Type:</w:t>
-      </w:r>
-      <w:r>
-        <w:t xml:space="preserve"> </w:t>
-      </w:r>
-      <w:r>
-        <w:t xml:space="preserve">Feature</w:t>
-      </w:r>
-      <w:r>
-        <w:t xml:space="preserve"> </w:t>
-      </w:r>
-      <w:r>
-        <w:rPr>
-          <w:b/>
-          <w:bCs/>
-        </w:rPr>
-        <w:t xml:space="preserve">Status:</w:t>
-      </w:r>
-      <w:r>
-        <w:t xml:space="preserve"> </w:t>
-      </w:r>
-      <w:r>
-        <w:t xml:space="preserve">Implemented (→ Fixed.md)</w:t>
-      </w:r>
-    </w:p>
-    <w:p>
-      <w:pPr>
-        <w:pStyle w:val="BodyText"/>
-      </w:pPr>
-      <w:r>
-        <w:t xml:space="preserve">Session passwords are no longer echoed in plaintext to the terminal while being typed. Every password prompt in the tmx wrapper now shows a single asterisk character for each keystroke, with backspace erasing one asterisk, so a password can never be read off the screen by someone glancing at it. Implemented via the shared _read_password_masked helper in scripts/tmx.template. Acceptance: test 77 passes, proving the pane buffer never contains the typed plaintext.</w:t>
-      </w:r>
-    </w:p>
-    <w:bookmarkEnd w:id="23"/>
-    <w:bookmarkStart w:id="24" w:name="X97881504f42d23db2b64fb402be7e072e70a7b4"/>
-    <w:p>
-      <w:pPr>
-        <w:pStyle w:val="Heading3"/>
-      </w:pPr>
-      <w:r>
-        <w:t xml:space="preserve">G3 DOUBLE-PROMPT-001 — reopening a password-protected session no longer asks for the password twice</w:t>
-      </w:r>
-    </w:p>
-    <w:p>
-      <w:pPr>
-        <w:pStyle w:val="FirstParagraph"/>
-      </w:pPr>
-      <w:r>
-        <w:rPr>
-          <w:b/>
-          <w:bCs/>
-        </w:rPr>
-        <w:t xml:space="preserve">TMX-ID:</w:t>
-      </w:r>
-      <w:r>
-        <w:t xml:space="preserve"> </w:t>
-      </w:r>
-      <w:r>
-        <w:t xml:space="preserve">TMX-074</w:t>
-      </w:r>
-      <w:r>
-        <w:t xml:space="preserve"> </w:t>
-      </w:r>
-      <w:r>
-        <w:rPr>
-          <w:b/>
-          <w:bCs/>
-        </w:rPr>
-        <w:t xml:space="preserve">Type:</w:t>
-      </w:r>
-      <w:r>
-        <w:t xml:space="preserve"> </w:t>
-      </w:r>
-      <w:r>
-        <w:t xml:space="preserve">Bug</w:t>
-      </w:r>
-      <w:r>
-        <w:t xml:space="preserve"> </w:t>
-      </w:r>
-      <w:r>
-        <w:rPr>
-          <w:b/>
-          <w:bCs/>
-        </w:rPr>
-        <w:t xml:space="preserve">Status:</w:t>
-      </w:r>
-      <w:r>
-        <w:t xml:space="preserve"> </w:t>
-      </w:r>
-      <w:r>
-        <w:t xml:space="preserve">Fixed (→ Fixed.md)</w:t>
-      </w:r>
-    </w:p>
-    <w:p>
-      <w:pPr>
-        <w:pStyle w:val="BodyText"/>
-      </w:pPr>
-      <w:r>
-        <w:t xml:space="preserve">Reopening a session that had been idle-recycled (its tmux process torn down for inactivity, but its password remembered) used to show a confusing second prompt that looked like it might be resetting the password, even though typing the same password both times always worked. The root cause was the attach command checking the remembered password before checking whether the session was actually still running, so a doomed attach attempt fell through to the create flow, which unconditionally asked to set a password again. Opening an already-protected session (live or recycled) now verifies the password exactly once; only a genuinely brand-new session name asks for a password and a confirmation. Fixed in scripts/tmx.template's attach and new command handling. Acceptance: test 81 reproduces the exact reported scenario end-to-end and proves exactly one prompt appears, with the stored password unchanged afterward.</w:t>
-      </w:r>
-    </w:p>
-    <w:bookmarkEnd w:id="24"/>
-    <w:bookmarkStart w:id="25" w:name="X2a5b210ddc69a2a8524f72b443e543bf58b0279"/>
-    <w:p>
-      <w:pPr>
-        <w:pStyle w:val="Heading3"/>
-      </w:pPr>
-      <w:r>
-        <w:t xml:space="preserve">G4 WIZARD-PICKER-001 — wizard offers a picker of existing sessions when no new name is typed</w:t>
-      </w:r>
-    </w:p>
-    <w:p>
-      <w:pPr>
-        <w:pStyle w:val="FirstParagraph"/>
-      </w:pPr>
-      <w:r>
-        <w:rPr>
-          <w:b/>
-          <w:bCs/>
-        </w:rPr>
-        <w:t xml:space="preserve">TMX-ID:</w:t>
-      </w:r>
-      <w:r>
-        <w:t xml:space="preserve"> </w:t>
-      </w:r>
-      <w:r>
-        <w:t xml:space="preserve">TMX-075</w:t>
-      </w:r>
-      <w:r>
-        <w:t xml:space="preserve"> </w:t>
-      </w:r>
-      <w:r>
-        <w:rPr>
-          <w:b/>
-          <w:bCs/>
-        </w:rPr>
-        <w:t xml:space="preserve">Type:</w:t>
-      </w:r>
-      <w:r>
-        <w:t xml:space="preserve"> </w:t>
-      </w:r>
-      <w:r>
-        <w:t xml:space="preserve">Feature</w:t>
-      </w:r>
-      <w:r>
-        <w:t xml:space="preserve"> </w:t>
-      </w:r>
-      <w:r>
-        <w:rPr>
-          <w:b/>
-          <w:bCs/>
-        </w:rPr>
-        <w:t xml:space="preserve">Status:</w:t>
-      </w:r>
-      <w:r>
-        <w:t xml:space="preserve"> </w:t>
-      </w:r>
-      <w:r>
-        <w:t xml:space="preserve">Implemented (→ Fixed.md)</w:t>
-      </w:r>
-    </w:p>
-    <w:p>
-      <w:pPr>
-        <w:pStyle w:val="BodyText"/>
-      </w:pPr>
-      <w:r>
-        <w:t xml:space="preserve">Previously, pressing Enter without typing a session name at the interactive tmx wizard always dropped the operator into a plain shell with no other option. Now, if any sessions already exist, the operator sees a numbered list of them plus a 'None' option, and can pick a number to join that session directly (still prompted for its password exactly once if it is protected) instead of having to remember and retype its exact name. Choosing None, or pressing Enter again, behaves exactly as before (a plain shell). Implemented in scripts/tmx-shell-init.sh.template. Acceptance: test 79 passes, covering picking a plain session, picking a password-protected one, and choosing None.</w:t>
-      </w:r>
-    </w:p>
-    <w:bookmarkEnd w:id="25"/>
-    <w:bookmarkStart w:id="26" w:name="X36d88e4c3332fc0307cd4f23280fca553cf55e2"/>
-    <w:p>
-      <w:pPr>
-        <w:pStyle w:val="Heading3"/>
-      </w:pPr>
-      <w:r>
-        <w:t xml:space="preserve">G5 SANITIZE-NAME-001 — session names containing spaces or special characters are normalized to safe names</w:t>
-      </w:r>
-    </w:p>
-    <w:p>
-      <w:pPr>
-        <w:pStyle w:val="FirstParagraph"/>
-      </w:pPr>
-      <w:r>
-        <w:rPr>
-          <w:b/>
-          <w:bCs/>
-        </w:rPr>
-        <w:t xml:space="preserve">TMX-ID:</w:t>
-      </w:r>
-      <w:r>
-        <w:t xml:space="preserve"> </w:t>
-      </w:r>
-      <w:r>
-        <w:t xml:space="preserve">TMX-078</w:t>
-      </w:r>
-      <w:r>
-        <w:t xml:space="preserve"> </w:t>
-      </w:r>
-      <w:r>
-        <w:rPr>
-          <w:b/>
-          <w:bCs/>
-        </w:rPr>
-        <w:t xml:space="preserve">Type:</w:t>
-      </w:r>
-      <w:r>
-        <w:t xml:space="preserve"> </w:t>
-      </w:r>
-      <w:r>
-        <w:t xml:space="preserve">Feature</w:t>
-      </w:r>
-      <w:r>
-        <w:t xml:space="preserve"> </w:t>
-      </w:r>
-      <w:r>
-        <w:rPr>
-          <w:b/>
-          <w:bCs/>
-        </w:rPr>
-        <w:t xml:space="preserve">Status:</w:t>
-      </w:r>
-      <w:r>
-        <w:t xml:space="preserve"> </w:t>
-      </w:r>
-      <w:r>
-        <w:t xml:space="preserve">Implemented (→ Fixed.md)</w:t>
-      </w:r>
-    </w:p>
-    <w:p>
-      <w:pPr>
-        <w:pStyle w:val="BodyText"/>
-      </w:pPr>
-      <w:r>
-        <w:t xml:space="preserve">When the operator types or passes a session name containing spaces, tabs, or other special characters, tmx now normalizes it instead of rejecting it: leading/trailing whitespace is removed, internal whitespace runs are collapsed to a single</w:t>
-      </w:r>
-      <w:r>
-        <w:t xml:space="preserve"> </w:t>
-      </w:r>
-      <w:r>
-        <w:rPr>
-          <w:rStyle w:val="VerbatimChar"/>
-        </w:rPr>
-        <w:t xml:space="preserve">-</w:t>
-      </w:r>
-      <w:r>
-        <w:t xml:space="preserve">, and any remaining characters outside the session-name safe set are stripped. This applies both to</w:t>
-      </w:r>
-      <w:r>
-        <w:t xml:space="preserve"> </w:t>
-      </w:r>
-      <w:r>
-        <w:rPr>
-          <w:rStyle w:val="VerbatimChar"/>
-        </w:rPr>
-        <w:t xml:space="preserve">tmx new -s NAME</w:t>
-      </w:r>
-      <w:r>
-        <w:t xml:space="preserve"> </w:t>
-      </w:r>
-      <w:r>
-        <w:t xml:space="preserve">(via</w:t>
-      </w:r>
-      <w:r>
-        <w:t xml:space="preserve"> </w:t>
-      </w:r>
-      <w:r>
-        <w:rPr>
-          <w:rStyle w:val="VerbatimChar"/>
-        </w:rPr>
-        <w:t xml:space="preserve">scripts/tmx.template</w:t>
-      </w:r>
-      <w:r>
-        <w:t xml:space="preserve">) and to the interactive wizard prompt (via</w:t>
-      </w:r>
-      <w:r>
-        <w:t xml:space="preserve"> </w:t>
-      </w:r>
-      <w:r>
-        <w:rPr>
-          <w:rStyle w:val="VerbatimChar"/>
-        </w:rPr>
-        <w:t xml:space="preserve">scripts/tmx-shell-init.sh.template</w:t>
-      </w:r>
-      <w:r>
-        <w:t xml:space="preserve">), so names like</w:t>
-      </w:r>
-      <w:r>
-        <w:t xml:space="preserve"> </w:t>
-      </w:r>
-      <w:r>
-        <w:rPr>
-          <w:rStyle w:val="VerbatimChar"/>
-        </w:rPr>
-        <w:t xml:space="preserve">"hello world"</w:t>
-      </w:r>
-      <w:r>
-        <w:t xml:space="preserve"> </w:t>
-      </w:r>
-      <w:r>
-        <w:t xml:space="preserve">become</w:t>
-      </w:r>
-      <w:r>
-        <w:t xml:space="preserve"> </w:t>
-      </w:r>
-      <w:r>
-        <w:rPr>
-          <w:rStyle w:val="VerbatimChar"/>
-        </w:rPr>
-        <w:t xml:space="preserve">hello-world</w:t>
-      </w:r>
-      <w:r>
-        <w:t xml:space="preserve">. The wizard prompt preserves inline colour syntax (</w:t>
-      </w:r>
-      <w:r>
-        <w:rPr>
-          <w:rStyle w:val="VerbatimChar"/>
-        </w:rPr>
-        <w:t xml:space="preserve">name:red</w:t>
-      </w:r>
-      <w:r>
-        <w:t xml:space="preserve">,</w:t>
-      </w:r>
-      <w:r>
-        <w:t xml:space="preserve"> </w:t>
-      </w:r>
-      <w:r>
-        <w:rPr>
-          <w:rStyle w:val="VerbatimChar"/>
-        </w:rPr>
-        <w:t xml:space="preserve">name:#hex</w:t>
-      </w:r>
-      <w:r>
-        <w:t xml:space="preserve">) by splitting at the first</w:t>
+        <w:rPr>
+          <w:b/>
+          <w:bCs/>
+        </w:rPr>
+        <w:t xml:space="preserve">Last reviewed:</w:t>
+      </w:r>
+      <w:r>
+        <w:t xml:space="preserve"> </w:t>
+      </w:r>
+      <w:r>
+        <w:t xml:space="preserve">2026-06-19 (v1.0.27 WIP burn-down. §11.4.138 operator-escape A51</w:t>
+      </w:r>
+      <w:r>
+        <w:t xml:space="preserve"> </w:t>
+      </w:r>
+      <w:r>
+        <w:t xml:space="preserve">[name:color prompt rejection] FIXED — shell-init + SSH-dispatcher char-set now</w:t>
+      </w:r>
+      <w:r>
+        <w:t xml:space="preserve"> </w:t>
+      </w:r>
+      <w:r>
+        <w:t xml:space="preserve">allows</w:t>
       </w:r>
       <w:r>
         <w:t xml:space="preserve"> </w:t>
@@ -3334,16 +3360,25 @@
         <w:t xml:space="preserve"> </w:t>
       </w:r>
       <w:r>
-        <w:t xml:space="preserve">before sanitizing the name and inserting the random suffix before the colour token (</w:t>
-      </w:r>
-      <w:r>
-        <w:rPr>
-          <w:rStyle w:val="VerbatimChar"/>
-        </w:rPr>
-        <w:t xml:space="preserve">home-1234:red</w:t>
-      </w:r>
-      <w:r>
-        <w:t xml:space="preserve">). Empty or whitespace-only input continues to fall through to the existing empty/default picker path. Closure: v1.0.35 / versionCode 36.</w:t>
+        <w:t xml:space="preserve">and</w:t>
+      </w:r>
+      <w:r>
+        <w:t xml:space="preserve"> </w:t>
+      </w:r>
+      <w:r>
+        <w:rPr>
+          <w:rStyle w:val="VerbatimChar"/>
+        </w:rPr>
+        <w:t xml:space="preserve">#</w:t>
+      </w:r>
+      <w:r>
+        <w:t xml:space="preserve">, max-length 64→80; test 65 operator-escape guard PASS=6/6.</w:t>
+      </w:r>
+      <w:r>
+        <w:t xml:space="preserve"> </w:t>
+      </w:r>
+      <w:r>
+        <w:t xml:space="preserve">M24/A2/D2 in parallel streams per §11.4.103.)</w:t>
       </w:r>
     </w:p>
     <w:p>
@@ -3353,14 +3388,511 @@
         </w:pict>
       </w:r>
     </w:p>
-    <w:bookmarkEnd w:id="26"/>
-    <w:bookmarkEnd w:id="27"/>
-    <w:bookmarkStart w:id="30" w:name="X8a3986cc7f2a7ebeca70f46a317d8dbde5e067a"/>
+    <w:bookmarkStart w:id="22" w:name="Xe31083bb0761d75e7125b868426f17a6f4d6047"/>
+    <w:p>
+      <w:pPr>
+        <w:pStyle w:val="Heading3"/>
+      </w:pPr>
+      <w:r>
+        <w:t xml:space="preserve">M24-ESCAPE-001 — meta-test M24 (hostname 4-surface color) escapes: test 26 misses a 3-set-line removal</w:t>
+      </w:r>
+    </w:p>
+    <w:p>
+      <w:pPr>
+        <w:pStyle w:val="FirstParagraph"/>
+      </w:pPr>
+      <w:r>
+        <w:rPr>
+          <w:b/>
+          <w:bCs/>
+        </w:rPr>
+        <w:t xml:space="preserve">Status:</w:t>
+      </w:r>
+      <w:r>
+        <w:t xml:space="preserve"> </w:t>
+      </w:r>
+      <w:r>
+        <w:t xml:space="preserve">Fixed (→ Fixed.md)</w:t>
+      </w:r>
+      <w:r>
+        <w:t xml:space="preserve"> </w:t>
+      </w:r>
+      <w:r>
+        <w:rPr>
+          <w:b/>
+          <w:bCs/>
+        </w:rPr>
+        <w:t xml:space="preserve">Type:</w:t>
+      </w:r>
+      <w:r>
+        <w:t xml:space="preserve"> </w:t>
+      </w:r>
+      <w:r>
+        <w:t xml:space="preserve">Bug</w:t>
+      </w:r>
+      <w:r>
+        <w:t xml:space="preserve"> </w:t>
+      </w:r>
+      <w:r>
+        <w:rPr>
+          <w:b/>
+          <w:bCs/>
+        </w:rPr>
+        <w:t xml:space="preserve">Severity:</w:t>
+      </w:r>
+      <w:r>
+        <w:t xml:space="preserve"> </w:t>
+      </w:r>
+      <w:r>
+        <w:t xml:space="preserve">Minor (test-coverage gap, no user-facing break — closed v1.0.27:</w:t>
+      </w:r>
+      <w:r>
+        <w:t xml:space="preserve"> </w:t>
+      </w:r>
+      <w:r>
+        <w:rPr>
+          <w:rStyle w:val="VerbatimChar"/>
+        </w:rPr>
+        <w:t xml:space="preserve">count=1</w:t>
+      </w:r>
+      <w:r>
+        <w:t xml:space="preserve"> </w:t>
+      </w:r>
+      <w:r>
+        <w:t xml:space="preserve">removed from M24 regex → strips from BOTH</w:t>
+      </w:r>
+      <w:r>
+        <w:t xml:space="preserve"> </w:t>
+      </w:r>
+      <w:r>
+        <w:rPr>
+          <w:rStyle w:val="VerbatimChar"/>
+        </w:rPr>
+        <w:t xml:space="preserve">_apply_color</w:t>
+      </w:r>
+      <w:r>
+        <w:t xml:space="preserve"> </w:t>
+      </w:r>
+      <w:r>
+        <w:t xml:space="preserve">and</w:t>
+      </w:r>
+      <w:r>
+        <w:t xml:space="preserve"> </w:t>
+      </w:r>
+      <w:r>
+        <w:rPr>
+          <w:rStyle w:val="VerbatimChar"/>
+        </w:rPr>
+        <w:t xml:space="preserve">_apply_host_color</w:t>
+      </w:r>
+      <w:r>
+        <w:t xml:space="preserve">, test 26 now FAILs on the mutation → CAUGHT)</w:t>
+      </w:r>
+      <w:r>
+        <w:t xml:space="preserve"> </w:t>
+      </w:r>
+      <w:r>
+        <w:rPr>
+          <w:b/>
+          <w:bCs/>
+        </w:rPr>
+        <w:t xml:space="preserve">Closure:</w:t>
+      </w:r>
+      <w:r>
+        <w:t xml:space="preserve"> </w:t>
+      </w:r>
+      <w:r>
+        <w:t xml:space="preserve">meta-test 37 CAUGHT / 0 ESCAPED (was 34 CAUGHT / 3 ESCAPED pre-fix)</w:t>
+      </w:r>
+    </w:p>
+    <w:p>
+      <w:pPr>
+        <w:pStyle w:val="BodyText"/>
+      </w:pPr>
+      <w:r>
+        <w:rPr>
+          <w:b/>
+          <w:bCs/>
+        </w:rPr>
+        <w:t xml:space="preserve">What:</w:t>
+      </w:r>
+      <w:r>
+        <w:t xml:space="preserve"> </w:t>
+      </w:r>
+      <w:r>
+        <w:t xml:space="preserve">The §1.1 paired-mutation</w:t>
+      </w:r>
+      <w:r>
+        <w:t xml:space="preserve"> </w:t>
+      </w:r>
+      <w:r>
+        <w:rPr>
+          <w:rStyle w:val="VerbatimChar"/>
+        </w:rPr>
+        <w:t xml:space="preserve">M24</w:t>
+      </w:r>
+      <w:r>
+        <w:t xml:space="preserve"> </w:t>
+      </w:r>
+      <w:r>
+        <w:t xml:space="preserve">in</w:t>
+      </w:r>
+      <w:r>
+        <w:t xml:space="preserve"> </w:t>
+      </w:r>
+      <w:r>
+        <w:rPr>
+          <w:rStyle w:val="VerbatimChar"/>
+        </w:rPr>
+        <w:t xml:space="preserve">scripts/tests/meta_test_false_positive_proof.sh</w:t>
+      </w:r>
+      <w:r>
+        <w:t xml:space="preserve"> </w:t>
+      </w:r>
+      <w:r>
+        <w:t xml:space="preserve">removes three of the four</w:t>
+      </w:r>
+      <w:r>
+        <w:t xml:space="preserve"> </w:t>
+      </w:r>
+      <w:r>
+        <w:rPr>
+          <w:rStyle w:val="VerbatimChar"/>
+        </w:rPr>
+        <w:t xml:space="preserve">tmux set -g …</w:t>
+      </w:r>
+      <w:r>
+        <w:t xml:space="preserve"> </w:t>
+      </w:r>
+      <w:r>
+        <w:t xml:space="preserve">lines in</w:t>
+      </w:r>
+      <w:r>
+        <w:t xml:space="preserve"> </w:t>
+      </w:r>
+      <w:r>
+        <w:rPr>
+          <w:rStyle w:val="VerbatimChar"/>
+        </w:rPr>
+        <w:t xml:space="preserve">_apply_host_color()</w:t>
+      </w:r>
+      <w:r>
+        <w:t xml:space="preserve"> </w:t>
+      </w:r>
+      <w:r>
+        <w:t xml:space="preserve">and expects test 26 to FAIL. The harness reports</w:t>
+      </w:r>
+      <w:r>
+        <w:t xml:space="preserve"> </w:t>
+      </w:r>
+      <w:r>
+        <w:rPr>
+          <w:rStyle w:val="VerbatimChar"/>
+        </w:rPr>
+        <w:t xml:space="preserve">MUTATION ESCAPED</w:t>
+      </w:r>
+      <w:r>
+        <w:t xml:space="preserve"> </w:t>
+      </w:r>
+      <w:r>
+        <w:t xml:space="preserve">— test 26 does not FAIL, because it asserts only a subset of the four surfaces, so removing the un-asserted set-lines leaves the test green.</w:t>
+      </w:r>
+    </w:p>
+    <w:p>
+      <w:pPr>
+        <w:pStyle w:val="BodyText"/>
+      </w:pPr>
+      <w:r>
+        <w:rPr>
+          <w:b/>
+          <w:bCs/>
+        </w:rPr>
+        <w:t xml:space="preserve">Evidence:</w:t>
+      </w:r>
+      <w:r>
+        <w:t xml:space="preserve"> </w:t>
+      </w:r>
+      <w:r>
+        <w:rPr>
+          <w:rStyle w:val="VerbatimChar"/>
+        </w:rPr>
+        <w:t xml:space="preserve">bash scripts/tests/meta_test_false_positive_proof.sh 2&gt;&amp;1 | grep M24</w:t>
+      </w:r>
+      <w:r>
+        <w:t xml:space="preserve"> </w:t>
+      </w:r>
+      <w:r>
+        <w:t xml:space="preserve">→</w:t>
+      </w:r>
+      <w:r>
+        <w:t xml:space="preserve"> </w:t>
+      </w:r>
+      <w:r>
+        <w:rPr>
+          <w:rStyle w:val="VerbatimChar"/>
+        </w:rPr>
+        <w:t xml:space="preserve">FAIL: M24: MUTATION ESCAPED — test 26 did not FAIL with the three set-lines removed</w:t>
+      </w:r>
+      <w:r>
+        <w:t xml:space="preserve">. Confirmed pre-existing (M24 added in commit</w:t>
+      </w:r>
+      <w:r>
+        <w:t xml:space="preserve"> </w:t>
+      </w:r>
+      <w:r>
+        <w:rPr>
+          <w:rStyle w:val="VerbatimChar"/>
+        </w:rPr>
+        <w:t xml:space="preserve">f151d13</w:t>
+      </w:r>
+      <w:r>
+        <w:t xml:space="preserve">, v1.0.9 — before the per-session-color feature). Surfaced 2026-06-19 during the per-session-color M25/M26 verification run.</w:t>
+      </w:r>
+    </w:p>
+    <w:p>
+      <w:pPr>
+        <w:pStyle w:val="BodyText"/>
+      </w:pPr>
+      <w:r>
+        <w:rPr>
+          <w:b/>
+          <w:bCs/>
+        </w:rPr>
+        <w:t xml:space="preserve">Fix direction:</w:t>
+      </w:r>
+      <w:r>
+        <w:t xml:space="preserve"> </w:t>
+      </w:r>
+      <w:r>
+        <w:t xml:space="preserve">strengthen test 26 to assert ALL FOUR surfaces (</w:t>
+      </w:r>
+      <w:r>
+        <w:rPr>
+          <w:rStyle w:val="VerbatimChar"/>
+        </w:rPr>
+        <w:t xml:space="preserve">status-style</w:t>
+      </w:r>
+      <w:r>
+        <w:t xml:space="preserve">,</w:t>
+      </w:r>
+      <w:r>
+        <w:t xml:space="preserve"> </w:t>
+      </w:r>
+      <w:r>
+        <w:rPr>
+          <w:rStyle w:val="VerbatimChar"/>
+        </w:rPr>
+        <w:t xml:space="preserve">pane-active-border-style</w:t>
+      </w:r>
+      <w:r>
+        <w:t xml:space="preserve">,</w:t>
+      </w:r>
+      <w:r>
+        <w:t xml:space="preserve"> </w:t>
+      </w:r>
+      <w:r>
+        <w:rPr>
+          <w:rStyle w:val="VerbatimChar"/>
+        </w:rPr>
+        <w:t xml:space="preserve">clock-mode-colour</w:t>
+      </w:r>
+      <w:r>
+        <w:t xml:space="preserve">,</w:t>
+      </w:r>
+      <w:r>
+        <w:t xml:space="preserve"> </w:t>
+      </w:r>
+      <w:r>
+        <w:rPr>
+          <w:rStyle w:val="VerbatimChar"/>
+        </w:rPr>
+        <w:t xml:space="preserve">window-status-current-style</w:t>
+      </w:r>
+      <w:r>
+        <w:t xml:space="preserve">) so the M24 mutation (removing any 3) reliably FAILs it — mirroring the all-4-surfaces assertion already proven in test 63 T3 for the per-session path. (This also closes the symmetry gap: the per-session path has a 4-surface guard; the hostname path should too.)</w:t>
+      </w:r>
+    </w:p>
+    <w:p>
+      <w:pPr>
+        <w:pStyle w:val="BodyText"/>
+      </w:pPr>
+      <w:r>
+        <w:rPr>
+          <w:b/>
+          <w:bCs/>
+        </w:rPr>
+        <w:t xml:space="preserve">Out of scope:</w:t>
+      </w:r>
+      <w:r>
+        <w:t xml:space="preserve"> </w:t>
+      </w:r>
+      <w:r>
+        <w:t xml:space="preserve">the per-session-color feature (TMX-051). Tracked separately so the color release is not blocked by an unrelated pre-existing test-gap.</w:t>
+      </w:r>
+    </w:p>
+    <w:p>
+      <w:r>
+        <w:pict>
+          <v:rect style="width:0;height:1.5pt" o:hralign="center" o:hrstd="t" o:hr="t"/>
+        </w:pict>
+      </w:r>
+    </w:p>
+    <w:bookmarkEnd w:id="22"/>
+    <w:bookmarkEnd w:id="23"/>
+    <w:bookmarkStart w:id="24" w:name="X21004db0bb76d472427ca54c339998fa22148c1"/>
     <w:p>
       <w:pPr>
         <w:pStyle w:val="Heading2"/>
       </w:pPr>
       <w:r>
+        <w:t xml:space="preserve">G. Interactive wizard + session-password redesign (2026-07-05)</w:t>
+      </w:r>
+    </w:p>
+    <w:p>
+      <w:pPr>
+        <w:pStyle w:val="FirstParagraph"/>
+      </w:pPr>
+      <w:r>
+        <w:t xml:space="preserve">New OPEN work from the 14-task wizard + session-password redesign plan</w:t>
+      </w:r>
+      <w:r>
+        <w:t xml:space="preserve"> </w:t>
+      </w:r>
+      <w:r>
+        <w:t xml:space="preserve">(</w:t>
+      </w:r>
+      <w:r>
+        <w:rPr>
+          <w:rStyle w:val="VerbatimChar"/>
+        </w:rPr>
+        <w:t xml:space="preserve">docs/superpowers/plans/2026-07-05-tmx-wizard-password-redesign.md</w:t>
+      </w:r>
+      <w:r>
+        <w:t xml:space="preserve">; spec</w:t>
+      </w:r>
+      <w:r>
+        <w:t xml:space="preserve"> </w:t>
+      </w:r>
+      <w:r>
+        <w:rPr>
+          <w:rStyle w:val="VerbatimChar"/>
+        </w:rPr>
+        <w:t xml:space="preserve">docs/superpowers/specs/2026-07-05-tmx-wizard-password-redesign-design.md</w:t>
+      </w:r>
+      <w:r>
+        <w:t xml:space="preserve">).</w:t>
+      </w:r>
+      <w:r>
+        <w:t xml:space="preserve"> </w:t>
+      </w:r>
+      <w:r>
+        <w:t xml:space="preserve">Code lands across sibling tasks of that plan; these four entries track the</w:t>
+      </w:r>
+      <w:r>
+        <w:t xml:space="preserve"> </w:t>
+      </w:r>
+      <w:r>
+        <w:t xml:space="preserve">four user-visible requirements from the operator mandate (random-suffix</w:t>
+      </w:r>
+      <w:r>
+        <w:t xml:space="preserve"> </w:t>
+      </w:r>
+      <w:r>
+        <w:t xml:space="preserve">create, masked password input, single-prompt reopen, existing-session</w:t>
+      </w:r>
+      <w:r>
+        <w:t xml:space="preserve"> </w:t>
+      </w:r>
+      <w:r>
+        <w:t xml:space="preserve">picker).</w:t>
+      </w:r>
+    </w:p>
+    <w:p>
+      <w:pPr>
+        <w:pStyle w:val="BodyText"/>
+      </w:pPr>
+      <w:r>
+        <w:rPr>
+          <w:b/>
+          <w:bCs/>
+        </w:rPr>
+        <w:t xml:space="preserve">Section closed 2026-09-01.</w:t>
+      </w:r>
+      <w:r>
+        <w:t xml:space="preserve"> </w:t>
+      </w:r>
+      <w:r>
+        <w:t xml:space="preserve">All five entries have landed and now live in</w:t>
+      </w:r>
+      <w:r>
+        <w:t xml:space="preserve"> </w:t>
+      </w:r>
+      <w:r>
+        <w:rPr>
+          <w:rStyle w:val="VerbatimChar"/>
+        </w:rPr>
+        <w:t xml:space="preserve">Fixed.md</w:t>
+      </w:r>
+      <w:r>
+        <w:t xml:space="preserve">: G1/TMX-072, G2/TMX-073, G3/TMX-074, G4/TMX-075 (the four listed</w:t>
+      </w:r>
+      <w:r>
+        <w:t xml:space="preserve"> </w:t>
+      </w:r>
+      <w:r>
+        <w:t xml:space="preserve">above) and the session-name sanitization work as §A55/TMX-078. Their blocks</w:t>
+      </w:r>
+      <w:r>
+        <w:t xml:space="preserve"> </w:t>
+      </w:r>
+      <w:r>
+        <w:t xml:space="preserve">were duplicated here while they were also in</w:t>
+      </w:r>
+      <w:r>
+        <w:t xml:space="preserve"> </w:t>
+      </w:r>
+      <w:r>
+        <w:rPr>
+          <w:rStyle w:val="VerbatimChar"/>
+        </w:rPr>
+        <w:t xml:space="preserve">Fixed.md</w:t>
+      </w:r>
+      <w:r>
+        <w:t xml:space="preserve">; the duplicates were</w:t>
+      </w:r>
+      <w:r>
+        <w:t xml:space="preserve"> </w:t>
+      </w:r>
+      <w:r>
+        <w:t xml:space="preserve">retired on operator decision so each item has exactly one block. The heading</w:t>
+      </w:r>
+      <w:r>
+        <w:t xml:space="preserve"> </w:t>
+      </w:r>
+      <w:r>
+        <w:t xml:space="preserve">is kept for the historical context above — it is deliberately empty of items,</w:t>
+      </w:r>
+      <w:r>
+        <w:t xml:space="preserve"> </w:t>
+      </w:r>
+      <w:r>
+        <w:t xml:space="preserve">not missing them.</w:t>
+      </w:r>
+    </w:p>
+    <w:p>
+      <w:r>
+        <w:pict>
+          <v:rect style="width:0;height:1.5pt" o:hralign="center" o:hrstd="t" o:hr="t"/>
+        </w:pict>
+      </w:r>
+    </w:p>
+    <w:bookmarkEnd w:id="24"/>
+    <w:bookmarkStart w:id="27" w:name="X8a3986cc7f2a7ebeca70f46a317d8dbde5e067a"/>
+    <w:p>
+      <w:pPr>
+        <w:pStyle w:val="Heading2"/>
+      </w:pPr>
+      <w:r>
         <w:t xml:space="preserve">H. Pre-existing timing issues surfaced during the 2026-08-10 no-limits-by-default cycle</w:t>
       </w:r>
     </w:p>
@@ -3402,7 +3934,7 @@
         <w:t xml:space="preserve">TMX-079's own fix + tests are unaffected. Tracked here so they are not lost.</w:t>
       </w:r>
     </w:p>
-    <w:bookmarkStart w:id="28" w:name="X08ace722e9fdd86c8366413b3bc2558cb385a13"/>
+    <w:bookmarkStart w:id="25" w:name="X08ace722e9fdd86c8366413b3bc2558cb385a13"/>
     <w:p>
       <w:pPr>
         <w:pStyle w:val="Heading3"/>
@@ -4467,8 +4999,8 @@
         <w:t xml:space="preserve">-based pane-state resolution), manifesting there as a CPU-throttle settle-window timeout rather than a stale-path read. See §H2 for the shared-cause hypothesis and the recommended confirming experiment.</w:t>
       </w:r>
     </w:p>
-    <w:bookmarkEnd w:id="28"/>
-    <w:bookmarkStart w:id="29" w:name="X83a5cde92d776ef622624e70dce97efdc2c6801"/>
+    <w:bookmarkEnd w:id="25"/>
+    <w:bookmarkStart w:id="26" w:name="X83a5cde92d776ef622624e70dce97efdc2c6801"/>
     <w:p>
       <w:pPr>
         <w:pStyle w:val="Heading3"/>
@@ -5178,459 +5710,459 @@
         </w:pict>
       </w:r>
     </w:p>
+    <w:bookmarkEnd w:id="26"/>
+    <w:bookmarkEnd w:id="27"/>
+    <w:bookmarkStart w:id="29" w:name="X966a375fa82ea8147a2285eccfb24cb2d6f99c8"/>
+    <w:p>
+      <w:pPr>
+        <w:pStyle w:val="Heading2"/>
+      </w:pPr>
+      <w:r>
+        <w:t xml:space="preserve">I. Live copy-mode wheel binding (2026-09-01)</w:t>
+      </w:r>
+    </w:p>
+    <w:p>
+      <w:pPr>
+        <w:pStyle w:val="FirstParagraph"/>
+      </w:pPr>
+      <w:r>
+        <w:t xml:space="preserve">Surfaced during the v1.0.44 verification work. Tracked here because it is a real, currently-failing check that was not previously recorded anywhere — leaving it only in a test log would be a §11.4.238 coverage escape at the tracking layer.</w:t>
+      </w:r>
+    </w:p>
+    <w:bookmarkStart w:id="28" w:name="X94e6d1b9ed0bdbeaf21eddeac524565e0315f42"/>
+    <w:p>
+      <w:pPr>
+        <w:pStyle w:val="Heading3"/>
+      </w:pPr>
+      <w:r>
+        <w:t xml:space="preserve">I1 WHEEL-COPY-MODE-OVERRIDE-001 — test 17 sub-check T3: the LIVE</w:t>
+      </w:r>
+      <w:r>
+        <w:t xml:space="preserve"> </w:t>
+      </w:r>
+      <w:r>
+        <w:rPr>
+          <w:rStyle w:val="VerbatimChar"/>
+        </w:rPr>
+        <w:t xml:space="preserve">WheelUpPane</w:t>
+      </w:r>
+      <w:r>
+        <w:t xml:space="preserve"> </w:t>
+      </w:r>
+      <w:r>
+        <w:t xml:space="preserve">binding is not the copy-mode override</w:t>
+      </w:r>
+    </w:p>
+    <w:p>
+      <w:pPr>
+        <w:pStyle w:val="FirstParagraph"/>
+      </w:pPr>
+      <w:r>
+        <w:rPr>
+          <w:b/>
+          <w:bCs/>
+        </w:rPr>
+        <w:t xml:space="preserve">TMX-ID:</w:t>
+      </w:r>
+      <w:r>
+        <w:t xml:space="preserve"> </w:t>
+      </w:r>
+      <w:r>
+        <w:t xml:space="preserve">TMX-090</w:t>
+      </w:r>
+      <w:r>
+        <w:t xml:space="preserve"> </w:t>
+      </w:r>
+      <w:r>
+        <w:rPr>
+          <w:b/>
+          <w:bCs/>
+        </w:rPr>
+        <w:t xml:space="preserve">Type:</w:t>
+      </w:r>
+      <w:r>
+        <w:t xml:space="preserve"> </w:t>
+      </w:r>
+      <w:r>
+        <w:t xml:space="preserve">Bug</w:t>
+      </w:r>
+      <w:r>
+        <w:t xml:space="preserve"> </w:t>
+      </w:r>
+      <w:r>
+        <w:rPr>
+          <w:b/>
+          <w:bCs/>
+        </w:rPr>
+        <w:t xml:space="preserve">Status:</w:t>
+      </w:r>
+      <w:r>
+        <w:t xml:space="preserve"> </w:t>
+      </w:r>
+      <w:r>
+        <w:t xml:space="preserve">In progress</w:t>
+      </w:r>
+    </w:p>
+    <w:p>
+      <w:pPr>
+        <w:pStyle w:val="BodyText"/>
+      </w:pPr>
+      <w:r>
+        <w:rPr>
+          <w:b/>
+          <w:bCs/>
+        </w:rPr>
+        <w:t xml:space="preserve">What:</w:t>
+      </w:r>
+      <w:r>
+        <w:t xml:space="preserve"> </w:t>
+      </w:r>
+      <w:r>
+        <w:rPr>
+          <w:rStyle w:val="VerbatimChar"/>
+        </w:rPr>
+        <w:t xml:space="preserve">scripts/tests/17_scrollback_copy_mode.sh</w:t>
+      </w:r>
+      <w:r>
+        <w:t xml:space="preserve"> </w:t>
+      </w:r>
+      <w:r>
+        <w:t xml:space="preserve">sub-check</w:t>
+      </w:r>
+      <w:r>
+        <w:t xml:space="preserve"> </w:t>
+      </w:r>
+      <w:r>
+        <w:rPr>
+          <w:b/>
+          <w:bCs/>
+        </w:rPr>
+        <w:t xml:space="preserve">T3</w:t>
+      </w:r>
+      <w:r>
+        <w:t xml:space="preserve"> </w:t>
+      </w:r>
+      <w:r>
+        <w:t xml:space="preserve">reads the binding actually installed on the LIVE tmux server —</w:t>
+      </w:r>
+    </w:p>
+    <w:p>
+      <w:pPr>
+        <w:pStyle w:val="SourceCode"/>
+      </w:pPr>
+      <w:r>
+        <w:rPr>
+          <w:rStyle w:val="VerbatimChar"/>
+        </w:rPr>
+        <w:t xml:space="preserve">tmux -L "$S_SOCK" list-keys -T root WheelUpPane</w:t>
+      </w:r>
+    </w:p>
+    <w:p>
+      <w:pPr>
+        <w:pStyle w:val="FirstParagraph"/>
+      </w:pPr>
+      <w:r>
+        <w:t xml:space="preserve">— and requires the returned binding text to mention BOTH</w:t>
+      </w:r>
+      <w:r>
+        <w:t xml:space="preserve"> </w:t>
+      </w:r>
+      <w:r>
+        <w:rPr>
+          <w:rStyle w:val="VerbatimChar"/>
+        </w:rPr>
+        <w:t xml:space="preserve">copy-mode</w:t>
+      </w:r>
+      <w:r>
+        <w:t xml:space="preserve"> </w:t>
+      </w:r>
+      <w:r>
+        <w:t xml:space="preserve">and</w:t>
+      </w:r>
+      <w:r>
+        <w:t xml:space="preserve"> </w:t>
+      </w:r>
+      <w:r>
+        <w:rPr>
+          <w:rStyle w:val="VerbatimChar"/>
+        </w:rPr>
+        <w:t xml:space="preserve">scroll-up</w:t>
+      </w:r>
+      <w:r>
+        <w:t xml:space="preserve">. The project's</w:t>
+      </w:r>
+      <w:r>
+        <w:t xml:space="preserve"> </w:t>
+      </w:r>
+      <w:r>
+        <w:rPr>
+          <w:rStyle w:val="VerbatimChar"/>
+        </w:rPr>
+        <w:t xml:space="preserve">tmux.conf.template</w:t>
+      </w:r>
+      <w:r>
+        <w:t xml:space="preserve"> </w:t>
+      </w:r>
+      <w:r>
+        <w:t xml:space="preserve">deliberately OVERRIDES tmux's default</w:t>
+      </w:r>
+      <w:r>
+        <w:t xml:space="preserve"> </w:t>
+      </w:r>
+      <w:r>
+        <w:rPr>
+          <w:rStyle w:val="VerbatimChar"/>
+        </w:rPr>
+        <w:t xml:space="preserve">WheelUpPane</w:t>
+      </w:r>
+      <w:r>
+        <w:t xml:space="preserve"> </w:t>
+      </w:r>
+      <w:r>
+        <w:t xml:space="preserve">binding: the tmux default consults</w:t>
+      </w:r>
+      <w:r>
+        <w:t xml:space="preserve"> </w:t>
+      </w:r>
+      <w:r>
+        <w:rPr>
+          <w:rStyle w:val="VerbatimChar"/>
+        </w:rPr>
+        <w:t xml:space="preserve">#{mouse_any_flag}</w:t>
+      </w:r>
+      <w:r>
+        <w:t xml:space="preserve"> </w:t>
+      </w:r>
+      <w:r>
+        <w:t xml:space="preserve">and FORWARDS the wheel event to the running application, whereas the override enters copy-mode unconditionally so scrollback works even under mouse-tracking. T3 exists to prove the override is live on the server, not merely present in the config file.</w:t>
+      </w:r>
+    </w:p>
+    <w:p>
+      <w:pPr>
+        <w:pStyle w:val="BodyText"/>
+      </w:pPr>
+      <w:r>
+        <w:rPr>
+          <w:b/>
+          <w:bCs/>
+        </w:rPr>
+        <w:t xml:space="preserve">Observed (current):</w:t>
+      </w:r>
+    </w:p>
+    <w:p>
+      <w:pPr>
+        <w:pStyle w:val="SourceCode"/>
+      </w:pPr>
+      <w:r>
+        <w:rPr>
+          <w:rStyle w:val="VerbatimChar"/>
+        </w:rPr>
+        <w:t xml:space="preserve">FAIL: T3: live WheelUpPane binding is not the copy-mode override</w:t>
+      </w:r>
+    </w:p>
+    <w:p>
+      <w:pPr>
+        <w:pStyle w:val="FirstParagraph"/>
+      </w:pPr>
+      <w:r>
+        <w:rPr>
+          <w:b/>
+          <w:bCs/>
+        </w:rPr>
+        <w:t xml:space="preserve">Status of the investigation:</w:t>
+      </w:r>
+      <w:r>
+        <w:t xml:space="preserve"> </w:t>
+      </w:r>
+      <w:r>
+        <w:t xml:space="preserve">an investigation is IN FLIGHT.</w:t>
+      </w:r>
+      <w:r>
+        <w:t xml:space="preserve"> </w:t>
+      </w:r>
+      <w:r>
+        <w:rPr>
+          <w:b/>
+          <w:bCs/>
+        </w:rPr>
+        <w:t xml:space="preserve">The cause is NOT established.</w:t>
+      </w:r>
+      <w:r>
+        <w:t xml:space="preserve"> </w:t>
+      </w:r>
+      <w:r>
+        <w:t xml:space="preserve">No hypothesis is recorded here, because none has been confirmed against captured evidence — per §11.4.6 a cause may be stated only as a proven FACT or explicitly marked</w:t>
+      </w:r>
+      <w:r>
+        <w:t xml:space="preserve"> </w:t>
+      </w:r>
+      <w:r>
+        <w:rPr>
+          <w:rStyle w:val="VerbatimChar"/>
+        </w:rPr>
+        <w:t xml:space="preserve">UNCONFIRMED:</w:t>
+      </w:r>
+      <w:r>
+        <w:t xml:space="preserve"> </w:t>
+      </w:r>
+      <w:r>
+        <w:t xml:space="preserve">/</w:t>
+      </w:r>
+      <w:r>
+        <w:t xml:space="preserve"> </w:t>
+      </w:r>
+      <w:r>
+        <w:rPr>
+          <w:rStyle w:val="VerbatimChar"/>
+        </w:rPr>
+        <w:t xml:space="preserve">PENDING_FORENSICS:</w:t>
+      </w:r>
+      <w:r>
+        <w:t xml:space="preserve">, and a guess dressed as a lead is exactly what that clause forbids. What is known is only what is written above: the check reads the live server's binding, and on the current tree it does not match.</w:t>
+      </w:r>
+    </w:p>
+    <w:p>
+      <w:pPr>
+        <w:pStyle w:val="BodyText"/>
+      </w:pPr>
+      <w:r>
+        <w:rPr>
+          <w:b/>
+          <w:bCs/>
+        </w:rPr>
+        <w:t xml:space="preserve">PENDING_FORENSICS:</w:t>
+      </w:r>
+      <w:r>
+        <w:t xml:space="preserve"> </w:t>
+      </w:r>
+      <w:r>
+        <w:t xml:space="preserve">the</w:t>
+      </w:r>
+      <w:r>
+        <w:t xml:space="preserve"> </w:t>
+      </w:r>
+      <w:r>
+        <w:rPr>
+          <w:rStyle w:val="VerbatimChar"/>
+        </w:rPr>
+        <w:t xml:space="preserve">observed:</w:t>
+      </w:r>
+      <w:r>
+        <w:t xml:space="preserve"> </w:t>
+      </w:r>
+      <w:r>
+        <w:t xml:space="preserve">line the test prints immediately after the FAIL (</w:t>
+      </w:r>
+      <w:r>
+        <w:rPr>
+          <w:rStyle w:val="VerbatimChar"/>
+        </w:rPr>
+        <w:t xml:space="preserve">echo "  observed: $WHEEL_BIND"</w:t>
+      </w:r>
+      <w:r>
+        <w:t xml:space="preserve">) carries the ACTUAL binding text the live server returned. That output has not been captured into this entry. Capturing it is the first concrete step — it distinguishes at least three materially different situations that the FAIL alone cannot: the override never reached the server (config not loaded / loaded from a different path), the override reached the server but in a form whose text does not contain both required tokens (a matcher-side problem in the test, i.e. potentially a §11.4.1 FAIL-bluff rather than a product defect), or the binding was subsequently replaced. Which of these holds is UNKNOWN until that output is read.</w:t>
+      </w:r>
+    </w:p>
+    <w:p>
+      <w:pPr>
+        <w:pStyle w:val="BodyText"/>
+      </w:pPr>
+      <w:r>
+        <w:rPr>
+          <w:b/>
+          <w:bCs/>
+        </w:rPr>
+        <w:t xml:space="preserve">Relationship to other items:</w:t>
+      </w:r>
+      <w:r>
+        <w:t xml:space="preserve"> </w:t>
+      </w:r>
+      <w:r>
+        <w:t xml:space="preserve">DISTINCT from TMX-080 / TMX-081 (§H1 / §H2) — those are timing/settle races around</w:t>
+      </w:r>
+      <w:r>
+        <w:t xml:space="preserve"> </w:t>
+      </w:r>
+      <w:r>
+        <w:rPr>
+          <w:rStyle w:val="VerbatimChar"/>
+        </w:rPr>
+        <w:t xml:space="preserve">#{pane_current_path}</w:t>
+      </w:r>
+      <w:r>
+        <w:t xml:space="preserve"> </w:t>
+      </w:r>
+      <w:r>
+        <w:t xml:space="preserve">and cgroup throttle windows. This one is a key-binding-presence check. No shared-cause hypothesis is asserted; whether one exists is UNCONFIRMED and would itself require evidence (§11.4.214 — this is a NEW id rather than a reopen precisely because no existing item describes this defect).</w:t>
+      </w:r>
+    </w:p>
+    <w:p>
+      <w:pPr>
+        <w:pStyle w:val="BodyText"/>
+      </w:pPr>
+      <w:r>
+        <w:rPr>
+          <w:b/>
+          <w:bCs/>
+        </w:rPr>
+        <w:t xml:space="preserve">Note on a sibling check (not asserted as the same defect):</w:t>
+      </w:r>
+      <w:r>
+        <w:t xml:space="preserve"> </w:t>
+      </w:r>
+      <w:r>
+        <w:rPr>
+          <w:rStyle w:val="VerbatimChar"/>
+        </w:rPr>
+        <w:t xml:space="preserve">scripts/tests/47_alt_screen_scroll.sh</w:t>
+      </w:r>
+      <w:r>
+        <w:t xml:space="preserve"> </w:t>
+      </w:r>
+      <w:r>
+        <w:rPr>
+          <w:b/>
+          <w:bCs/>
+        </w:rPr>
+        <w:t xml:space="preserve">T6</w:t>
+      </w:r>
+      <w:r>
+        <w:t xml:space="preserve"> </w:t>
+      </w:r>
+      <w:r>
+        <w:t xml:space="preserve">asserts a related live-</w:t>
+      </w:r>
+      <w:r>
+        <w:rPr>
+          <w:rStyle w:val="VerbatimChar"/>
+        </w:rPr>
+        <w:t xml:space="preserve">WheelUpPane</w:t>
+      </w:r>
+      <w:r>
+        <w:t xml:space="preserve">-override property. Whether T6 currently passes or fails on this tree has NOT been measured this cycle and is NOT claimed either way.</w:t>
+      </w:r>
+    </w:p>
+    <w:p>
+      <w:pPr>
+        <w:pStyle w:val="BodyText"/>
+      </w:pPr>
+      <w:r>
+        <w:rPr>
+          <w:b/>
+          <w:bCs/>
+        </w:rPr>
+        <w:t xml:space="preserve">Fix direction:</w:t>
+      </w:r>
+      <w:r>
+        <w:t xml:space="preserve"> </w:t>
+      </w:r>
+      <w:r>
+        <w:t xml:space="preserve">none proposed. Per §11.4.102 the systematic-debugging arc (reproduce → characterise → falsifiable hypothesis → fix against the PROVEN cause) must complete before any fix is written; proposing a direction now would be the guess-and-retry pattern that clause exists to prevent.</w:t>
+      </w:r>
+    </w:p>
+    <w:bookmarkEnd w:id="28"/>
     <w:bookmarkEnd w:id="29"/>
     <w:bookmarkEnd w:id="30"/>
-    <w:bookmarkStart w:id="32" w:name="X966a375fa82ea8147a2285eccfb24cb2d6f99c8"/>
-    <w:p>
-      <w:pPr>
-        <w:pStyle w:val="Heading2"/>
-      </w:pPr>
-      <w:r>
-        <w:t xml:space="preserve">I. Live copy-mode wheel binding (2026-09-01)</w:t>
-      </w:r>
-    </w:p>
-    <w:p>
-      <w:pPr>
-        <w:pStyle w:val="FirstParagraph"/>
-      </w:pPr>
-      <w:r>
-        <w:t xml:space="preserve">Surfaced during the v1.0.44 verification work. Tracked here because it is a real, currently-failing check that was not previously recorded anywhere — leaving it only in a test log would be a §11.4.238 coverage escape at the tracking layer.</w:t>
-      </w:r>
-    </w:p>
-    <w:bookmarkStart w:id="31" w:name="X94e6d1b9ed0bdbeaf21eddeac524565e0315f42"/>
-    <w:p>
-      <w:pPr>
-        <w:pStyle w:val="Heading3"/>
-      </w:pPr>
-      <w:r>
-        <w:t xml:space="preserve">I1 WHEEL-COPY-MODE-OVERRIDE-001 — test 17 sub-check T3: the LIVE</w:t>
-      </w:r>
-      <w:r>
-        <w:t xml:space="preserve"> </w:t>
-      </w:r>
-      <w:r>
-        <w:rPr>
-          <w:rStyle w:val="VerbatimChar"/>
-        </w:rPr>
-        <w:t xml:space="preserve">WheelUpPane</w:t>
-      </w:r>
-      <w:r>
-        <w:t xml:space="preserve"> </w:t>
-      </w:r>
-      <w:r>
-        <w:t xml:space="preserve">binding is not the copy-mode override</w:t>
-      </w:r>
-    </w:p>
-    <w:p>
-      <w:pPr>
-        <w:pStyle w:val="FirstParagraph"/>
-      </w:pPr>
-      <w:r>
-        <w:rPr>
-          <w:b/>
-          <w:bCs/>
-        </w:rPr>
-        <w:t xml:space="preserve">TMX-ID:</w:t>
-      </w:r>
-      <w:r>
-        <w:t xml:space="preserve"> </w:t>
-      </w:r>
-      <w:r>
-        <w:t xml:space="preserve">TMX-090</w:t>
-      </w:r>
-      <w:r>
-        <w:t xml:space="preserve"> </w:t>
-      </w:r>
-      <w:r>
-        <w:rPr>
-          <w:b/>
-          <w:bCs/>
-        </w:rPr>
-        <w:t xml:space="preserve">Type:</w:t>
-      </w:r>
-      <w:r>
-        <w:t xml:space="preserve"> </w:t>
-      </w:r>
-      <w:r>
-        <w:t xml:space="preserve">Bug</w:t>
-      </w:r>
-      <w:r>
-        <w:t xml:space="preserve"> </w:t>
-      </w:r>
-      <w:r>
-        <w:rPr>
-          <w:b/>
-          <w:bCs/>
-        </w:rPr>
-        <w:t xml:space="preserve">Status:</w:t>
-      </w:r>
-      <w:r>
-        <w:t xml:space="preserve"> </w:t>
-      </w:r>
-      <w:r>
-        <w:t xml:space="preserve">In progress</w:t>
-      </w:r>
-    </w:p>
-    <w:p>
-      <w:pPr>
-        <w:pStyle w:val="BodyText"/>
-      </w:pPr>
-      <w:r>
-        <w:rPr>
-          <w:b/>
-          <w:bCs/>
-        </w:rPr>
-        <w:t xml:space="preserve">What:</w:t>
-      </w:r>
-      <w:r>
-        <w:t xml:space="preserve"> </w:t>
-      </w:r>
-      <w:r>
-        <w:rPr>
-          <w:rStyle w:val="VerbatimChar"/>
-        </w:rPr>
-        <w:t xml:space="preserve">scripts/tests/17_scrollback_copy_mode.sh</w:t>
-      </w:r>
-      <w:r>
-        <w:t xml:space="preserve"> </w:t>
-      </w:r>
-      <w:r>
-        <w:t xml:space="preserve">sub-check</w:t>
-      </w:r>
-      <w:r>
-        <w:t xml:space="preserve"> </w:t>
-      </w:r>
-      <w:r>
-        <w:rPr>
-          <w:b/>
-          <w:bCs/>
-        </w:rPr>
-        <w:t xml:space="preserve">T3</w:t>
-      </w:r>
-      <w:r>
-        <w:t xml:space="preserve"> </w:t>
-      </w:r>
-      <w:r>
-        <w:t xml:space="preserve">reads the binding actually installed on the LIVE tmux server —</w:t>
-      </w:r>
-    </w:p>
-    <w:p>
-      <w:pPr>
-        <w:pStyle w:val="SourceCode"/>
-      </w:pPr>
-      <w:r>
-        <w:rPr>
-          <w:rStyle w:val="VerbatimChar"/>
-        </w:rPr>
-        <w:t xml:space="preserve">tmux -L "$S_SOCK" list-keys -T root WheelUpPane</w:t>
-      </w:r>
-    </w:p>
-    <w:p>
-      <w:pPr>
-        <w:pStyle w:val="FirstParagraph"/>
-      </w:pPr>
-      <w:r>
-        <w:t xml:space="preserve">— and requires the returned binding text to mention BOTH</w:t>
-      </w:r>
-      <w:r>
-        <w:t xml:space="preserve"> </w:t>
-      </w:r>
-      <w:r>
-        <w:rPr>
-          <w:rStyle w:val="VerbatimChar"/>
-        </w:rPr>
-        <w:t xml:space="preserve">copy-mode</w:t>
-      </w:r>
-      <w:r>
-        <w:t xml:space="preserve"> </w:t>
-      </w:r>
-      <w:r>
-        <w:t xml:space="preserve">and</w:t>
-      </w:r>
-      <w:r>
-        <w:t xml:space="preserve"> </w:t>
-      </w:r>
-      <w:r>
-        <w:rPr>
-          <w:rStyle w:val="VerbatimChar"/>
-        </w:rPr>
-        <w:t xml:space="preserve">scroll-up</w:t>
-      </w:r>
-      <w:r>
-        <w:t xml:space="preserve">. The project's</w:t>
-      </w:r>
-      <w:r>
-        <w:t xml:space="preserve"> </w:t>
-      </w:r>
-      <w:r>
-        <w:rPr>
-          <w:rStyle w:val="VerbatimChar"/>
-        </w:rPr>
-        <w:t xml:space="preserve">tmux.conf.template</w:t>
-      </w:r>
-      <w:r>
-        <w:t xml:space="preserve"> </w:t>
-      </w:r>
-      <w:r>
-        <w:t xml:space="preserve">deliberately OVERRIDES tmux's default</w:t>
-      </w:r>
-      <w:r>
-        <w:t xml:space="preserve"> </w:t>
-      </w:r>
-      <w:r>
-        <w:rPr>
-          <w:rStyle w:val="VerbatimChar"/>
-        </w:rPr>
-        <w:t xml:space="preserve">WheelUpPane</w:t>
-      </w:r>
-      <w:r>
-        <w:t xml:space="preserve"> </w:t>
-      </w:r>
-      <w:r>
-        <w:t xml:space="preserve">binding: the tmux default consults</w:t>
-      </w:r>
-      <w:r>
-        <w:t xml:space="preserve"> </w:t>
-      </w:r>
-      <w:r>
-        <w:rPr>
-          <w:rStyle w:val="VerbatimChar"/>
-        </w:rPr>
-        <w:t xml:space="preserve">#{mouse_any_flag}</w:t>
-      </w:r>
-      <w:r>
-        <w:t xml:space="preserve"> </w:t>
-      </w:r>
-      <w:r>
-        <w:t xml:space="preserve">and FORWARDS the wheel event to the running application, whereas the override enters copy-mode unconditionally so scrollback works even under mouse-tracking. T3 exists to prove the override is live on the server, not merely present in the config file.</w:t>
-      </w:r>
-    </w:p>
-    <w:p>
-      <w:pPr>
-        <w:pStyle w:val="BodyText"/>
-      </w:pPr>
-      <w:r>
-        <w:rPr>
-          <w:b/>
-          <w:bCs/>
-        </w:rPr>
-        <w:t xml:space="preserve">Observed (current):</w:t>
-      </w:r>
-    </w:p>
-    <w:p>
-      <w:pPr>
-        <w:pStyle w:val="SourceCode"/>
-      </w:pPr>
-      <w:r>
-        <w:rPr>
-          <w:rStyle w:val="VerbatimChar"/>
-        </w:rPr>
-        <w:t xml:space="preserve">FAIL: T3: live WheelUpPane binding is not the copy-mode override</w:t>
-      </w:r>
-    </w:p>
-    <w:p>
-      <w:pPr>
-        <w:pStyle w:val="FirstParagraph"/>
-      </w:pPr>
-      <w:r>
-        <w:rPr>
-          <w:b/>
-          <w:bCs/>
-        </w:rPr>
-        <w:t xml:space="preserve">Status of the investigation:</w:t>
-      </w:r>
-      <w:r>
-        <w:t xml:space="preserve"> </w:t>
-      </w:r>
-      <w:r>
-        <w:t xml:space="preserve">an investigation is IN FLIGHT.</w:t>
-      </w:r>
-      <w:r>
-        <w:t xml:space="preserve"> </w:t>
-      </w:r>
-      <w:r>
-        <w:rPr>
-          <w:b/>
-          <w:bCs/>
-        </w:rPr>
-        <w:t xml:space="preserve">The cause is NOT established.</w:t>
-      </w:r>
-      <w:r>
-        <w:t xml:space="preserve"> </w:t>
-      </w:r>
-      <w:r>
-        <w:t xml:space="preserve">No hypothesis is recorded here, because none has been confirmed against captured evidence — per §11.4.6 a cause may be stated only as a proven FACT or explicitly marked</w:t>
-      </w:r>
-      <w:r>
-        <w:t xml:space="preserve"> </w:t>
-      </w:r>
-      <w:r>
-        <w:rPr>
-          <w:rStyle w:val="VerbatimChar"/>
-        </w:rPr>
-        <w:t xml:space="preserve">UNCONFIRMED:</w:t>
-      </w:r>
-      <w:r>
-        <w:t xml:space="preserve"> </w:t>
-      </w:r>
-      <w:r>
-        <w:t xml:space="preserve">/</w:t>
-      </w:r>
-      <w:r>
-        <w:t xml:space="preserve"> </w:t>
-      </w:r>
-      <w:r>
-        <w:rPr>
-          <w:rStyle w:val="VerbatimChar"/>
-        </w:rPr>
-        <w:t xml:space="preserve">PENDING_FORENSICS:</w:t>
-      </w:r>
-      <w:r>
-        <w:t xml:space="preserve">, and a guess dressed as a lead is exactly what that clause forbids. What is known is only what is written above: the check reads the live server's binding, and on the current tree it does not match.</w:t>
-      </w:r>
-    </w:p>
-    <w:p>
-      <w:pPr>
-        <w:pStyle w:val="BodyText"/>
-      </w:pPr>
-      <w:r>
-        <w:rPr>
-          <w:b/>
-          <w:bCs/>
-        </w:rPr>
-        <w:t xml:space="preserve">PENDING_FORENSICS:</w:t>
-      </w:r>
-      <w:r>
-        <w:t xml:space="preserve"> </w:t>
-      </w:r>
-      <w:r>
-        <w:t xml:space="preserve">the</w:t>
-      </w:r>
-      <w:r>
-        <w:t xml:space="preserve"> </w:t>
-      </w:r>
-      <w:r>
-        <w:rPr>
-          <w:rStyle w:val="VerbatimChar"/>
-        </w:rPr>
-        <w:t xml:space="preserve">observed:</w:t>
-      </w:r>
-      <w:r>
-        <w:t xml:space="preserve"> </w:t>
-      </w:r>
-      <w:r>
-        <w:t xml:space="preserve">line the test prints immediately after the FAIL (</w:t>
-      </w:r>
-      <w:r>
-        <w:rPr>
-          <w:rStyle w:val="VerbatimChar"/>
-        </w:rPr>
-        <w:t xml:space="preserve">echo "  observed: $WHEEL_BIND"</w:t>
-      </w:r>
-      <w:r>
-        <w:t xml:space="preserve">) carries the ACTUAL binding text the live server returned. That output has not been captured into this entry. Capturing it is the first concrete step — it distinguishes at least three materially different situations that the FAIL alone cannot: the override never reached the server (config not loaded / loaded from a different path), the override reached the server but in a form whose text does not contain both required tokens (a matcher-side problem in the test, i.e. potentially a §11.4.1 FAIL-bluff rather than a product defect), or the binding was subsequently replaced. Which of these holds is UNKNOWN until that output is read.</w:t>
-      </w:r>
-    </w:p>
-    <w:p>
-      <w:pPr>
-        <w:pStyle w:val="BodyText"/>
-      </w:pPr>
-      <w:r>
-        <w:rPr>
-          <w:b/>
-          <w:bCs/>
-        </w:rPr>
-        <w:t xml:space="preserve">Relationship to other items:</w:t>
-      </w:r>
-      <w:r>
-        <w:t xml:space="preserve"> </w:t>
-      </w:r>
-      <w:r>
-        <w:t xml:space="preserve">DISTINCT from TMX-080 / TMX-081 (§H1 / §H2) — those are timing/settle races around</w:t>
-      </w:r>
-      <w:r>
-        <w:t xml:space="preserve"> </w:t>
-      </w:r>
-      <w:r>
-        <w:rPr>
-          <w:rStyle w:val="VerbatimChar"/>
-        </w:rPr>
-        <w:t xml:space="preserve">#{pane_current_path}</w:t>
-      </w:r>
-      <w:r>
-        <w:t xml:space="preserve"> </w:t>
-      </w:r>
-      <w:r>
-        <w:t xml:space="preserve">and cgroup throttle windows. This one is a key-binding-presence check. No shared-cause hypothesis is asserted; whether one exists is UNCONFIRMED and would itself require evidence (§11.4.214 — this is a NEW id rather than a reopen precisely because no existing item describes this defect).</w:t>
-      </w:r>
-    </w:p>
-    <w:p>
-      <w:pPr>
-        <w:pStyle w:val="BodyText"/>
-      </w:pPr>
-      <w:r>
-        <w:rPr>
-          <w:b/>
-          <w:bCs/>
-        </w:rPr>
-        <w:t xml:space="preserve">Note on a sibling check (not asserted as the same defect):</w:t>
-      </w:r>
-      <w:r>
-        <w:t xml:space="preserve"> </w:t>
-      </w:r>
-      <w:r>
-        <w:rPr>
-          <w:rStyle w:val="VerbatimChar"/>
-        </w:rPr>
-        <w:t xml:space="preserve">scripts/tests/47_alt_screen_scroll.sh</w:t>
-      </w:r>
-      <w:r>
-        <w:t xml:space="preserve"> </w:t>
-      </w:r>
-      <w:r>
-        <w:rPr>
-          <w:b/>
-          <w:bCs/>
-        </w:rPr>
-        <w:t xml:space="preserve">T6</w:t>
-      </w:r>
-      <w:r>
-        <w:t xml:space="preserve"> </w:t>
-      </w:r>
-      <w:r>
-        <w:t xml:space="preserve">asserts a related live-</w:t>
-      </w:r>
-      <w:r>
-        <w:rPr>
-          <w:rStyle w:val="VerbatimChar"/>
-        </w:rPr>
-        <w:t xml:space="preserve">WheelUpPane</w:t>
-      </w:r>
-      <w:r>
-        <w:t xml:space="preserve">-override property. Whether T6 currently passes or fails on this tree has NOT been measured this cycle and is NOT claimed either way.</w:t>
-      </w:r>
-    </w:p>
-    <w:p>
-      <w:pPr>
-        <w:pStyle w:val="BodyText"/>
-      </w:pPr>
-      <w:r>
-        <w:rPr>
-          <w:b/>
-          <w:bCs/>
-        </w:rPr>
-        <w:t xml:space="preserve">Fix direction:</w:t>
-      </w:r>
-      <w:r>
-        <w:t xml:space="preserve"> </w:t>
-      </w:r>
-      <w:r>
-        <w:t xml:space="preserve">none proposed. Per §11.4.102 the systematic-debugging arc (reproduce → characterise → falsifiable hypothesis → fix against the PROVEN cause) must complete before any fix is written; proposing a direction now would be the guess-and-retry pattern that clause exists to prevent.</w:t>
-      </w:r>
-    </w:p>
-    <w:bookmarkEnd w:id="31"/>
-    <w:bookmarkEnd w:id="32"/>
-    <w:bookmarkEnd w:id="33"/>
     <w:sectPr>
       <w:footnotePr>
         <w:numRestart w:val="eachSect"/>

--- a/Issues.docx
+++ b/Issues.docx
@@ -10,7 +10,7 @@
         <w:t xml:space="preserve">Issues</w:t>
       </w:r>
     </w:p>
-    <w:bookmarkStart w:id="30" w:name="vasic-digital-tmux--open-issues-tracker"/>
+    <w:bookmarkStart w:id="35" w:name="vasic-digital-tmux--open-issues-tracker"/>
     <w:p>
       <w:pPr>
         <w:pStyle w:val="Heading1"/>
@@ -934,7 +934,7 @@
       </w:r>
     </w:p>
     <w:bookmarkEnd w:id="10"/>
-    <w:bookmarkStart w:id="16" w:name="a-tooling--harness-gaps"/>
+    <w:bookmarkStart w:id="17" w:name="a-tooling--harness-gaps"/>
     <w:p>
       <w:pPr>
         <w:pStyle w:val="Heading2"/>
@@ -2747,6 +2747,639 @@
         <w:t xml:space="preserve">and asserts the block is present, with its §1.1 mutation removing the emit.</w:t>
       </w:r>
     </w:p>
+    <w:bookmarkEnd w:id="15"/>
+    <w:bookmarkStart w:id="16" w:name="X0cde3652e2b47ba409ebf1d277226cd3640e7f2"/>
+    <w:p>
+      <w:pPr>
+        <w:pStyle w:val="Heading3"/>
+      </w:pPr>
+      <w:r>
+        <w:t xml:space="preserve">A7. ADD-CATEGORY-UNVALIDATED-001 —</w:t>
+      </w:r>
+      <w:r>
+        <w:t xml:space="preserve"> </w:t>
+      </w:r>
+      <w:r>
+        <w:rPr>
+          <w:rStyle w:val="VerbatimChar"/>
+        </w:rPr>
+        <w:t xml:space="preserve">add</w:t>
+      </w:r>
+      <w:r>
+        <w:t xml:space="preserve"> </w:t>
+      </w:r>
+      <w:r>
+        <w:t xml:space="preserve">accepts a category that renders a block the parser can never read</w:t>
+      </w:r>
+    </w:p>
+    <w:p>
+      <w:pPr>
+        <w:pStyle w:val="FirstParagraph"/>
+      </w:pPr>
+      <w:r>
+        <w:rPr>
+          <w:b/>
+          <w:bCs/>
+        </w:rPr>
+        <w:t xml:space="preserve">TMX-ID:</w:t>
+      </w:r>
+      <w:r>
+        <w:t xml:space="preserve"> </w:t>
+      </w:r>
+      <w:r>
+        <w:t xml:space="preserve">TMX-095</w:t>
+      </w:r>
+      <w:r>
+        <w:t xml:space="preserve"> </w:t>
+      </w:r>
+      <w:r>
+        <w:rPr>
+          <w:b/>
+          <w:bCs/>
+        </w:rPr>
+        <w:t xml:space="preserve">Type:</w:t>
+      </w:r>
+      <w:r>
+        <w:t xml:space="preserve"> </w:t>
+      </w:r>
+      <w:r>
+        <w:t xml:space="preserve">Bug</w:t>
+      </w:r>
+      <w:r>
+        <w:t xml:space="preserve"> </w:t>
+      </w:r>
+      <w:r>
+        <w:rPr>
+          <w:b/>
+          <w:bCs/>
+        </w:rPr>
+        <w:t xml:space="preserve">Status:</w:t>
+      </w:r>
+      <w:r>
+        <w:t xml:space="preserve"> </w:t>
+      </w:r>
+      <w:r>
+        <w:t xml:space="preserve">Ready for testing</w:t>
+      </w:r>
+    </w:p>
+    <w:p>
+      <w:pPr>
+        <w:pStyle w:val="BodyText"/>
+      </w:pPr>
+      <w:r>
+        <w:rPr>
+          <w:b/>
+          <w:bCs/>
+        </w:rPr>
+        <w:t xml:space="preserve">What.</w:t>
+      </w:r>
+      <w:r>
+        <w:t xml:space="preserve"> </w:t>
+      </w:r>
+      <w:r>
+        <w:rPr>
+          <w:rStyle w:val="VerbatimChar"/>
+        </w:rPr>
+        <w:t xml:space="preserve">headingRE</w:t>
+      </w:r>
+      <w:r>
+        <w:t xml:space="preserve"> </w:t>
+      </w:r>
+      <w:r>
+        <w:t xml:space="preserve">(</w:t>
+      </w:r>
+      <w:r>
+        <w:rPr>
+          <w:rStyle w:val="VerbatimChar"/>
+        </w:rPr>
+        <w:t xml:space="preserve">parser.go</w:t>
+      </w:r>
+      <w:r>
+        <w:t xml:space="preserve">) accepts a block code of exactly ONE letter</w:t>
+      </w:r>
+      <w:r>
+        <w:t xml:space="preserve"> </w:t>
+      </w:r>
+      <w:r>
+        <w:t xml:space="preserve">followed by digits.</w:t>
+      </w:r>
+      <w:r>
+        <w:t xml:space="preserve"> </w:t>
+      </w:r>
+      <w:r>
+        <w:rPr>
+          <w:rStyle w:val="VerbatimChar"/>
+        </w:rPr>
+        <w:t xml:space="preserve">AddItem</w:t>
+      </w:r>
+      <w:r>
+        <w:t xml:space="preserve"> </w:t>
+      </w:r>
+      <w:r>
+        <w:t xml:space="preserve">(</w:t>
+      </w:r>
+      <w:r>
+        <w:rPr>
+          <w:rStyle w:val="VerbatimChar"/>
+        </w:rPr>
+        <w:t xml:space="preserve">add.go</w:t>
+      </w:r>
+      <w:r>
+        <w:t xml:space="preserve">) accepted ANY</w:t>
+      </w:r>
+      <w:r>
+        <w:t xml:space="preserve"> </w:t>
+      </w:r>
+      <w:r>
+        <w:rPr>
+          <w:rStyle w:val="VerbatimChar"/>
+        </w:rPr>
+        <w:t xml:space="preserve">Category</w:t>
+      </w:r>
+      <w:r>
+        <w:t xml:space="preserve"> </w:t>
+      </w:r>
+      <w:r>
+        <w:t xml:space="preserve">string and</w:t>
+      </w:r>
+      <w:r>
+        <w:t xml:space="preserve"> </w:t>
+      </w:r>
+      <w:r>
+        <w:t xml:space="preserve">merely uppercased it, so a category that is not a single ASCII letter produced</w:t>
+      </w:r>
+      <w:r>
+        <w:t xml:space="preserve"> </w:t>
+      </w:r>
+      <w:r>
+        <w:t xml:space="preserve">a heading the parser can never match.</w:t>
+      </w:r>
+    </w:p>
+    <w:p>
+      <w:pPr>
+        <w:pStyle w:val="BodyText"/>
+      </w:pPr>
+      <w:r>
+        <w:rPr>
+          <w:b/>
+          <w:bCs/>
+        </w:rPr>
+        <w:t xml:space="preserve">How it manifests.</w:t>
+      </w:r>
+      <w:r>
+        <w:t xml:space="preserve"> </w:t>
+      </w:r>
+      <w:r>
+        <w:t xml:space="preserve">Measured 2026-09-01: category</w:t>
+      </w:r>
+      <w:r>
+        <w:t xml:space="preserve"> </w:t>
+      </w:r>
+      <w:r>
+        <w:rPr>
+          <w:rStyle w:val="VerbatimChar"/>
+        </w:rPr>
+        <w:t xml:space="preserve">"AB"</w:t>
+      </w:r>
+      <w:r>
+        <w:t xml:space="preserve"> </w:t>
+      </w:r>
+      <w:r>
+        <w:t xml:space="preserve">renders</w:t>
+      </w:r>
+      <w:r>
+        <w:t xml:space="preserve"> </w:t>
+      </w:r>
+      <w:r>
+        <w:rPr>
+          <w:rStyle w:val="VerbatimChar"/>
+        </w:rPr>
+        <w:t xml:space="preserve">### AB1.</w:t>
+      </w:r>
+      <w:r>
+        <w:t xml:space="preserve"> </w:t>
+      </w:r>
+      <w:r>
+        <w:t xml:space="preserve">and</w:t>
+      </w:r>
+      <w:r>
+        <w:t xml:space="preserve"> </w:t>
+      </w:r>
+      <w:r>
+        <w:rPr>
+          <w:rStyle w:val="VerbatimChar"/>
+        </w:rPr>
+        <w:t xml:space="preserve">"1"</w:t>
+      </w:r>
+      <w:r>
+        <w:t xml:space="preserve"> </w:t>
+      </w:r>
+      <w:r>
+        <w:t xml:space="preserve">renders</w:t>
+      </w:r>
+      <w:r>
+        <w:t xml:space="preserve"> </w:t>
+      </w:r>
+      <w:r>
+        <w:rPr>
+          <w:rStyle w:val="VerbatimChar"/>
+        </w:rPr>
+        <w:t xml:space="preserve">### 11.</w:t>
+      </w:r>
+      <w:r>
+        <w:t xml:space="preserve">; neither matches</w:t>
+      </w:r>
+      <w:r>
+        <w:t xml:space="preserve"> </w:t>
+      </w:r>
+      <w:r>
+        <w:rPr>
+          <w:rStyle w:val="VerbatimChar"/>
+        </w:rPr>
+        <w:t xml:space="preserve">headingRE</w:t>
+      </w:r>
+      <w:r>
+        <w:t xml:space="preserve">. The row</w:t>
+      </w:r>
+      <w:r>
+        <w:t xml:space="preserve"> </w:t>
+      </w:r>
+      <w:r>
+        <w:t xml:space="preserve">lands in the SSoT and the writer emits its block, but the parser cannot see it</w:t>
+      </w:r>
+      <w:r>
+        <w:t xml:space="preserve"> </w:t>
+      </w:r>
+      <w:r>
+        <w:t xml:space="preserve">— the item is invisible in every derived document while appearing present in</w:t>
+      </w:r>
+      <w:r>
+        <w:t xml:space="preserve"> </w:t>
+      </w:r>
+      <w:r>
+        <w:t xml:space="preserve">the DB. This is the same invisible-block class as TMX-079..092, reached through</w:t>
+      </w:r>
+      <w:r>
+        <w:t xml:space="preserve"> </w:t>
+      </w:r>
+      <w:r>
+        <w:t xml:space="preserve">the</w:t>
+      </w:r>
+      <w:r>
+        <w:t xml:space="preserve"> </w:t>
+      </w:r>
+      <w:r>
+        <w:rPr>
+          <w:rStyle w:val="VerbatimChar"/>
+        </w:rPr>
+        <w:t xml:space="preserve">add</w:t>
+      </w:r>
+      <w:r>
+        <w:t xml:space="preserve"> </w:t>
+      </w:r>
+      <w:r>
+        <w:t xml:space="preserve">seam instead of a heading-form gap.</w:t>
+      </w:r>
+    </w:p>
+    <w:p>
+      <w:pPr>
+        <w:pStyle w:val="BodyText"/>
+      </w:pPr>
+      <w:r>
+        <w:rPr>
+          <w:b/>
+          <w:bCs/>
+        </w:rPr>
+        <w:t xml:space="preserve">Why this is filed.</w:t>
+      </w:r>
+      <w:r>
+        <w:t xml:space="preserve"> </w:t>
+      </w:r>
+      <w:r>
+        <w:t xml:space="preserve">Surfaced as an honest gap by the independent stream that</w:t>
+      </w:r>
+      <w:r>
+        <w:t xml:space="preserve"> </w:t>
+      </w:r>
+      <w:r>
+        <w:t xml:space="preserve">fixed TMX-093, which correctly declined to fix it out of scope. Filed rather</w:t>
+      </w:r>
+      <w:r>
+        <w:t xml:space="preserve"> </w:t>
+      </w:r>
+      <w:r>
+        <w:t xml:space="preserve">than carried in that stream's narrative (§11.4.197 — a known defect with no</w:t>
+      </w:r>
+      <w:r>
+        <w:t xml:space="preserve"> </w:t>
+      </w:r>
+      <w:r>
+        <w:t xml:space="preserve">tracked item evaporates).</w:t>
+      </w:r>
+    </w:p>
+    <w:p>
+      <w:pPr>
+        <w:pStyle w:val="BodyText"/>
+      </w:pPr>
+      <w:r>
+        <w:rPr>
+          <w:b/>
+          <w:bCs/>
+        </w:rPr>
+        <w:t xml:space="preserve">Reproduction.</w:t>
+      </w:r>
+      <w:r>
+        <w:t xml:space="preserve"> </w:t>
+      </w:r>
+      <w:r>
+        <w:rPr>
+          <w:rStyle w:val="VerbatimChar"/>
+        </w:rPr>
+        <w:t xml:space="preserve">AddItem</w:t>
+      </w:r>
+      <w:r>
+        <w:t xml:space="preserve"> </w:t>
+      </w:r>
+      <w:r>
+        <w:t xml:space="preserve">with</w:t>
+      </w:r>
+      <w:r>
+        <w:t xml:space="preserve"> </w:t>
+      </w:r>
+      <w:r>
+        <w:rPr>
+          <w:rStyle w:val="VerbatimChar"/>
+        </w:rPr>
+        <w:t xml:space="preserve">Category: "AB"</w:t>
+      </w:r>
+      <w:r>
+        <w:t xml:space="preserve"> </w:t>
+      </w:r>
+      <w:r>
+        <w:t xml:space="preserve">into a scratch DB, render via</w:t>
+      </w:r>
+      <w:r>
+        <w:t xml:space="preserve"> </w:t>
+      </w:r>
+      <w:r>
+        <w:rPr>
+          <w:rStyle w:val="VerbatimChar"/>
+        </w:rPr>
+        <w:t xml:space="preserve">SyncDBToMD</w:t>
+      </w:r>
+      <w:r>
+        <w:t xml:space="preserve">, parse with</w:t>
+      </w:r>
+      <w:r>
+        <w:t xml:space="preserve"> </w:t>
+      </w:r>
+      <w:r>
+        <w:rPr>
+          <w:rStyle w:val="VerbatimChar"/>
+        </w:rPr>
+        <w:t xml:space="preserve">ParseFile</w:t>
+      </w:r>
+      <w:r>
+        <w:t xml:space="preserve">: no block for the allocated id is returned.</w:t>
+      </w:r>
+    </w:p>
+    <w:p>
+      <w:pPr>
+        <w:pStyle w:val="BodyText"/>
+      </w:pPr>
+      <w:r>
+        <w:rPr>
+          <w:b/>
+          <w:bCs/>
+        </w:rPr>
+        <w:t xml:space="preserve">Acceptance.</w:t>
+      </w:r>
+      <w:r>
+        <w:t xml:space="preserve"> </w:t>
+      </w:r>
+      <w:r>
+        <w:rPr>
+          <w:rStyle w:val="VerbatimChar"/>
+        </w:rPr>
+        <w:t xml:space="preserve">AddItem</w:t>
+      </w:r>
+      <w:r>
+        <w:t xml:space="preserve"> </w:t>
+      </w:r>
+      <w:r>
+        <w:t xml:space="preserve">refuses any category that is not exactly one letter</w:t>
+      </w:r>
+      <w:r>
+        <w:t xml:space="preserve"> </w:t>
+      </w:r>
+      <w:r>
+        <w:rPr>
+          <w:rStyle w:val="VerbatimChar"/>
+        </w:rPr>
+        <w:t xml:space="preserve">A-Z</w:t>
+      </w:r>
+      <w:r>
+        <w:t xml:space="preserve">, with an actionable error; a §11.4.115 RED/GREEN polarity test drives</w:t>
+      </w:r>
+      <w:r>
+        <w:t xml:space="preserve"> </w:t>
+      </w:r>
+      <w:r>
+        <w:t xml:space="preserve">add → render → parse end-to-end (not a tautological "returns an error"), carries</w:t>
+      </w:r>
+      <w:r>
+        <w:t xml:space="preserve"> </w:t>
+      </w:r>
+      <w:r>
+        <w:t xml:space="preserve">a §11.4.201(7)(b) control needle proving the probe can observe a readable block,</w:t>
+      </w:r>
+      <w:r>
+        <w:t xml:space="preserve"> </w:t>
+      </w:r>
+      <w:r>
+        <w:t xml:space="preserve">and a §1.1 mutation removing the validation makes it FAIL. Legitimate</w:t>
+      </w:r>
+      <w:r>
+        <w:t xml:space="preserve"> </w:t>
+      </w:r>
+      <w:r>
+        <w:t xml:space="preserve">categories (</w:t>
+      </w:r>
+      <w:r>
+        <w:rPr>
+          <w:rStyle w:val="VerbatimChar"/>
+        </w:rPr>
+        <w:t xml:space="preserve">A</w:t>
+      </w:r>
+      <w:r>
+        <w:t xml:space="preserve">,</w:t>
+      </w:r>
+      <w:r>
+        <w:t xml:space="preserve"> </w:t>
+      </w:r>
+      <w:r>
+        <w:rPr>
+          <w:rStyle w:val="VerbatimChar"/>
+        </w:rPr>
+        <w:t xml:space="preserve">Z</w:t>
+      </w:r>
+      <w:r>
+        <w:t xml:space="preserve">, lowercase</w:t>
+      </w:r>
+      <w:r>
+        <w:t xml:space="preserve"> </w:t>
+      </w:r>
+      <w:r>
+        <w:rPr>
+          <w:rStyle w:val="VerbatimChar"/>
+        </w:rPr>
+        <w:t xml:space="preserve">a</w:t>
+      </w:r>
+      <w:r>
+        <w:t xml:space="preserve">, and empty defaulting to</w:t>
+      </w:r>
+      <w:r>
+        <w:t xml:space="preserve"> </w:t>
+      </w:r>
+      <w:r>
+        <w:rPr>
+          <w:rStyle w:val="VerbatimChar"/>
+        </w:rPr>
+        <w:t xml:space="preserve">Z</w:t>
+      </w:r>
+      <w:r>
+        <w:t xml:space="preserve">) MUST still be</w:t>
+      </w:r>
+      <w:r>
+        <w:t xml:space="preserve"> </w:t>
+      </w:r>
+      <w:r>
+        <w:t xml:space="preserve">accepted — a guard that refuses them is a §11.4.201(1) false-positive refusal.</w:t>
+      </w:r>
+    </w:p>
+    <w:p>
+      <w:pPr>
+        <w:pStyle w:val="BodyText"/>
+      </w:pPr>
+      <w:r>
+        <w:rPr>
+          <w:b/>
+          <w:bCs/>
+        </w:rPr>
+        <w:t xml:space="preserve">Closure evidence (2026-09-01).</w:t>
+      </w:r>
+      <w:r>
+        <w:t xml:space="preserve"> </w:t>
+      </w:r>
+      <w:r>
+        <w:t xml:space="preserve">Fixed in</w:t>
+      </w:r>
+      <w:r>
+        <w:t xml:space="preserve"> </w:t>
+      </w:r>
+      <w:r>
+        <w:rPr>
+          <w:rStyle w:val="VerbatimChar"/>
+        </w:rPr>
+        <w:t xml:space="preserve">add.go</w:t>
+      </w:r>
+      <w:r>
+        <w:t xml:space="preserve">; guard</w:t>
+      </w:r>
+      <w:r>
+        <w:t xml:space="preserve"> </w:t>
+      </w:r>
+      <w:r>
+        <w:rPr>
+          <w:rStyle w:val="VerbatimChar"/>
+        </w:rPr>
+        <w:t xml:space="preserve">cmd/workable-items/add_category_validation_test.go</w:t>
+      </w:r>
+      <w:r>
+        <w:t xml:space="preserve"> </w:t>
+      </w:r>
+      <w:r>
+        <w:t xml:space="preserve">(</w:t>
+      </w:r>
+      <w:r>
+        <w:rPr>
+          <w:rStyle w:val="VerbatimChar"/>
+        </w:rPr>
+        <w:t xml:space="preserve">TestAddRejectsCategoriesThatCannotRenderAReadableBlock</w:t>
+      </w:r>
+      <w:r>
+        <w:t xml:space="preserve">). RED_MODE=1 PASSED</w:t>
+      </w:r>
+      <w:r>
+        <w:t xml:space="preserve"> </w:t>
+      </w:r>
+      <w:r>
+        <w:t xml:space="preserve">pre-fix reproducing all four malformed categories with the control needle</w:t>
+      </w:r>
+      <w:r>
+        <w:t xml:space="preserve"> </w:t>
+      </w:r>
+      <w:r>
+        <w:t xml:space="preserve">green; RED_MODE=0 FAILED pre-fix (the RED baseline) and PASSES post-fix;</w:t>
+      </w:r>
+      <w:r>
+        <w:t xml:space="preserve"> </w:t>
+      </w:r>
+      <w:r>
+        <w:t xml:space="preserve">RED_MODE=1 now FAILS with the honest-boundary message. §1.1 mutation removing</w:t>
+      </w:r>
+      <w:r>
+        <w:t xml:space="preserve"> </w:t>
+      </w:r>
+      <w:r>
+        <w:t xml:space="preserve">the validation makes RED_MODE=0 FAIL; restored clean. False-positive check:</w:t>
+      </w:r>
+      <w:r>
+        <w:t xml:space="preserve"> </w:t>
+      </w:r>
+      <w:r>
+        <w:rPr>
+          <w:rStyle w:val="VerbatimChar"/>
+        </w:rPr>
+        <w:t xml:space="preserve">A</w:t>
+      </w:r>
+      <w:r>
+        <w:t xml:space="preserve"> </w:t>
+      </w:r>
+      <w:r>
+        <w:t xml:space="preserve">/</w:t>
+      </w:r>
+      <w:r>
+        <w:t xml:space="preserve"> </w:t>
+      </w:r>
+      <w:r>
+        <w:rPr>
+          <w:rStyle w:val="VerbatimChar"/>
+        </w:rPr>
+        <w:t xml:space="preserve">Z</w:t>
+      </w:r>
+      <w:r>
+        <w:t xml:space="preserve"> </w:t>
+      </w:r>
+      <w:r>
+        <w:t xml:space="preserve">/</w:t>
+      </w:r>
+      <w:r>
+        <w:t xml:space="preserve"> </w:t>
+      </w:r>
+      <w:r>
+        <w:rPr>
+          <w:rStyle w:val="VerbatimChar"/>
+        </w:rPr>
+        <w:t xml:space="preserve">a</w:t>
+      </w:r>
+      <w:r>
+        <w:t xml:space="preserve"> </w:t>
+      </w:r>
+      <w:r>
+        <w:t xml:space="preserve">/ empty all still accepted.</w:t>
+      </w:r>
+    </w:p>
     <w:p>
       <w:r>
         <w:pict>
@@ -2754,9 +3387,9 @@
         </w:pict>
       </w:r>
     </w:p>
-    <w:bookmarkEnd w:id="15"/>
     <w:bookmarkEnd w:id="16"/>
-    <w:bookmarkStart w:id="17" w:name="Xb86f81d76618d54881eaba1753a4cb72beb54ce"/>
+    <w:bookmarkEnd w:id="17"/>
+    <w:bookmarkStart w:id="18" w:name="Xb86f81d76618d54881eaba1753a4cb72beb54ce"/>
     <w:p>
       <w:pPr>
         <w:pStyle w:val="Heading2"/>
@@ -2831,8 +3464,8 @@
         </w:pict>
       </w:r>
     </w:p>
-    <w:bookmarkEnd w:id="17"/>
-    <w:bookmarkStart w:id="18" w:name="X274f73d5acf258963b31ff7c75a674bee0e935e"/>
+    <w:bookmarkEnd w:id="18"/>
+    <w:bookmarkStart w:id="19" w:name="X274f73d5acf258963b31ff7c75a674bee0e935e"/>
     <w:p>
       <w:pPr>
         <w:pStyle w:val="Heading2"/>
@@ -2868,8 +3501,8 @@
         </w:pict>
       </w:r>
     </w:p>
-    <w:bookmarkEnd w:id="18"/>
-    <w:bookmarkStart w:id="20" w:name="X9125c2495937530f0e64223858a8a5d6a10e5bd"/>
+    <w:bookmarkEnd w:id="19"/>
+    <w:bookmarkStart w:id="21" w:name="X9125c2495937530f0e64223858a8a5d6a10e5bd"/>
     <w:p>
       <w:pPr>
         <w:pStyle w:val="Heading2"/>
@@ -2878,7 +3511,7 @@
         <w:t xml:space="preserve">D. Host-capability + topology dispatch gaps</w:t>
       </w:r>
     </w:p>
-    <w:bookmarkStart w:id="19" w:name="X5e199cf37a7d6ff0313698f63b14d62e1213353"/>
+    <w:bookmarkStart w:id="20" w:name="X5e199cf37a7d6ff0313698f63b14d62e1213353"/>
     <w:p>
       <w:pPr>
         <w:pStyle w:val="Heading3"/>
@@ -3165,9 +3798,9 @@
         </w:pict>
       </w:r>
     </w:p>
-    <w:bookmarkEnd w:id="19"/>
     <w:bookmarkEnd w:id="20"/>
-    <w:bookmarkStart w:id="21" w:name="e-documentation--continuation-drift"/>
+    <w:bookmarkEnd w:id="21"/>
+    <w:bookmarkStart w:id="22" w:name="e-documentation--continuation-drift"/>
     <w:p>
       <w:pPr>
         <w:pStyle w:val="Heading2"/>
@@ -3206,7 +3839,7 @@
         </w:pict>
       </w:r>
     </w:p>
-    <w:bookmarkEnd w:id="21"/>
+    <w:bookmarkEnd w:id="22"/>
     <w:bookmarkStart w:id="23" w:name="X250669e1b3e4eec2b5ccf8718eb9d17180ea6b1"/>
     <w:p>
       <w:pPr>
@@ -3388,356 +4021,6 @@
         </w:pict>
       </w:r>
     </w:p>
-    <w:bookmarkStart w:id="22" w:name="Xe31083bb0761d75e7125b868426f17a6f4d6047"/>
-    <w:p>
-      <w:pPr>
-        <w:pStyle w:val="Heading3"/>
-      </w:pPr>
-      <w:r>
-        <w:t xml:space="preserve">M24-ESCAPE-001 — meta-test M24 (hostname 4-surface color) escapes: test 26 misses a 3-set-line removal</w:t>
-      </w:r>
-    </w:p>
-    <w:p>
-      <w:pPr>
-        <w:pStyle w:val="FirstParagraph"/>
-      </w:pPr>
-      <w:r>
-        <w:rPr>
-          <w:b/>
-          <w:bCs/>
-        </w:rPr>
-        <w:t xml:space="preserve">Status:</w:t>
-      </w:r>
-      <w:r>
-        <w:t xml:space="preserve"> </w:t>
-      </w:r>
-      <w:r>
-        <w:t xml:space="preserve">Fixed (→ Fixed.md)</w:t>
-      </w:r>
-      <w:r>
-        <w:t xml:space="preserve"> </w:t>
-      </w:r>
-      <w:r>
-        <w:rPr>
-          <w:b/>
-          <w:bCs/>
-        </w:rPr>
-        <w:t xml:space="preserve">Type:</w:t>
-      </w:r>
-      <w:r>
-        <w:t xml:space="preserve"> </w:t>
-      </w:r>
-      <w:r>
-        <w:t xml:space="preserve">Bug</w:t>
-      </w:r>
-      <w:r>
-        <w:t xml:space="preserve"> </w:t>
-      </w:r>
-      <w:r>
-        <w:rPr>
-          <w:b/>
-          <w:bCs/>
-        </w:rPr>
-        <w:t xml:space="preserve">Severity:</w:t>
-      </w:r>
-      <w:r>
-        <w:t xml:space="preserve"> </w:t>
-      </w:r>
-      <w:r>
-        <w:t xml:space="preserve">Minor (test-coverage gap, no user-facing break — closed v1.0.27:</w:t>
-      </w:r>
-      <w:r>
-        <w:t xml:space="preserve"> </w:t>
-      </w:r>
-      <w:r>
-        <w:rPr>
-          <w:rStyle w:val="VerbatimChar"/>
-        </w:rPr>
-        <w:t xml:space="preserve">count=1</w:t>
-      </w:r>
-      <w:r>
-        <w:t xml:space="preserve"> </w:t>
-      </w:r>
-      <w:r>
-        <w:t xml:space="preserve">removed from M24 regex → strips from BOTH</w:t>
-      </w:r>
-      <w:r>
-        <w:t xml:space="preserve"> </w:t>
-      </w:r>
-      <w:r>
-        <w:rPr>
-          <w:rStyle w:val="VerbatimChar"/>
-        </w:rPr>
-        <w:t xml:space="preserve">_apply_color</w:t>
-      </w:r>
-      <w:r>
-        <w:t xml:space="preserve"> </w:t>
-      </w:r>
-      <w:r>
-        <w:t xml:space="preserve">and</w:t>
-      </w:r>
-      <w:r>
-        <w:t xml:space="preserve"> </w:t>
-      </w:r>
-      <w:r>
-        <w:rPr>
-          <w:rStyle w:val="VerbatimChar"/>
-        </w:rPr>
-        <w:t xml:space="preserve">_apply_host_color</w:t>
-      </w:r>
-      <w:r>
-        <w:t xml:space="preserve">, test 26 now FAILs on the mutation → CAUGHT)</w:t>
-      </w:r>
-      <w:r>
-        <w:t xml:space="preserve"> </w:t>
-      </w:r>
-      <w:r>
-        <w:rPr>
-          <w:b/>
-          <w:bCs/>
-        </w:rPr>
-        <w:t xml:space="preserve">Closure:</w:t>
-      </w:r>
-      <w:r>
-        <w:t xml:space="preserve"> </w:t>
-      </w:r>
-      <w:r>
-        <w:t xml:space="preserve">meta-test 37 CAUGHT / 0 ESCAPED (was 34 CAUGHT / 3 ESCAPED pre-fix)</w:t>
-      </w:r>
-    </w:p>
-    <w:p>
-      <w:pPr>
-        <w:pStyle w:val="BodyText"/>
-      </w:pPr>
-      <w:r>
-        <w:rPr>
-          <w:b/>
-          <w:bCs/>
-        </w:rPr>
-        <w:t xml:space="preserve">What:</w:t>
-      </w:r>
-      <w:r>
-        <w:t xml:space="preserve"> </w:t>
-      </w:r>
-      <w:r>
-        <w:t xml:space="preserve">The §1.1 paired-mutation</w:t>
-      </w:r>
-      <w:r>
-        <w:t xml:space="preserve"> </w:t>
-      </w:r>
-      <w:r>
-        <w:rPr>
-          <w:rStyle w:val="VerbatimChar"/>
-        </w:rPr>
-        <w:t xml:space="preserve">M24</w:t>
-      </w:r>
-      <w:r>
-        <w:t xml:space="preserve"> </w:t>
-      </w:r>
-      <w:r>
-        <w:t xml:space="preserve">in</w:t>
-      </w:r>
-      <w:r>
-        <w:t xml:space="preserve"> </w:t>
-      </w:r>
-      <w:r>
-        <w:rPr>
-          <w:rStyle w:val="VerbatimChar"/>
-        </w:rPr>
-        <w:t xml:space="preserve">scripts/tests/meta_test_false_positive_proof.sh</w:t>
-      </w:r>
-      <w:r>
-        <w:t xml:space="preserve"> </w:t>
-      </w:r>
-      <w:r>
-        <w:t xml:space="preserve">removes three of the four</w:t>
-      </w:r>
-      <w:r>
-        <w:t xml:space="preserve"> </w:t>
-      </w:r>
-      <w:r>
-        <w:rPr>
-          <w:rStyle w:val="VerbatimChar"/>
-        </w:rPr>
-        <w:t xml:space="preserve">tmux set -g …</w:t>
-      </w:r>
-      <w:r>
-        <w:t xml:space="preserve"> </w:t>
-      </w:r>
-      <w:r>
-        <w:t xml:space="preserve">lines in</w:t>
-      </w:r>
-      <w:r>
-        <w:t xml:space="preserve"> </w:t>
-      </w:r>
-      <w:r>
-        <w:rPr>
-          <w:rStyle w:val="VerbatimChar"/>
-        </w:rPr>
-        <w:t xml:space="preserve">_apply_host_color()</w:t>
-      </w:r>
-      <w:r>
-        <w:t xml:space="preserve"> </w:t>
-      </w:r>
-      <w:r>
-        <w:t xml:space="preserve">and expects test 26 to FAIL. The harness reports</w:t>
-      </w:r>
-      <w:r>
-        <w:t xml:space="preserve"> </w:t>
-      </w:r>
-      <w:r>
-        <w:rPr>
-          <w:rStyle w:val="VerbatimChar"/>
-        </w:rPr>
-        <w:t xml:space="preserve">MUTATION ESCAPED</w:t>
-      </w:r>
-      <w:r>
-        <w:t xml:space="preserve"> </w:t>
-      </w:r>
-      <w:r>
-        <w:t xml:space="preserve">— test 26 does not FAIL, because it asserts only a subset of the four surfaces, so removing the un-asserted set-lines leaves the test green.</w:t>
-      </w:r>
-    </w:p>
-    <w:p>
-      <w:pPr>
-        <w:pStyle w:val="BodyText"/>
-      </w:pPr>
-      <w:r>
-        <w:rPr>
-          <w:b/>
-          <w:bCs/>
-        </w:rPr>
-        <w:t xml:space="preserve">Evidence:</w:t>
-      </w:r>
-      <w:r>
-        <w:t xml:space="preserve"> </w:t>
-      </w:r>
-      <w:r>
-        <w:rPr>
-          <w:rStyle w:val="VerbatimChar"/>
-        </w:rPr>
-        <w:t xml:space="preserve">bash scripts/tests/meta_test_false_positive_proof.sh 2&gt;&amp;1 | grep M24</w:t>
-      </w:r>
-      <w:r>
-        <w:t xml:space="preserve"> </w:t>
-      </w:r>
-      <w:r>
-        <w:t xml:space="preserve">→</w:t>
-      </w:r>
-      <w:r>
-        <w:t xml:space="preserve"> </w:t>
-      </w:r>
-      <w:r>
-        <w:rPr>
-          <w:rStyle w:val="VerbatimChar"/>
-        </w:rPr>
-        <w:t xml:space="preserve">FAIL: M24: MUTATION ESCAPED — test 26 did not FAIL with the three set-lines removed</w:t>
-      </w:r>
-      <w:r>
-        <w:t xml:space="preserve">. Confirmed pre-existing (M24 added in commit</w:t>
-      </w:r>
-      <w:r>
-        <w:t xml:space="preserve"> </w:t>
-      </w:r>
-      <w:r>
-        <w:rPr>
-          <w:rStyle w:val="VerbatimChar"/>
-        </w:rPr>
-        <w:t xml:space="preserve">f151d13</w:t>
-      </w:r>
-      <w:r>
-        <w:t xml:space="preserve">, v1.0.9 — before the per-session-color feature). Surfaced 2026-06-19 during the per-session-color M25/M26 verification run.</w:t>
-      </w:r>
-    </w:p>
-    <w:p>
-      <w:pPr>
-        <w:pStyle w:val="BodyText"/>
-      </w:pPr>
-      <w:r>
-        <w:rPr>
-          <w:b/>
-          <w:bCs/>
-        </w:rPr>
-        <w:t xml:space="preserve">Fix direction:</w:t>
-      </w:r>
-      <w:r>
-        <w:t xml:space="preserve"> </w:t>
-      </w:r>
-      <w:r>
-        <w:t xml:space="preserve">strengthen test 26 to assert ALL FOUR surfaces (</w:t>
-      </w:r>
-      <w:r>
-        <w:rPr>
-          <w:rStyle w:val="VerbatimChar"/>
-        </w:rPr>
-        <w:t xml:space="preserve">status-style</w:t>
-      </w:r>
-      <w:r>
-        <w:t xml:space="preserve">,</w:t>
-      </w:r>
-      <w:r>
-        <w:t xml:space="preserve"> </w:t>
-      </w:r>
-      <w:r>
-        <w:rPr>
-          <w:rStyle w:val="VerbatimChar"/>
-        </w:rPr>
-        <w:t xml:space="preserve">pane-active-border-style</w:t>
-      </w:r>
-      <w:r>
-        <w:t xml:space="preserve">,</w:t>
-      </w:r>
-      <w:r>
-        <w:t xml:space="preserve"> </w:t>
-      </w:r>
-      <w:r>
-        <w:rPr>
-          <w:rStyle w:val="VerbatimChar"/>
-        </w:rPr>
-        <w:t xml:space="preserve">clock-mode-colour</w:t>
-      </w:r>
-      <w:r>
-        <w:t xml:space="preserve">,</w:t>
-      </w:r>
-      <w:r>
-        <w:t xml:space="preserve"> </w:t>
-      </w:r>
-      <w:r>
-        <w:rPr>
-          <w:rStyle w:val="VerbatimChar"/>
-        </w:rPr>
-        <w:t xml:space="preserve">window-status-current-style</w:t>
-      </w:r>
-      <w:r>
-        <w:t xml:space="preserve">) so the M24 mutation (removing any 3) reliably FAILs it — mirroring the all-4-surfaces assertion already proven in test 63 T3 for the per-session path. (This also closes the symmetry gap: the per-session path has a 4-surface guard; the hostname path should too.)</w:t>
-      </w:r>
-    </w:p>
-    <w:p>
-      <w:pPr>
-        <w:pStyle w:val="BodyText"/>
-      </w:pPr>
-      <w:r>
-        <w:rPr>
-          <w:b/>
-          <w:bCs/>
-        </w:rPr>
-        <w:t xml:space="preserve">Out of scope:</w:t>
-      </w:r>
-      <w:r>
-        <w:t xml:space="preserve"> </w:t>
-      </w:r>
-      <w:r>
-        <w:t xml:space="preserve">the per-session-color feature (TMX-051). Tracked separately so the color release is not blocked by an unrelated pre-existing test-gap.</w:t>
-      </w:r>
-    </w:p>
-    <w:p>
-      <w:r>
-        <w:pict>
-          <v:rect style="width:0;height:1.5pt" o:hralign="center" o:hrstd="t" o:hr="t"/>
-        </w:pict>
-      </w:r>
-    </w:p>
-    <w:bookmarkEnd w:id="22"/>
     <w:bookmarkEnd w:id="23"/>
     <w:bookmarkStart w:id="24" w:name="X21004db0bb76d472427ca54c339998fa22148c1"/>
     <w:p>
@@ -5712,7 +5995,7 @@
     </w:p>
     <w:bookmarkEnd w:id="26"/>
     <w:bookmarkEnd w:id="27"/>
-    <w:bookmarkStart w:id="29" w:name="X966a375fa82ea8147a2285eccfb24cb2d6f99c8"/>
+    <w:bookmarkStart w:id="34" w:name="X966a375fa82ea8147a2285eccfb24cb2d6f99c8"/>
     <w:p>
       <w:pPr>
         <w:pStyle w:val="Heading2"/>
@@ -6161,8 +6444,536 @@
       </w:r>
     </w:p>
     <w:bookmarkEnd w:id="28"/>
+    <w:bookmarkStart w:id="29" w:name="Xcbb00389883b5577d99d8082dcffa97a572a350"/>
+    <w:p>
+      <w:pPr>
+        <w:pStyle w:val="Heading3"/>
+      </w:pPr>
+      <w:r>
+        <w:t xml:space="preserve">A99. set_status.go strands block identity onto an occupied Issues triple on reopen —</w:t>
+      </w:r>
+      <w:r>
+        <w:t xml:space="preserve"> </w:t>
+      </w:r>
+      <w:r>
+        <w:rPr>
+          <w:rStyle w:val="VerbatimChar"/>
+        </w:rPr>
+        <w:t xml:space="preserve">OPEN</w:t>
+      </w:r>
+    </w:p>
+    <w:p>
+      <w:pPr>
+        <w:pStyle w:val="FirstParagraph"/>
+      </w:pPr>
+      <w:r>
+        <w:rPr>
+          <w:b/>
+          <w:bCs/>
+        </w:rPr>
+        <w:t xml:space="preserve">TMX-ID:</w:t>
+      </w:r>
+      <w:r>
+        <w:t xml:space="preserve"> </w:t>
+      </w:r>
+      <w:r>
+        <w:t xml:space="preserve">TMX-099</w:t>
+      </w:r>
+      <w:r>
+        <w:t xml:space="preserve"> </w:t>
+      </w:r>
+      <w:r>
+        <w:rPr>
+          <w:b/>
+          <w:bCs/>
+        </w:rPr>
+        <w:t xml:space="preserve">Type:</w:t>
+      </w:r>
+      <w:r>
+        <w:t xml:space="preserve"> </w:t>
+      </w:r>
+      <w:r>
+        <w:t xml:space="preserve">Bug</w:t>
+      </w:r>
+      <w:r>
+        <w:t xml:space="preserve"> </w:t>
+      </w:r>
+      <w:r>
+        <w:rPr>
+          <w:b/>
+          <w:bCs/>
+        </w:rPr>
+        <w:t xml:space="preserve">Status:</w:t>
+      </w:r>
+      <w:r>
+        <w:t xml:space="preserve"> </w:t>
+      </w:r>
+      <w:r>
+        <w:rPr>
+          <w:rStyle w:val="VerbatimChar"/>
+        </w:rPr>
+        <w:t xml:space="preserve">Queued</w:t>
+      </w:r>
+      <w:r>
+        <w:t xml:space="preserve"> </w:t>
+      </w:r>
+      <w:r>
+        <w:rPr>
+          <w:b/>
+          <w:bCs/>
+        </w:rPr>
+        <w:t xml:space="preserve">Severity:</w:t>
+      </w:r>
+      <w:r>
+        <w:t xml:space="preserve"> </w:t>
+      </w:r>
+      <w:r>
+        <w:t xml:space="preserve">MEDIUM</w:t>
+      </w:r>
+    </w:p>
+    <w:p>
+      <w:pPr>
+        <w:pStyle w:val="BodyText"/>
+      </w:pPr>
+      <w:r>
+        <w:t xml:space="preserve">set_status.go carries the identical defect close.go had before TMX-099: it mutates only Status and CurrentLocation (it.CurrentLocation = LocationIssues) with NO check that the destination (Issues, category, code_ordinal) triple is free. A reopen can therefore strand an item onto a block another item already holds — the mirror image of the close-side collision fixed this cycle. Measured basis: block codes are category-local and NOT unique across the two trackers (9 of 10 codes present in both files), and 8 of 10 open items would collide on close before the close.go guard landed. Repro: reopen an item whose Issues-side triple is already held. Fix direction: apply the same checkDestinationBlockIdentityFree fail-closed guard, with the same three false-positive guards (ordinal&lt;=0 sentinel, Obsolete supersession, self-exclusion). Acceptance: a RED test reproducing the reverse collision, flipped GREEN by the guard, plus a paired 1.1 mutation.</w:t>
+      </w:r>
+    </w:p>
     <w:bookmarkEnd w:id="29"/>
+    <w:bookmarkStart w:id="30" w:name="X16fca655e10800e5ede3f2bc013a76370c1b7db"/>
+    <w:p>
+      <w:pPr>
+        <w:pStyle w:val="Heading3"/>
+      </w:pPr>
+      <w:r>
+        <w:t xml:space="preserve">A100. Identity audit cannot locate the block for 57 of 95 items —</w:t>
+      </w:r>
+      <w:r>
+        <w:t xml:space="preserve"> </w:t>
+      </w:r>
+      <w:r>
+        <w:rPr>
+          <w:rStyle w:val="VerbatimChar"/>
+        </w:rPr>
+        <w:t xml:space="preserve">OPEN</w:t>
+      </w:r>
+    </w:p>
+    <w:p>
+      <w:pPr>
+        <w:pStyle w:val="FirstParagraph"/>
+      </w:pPr>
+      <w:r>
+        <w:rPr>
+          <w:b/>
+          <w:bCs/>
+        </w:rPr>
+        <w:t xml:space="preserve">TMX-ID:</w:t>
+      </w:r>
+      <w:r>
+        <w:t xml:space="preserve"> </w:t>
+      </w:r>
+      <w:r>
+        <w:t xml:space="preserve">TMX-100</w:t>
+      </w:r>
+      <w:r>
+        <w:t xml:space="preserve"> </w:t>
+      </w:r>
+      <w:r>
+        <w:rPr>
+          <w:b/>
+          <w:bCs/>
+        </w:rPr>
+        <w:t xml:space="preserve">Type:</w:t>
+      </w:r>
+      <w:r>
+        <w:t xml:space="preserve"> </w:t>
+      </w:r>
+      <w:r>
+        <w:t xml:space="preserve">Task</w:t>
+      </w:r>
+      <w:r>
+        <w:t xml:space="preserve"> </w:t>
+      </w:r>
+      <w:r>
+        <w:rPr>
+          <w:b/>
+          <w:bCs/>
+        </w:rPr>
+        <w:t xml:space="preserve">Status:</w:t>
+      </w:r>
+      <w:r>
+        <w:t xml:space="preserve"> </w:t>
+      </w:r>
+      <w:r>
+        <w:rPr>
+          <w:rStyle w:val="VerbatimChar"/>
+        </w:rPr>
+        <w:t xml:space="preserve">Queued</w:t>
+      </w:r>
+      <w:r>
+        <w:t xml:space="preserve"> </w:t>
+      </w:r>
+      <w:r>
+        <w:rPr>
+          <w:b/>
+          <w:bCs/>
+        </w:rPr>
+        <w:t xml:space="preserve">Severity:</w:t>
+      </w:r>
+      <w:r>
+        <w:t xml:space="preserve"> </w:t>
+      </w:r>
+      <w:r>
+        <w:t xml:space="preserve">MEDIUM</w:t>
+      </w:r>
+    </w:p>
+    <w:p>
+      <w:pPr>
+        <w:pStyle w:val="BodyText"/>
+      </w:pPr>
+      <w:r>
+        <w:t xml:space="preserve">workable-items validate reports: 57 item(s) skipped by the identity audit — their block could not be located. These are rows whose stored (location, category, code_ordinal) names a block the parser cannot find in the file that location names. This is a DISTINCT defect from the close-side collision guard (TMX-099) and is NOT closed by it; it is also distinct from TMX-050 (Obsolete rows are skipped BEFORE the unlocated counter increments, so TMX-050 is not among the 57). Two contributing causes are already measured: 58 blocks carry no</w:t>
+      </w:r>
+      <w:r>
+        <w:t xml:space="preserve"> </w:t>
+      </w:r>
+      <w:r>
+        <w:rPr>
+          <w:b/>
+          <w:bCs/>
+        </w:rPr>
+        <w:t xml:space="preserve">TMX-ID:</w:t>
+      </w:r>
+      <w:r>
+        <w:t xml:space="preserve"> </w:t>
+      </w:r>
+      <w:r>
+        <w:t xml:space="preserve">line for the audit to join on, and any block migrated by hand leaves the DB pointer behind. Fix direction: backfill the missing TMX-ID lines, then add an audit fallback keying tier so a block is locatable by (category, ordinal) when the id line is absent. Acceptance: the skipped count falls to zero or every residual is enumerated as an honest, justified gap.</w:t>
+      </w:r>
+    </w:p>
     <w:bookmarkEnd w:id="30"/>
+    <w:bookmarkStart w:id="31" w:name="X5a71f53711fdc7de1fd1015490fb3ffd6528e7d"/>
+    <w:p>
+      <w:pPr>
+        <w:pStyle w:val="Heading3"/>
+      </w:pPr>
+      <w:r>
+        <w:t xml:space="preserve">A101. §11.4.44 revision headers absent from Issues.md, Fixed.md and CONTINUATION.md —</w:t>
+      </w:r>
+      <w:r>
+        <w:t xml:space="preserve"> </w:t>
+      </w:r>
+      <w:r>
+        <w:rPr>
+          <w:rStyle w:val="VerbatimChar"/>
+        </w:rPr>
+        <w:t xml:space="preserve">OPEN</w:t>
+      </w:r>
+    </w:p>
+    <w:p>
+      <w:pPr>
+        <w:pStyle w:val="FirstParagraph"/>
+      </w:pPr>
+      <w:r>
+        <w:rPr>
+          <w:b/>
+          <w:bCs/>
+        </w:rPr>
+        <w:t xml:space="preserve">TMX-ID:</w:t>
+      </w:r>
+      <w:r>
+        <w:t xml:space="preserve"> </w:t>
+      </w:r>
+      <w:r>
+        <w:t xml:space="preserve">TMX-101</w:t>
+      </w:r>
+      <w:r>
+        <w:t xml:space="preserve"> </w:t>
+      </w:r>
+      <w:r>
+        <w:rPr>
+          <w:b/>
+          <w:bCs/>
+        </w:rPr>
+        <w:t xml:space="preserve">Type:</w:t>
+      </w:r>
+      <w:r>
+        <w:t xml:space="preserve"> </w:t>
+      </w:r>
+      <w:r>
+        <w:t xml:space="preserve">Task</w:t>
+      </w:r>
+      <w:r>
+        <w:t xml:space="preserve"> </w:t>
+      </w:r>
+      <w:r>
+        <w:rPr>
+          <w:b/>
+          <w:bCs/>
+        </w:rPr>
+        <w:t xml:space="preserve">Status:</w:t>
+      </w:r>
+      <w:r>
+        <w:t xml:space="preserve"> </w:t>
+      </w:r>
+      <w:r>
+        <w:rPr>
+          <w:rStyle w:val="VerbatimChar"/>
+        </w:rPr>
+        <w:t xml:space="preserve">Queued</w:t>
+      </w:r>
+      <w:r>
+        <w:t xml:space="preserve"> </w:t>
+      </w:r>
+      <w:r>
+        <w:rPr>
+          <w:b/>
+          <w:bCs/>
+        </w:rPr>
+        <w:t xml:space="preserve">Severity:</w:t>
+      </w:r>
+      <w:r>
+        <w:t xml:space="preserve"> </w:t>
+      </w:r>
+      <w:r>
+        <w:t xml:space="preserve">MEDIUM</w:t>
+      </w:r>
+    </w:p>
+    <w:p>
+      <w:pPr>
+        <w:pStyle w:val="BodyText"/>
+      </w:pPr>
+      <w:r>
+        <w:t xml:space="preserve">Measured 2026-09-02: §11.4.44 names Issues.md, Fixed.md and CONTINUATION.md as in-scope and requires BOTH</w:t>
+      </w:r>
+      <w:r>
+        <w:t xml:space="preserve"> </w:t>
+      </w:r>
+      <w:r>
+        <w:rPr>
+          <w:b/>
+          <w:bCs/>
+        </w:rPr>
+        <w:t xml:space="preserve">Revision:</w:t>
+      </w:r>
+      <w:r>
+        <w:t xml:space="preserve"> </w:t>
+      </w:r>
+      <w:r>
+        <w:t xml:space="preserve">N and</w:t>
+      </w:r>
+      <w:r>
+        <w:t xml:space="preserve"> </w:t>
+      </w:r>
+      <w:r>
+        <w:rPr>
+          <w:b/>
+          <w:bCs/>
+        </w:rPr>
+        <w:t xml:space="preserve">Last modified:</w:t>
+      </w:r>
+      <w:r>
+        <w:t xml:space="preserve"> </w:t>
+      </w:r>
+      <w:r>
+        <w:t xml:space="preserve">ISO-8601-UTC directly below the H1. Issues.md carries neither field (Revision=0, LastMod=0); Fixed.md carries neither (0/0); CONTINUATION.md carries Last updated but no Revision (0/1). Control needle: docs/workable-items/Status.md carries Revision=1, so the detecting grep is not blind. Repo-wide 60 of 86 tracked .md carry the field, so 26 do not. PRE-EXISTING, not introduced by the v1.0.45 tracker-integrity batch. Repro: for f in Issues.md Fixed.md CONTINUATION.md; do grep -c '^..Revision:..' $f; done. Acceptance: all three carry both mandatory fields, the doc_revision_bump helper covers them, and a gate FAILs when a field is stripped (paired §1.1 mutation).</w:t>
+      </w:r>
+    </w:p>
+    <w:bookmarkEnd w:id="31"/>
+    <w:bookmarkStart w:id="32" w:name="X80238fbe822bd5d79243a34a902eaee00e553c9"/>
+    <w:p>
+      <w:pPr>
+        <w:pStyle w:val="Heading3"/>
+      </w:pPr>
+      <w:r>
+        <w:t xml:space="preserve">A102. Issues_Summary.md and Fixed_Summary.md do not exist anywhere in the repository —</w:t>
+      </w:r>
+      <w:r>
+        <w:t xml:space="preserve"> </w:t>
+      </w:r>
+      <w:r>
+        <w:rPr>
+          <w:rStyle w:val="VerbatimChar"/>
+        </w:rPr>
+        <w:t xml:space="preserve">OPEN</w:t>
+      </w:r>
+    </w:p>
+    <w:p>
+      <w:pPr>
+        <w:pStyle w:val="FirstParagraph"/>
+      </w:pPr>
+      <w:r>
+        <w:rPr>
+          <w:b/>
+          <w:bCs/>
+        </w:rPr>
+        <w:t xml:space="preserve">TMX-ID:</w:t>
+      </w:r>
+      <w:r>
+        <w:t xml:space="preserve"> </w:t>
+      </w:r>
+      <w:r>
+        <w:t xml:space="preserve">TMX-102</w:t>
+      </w:r>
+      <w:r>
+        <w:t xml:space="preserve"> </w:t>
+      </w:r>
+      <w:r>
+        <w:rPr>
+          <w:b/>
+          <w:bCs/>
+        </w:rPr>
+        <w:t xml:space="preserve">Type:</w:t>
+      </w:r>
+      <w:r>
+        <w:t xml:space="preserve"> </w:t>
+      </w:r>
+      <w:r>
+        <w:t xml:space="preserve">Task</w:t>
+      </w:r>
+      <w:r>
+        <w:t xml:space="preserve"> </w:t>
+      </w:r>
+      <w:r>
+        <w:rPr>
+          <w:b/>
+          <w:bCs/>
+        </w:rPr>
+        <w:t xml:space="preserve">Status:</w:t>
+      </w:r>
+      <w:r>
+        <w:t xml:space="preserve"> </w:t>
+      </w:r>
+      <w:r>
+        <w:rPr>
+          <w:rStyle w:val="VerbatimChar"/>
+        </w:rPr>
+        <w:t xml:space="preserve">Queued</w:t>
+      </w:r>
+      <w:r>
+        <w:t xml:space="preserve"> </w:t>
+      </w:r>
+      <w:r>
+        <w:rPr>
+          <w:b/>
+          <w:bCs/>
+        </w:rPr>
+        <w:t xml:space="preserve">Severity:</w:t>
+      </w:r>
+      <w:r>
+        <w:t xml:space="preserve"> </w:t>
+      </w:r>
+      <w:r>
+        <w:t xml:space="preserve">MEDIUM</w:t>
+      </w:r>
+    </w:p>
+    <w:p>
+      <w:pPr>
+        <w:pStyle w:val="BodyText"/>
+      </w:pPr>
+      <w:r>
+        <w:t xml:space="preserve">Measured 2026-09-02: §11.4.12 mandates Issues_Summary.md and §11.4.53 mandates Fixed_Summary.md, each always in sync with its source tracker and exported to HTML and PDF. Neither file is tracked anywhere: git ls-files | grep -iE 'Issues_Summary|Fixed_Summary' returns empty, while the same search finds Issues.md and Fixed.md (control needle, so the search is not blind). scripts/tests/51_workable_items_db_integrity.sh references the summary names, so tooling already assumes them. PRE-EXISTING, not introduced by the v1.0.45 batch. Acceptance: both summaries generated from the workable-items DB with ATM/TMX-ID, Status, Type and Reopens columns per §11.4.19/§11.4.54/§11.4.55, exported per §11.4.65, reachable from README per §11.4.212, and a gate FAILs when a summary is stale or absent.</w:t>
+      </w:r>
+    </w:p>
+    <w:bookmarkEnd w:id="32"/>
+    <w:bookmarkStart w:id="33" w:name="X836e487297bac5f2208b99f6f820bc0c61a7f28"/>
+    <w:p>
+      <w:pPr>
+        <w:pStyle w:val="Heading3"/>
+      </w:pPr>
+      <w:r>
+        <w:t xml:space="preserve">A103. sync db-to-md writes the git-tracked SSoT DB on every run, including read-only verification round-trips —</w:t>
+      </w:r>
+      <w:r>
+        <w:t xml:space="preserve"> </w:t>
+      </w:r>
+      <w:r>
+        <w:rPr>
+          <w:rStyle w:val="VerbatimChar"/>
+        </w:rPr>
+        <w:t xml:space="preserve">OPEN</w:t>
+      </w:r>
+    </w:p>
+    <w:p>
+      <w:pPr>
+        <w:pStyle w:val="FirstParagraph"/>
+      </w:pPr>
+      <w:r>
+        <w:rPr>
+          <w:b/>
+          <w:bCs/>
+        </w:rPr>
+        <w:t xml:space="preserve">TMX-ID:</w:t>
+      </w:r>
+      <w:r>
+        <w:t xml:space="preserve"> </w:t>
+      </w:r>
+      <w:r>
+        <w:t xml:space="preserve">TMX-103</w:t>
+      </w:r>
+      <w:r>
+        <w:t xml:space="preserve"> </w:t>
+      </w:r>
+      <w:r>
+        <w:rPr>
+          <w:b/>
+          <w:bCs/>
+        </w:rPr>
+        <w:t xml:space="preserve">Type:</w:t>
+      </w:r>
+      <w:r>
+        <w:t xml:space="preserve"> </w:t>
+      </w:r>
+      <w:r>
+        <w:t xml:space="preserve">Bug</w:t>
+      </w:r>
+      <w:r>
+        <w:t xml:space="preserve"> </w:t>
+      </w:r>
+      <w:r>
+        <w:rPr>
+          <w:b/>
+          <w:bCs/>
+        </w:rPr>
+        <w:t xml:space="preserve">Status:</w:t>
+      </w:r>
+      <w:r>
+        <w:t xml:space="preserve"> </w:t>
+      </w:r>
+      <w:r>
+        <w:rPr>
+          <w:rStyle w:val="VerbatimChar"/>
+        </w:rPr>
+        <w:t xml:space="preserve">Queued</w:t>
+      </w:r>
+      <w:r>
+        <w:t xml:space="preserve"> </w:t>
+      </w:r>
+      <w:r>
+        <w:rPr>
+          <w:b/>
+          <w:bCs/>
+        </w:rPr>
+        <w:t xml:space="preserve">Severity:</w:t>
+      </w:r>
+      <w:r>
+        <w:t xml:space="preserve"> </w:t>
+      </w:r>
+      <w:r>
+        <w:t xml:space="preserve">MEDIUM</w:t>
+      </w:r>
+    </w:p>
+    <w:p>
+      <w:pPr>
+        <w:pStyle w:val="BodyText"/>
+      </w:pPr>
+      <w:r>
+        <w:t xml:space="preserve">Measured 2026-09-02 by an independent review: 'workable-items sync db-to-md' rewrites meta.last_sync_direction and meta.last_sync_timestamp (cmd/workable-items/sync_db_to_md.go:131-134) on EVERY invocation, including a pure verification round-trip that renders into a throwaway --out-dir and touches no tracker. Consequence: the documented byte-identity verification procedure DIRTIES the git-tracked SSoT docs/workable_items.db, so any reviewer or CI pass that verifies the round-trip leaves the tree modified and cannot restore it byte-exactly (the prior stamp bytes are unrecoverable; inventing them would fabricate state). This is an observer-effect defect per 11.4.128(1) and a no-commit-during-verification hazard per 11.4.121. PRE-EXISTING: the stamp write is present at HEAD:cmd/workable-items/sync_db_to_md.go, but the v1.0.45 batch newly enshrines the round-trip as the documented verification mechanism without tracking the side effect. Scope proof: successive db-to-md runs on copies differ ONLY in those two meta rows (full logical table dump); validate is byte-neutral. Repro: cp docs/workable_items.db /tmp/a.db; sync db-to-md --db /tmp/a.db --out-dir /tmp/o1; sha256sum /tmp/a.db; repeat; hashes differ. Acceptance: a read-only verification mode that renders without writing the DB, or the stamp moved out of the tracked artifact, proven by a test asserting the DB sha256 is unchanged across a verification round-trip, plus a paired 1.1 mutation.</w:t>
+      </w:r>
+    </w:p>
+    <w:bookmarkEnd w:id="33"/>
+    <w:bookmarkEnd w:id="34"/>
+    <w:bookmarkEnd w:id="35"/>
     <w:sectPr>
       <w:footnotePr>
         <w:numRestart w:val="eachSect"/>
